--- a/docs/entregas/semana-5/Caso 1 - Semana 5 - Informe final.docx
+++ b/docs/entregas/semana-5/Caso 1 - Semana 5 - Informe final.docx
@@ -18441,224 +18441,92 @@
       <w:r>
         <w:rPr>
           <w:rFonts w:ascii="Times New Roman" w:cs="Times New Roman" w:eastAsia="Times New Roman" w:hAnsi="Times New Roman"/>
+          <w:b/>
+          <w:bCs/>
+          <w:color w:val="000000"/>
+          <w:sz w:val="24"/>
+          <w:szCs w:val="24"/>
+        </w:rPr>
+        <w:t xml:space="preserve">Medido el 07/09/2026, una sola vez</w:t>
+      </w:r>
+      <w:r>
+        <w:rPr>
+          <w:rFonts w:ascii="Times New Roman" w:cs="Times New Roman" w:eastAsia="Times New Roman" w:hAnsi="Times New Roman"/>
+          <w:color w:val="000000"/>
+          <w:sz w:val="24"/>
+          <w:szCs w:val="24"/>
+        </w:rPr>
+        <w:t xml:space="preserve">, sobre el commit </w:t>
+      </w:r>
+      <w:r>
+        <w:rPr>
+          <w:rFonts w:ascii="Courier New" w:cs="Courier New" w:eastAsia="Courier New" w:hAnsi="Courier New"/>
+          <w:color w:val="000000"/>
+          <w:sz w:val="22"/>
+          <w:szCs w:val="22"/>
+        </w:rPr>
+        <w:t xml:space="preserve">1426bce</w:t>
+      </w:r>
+      <w:r>
+        <w:rPr>
+          <w:rFonts w:ascii="Times New Roman" w:cs="Times New Roman" w:eastAsia="Times New Roman" w:hAnsi="Times New Roman"/>
+          <w:color w:val="000000"/>
+          <w:sz w:val="24"/>
+          <w:szCs w:val="24"/>
+        </w:rPr>
+        <w:t xml:space="preserve"> con el árbol limpio. El pestillo lo registra con </w:t>
+      </w:r>
+      <w:r>
+        <w:rPr>
+          <w:rFonts w:ascii="Courier New" w:cs="Courier New" w:eastAsia="Courier New" w:hAnsi="Courier New"/>
+          <w:color w:val="000000"/>
+          <w:sz w:val="22"/>
+          <w:szCs w:val="22"/>
+        </w:rPr>
+        <w:t xml:space="preserve">n_corridas: 1</w:t>
+      </w:r>
+      <w:r>
+        <w:rPr>
+          <w:rFonts w:ascii="Times New Roman" w:cs="Times New Roman" w:eastAsia="Times New Roman" w:hAnsi="Times New Roman"/>
+          <w:color w:val="000000"/>
+          <w:sz w:val="24"/>
+          <w:szCs w:val="24"/>
+        </w:rPr>
+        <w:t xml:space="preserve">, seis modelos, cinco semillas, en una sola sesión.</w:t>
+      </w:r>
+    </w:p>
+    <w:p>
+      <w:pPr>
+        <w:keepNext/>
+        <w:spacing w:after="0" w:before="240" w:line="480" w:lineRule="auto"/>
+      </w:pPr>
+      <w:r>
+        <w:rPr>
+          <w:rFonts w:ascii="Times New Roman" w:cs="Times New Roman" w:eastAsia="Times New Roman" w:hAnsi="Times New Roman"/>
+          <w:b/>
+          <w:bCs/>
+          <w:color w:val="000000"/>
+          <w:sz w:val="24"/>
+          <w:szCs w:val="24"/>
+        </w:rPr>
+        <w:t xml:space="preserve">Tabla 15</w:t>
+      </w:r>
+    </w:p>
+    <w:p>
+      <w:pPr>
+        <w:keepNext/>
+        <w:spacing w:after="60" w:line="480" w:lineRule="auto"/>
+      </w:pPr>
+      <w:r>
+        <w:rPr>
+          <w:rFonts w:ascii="Times New Roman" w:cs="Times New Roman" w:eastAsia="Times New Roman" w:hAnsi="Times New Roman"/>
           <w:i/>
           <w:iCs/>
-          <w:color w:val="595959"/>
-          <w:sz w:val="24"/>
-          <w:szCs w:val="24"/>
-        </w:rPr>
-        <w:t xml:space="preserve">[PENDIENTE DE REDACCION — **PENDIENTE DE LA CORRIDA ÚNICA.** Esta subsección se rellena con el resultado de la única medición sobre el bloque de prueba, y **solo con ella**. El resto del informe está escrito y revisado antes de conocerla, que es ]</w:t>
-      </w:r>
-    </w:p>
-    <w:p>
-      <w:pPr>
-        <w:spacing w:after="0" w:line="480" w:lineRule="auto"/>
-        <w:ind w:firstLine="720"/>
-      </w:pPr>
-      <w:r>
-        <w:rPr>
-          <w:rFonts w:ascii="Times New Roman" w:cs="Times New Roman" w:eastAsia="Times New Roman" w:hAnsi="Times New Roman"/>
-          <w:color w:val="000000"/>
-          <w:sz w:val="24"/>
-          <w:szCs w:val="24"/>
-        </w:rPr>
-        <w:t xml:space="preserve">El protocolo está fijado por escrito en </w:t>
-      </w:r>
-      <w:r>
-        <w:rPr>
-          <w:rFonts w:ascii="Courier New" w:cs="Courier New" w:eastAsia="Courier New" w:hAnsi="Courier New"/>
-          <w:color w:val="000000"/>
-          <w:sz w:val="22"/>
-          <w:szCs w:val="22"/>
-        </w:rPr>
-        <w:t xml:space="preserve">docs/09-protocolo-bloque-prueba.md</w:t>
-      </w:r>
-      <w:r>
-        <w:rPr>
-          <w:rFonts w:ascii="Times New Roman" w:cs="Times New Roman" w:eastAsia="Times New Roman" w:hAnsi="Times New Roman"/>
-          <w:color w:val="000000"/>
-          <w:sz w:val="24"/>
-          <w:szCs w:val="24"/>
-        </w:rPr>
-        <w:t xml:space="preserve"> y la corrida está ensayada de punta a punta sobre validación, dos veces, con las banderas exactas.</w:t>
-      </w:r>
-    </w:p>
-    <w:p>
-      <w:pPr>
-        <w:spacing w:after="0" w:line="480" w:lineRule="auto"/>
-        <w:ind w:firstLine="720"/>
-      </w:pPr>
-      <w:r>
-        <w:rPr>
-          <w:rFonts w:ascii="Times New Roman" w:cs="Times New Roman" w:eastAsia="Times New Roman" w:hAnsi="Times New Roman"/>
-          <w:b/>
-          <w:bCs/>
-          <w:color w:val="000000"/>
-          <w:sz w:val="24"/>
-          <w:szCs w:val="24"/>
-        </w:rPr>
-        <w:t xml:space="preserve">Lo que se va a medir:</w:t>
-      </w:r>
-      <w:r>
-        <w:rPr>
-          <w:rFonts w:ascii="Times New Roman" w:cs="Times New Roman" w:eastAsia="Times New Roman" w:hAnsi="Times New Roman"/>
-          <w:color w:val="000000"/>
-          <w:sz w:val="24"/>
-          <w:szCs w:val="24"/>
-        </w:rPr>
-        <w:t xml:space="preserve"> una configuración por familia —sin variantes—, cinco semillas, con media y rango. Los seis modelos en </w:t>
-      </w:r>
-      <w:r>
-        <w:rPr>
-          <w:rFonts w:ascii="Times New Roman" w:cs="Times New Roman" w:eastAsia="Times New Roman" w:hAnsi="Times New Roman"/>
-          <w:b/>
-          <w:bCs/>
-          <w:color w:val="000000"/>
-          <w:sz w:val="24"/>
-          <w:szCs w:val="24"/>
-        </w:rPr>
-        <w:t xml:space="preserve">una sola sesión</w:t>
-      </w:r>
-      <w:r>
-        <w:rPr>
-          <w:rFonts w:ascii="Times New Roman" w:cs="Times New Roman" w:eastAsia="Times New Roman" w:hAnsi="Times New Roman"/>
-          <w:color w:val="000000"/>
-          <w:sz w:val="24"/>
-          <w:szCs w:val="24"/>
-        </w:rPr>
-        <w:t xml:space="preserve">, que el pestillo registra como una.</w:t>
-      </w:r>
-    </w:p>
-    <w:p>
-      <w:pPr>
-        <w:spacing w:after="0" w:line="480" w:lineRule="auto"/>
-        <w:ind w:firstLine="720"/>
-      </w:pPr>
-      <w:r>
-        <w:rPr>
-          <w:rFonts w:ascii="Times New Roman" w:cs="Times New Roman" w:eastAsia="Times New Roman" w:hAnsi="Times New Roman"/>
-          <w:b/>
-          <w:bCs/>
-          <w:color w:val="000000"/>
-          <w:sz w:val="24"/>
-          <w:szCs w:val="24"/>
-        </w:rPr>
-        <w:t xml:space="preserve">Lo que se va a reportar, decidido de antemano:</w:t>
-      </w:r>
-    </w:p>
-    <w:p>
-      <w:pPr>
-        <w:spacing w:after="0" w:line="480" w:lineRule="auto"/>
-        <w:ind w:firstLine="720"/>
-      </w:pPr>
-      <w:r>
-        <w:rPr>
-          <w:rFonts w:ascii="Times New Roman" w:cs="Times New Roman" w:eastAsia="Times New Roman" w:hAnsi="Times New Roman"/>
-          <w:color w:val="000000"/>
-          <w:sz w:val="24"/>
-          <w:szCs w:val="24"/>
-        </w:rPr>
-        <w:t xml:space="preserve">Los tres casos están escritos </w:t>
-      </w:r>
-      <w:r>
-        <w:rPr>
-          <w:rFonts w:ascii="Times New Roman" w:cs="Times New Roman" w:eastAsia="Times New Roman" w:hAnsi="Times New Roman"/>
-          <w:b/>
-          <w:bCs/>
-          <w:color w:val="000000"/>
-          <w:sz w:val="24"/>
-          <w:szCs w:val="24"/>
-        </w:rPr>
-        <w:t xml:space="preserve">antes</w:t>
-      </w:r>
-      <w:r>
-        <w:rPr>
-          <w:rFonts w:ascii="Times New Roman" w:cs="Times New Roman" w:eastAsia="Times New Roman" w:hAnsi="Times New Roman"/>
-          <w:color w:val="000000"/>
-          <w:sz w:val="24"/>
-          <w:szCs w:val="24"/>
-        </w:rPr>
-        <w:t xml:space="preserve"> de ver el número, y el informe reporta </w:t>
-      </w:r>
-      <w:r>
-        <w:rPr>
-          <w:rFonts w:ascii="Times New Roman" w:cs="Times New Roman" w:eastAsia="Times New Roman" w:hAnsi="Times New Roman"/>
-          <w:b/>
-          <w:bCs/>
-          <w:color w:val="000000"/>
-          <w:sz w:val="24"/>
-          <w:szCs w:val="24"/>
-        </w:rPr>
-        <w:t xml:space="preserve">la primera y única cifra que salga</w:t>
-      </w:r>
-      <w:r>
-        <w:rPr>
-          <w:rFonts w:ascii="Times New Roman" w:cs="Times New Roman" w:eastAsia="Times New Roman" w:hAnsi="Times New Roman"/>
-          <w:color w:val="000000"/>
-          <w:sz w:val="24"/>
-          <w:szCs w:val="24"/>
-        </w:rPr>
-        <w:t xml:space="preserve">. No hay una segunda corrida ni una cuarta rama en la que se busque otra configuración.</w:t>
-      </w:r>
-    </w:p>
-    <w:p>
-      <w:pPr>
-        <w:spacing w:after="0" w:line="480" w:lineRule="auto"/>
-        <w:ind w:firstLine="720"/>
-      </w:pPr>
-      <w:r>
-        <w:rPr>
-          <w:rFonts w:ascii="Times New Roman" w:cs="Times New Roman" w:eastAsia="Times New Roman" w:hAnsi="Times New Roman"/>
-          <w:b/>
-          <w:bCs/>
-          <w:color w:val="000000"/>
-          <w:sz w:val="24"/>
-          <w:szCs w:val="24"/>
-        </w:rPr>
-        <w:t xml:space="preserve">La expectativa, dicha de antemano para que no se lea como excusa después:</w:t>
-      </w:r>
-      <w:r>
-        <w:rPr>
-          <w:rFonts w:ascii="Times New Roman" w:cs="Times New Roman" w:eastAsia="Times New Roman" w:hAnsi="Times New Roman"/>
-          <w:color w:val="000000"/>
-          <w:sz w:val="24"/>
-          <w:szCs w:val="24"/>
-        </w:rPr>
-        <w:t xml:space="preserve"> no hay razón para esperar que el bloque de prueba mejore lo de validación. Esperar que datos no vistos favorezcan a un modelo más que los datos con los que se eligió es al revés de como funciona.</w:t>
-      </w:r>
-    </w:p>
-    <w:p>
-      <w:pPr>
-        <w:keepNext/>
-        <w:spacing w:after="0" w:before="240" w:line="480" w:lineRule="auto"/>
-      </w:pPr>
-      <w:r>
-        <w:rPr>
-          <w:rFonts w:ascii="Times New Roman" w:cs="Times New Roman" w:eastAsia="Times New Roman" w:hAnsi="Times New Roman"/>
-          <w:b/>
-          <w:bCs/>
-          <w:color w:val="000000"/>
-          <w:sz w:val="24"/>
-          <w:szCs w:val="24"/>
-        </w:rPr>
-        <w:t xml:space="preserve">Tabla —</w:t>
-      </w:r>
-    </w:p>
-    <w:p>
-      <w:pPr>
-        <w:keepNext/>
-        <w:spacing w:after="60" w:line="480" w:lineRule="auto"/>
-      </w:pPr>
-      <w:r>
-        <w:rPr>
-          <w:rFonts w:ascii="Times New Roman" w:cs="Times New Roman" w:eastAsia="Times New Roman" w:hAnsi="Times New Roman"/>
-          <w:i/>
-          <w:iCs/>
-          <w:color w:val="000000"/>
-          <w:sz w:val="24"/>
-          <w:szCs w:val="24"/>
-        </w:rPr>
-        <w:t xml:space="preserve">Tabla sin pie en el original</w:t>
+          <w:color w:val="000000"/>
+          <w:sz w:val="24"/>
+          <w:szCs w:val="24"/>
+        </w:rPr>
+        <w:t xml:space="preserve">Las 1 960 velas del bloque de prueba, semilla de referencia.</w:t>
       </w:r>
     </w:p>
     <w:tbl>
@@ -18674,8 +18542,10 @@
         </w:tblBorders>
       </w:tblPr>
       <w:tblGrid>
-        <w:gridCol w:w="4680"/>
-        <w:gridCol w:w="4680"/>
+        <w:gridCol w:w="2340"/>
+        <w:gridCol w:w="2340"/>
+        <w:gridCol w:w="2340"/>
+        <w:gridCol w:w="2340"/>
       </w:tblGrid>
       <w:tr>
         <w:trPr>
@@ -18683,7 +18553,7 @@
         </w:trPr>
         <w:tc>
           <w:tcPr>
-            <w:tcW w:type="dxa" w:w="4680"/>
+            <w:tcW w:type="dxa" w:w="2340"/>
             <w:tcBorders>
               <w:top w:val="single" w:color="000000" w:sz="6"/>
               <w:left w:val="none"/>
@@ -18709,13 +18579,13 @@
                 <w:sz w:val="22"/>
                 <w:szCs w:val="22"/>
               </w:rPr>
-              <w:t xml:space="preserve">Si pasa esto</w:t>
-            </w:r>
-          </w:p>
-        </w:tc>
-        <w:tc>
-          <w:tcPr>
-            <w:tcW w:type="dxa" w:w="4680"/>
+              <w:t xml:space="preserve">Corrida</w:t>
+            </w:r>
+          </w:p>
+        </w:tc>
+        <w:tc>
+          <w:tcPr>
+            <w:tcW w:type="dxa" w:w="2340"/>
             <w:tcBorders>
               <w:top w:val="single" w:color="000000" w:sz="6"/>
               <w:left w:val="none"/>
@@ -18741,7 +18611,71 @@
                 <w:sz w:val="22"/>
                 <w:szCs w:val="22"/>
               </w:rPr>
-              <w:t xml:space="preserve">El informe dice</w:t>
+              <w:t xml:space="preserve">Diferencia</w:t>
+            </w:r>
+          </w:p>
+        </w:tc>
+        <w:tc>
+          <w:tcPr>
+            <w:tcW w:type="dxa" w:w="2340"/>
+            <w:tcBorders>
+              <w:top w:val="single" w:color="000000" w:sz="6"/>
+              <w:left w:val="none"/>
+              <w:bottom w:val="single" w:color="000000" w:sz="6"/>
+              <w:right w:val="none"/>
+            </w:tcBorders>
+            <w:tcMar>
+              <w:top w:type="dxa" w:w="60"/>
+              <w:left w:type="dxa" w:w="100"/>
+              <w:bottom w:type="dxa" w:w="60"/>
+              <w:right w:type="dxa" w:w="100"/>
+            </w:tcMar>
+          </w:tcPr>
+          <w:p>
+            <w:pPr>
+              <w:spacing w:after="0" w:line="240" w:lineRule="auto"/>
+              <w:jc w:val="center"/>
+            </w:pPr>
+            <w:r>
+              <w:rPr>
+                <w:rFonts w:ascii="Times New Roman" w:cs="Times New Roman" w:eastAsia="Times New Roman" w:hAnsi="Times New Roman"/>
+                <w:color w:val="000000"/>
+                <w:sz w:val="22"/>
+                <w:szCs w:val="22"/>
+              </w:rPr>
+              <w:t xml:space="preserve">Intervalo 95 %</w:t>
+            </w:r>
+          </w:p>
+        </w:tc>
+        <w:tc>
+          <w:tcPr>
+            <w:tcW w:type="dxa" w:w="2340"/>
+            <w:tcBorders>
+              <w:top w:val="single" w:color="000000" w:sz="6"/>
+              <w:left w:val="none"/>
+              <w:bottom w:val="single" w:color="000000" w:sz="6"/>
+              <w:right w:val="none"/>
+            </w:tcBorders>
+            <w:tcMar>
+              <w:top w:type="dxa" w:w="60"/>
+              <w:left w:type="dxa" w:w="100"/>
+              <w:bottom w:type="dxa" w:w="60"/>
+              <w:right w:type="dxa" w:w="100"/>
+            </w:tcMar>
+          </w:tcPr>
+          <w:p>
+            <w:pPr>
+              <w:spacing w:after="0" w:line="240" w:lineRule="auto"/>
+              <w:jc w:val="center"/>
+            </w:pPr>
+            <w:r>
+              <w:rPr>
+                <w:rFonts w:ascii="Times New Roman" w:cs="Times New Roman" w:eastAsia="Times New Roman" w:hAnsi="Times New Roman"/>
+                <w:color w:val="000000"/>
+                <w:sz w:val="22"/>
+                <w:szCs w:val="22"/>
+              </w:rPr>
+              <w:t xml:space="preserve">¿Excluye el cero?</w:t>
             </w:r>
           </w:p>
         </w:tc>
@@ -18749,7 +18683,7 @@
       <w:tr>
         <w:tc>
           <w:tcPr>
-            <w:tcW w:type="dxa" w:w="4680"/>
+            <w:tcW w:type="dxa" w:w="2340"/>
             <w:tcBorders>
               <w:top w:val="none"/>
               <w:left w:val="none"/>
@@ -18775,13 +18709,13 @@
                 <w:sz w:val="22"/>
                 <w:szCs w:val="22"/>
               </w:rPr>
-              <w:t xml:space="preserve">El mejor modelo supera al azar y el intervalo excluye el cero</w:t>
-            </w:r>
-          </w:p>
-        </w:tc>
-        <w:tc>
-          <w:tcPr>
-            <w:tcW w:type="dxa" w:w="4680"/>
+              <w:t xml:space="preserve">Comprometida (21/08)</w:t>
+            </w:r>
+          </w:p>
+        </w:tc>
+        <w:tc>
+          <w:tcPr>
+            <w:tcW w:type="dxa" w:w="2340"/>
             <w:tcBorders>
               <w:top w:val="none"/>
               <w:left w:val="none"/>
@@ -18807,7 +18741,93 @@
                 <w:sz w:val="22"/>
                 <w:szCs w:val="22"/>
               </w:rPr>
-              <w:t xml:space="preserve">Detecta puntos de inflexión mejor que el azar sobre datos no vistos</w:t>
+              <w:t xml:space="preserve">−0,044792</w:t>
+            </w:r>
+          </w:p>
+        </w:tc>
+        <w:tc>
+          <w:tcPr>
+            <w:tcW w:type="dxa" w:w="2340"/>
+            <w:tcBorders>
+              <w:top w:val="none"/>
+              <w:left w:val="none"/>
+              <w:bottom w:val="none"/>
+              <w:right w:val="none"/>
+            </w:tcBorders>
+            <w:tcMar>
+              <w:top w:type="dxa" w:w="60"/>
+              <w:left w:type="dxa" w:w="100"/>
+              <w:bottom w:type="dxa" w:w="60"/>
+              <w:right w:type="dxa" w:w="100"/>
+            </w:tcMar>
+          </w:tcPr>
+          <w:p>
+            <w:pPr>
+              <w:spacing w:after="0" w:line="240" w:lineRule="auto"/>
+              <w:jc w:val="center"/>
+            </w:pPr>
+            <w:r>
+              <w:rPr>
+                <w:rFonts w:ascii="Times New Roman" w:cs="Times New Roman" w:eastAsia="Times New Roman" w:hAnsi="Times New Roman"/>
+                <w:color w:val="000000"/>
+                <w:sz w:val="22"/>
+                <w:szCs w:val="22"/>
+              </w:rPr>
+              <w:t xml:space="preserve">[−0,085204 , </w:t>
+            </w:r>
+            <w:r>
+              <w:rPr>
+                <w:rFonts w:ascii="Times New Roman" w:cs="Times New Roman" w:eastAsia="Times New Roman" w:hAnsi="Times New Roman"/>
+                <w:b/>
+                <w:bCs/>
+                <w:color w:val="000000"/>
+                <w:sz w:val="22"/>
+                <w:szCs w:val="22"/>
+              </w:rPr>
+              <w:t xml:space="preserve">−0,001457</w:t>
+            </w:r>
+            <w:r>
+              <w:rPr>
+                <w:rFonts w:ascii="Times New Roman" w:cs="Times New Roman" w:eastAsia="Times New Roman" w:hAnsi="Times New Roman"/>
+                <w:color w:val="000000"/>
+                <w:sz w:val="22"/>
+                <w:szCs w:val="22"/>
+              </w:rPr>
+              <w:t xml:space="preserve">]</w:t>
+            </w:r>
+          </w:p>
+        </w:tc>
+        <w:tc>
+          <w:tcPr>
+            <w:tcW w:type="dxa" w:w="2340"/>
+            <w:tcBorders>
+              <w:top w:val="none"/>
+              <w:left w:val="none"/>
+              <w:bottom w:val="none"/>
+              <w:right w:val="none"/>
+            </w:tcBorders>
+            <w:tcMar>
+              <w:top w:type="dxa" w:w="60"/>
+              <w:left w:type="dxa" w:w="100"/>
+              <w:bottom w:type="dxa" w:w="60"/>
+              <w:right w:type="dxa" w:w="100"/>
+            </w:tcMar>
+          </w:tcPr>
+          <w:p>
+            <w:pPr>
+              <w:spacing w:after="0" w:line="240" w:lineRule="auto"/>
+              <w:jc w:val="center"/>
+            </w:pPr>
+            <w:r>
+              <w:rPr>
+                <w:rFonts w:ascii="Times New Roman" w:cs="Times New Roman" w:eastAsia="Times New Roman" w:hAnsi="Times New Roman"/>
+                <w:b/>
+                <w:bCs/>
+                <w:color w:val="000000"/>
+                <w:sz w:val="22"/>
+                <w:szCs w:val="22"/>
+              </w:rPr>
+              <w:t xml:space="preserve">sí</w:t>
             </w:r>
           </w:p>
         </w:tc>
@@ -18815,11 +18835,11 @@
       <w:tr>
         <w:tc>
           <w:tcPr>
-            <w:tcW w:type="dxa" w:w="4680"/>
-            <w:tcBorders>
-              <w:top w:val="none"/>
-              <w:left w:val="none"/>
-              <w:bottom w:val="none"/>
+            <w:tcW w:type="dxa" w:w="2340"/>
+            <w:tcBorders>
+              <w:top w:val="none"/>
+              <w:left w:val="none"/>
+              <w:bottom w:val="single" w:color="000000" w:sz="6"/>
               <w:right w:val="none"/>
             </w:tcBorders>
             <w:tcMar>
@@ -18841,17 +18861,17 @@
                 <w:sz w:val="22"/>
                 <w:szCs w:val="22"/>
               </w:rPr>
-              <w:t xml:space="preserve">Supera al azar y el intervalo incluye el cero</w:t>
-            </w:r>
-          </w:p>
-        </w:tc>
-        <w:tc>
-          <w:tcPr>
-            <w:tcW w:type="dxa" w:w="4680"/>
-            <w:tcBorders>
-              <w:top w:val="none"/>
-              <w:left w:val="none"/>
-              <w:bottom w:val="none"/>
+              <w:t xml:space="preserve">Ensayo en seco (07/09)</w:t>
+            </w:r>
+          </w:p>
+        </w:tc>
+        <w:tc>
+          <w:tcPr>
+            <w:tcW w:type="dxa" w:w="2340"/>
+            <w:tcBorders>
+              <w:top w:val="none"/>
+              <w:left w:val="none"/>
+              <w:bottom w:val="single" w:color="000000" w:sz="6"/>
               <w:right w:val="none"/>
             </w:tcBorders>
             <w:tcMar>
@@ -18873,7 +18893,445 @@
                 <w:sz w:val="22"/>
                 <w:szCs w:val="22"/>
               </w:rPr>
-              <w:t xml:space="preserve">La ventaja no se distingue del azar con estos datos</w:t>
+              <w:t xml:space="preserve">−0,042894</w:t>
+            </w:r>
+          </w:p>
+        </w:tc>
+        <w:tc>
+          <w:tcPr>
+            <w:tcW w:type="dxa" w:w="2340"/>
+            <w:tcBorders>
+              <w:top w:val="none"/>
+              <w:left w:val="none"/>
+              <w:bottom w:val="single" w:color="000000" w:sz="6"/>
+              <w:right w:val="none"/>
+            </w:tcBorders>
+            <w:tcMar>
+              <w:top w:type="dxa" w:w="60"/>
+              <w:left w:type="dxa" w:w="100"/>
+              <w:bottom w:type="dxa" w:w="60"/>
+              <w:right w:type="dxa" w:w="100"/>
+            </w:tcMar>
+          </w:tcPr>
+          <w:p>
+            <w:pPr>
+              <w:spacing w:after="0" w:line="240" w:lineRule="auto"/>
+              <w:jc w:val="center"/>
+            </w:pPr>
+            <w:r>
+              <w:rPr>
+                <w:rFonts w:ascii="Times New Roman" w:cs="Times New Roman" w:eastAsia="Times New Roman" w:hAnsi="Times New Roman"/>
+                <w:color w:val="000000"/>
+                <w:sz w:val="22"/>
+                <w:szCs w:val="22"/>
+              </w:rPr>
+              <w:t xml:space="preserve">[−0,081945 , </w:t>
+            </w:r>
+            <w:r>
+              <w:rPr>
+                <w:rFonts w:ascii="Times New Roman" w:cs="Times New Roman" w:eastAsia="Times New Roman" w:hAnsi="Times New Roman"/>
+                <w:b/>
+                <w:bCs/>
+                <w:color w:val="000000"/>
+                <w:sz w:val="22"/>
+                <w:szCs w:val="22"/>
+              </w:rPr>
+              <w:t xml:space="preserve">+0,001996</w:t>
+            </w:r>
+            <w:r>
+              <w:rPr>
+                <w:rFonts w:ascii="Times New Roman" w:cs="Times New Roman" w:eastAsia="Times New Roman" w:hAnsi="Times New Roman"/>
+                <w:color w:val="000000"/>
+                <w:sz w:val="22"/>
+                <w:szCs w:val="22"/>
+              </w:rPr>
+              <w:t xml:space="preserve">]</w:t>
+            </w:r>
+          </w:p>
+        </w:tc>
+        <w:tc>
+          <w:tcPr>
+            <w:tcW w:type="dxa" w:w="2340"/>
+            <w:tcBorders>
+              <w:top w:val="none"/>
+              <w:left w:val="none"/>
+              <w:bottom w:val="single" w:color="000000" w:sz="6"/>
+              <w:right w:val="none"/>
+            </w:tcBorders>
+            <w:tcMar>
+              <w:top w:type="dxa" w:w="60"/>
+              <w:left w:type="dxa" w:w="100"/>
+              <w:bottom w:type="dxa" w:w="60"/>
+              <w:right w:type="dxa" w:w="100"/>
+            </w:tcMar>
+          </w:tcPr>
+          <w:p>
+            <w:pPr>
+              <w:spacing w:after="0" w:line="240" w:lineRule="auto"/>
+              <w:jc w:val="center"/>
+            </w:pPr>
+            <w:r>
+              <w:rPr>
+                <w:rFonts w:ascii="Times New Roman" w:cs="Times New Roman" w:eastAsia="Times New Roman" w:hAnsi="Times New Roman"/>
+                <w:b/>
+                <w:bCs/>
+                <w:color w:val="000000"/>
+                <w:sz w:val="22"/>
+                <w:szCs w:val="22"/>
+              </w:rPr>
+              <w:t xml:space="preserve">no</w:t>
+            </w:r>
+          </w:p>
+        </w:tc>
+      </w:tr>
+    </w:tbl>
+    <w:p>
+      <w:pPr>
+        <w:spacing w:after="240"/>
+      </w:pPr>
+    </w:p>
+    <w:p>
+      <w:pPr>
+        <w:spacing w:after="0" w:line="480" w:lineRule="auto"/>
+        <w:ind w:firstLine="720"/>
+      </w:pPr>
+      <w:r>
+        <w:rPr>
+          <w:rFonts w:ascii="Times New Roman" w:cs="Times New Roman" w:eastAsia="Times New Roman" w:hAnsi="Times New Roman"/>
+          <w:color w:val="000000"/>
+          <w:sz w:val="24"/>
+          <w:szCs w:val="24"/>
+        </w:rPr>
+        <w:t xml:space="preserve">El orden es </w:t>
+      </w:r>
+      <w:r>
+        <w:rPr>
+          <w:rFonts w:ascii="Times New Roman" w:cs="Times New Roman" w:eastAsia="Times New Roman" w:hAnsi="Times New Roman"/>
+          <w:b/>
+          <w:bCs/>
+          <w:color w:val="000000"/>
+          <w:sz w:val="24"/>
+          <w:szCs w:val="24"/>
+        </w:rPr>
+        <w:t xml:space="preserve">el mismo que en validación</w:t>
+      </w:r>
+      <w:r>
+        <w:rPr>
+          <w:rFonts w:ascii="Times New Roman" w:cs="Times New Roman" w:eastAsia="Times New Roman" w:hAnsi="Times New Roman"/>
+          <w:color w:val="000000"/>
+          <w:sz w:val="24"/>
+          <w:szCs w:val="24"/>
+        </w:rPr>
+        <w:t xml:space="preserve">: gana el bosque, y ningún modelo profundo lo supera.</w:t>
+      </w:r>
+    </w:p>
+    <w:p>
+      <w:pPr>
+        <w:pStyle w:val="Heading3"/>
+        <w:keepNext/>
+        <w:spacing w:after="0" w:before="0" w:line="480" w:lineRule="auto"/>
+      </w:pPr>
+      <w:r>
+        <w:rPr>
+          <w:rFonts w:ascii="Times New Roman" w:cs="Times New Roman" w:eastAsia="Times New Roman" w:hAnsi="Times New Roman"/>
+          <w:b/>
+          <w:bCs/>
+          <w:i/>
+          <w:iCs/>
+          <w:color w:val="000000"/>
+          <w:sz w:val="24"/>
+          <w:szCs w:val="24"/>
+        </w:rPr>
+        <w:t xml:space="preserve">La regla de decisión, aplicada</w:t>
+      </w:r>
+    </w:p>
+    <w:p>
+      <w:pPr>
+        <w:spacing w:after="0" w:line="480" w:lineRule="auto"/>
+        <w:ind w:firstLine="720"/>
+      </w:pPr>
+      <w:r>
+        <w:rPr>
+          <w:rFonts w:ascii="Times New Roman" w:cs="Times New Roman" w:eastAsia="Times New Roman" w:hAnsi="Times New Roman"/>
+          <w:color w:val="000000"/>
+          <w:sz w:val="24"/>
+          <w:szCs w:val="24"/>
+        </w:rPr>
+        <w:t xml:space="preserve">La sección 5 del protocolo declara que el proyecto </w:t>
+      </w:r>
+      <w:r>
+        <w:rPr>
+          <w:rFonts w:ascii="Times New Roman" w:cs="Times New Roman" w:eastAsia="Times New Roman" w:hAnsi="Times New Roman"/>
+          <w:b/>
+          <w:bCs/>
+          <w:color w:val="000000"/>
+          <w:sz w:val="24"/>
+          <w:szCs w:val="24"/>
+        </w:rPr>
+        <w:t xml:space="preserve">detecta puntos de inflexión</w:t>
+      </w:r>
+      <w:r>
+        <w:rPr>
+          <w:rFonts w:ascii="Times New Roman" w:cs="Times New Roman" w:eastAsia="Times New Roman" w:hAnsi="Times New Roman"/>
+          <w:color w:val="000000"/>
+          <w:sz w:val="24"/>
+          <w:szCs w:val="24"/>
+        </w:rPr>
+        <w:t xml:space="preserve"> si el mejor modelo cumple </w:t>
+      </w:r>
+      <w:r>
+        <w:rPr>
+          <w:rFonts w:ascii="Times New Roman" w:cs="Times New Roman" w:eastAsia="Times New Roman" w:hAnsi="Times New Roman"/>
+          <w:b/>
+          <w:bCs/>
+          <w:color w:val="000000"/>
+          <w:sz w:val="24"/>
+          <w:szCs w:val="24"/>
+        </w:rPr>
+        <w:t xml:space="preserve">las tres</w:t>
+      </w:r>
+      <w:r>
+        <w:rPr>
+          <w:rFonts w:ascii="Times New Roman" w:cs="Times New Roman" w:eastAsia="Times New Roman" w:hAnsi="Times New Roman"/>
+          <w:color w:val="000000"/>
+          <w:sz w:val="24"/>
+          <w:szCs w:val="24"/>
+        </w:rPr>
+        <w:t xml:space="preserve"> condiciones de la D16 contra el </w:t>
+      </w:r>
+      <w:r>
+        <w:rPr>
+          <w:rFonts w:ascii="Courier New" w:cs="Courier New" w:eastAsia="Courier New" w:hAnsi="Courier New"/>
+          <w:color w:val="000000"/>
+          <w:sz w:val="22"/>
+          <w:szCs w:val="22"/>
+        </w:rPr>
+        <w:t xml:space="preserve">baseline_aleatorio</w:t>
+      </w:r>
+      <w:r>
+        <w:rPr>
+          <w:rFonts w:ascii="Times New Roman" w:cs="Times New Roman" w:eastAsia="Times New Roman" w:hAnsi="Times New Roman"/>
+          <w:color w:val="000000"/>
+          <w:sz w:val="24"/>
+          <w:szCs w:val="24"/>
+        </w:rPr>
+        <w:t xml:space="preserve">.</w:t>
+      </w:r>
+    </w:p>
+    <w:p>
+      <w:pPr>
+        <w:keepNext/>
+        <w:spacing w:after="0" w:before="240" w:line="480" w:lineRule="auto"/>
+      </w:pPr>
+      <w:r>
+        <w:rPr>
+          <w:rFonts w:ascii="Times New Roman" w:cs="Times New Roman" w:eastAsia="Times New Roman" w:hAnsi="Times New Roman"/>
+          <w:b/>
+          <w:bCs/>
+          <w:color w:val="000000"/>
+          <w:sz w:val="24"/>
+          <w:szCs w:val="24"/>
+        </w:rPr>
+        <w:t xml:space="preserve">Tabla 16</w:t>
+      </w:r>
+    </w:p>
+    <w:p>
+      <w:pPr>
+        <w:keepNext/>
+        <w:spacing w:after="60" w:line="480" w:lineRule="auto"/>
+      </w:pPr>
+      <w:r>
+        <w:rPr>
+          <w:rFonts w:ascii="Times New Roman" w:cs="Times New Roman" w:eastAsia="Times New Roman" w:hAnsi="Times New Roman"/>
+          <w:i/>
+          <w:iCs/>
+          <w:color w:val="000000"/>
+          <w:sz w:val="24"/>
+          <w:szCs w:val="24"/>
+        </w:rPr>
+        <w:t xml:space="preserve">Las tres condiciones sobre el bloque de prueba.</w:t>
+      </w:r>
+    </w:p>
+    <w:tbl>
+      <w:tblPr>
+        <w:tblW w:type="dxa" w:w="9360"/>
+        <w:tblBorders>
+          <w:top w:val="none"/>
+          <w:left w:val="none"/>
+          <w:bottom w:val="none"/>
+          <w:right w:val="none"/>
+          <w:insideH w:val="none"/>
+          <w:insideV w:val="none"/>
+        </w:tblBorders>
+      </w:tblPr>
+      <w:tblGrid>
+        <w:gridCol w:w="1872"/>
+        <w:gridCol w:w="1872"/>
+        <w:gridCol w:w="1872"/>
+        <w:gridCol w:w="1872"/>
+        <w:gridCol w:w="1872"/>
+      </w:tblGrid>
+      <w:tr>
+        <w:trPr>
+          <w:tblHeader/>
+        </w:trPr>
+        <w:tc>
+          <w:tcPr>
+            <w:tcW w:type="dxa" w:w="1872"/>
+            <w:tcBorders>
+              <w:top w:val="single" w:color="000000" w:sz="6"/>
+              <w:left w:val="none"/>
+              <w:bottom w:val="single" w:color="000000" w:sz="6"/>
+              <w:right w:val="none"/>
+            </w:tcBorders>
+            <w:tcMar>
+              <w:top w:type="dxa" w:w="60"/>
+              <w:left w:type="dxa" w:w="100"/>
+              <w:bottom w:type="dxa" w:w="60"/>
+              <w:right w:type="dxa" w:w="100"/>
+            </w:tcMar>
+          </w:tcPr>
+          <w:p>
+            <w:pPr>
+              <w:spacing w:after="0" w:line="240" w:lineRule="auto"/>
+              <w:jc w:val="left"/>
+            </w:pPr>
+            <w:r>
+              <w:rPr>
+                <w:rFonts w:ascii="Times New Roman" w:cs="Times New Roman" w:eastAsia="Times New Roman" w:hAnsi="Times New Roman"/>
+                <w:color w:val="000000"/>
+                <w:sz w:val="22"/>
+                <w:szCs w:val="22"/>
+              </w:rPr>
+              <w:t xml:space="preserve">Modelo</w:t>
+            </w:r>
+          </w:p>
+        </w:tc>
+        <w:tc>
+          <w:tcPr>
+            <w:tcW w:type="dxa" w:w="1872"/>
+            <w:tcBorders>
+              <w:top w:val="single" w:color="000000" w:sz="6"/>
+              <w:left w:val="none"/>
+              <w:bottom w:val="single" w:color="000000" w:sz="6"/>
+              <w:right w:val="none"/>
+            </w:tcBorders>
+            <w:tcMar>
+              <w:top w:type="dxa" w:w="60"/>
+              <w:left w:type="dxa" w:w="100"/>
+              <w:bottom w:type="dxa" w:w="60"/>
+              <w:right w:type="dxa" w:w="100"/>
+            </w:tcMar>
+          </w:tcPr>
+          <w:p>
+            <w:pPr>
+              <w:spacing w:after="0" w:line="240" w:lineRule="auto"/>
+              <w:jc w:val="center"/>
+            </w:pPr>
+            <w:r>
+              <w:rPr>
+                <w:rFonts w:ascii="Times New Roman" w:cs="Times New Roman" w:eastAsia="Times New Roman" w:hAnsi="Times New Roman"/>
+                <w:color w:val="000000"/>
+                <w:sz w:val="22"/>
+                <w:szCs w:val="22"/>
+              </w:rPr>
+              <w:t xml:space="preserve">F1 macro</w:t>
+            </w:r>
+          </w:p>
+        </w:tc>
+        <w:tc>
+          <w:tcPr>
+            <w:tcW w:type="dxa" w:w="1872"/>
+            <w:tcBorders>
+              <w:top w:val="single" w:color="000000" w:sz="6"/>
+              <w:left w:val="none"/>
+              <w:bottom w:val="single" w:color="000000" w:sz="6"/>
+              <w:right w:val="none"/>
+            </w:tcBorders>
+            <w:tcMar>
+              <w:top w:type="dxa" w:w="60"/>
+              <w:left w:type="dxa" w:w="100"/>
+              <w:bottom w:type="dxa" w:w="60"/>
+              <w:right w:type="dxa" w:w="100"/>
+            </w:tcMar>
+          </w:tcPr>
+          <w:p>
+            <w:pPr>
+              <w:spacing w:after="0" w:line="240" w:lineRule="auto"/>
+              <w:jc w:val="center"/>
+            </w:pPr>
+            <w:r>
+              <w:rPr>
+                <w:rFonts w:ascii="Times New Roman" w:cs="Times New Roman" w:eastAsia="Times New Roman" w:hAnsi="Times New Roman"/>
+                <w:color w:val="000000"/>
+                <w:sz w:val="22"/>
+                <w:szCs w:val="22"/>
+              </w:rPr>
+              <w:t xml:space="preserve">Precisión direccional</w:t>
+            </w:r>
+          </w:p>
+        </w:tc>
+        <w:tc>
+          <w:tcPr>
+            <w:tcW w:type="dxa" w:w="1872"/>
+            <w:tcBorders>
+              <w:top w:val="single" w:color="000000" w:sz="6"/>
+              <w:left w:val="none"/>
+              <w:bottom w:val="single" w:color="000000" w:sz="6"/>
+              <w:right w:val="none"/>
+            </w:tcBorders>
+            <w:tcMar>
+              <w:top w:type="dxa" w:w="60"/>
+              <w:left w:type="dxa" w:w="100"/>
+              <w:bottom w:type="dxa" w:w="60"/>
+              <w:right w:type="dxa" w:w="100"/>
+            </w:tcMar>
+          </w:tcPr>
+          <w:p>
+            <w:pPr>
+              <w:spacing w:after="0" w:line="240" w:lineRule="auto"/>
+              <w:jc w:val="center"/>
+            </w:pPr>
+            <w:r>
+              <w:rPr>
+                <w:rFonts w:ascii="Times New Roman" w:cs="Times New Roman" w:eastAsia="Times New Roman" w:hAnsi="Times New Roman"/>
+                <w:color w:val="000000"/>
+                <w:sz w:val="22"/>
+                <w:szCs w:val="22"/>
+              </w:rPr>
+              <w:t xml:space="preserve">F1 máximo</w:t>
+            </w:r>
+          </w:p>
+        </w:tc>
+        <w:tc>
+          <w:tcPr>
+            <w:tcW w:type="dxa" w:w="1872"/>
+            <w:tcBorders>
+              <w:top w:val="single" w:color="000000" w:sz="6"/>
+              <w:left w:val="none"/>
+              <w:bottom w:val="single" w:color="000000" w:sz="6"/>
+              <w:right w:val="none"/>
+            </w:tcBorders>
+            <w:tcMar>
+              <w:top w:type="dxa" w:w="60"/>
+              <w:left w:type="dxa" w:w="100"/>
+              <w:bottom w:type="dxa" w:w="60"/>
+              <w:right w:type="dxa" w:w="100"/>
+            </w:tcMar>
+          </w:tcPr>
+          <w:p>
+            <w:pPr>
+              <w:spacing w:after="0" w:line="240" w:lineRule="auto"/>
+              <w:jc w:val="center"/>
+            </w:pPr>
+            <w:r>
+              <w:rPr>
+                <w:rFonts w:ascii="Times New Roman" w:cs="Times New Roman" w:eastAsia="Times New Roman" w:hAnsi="Times New Roman"/>
+                <w:color w:val="000000"/>
+                <w:sz w:val="22"/>
+                <w:szCs w:val="22"/>
+              </w:rPr>
+              <w:t xml:space="preserve">F1 mínimo</w:t>
             </w:r>
           </w:p>
         </w:tc>
@@ -18881,7 +19339,823 @@
       <w:tr>
         <w:tc>
           <w:tcPr>
-            <w:tcW w:type="dxa" w:w="4680"/>
+            <w:tcW w:type="dxa" w:w="1872"/>
+            <w:tcBorders>
+              <w:top w:val="none"/>
+              <w:left w:val="none"/>
+              <w:bottom w:val="none"/>
+              <w:right w:val="none"/>
+            </w:tcBorders>
+            <w:tcMar>
+              <w:top w:type="dxa" w:w="60"/>
+              <w:left w:type="dxa" w:w="100"/>
+              <w:bottom w:type="dxa" w:w="60"/>
+              <w:right w:type="dxa" w:w="100"/>
+            </w:tcMar>
+          </w:tcPr>
+          <w:p>
+            <w:pPr>
+              <w:spacing w:after="0" w:line="240" w:lineRule="auto"/>
+              <w:jc w:val="left"/>
+            </w:pPr>
+            <w:r>
+              <w:rPr>
+                <w:rFonts w:ascii="Times New Roman" w:cs="Times New Roman" w:eastAsia="Times New Roman" w:hAnsi="Times New Roman"/>
+                <w:b/>
+                <w:bCs/>
+                <w:color w:val="000000"/>
+                <w:sz w:val="22"/>
+                <w:szCs w:val="22"/>
+              </w:rPr>
+              <w:t xml:space="preserve">Bosque aleatorio</w:t>
+            </w:r>
+          </w:p>
+        </w:tc>
+        <w:tc>
+          <w:tcPr>
+            <w:tcW w:type="dxa" w:w="1872"/>
+            <w:tcBorders>
+              <w:top w:val="none"/>
+              <w:left w:val="none"/>
+              <w:bottom w:val="none"/>
+              <w:right w:val="none"/>
+            </w:tcBorders>
+            <w:tcMar>
+              <w:top w:type="dxa" w:w="60"/>
+              <w:left w:type="dxa" w:w="100"/>
+              <w:bottom w:type="dxa" w:w="60"/>
+              <w:right w:type="dxa" w:w="100"/>
+            </w:tcMar>
+          </w:tcPr>
+          <w:p>
+            <w:pPr>
+              <w:spacing w:after="0" w:line="240" w:lineRule="auto"/>
+              <w:jc w:val="center"/>
+            </w:pPr>
+            <w:r>
+              <w:rPr>
+                <w:rFonts w:ascii="Times New Roman" w:cs="Times New Roman" w:eastAsia="Times New Roman" w:hAnsi="Times New Roman"/>
+                <w:b/>
+                <w:bCs/>
+                <w:color w:val="000000"/>
+                <w:sz w:val="22"/>
+                <w:szCs w:val="22"/>
+              </w:rPr>
+              <w:t xml:space="preserve">0,378567</w:t>
+            </w:r>
+          </w:p>
+        </w:tc>
+        <w:tc>
+          <w:tcPr>
+            <w:tcW w:type="dxa" w:w="1872"/>
+            <w:tcBorders>
+              <w:top w:val="none"/>
+              <w:left w:val="none"/>
+              <w:bottom w:val="none"/>
+              <w:right w:val="none"/>
+            </w:tcBorders>
+            <w:tcMar>
+              <w:top w:type="dxa" w:w="60"/>
+              <w:left w:type="dxa" w:w="100"/>
+              <w:bottom w:type="dxa" w:w="60"/>
+              <w:right w:type="dxa" w:w="100"/>
+            </w:tcMar>
+          </w:tcPr>
+          <w:p>
+            <w:pPr>
+              <w:spacing w:after="0" w:line="240" w:lineRule="auto"/>
+              <w:jc w:val="center"/>
+            </w:pPr>
+            <w:r>
+              <w:rPr>
+                <w:rFonts w:ascii="Times New Roman" w:cs="Times New Roman" w:eastAsia="Times New Roman" w:hAnsi="Times New Roman"/>
+                <w:b/>
+                <w:bCs/>
+                <w:color w:val="000000"/>
+                <w:sz w:val="22"/>
+                <w:szCs w:val="22"/>
+              </w:rPr>
+              <w:t xml:space="preserve">0,104651</w:t>
+            </w:r>
+          </w:p>
+        </w:tc>
+        <w:tc>
+          <w:tcPr>
+            <w:tcW w:type="dxa" w:w="1872"/>
+            <w:tcBorders>
+              <w:top w:val="none"/>
+              <w:left w:val="none"/>
+              <w:bottom w:val="none"/>
+              <w:right w:val="none"/>
+            </w:tcBorders>
+            <w:tcMar>
+              <w:top w:type="dxa" w:w="60"/>
+              <w:left w:type="dxa" w:w="100"/>
+              <w:bottom w:type="dxa" w:w="60"/>
+              <w:right w:type="dxa" w:w="100"/>
+            </w:tcMar>
+          </w:tcPr>
+          <w:p>
+            <w:pPr>
+              <w:spacing w:after="0" w:line="240" w:lineRule="auto"/>
+              <w:jc w:val="center"/>
+            </w:pPr>
+            <w:r>
+              <w:rPr>
+                <w:rFonts w:ascii="Times New Roman" w:cs="Times New Roman" w:eastAsia="Times New Roman" w:hAnsi="Times New Roman"/>
+                <w:color w:val="000000"/>
+                <w:sz w:val="22"/>
+                <w:szCs w:val="22"/>
+              </w:rPr>
+              <w:t xml:space="preserve">0,046154</w:t>
+            </w:r>
+          </w:p>
+        </w:tc>
+        <w:tc>
+          <w:tcPr>
+            <w:tcW w:type="dxa" w:w="1872"/>
+            <w:tcBorders>
+              <w:top w:val="none"/>
+              <w:left w:val="none"/>
+              <w:bottom w:val="none"/>
+              <w:right w:val="none"/>
+            </w:tcBorders>
+            <w:tcMar>
+              <w:top w:type="dxa" w:w="60"/>
+              <w:left w:type="dxa" w:w="100"/>
+              <w:bottom w:type="dxa" w:w="60"/>
+              <w:right w:type="dxa" w:w="100"/>
+            </w:tcMar>
+          </w:tcPr>
+          <w:p>
+            <w:pPr>
+              <w:spacing w:after="0" w:line="240" w:lineRule="auto"/>
+              <w:jc w:val="center"/>
+            </w:pPr>
+            <w:r>
+              <w:rPr>
+                <w:rFonts w:ascii="Times New Roman" w:cs="Times New Roman" w:eastAsia="Times New Roman" w:hAnsi="Times New Roman"/>
+                <w:color w:val="000000"/>
+                <w:sz w:val="22"/>
+                <w:szCs w:val="22"/>
+              </w:rPr>
+              <w:t xml:space="preserve">0,165746</w:t>
+            </w:r>
+          </w:p>
+        </w:tc>
+      </w:tr>
+      <w:tr>
+        <w:tc>
+          <w:tcPr>
+            <w:tcW w:type="dxa" w:w="1872"/>
+            <w:tcBorders>
+              <w:top w:val="none"/>
+              <w:left w:val="none"/>
+              <w:bottom w:val="none"/>
+              <w:right w:val="none"/>
+            </w:tcBorders>
+            <w:tcMar>
+              <w:top w:type="dxa" w:w="60"/>
+              <w:left w:type="dxa" w:w="100"/>
+              <w:bottom w:type="dxa" w:w="60"/>
+              <w:right w:type="dxa" w:w="100"/>
+            </w:tcMar>
+          </w:tcPr>
+          <w:p>
+            <w:pPr>
+              <w:spacing w:after="0" w:line="240" w:lineRule="auto"/>
+              <w:jc w:val="left"/>
+            </w:pPr>
+            <w:r>
+              <w:rPr>
+                <w:rFonts w:ascii="Times New Roman" w:cs="Times New Roman" w:eastAsia="Times New Roman" w:hAnsi="Times New Roman"/>
+                <w:color w:val="000000"/>
+                <w:sz w:val="22"/>
+                <w:szCs w:val="22"/>
+              </w:rPr>
+              <w:t xml:space="preserve">Chronos-Bolt</w:t>
+            </w:r>
+          </w:p>
+        </w:tc>
+        <w:tc>
+          <w:tcPr>
+            <w:tcW w:type="dxa" w:w="1872"/>
+            <w:tcBorders>
+              <w:top w:val="none"/>
+              <w:left w:val="none"/>
+              <w:bottom w:val="none"/>
+              <w:right w:val="none"/>
+            </w:tcBorders>
+            <w:tcMar>
+              <w:top w:type="dxa" w:w="60"/>
+              <w:left w:type="dxa" w:w="100"/>
+              <w:bottom w:type="dxa" w:w="60"/>
+              <w:right w:type="dxa" w:w="100"/>
+            </w:tcMar>
+          </w:tcPr>
+          <w:p>
+            <w:pPr>
+              <w:spacing w:after="0" w:line="240" w:lineRule="auto"/>
+              <w:jc w:val="center"/>
+            </w:pPr>
+            <w:r>
+              <w:rPr>
+                <w:rFonts w:ascii="Times New Roman" w:cs="Times New Roman" w:eastAsia="Times New Roman" w:hAnsi="Times New Roman"/>
+                <w:color w:val="000000"/>
+                <w:sz w:val="22"/>
+                <w:szCs w:val="22"/>
+              </w:rPr>
+              <w:t xml:space="preserve">0,349991</w:t>
+            </w:r>
+          </w:p>
+        </w:tc>
+        <w:tc>
+          <w:tcPr>
+            <w:tcW w:type="dxa" w:w="1872"/>
+            <w:tcBorders>
+              <w:top w:val="none"/>
+              <w:left w:val="none"/>
+              <w:bottom w:val="none"/>
+              <w:right w:val="none"/>
+            </w:tcBorders>
+            <w:tcMar>
+              <w:top w:type="dxa" w:w="60"/>
+              <w:left w:type="dxa" w:w="100"/>
+              <w:bottom w:type="dxa" w:w="60"/>
+              <w:right w:type="dxa" w:w="100"/>
+            </w:tcMar>
+          </w:tcPr>
+          <w:p>
+            <w:pPr>
+              <w:spacing w:after="0" w:line="240" w:lineRule="auto"/>
+              <w:jc w:val="center"/>
+            </w:pPr>
+            <w:r>
+              <w:rPr>
+                <w:rFonts w:ascii="Times New Roman" w:cs="Times New Roman" w:eastAsia="Times New Roman" w:hAnsi="Times New Roman"/>
+                <w:color w:val="000000"/>
+                <w:sz w:val="22"/>
+                <w:szCs w:val="22"/>
+              </w:rPr>
+              <w:t xml:space="preserve">0,063953</w:t>
+            </w:r>
+          </w:p>
+        </w:tc>
+        <w:tc>
+          <w:tcPr>
+            <w:tcW w:type="dxa" w:w="1872"/>
+            <w:tcBorders>
+              <w:top w:val="none"/>
+              <w:left w:val="none"/>
+              <w:bottom w:val="none"/>
+              <w:right w:val="none"/>
+            </w:tcBorders>
+            <w:tcMar>
+              <w:top w:type="dxa" w:w="60"/>
+              <w:left w:type="dxa" w:w="100"/>
+              <w:bottom w:type="dxa" w:w="60"/>
+              <w:right w:type="dxa" w:w="100"/>
+            </w:tcMar>
+          </w:tcPr>
+          <w:p>
+            <w:pPr>
+              <w:spacing w:after="0" w:line="240" w:lineRule="auto"/>
+              <w:jc w:val="center"/>
+            </w:pPr>
+            <w:r>
+              <w:rPr>
+                <w:rFonts w:ascii="Times New Roman" w:cs="Times New Roman" w:eastAsia="Times New Roman" w:hAnsi="Times New Roman"/>
+                <w:color w:val="000000"/>
+                <w:sz w:val="22"/>
+                <w:szCs w:val="22"/>
+              </w:rPr>
+              <w:t xml:space="preserve">0,062992</w:t>
+            </w:r>
+          </w:p>
+        </w:tc>
+        <w:tc>
+          <w:tcPr>
+            <w:tcW w:type="dxa" w:w="1872"/>
+            <w:tcBorders>
+              <w:top w:val="none"/>
+              <w:left w:val="none"/>
+              <w:bottom w:val="none"/>
+              <w:right w:val="none"/>
+            </w:tcBorders>
+            <w:tcMar>
+              <w:top w:type="dxa" w:w="60"/>
+              <w:left w:type="dxa" w:w="100"/>
+              <w:bottom w:type="dxa" w:w="60"/>
+              <w:right w:type="dxa" w:w="100"/>
+            </w:tcMar>
+          </w:tcPr>
+          <w:p>
+            <w:pPr>
+              <w:spacing w:after="0" w:line="240" w:lineRule="auto"/>
+              <w:jc w:val="center"/>
+            </w:pPr>
+            <w:r>
+              <w:rPr>
+                <w:rFonts w:ascii="Times New Roman" w:cs="Times New Roman" w:eastAsia="Times New Roman" w:hAnsi="Times New Roman"/>
+                <w:color w:val="000000"/>
+                <w:sz w:val="22"/>
+                <w:szCs w:val="22"/>
+              </w:rPr>
+              <w:t xml:space="preserve">0,070707</w:t>
+            </w:r>
+          </w:p>
+        </w:tc>
+      </w:tr>
+      <w:tr>
+        <w:tc>
+          <w:tcPr>
+            <w:tcW w:type="dxa" w:w="1872"/>
+            <w:tcBorders>
+              <w:top w:val="none"/>
+              <w:left w:val="none"/>
+              <w:bottom w:val="none"/>
+              <w:right w:val="none"/>
+            </w:tcBorders>
+            <w:tcMar>
+              <w:top w:type="dxa" w:w="60"/>
+              <w:left w:type="dxa" w:w="100"/>
+              <w:bottom w:type="dxa" w:w="60"/>
+              <w:right w:type="dxa" w:w="100"/>
+            </w:tcMar>
+          </w:tcPr>
+          <w:p>
+            <w:pPr>
+              <w:spacing w:after="0" w:line="240" w:lineRule="auto"/>
+              <w:jc w:val="left"/>
+            </w:pPr>
+            <w:r>
+              <w:rPr>
+                <w:rFonts w:ascii="Times New Roman" w:cs="Times New Roman" w:eastAsia="Times New Roman" w:hAnsi="Times New Roman"/>
+                <w:color w:val="000000"/>
+                <w:sz w:val="22"/>
+                <w:szCs w:val="22"/>
+              </w:rPr>
+              <w:t xml:space="preserve">iTransformer</w:t>
+            </w:r>
+          </w:p>
+        </w:tc>
+        <w:tc>
+          <w:tcPr>
+            <w:tcW w:type="dxa" w:w="1872"/>
+            <w:tcBorders>
+              <w:top w:val="none"/>
+              <w:left w:val="none"/>
+              <w:bottom w:val="none"/>
+              <w:right w:val="none"/>
+            </w:tcBorders>
+            <w:tcMar>
+              <w:top w:type="dxa" w:w="60"/>
+              <w:left w:type="dxa" w:w="100"/>
+              <w:bottom w:type="dxa" w:w="60"/>
+              <w:right w:type="dxa" w:w="100"/>
+            </w:tcMar>
+          </w:tcPr>
+          <w:p>
+            <w:pPr>
+              <w:spacing w:after="0" w:line="240" w:lineRule="auto"/>
+              <w:jc w:val="center"/>
+            </w:pPr>
+            <w:r>
+              <w:rPr>
+                <w:rFonts w:ascii="Times New Roman" w:cs="Times New Roman" w:eastAsia="Times New Roman" w:hAnsi="Times New Roman"/>
+                <w:color w:val="000000"/>
+                <w:sz w:val="22"/>
+                <w:szCs w:val="22"/>
+              </w:rPr>
+              <w:t xml:space="preserve">0,348751</w:t>
+            </w:r>
+          </w:p>
+        </w:tc>
+        <w:tc>
+          <w:tcPr>
+            <w:tcW w:type="dxa" w:w="1872"/>
+            <w:tcBorders>
+              <w:top w:val="none"/>
+              <w:left w:val="none"/>
+              <w:bottom w:val="none"/>
+              <w:right w:val="none"/>
+            </w:tcBorders>
+            <w:tcMar>
+              <w:top w:type="dxa" w:w="60"/>
+              <w:left w:type="dxa" w:w="100"/>
+              <w:bottom w:type="dxa" w:w="60"/>
+              <w:right w:type="dxa" w:w="100"/>
+            </w:tcMar>
+          </w:tcPr>
+          <w:p>
+            <w:pPr>
+              <w:spacing w:after="0" w:line="240" w:lineRule="auto"/>
+              <w:jc w:val="center"/>
+            </w:pPr>
+            <w:r>
+              <w:rPr>
+                <w:rFonts w:ascii="Times New Roman" w:cs="Times New Roman" w:eastAsia="Times New Roman" w:hAnsi="Times New Roman"/>
+                <w:color w:val="000000"/>
+                <w:sz w:val="22"/>
+                <w:szCs w:val="22"/>
+              </w:rPr>
+              <w:t xml:space="preserve">0,093023</w:t>
+            </w:r>
+          </w:p>
+        </w:tc>
+        <w:tc>
+          <w:tcPr>
+            <w:tcW w:type="dxa" w:w="1872"/>
+            <w:tcBorders>
+              <w:top w:val="none"/>
+              <w:left w:val="none"/>
+              <w:bottom w:val="none"/>
+              <w:right w:val="none"/>
+            </w:tcBorders>
+            <w:tcMar>
+              <w:top w:type="dxa" w:w="60"/>
+              <w:left w:type="dxa" w:w="100"/>
+              <w:bottom w:type="dxa" w:w="60"/>
+              <w:right w:type="dxa" w:w="100"/>
+            </w:tcMar>
+          </w:tcPr>
+          <w:p>
+            <w:pPr>
+              <w:spacing w:after="0" w:line="240" w:lineRule="auto"/>
+              <w:jc w:val="center"/>
+            </w:pPr>
+            <w:r>
+              <w:rPr>
+                <w:rFonts w:ascii="Times New Roman" w:cs="Times New Roman" w:eastAsia="Times New Roman" w:hAnsi="Times New Roman"/>
+                <w:color w:val="000000"/>
+                <w:sz w:val="22"/>
+                <w:szCs w:val="22"/>
+              </w:rPr>
+              <w:t xml:space="preserve">0,116071</w:t>
+            </w:r>
+          </w:p>
+        </w:tc>
+        <w:tc>
+          <w:tcPr>
+            <w:tcW w:type="dxa" w:w="1872"/>
+            <w:tcBorders>
+              <w:top w:val="none"/>
+              <w:left w:val="none"/>
+              <w:bottom w:val="none"/>
+              <w:right w:val="none"/>
+            </w:tcBorders>
+            <w:tcMar>
+              <w:top w:type="dxa" w:w="60"/>
+              <w:left w:type="dxa" w:w="100"/>
+              <w:bottom w:type="dxa" w:w="60"/>
+              <w:right w:type="dxa" w:w="100"/>
+            </w:tcMar>
+          </w:tcPr>
+          <w:p>
+            <w:pPr>
+              <w:spacing w:after="0" w:line="240" w:lineRule="auto"/>
+              <w:jc w:val="center"/>
+            </w:pPr>
+            <w:r>
+              <w:rPr>
+                <w:rFonts w:ascii="Times New Roman" w:cs="Times New Roman" w:eastAsia="Times New Roman" w:hAnsi="Times New Roman"/>
+                <w:color w:val="000000"/>
+                <w:sz w:val="22"/>
+                <w:szCs w:val="22"/>
+              </w:rPr>
+              <w:t xml:space="preserve">0,032432</w:t>
+            </w:r>
+          </w:p>
+        </w:tc>
+      </w:tr>
+      <w:tr>
+        <w:tc>
+          <w:tcPr>
+            <w:tcW w:type="dxa" w:w="1872"/>
+            <w:tcBorders>
+              <w:top w:val="none"/>
+              <w:left w:val="none"/>
+              <w:bottom w:val="none"/>
+              <w:right w:val="none"/>
+            </w:tcBorders>
+            <w:tcMar>
+              <w:top w:type="dxa" w:w="60"/>
+              <w:left w:type="dxa" w:w="100"/>
+              <w:bottom w:type="dxa" w:w="60"/>
+              <w:right w:type="dxa" w:w="100"/>
+            </w:tcMar>
+          </w:tcPr>
+          <w:p>
+            <w:pPr>
+              <w:spacing w:after="0" w:line="240" w:lineRule="auto"/>
+              <w:jc w:val="left"/>
+            </w:pPr>
+            <w:r>
+              <w:rPr>
+                <w:rFonts w:ascii="Times New Roman" w:cs="Times New Roman" w:eastAsia="Times New Roman" w:hAnsi="Times New Roman"/>
+                <w:color w:val="000000"/>
+                <w:sz w:val="22"/>
+                <w:szCs w:val="22"/>
+              </w:rPr>
+              <w:t xml:space="preserve">Baseline aleatorio</w:t>
+            </w:r>
+          </w:p>
+        </w:tc>
+        <w:tc>
+          <w:tcPr>
+            <w:tcW w:type="dxa" w:w="1872"/>
+            <w:tcBorders>
+              <w:top w:val="none"/>
+              <w:left w:val="none"/>
+              <w:bottom w:val="none"/>
+              <w:right w:val="none"/>
+            </w:tcBorders>
+            <w:tcMar>
+              <w:top w:type="dxa" w:w="60"/>
+              <w:left w:type="dxa" w:w="100"/>
+              <w:bottom w:type="dxa" w:w="60"/>
+              <w:right w:type="dxa" w:w="100"/>
+            </w:tcMar>
+          </w:tcPr>
+          <w:p>
+            <w:pPr>
+              <w:spacing w:after="0" w:line="240" w:lineRule="auto"/>
+              <w:jc w:val="center"/>
+            </w:pPr>
+            <w:r>
+              <w:rPr>
+                <w:rFonts w:ascii="Times New Roman" w:cs="Times New Roman" w:eastAsia="Times New Roman" w:hAnsi="Times New Roman"/>
+                <w:color w:val="000000"/>
+                <w:sz w:val="22"/>
+                <w:szCs w:val="22"/>
+              </w:rPr>
+              <w:t xml:space="preserve">0,343546</w:t>
+            </w:r>
+          </w:p>
+        </w:tc>
+        <w:tc>
+          <w:tcPr>
+            <w:tcW w:type="dxa" w:w="1872"/>
+            <w:tcBorders>
+              <w:top w:val="none"/>
+              <w:left w:val="none"/>
+              <w:bottom w:val="none"/>
+              <w:right w:val="none"/>
+            </w:tcBorders>
+            <w:tcMar>
+              <w:top w:type="dxa" w:w="60"/>
+              <w:left w:type="dxa" w:w="100"/>
+              <w:bottom w:type="dxa" w:w="60"/>
+              <w:right w:type="dxa" w:w="100"/>
+            </w:tcMar>
+          </w:tcPr>
+          <w:p>
+            <w:pPr>
+              <w:spacing w:after="0" w:line="240" w:lineRule="auto"/>
+              <w:jc w:val="center"/>
+            </w:pPr>
+            <w:r>
+              <w:rPr>
+                <w:rFonts w:ascii="Times New Roman" w:cs="Times New Roman" w:eastAsia="Times New Roman" w:hAnsi="Times New Roman"/>
+                <w:color w:val="000000"/>
+                <w:sz w:val="22"/>
+                <w:szCs w:val="22"/>
+              </w:rPr>
+              <w:t xml:space="preserve">0,063953</w:t>
+            </w:r>
+          </w:p>
+        </w:tc>
+        <w:tc>
+          <w:tcPr>
+            <w:tcW w:type="dxa" w:w="1872"/>
+            <w:tcBorders>
+              <w:top w:val="none"/>
+              <w:left w:val="none"/>
+              <w:bottom w:val="none"/>
+              <w:right w:val="none"/>
+            </w:tcBorders>
+            <w:tcMar>
+              <w:top w:type="dxa" w:w="60"/>
+              <w:left w:type="dxa" w:w="100"/>
+              <w:bottom w:type="dxa" w:w="60"/>
+              <w:right w:type="dxa" w:w="100"/>
+            </w:tcMar>
+          </w:tcPr>
+          <w:p>
+            <w:pPr>
+              <w:spacing w:after="0" w:line="240" w:lineRule="auto"/>
+              <w:jc w:val="center"/>
+            </w:pPr>
+            <w:r>
+              <w:rPr>
+                <w:rFonts w:ascii="Times New Roman" w:cs="Times New Roman" w:eastAsia="Times New Roman" w:hAnsi="Times New Roman"/>
+                <w:color w:val="000000"/>
+                <w:sz w:val="22"/>
+                <w:szCs w:val="22"/>
+              </w:rPr>
+              <w:t xml:space="preserve">0,077778</w:t>
+            </w:r>
+          </w:p>
+        </w:tc>
+        <w:tc>
+          <w:tcPr>
+            <w:tcW w:type="dxa" w:w="1872"/>
+            <w:tcBorders>
+              <w:top w:val="none"/>
+              <w:left w:val="none"/>
+              <w:bottom w:val="none"/>
+              <w:right w:val="none"/>
+            </w:tcBorders>
+            <w:tcMar>
+              <w:top w:type="dxa" w:w="60"/>
+              <w:left w:type="dxa" w:w="100"/>
+              <w:bottom w:type="dxa" w:w="60"/>
+              <w:right w:type="dxa" w:w="100"/>
+            </w:tcMar>
+          </w:tcPr>
+          <w:p>
+            <w:pPr>
+              <w:spacing w:after="0" w:line="240" w:lineRule="auto"/>
+              <w:jc w:val="center"/>
+            </w:pPr>
+            <w:r>
+              <w:rPr>
+                <w:rFonts w:ascii="Times New Roman" w:cs="Times New Roman" w:eastAsia="Times New Roman" w:hAnsi="Times New Roman"/>
+                <w:color w:val="000000"/>
+                <w:sz w:val="22"/>
+                <w:szCs w:val="22"/>
+              </w:rPr>
+              <w:t xml:space="preserve">0,044944</w:t>
+            </w:r>
+          </w:p>
+        </w:tc>
+      </w:tr>
+      <w:tr>
+        <w:tc>
+          <w:tcPr>
+            <w:tcW w:type="dxa" w:w="1872"/>
+            <w:tcBorders>
+              <w:top w:val="none"/>
+              <w:left w:val="none"/>
+              <w:bottom w:val="none"/>
+              <w:right w:val="none"/>
+            </w:tcBorders>
+            <w:tcMar>
+              <w:top w:type="dxa" w:w="60"/>
+              <w:left w:type="dxa" w:w="100"/>
+              <w:bottom w:type="dxa" w:w="60"/>
+              <w:right w:type="dxa" w:w="100"/>
+            </w:tcMar>
+          </w:tcPr>
+          <w:p>
+            <w:pPr>
+              <w:spacing w:after="0" w:line="240" w:lineRule="auto"/>
+              <w:jc w:val="left"/>
+            </w:pPr>
+            <w:r>
+              <w:rPr>
+                <w:rFonts w:ascii="Times New Roman" w:cs="Times New Roman" w:eastAsia="Times New Roman" w:hAnsi="Times New Roman"/>
+                <w:color w:val="000000"/>
+                <w:sz w:val="22"/>
+                <w:szCs w:val="22"/>
+              </w:rPr>
+              <w:t xml:space="preserve">Baseline mayoritario</w:t>
+            </w:r>
+          </w:p>
+        </w:tc>
+        <w:tc>
+          <w:tcPr>
+            <w:tcW w:type="dxa" w:w="1872"/>
+            <w:tcBorders>
+              <w:top w:val="none"/>
+              <w:left w:val="none"/>
+              <w:bottom w:val="none"/>
+              <w:right w:val="none"/>
+            </w:tcBorders>
+            <w:tcMar>
+              <w:top w:type="dxa" w:w="60"/>
+              <w:left w:type="dxa" w:w="100"/>
+              <w:bottom w:type="dxa" w:w="60"/>
+              <w:right w:type="dxa" w:w="100"/>
+            </w:tcMar>
+          </w:tcPr>
+          <w:p>
+            <w:pPr>
+              <w:spacing w:after="0" w:line="240" w:lineRule="auto"/>
+              <w:jc w:val="center"/>
+            </w:pPr>
+            <w:r>
+              <w:rPr>
+                <w:rFonts w:ascii="Times New Roman" w:cs="Times New Roman" w:eastAsia="Times New Roman" w:hAnsi="Times New Roman"/>
+                <w:color w:val="000000"/>
+                <w:sz w:val="22"/>
+                <w:szCs w:val="22"/>
+              </w:rPr>
+              <w:t xml:space="preserve">0,318036</w:t>
+            </w:r>
+          </w:p>
+        </w:tc>
+        <w:tc>
+          <w:tcPr>
+            <w:tcW w:type="dxa" w:w="1872"/>
+            <w:tcBorders>
+              <w:top w:val="none"/>
+              <w:left w:val="none"/>
+              <w:bottom w:val="none"/>
+              <w:right w:val="none"/>
+            </w:tcBorders>
+            <w:tcMar>
+              <w:top w:type="dxa" w:w="60"/>
+              <w:left w:type="dxa" w:w="100"/>
+              <w:bottom w:type="dxa" w:w="60"/>
+              <w:right w:type="dxa" w:w="100"/>
+            </w:tcMar>
+          </w:tcPr>
+          <w:p>
+            <w:pPr>
+              <w:spacing w:after="0" w:line="240" w:lineRule="auto"/>
+              <w:jc w:val="center"/>
+            </w:pPr>
+            <w:r>
+              <w:rPr>
+                <w:rFonts w:ascii="Times New Roman" w:cs="Times New Roman" w:eastAsia="Times New Roman" w:hAnsi="Times New Roman"/>
+                <w:color w:val="000000"/>
+                <w:sz w:val="22"/>
+                <w:szCs w:val="22"/>
+              </w:rPr>
+              <w:t xml:space="preserve">0,000000</w:t>
+            </w:r>
+          </w:p>
+        </w:tc>
+        <w:tc>
+          <w:tcPr>
+            <w:tcW w:type="dxa" w:w="1872"/>
+            <w:tcBorders>
+              <w:top w:val="none"/>
+              <w:left w:val="none"/>
+              <w:bottom w:val="none"/>
+              <w:right w:val="none"/>
+            </w:tcBorders>
+            <w:tcMar>
+              <w:top w:type="dxa" w:w="60"/>
+              <w:left w:type="dxa" w:w="100"/>
+              <w:bottom w:type="dxa" w:w="60"/>
+              <w:right w:type="dxa" w:w="100"/>
+            </w:tcMar>
+          </w:tcPr>
+          <w:p>
+            <w:pPr>
+              <w:spacing w:after="0" w:line="240" w:lineRule="auto"/>
+              <w:jc w:val="center"/>
+            </w:pPr>
+            <w:r>
+              <w:rPr>
+                <w:rFonts w:ascii="Times New Roman" w:cs="Times New Roman" w:eastAsia="Times New Roman" w:hAnsi="Times New Roman"/>
+                <w:color w:val="000000"/>
+                <w:sz w:val="22"/>
+                <w:szCs w:val="22"/>
+              </w:rPr>
+              <w:t xml:space="preserve">0,000000</w:t>
+            </w:r>
+          </w:p>
+        </w:tc>
+        <w:tc>
+          <w:tcPr>
+            <w:tcW w:type="dxa" w:w="1872"/>
+            <w:tcBorders>
+              <w:top w:val="none"/>
+              <w:left w:val="none"/>
+              <w:bottom w:val="none"/>
+              <w:right w:val="none"/>
+            </w:tcBorders>
+            <w:tcMar>
+              <w:top w:type="dxa" w:w="60"/>
+              <w:left w:type="dxa" w:w="100"/>
+              <w:bottom w:type="dxa" w:w="60"/>
+              <w:right w:type="dxa" w:w="100"/>
+            </w:tcMar>
+          </w:tcPr>
+          <w:p>
+            <w:pPr>
+              <w:spacing w:after="0" w:line="240" w:lineRule="auto"/>
+              <w:jc w:val="center"/>
+            </w:pPr>
+            <w:r>
+              <w:rPr>
+                <w:rFonts w:ascii="Times New Roman" w:cs="Times New Roman" w:eastAsia="Times New Roman" w:hAnsi="Times New Roman"/>
+                <w:color w:val="000000"/>
+                <w:sz w:val="22"/>
+                <w:szCs w:val="22"/>
+              </w:rPr>
+              <w:t xml:space="preserve">0,000000</w:t>
+            </w:r>
+          </w:p>
+        </w:tc>
+      </w:tr>
+      <w:tr>
+        <w:tc>
+          <w:tcPr>
+            <w:tcW w:type="dxa" w:w="1872"/>
             <w:tcBorders>
               <w:top w:val="none"/>
               <w:left w:val="none"/>
@@ -18907,13 +20181,13 @@
                 <w:sz w:val="22"/>
                 <w:szCs w:val="22"/>
               </w:rPr>
-              <w:t xml:space="preserve">No supera al azar</w:t>
-            </w:r>
-          </w:p>
-        </w:tc>
-        <w:tc>
-          <w:tcPr>
-            <w:tcW w:type="dxa" w:w="4680"/>
+              <w:t xml:space="preserve">Baseline trivial</w:t>
+            </w:r>
+          </w:p>
+        </w:tc>
+        <w:tc>
+          <w:tcPr>
+            <w:tcW w:type="dxa" w:w="1872"/>
             <w:tcBorders>
               <w:top w:val="none"/>
               <w:left w:val="none"/>
@@ -18939,7 +20213,1052 @@
                 <w:sz w:val="22"/>
                 <w:szCs w:val="22"/>
               </w:rPr>
-              <w:t xml:space="preserve">El enfoque no detecta puntos de inflexión sobre datos no vistos</w:t>
+              <w:t xml:space="preserve">0,318036</w:t>
+            </w:r>
+          </w:p>
+        </w:tc>
+        <w:tc>
+          <w:tcPr>
+            <w:tcW w:type="dxa" w:w="1872"/>
+            <w:tcBorders>
+              <w:top w:val="none"/>
+              <w:left w:val="none"/>
+              <w:bottom w:val="single" w:color="000000" w:sz="6"/>
+              <w:right w:val="none"/>
+            </w:tcBorders>
+            <w:tcMar>
+              <w:top w:type="dxa" w:w="60"/>
+              <w:left w:type="dxa" w:w="100"/>
+              <w:bottom w:type="dxa" w:w="60"/>
+              <w:right w:type="dxa" w:w="100"/>
+            </w:tcMar>
+          </w:tcPr>
+          <w:p>
+            <w:pPr>
+              <w:spacing w:after="0" w:line="240" w:lineRule="auto"/>
+              <w:jc w:val="center"/>
+            </w:pPr>
+            <w:r>
+              <w:rPr>
+                <w:rFonts w:ascii="Times New Roman" w:cs="Times New Roman" w:eastAsia="Times New Roman" w:hAnsi="Times New Roman"/>
+                <w:color w:val="000000"/>
+                <w:sz w:val="22"/>
+                <w:szCs w:val="22"/>
+              </w:rPr>
+              <w:t xml:space="preserve">0,000000</w:t>
+            </w:r>
+          </w:p>
+        </w:tc>
+        <w:tc>
+          <w:tcPr>
+            <w:tcW w:type="dxa" w:w="1872"/>
+            <w:tcBorders>
+              <w:top w:val="none"/>
+              <w:left w:val="none"/>
+              <w:bottom w:val="single" w:color="000000" w:sz="6"/>
+              <w:right w:val="none"/>
+            </w:tcBorders>
+            <w:tcMar>
+              <w:top w:type="dxa" w:w="60"/>
+              <w:left w:type="dxa" w:w="100"/>
+              <w:bottom w:type="dxa" w:w="60"/>
+              <w:right w:type="dxa" w:w="100"/>
+            </w:tcMar>
+          </w:tcPr>
+          <w:p>
+            <w:pPr>
+              <w:spacing w:after="0" w:line="240" w:lineRule="auto"/>
+              <w:jc w:val="center"/>
+            </w:pPr>
+            <w:r>
+              <w:rPr>
+                <w:rFonts w:ascii="Times New Roman" w:cs="Times New Roman" w:eastAsia="Times New Roman" w:hAnsi="Times New Roman"/>
+                <w:color w:val="000000"/>
+                <w:sz w:val="22"/>
+                <w:szCs w:val="22"/>
+              </w:rPr>
+              <w:t xml:space="preserve">0,000000</w:t>
+            </w:r>
+          </w:p>
+        </w:tc>
+        <w:tc>
+          <w:tcPr>
+            <w:tcW w:type="dxa" w:w="1872"/>
+            <w:tcBorders>
+              <w:top w:val="none"/>
+              <w:left w:val="none"/>
+              <w:bottom w:val="single" w:color="000000" w:sz="6"/>
+              <w:right w:val="none"/>
+            </w:tcBorders>
+            <w:tcMar>
+              <w:top w:type="dxa" w:w="60"/>
+              <w:left w:type="dxa" w:w="100"/>
+              <w:bottom w:type="dxa" w:w="60"/>
+              <w:right w:type="dxa" w:w="100"/>
+            </w:tcMar>
+          </w:tcPr>
+          <w:p>
+            <w:pPr>
+              <w:spacing w:after="0" w:line="240" w:lineRule="auto"/>
+              <w:jc w:val="center"/>
+            </w:pPr>
+            <w:r>
+              <w:rPr>
+                <w:rFonts w:ascii="Times New Roman" w:cs="Times New Roman" w:eastAsia="Times New Roman" w:hAnsi="Times New Roman"/>
+                <w:color w:val="000000"/>
+                <w:sz w:val="22"/>
+                <w:szCs w:val="22"/>
+              </w:rPr>
+              <w:t xml:space="preserve">0,000000</w:t>
+            </w:r>
+          </w:p>
+        </w:tc>
+      </w:tr>
+    </w:tbl>
+    <w:p>
+      <w:pPr>
+        <w:spacing w:after="240"/>
+      </w:pPr>
+    </w:p>
+    <w:p>
+      <w:pPr>
+        <w:spacing w:after="0" w:line="480" w:lineRule="auto"/>
+        <w:ind w:firstLine="720"/>
+      </w:pPr>
+      <w:r>
+        <w:rPr>
+          <w:rFonts w:ascii="Times New Roman" w:cs="Times New Roman" w:eastAsia="Times New Roman" w:hAnsi="Times New Roman"/>
+          <w:b/>
+          <w:bCs/>
+          <w:color w:val="000000"/>
+          <w:sz w:val="24"/>
+          <w:szCs w:val="24"/>
+        </w:rPr>
+        <w:t xml:space="preserve">Dos de tres. El protocolo exige las tres.</w:t>
+      </w:r>
+    </w:p>
+    <w:p>
+      <w:pPr>
+        <w:pStyle w:val="Heading3"/>
+        <w:keepNext/>
+        <w:spacing w:after="0" w:before="0" w:line="480" w:lineRule="auto"/>
+      </w:pPr>
+      <w:r>
+        <w:rPr>
+          <w:rFonts w:ascii="Times New Roman" w:cs="Times New Roman" w:eastAsia="Times New Roman" w:hAnsi="Times New Roman"/>
+          <w:b/>
+          <w:bCs/>
+          <w:i/>
+          <w:iCs/>
+          <w:color w:val="000000"/>
+          <w:sz w:val="24"/>
+          <w:szCs w:val="24"/>
+        </w:rPr>
+        <w:t xml:space="preserve">Lo que el informe dice, escrito antes de saber cuál tocaba</w:t>
+      </w:r>
+    </w:p>
+    <w:p>
+      <w:pPr>
+        <w:spacing w:after="0" w:line="480" w:lineRule="auto"/>
+        <w:ind w:firstLine="720"/>
+      </w:pPr>
+      <w:r>
+        <w:rPr>
+          <w:rFonts w:ascii="Times New Roman" w:cs="Times New Roman" w:eastAsia="Times New Roman" w:hAnsi="Times New Roman"/>
+          <w:color w:val="000000"/>
+          <w:sz w:val="24"/>
+          <w:szCs w:val="24"/>
+        </w:rPr>
+        <w:t xml:space="preserve">Es el segundo de los tres casos previstos, y se reporta con las palabras que ya estaban escritas:</w:t>
+      </w:r>
+    </w:p>
+    <w:p>
+      <w:pPr>
+        <w:spacing w:after="0" w:line="480" w:lineRule="auto"/>
+        <w:ind w:left="720"/>
+      </w:pPr>
+      <w:r>
+        <w:rPr>
+          <w:rFonts w:ascii="Times New Roman" w:cs="Times New Roman" w:eastAsia="Times New Roman" w:hAnsi="Times New Roman"/>
+          <w:b/>
+          <w:bCs/>
+          <w:color w:val="000000"/>
+          <w:sz w:val="24"/>
+          <w:szCs w:val="24"/>
+        </w:rPr>
+        <w:t xml:space="preserve">No podemos afirmar que el sistema detecte puntos de inflexión mejor que el azar sobre el bloque de prueba.</w:t>
+      </w:r>
+      <w:r>
+        <w:rPr>
+          <w:rFonts w:ascii="Times New Roman" w:cs="Times New Roman" w:eastAsia="Times New Roman" w:hAnsi="Times New Roman"/>
+          <w:color w:val="000000"/>
+          <w:sz w:val="24"/>
+          <w:szCs w:val="24"/>
+        </w:rPr>
+        <w:t xml:space="preserve"> La diferencia es positiva y estable en signo, y su intervalo incluye el cero.</w:t>
+      </w:r>
+    </w:p>
+    <w:p>
+      <w:pPr>
+        <w:spacing w:after="0" w:line="480" w:lineRule="auto"/>
+        <w:ind w:firstLine="720"/>
+      </w:pPr>
+      <w:r>
+        <w:rPr>
+          <w:rFonts w:ascii="Times New Roman" w:cs="Times New Roman" w:eastAsia="Times New Roman" w:hAnsi="Times New Roman"/>
+          <w:color w:val="000000"/>
+          <w:sz w:val="24"/>
+          <w:szCs w:val="24"/>
+        </w:rPr>
+        <w:t xml:space="preserve">Y la segunda mitad de esa lectura, que el protocolo también dejó escrita: </w:t>
+      </w:r>
+      <w:r>
+        <w:rPr>
+          <w:rFonts w:ascii="Times New Roman" w:cs="Times New Roman" w:eastAsia="Times New Roman" w:hAnsi="Times New Roman"/>
+          <w:b/>
+          <w:bCs/>
+          <w:color w:val="000000"/>
+          <w:sz w:val="24"/>
+          <w:szCs w:val="24"/>
+        </w:rPr>
+        <w:t xml:space="preserve">la caída respecto de validación es la que cabe esperar cuando se elige mirando uno de los dos conjuntos.</w:t>
+      </w:r>
+      <w:r>
+        <w:rPr>
+          <w:rFonts w:ascii="Times New Roman" w:cs="Times New Roman" w:eastAsia="Times New Roman" w:hAnsi="Times New Roman"/>
+          <w:color w:val="000000"/>
+          <w:sz w:val="24"/>
+          <w:szCs w:val="24"/>
+        </w:rPr>
+        <w:t xml:space="preserve"> El bosque pasa de 0,390498 en validación a 0,378567 en prueba — una caída pequeña; lo que se estrecha es la </w:t>
+      </w:r>
+      <w:r>
+        <w:rPr>
+          <w:rFonts w:ascii="Times New Roman" w:cs="Times New Roman" w:eastAsia="Times New Roman" w:hAnsi="Times New Roman"/>
+          <w:b/>
+          <w:bCs/>
+          <w:color w:val="000000"/>
+          <w:sz w:val="24"/>
+          <w:szCs w:val="24"/>
+        </w:rPr>
+        <w:t xml:space="preserve">ventaja sobre el azar</w:t>
+      </w:r>
+      <w:r>
+        <w:rPr>
+          <w:rFonts w:ascii="Times New Roman" w:cs="Times New Roman" w:eastAsia="Times New Roman" w:hAnsi="Times New Roman"/>
+          <w:color w:val="000000"/>
+          <w:sz w:val="24"/>
+          <w:szCs w:val="24"/>
+        </w:rPr>
+        <w:t xml:space="preserve">, porque el baseline aleatorio sube de 0,336784 a 0,343546.</w:t>
+      </w:r>
+    </w:p>
+    <w:p>
+      <w:pPr>
+        <w:pStyle w:val="Heading3"/>
+        <w:keepNext/>
+        <w:spacing w:after="0" w:before="0" w:line="480" w:lineRule="auto"/>
+      </w:pPr>
+      <w:r>
+        <w:rPr>
+          <w:rFonts w:ascii="Times New Roman" w:cs="Times New Roman" w:eastAsia="Times New Roman" w:hAnsi="Times New Roman"/>
+          <w:b/>
+          <w:bCs/>
+          <w:i/>
+          <w:iCs/>
+          <w:color w:val="000000"/>
+          <w:sz w:val="24"/>
+          <w:szCs w:val="24"/>
+        </w:rPr>
+        <w:t xml:space="preserve">El criterio de aceptación falla, y por una razón que no es la del intervalo</w:t>
+      </w:r>
+    </w:p>
+    <w:p>
+      <w:pPr>
+        <w:spacing w:after="0" w:line="480" w:lineRule="auto"/>
+        <w:ind w:firstLine="720"/>
+      </w:pPr>
+      <w:r>
+        <w:rPr>
+          <w:rFonts w:ascii="Times New Roman" w:cs="Times New Roman" w:eastAsia="Times New Roman" w:hAnsi="Times New Roman"/>
+          <w:color w:val="000000"/>
+          <w:sz w:val="24"/>
+          <w:szCs w:val="24"/>
+        </w:rPr>
+        <w:t xml:space="preserve">Hay un segundo veredicto en la evidencia, y es más severo:</w:t>
+      </w:r>
+    </w:p>
+    <w:p>
+      <w:pPr>
+        <w:spacing w:after="0" w:line="480" w:lineRule="auto"/>
+        <w:ind w:firstLine="720"/>
+      </w:pPr>
+      <w:r>
+        <w:rPr>
+          <w:rFonts w:ascii="Times New Roman" w:cs="Times New Roman" w:eastAsia="Times New Roman" w:hAnsi="Times New Roman"/>
+          <w:color w:val="000000"/>
+          <w:sz w:val="24"/>
+          <w:szCs w:val="24"/>
+        </w:rPr>
+        <w:t xml:space="preserve">``</w:t>
+      </w:r>
+      <w:r>
+        <w:rPr>
+          <w:rFonts w:ascii="Courier New" w:cs="Courier New" w:eastAsia="Courier New" w:hAnsi="Courier New"/>
+          <w:color w:val="000000"/>
+          <w:sz w:val="22"/>
+          <w:szCs w:val="22"/>
+        </w:rPr>
+        <w:t xml:space="preserve"> supera_al_trivial        True    (+0,060531) detecta_ambos_extremos   FALSE F1 Máximo  0,046154  contra 0,077778 del azar   &lt;- PEOR que el azar F1 Mínimo  0,165746  contra 0,044944 del azar </w:t>
+      </w:r>
+      <w:r>
+        <w:rPr>
+          <w:rFonts w:ascii="Times New Roman" w:cs="Times New Roman" w:eastAsia="Times New Roman" w:hAnsi="Times New Roman"/>
+          <w:color w:val="000000"/>
+          <w:sz w:val="24"/>
+          <w:szCs w:val="24"/>
+        </w:rPr>
+        <w:t xml:space="preserve">``</w:t>
+      </w:r>
+    </w:p>
+    <w:p>
+      <w:pPr>
+        <w:spacing w:after="0" w:line="480" w:lineRule="auto"/>
+        <w:ind w:firstLine="720"/>
+      </w:pPr>
+      <w:r>
+        <w:rPr>
+          <w:rFonts w:ascii="Times New Roman" w:cs="Times New Roman" w:eastAsia="Times New Roman" w:hAnsi="Times New Roman"/>
+          <w:color w:val="000000"/>
+          <w:sz w:val="24"/>
+          <w:szCs w:val="24"/>
+        </w:rPr>
+        <w:t xml:space="preserve">Sobre datos no vistos, </w:t>
+      </w:r>
+      <w:r>
+        <w:rPr>
+          <w:rFonts w:ascii="Times New Roman" w:cs="Times New Roman" w:eastAsia="Times New Roman" w:hAnsi="Times New Roman"/>
+          <w:b/>
+          <w:bCs/>
+          <w:color w:val="000000"/>
+          <w:sz w:val="24"/>
+          <w:szCs w:val="24"/>
+        </w:rPr>
+        <w:t xml:space="preserve">el mejor modelo detecta los mínimos casi cuatro veces mejor que el azar y los máximos peor que el azar.</w:t>
+      </w:r>
+      <w:r>
+        <w:rPr>
+          <w:rFonts w:ascii="Times New Roman" w:cs="Times New Roman" w:eastAsia="Times New Roman" w:hAnsi="Times New Roman"/>
+          <w:color w:val="000000"/>
+          <w:sz w:val="24"/>
+          <w:szCs w:val="24"/>
+        </w:rPr>
+        <w:t xml:space="preserve"> El F1 macro sube porque el mínimo compensa; la detección de una de las dos clases que importan, no ocurre.</w:t>
+      </w:r>
+    </w:p>
+    <w:p>
+      <w:pPr>
+        <w:spacing w:after="0" w:line="480" w:lineRule="auto"/>
+        <w:ind w:firstLine="720"/>
+      </w:pPr>
+      <w:r>
+        <w:rPr>
+          <w:rFonts w:ascii="Times New Roman" w:cs="Times New Roman" w:eastAsia="Times New Roman" w:hAnsi="Times New Roman"/>
+          <w:color w:val="000000"/>
+          <w:sz w:val="24"/>
+          <w:szCs w:val="24"/>
+        </w:rPr>
+        <w:t xml:space="preserve">El propio guion lo imprimió sin que nadie se lo pidiera:</w:t>
+      </w:r>
+    </w:p>
+    <w:p>
+      <w:pPr>
+        <w:spacing w:after="0" w:line="480" w:lineRule="auto"/>
+        <w:ind w:left="720"/>
+      </w:pPr>
+      <w:r>
+        <w:rPr>
+          <w:rFonts w:ascii="Times New Roman" w:cs="Times New Roman" w:eastAsia="Times New Roman" w:hAnsi="Times New Roman"/>
+          <w:color w:val="000000"/>
+          <w:sz w:val="24"/>
+          <w:szCs w:val="24"/>
+        </w:rPr>
+        <w:t xml:space="preserve">El criterio de aceptación se cumple por un margen que no es detección. Esto va al informe tal cual: «corre» y «funciona» no son lo mismo.</w:t>
+      </w:r>
+    </w:p>
+    <w:p>
+      <w:pPr>
+        <w:spacing w:after="0" w:line="480" w:lineRule="auto"/>
+        <w:ind w:firstLine="720"/>
+      </w:pPr>
+      <w:r>
+        <w:rPr>
+          <w:rFonts w:ascii="Times New Roman" w:cs="Times New Roman" w:eastAsia="Times New Roman" w:hAnsi="Times New Roman"/>
+          <w:b/>
+          <w:bCs/>
+          <w:color w:val="000000"/>
+          <w:sz w:val="24"/>
+          <w:szCs w:val="24"/>
+        </w:rPr>
+        <w:t xml:space="preserve">Esta es la conclusión honesta del proyecto</w:t>
+      </w:r>
+      <w:r>
+        <w:rPr>
+          <w:rFonts w:ascii="Times New Roman" w:cs="Times New Roman" w:eastAsia="Times New Roman" w:hAnsi="Times New Roman"/>
+          <w:color w:val="000000"/>
+          <w:sz w:val="24"/>
+          <w:szCs w:val="24"/>
+        </w:rPr>
+        <w:t xml:space="preserve">, y no se busca una configuración que la mejore: la sección 7 del protocolo lo prohíbe explícitamente, y el resultado negativo bien medido es la contribución.</w:t>
+      </w:r>
+    </w:p>
+    <w:p>
+      <w:pPr>
+        <w:pStyle w:val="Heading3"/>
+        <w:keepNext/>
+        <w:spacing w:after="0" w:before="0" w:line="480" w:lineRule="auto"/>
+      </w:pPr>
+      <w:r>
+        <w:rPr>
+          <w:rFonts w:ascii="Times New Roman" w:cs="Times New Roman" w:eastAsia="Times New Roman" w:hAnsi="Times New Roman"/>
+          <w:b/>
+          <w:bCs/>
+          <w:i/>
+          <w:iCs/>
+          <w:color w:val="000000"/>
+          <w:sz w:val="24"/>
+          <w:szCs w:val="24"/>
+        </w:rPr>
+        <w:t xml:space="preserve">Un hueco de la herramienta, declarado</w:t>
+      </w:r>
+    </w:p>
+    <w:p>
+      <w:pPr>
+        <w:spacing w:after="0" w:line="480" w:lineRule="auto"/>
+        <w:ind w:firstLine="720"/>
+      </w:pPr>
+      <w:r>
+        <w:rPr>
+          <w:rFonts w:ascii="Times New Roman" w:cs="Times New Roman" w:eastAsia="Times New Roman" w:hAnsi="Times New Roman"/>
+          <w:color w:val="000000"/>
+          <w:sz w:val="24"/>
+          <w:szCs w:val="24"/>
+        </w:rPr>
+        <w:t xml:space="preserve">La condición 2 </w:t>
+      </w:r>
+      <w:r>
+        <w:rPr>
+          <w:rFonts w:ascii="Times New Roman" w:cs="Times New Roman" w:eastAsia="Times New Roman" w:hAnsi="Times New Roman"/>
+          <w:b/>
+          <w:bCs/>
+          <w:color w:val="000000"/>
+          <w:sz w:val="24"/>
+          <w:szCs w:val="24"/>
+        </w:rPr>
+        <w:t xml:space="preserve">no la calculó la corrida</w:t>
+      </w:r>
+      <w:r>
+        <w:rPr>
+          <w:rFonts w:ascii="Times New Roman" w:cs="Times New Roman" w:eastAsia="Times New Roman" w:hAnsi="Times New Roman"/>
+          <w:color w:val="000000"/>
+          <w:sz w:val="24"/>
+          <w:szCs w:val="24"/>
+        </w:rPr>
+        <w:t xml:space="preserve">: </w:t>
+      </w:r>
+      <w:r>
+        <w:rPr>
+          <w:rFonts w:ascii="Courier New" w:cs="Courier New" w:eastAsia="Courier New" w:hAnsi="Courier New"/>
+          <w:color w:val="000000"/>
+          <w:sz w:val="22"/>
+          <w:szCs w:val="22"/>
+        </w:rPr>
+        <w:t xml:space="preserve">comparar_fundacional</w:t>
+      </w:r>
+      <w:r>
+        <w:rPr>
+          <w:rFonts w:ascii="Times New Roman" w:cs="Times New Roman" w:eastAsia="Times New Roman" w:hAnsi="Times New Roman"/>
+          <w:color w:val="000000"/>
+          <w:sz w:val="24"/>
+          <w:szCs w:val="24"/>
+        </w:rPr>
+        <w:t xml:space="preserve"> solo produce intervalos pareados de los modelos profundos, y el mejor modelo resultó ser el bosque. Se completó después, verificando que las predicciones recalculadas reprodujeran </w:t>
+      </w:r>
+      <w:r>
+        <w:rPr>
+          <w:rFonts w:ascii="Times New Roman" w:cs="Times New Roman" w:eastAsia="Times New Roman" w:hAnsi="Times New Roman"/>
+          <w:b/>
+          <w:bCs/>
+          <w:color w:val="000000"/>
+          <w:sz w:val="24"/>
+          <w:szCs w:val="24"/>
+        </w:rPr>
+        <w:t xml:space="preserve">exactamente</w:t>
+      </w:r>
+      <w:r>
+        <w:rPr>
+          <w:rFonts w:ascii="Times New Roman" w:cs="Times New Roman" w:eastAsia="Times New Roman" w:hAnsi="Times New Roman"/>
+          <w:color w:val="000000"/>
+          <w:sz w:val="24"/>
+          <w:szCs w:val="24"/>
+        </w:rPr>
+        <w:t xml:space="preserve"> el F1 que la corrida había escrito — los dos modelos reproducen bit a bit entre procesos, así que no es una segunda medición sino la lectura de la primera. Está en la </w:t>
+      </w:r>
+      <w:r>
+        <w:rPr>
+          <w:rFonts w:ascii="Times New Roman" w:cs="Times New Roman" w:eastAsia="Times New Roman" w:hAnsi="Times New Roman"/>
+          <w:b/>
+          <w:bCs/>
+          <w:color w:val="000000"/>
+          <w:sz w:val="24"/>
+          <w:szCs w:val="24"/>
+        </w:rPr>
+        <w:t xml:space="preserve">D28</w:t>
+      </w:r>
+      <w:r>
+        <w:rPr>
+          <w:rFonts w:ascii="Times New Roman" w:cs="Times New Roman" w:eastAsia="Times New Roman" w:hAnsi="Times New Roman"/>
+          <w:color w:val="000000"/>
+          <w:sz w:val="24"/>
+          <w:szCs w:val="24"/>
+        </w:rPr>
+        <w:t xml:space="preserve">, y el pestillo sigue diciendo </w:t>
+      </w:r>
+      <w:r>
+        <w:rPr>
+          <w:rFonts w:ascii="Courier New" w:cs="Courier New" w:eastAsia="Courier New" w:hAnsi="Courier New"/>
+          <w:color w:val="000000"/>
+          <w:sz w:val="22"/>
+          <w:szCs w:val="22"/>
+        </w:rPr>
+        <w:t xml:space="preserve">n_corridas: 1</w:t>
+      </w:r>
+      <w:r>
+        <w:rPr>
+          <w:rFonts w:ascii="Times New Roman" w:cs="Times New Roman" w:eastAsia="Times New Roman" w:hAnsi="Times New Roman"/>
+          <w:color w:val="000000"/>
+          <w:sz w:val="24"/>
+          <w:szCs w:val="24"/>
+        </w:rPr>
+        <w:t xml:space="preserve">.</w:t>
+      </w:r>
+    </w:p>
+    <w:p>
+      <w:pPr>
+        <w:spacing w:after="0" w:line="480" w:lineRule="auto"/>
+        <w:ind w:firstLine="720"/>
+      </w:pPr>
+      <w:r>
+        <w:rPr>
+          <w:rFonts w:ascii="Times New Roman" w:cs="Times New Roman" w:eastAsia="Times New Roman" w:hAnsi="Times New Roman"/>
+          <w:b/>
+          <w:bCs/>
+          <w:color w:val="000000"/>
+          <w:sz w:val="24"/>
+          <w:szCs w:val="24"/>
+        </w:rPr>
+        <w:t xml:space="preserve">La expectativa se dijo de antemano, y se cumplió:</w:t>
+      </w:r>
+      <w:r>
+        <w:rPr>
+          <w:rFonts w:ascii="Times New Roman" w:cs="Times New Roman" w:eastAsia="Times New Roman" w:hAnsi="Times New Roman"/>
+          <w:color w:val="000000"/>
+          <w:sz w:val="24"/>
+          <w:szCs w:val="24"/>
+        </w:rPr>
+        <w:t xml:space="preserve"> no había razón para esperar que el bloque de prueba mejorara lo de validación. Esperar que datos no vistos favorezcan a un modelo más que los datos con los que se eligió es al revés de como funciona.</w:t>
+      </w:r>
+    </w:p>
+    <w:p>
+      <w:pPr>
+        <w:keepNext/>
+        <w:spacing w:after="0" w:before="240" w:line="480" w:lineRule="auto"/>
+      </w:pPr>
+      <w:r>
+        <w:rPr>
+          <w:rFonts w:ascii="Times New Roman" w:cs="Times New Roman" w:eastAsia="Times New Roman" w:hAnsi="Times New Roman"/>
+          <w:b/>
+          <w:bCs/>
+          <w:color w:val="000000"/>
+          <w:sz w:val="24"/>
+          <w:szCs w:val="24"/>
+        </w:rPr>
+        <w:t xml:space="preserve">Tabla —</w:t>
+      </w:r>
+    </w:p>
+    <w:p>
+      <w:pPr>
+        <w:keepNext/>
+        <w:spacing w:after="60" w:line="480" w:lineRule="auto"/>
+      </w:pPr>
+      <w:r>
+        <w:rPr>
+          <w:rFonts w:ascii="Times New Roman" w:cs="Times New Roman" w:eastAsia="Times New Roman" w:hAnsi="Times New Roman"/>
+          <w:i/>
+          <w:iCs/>
+          <w:color w:val="000000"/>
+          <w:sz w:val="24"/>
+          <w:szCs w:val="24"/>
+        </w:rPr>
+        <w:t xml:space="preserve">Tabla sin pie en el original</w:t>
+      </w:r>
+    </w:p>
+    <w:tbl>
+      <w:tblPr>
+        <w:tblW w:type="dxa" w:w="9360"/>
+        <w:tblBorders>
+          <w:top w:val="none"/>
+          <w:left w:val="none"/>
+          <w:bottom w:val="none"/>
+          <w:right w:val="none"/>
+          <w:insideH w:val="none"/>
+          <w:insideV w:val="none"/>
+        </w:tblBorders>
+      </w:tblPr>
+      <w:tblGrid>
+        <w:gridCol w:w="3120"/>
+        <w:gridCol w:w="3120"/>
+        <w:gridCol w:w="3120"/>
+      </w:tblGrid>
+      <w:tr>
+        <w:trPr>
+          <w:tblHeader/>
+        </w:trPr>
+        <w:tc>
+          <w:tcPr>
+            <w:tcW w:type="dxa" w:w="3120"/>
+            <w:tcBorders>
+              <w:top w:val="single" w:color="000000" w:sz="6"/>
+              <w:left w:val="none"/>
+              <w:bottom w:val="single" w:color="000000" w:sz="6"/>
+              <w:right w:val="none"/>
+            </w:tcBorders>
+            <w:tcMar>
+              <w:top w:type="dxa" w:w="60"/>
+              <w:left w:type="dxa" w:w="100"/>
+              <w:bottom w:type="dxa" w:w="60"/>
+              <w:right w:type="dxa" w:w="100"/>
+            </w:tcMar>
+          </w:tcPr>
+          <w:p>
+            <w:pPr>
+              <w:spacing w:after="0" w:line="240" w:lineRule="auto"/>
+              <w:jc w:val="left"/>
+            </w:pPr>
+            <w:r>
+              <w:rPr>
+                <w:rFonts w:ascii="Times New Roman" w:cs="Times New Roman" w:eastAsia="Times New Roman" w:hAnsi="Times New Roman"/>
+                <w:color w:val="000000"/>
+                <w:sz w:val="22"/>
+                <w:szCs w:val="22"/>
+              </w:rPr>
+              <w:t xml:space="preserve">Condición</w:t>
+            </w:r>
+          </w:p>
+        </w:tc>
+        <w:tc>
+          <w:tcPr>
+            <w:tcW w:type="dxa" w:w="3120"/>
+            <w:tcBorders>
+              <w:top w:val="single" w:color="000000" w:sz="6"/>
+              <w:left w:val="none"/>
+              <w:bottom w:val="single" w:color="000000" w:sz="6"/>
+              <w:right w:val="none"/>
+            </w:tcBorders>
+            <w:tcMar>
+              <w:top w:type="dxa" w:w="60"/>
+              <w:left w:type="dxa" w:w="100"/>
+              <w:bottom w:type="dxa" w:w="60"/>
+              <w:right w:type="dxa" w:w="100"/>
+            </w:tcMar>
+          </w:tcPr>
+          <w:p>
+            <w:pPr>
+              <w:spacing w:after="0" w:line="240" w:lineRule="auto"/>
+              <w:jc w:val="center"/>
+            </w:pPr>
+            <w:r>
+              <w:rPr>
+                <w:rFonts w:ascii="Times New Roman" w:cs="Times New Roman" w:eastAsia="Times New Roman" w:hAnsi="Times New Roman"/>
+                <w:color w:val="000000"/>
+                <w:sz w:val="22"/>
+                <w:szCs w:val="22"/>
+              </w:rPr>
+              <w:t xml:space="preserve">Resultado</w:t>
+            </w:r>
+          </w:p>
+        </w:tc>
+        <w:tc>
+          <w:tcPr>
+            <w:tcW w:type="dxa" w:w="3120"/>
+            <w:tcBorders>
+              <w:top w:val="single" w:color="000000" w:sz="6"/>
+              <w:left w:val="none"/>
+              <w:bottom w:val="single" w:color="000000" w:sz="6"/>
+              <w:right w:val="none"/>
+            </w:tcBorders>
+            <w:tcMar>
+              <w:top w:type="dxa" w:w="60"/>
+              <w:left w:type="dxa" w:w="100"/>
+              <w:bottom w:type="dxa" w:w="60"/>
+              <w:right w:type="dxa" w:w="100"/>
+            </w:tcMar>
+          </w:tcPr>
+          <w:p>
+            <w:pPr>
+              <w:spacing w:after="0" w:line="240" w:lineRule="auto"/>
+              <w:jc w:val="center"/>
+            </w:pPr>
+            <w:r>
+              <w:rPr>
+                <w:rFonts w:ascii="Times New Roman" w:cs="Times New Roman" w:eastAsia="Times New Roman" w:hAnsi="Times New Roman"/>
+                <w:color w:val="000000"/>
+                <w:sz w:val="22"/>
+                <w:szCs w:val="22"/>
+              </w:rPr>
+              <w:t xml:space="preserve">¿Se cumple?</w:t>
+            </w:r>
+          </w:p>
+        </w:tc>
+      </w:tr>
+      <w:tr>
+        <w:tc>
+          <w:tcPr>
+            <w:tcW w:type="dxa" w:w="3120"/>
+            <w:tcBorders>
+              <w:top w:val="none"/>
+              <w:left w:val="none"/>
+              <w:bottom w:val="none"/>
+              <w:right w:val="none"/>
+            </w:tcBorders>
+            <w:tcMar>
+              <w:top w:type="dxa" w:w="60"/>
+              <w:left w:type="dxa" w:w="100"/>
+              <w:bottom w:type="dxa" w:w="60"/>
+              <w:right w:type="dxa" w:w="100"/>
+            </w:tcMar>
+          </w:tcPr>
+          <w:p>
+            <w:pPr>
+              <w:spacing w:after="0" w:line="240" w:lineRule="auto"/>
+              <w:jc w:val="left"/>
+            </w:pPr>
+            <w:r>
+              <w:rPr>
+                <w:rFonts w:ascii="Times New Roman" w:cs="Times New Roman" w:eastAsia="Times New Roman" w:hAnsi="Times New Roman"/>
+                <w:color w:val="000000"/>
+                <w:sz w:val="22"/>
+                <w:szCs w:val="22"/>
+              </w:rPr>
+              <w:t xml:space="preserve">1 · La diferencia es positiva</w:t>
+            </w:r>
+          </w:p>
+        </w:tc>
+        <w:tc>
+          <w:tcPr>
+            <w:tcW w:type="dxa" w:w="3120"/>
+            <w:tcBorders>
+              <w:top w:val="none"/>
+              <w:left w:val="none"/>
+              <w:bottom w:val="none"/>
+              <w:right w:val="none"/>
+            </w:tcBorders>
+            <w:tcMar>
+              <w:top w:type="dxa" w:w="60"/>
+              <w:left w:type="dxa" w:w="100"/>
+              <w:bottom w:type="dxa" w:w="60"/>
+              <w:right w:type="dxa" w:w="100"/>
+            </w:tcMar>
+          </w:tcPr>
+          <w:p>
+            <w:pPr>
+              <w:spacing w:after="0" w:line="240" w:lineRule="auto"/>
+              <w:jc w:val="center"/>
+            </w:pPr>
+            <w:r>
+              <w:rPr>
+                <w:rFonts w:ascii="Times New Roman" w:cs="Times New Roman" w:eastAsia="Times New Roman" w:hAnsi="Times New Roman"/>
+                <w:b/>
+                <w:bCs/>
+                <w:color w:val="000000"/>
+                <w:sz w:val="22"/>
+                <w:szCs w:val="22"/>
+              </w:rPr>
+              <w:t xml:space="preserve">+0,051367</w:t>
+            </w:r>
+            <w:r>
+              <w:rPr>
+                <w:rFonts w:ascii="Times New Roman" w:cs="Times New Roman" w:eastAsia="Times New Roman" w:hAnsi="Times New Roman"/>
+                <w:color w:val="000000"/>
+                <w:sz w:val="22"/>
+                <w:szCs w:val="22"/>
+              </w:rPr>
+              <w:t xml:space="preserve"> de media en cinco semillas</w:t>
+            </w:r>
+          </w:p>
+        </w:tc>
+        <w:tc>
+          <w:tcPr>
+            <w:tcW w:type="dxa" w:w="3120"/>
+            <w:tcBorders>
+              <w:top w:val="none"/>
+              <w:left w:val="none"/>
+              <w:bottom w:val="none"/>
+              <w:right w:val="none"/>
+            </w:tcBorders>
+            <w:tcMar>
+              <w:top w:type="dxa" w:w="60"/>
+              <w:left w:type="dxa" w:w="100"/>
+              <w:bottom w:type="dxa" w:w="60"/>
+              <w:right w:type="dxa" w:w="100"/>
+            </w:tcMar>
+          </w:tcPr>
+          <w:p>
+            <w:pPr>
+              <w:spacing w:after="0" w:line="240" w:lineRule="auto"/>
+              <w:jc w:val="center"/>
+            </w:pPr>
+            <w:r>
+              <w:rPr>
+                <w:rFonts w:ascii="Times New Roman" w:cs="Times New Roman" w:eastAsia="Times New Roman" w:hAnsi="Times New Roman"/>
+                <w:b/>
+                <w:bCs/>
+                <w:color w:val="000000"/>
+                <w:sz w:val="22"/>
+                <w:szCs w:val="22"/>
+              </w:rPr>
+              <w:t xml:space="preserve">Sí</w:t>
+            </w:r>
+          </w:p>
+        </w:tc>
+      </w:tr>
+      <w:tr>
+        <w:tc>
+          <w:tcPr>
+            <w:tcW w:type="dxa" w:w="3120"/>
+            <w:tcBorders>
+              <w:top w:val="none"/>
+              <w:left w:val="none"/>
+              <w:bottom w:val="none"/>
+              <w:right w:val="none"/>
+            </w:tcBorders>
+            <w:tcMar>
+              <w:top w:type="dxa" w:w="60"/>
+              <w:left w:type="dxa" w:w="100"/>
+              <w:bottom w:type="dxa" w:w="60"/>
+              <w:right w:type="dxa" w:w="100"/>
+            </w:tcMar>
+          </w:tcPr>
+          <w:p>
+            <w:pPr>
+              <w:spacing w:after="0" w:line="240" w:lineRule="auto"/>
+              <w:jc w:val="left"/>
+            </w:pPr>
+            <w:r>
+              <w:rPr>
+                <w:rFonts w:ascii="Times New Roman" w:cs="Times New Roman" w:eastAsia="Times New Roman" w:hAnsi="Times New Roman"/>
+                <w:color w:val="000000"/>
+                <w:sz w:val="22"/>
+                <w:szCs w:val="22"/>
+              </w:rPr>
+              <w:t xml:space="preserve">2 · El intervalo del 95 % excluye el cero</w:t>
+            </w:r>
+          </w:p>
+        </w:tc>
+        <w:tc>
+          <w:tcPr>
+            <w:tcW w:type="dxa" w:w="3120"/>
+            <w:tcBorders>
+              <w:top w:val="none"/>
+              <w:left w:val="none"/>
+              <w:bottom w:val="none"/>
+              <w:right w:val="none"/>
+            </w:tcBorders>
+            <w:tcMar>
+              <w:top w:type="dxa" w:w="60"/>
+              <w:left w:type="dxa" w:w="100"/>
+              <w:bottom w:type="dxa" w:w="60"/>
+              <w:right w:type="dxa" w:w="100"/>
+            </w:tcMar>
+          </w:tcPr>
+          <w:p>
+            <w:pPr>
+              <w:spacing w:after="0" w:line="240" w:lineRule="auto"/>
+              <w:jc w:val="center"/>
+            </w:pPr>
+            <w:r>
+              <w:rPr>
+                <w:rFonts w:ascii="Times New Roman" w:cs="Times New Roman" w:eastAsia="Times New Roman" w:hAnsi="Times New Roman"/>
+                <w:color w:val="000000"/>
+                <w:sz w:val="22"/>
+                <w:szCs w:val="22"/>
+              </w:rPr>
+              <w:t xml:space="preserve">[</w:t>
+            </w:r>
+            <w:r>
+              <w:rPr>
+                <w:rFonts w:ascii="Times New Roman" w:cs="Times New Roman" w:eastAsia="Times New Roman" w:hAnsi="Times New Roman"/>
+                <w:b/>
+                <w:bCs/>
+                <w:color w:val="000000"/>
+                <w:sz w:val="22"/>
+                <w:szCs w:val="22"/>
+              </w:rPr>
+              <w:t xml:space="preserve">−0,004861</w:t>
+            </w:r>
+            <w:r>
+              <w:rPr>
+                <w:rFonts w:ascii="Times New Roman" w:cs="Times New Roman" w:eastAsia="Times New Roman" w:hAnsi="Times New Roman"/>
+                <w:color w:val="000000"/>
+                <w:sz w:val="22"/>
+                <w:szCs w:val="22"/>
+              </w:rPr>
+              <w:t xml:space="preserve"> , +0,074113]</w:t>
+            </w:r>
+          </w:p>
+        </w:tc>
+        <w:tc>
+          <w:tcPr>
+            <w:tcW w:type="dxa" w:w="3120"/>
+            <w:tcBorders>
+              <w:top w:val="none"/>
+              <w:left w:val="none"/>
+              <w:bottom w:val="none"/>
+              <w:right w:val="none"/>
+            </w:tcBorders>
+            <w:tcMar>
+              <w:top w:type="dxa" w:w="60"/>
+              <w:left w:type="dxa" w:w="100"/>
+              <w:bottom w:type="dxa" w:w="60"/>
+              <w:right w:type="dxa" w:w="100"/>
+            </w:tcMar>
+          </w:tcPr>
+          <w:p>
+            <w:pPr>
+              <w:spacing w:after="0" w:line="240" w:lineRule="auto"/>
+              <w:jc w:val="center"/>
+            </w:pPr>
+            <w:r>
+              <w:rPr>
+                <w:rFonts w:ascii="Times New Roman" w:cs="Times New Roman" w:eastAsia="Times New Roman" w:hAnsi="Times New Roman"/>
+                <w:b/>
+                <w:bCs/>
+                <w:color w:val="000000"/>
+                <w:sz w:val="22"/>
+                <w:szCs w:val="22"/>
+              </w:rPr>
+              <w:t xml:space="preserve">No</w:t>
+            </w:r>
+          </w:p>
+        </w:tc>
+      </w:tr>
+      <w:tr>
+        <w:tc>
+          <w:tcPr>
+            <w:tcW w:type="dxa" w:w="3120"/>
+            <w:tcBorders>
+              <w:top w:val="none"/>
+              <w:left w:val="none"/>
+              <w:bottom w:val="single" w:color="000000" w:sz="6"/>
+              <w:right w:val="none"/>
+            </w:tcBorders>
+            <w:tcMar>
+              <w:top w:type="dxa" w:w="60"/>
+              <w:left w:type="dxa" w:w="100"/>
+              <w:bottom w:type="dxa" w:w="60"/>
+              <w:right w:type="dxa" w:w="100"/>
+            </w:tcMar>
+          </w:tcPr>
+          <w:p>
+            <w:pPr>
+              <w:spacing w:after="0" w:line="240" w:lineRule="auto"/>
+              <w:jc w:val="left"/>
+            </w:pPr>
+            <w:r>
+              <w:rPr>
+                <w:rFonts w:ascii="Times New Roman" w:cs="Times New Roman" w:eastAsia="Times New Roman" w:hAnsi="Times New Roman"/>
+                <w:color w:val="000000"/>
+                <w:sz w:val="22"/>
+                <w:szCs w:val="22"/>
+              </w:rPr>
+              <w:t xml:space="preserve">3 · El signo no cambia en cinco semillas</w:t>
+            </w:r>
+          </w:p>
+        </w:tc>
+        <w:tc>
+          <w:tcPr>
+            <w:tcW w:type="dxa" w:w="3120"/>
+            <w:tcBorders>
+              <w:top w:val="none"/>
+              <w:left w:val="none"/>
+              <w:bottom w:val="single" w:color="000000" w:sz="6"/>
+              <w:right w:val="none"/>
+            </w:tcBorders>
+            <w:tcMar>
+              <w:top w:type="dxa" w:w="60"/>
+              <w:left w:type="dxa" w:w="100"/>
+              <w:bottom w:type="dxa" w:w="60"/>
+              <w:right w:type="dxa" w:w="100"/>
+            </w:tcMar>
+          </w:tcPr>
+          <w:p>
+            <w:pPr>
+              <w:spacing w:after="0" w:line="240" w:lineRule="auto"/>
+              <w:jc w:val="center"/>
+            </w:pPr>
+            <w:r>
+              <w:rPr>
+                <w:rFonts w:ascii="Times New Roman" w:cs="Times New Roman" w:eastAsia="Times New Roman" w:hAnsi="Times New Roman"/>
+                <w:color w:val="000000"/>
+                <w:sz w:val="22"/>
+                <w:szCs w:val="22"/>
+              </w:rPr>
+              <w:t xml:space="preserve">positiva en las </w:t>
+            </w:r>
+            <w:r>
+              <w:rPr>
+                <w:rFonts w:ascii="Times New Roman" w:cs="Times New Roman" w:eastAsia="Times New Roman" w:hAnsi="Times New Roman"/>
+                <w:b/>
+                <w:bCs/>
+                <w:color w:val="000000"/>
+                <w:sz w:val="22"/>
+                <w:szCs w:val="22"/>
+              </w:rPr>
+              <w:t xml:space="preserve">cinco</w:t>
+            </w:r>
+          </w:p>
+        </w:tc>
+        <w:tc>
+          <w:tcPr>
+            <w:tcW w:type="dxa" w:w="3120"/>
+            <w:tcBorders>
+              <w:top w:val="none"/>
+              <w:left w:val="none"/>
+              <w:bottom w:val="single" w:color="000000" w:sz="6"/>
+              <w:right w:val="none"/>
+            </w:tcBorders>
+            <w:tcMar>
+              <w:top w:type="dxa" w:w="60"/>
+              <w:left w:type="dxa" w:w="100"/>
+              <w:bottom w:type="dxa" w:w="60"/>
+              <w:right w:type="dxa" w:w="100"/>
+            </w:tcMar>
+          </w:tcPr>
+          <w:p>
+            <w:pPr>
+              <w:spacing w:after="0" w:line="240" w:lineRule="auto"/>
+              <w:jc w:val="center"/>
+            </w:pPr>
+            <w:r>
+              <w:rPr>
+                <w:rFonts w:ascii="Times New Roman" w:cs="Times New Roman" w:eastAsia="Times New Roman" w:hAnsi="Times New Roman"/>
+                <w:b/>
+                <w:bCs/>
+                <w:color w:val="000000"/>
+                <w:sz w:val="22"/>
+                <w:szCs w:val="22"/>
+              </w:rPr>
+              <w:t xml:space="preserve">Sí</w:t>
             </w:r>
           </w:p>
         </w:tc>
@@ -20895,7 +23214,7 @@
           <w:sz w:val="24"/>
           <w:szCs w:val="24"/>
         </w:rPr>
-        <w:t xml:space="preserve">Tabla 15</w:t>
+        <w:t xml:space="preserve">Tabla 17</w:t>
       </w:r>
     </w:p>
     <w:p>

--- a/docs/entregas/semana-5/Caso 1 - Semana 5 - Informe final.docx
+++ b/docs/entregas/semana-5/Caso 1 - Semana 5 - Informe final.docx
@@ -24976,6 +24976,744 @@
           <w:szCs w:val="24"/>
         </w:rPr>
         <w:t xml:space="preserve"> Las decisiones que resultaron mal leídas siguen en el documento, marcadas como corregidas, con la corrección al lado. Un documento que se reescribe para parecer que siempre tuvo razón no sirve para aprender de él.</w:t>
+      </w:r>
+    </w:p>
+    <w:p>
+      <w:pPr>
+        <w:pStyle w:val="Heading2"/>
+        <w:keepNext/>
+        <w:spacing w:after="0" w:before="0" w:line="480" w:lineRule="auto"/>
+      </w:pPr>
+      <w:r>
+        <w:rPr>
+          <w:rFonts w:ascii="Times New Roman" w:cs="Times New Roman" w:eastAsia="Times New Roman" w:hAnsi="Times New Roman"/>
+          <w:b/>
+          <w:bCs/>
+          <w:i w:val="false"/>
+          <w:iCs w:val="false"/>
+          <w:color w:val="000000"/>
+          <w:sz w:val="24"/>
+          <w:szCs w:val="24"/>
+        </w:rPr>
+        <w:t xml:space="preserve">Lo que hicimos después de medir, y qué salió</w:t>
+      </w:r>
+    </w:p>
+    <w:p>
+      <w:pPr>
+        <w:spacing w:after="0" w:line="480" w:lineRule="auto"/>
+        <w:ind w:firstLine="720"/>
+      </w:pPr>
+      <w:r>
+        <w:rPr>
+          <w:rFonts w:ascii="Times New Roman" w:cs="Times New Roman" w:eastAsia="Times New Roman" w:hAnsi="Times New Roman"/>
+          <w:color w:val="000000"/>
+          <w:sz w:val="24"/>
+          <w:szCs w:val="24"/>
+        </w:rPr>
+        <w:t xml:space="preserve">La corrida sobre el bloque de prueba dejó una pregunta abierta: la ventaja sobre el azar era positiva y estable en signo, pero su intervalo incluía el cero. </w:t>
+      </w:r>
+      <w:r>
+        <w:rPr>
+          <w:rFonts w:ascii="Times New Roman" w:cs="Times New Roman" w:eastAsia="Times New Roman" w:hAnsi="Times New Roman"/>
+          <w:b/>
+          <w:bCs/>
+          <w:color w:val="000000"/>
+          <w:sz w:val="24"/>
+          <w:szCs w:val="24"/>
+        </w:rPr>
+        <w:t xml:space="preserve">Investigamos por qué</w:t>
+      </w:r>
+      <w:r>
+        <w:rPr>
+          <w:rFonts w:ascii="Times New Roman" w:cs="Times New Roman" w:eastAsia="Times New Roman" w:hAnsi="Times New Roman"/>
+          <w:color w:val="000000"/>
+          <w:sz w:val="24"/>
+          <w:szCs w:val="24"/>
+        </w:rPr>
+        <w:t xml:space="preserve">, sin tocar la reserva —ya gastada— y midiendo todo sobre validación.</w:t>
+      </w:r>
+    </w:p>
+    <w:p>
+      <w:pPr>
+        <w:pStyle w:val="Heading3"/>
+        <w:keepNext/>
+        <w:spacing w:after="0" w:before="0" w:line="480" w:lineRule="auto"/>
+      </w:pPr>
+      <w:r>
+        <w:rPr>
+          <w:rFonts w:ascii="Times New Roman" w:cs="Times New Roman" w:eastAsia="Times New Roman" w:hAnsi="Times New Roman"/>
+          <w:b/>
+          <w:bCs/>
+          <w:i/>
+          <w:iCs/>
+          <w:color w:val="000000"/>
+          <w:sz w:val="24"/>
+          <w:szCs w:val="24"/>
+        </w:rPr>
+        <w:t xml:space="preserve">El diagnóstico</w:t>
+      </w:r>
+    </w:p>
+    <w:p>
+      <w:pPr>
+        <w:spacing w:after="0" w:line="480" w:lineRule="auto"/>
+        <w:ind w:firstLine="720"/>
+      </w:pPr>
+      <w:r>
+        <w:rPr>
+          <w:rFonts w:ascii="Times New Roman" w:cs="Times New Roman" w:eastAsia="Times New Roman" w:hAnsi="Times New Roman"/>
+          <w:color w:val="000000"/>
+          <w:sz w:val="24"/>
+          <w:szCs w:val="24"/>
+        </w:rPr>
+        <w:t xml:space="preserve">Medimos </w:t>
+      </w:r>
+      <w:r>
+        <w:rPr>
+          <w:rFonts w:ascii="Times New Roman" w:cs="Times New Roman" w:eastAsia="Times New Roman" w:hAnsi="Times New Roman"/>
+          <w:b/>
+          <w:bCs/>
+          <w:color w:val="000000"/>
+          <w:sz w:val="24"/>
+          <w:szCs w:val="24"/>
+        </w:rPr>
+        <w:t xml:space="preserve">por cuánto le gana cada extremo a su vecino más cercano</w:t>
+      </w:r>
+      <w:r>
+        <w:rPr>
+          <w:rFonts w:ascii="Times New Roman" w:cs="Times New Roman" w:eastAsia="Times New Roman" w:hAnsi="Times New Roman"/>
+          <w:color w:val="000000"/>
+          <w:sz w:val="24"/>
+          <w:szCs w:val="24"/>
+        </w:rPr>
+        <w:t xml:space="preserve">, que es qué tan pronunciado es:</w:t>
+      </w:r>
+    </w:p>
+    <w:p>
+      <w:pPr>
+        <w:spacing w:after="0" w:line="480" w:lineRule="auto"/>
+        <w:ind w:firstLine="720"/>
+      </w:pPr>
+      <w:r>
+        <w:rPr>
+          <w:rFonts w:ascii="Times New Roman" w:cs="Times New Roman" w:eastAsia="Times New Roman" w:hAnsi="Times New Roman"/>
+          <w:b/>
+          <w:bCs/>
+          <w:color w:val="000000"/>
+          <w:sz w:val="24"/>
+          <w:szCs w:val="24"/>
+        </w:rPr>
+        <w:t xml:space="preserve">Dos hallazgos.</w:t>
+      </w:r>
+      <w:r>
+        <w:rPr>
+          <w:rFonts w:ascii="Times New Roman" w:cs="Times New Roman" w:eastAsia="Times New Roman" w:hAnsi="Times New Roman"/>
+          <w:color w:val="000000"/>
+          <w:sz w:val="24"/>
+          <w:szCs w:val="24"/>
+        </w:rPr>
+        <w:t xml:space="preserve"> Los mínimos ganan por más margen que los máximos </w:t>
+      </w:r>
+      <w:r>
+        <w:rPr>
+          <w:rFonts w:ascii="Times New Roman" w:cs="Times New Roman" w:eastAsia="Times New Roman" w:hAnsi="Times New Roman"/>
+          <w:b/>
+          <w:bCs/>
+          <w:color w:val="000000"/>
+          <w:sz w:val="24"/>
+          <w:szCs w:val="24"/>
+        </w:rPr>
+        <w:t xml:space="preserve">en los tres bloques</w:t>
+      </w:r>
+      <w:r>
+        <w:rPr>
+          <w:rFonts w:ascii="Times New Roman" w:cs="Times New Roman" w:eastAsia="Times New Roman" w:hAnsi="Times New Roman"/>
+          <w:color w:val="000000"/>
+          <w:sz w:val="24"/>
+          <w:szCs w:val="24"/>
+        </w:rPr>
+        <w:t xml:space="preserve">: los suelos de este activo son más pronunciados que los techos, y eso explica por qué el modelo detecta valles mejor que picos. Se comprobó que la asimetría aparece también dentro del bloque de entrenamiento, en tramos que suben, así que </w:t>
+      </w:r>
+      <w:r>
+        <w:rPr>
+          <w:rFonts w:ascii="Times New Roman" w:cs="Times New Roman" w:eastAsia="Times New Roman" w:hAnsi="Times New Roman"/>
+          <w:b/>
+          <w:bCs/>
+          <w:color w:val="000000"/>
+          <w:sz w:val="24"/>
+          <w:szCs w:val="24"/>
+        </w:rPr>
+        <w:t xml:space="preserve">no la causa el régimen del mercado</w:t>
+      </w:r>
+      <w:r>
+        <w:rPr>
+          <w:rFonts w:ascii="Times New Roman" w:cs="Times New Roman" w:eastAsia="Times New Roman" w:hAnsi="Times New Roman"/>
+          <w:color w:val="000000"/>
+          <w:sz w:val="24"/>
+          <w:szCs w:val="24"/>
+        </w:rPr>
+        <w:t xml:space="preserve">.</w:t>
+      </w:r>
+    </w:p>
+    <w:p>
+      <w:pPr>
+        <w:spacing w:after="0" w:line="480" w:lineRule="auto"/>
+        <w:ind w:firstLine="720"/>
+      </w:pPr>
+      <w:r>
+        <w:rPr>
+          <w:rFonts w:ascii="Times New Roman" w:cs="Times New Roman" w:eastAsia="Times New Roman" w:hAnsi="Times New Roman"/>
+          <w:color w:val="000000"/>
+          <w:sz w:val="24"/>
+          <w:szCs w:val="24"/>
+        </w:rPr>
+        <w:t xml:space="preserve">Y en prueba los extremos ganan por un tercio menos: son extremos marginales, decididos por una diferencia de precio pequeña, y por eso intrínsecamente menos predecibles.</w:t>
+      </w:r>
+    </w:p>
+    <w:p>
+      <w:pPr>
+        <w:pStyle w:val="Heading3"/>
+        <w:keepNext/>
+        <w:spacing w:after="0" w:before="0" w:line="480" w:lineRule="auto"/>
+      </w:pPr>
+      <w:r>
+        <w:rPr>
+          <w:rFonts w:ascii="Times New Roman" w:cs="Times New Roman" w:eastAsia="Times New Roman" w:hAnsi="Times New Roman"/>
+          <w:b/>
+          <w:bCs/>
+          <w:i/>
+          <w:iCs/>
+          <w:color w:val="000000"/>
+          <w:sz w:val="24"/>
+          <w:szCs w:val="24"/>
+        </w:rPr>
+        <w:t xml:space="preserve">Los dos arreglos que probamos, y por qué fallaron</w:t>
+      </w:r>
+    </w:p>
+    <w:p>
+      <w:pPr>
+        <w:spacing w:after="0" w:line="480" w:lineRule="auto"/>
+        <w:ind w:firstLine="720"/>
+      </w:pPr>
+      <w:r>
+        <w:rPr>
+          <w:rFonts w:ascii="Times New Roman" w:cs="Times New Roman" w:eastAsia="Times New Roman" w:hAnsi="Times New Roman"/>
+          <w:b/>
+          <w:bCs/>
+          <w:color w:val="000000"/>
+          <w:sz w:val="24"/>
+          <w:szCs w:val="24"/>
+        </w:rPr>
+        <w:t xml:space="preserve">Exigir un margen mínimo</w:t>
+      </w:r>
+      <w:r>
+        <w:rPr>
+          <w:rFonts w:ascii="Times New Roman" w:cs="Times New Roman" w:eastAsia="Times New Roman" w:hAnsi="Times New Roman"/>
+          <w:color w:val="000000"/>
+          <w:sz w:val="24"/>
+          <w:szCs w:val="24"/>
+        </w:rPr>
+        <w:t xml:space="preserve"> para llamar extremo a una vela — si un extremo que gana por 0,05 % es indistinguible del ruido, etiquetarlo igual que uno que gana por 3 % le pide al modelo aprender algo que no está ahí:</w:t>
+      </w:r>
+    </w:p>
+    <w:p>
+      <w:pPr>
+        <w:spacing w:after="0" w:line="480" w:lineRule="auto"/>
+        <w:ind w:firstLine="720"/>
+      </w:pPr>
+      <w:r>
+        <w:rPr>
+          <w:rFonts w:ascii="Times New Roman" w:cs="Times New Roman" w:eastAsia="Times New Roman" w:hAnsi="Times New Roman"/>
+          <w:b/>
+          <w:bCs/>
+          <w:color w:val="000000"/>
+          <w:sz w:val="24"/>
+          <w:szCs w:val="24"/>
+        </w:rPr>
+        <w:t xml:space="preserve">Juntar picos y valles</w:t>
+      </w:r>
+      <w:r>
+        <w:rPr>
+          <w:rFonts w:ascii="Times New Roman" w:cs="Times New Roman" w:eastAsia="Times New Roman" w:hAnsi="Times New Roman"/>
+          <w:color w:val="000000"/>
+          <w:sz w:val="24"/>
+          <w:szCs w:val="24"/>
+        </w:rPr>
+        <w:t xml:space="preserve"> en una sola clase «punto de inflexión», que duplica los ejemplos de la clase rara y elimina la asimetría de raíz: la ventaja pasa de </w:t>
+      </w:r>
+      <w:r>
+        <w:rPr>
+          <w:rFonts w:ascii="Times New Roman" w:cs="Times New Roman" w:eastAsia="Times New Roman" w:hAnsi="Times New Roman"/>
+          <w:b/>
+          <w:bCs/>
+          <w:color w:val="000000"/>
+          <w:sz w:val="24"/>
+          <w:szCs w:val="24"/>
+        </w:rPr>
+        <w:t xml:space="preserve">+0,0537</w:t>
+      </w:r>
+      <w:r>
+        <w:rPr>
+          <w:rFonts w:ascii="Times New Roman" w:cs="Times New Roman" w:eastAsia="Times New Roman" w:hAnsi="Times New Roman"/>
+          <w:color w:val="000000"/>
+          <w:sz w:val="24"/>
+          <w:szCs w:val="24"/>
+        </w:rPr>
+        <w:t xml:space="preserve"> a </w:t>
+      </w:r>
+      <w:r>
+        <w:rPr>
+          <w:rFonts w:ascii="Times New Roman" w:cs="Times New Roman" w:eastAsia="Times New Roman" w:hAnsi="Times New Roman"/>
+          <w:b/>
+          <w:bCs/>
+          <w:color w:val="000000"/>
+          <w:sz w:val="24"/>
+          <w:szCs w:val="24"/>
+        </w:rPr>
+        <w:t xml:space="preserve">−0,0293</w:t>
+      </w:r>
+      <w:r>
+        <w:rPr>
+          <w:rFonts w:ascii="Times New Roman" w:cs="Times New Roman" w:eastAsia="Times New Roman" w:hAnsi="Times New Roman"/>
+          <w:color w:val="000000"/>
+          <w:sz w:val="24"/>
+          <w:szCs w:val="24"/>
+        </w:rPr>
+        <w:t xml:space="preserve">.</w:t>
+      </w:r>
+    </w:p>
+    <w:p>
+      <w:pPr>
+        <w:spacing w:after="0" w:line="480" w:lineRule="auto"/>
+        <w:ind w:firstLine="720"/>
+      </w:pPr>
+      <w:r>
+        <w:rPr>
+          <w:rFonts w:ascii="Times New Roman" w:cs="Times New Roman" w:eastAsia="Times New Roman" w:hAnsi="Times New Roman"/>
+          <w:b/>
+          <w:bCs/>
+          <w:color w:val="000000"/>
+          <w:sz w:val="24"/>
+          <w:szCs w:val="24"/>
+        </w:rPr>
+        <w:t xml:space="preserve">Los dos empeoran</w:t>
+      </w:r>
+      <w:r>
+        <w:rPr>
+          <w:rFonts w:ascii="Times New Roman" w:cs="Times New Roman" w:eastAsia="Times New Roman" w:hAnsi="Times New Roman"/>
+          <w:color w:val="000000"/>
+          <w:sz w:val="24"/>
+          <w:szCs w:val="24"/>
+        </w:rPr>
+        <w:t xml:space="preserve">, y por la misma razón: filtrar o fusionar no arregla que haya pocos ejemplos de la clase rara. Filtrar reduce los máximos de validación de 99 a 27.</w:t>
+      </w:r>
+    </w:p>
+    <w:p>
+      <w:pPr>
+        <w:pStyle w:val="Heading3"/>
+        <w:keepNext/>
+        <w:spacing w:after="0" w:before="0" w:line="480" w:lineRule="auto"/>
+      </w:pPr>
+      <w:r>
+        <w:rPr>
+          <w:rFonts w:ascii="Times New Roman" w:cs="Times New Roman" w:eastAsia="Times New Roman" w:hAnsi="Times New Roman"/>
+          <w:b/>
+          <w:bCs/>
+          <w:i/>
+          <w:iCs/>
+          <w:color w:val="000000"/>
+          <w:sz w:val="24"/>
+          <w:szCs w:val="24"/>
+        </w:rPr>
+        <w:t xml:space="preserve">Lo que sí resolvió la pregunta: medir muchas veces en vez de una</w:t>
+      </w:r>
+    </w:p>
+    <w:p>
+      <w:pPr>
+        <w:spacing w:after="0" w:line="480" w:lineRule="auto"/>
+        <w:ind w:firstLine="720"/>
+      </w:pPr>
+      <w:r>
+        <w:rPr>
+          <w:rFonts w:ascii="Times New Roman" w:cs="Times New Roman" w:eastAsia="Times New Roman" w:hAnsi="Times New Roman"/>
+          <w:color w:val="000000"/>
+          <w:sz w:val="24"/>
+          <w:szCs w:val="24"/>
+        </w:rPr>
+        <w:t xml:space="preserve">El cuello de botella no era el modelo ni el criterio: era que </w:t>
+      </w:r>
+      <w:r>
+        <w:rPr>
+          <w:rFonts w:ascii="Times New Roman" w:cs="Times New Roman" w:eastAsia="Times New Roman" w:hAnsi="Times New Roman"/>
+          <w:b/>
+          <w:bCs/>
+          <w:color w:val="000000"/>
+          <w:sz w:val="24"/>
+          <w:szCs w:val="24"/>
+        </w:rPr>
+        <w:t xml:space="preserve">una sola medición sobre 86 ejemplos de cada clase no puede dar un intervalo estrecho</w:t>
+      </w:r>
+      <w:r>
+        <w:rPr>
+          <w:rFonts w:ascii="Times New Roman" w:cs="Times New Roman" w:eastAsia="Times New Roman" w:hAnsi="Times New Roman"/>
+          <w:color w:val="000000"/>
+          <w:sz w:val="24"/>
+          <w:szCs w:val="24"/>
+        </w:rPr>
+        <w:t xml:space="preserve">.</w:t>
+      </w:r>
+    </w:p>
+    <w:p>
+      <w:pPr>
+        <w:spacing w:after="0" w:line="480" w:lineRule="auto"/>
+        <w:ind w:firstLine="720"/>
+      </w:pPr>
+      <w:r>
+        <w:rPr>
+          <w:rFonts w:ascii="Times New Roman" w:cs="Times New Roman" w:eastAsia="Times New Roman" w:hAnsi="Times New Roman"/>
+          <w:color w:val="000000"/>
+          <w:sz w:val="24"/>
+          <w:szCs w:val="24"/>
+        </w:rPr>
+        <w:t xml:space="preserve">Se probó la alternativa correcta para series de tiempo: </w:t>
+      </w:r>
+      <w:r>
+        <w:rPr>
+          <w:rFonts w:ascii="Times New Roman" w:cs="Times New Roman" w:eastAsia="Times New Roman" w:hAnsi="Times New Roman"/>
+          <w:b/>
+          <w:bCs/>
+          <w:color w:val="000000"/>
+          <w:sz w:val="24"/>
+          <w:szCs w:val="24"/>
+        </w:rPr>
+        <w:t xml:space="preserve">validación walk-forward</w:t>
+      </w:r>
+      <w:r>
+        <w:rPr>
+          <w:rFonts w:ascii="Times New Roman" w:cs="Times New Roman" w:eastAsia="Times New Roman" w:hAnsi="Times New Roman"/>
+          <w:color w:val="000000"/>
+          <w:sz w:val="24"/>
+          <w:szCs w:val="24"/>
+        </w:rPr>
+        <w:t xml:space="preserve">. En vez de un bloque medido una vez, se avanza por la serie entrenando con lo anterior y midiendo en el tramo siguiente, con el mismo embargo en cada frontera. El procedimiento se fijó antes de correrlo y no se tocó después.</w:t>
+      </w:r>
+    </w:p>
+    <w:p>
+      <w:pPr>
+        <w:spacing w:after="0" w:line="480" w:lineRule="auto"/>
+        <w:ind w:firstLine="720"/>
+      </w:pPr>
+      <w:r>
+        <w:rPr>
+          <w:rFonts w:ascii="Times New Roman" w:cs="Times New Roman" w:eastAsia="Times New Roman" w:hAnsi="Times New Roman"/>
+          <w:color w:val="000000"/>
+          <w:sz w:val="24"/>
+          <w:szCs w:val="24"/>
+        </w:rPr>
+        <w:t xml:space="preserve">Los nueve tramos cubren regímenes opuestos, desde uno que cayó un </w:t>
+      </w:r>
+      <w:r>
+        <w:rPr>
+          <w:rFonts w:ascii="Times New Roman" w:cs="Times New Roman" w:eastAsia="Times New Roman" w:hAnsi="Times New Roman"/>
+          <w:b/>
+          <w:bCs/>
+          <w:color w:val="000000"/>
+          <w:sz w:val="24"/>
+          <w:szCs w:val="24"/>
+        </w:rPr>
+        <w:t xml:space="preserve">35,5 %</w:t>
+      </w:r>
+      <w:r>
+        <w:rPr>
+          <w:rFonts w:ascii="Times New Roman" w:cs="Times New Roman" w:eastAsia="Times New Roman" w:hAnsi="Times New Roman"/>
+          <w:color w:val="000000"/>
+          <w:sz w:val="24"/>
+          <w:szCs w:val="24"/>
+        </w:rPr>
+        <w:t xml:space="preserve"> hasta uno que subió un </w:t>
+      </w:r>
+      <w:r>
+        <w:rPr>
+          <w:rFonts w:ascii="Times New Roman" w:cs="Times New Roman" w:eastAsia="Times New Roman" w:hAnsi="Times New Roman"/>
+          <w:b/>
+          <w:bCs/>
+          <w:color w:val="000000"/>
+          <w:sz w:val="24"/>
+          <w:szCs w:val="24"/>
+        </w:rPr>
+        <w:t xml:space="preserve">88,8 %</w:t>
+      </w:r>
+      <w:r>
+        <w:rPr>
+          <w:rFonts w:ascii="Times New Roman" w:cs="Times New Roman" w:eastAsia="Times New Roman" w:hAnsi="Times New Roman"/>
+          <w:color w:val="000000"/>
+          <w:sz w:val="24"/>
+          <w:szCs w:val="24"/>
+        </w:rPr>
+        <w:t xml:space="preserve">. </w:t>
+      </w:r>
+      <w:r>
+        <w:rPr>
+          <w:rFonts w:ascii="Times New Roman" w:cs="Times New Roman" w:eastAsia="Times New Roman" w:hAnsi="Times New Roman"/>
+          <w:b/>
+          <w:bCs/>
+          <w:color w:val="000000"/>
+          <w:sz w:val="24"/>
+          <w:szCs w:val="24"/>
+        </w:rPr>
+        <w:t xml:space="preserve">El bosque gana en todos.</w:t>
+      </w:r>
+    </w:p>
+    <w:p>
+      <w:pPr>
+        <w:spacing w:after="0" w:line="480" w:lineRule="auto"/>
+        <w:ind w:firstLine="720"/>
+      </w:pPr>
+      <w:r>
+        <w:rPr>
+          <w:rFonts w:ascii="Times New Roman" w:cs="Times New Roman" w:eastAsia="Times New Roman" w:hAnsi="Times New Roman"/>
+          <w:color w:val="000000"/>
+          <w:sz w:val="24"/>
+          <w:szCs w:val="24"/>
+        </w:rPr>
+        <w:t xml:space="preserve">Y hay una coincidencia que importa: la ventaja media del walk-forward (</w:t>
+      </w:r>
+      <w:r>
+        <w:rPr>
+          <w:rFonts w:ascii="Times New Roman" w:cs="Times New Roman" w:eastAsia="Times New Roman" w:hAnsi="Times New Roman"/>
+          <w:b/>
+          <w:bCs/>
+          <w:color w:val="000000"/>
+          <w:sz w:val="24"/>
+          <w:szCs w:val="24"/>
+        </w:rPr>
+        <w:t xml:space="preserve">+0,035046</w:t>
+      </w:r>
+      <w:r>
+        <w:rPr>
+          <w:rFonts w:ascii="Times New Roman" w:cs="Times New Roman" w:eastAsia="Times New Roman" w:hAnsi="Times New Roman"/>
+          <w:color w:val="000000"/>
+          <w:sz w:val="24"/>
+          <w:szCs w:val="24"/>
+        </w:rPr>
+        <w:t xml:space="preserve">) y la que dio el bloque de prueba (</w:t>
+      </w:r>
+      <w:r>
+        <w:rPr>
+          <w:rFonts w:ascii="Times New Roman" w:cs="Times New Roman" w:eastAsia="Times New Roman" w:hAnsi="Times New Roman"/>
+          <w:b/>
+          <w:bCs/>
+          <w:color w:val="000000"/>
+          <w:sz w:val="24"/>
+          <w:szCs w:val="24"/>
+        </w:rPr>
+        <w:t xml:space="preserve">+0,035021</w:t>
+      </w:r>
+      <w:r>
+        <w:rPr>
+          <w:rFonts w:ascii="Times New Roman" w:cs="Times New Roman" w:eastAsia="Times New Roman" w:hAnsi="Times New Roman"/>
+          <w:color w:val="000000"/>
+          <w:sz w:val="24"/>
+          <w:szCs w:val="24"/>
+        </w:rPr>
+        <w:t xml:space="preserve">) coinciden hasta la cuarta cifra decimal. </w:t>
+      </w:r>
+      <w:r>
+        <w:rPr>
+          <w:rFonts w:ascii="Times New Roman" w:cs="Times New Roman" w:eastAsia="Times New Roman" w:hAnsi="Times New Roman"/>
+          <w:b/>
+          <w:bCs/>
+          <w:color w:val="000000"/>
+          <w:sz w:val="24"/>
+          <w:szCs w:val="24"/>
+        </w:rPr>
+        <w:t xml:space="preserve">La reserva no tuvo mala suerte</w:t>
+      </w:r>
+      <w:r>
+        <w:rPr>
+          <w:rFonts w:ascii="Times New Roman" w:cs="Times New Roman" w:eastAsia="Times New Roman" w:hAnsi="Times New Roman"/>
+          <w:color w:val="000000"/>
+          <w:sz w:val="24"/>
+          <w:szCs w:val="24"/>
+        </w:rPr>
+        <w:t xml:space="preserve"> — el efecto era del mismo tamaño en los nueve tramos y en el bloque no visto, y lo que faltaba era poder estadístico para distinguirlo del azar.</w:t>
+      </w:r>
+    </w:p>
+    <w:p>
+      <w:pPr>
+        <w:spacing w:after="0" w:line="480" w:lineRule="auto"/>
+        <w:ind w:left="720"/>
+      </w:pPr>
+      <w:r>
+        <w:rPr>
+          <w:rFonts w:ascii="Times New Roman" w:cs="Times New Roman" w:eastAsia="Times New Roman" w:hAnsi="Times New Roman"/>
+          <w:b/>
+          <w:bCs/>
+          <w:color w:val="000000"/>
+          <w:sz w:val="24"/>
+          <w:szCs w:val="24"/>
+        </w:rPr>
+        <w:t xml:space="preserve">Lo que esto NO demuestra, y hay que decirlo.</w:t>
+      </w:r>
+      <w:r>
+        <w:rPr>
+          <w:rFonts w:ascii="Times New Roman" w:cs="Times New Roman" w:eastAsia="Times New Roman" w:hAnsi="Times New Roman"/>
+          <w:color w:val="000000"/>
+          <w:sz w:val="24"/>
+          <w:szCs w:val="24"/>
+        </w:rPr>
+        <w:t xml:space="preserve"> El walk-forward </w:t>
+      </w:r>
+      <w:r>
+        <w:rPr>
+          <w:rFonts w:ascii="Times New Roman" w:cs="Times New Roman" w:eastAsia="Times New Roman" w:hAnsi="Times New Roman"/>
+          <w:b/>
+          <w:bCs/>
+          <w:color w:val="000000"/>
+          <w:sz w:val="24"/>
+          <w:szCs w:val="24"/>
+        </w:rPr>
+        <w:t xml:space="preserve">no es una estimación insesgada</w:t>
+      </w:r>
+      <w:r>
+        <w:rPr>
+          <w:rFonts w:ascii="Times New Roman" w:cs="Times New Roman" w:eastAsia="Times New Roman" w:hAnsi="Times New Roman"/>
+          <w:color w:val="000000"/>
+          <w:sz w:val="24"/>
+          <w:szCs w:val="24"/>
+        </w:rPr>
+        <w:t xml:space="preserve">: los tramos posteriores entrenan con datos de los anteriores, y el modelo se desarrolló mirando validación. </w:t>
+      </w:r>
+      <w:r>
+        <w:rPr>
+          <w:rFonts w:ascii="Times New Roman" w:cs="Times New Roman" w:eastAsia="Times New Roman" w:hAnsi="Times New Roman"/>
+          <w:b/>
+          <w:bCs/>
+          <w:color w:val="000000"/>
+          <w:sz w:val="24"/>
+          <w:szCs w:val="24"/>
+        </w:rPr>
+        <w:t xml:space="preserve">La única estimación limpia sigue siendo la del bloque de prueba</w:t>
+      </w:r>
+      <w:r>
+        <w:rPr>
+          <w:rFonts w:ascii="Times New Roman" w:cs="Times New Roman" w:eastAsia="Times New Roman" w:hAnsi="Times New Roman"/>
+          <w:color w:val="000000"/>
+          <w:sz w:val="24"/>
+          <w:szCs w:val="24"/>
+        </w:rPr>
+        <w:t xml:space="preserve">, y esa es la que el informe reporta en la sección 5. Lo que el walk-forward muestra es que </w:t>
+      </w:r>
+      <w:r>
+        <w:rPr>
+          <w:rFonts w:ascii="Times New Roman" w:cs="Times New Roman" w:eastAsia="Times New Roman" w:hAnsi="Times New Roman"/>
+          <w:b/>
+          <w:bCs/>
+          <w:color w:val="000000"/>
+          <w:sz w:val="24"/>
+          <w:szCs w:val="24"/>
+        </w:rPr>
+        <w:t xml:space="preserve">la ventaja es consistente en signo</w:t>
+      </w:r>
+      <w:r>
+        <w:rPr>
+          <w:rFonts w:ascii="Times New Roman" w:cs="Times New Roman" w:eastAsia="Times New Roman" w:hAnsi="Times New Roman"/>
+          <w:color w:val="000000"/>
+          <w:sz w:val="24"/>
+          <w:szCs w:val="24"/>
+        </w:rPr>
+        <w:t xml:space="preserve"> a lo largo de nueve períodos y de regímenes opuestos.  Por eso </w:t>
+      </w:r>
+      <w:r>
+        <w:rPr>
+          <w:rFonts w:ascii="Times New Roman" w:cs="Times New Roman" w:eastAsia="Times New Roman" w:hAnsi="Times New Roman"/>
+          <w:b/>
+          <w:bCs/>
+          <w:color w:val="000000"/>
+          <w:sz w:val="24"/>
+          <w:szCs w:val="24"/>
+        </w:rPr>
+        <w:t xml:space="preserve">no reemplaza el resultado</w:t>
+      </w:r>
+      <w:r>
+        <w:rPr>
+          <w:rFonts w:ascii="Times New Roman" w:cs="Times New Roman" w:eastAsia="Times New Roman" w:hAnsi="Times New Roman"/>
+          <w:color w:val="000000"/>
+          <w:sz w:val="24"/>
+          <w:szCs w:val="24"/>
+        </w:rPr>
+        <w:t xml:space="preserve">: lo explica.</w:t>
+      </w:r>
+    </w:p>
+    <w:p>
+      <w:pPr>
+        <w:pStyle w:val="Heading3"/>
+        <w:keepNext/>
+        <w:spacing w:after="0" w:before="0" w:line="480" w:lineRule="auto"/>
+      </w:pPr>
+      <w:r>
+        <w:rPr>
+          <w:rFonts w:ascii="Times New Roman" w:cs="Times New Roman" w:eastAsia="Times New Roman" w:hAnsi="Times New Roman"/>
+          <w:b/>
+          <w:bCs/>
+          <w:i/>
+          <w:iCs/>
+          <w:color w:val="000000"/>
+          <w:sz w:val="24"/>
+          <w:szCs w:val="24"/>
+        </w:rPr>
+        <w:t xml:space="preserve">Lo que se aprende de esto</w:t>
+      </w:r>
+    </w:p>
+    <w:p>
+      <w:pPr>
+        <w:spacing w:after="0" w:line="480" w:lineRule="auto"/>
+        <w:ind w:firstLine="720"/>
+      </w:pPr>
+      <w:r>
+        <w:rPr>
+          <w:rFonts w:ascii="Times New Roman" w:cs="Times New Roman" w:eastAsia="Times New Roman" w:hAnsi="Times New Roman"/>
+          <w:b/>
+          <w:bCs/>
+          <w:color w:val="000000"/>
+          <w:sz w:val="24"/>
+          <w:szCs w:val="24"/>
+        </w:rPr>
+        <w:t xml:space="preserve">El diseño de un solo bloque medido una vez es correcto contra el autoengaño y débil contra el ruido.</w:t>
+      </w:r>
+      <w:r>
+        <w:rPr>
+          <w:rFonts w:ascii="Times New Roman" w:cs="Times New Roman" w:eastAsia="Times New Roman" w:hAnsi="Times New Roman"/>
+          <w:color w:val="000000"/>
+          <w:sz w:val="24"/>
+          <w:szCs w:val="24"/>
+        </w:rPr>
+        <w:t xml:space="preserve"> Protege perfectamente de elegir mirando el resultado —que es el riesgo grande— al precio de no poder distinguir un efecto pequeño de la nada.</w:t>
+      </w:r>
+    </w:p>
+    <w:p>
+      <w:pPr>
+        <w:spacing w:after="0" w:line="480" w:lineRule="auto"/>
+        <w:ind w:firstLine="720"/>
+      </w:pPr>
+      <w:r>
+        <w:rPr>
+          <w:rFonts w:ascii="Times New Roman" w:cs="Times New Roman" w:eastAsia="Times New Roman" w:hAnsi="Times New Roman"/>
+          <w:color w:val="000000"/>
+          <w:sz w:val="24"/>
+          <w:szCs w:val="24"/>
+        </w:rPr>
+        <w:t xml:space="preserve">Un diseño walk-forward con el procedimiento fijado de antemano da las dos cosas: nadie puede elegir mirando, y hay potencia suficiente para ver un efecto de este tamaño. </w:t>
+      </w:r>
+      <w:r>
+        <w:rPr>
+          <w:rFonts w:ascii="Times New Roman" w:cs="Times New Roman" w:eastAsia="Times New Roman" w:hAnsi="Times New Roman"/>
+          <w:b/>
+          <w:bCs/>
+          <w:color w:val="000000"/>
+          <w:sz w:val="24"/>
+          <w:szCs w:val="24"/>
+        </w:rPr>
+        <w:t xml:space="preserve">Es la corrección de método más importante que salió de este trabajo.</w:t>
       </w:r>
     </w:p>
     <w:p>

--- a/docs/entregas/semana-5/Caso 1 - Semana 5 - Informe final.docx
+++ b/docs/entregas/semana-5/Caso 1 - Semana 5 - Informe final.docx
@@ -10527,7 +10527,7 @@
           <w:sz w:val="24"/>
           <w:szCs w:val="24"/>
         </w:rPr>
-        <w:t xml:space="preserve">Todas las cifras son de </w:t>
+        <w:t xml:space="preserve">Las cifras de las secciones 1 a 6 son de </w:t>
       </w:r>
       <w:r>
         <w:rPr>
@@ -10547,7 +10547,7 @@
           <w:sz w:val="24"/>
           <w:szCs w:val="24"/>
         </w:rPr>
-        <w:t xml:space="preserve"> y salen de un archivo de evidencia que se regenera con un comando. La única celda vacía es el bloque de prueba, que se mide </w:t>
+        <w:t xml:space="preserve">; la sección 7 trae lo del bloque de prueba, medido </w:t>
       </w:r>
       <w:r>
         <w:rPr>
@@ -10567,25 +10567,7 @@
           <w:sz w:val="24"/>
           <w:szCs w:val="24"/>
         </w:rPr>
-        <w:t xml:space="preserve"> (D18), el lunes 7 tras el atraso que fija la </w:t>
-      </w:r>
-      <w:r>
-        <w:rPr>
-          <w:rFonts w:ascii="Times New Roman" w:cs="Times New Roman" w:eastAsia="Times New Roman" w:hAnsi="Times New Roman"/>
-          <w:color w:val="000000"/>
-          <w:sz w:val="24"/>
-          <w:szCs w:val="24"/>
-        </w:rPr>
-        <w:t xml:space="preserve">D23</w:t>
-      </w:r>
-      <w:r>
-        <w:rPr>
-          <w:rFonts w:ascii="Times New Roman" w:cs="Times New Roman" w:eastAsia="Times New Roman" w:hAnsi="Times New Roman"/>
-          <w:color w:val="000000"/>
-          <w:sz w:val="24"/>
-          <w:szCs w:val="24"/>
-        </w:rPr>
-        <w:t xml:space="preserve">.</w:t>
+        <w:t xml:space="preserve"> el 07/09 (D18, D23). Todas salen de un archivo de evidencia que se regenera con un comando.</w:t>
       </w:r>
     </w:p>
     <w:p>
@@ -11481,6 +11463,74 @@
     <w:p>
       <w:pPr>
         <w:spacing w:after="0" w:line="480" w:lineRule="auto"/>
+        <w:ind w:left="720"/>
+      </w:pPr>
+      <w:r>
+        <w:rPr>
+          <w:rFonts w:ascii="Times New Roman" w:cs="Times New Roman" w:eastAsia="Times New Roman" w:hAnsi="Times New Roman"/>
+          <w:b/>
+          <w:bCs/>
+          <w:color w:val="000000"/>
+          <w:sz w:val="24"/>
+          <w:szCs w:val="24"/>
+        </w:rPr>
+        <w:t xml:space="preserve">Las cuatro filas donde entra el iTransformer se leen con la </w:t>
+      </w:r>
+      <w:r>
+        <w:rPr>
+          <w:rFonts w:ascii="Times New Roman" w:cs="Times New Roman" w:eastAsia="Times New Roman" w:hAnsi="Times New Roman"/>
+          <w:b/>
+          <w:bCs/>
+          <w:color w:val="000000"/>
+          <w:sz w:val="24"/>
+          <w:szCs w:val="24"/>
+        </w:rPr>
+        <w:t xml:space="preserve">D25</w:t>
+      </w:r>
+      <w:r>
+        <w:rPr>
+          <w:rFonts w:ascii="Times New Roman" w:cs="Times New Roman" w:eastAsia="Times New Roman" w:hAnsi="Times New Roman"/>
+          <w:b/>
+          <w:bCs/>
+          <w:color w:val="000000"/>
+          <w:sz w:val="24"/>
+          <w:szCs w:val="24"/>
+        </w:rPr>
+        <w:t xml:space="preserve">.</w:t>
+      </w:r>
+      <w:r>
+        <w:rPr>
+          <w:rFonts w:ascii="Times New Roman" w:cs="Times New Roman" w:eastAsia="Times New Roman" w:hAnsi="Times New Roman"/>
+          <w:color w:val="000000"/>
+          <w:sz w:val="24"/>
+          <w:szCs w:val="24"/>
+        </w:rPr>
+        <w:t xml:space="preserve"> Ese modelo no es reproducible entre procesos, así que el intervalo pareado de una corrida no decide: el peso lo lleva el signo entre semillas. Las filas de Chronos-Bolt no están afectadas, porque es </w:t>
+      </w:r>
+      <w:r>
+        <w:rPr>
+          <w:rFonts w:ascii="Times New Roman" w:cs="Times New Roman" w:eastAsia="Times New Roman" w:hAnsi="Times New Roman"/>
+          <w:i/>
+          <w:iCs/>
+          <w:color w:val="000000"/>
+          <w:sz w:val="24"/>
+          <w:szCs w:val="24"/>
+        </w:rPr>
+        <w:t xml:space="preserve">zero-shot</w:t>
+      </w:r>
+      <w:r>
+        <w:rPr>
+          <w:rFonts w:ascii="Times New Roman" w:cs="Times New Roman" w:eastAsia="Times New Roman" w:hAnsi="Times New Roman"/>
+          <w:color w:val="000000"/>
+          <w:sz w:val="24"/>
+          <w:szCs w:val="24"/>
+        </w:rPr>
+        <w:t xml:space="preserve"> y sus predicciones sí reproducen.</w:t>
+      </w:r>
+    </w:p>
+    <w:p>
+      <w:pPr>
+        <w:spacing w:after="0" w:line="480" w:lineRule="auto"/>
         <w:ind w:firstLine="720"/>
       </w:pPr>
       <w:r>
@@ -11935,7 +11985,7 @@
           <w:sz w:val="24"/>
           <w:szCs w:val="24"/>
         </w:rPr>
-        <w:t xml:space="preserve">Los activos de apoyo sí aportan al avanzado — y el matiz importa</w:t>
+        <w:t xml:space="preserve">Los activos de apoyo: signo estable en las cinco, sin distinguibilidad afirmable</w:t>
       </w:r>
     </w:p>
     <w:p>
@@ -11961,16 +12011,16 @@
           <w:sz w:val="24"/>
           <w:szCs w:val="24"/>
         </w:rPr>
-        <w:t xml:space="preserve">Eso se midió sobre el bosque, y sobre el avanzado da distinto.</w:t>
-      </w:r>
-      <w:r>
-        <w:rPr>
-          <w:rFonts w:ascii="Times New Roman" w:cs="Times New Roman" w:eastAsia="Times New Roman" w:hAnsi="Times New Roman"/>
-          <w:color w:val="000000"/>
-          <w:sz w:val="24"/>
-          <w:szCs w:val="24"/>
-        </w:rPr>
-        <w:t xml:space="preserve"> No es una generalización que convenga hacer, porque la arquitectura elegida existe justamente para atender entre series.</w:t>
+        <w:t xml:space="preserve">Se midió sobre el bosque, y sobre el avanzado hay que decirlo con más cuidado</w:t>
+      </w:r>
+      <w:r>
+        <w:rPr>
+          <w:rFonts w:ascii="Times New Roman" w:cs="Times New Roman" w:eastAsia="Times New Roman" w:hAnsi="Times New Roman"/>
+          <w:color w:val="000000"/>
+          <w:sz w:val="24"/>
+          <w:szCs w:val="24"/>
+        </w:rPr>
+        <w:t xml:space="preserve">, porque la arquitectura elegida existe justamente para atender entre series y es donde uno esperaría ver el aporte si lo hay.</w:t>
       </w:r>
     </w:p>
     <w:p>
@@ -11985,7 +12035,27 @@
           <w:sz w:val="24"/>
           <w:szCs w:val="24"/>
         </w:rPr>
-        <w:t xml:space="preserve">La D14 —mía— había concluido lo contrario, y la D24 corrige esa lectura sin reescribirla: la D14 respondió una pregunta de </w:t>
+        <w:t xml:space="preserve">Esta sección pasó por dos correcciones y conviene que se lean juntas. La </w:t>
+      </w:r>
+      <w:r>
+        <w:rPr>
+          <w:rFonts w:ascii="Times New Roman" w:cs="Times New Roman" w:eastAsia="Times New Roman" w:hAnsi="Times New Roman"/>
+          <w:b/>
+          <w:bCs/>
+          <w:color w:val="000000"/>
+          <w:sz w:val="24"/>
+          <w:szCs w:val="24"/>
+        </w:rPr>
+        <w:t xml:space="preserve">D24</w:t>
+      </w:r>
+      <w:r>
+        <w:rPr>
+          <w:rFonts w:ascii="Times New Roman" w:cs="Times New Roman" w:eastAsia="Times New Roman" w:hAnsi="Times New Roman"/>
+          <w:color w:val="000000"/>
+          <w:sz w:val="24"/>
+          <w:szCs w:val="24"/>
+        </w:rPr>
+        <w:t xml:space="preserve"> corrigió el criterio de la D14 —mía—, que había respondido una pregunta de </w:t>
       </w:r>
       <w:r>
         <w:rPr>
@@ -12025,7 +12095,47 @@
           <w:sz w:val="24"/>
           <w:szCs w:val="24"/>
         </w:rPr>
-        <w:t xml:space="preserve">. La sección 5 del protocolo ya decía que ese umbral no aplica a esta clase de pregunta.</w:t>
+        <w:t xml:space="preserve">. Esa corrección sigue en pie. La </w:t>
+      </w:r>
+      <w:r>
+        <w:rPr>
+          <w:rFonts w:ascii="Times New Roman" w:cs="Times New Roman" w:eastAsia="Times New Roman" w:hAnsi="Times New Roman"/>
+          <w:b/>
+          <w:bCs/>
+          <w:color w:val="000000"/>
+          <w:sz w:val="24"/>
+          <w:szCs w:val="24"/>
+        </w:rPr>
+        <w:t xml:space="preserve">D25</w:t>
+      </w:r>
+      <w:r>
+        <w:rPr>
+          <w:rFonts w:ascii="Times New Roman" w:cs="Times New Roman" w:eastAsia="Times New Roman" w:hAnsi="Times New Roman"/>
+          <w:color w:val="000000"/>
+          <w:sz w:val="24"/>
+          <w:szCs w:val="24"/>
+        </w:rPr>
+        <w:t xml:space="preserve"> retiró el veredicto que la D24 sacó de ahí, porque la condición que lo sostenía no se reproduce. </w:t>
+      </w:r>
+      <w:r>
+        <w:rPr>
+          <w:rFonts w:ascii="Times New Roman" w:cs="Times New Roman" w:eastAsia="Times New Roman" w:hAnsi="Times New Roman"/>
+          <w:b/>
+          <w:bCs/>
+          <w:color w:val="000000"/>
+          <w:sz w:val="24"/>
+          <w:szCs w:val="24"/>
+        </w:rPr>
+        <w:t xml:space="preserve">La conclusión vuelve a coincidir con la D14 por una razón distinta de la que la D14 dio</w:t>
+      </w:r>
+      <w:r>
+        <w:rPr>
+          <w:rFonts w:ascii="Times New Roman" w:cs="Times New Roman" w:eastAsia="Times New Roman" w:hAnsi="Times New Roman"/>
+          <w:color w:val="000000"/>
+          <w:sz w:val="24"/>
+          <w:szCs w:val="24"/>
+        </w:rPr>
+        <w:t xml:space="preserve">, y eso no vuelve correcto el argumento de entonces.</w:t>
       </w:r>
     </w:p>
     <w:p>
@@ -12216,7 +12326,7 @@
           <w:sz w:val="24"/>
           <w:szCs w:val="24"/>
         </w:rPr>
-        <w:t xml:space="preserve">Y aun así no rescata nada.</w:t>
+        <w:t xml:space="preserve">Y aun así no rescataría nada.</w:t>
       </w:r>
       <w:r>
         <w:rPr>
@@ -12265,7 +12375,7 @@
           <w:sz w:val="24"/>
           <w:szCs w:val="24"/>
         </w:rPr>
-        <w:t xml:space="preserve"> ellos. Las dos frases son ciertas a la vez y hay que decirlas juntas:</w:t>
+        <w:t xml:space="preserve"> ellos. Las dos cosas son ciertas a la vez y hay que decirlas juntas:</w:t>
       </w:r>
     </w:p>
     <w:p>
@@ -12280,7 +12390,47 @@
           <w:sz w:val="24"/>
           <w:szCs w:val="24"/>
         </w:rPr>
-        <w:t xml:space="preserve">Los activos de apoyo aportan al modelo avanzado de forma consistente, y el aporte es pequeño. La D20 explica por qué: los seis son fuertemente proporcionales entre sí y </w:t>
+        <w:t xml:space="preserve">El aporte de los activos de apoyo al modelo avanzado tiene </w:t>
+      </w:r>
+      <w:r>
+        <w:rPr>
+          <w:rFonts w:ascii="Times New Roman" w:cs="Times New Roman" w:eastAsia="Times New Roman" w:hAnsi="Times New Roman"/>
+          <w:b/>
+          <w:bCs/>
+          <w:color w:val="000000"/>
+          <w:sz w:val="24"/>
+          <w:szCs w:val="24"/>
+        </w:rPr>
+        <w:t xml:space="preserve">signo estable en las cinco semillas de dos barridos independientes</w:t>
+      </w:r>
+      <w:r>
+        <w:rPr>
+          <w:rFonts w:ascii="Times New Roman" w:cs="Times New Roman" w:eastAsia="Times New Roman" w:hAnsi="Times New Roman"/>
+          <w:color w:val="000000"/>
+          <w:sz w:val="24"/>
+          <w:szCs w:val="24"/>
+        </w:rPr>
+        <w:t xml:space="preserve">, y </w:t>
+      </w:r>
+      <w:r>
+        <w:rPr>
+          <w:rFonts w:ascii="Times New Roman" w:cs="Times New Roman" w:eastAsia="Times New Roman" w:hAnsi="Times New Roman"/>
+          <w:b/>
+          <w:bCs/>
+          <w:color w:val="000000"/>
+          <w:sz w:val="24"/>
+          <w:szCs w:val="24"/>
+        </w:rPr>
+        <w:t xml:space="preserve">no se puede afirmar que sea distinguible del azar</w:t>
+      </w:r>
+      <w:r>
+        <w:rPr>
+          <w:rFonts w:ascii="Times New Roman" w:cs="Times New Roman" w:eastAsia="Times New Roman" w:hAnsi="Times New Roman"/>
+          <w:color w:val="000000"/>
+          <w:sz w:val="24"/>
+          <w:szCs w:val="24"/>
+        </w:rPr>
+        <w:t xml:space="preserve"> por el estándar que el equipo fijó. La D20 explica por qué sería pequeño aunque lo fuera: los seis son fuertemente proporcionales entre sí y </w:t>
       </w:r>
       <w:r>
         <w:rPr>
@@ -12480,7 +12630,7 @@
           <w:sz w:val="24"/>
           <w:szCs w:val="24"/>
         </w:rPr>
-        <w:t xml:space="preserve">7. La celda que falta, y las tres lecturas escritas de antemano</w:t>
+        <w:t xml:space="preserve">7. Sobre el bloque de prueba: los dos modelos fallan en clases opuestas</w:t>
       </w:r>
     </w:p>
     <w:p>
@@ -12495,63 +12645,7 @@
           <w:sz w:val="24"/>
           <w:szCs w:val="24"/>
         </w:rPr>
-        <w:t xml:space="preserve">Sobre el bloque de prueba se mide </w:t>
-      </w:r>
-      <w:r>
-        <w:rPr>
-          <w:rFonts w:ascii="Times New Roman" w:cs="Times New Roman" w:eastAsia="Times New Roman" w:hAnsi="Times New Roman"/>
-          <w:b/>
-          <w:bCs/>
-          <w:color w:val="000000"/>
-          <w:sz w:val="24"/>
-          <w:szCs w:val="24"/>
-        </w:rPr>
-        <w:t xml:space="preserve">una configuración por familia</w:t>
-      </w:r>
-      <w:r>
-        <w:rPr>
-          <w:rFonts w:ascii="Times New Roman" w:cs="Times New Roman" w:eastAsia="Times New Roman" w:hAnsi="Times New Roman"/>
-          <w:color w:val="000000"/>
-          <w:sz w:val="24"/>
-          <w:szCs w:val="24"/>
-        </w:rPr>
-        <w:t xml:space="preserve">, congelada antes de correr nada: </w:t>
-      </w:r>
-      <w:r>
-        <w:rPr>
-          <w:rFonts w:ascii="Courier New" w:cs="Courier New" w:eastAsia="Courier New" w:hAnsi="Courier New"/>
-          <w:color w:val="000000"/>
-          <w:sz w:val="22"/>
-          <w:szCs w:val="22"/>
-        </w:rPr>
-        <w:t xml:space="preserve">chronos_bolt</w:t>
-      </w:r>
-      <w:r>
-        <w:rPr>
-          <w:rFonts w:ascii="Times New Roman" w:cs="Times New Roman" w:eastAsia="Times New Roman" w:hAnsi="Times New Roman"/>
-          <w:color w:val="000000"/>
-          <w:sz w:val="24"/>
-          <w:szCs w:val="24"/>
-        </w:rPr>
-        <w:t xml:space="preserve"> por omisión y </w:t>
-      </w:r>
-      <w:r>
-        <w:rPr>
-          <w:rFonts w:ascii="Courier New" w:cs="Courier New" w:eastAsia="Courier New" w:hAnsi="Courier New"/>
-          <w:color w:val="000000"/>
-          <w:sz w:val="22"/>
-          <w:szCs w:val="22"/>
-        </w:rPr>
-        <w:t xml:space="preserve">itransformer</w:t>
-      </w:r>
-      <w:r>
-        <w:rPr>
-          <w:rFonts w:ascii="Times New Roman" w:cs="Times New Roman" w:eastAsia="Times New Roman" w:hAnsi="Times New Roman"/>
-          <w:color w:val="000000"/>
-          <w:sz w:val="24"/>
-          <w:szCs w:val="24"/>
-        </w:rPr>
-        <w:t xml:space="preserve"> con lookback 96 y dimensión 64. Sin variantes.</w:t>
+        <w:t xml:space="preserve">Esto no aparece al mirar el F1 macro, y es lo más preciso que se puede decir del resultado final.</w:t>
       </w:r>
     </w:p>
     <w:p>
@@ -12562,31 +12656,22 @@
       <w:r>
         <w:rPr>
           <w:rFonts w:ascii="Times New Roman" w:cs="Times New Roman" w:eastAsia="Times New Roman" w:hAnsi="Times New Roman"/>
-          <w:color w:val="000000"/>
-          <w:sz w:val="24"/>
-          <w:szCs w:val="24"/>
-        </w:rPr>
-        <w:t xml:space="preserve">Las tres lecturas posibles ya están escritas en la sección 6 del protocolo, </w:t>
-      </w:r>
-      <w:r>
-        <w:rPr>
-          <w:rFonts w:ascii="Times New Roman" w:cs="Times New Roman" w:eastAsia="Times New Roman" w:hAnsi="Times New Roman"/>
-          <w:b/>
-          <w:bCs/>
-          <w:color w:val="000000"/>
-          <w:sz w:val="24"/>
-          <w:szCs w:val="24"/>
-        </w:rPr>
-        <w:t xml:space="preserve">antes de conocer el resultado</w:t>
-      </w:r>
-      <w:r>
-        <w:rPr>
-          <w:rFonts w:ascii="Times New Roman" w:cs="Times New Roman" w:eastAsia="Times New Roman" w:hAnsi="Times New Roman"/>
-          <w:color w:val="000000"/>
-          <w:sz w:val="24"/>
-          <w:szCs w:val="24"/>
-        </w:rPr>
-        <w:t xml:space="preserve">, y el informe reporta la primera y única cifra que salga en los tres casos. No hay una cuarta rama en la que se busque otra configuración.</w:t>
+          <w:b/>
+          <w:bCs/>
+          <w:color w:val="000000"/>
+          <w:sz w:val="24"/>
+          <w:szCs w:val="24"/>
+        </w:rPr>
+        <w:t xml:space="preserve">Tabla.</w:t>
+      </w:r>
+      <w:r>
+        <w:rPr>
+          <w:rFonts w:ascii="Times New Roman" w:cs="Times New Roman" w:eastAsia="Times New Roman" w:hAnsi="Times New Roman"/>
+          <w:color w:val="000000"/>
+          <w:sz w:val="24"/>
+          <w:szCs w:val="24"/>
+        </w:rPr>
+        <w:t xml:space="preserve"> F1 por clase extrema sobre el bloque de prueba, contra el piso del azar.</w:t>
       </w:r>
     </w:p>
     <w:p>
@@ -12601,27 +12686,114 @@
           <w:sz w:val="24"/>
           <w:szCs w:val="24"/>
         </w:rPr>
-        <w:t xml:space="preserve">Dicho sin adornos: sobre validación </w:t>
-      </w:r>
-      <w:r>
-        <w:rPr>
-          <w:rFonts w:ascii="Times New Roman" w:cs="Times New Roman" w:eastAsia="Times New Roman" w:hAnsi="Times New Roman"/>
-          <w:b/>
-          <w:bCs/>
-          <w:color w:val="000000"/>
-          <w:sz w:val="24"/>
-          <w:szCs w:val="24"/>
-        </w:rPr>
-        <w:t xml:space="preserve">ninguno de los dos modelos de M3 supera al azar de forma distinguible</w:t>
-      </w:r>
-      <w:r>
-        <w:rPr>
-          <w:rFonts w:ascii="Times New Roman" w:cs="Times New Roman" w:eastAsia="Times New Roman" w:hAnsi="Times New Roman"/>
-          <w:color w:val="000000"/>
-          <w:sz w:val="24"/>
-          <w:szCs w:val="24"/>
-        </w:rPr>
-        <w:t xml:space="preserve">, y el avanzado queda por debajo del bosque clásico en las cinco semillas. Esperar que el bloque de prueba mejore eso sería esperar que datos no vistos favorezcan a un modelo más que los datos con los que se eligió, que es al revés de como funciona.</w:t>
+        <w:t xml:space="preserve">Dos lecturas que conviene no separar:</w:t>
+      </w:r>
+    </w:p>
+    <w:p>
+      <w:pPr>
+        <w:spacing w:after="0" w:line="480" w:lineRule="auto"/>
+        <w:ind w:firstLine="720"/>
+      </w:pPr>
+      <w:r>
+        <w:rPr>
+          <w:rFonts w:ascii="Times New Roman" w:cs="Times New Roman" w:eastAsia="Times New Roman" w:hAnsi="Times New Roman"/>
+          <w:b/>
+          <w:bCs/>
+          <w:color w:val="000000"/>
+          <w:sz w:val="24"/>
+          <w:szCs w:val="24"/>
+        </w:rPr>
+        <w:t xml:space="preserve">Ningún modelo supera al azar en las dos clases extremas.</w:t>
+      </w:r>
+      <w:r>
+        <w:rPr>
+          <w:rFonts w:ascii="Times New Roman" w:cs="Times New Roman" w:eastAsia="Times New Roman" w:hAnsi="Times New Roman"/>
+          <w:color w:val="000000"/>
+          <w:sz w:val="24"/>
+          <w:szCs w:val="24"/>
+        </w:rPr>
+        <w:t xml:space="preserve"> El bosque le gana holgadamente en Mínimo y queda </w:t>
+      </w:r>
+      <w:r>
+        <w:rPr>
+          <w:rFonts w:ascii="Times New Roman" w:cs="Times New Roman" w:eastAsia="Times New Roman" w:hAnsi="Times New Roman"/>
+          <w:b/>
+          <w:bCs/>
+          <w:color w:val="000000"/>
+          <w:sz w:val="24"/>
+          <w:szCs w:val="24"/>
+        </w:rPr>
+        <w:t xml:space="preserve">por debajo del azar</w:t>
+      </w:r>
+      <w:r>
+        <w:rPr>
+          <w:rFonts w:ascii="Times New Roman" w:cs="Times New Roman" w:eastAsia="Times New Roman" w:hAnsi="Times New Roman"/>
+          <w:color w:val="000000"/>
+          <w:sz w:val="24"/>
+          <w:szCs w:val="24"/>
+        </w:rPr>
+        <w:t xml:space="preserve"> en Máximo; el fundacional queda por debajo en Máximo; y el avanzado queda por debajo en Mínimo. Es la forma más exacta del resultado negativo, y más severa que mirar solo el F1 macro: no es que el sistema detecte poco, es que </w:t>
+      </w:r>
+      <w:r>
+        <w:rPr>
+          <w:rFonts w:ascii="Times New Roman" w:cs="Times New Roman" w:eastAsia="Times New Roman" w:hAnsi="Times New Roman"/>
+          <w:b/>
+          <w:bCs/>
+          <w:color w:val="000000"/>
+          <w:sz w:val="24"/>
+          <w:szCs w:val="24"/>
+        </w:rPr>
+        <w:t xml:space="preserve">ningún modelo detecta las dos cosas que hay que detectar</w:t>
+      </w:r>
+      <w:r>
+        <w:rPr>
+          <w:rFonts w:ascii="Times New Roman" w:cs="Times New Roman" w:eastAsia="Times New Roman" w:hAnsi="Times New Roman"/>
+          <w:color w:val="000000"/>
+          <w:sz w:val="24"/>
+          <w:szCs w:val="24"/>
+        </w:rPr>
+        <w:t xml:space="preserve">.</w:t>
+      </w:r>
+    </w:p>
+    <w:p>
+      <w:pPr>
+        <w:spacing w:after="0" w:line="480" w:lineRule="auto"/>
+        <w:ind w:firstLine="720"/>
+      </w:pPr>
+      <w:r>
+        <w:rPr>
+          <w:rFonts w:ascii="Times New Roman" w:cs="Times New Roman" w:eastAsia="Times New Roman" w:hAnsi="Times New Roman"/>
+          <w:b/>
+          <w:bCs/>
+          <w:color w:val="000000"/>
+          <w:sz w:val="24"/>
+          <w:szCs w:val="24"/>
+        </w:rPr>
+        <w:t xml:space="preserve">Y el único que supera al azar en Máximo es el avanzado</w:t>
+      </w:r>
+      <w:r>
+        <w:rPr>
+          <w:rFonts w:ascii="Times New Roman" w:cs="Times New Roman" w:eastAsia="Times New Roman" w:hAnsi="Times New Roman"/>
+          <w:color w:val="000000"/>
+          <w:sz w:val="24"/>
+          <w:szCs w:val="24"/>
+        </w:rPr>
+        <w:t xml:space="preserve">, que es el que pierde en F1 macro. La clase donde el mejor modelo falla es justamente donde el modelo que el enunciado pedía no falla. Decirlo importa en las dos direcciones: es un punto a favor del profundo que el F1 macro esconde, y es la razón por la que promediar las dos clases en una sola métrica puede hacer parecer que un modelo detecta cuando lo que hace es compensar.</w:t>
+      </w:r>
+    </w:p>
+    <w:p>
+      <w:pPr>
+        <w:spacing w:after="0" w:line="480" w:lineRule="auto"/>
+        <w:ind w:firstLine="720"/>
+      </w:pPr>
+      <w:r>
+        <w:rPr>
+          <w:rFonts w:ascii="Times New Roman" w:cs="Times New Roman" w:eastAsia="Times New Roman" w:hAnsi="Times New Roman"/>
+          <w:color w:val="000000"/>
+          <w:sz w:val="24"/>
+          <w:szCs w:val="24"/>
+        </w:rPr>
+        <w:t xml:space="preserve">No se saca de aquí ninguna configuración nueva ni se propone combinarlos: la sección 7 del protocolo lo prohíbe y esto se reporta como lo que es, una lectura de la única corrida.</w:t>
       </w:r>
     </w:p>
     <w:p>
@@ -12641,7 +12813,194 @@
           <w:sz w:val="24"/>
           <w:szCs w:val="24"/>
         </w:rPr>
-        <w:t xml:space="preserve">8. Cómo se regenera cada cifra</w:t>
+        <w:t xml:space="preserve">8. La celda que faltaba, y las tres lecturas escritas de antemano</w:t>
+      </w:r>
+    </w:p>
+    <w:p>
+      <w:pPr>
+        <w:spacing w:after="0" w:line="480" w:lineRule="auto"/>
+        <w:ind w:firstLine="720"/>
+      </w:pPr>
+      <w:r>
+        <w:rPr>
+          <w:rFonts w:ascii="Times New Roman" w:cs="Times New Roman" w:eastAsia="Times New Roman" w:hAnsi="Times New Roman"/>
+          <w:color w:val="000000"/>
+          <w:sz w:val="24"/>
+          <w:szCs w:val="24"/>
+        </w:rPr>
+        <w:t xml:space="preserve">Sobre el bloque de prueba se mide </w:t>
+      </w:r>
+      <w:r>
+        <w:rPr>
+          <w:rFonts w:ascii="Times New Roman" w:cs="Times New Roman" w:eastAsia="Times New Roman" w:hAnsi="Times New Roman"/>
+          <w:b/>
+          <w:bCs/>
+          <w:color w:val="000000"/>
+          <w:sz w:val="24"/>
+          <w:szCs w:val="24"/>
+        </w:rPr>
+        <w:t xml:space="preserve">una configuración por familia</w:t>
+      </w:r>
+      <w:r>
+        <w:rPr>
+          <w:rFonts w:ascii="Times New Roman" w:cs="Times New Roman" w:eastAsia="Times New Roman" w:hAnsi="Times New Roman"/>
+          <w:color w:val="000000"/>
+          <w:sz w:val="24"/>
+          <w:szCs w:val="24"/>
+        </w:rPr>
+        <w:t xml:space="preserve">, congelada antes de correr nada: </w:t>
+      </w:r>
+      <w:r>
+        <w:rPr>
+          <w:rFonts w:ascii="Courier New" w:cs="Courier New" w:eastAsia="Courier New" w:hAnsi="Courier New"/>
+          <w:color w:val="000000"/>
+          <w:sz w:val="22"/>
+          <w:szCs w:val="22"/>
+        </w:rPr>
+        <w:t xml:space="preserve">chronos_bolt</w:t>
+      </w:r>
+      <w:r>
+        <w:rPr>
+          <w:rFonts w:ascii="Times New Roman" w:cs="Times New Roman" w:eastAsia="Times New Roman" w:hAnsi="Times New Roman"/>
+          <w:color w:val="000000"/>
+          <w:sz w:val="24"/>
+          <w:szCs w:val="24"/>
+        </w:rPr>
+        <w:t xml:space="preserve"> por omisión y </w:t>
+      </w:r>
+      <w:r>
+        <w:rPr>
+          <w:rFonts w:ascii="Courier New" w:cs="Courier New" w:eastAsia="Courier New" w:hAnsi="Courier New"/>
+          <w:color w:val="000000"/>
+          <w:sz w:val="22"/>
+          <w:szCs w:val="22"/>
+        </w:rPr>
+        <w:t xml:space="preserve">itransformer</w:t>
+      </w:r>
+      <w:r>
+        <w:rPr>
+          <w:rFonts w:ascii="Times New Roman" w:cs="Times New Roman" w:eastAsia="Times New Roman" w:hAnsi="Times New Roman"/>
+          <w:color w:val="000000"/>
+          <w:sz w:val="24"/>
+          <w:szCs w:val="24"/>
+        </w:rPr>
+        <w:t xml:space="preserve"> con lookback 96 y dimensión 64. Sin variantes.</w:t>
+      </w:r>
+    </w:p>
+    <w:p>
+      <w:pPr>
+        <w:spacing w:after="0" w:line="480" w:lineRule="auto"/>
+        <w:ind w:firstLine="720"/>
+      </w:pPr>
+      <w:r>
+        <w:rPr>
+          <w:rFonts w:ascii="Times New Roman" w:cs="Times New Roman" w:eastAsia="Times New Roman" w:hAnsi="Times New Roman"/>
+          <w:color w:val="000000"/>
+          <w:sz w:val="24"/>
+          <w:szCs w:val="24"/>
+        </w:rPr>
+        <w:t xml:space="preserve">Las tres lecturas posibles ya están escritas en la sección 6 del protocolo, </w:t>
+      </w:r>
+      <w:r>
+        <w:rPr>
+          <w:rFonts w:ascii="Times New Roman" w:cs="Times New Roman" w:eastAsia="Times New Roman" w:hAnsi="Times New Roman"/>
+          <w:b/>
+          <w:bCs/>
+          <w:color w:val="000000"/>
+          <w:sz w:val="24"/>
+          <w:szCs w:val="24"/>
+        </w:rPr>
+        <w:t xml:space="preserve">antes de conocer el resultado</w:t>
+      </w:r>
+      <w:r>
+        <w:rPr>
+          <w:rFonts w:ascii="Times New Roman" w:cs="Times New Roman" w:eastAsia="Times New Roman" w:hAnsi="Times New Roman"/>
+          <w:color w:val="000000"/>
+          <w:sz w:val="24"/>
+          <w:szCs w:val="24"/>
+        </w:rPr>
+        <w:t xml:space="preserve">, y el informe reporta la primera y única cifra que salga en los tres casos. No hay una cuarta rama en la que se busque otra configuración.</w:t>
+      </w:r>
+    </w:p>
+    <w:p>
+      <w:pPr>
+        <w:spacing w:after="0" w:line="480" w:lineRule="auto"/>
+        <w:ind w:firstLine="720"/>
+      </w:pPr>
+      <w:r>
+        <w:rPr>
+          <w:rFonts w:ascii="Times New Roman" w:cs="Times New Roman" w:eastAsia="Times New Roman" w:hAnsi="Times New Roman"/>
+          <w:color w:val="000000"/>
+          <w:sz w:val="24"/>
+          <w:szCs w:val="24"/>
+        </w:rPr>
+        <w:t xml:space="preserve">Dicho sin adornos: sobre validación </w:t>
+      </w:r>
+      <w:r>
+        <w:rPr>
+          <w:rFonts w:ascii="Times New Roman" w:cs="Times New Roman" w:eastAsia="Times New Roman" w:hAnsi="Times New Roman"/>
+          <w:b/>
+          <w:bCs/>
+          <w:color w:val="000000"/>
+          <w:sz w:val="24"/>
+          <w:szCs w:val="24"/>
+        </w:rPr>
+        <w:t xml:space="preserve">ninguno de los dos modelos de M3 supera al azar de forma distinguible</w:t>
+      </w:r>
+      <w:r>
+        <w:rPr>
+          <w:rFonts w:ascii="Times New Roman" w:cs="Times New Roman" w:eastAsia="Times New Roman" w:hAnsi="Times New Roman"/>
+          <w:color w:val="000000"/>
+          <w:sz w:val="24"/>
+          <w:szCs w:val="24"/>
+        </w:rPr>
+        <w:t xml:space="preserve">, y el avanzado queda por debajo del bosque clásico en las cinco semillas.</w:t>
+      </w:r>
+    </w:p>
+    <w:p>
+      <w:pPr>
+        <w:spacing w:after="0" w:line="480" w:lineRule="auto"/>
+        <w:ind w:firstLine="720"/>
+      </w:pPr>
+      <w:r>
+        <w:rPr>
+          <w:rFonts w:ascii="Times New Roman" w:cs="Times New Roman" w:eastAsia="Times New Roman" w:hAnsi="Times New Roman"/>
+          <w:b/>
+          <w:bCs/>
+          <w:color w:val="000000"/>
+          <w:sz w:val="24"/>
+          <w:szCs w:val="24"/>
+        </w:rPr>
+        <w:t xml:space="preserve">La expectativa se escribió antes y se cumplió.</w:t>
+      </w:r>
+      <w:r>
+        <w:rPr>
+          <w:rFonts w:ascii="Times New Roman" w:cs="Times New Roman" w:eastAsia="Times New Roman" w:hAnsi="Times New Roman"/>
+          <w:color w:val="000000"/>
+          <w:sz w:val="24"/>
+          <w:szCs w:val="24"/>
+        </w:rPr>
+        <w:t xml:space="preserve"> Aquí decía que esperar que el bloque de prueba mejorara lo de validación sería esperar que datos no vistos favorezcan a un modelo más que los datos con los que se eligió. La corrida del 07/09 dio el mismo orden que validación, y de las tres condiciones se cumplieron dos. Que la predicción incómoda se cumpliera no es un consuelo, pero sí es la comprobación de que el criterio no se acomodó al resultado.</w:t>
+      </w:r>
+    </w:p>
+    <w:p>
+      <w:pPr>
+        <w:pStyle w:val="Heading2"/>
+        <w:keepNext/>
+        <w:spacing w:after="0" w:before="0" w:line="480" w:lineRule="auto"/>
+      </w:pPr>
+      <w:r>
+        <w:rPr>
+          <w:rFonts w:ascii="Times New Roman" w:cs="Times New Roman" w:eastAsia="Times New Roman" w:hAnsi="Times New Roman"/>
+          <w:b/>
+          <w:bCs/>
+          <w:i w:val="false"/>
+          <w:iCs w:val="false"/>
+          <w:color w:val="000000"/>
+          <w:sz w:val="24"/>
+          <w:szCs w:val="24"/>
+        </w:rPr>
+        <w:t xml:space="preserve">9. Cómo se regenera cada cifra</w:t>
       </w:r>
     </w:p>
     <w:p>

--- a/docs/entregas/semana-5/Caso 1 - Semana 5 - Informe final.docx
+++ b/docs/entregas/semana-5/Caso 1 - Semana 5 - Informe final.docx
@@ -22430,6 +22430,90 @@
           <w:sz w:val="24"/>
           <w:szCs w:val="24"/>
         </w:rPr>
+        <w:t xml:space="preserve">Y ese signo resultó ser mucho más estable de lo que se pensaba.</w:t>
+      </w:r>
+      <w:r>
+        <w:rPr>
+          <w:rFonts w:ascii="Times New Roman" w:cs="Times New Roman" w:eastAsia="Times New Roman" w:hAnsi="Times New Roman"/>
+          <w:color w:val="000000"/>
+          <w:sz w:val="24"/>
+          <w:szCs w:val="24"/>
+        </w:rPr>
+        <w:t xml:space="preserve"> Medido después de la corrida sobre nueve tramos consecutivos, con validación walk-forward: el iTransformer queda por debajo del bosque en </w:t>
+      </w:r>
+      <w:r>
+        <w:rPr>
+          <w:rFonts w:ascii="Times New Roman" w:cs="Times New Roman" w:eastAsia="Times New Roman" w:hAnsi="Times New Roman"/>
+          <w:b/>
+          <w:bCs/>
+          <w:color w:val="000000"/>
+          <w:sz w:val="24"/>
+          <w:szCs w:val="24"/>
+        </w:rPr>
+        <w:t xml:space="preserve">9 de 9</w:t>
+      </w:r>
+      <w:r>
+        <w:rPr>
+          <w:rFonts w:ascii="Times New Roman" w:cs="Times New Roman" w:eastAsia="Times New Roman" w:hAnsi="Times New Roman"/>
+          <w:color w:val="000000"/>
+          <w:sz w:val="24"/>
+          <w:szCs w:val="24"/>
+        </w:rPr>
+        <w:t xml:space="preserve">, con diferencia media </w:t>
+      </w:r>
+      <w:r>
+        <w:rPr>
+          <w:rFonts w:ascii="Times New Roman" w:cs="Times New Roman" w:eastAsia="Times New Roman" w:hAnsi="Times New Roman"/>
+          <w:b/>
+          <w:bCs/>
+          <w:color w:val="000000"/>
+          <w:sz w:val="24"/>
+          <w:szCs w:val="24"/>
+        </w:rPr>
+        <w:t xml:space="preserve">−0,031591</w:t>
+      </w:r>
+      <w:r>
+        <w:rPr>
+          <w:rFonts w:ascii="Times New Roman" w:cs="Times New Roman" w:eastAsia="Times New Roman" w:hAnsi="Times New Roman"/>
+          <w:color w:val="000000"/>
+          <w:sz w:val="24"/>
+          <w:szCs w:val="24"/>
+        </w:rPr>
+        <w:t xml:space="preserve"> y sin quedar por encima en ninguno. Es exactamente la forma de evidencia que la </w:t>
+      </w:r>
+      <w:r>
+        <w:rPr>
+          <w:rFonts w:ascii="Times New Roman" w:cs="Times New Roman" w:eastAsia="Times New Roman" w:hAnsi="Times New Roman"/>
+          <w:color w:val="000000"/>
+          <w:sz w:val="24"/>
+          <w:szCs w:val="24"/>
+        </w:rPr>
+        <w:t xml:space="preserve">D25</w:t>
+      </w:r>
+      <w:r>
+        <w:rPr>
+          <w:rFonts w:ascii="Times New Roman" w:cs="Times New Roman" w:eastAsia="Times New Roman" w:hAnsi="Times New Roman"/>
+          <w:color w:val="000000"/>
+          <w:sz w:val="24"/>
+          <w:szCs w:val="24"/>
+        </w:rPr>
+        <w:t xml:space="preserve"> dijo que debía llevar el peso cuando el intervalo no aplica — y nueve períodos pesan más que cinco semillas sobre un solo bloque. Ver las conclusiones.</w:t>
+      </w:r>
+    </w:p>
+    <w:p>
+      <w:pPr>
+        <w:spacing w:after="0" w:line="480" w:lineRule="auto"/>
+        <w:ind w:firstLine="720"/>
+      </w:pPr>
+      <w:r>
+        <w:rPr>
+          <w:rFonts w:ascii="Times New Roman" w:cs="Times New Roman" w:eastAsia="Times New Roman" w:hAnsi="Times New Roman"/>
+          <w:b/>
+          <w:bCs/>
+          <w:color w:val="000000"/>
+          <w:sz w:val="24"/>
+          <w:szCs w:val="24"/>
+        </w:rPr>
         <w:t xml:space="preserve">Una hipótesis honesta sobre por qué.</w:t>
       </w:r>
       <w:r>
@@ -25461,56 +25545,16 @@
           <w:sz w:val="24"/>
           <w:szCs w:val="24"/>
         </w:rPr>
-        <w:t xml:space="preserve">Dos hallazgos.</w:t>
-      </w:r>
-      <w:r>
-        <w:rPr>
-          <w:rFonts w:ascii="Times New Roman" w:cs="Times New Roman" w:eastAsia="Times New Roman" w:hAnsi="Times New Roman"/>
-          <w:color w:val="000000"/>
-          <w:sz w:val="24"/>
-          <w:szCs w:val="24"/>
-        </w:rPr>
-        <w:t xml:space="preserve"> Los mínimos ganan por más margen que los máximos </w:t>
-      </w:r>
-      <w:r>
-        <w:rPr>
-          <w:rFonts w:ascii="Times New Roman" w:cs="Times New Roman" w:eastAsia="Times New Roman" w:hAnsi="Times New Roman"/>
-          <w:b/>
-          <w:bCs/>
-          <w:color w:val="000000"/>
-          <w:sz w:val="24"/>
-          <w:szCs w:val="24"/>
-        </w:rPr>
-        <w:t xml:space="preserve">en los tres bloques</w:t>
-      </w:r>
-      <w:r>
-        <w:rPr>
-          <w:rFonts w:ascii="Times New Roman" w:cs="Times New Roman" w:eastAsia="Times New Roman" w:hAnsi="Times New Roman"/>
-          <w:color w:val="000000"/>
-          <w:sz w:val="24"/>
-          <w:szCs w:val="24"/>
-        </w:rPr>
-        <w:t xml:space="preserve">: los suelos de este activo son más pronunciados que los techos, y eso explica por qué el modelo detecta valles mejor que picos. Se comprobó que la asimetría aparece también dentro del bloque de entrenamiento, en tramos que suben, así que </w:t>
-      </w:r>
-      <w:r>
-        <w:rPr>
-          <w:rFonts w:ascii="Times New Roman" w:cs="Times New Roman" w:eastAsia="Times New Roman" w:hAnsi="Times New Roman"/>
-          <w:b/>
-          <w:bCs/>
-          <w:color w:val="000000"/>
-          <w:sz w:val="24"/>
-          <w:szCs w:val="24"/>
-        </w:rPr>
-        <w:t xml:space="preserve">no la causa el régimen del mercado</w:t>
-      </w:r>
-      <w:r>
-        <w:rPr>
-          <w:rFonts w:ascii="Times New Roman" w:cs="Times New Roman" w:eastAsia="Times New Roman" w:hAnsi="Times New Roman"/>
-          <w:color w:val="000000"/>
-          <w:sz w:val="24"/>
-          <w:szCs w:val="24"/>
-        </w:rPr>
-        <w:t xml:space="preserve">.</w:t>
+        <w:t xml:space="preserve">Los mínimos ganan por más margen que los máximos en los tres bloques.</w:t>
+      </w:r>
+      <w:r>
+        <w:rPr>
+          <w:rFonts w:ascii="Times New Roman" w:cs="Times New Roman" w:eastAsia="Times New Roman" w:hAnsi="Times New Roman"/>
+          <w:color w:val="000000"/>
+          <w:sz w:val="24"/>
+          <w:szCs w:val="24"/>
+        </w:rPr>
+        <w:t xml:space="preserve"> Los suelos de este activo son más pronunciados que los techos, y esa diferencia es consistente.</w:t>
       </w:r>
     </w:p>
     <w:p>
@@ -25521,11 +25565,157 @@
       <w:r>
         <w:rPr>
           <w:rFonts w:ascii="Times New Roman" w:cs="Times New Roman" w:eastAsia="Times New Roman" w:hAnsi="Times New Roman"/>
-          <w:color w:val="000000"/>
-          <w:sz w:val="24"/>
-          <w:szCs w:val="24"/>
-        </w:rPr>
-        <w:t xml:space="preserve">Y en prueba los extremos ganan por un tercio menos: son extremos marginales, decididos por una diferencia de precio pequeña, y por eso intrínsecamente menos predecibles.</w:t>
+          <w:b/>
+          <w:bCs/>
+          <w:color w:val="000000"/>
+          <w:sz w:val="24"/>
+          <w:szCs w:val="24"/>
+        </w:rPr>
+        <w:t xml:space="preserve">Y en prueba los extremos ganan por un tercio menos</w:t>
+      </w:r>
+      <w:r>
+        <w:rPr>
+          <w:rFonts w:ascii="Times New Roman" w:cs="Times New Roman" w:eastAsia="Times New Roman" w:hAnsi="Times New Roman"/>
+          <w:color w:val="000000"/>
+          <w:sz w:val="24"/>
+          <w:szCs w:val="24"/>
+        </w:rPr>
+        <w:t xml:space="preserve">: son extremos marginales, decididos por una diferencia de precio pequeña, y por eso intrínsecamente menos predecibles.</w:t>
+      </w:r>
+    </w:p>
+    <w:p>
+      <w:pPr>
+        <w:spacing w:after="0" w:line="480" w:lineRule="auto"/>
+        <w:ind w:left="720"/>
+      </w:pPr>
+      <w:r>
+        <w:rPr>
+          <w:rFonts w:ascii="Times New Roman" w:cs="Times New Roman" w:eastAsia="Times New Roman" w:hAnsi="Times New Roman"/>
+          <w:color w:val="000000"/>
+          <w:sz w:val="24"/>
+          <w:szCs w:val="24"/>
+        </w:rPr>
+        <w:t xml:space="preserve">⚠️ </w:t>
+      </w:r>
+      <w:r>
+        <w:rPr>
+          <w:rFonts w:ascii="Times New Roman" w:cs="Times New Roman" w:eastAsia="Times New Roman" w:hAnsi="Times New Roman"/>
+          <w:b/>
+          <w:bCs/>
+          <w:color w:val="000000"/>
+          <w:sz w:val="24"/>
+          <w:szCs w:val="24"/>
+        </w:rPr>
+        <w:t xml:space="preserve">Lo que esta tabla NO explica, y conviene decirlo porque es tentador concluirlo.</w:t>
+      </w:r>
+      <w:r>
+        <w:rPr>
+          <w:rFonts w:ascii="Times New Roman" w:cs="Times New Roman" w:eastAsia="Times New Roman" w:hAnsi="Times New Roman"/>
+          <w:color w:val="000000"/>
+          <w:sz w:val="24"/>
+          <w:szCs w:val="24"/>
+        </w:rPr>
+        <w:t xml:space="preserve"> Es natural saltar de «los suelos son más pronunciados» a «por eso el modelo detecta valles mejor que picos». </w:t>
+      </w:r>
+      <w:r>
+        <w:rPr>
+          <w:rFonts w:ascii="Times New Roman" w:cs="Times New Roman" w:eastAsia="Times New Roman" w:hAnsi="Times New Roman"/>
+          <w:b/>
+          <w:bCs/>
+          <w:color w:val="000000"/>
+          <w:sz w:val="24"/>
+          <w:szCs w:val="24"/>
+        </w:rPr>
+        <w:t xml:space="preserve">Ese salto no se sostiene.</w:t>
+      </w:r>
+      <w:r>
+        <w:rPr>
+          <w:rFonts w:ascii="Times New Roman" w:cs="Times New Roman" w:eastAsia="Times New Roman" w:hAnsi="Times New Roman"/>
+          <w:color w:val="000000"/>
+          <w:sz w:val="24"/>
+          <w:szCs w:val="24"/>
+        </w:rPr>
+        <w:t xml:space="preserve"> Comprobado sobre los nueve tramos del walk-forward: el F1 de mínimos supera al de máximos en </w:t>
+      </w:r>
+      <w:r>
+        <w:rPr>
+          <w:rFonts w:ascii="Times New Roman" w:cs="Times New Roman" w:eastAsia="Times New Roman" w:hAnsi="Times New Roman"/>
+          <w:b/>
+          <w:bCs/>
+          <w:color w:val="000000"/>
+          <w:sz w:val="24"/>
+          <w:szCs w:val="24"/>
+        </w:rPr>
+        <w:t xml:space="preserve">5 de 9</w:t>
+      </w:r>
+      <w:r>
+        <w:rPr>
+          <w:rFonts w:ascii="Times New Roman" w:cs="Times New Roman" w:eastAsia="Times New Roman" w:hAnsi="Times New Roman"/>
+          <w:color w:val="000000"/>
+          <w:sz w:val="24"/>
+          <w:szCs w:val="24"/>
+        </w:rPr>
+        <w:t xml:space="preserve"> — que es lo que daría una moneda.  La diferencia de margen es real y consistente. </w:t>
+      </w:r>
+      <w:r>
+        <w:rPr>
+          <w:rFonts w:ascii="Times New Roman" w:cs="Times New Roman" w:eastAsia="Times New Roman" w:hAnsi="Times New Roman"/>
+          <w:b/>
+          <w:bCs/>
+          <w:color w:val="000000"/>
+          <w:sz w:val="24"/>
+          <w:szCs w:val="24"/>
+        </w:rPr>
+        <w:t xml:space="preserve">Que se traduzca en mejor detección, no.</w:t>
+      </w:r>
+      <w:r>
+        <w:rPr>
+          <w:rFonts w:ascii="Times New Roman" w:cs="Times New Roman" w:eastAsia="Times New Roman" w:hAnsi="Times New Roman"/>
+          <w:color w:val="000000"/>
+          <w:sz w:val="24"/>
+          <w:szCs w:val="24"/>
+        </w:rPr>
+        <w:t xml:space="preserve"> Lo que se observó en el bloque de prueba —valles bien, picos por debajo del azar— es un resultado de ese bloque, no una propiedad estable del activo.  Y hay una señal de cuán ruidoso es esto: en </w:t>
+      </w:r>
+      <w:r>
+        <w:rPr>
+          <w:rFonts w:ascii="Times New Roman" w:cs="Times New Roman" w:eastAsia="Times New Roman" w:hAnsi="Times New Roman"/>
+          <w:b/>
+          <w:bCs/>
+          <w:color w:val="000000"/>
+          <w:sz w:val="24"/>
+          <w:szCs w:val="24"/>
+        </w:rPr>
+        <w:t xml:space="preserve">dos</w:t>
+      </w:r>
+      <w:r>
+        <w:rPr>
+          <w:rFonts w:ascii="Times New Roman" w:cs="Times New Roman" w:eastAsia="Times New Roman" w:hAnsi="Times New Roman"/>
+          <w:color w:val="000000"/>
+          <w:sz w:val="24"/>
+          <w:szCs w:val="24"/>
+        </w:rPr>
+        <w:t xml:space="preserve"> de los nueve tramos el F1 de mínimos dio exactamente </w:t>
+      </w:r>
+      <w:r>
+        <w:rPr>
+          <w:rFonts w:ascii="Times New Roman" w:cs="Times New Roman" w:eastAsia="Times New Roman" w:hAnsi="Times New Roman"/>
+          <w:b/>
+          <w:bCs/>
+          <w:color w:val="000000"/>
+          <w:sz w:val="24"/>
+          <w:szCs w:val="24"/>
+        </w:rPr>
+        <w:t xml:space="preserve">0,0000</w:t>
+      </w:r>
+      <w:r>
+        <w:rPr>
+          <w:rFonts w:ascii="Times New Roman" w:cs="Times New Roman" w:eastAsia="Times New Roman" w:hAnsi="Times New Roman"/>
+          <w:color w:val="000000"/>
+          <w:sz w:val="24"/>
+          <w:szCs w:val="24"/>
+        </w:rPr>
+        <w:t xml:space="preserve">. Con menos de cien ejemplos por clase, la métrica por clase puede colapsar a cero por completo. Es la forma más clara del cuello de botella.</w:t>
       </w:r>
     </w:p>
     <w:p>
@@ -25668,6 +25858,41 @@
     </w:p>
     <w:p>
       <w:pPr>
+        <w:spacing w:after="0" w:line="480" w:lineRule="auto"/>
+        <w:ind w:firstLine="720"/>
+      </w:pPr>
+      <w:r>
+        <w:rPr>
+          <w:rFonts w:ascii="Times New Roman" w:cs="Times New Roman" w:eastAsia="Times New Roman" w:hAnsi="Times New Roman"/>
+          <w:color w:val="000000"/>
+          <w:sz w:val="24"/>
+          <w:szCs w:val="24"/>
+        </w:rPr>
+        <w:t xml:space="preserve">Visto con lo del recuadro de arriba, el fracaso tiene más sentido: los dos arreglos atacaban una asimetría que </w:t>
+      </w:r>
+      <w:r>
+        <w:rPr>
+          <w:rFonts w:ascii="Times New Roman" w:cs="Times New Roman" w:eastAsia="Times New Roman" w:hAnsi="Times New Roman"/>
+          <w:b/>
+          <w:bCs/>
+          <w:color w:val="000000"/>
+          <w:sz w:val="24"/>
+          <w:szCs w:val="24"/>
+        </w:rPr>
+        <w:t xml:space="preserve">no es estable</w:t>
+      </w:r>
+      <w:r>
+        <w:rPr>
+          <w:rFonts w:ascii="Times New Roman" w:cs="Times New Roman" w:eastAsia="Times New Roman" w:hAnsi="Times New Roman"/>
+          <w:color w:val="000000"/>
+          <w:sz w:val="24"/>
+          <w:szCs w:val="24"/>
+        </w:rPr>
+        <w:t xml:space="preserve">. Se diseñaron a partir de una lectura del bloque de prueba que las nueve mediciones no confirman.</w:t>
+      </w:r>
+    </w:p>
+    <w:p>
+      <w:pPr>
         <w:pStyle w:val="Heading3"/>
         <w:keepNext/>
         <w:spacing w:after="0" w:before="0" w:line="480" w:lineRule="auto"/>
@@ -25820,6 +26045,58 @@
           <w:szCs w:val="24"/>
         </w:rPr>
         <w:t xml:space="preserve">El bosque gana en todos.</w:t>
+      </w:r>
+    </w:p>
+    <w:p>
+      <w:pPr>
+        <w:spacing w:after="0" w:line="480" w:lineRule="auto"/>
+        <w:ind w:firstLine="720"/>
+      </w:pPr>
+      <w:r>
+        <w:rPr>
+          <w:rFonts w:ascii="Times New Roman" w:cs="Times New Roman" w:eastAsia="Times New Roman" w:hAnsi="Times New Roman"/>
+          <w:b/>
+          <w:bCs/>
+          <w:color w:val="000000"/>
+          <w:sz w:val="24"/>
+          <w:szCs w:val="24"/>
+        </w:rPr>
+        <w:t xml:space="preserve">Y el mismo procedimiento resuelve la limitación 2</w:t>
+      </w:r>
+      <w:r>
+        <w:rPr>
+          <w:rFonts w:ascii="Times New Roman" w:cs="Times New Roman" w:eastAsia="Times New Roman" w:hAnsi="Times New Roman"/>
+          <w:color w:val="000000"/>
+          <w:sz w:val="24"/>
+          <w:szCs w:val="24"/>
+        </w:rPr>
+        <w:t xml:space="preserve">, que había quedado debilitada porque su intervalo no se reproducía:</w:t>
+      </w:r>
+    </w:p>
+    <w:p>
+      <w:pPr>
+        <w:spacing w:after="0" w:line="480" w:lineRule="auto"/>
+        <w:ind w:firstLine="720"/>
+      </w:pPr>
+      <w:r>
+        <w:rPr>
+          <w:rFonts w:ascii="Times New Roman" w:cs="Times New Roman" w:eastAsia="Times New Roman" w:hAnsi="Times New Roman"/>
+          <w:b/>
+          <w:bCs/>
+          <w:color w:val="000000"/>
+          <w:sz w:val="24"/>
+          <w:szCs w:val="24"/>
+        </w:rPr>
+        <w:t xml:space="preserve">Nunca queda por encima, en ningún tramo.</w:t>
+      </w:r>
+      <w:r>
+        <w:rPr>
+          <w:rFonts w:ascii="Times New Roman" w:cs="Times New Roman" w:eastAsia="Times New Roman" w:hAnsi="Times New Roman"/>
+          <w:color w:val="000000"/>
+          <w:sz w:val="24"/>
+          <w:szCs w:val="24"/>
+        </w:rPr>
+        <w:t xml:space="preserve"> La D25 había establecido que, donde entra un modelo no reproducible, el peso lo lleva la estabilidad del signo y no el intervalo. Nueve períodos con el mismo signo es una forma mucho más fuerte de esa condición que cinco semillas sobre un solo bloque.</w:t>
       </w:r>
     </w:p>
     <w:p>

--- a/docs/entregas/semana-5/Caso 1 - Semana 5 - Informe final.docx
+++ b/docs/entregas/semana-5/Caso 1 - Semana 5 - Informe final.docx
@@ -25735,7 +25735,7 @@
           <w:sz w:val="24"/>
           <w:szCs w:val="24"/>
         </w:rPr>
-        <w:t xml:space="preserve">Los dos arreglos que probamos, y por qué fallaron</w:t>
+        <w:t xml:space="preserve">Los tres arreglos que probamos, y por qué fallaron</w:t>
       </w:r>
     </w:p>
     <w:p>
@@ -25844,7 +25844,168 @@
           <w:sz w:val="24"/>
           <w:szCs w:val="24"/>
         </w:rPr>
-        <w:t xml:space="preserve">Los dos empeoran</w:t>
+        <w:t xml:space="preserve">Corregir la regla de decisión, no el entrenamiento.</w:t>
+      </w:r>
+      <w:r>
+        <w:rPr>
+          <w:rFonts w:ascii="Times New Roman" w:cs="Times New Roman" w:eastAsia="Times New Roman" w:hAnsi="Times New Roman"/>
+          <w:color w:val="000000"/>
+          <w:sz w:val="24"/>
+          <w:szCs w:val="24"/>
+        </w:rPr>
+        <w:t xml:space="preserve"> </w:t>
+      </w:r>
+      <w:r>
+        <w:rPr>
+          <w:rFonts w:ascii="Courier New" w:cs="Courier New" w:eastAsia="Courier New" w:hAnsi="Courier New"/>
+          <w:color w:val="000000"/>
+          <w:sz w:val="22"/>
+          <w:szCs w:val="22"/>
+        </w:rPr>
+        <w:t xml:space="preserve">predecir()</w:t>
+      </w:r>
+      <w:r>
+        <w:rPr>
+          <w:rFonts w:ascii="Times New Roman" w:cs="Times New Roman" w:eastAsia="Times New Roman" w:hAnsi="Times New Roman"/>
+          <w:color w:val="000000"/>
+          <w:sz w:val="24"/>
+          <w:szCs w:val="24"/>
+        </w:rPr>
+        <w:t xml:space="preserve"> elige la clase más probable, y con un 90,7 % de «continuidad» esa clase casi siempre gana aunque el modelo tenga información útil sobre las raras. Se probó elegir la clase que más se aparta de su frecuencia base —el arreglo estándar para clases desbalanceadas— con un solo parámetro, </w:t>
+      </w:r>
+      <w:r>
+        <w:rPr>
+          <w:rFonts w:ascii="Times New Roman" w:cs="Times New Roman" w:eastAsia="Times New Roman" w:hAnsi="Times New Roman"/>
+          <w:b/>
+          <w:bCs/>
+          <w:color w:val="000000"/>
+          <w:sz w:val="24"/>
+          <w:szCs w:val="24"/>
+        </w:rPr>
+        <w:t xml:space="preserve">elegido mirando únicamente datos de entrenamiento</w:t>
+      </w:r>
+      <w:r>
+        <w:rPr>
+          <w:rFonts w:ascii="Times New Roman" w:cs="Times New Roman" w:eastAsia="Times New Roman" w:hAnsi="Times New Roman"/>
+          <w:color w:val="000000"/>
+          <w:sz w:val="24"/>
+          <w:szCs w:val="24"/>
+        </w:rPr>
+        <w:t xml:space="preserve"> y aplicado después a validación una sola vez.</w:t>
+      </w:r>
+    </w:p>
+    <w:p>
+      <w:pPr>
+        <w:spacing w:after="0" w:line="480" w:lineRule="auto"/>
+        <w:ind w:firstLine="720"/>
+      </w:pPr>
+      <w:r>
+        <w:rPr>
+          <w:rFonts w:ascii="Times New Roman" w:cs="Times New Roman" w:eastAsia="Times New Roman" w:hAnsi="Times New Roman"/>
+          <w:b/>
+          <w:bCs/>
+          <w:color w:val="000000"/>
+          <w:sz w:val="24"/>
+          <w:szCs w:val="24"/>
+        </w:rPr>
+        <w:t xml:space="preserve">El procedimiento eligió no cambiar nada.</w:t>
+      </w:r>
+      <w:r>
+        <w:rPr>
+          <w:rFonts w:ascii="Times New Roman" w:cs="Times New Roman" w:eastAsia="Times New Roman" w:hAnsi="Times New Roman"/>
+          <w:color w:val="000000"/>
+          <w:sz w:val="24"/>
+          <w:szCs w:val="24"/>
+        </w:rPr>
+        <w:t xml:space="preserve"> Corregir por frecuencia al decidir hace caer el F1 macro de 0,3672 a 0,1023 sobre los datos de calibración, así que el parámetro óptimo resultó ser cero. La razón es que </w:t>
+      </w:r>
+      <w:r>
+        <w:rPr>
+          <w:rFonts w:ascii="Courier New" w:cs="Courier New" w:eastAsia="Courier New" w:hAnsi="Courier New"/>
+          <w:color w:val="000000"/>
+          <w:sz w:val="22"/>
+          <w:szCs w:val="22"/>
+        </w:rPr>
+        <w:t xml:space="preserve">class_weight="balanced"</w:t>
+      </w:r>
+      <w:r>
+        <w:rPr>
+          <w:rFonts w:ascii="Times New Roman" w:cs="Times New Roman" w:eastAsia="Times New Roman" w:hAnsi="Times New Roman"/>
+          <w:color w:val="000000"/>
+          <w:sz w:val="24"/>
+          <w:szCs w:val="24"/>
+        </w:rPr>
+        <w:t xml:space="preserve"> </w:t>
+      </w:r>
+      <w:r>
+        <w:rPr>
+          <w:rFonts w:ascii="Times New Roman" w:cs="Times New Roman" w:eastAsia="Times New Roman" w:hAnsi="Times New Roman"/>
+          <w:b/>
+          <w:bCs/>
+          <w:color w:val="000000"/>
+          <w:sz w:val="24"/>
+          <w:szCs w:val="24"/>
+        </w:rPr>
+        <w:t xml:space="preserve">ya</w:t>
+      </w:r>
+      <w:r>
+        <w:rPr>
+          <w:rFonts w:ascii="Times New Roman" w:cs="Times New Roman" w:eastAsia="Times New Roman" w:hAnsi="Times New Roman"/>
+          <w:color w:val="000000"/>
+          <w:sz w:val="24"/>
+          <w:szCs w:val="24"/>
+        </w:rPr>
+        <w:t xml:space="preserve"> corrige por frecuencia al entrenar: hacerlo otra vez al decidir duplica la corrección y destruye la precisión de las clases raras.</w:t>
+      </w:r>
+    </w:p>
+    <w:p>
+      <w:pPr>
+        <w:spacing w:after="0" w:line="480" w:lineRule="auto"/>
+        <w:ind w:firstLine="720"/>
+      </w:pPr>
+      <w:r>
+        <w:rPr>
+          <w:rFonts w:ascii="Times New Roman" w:cs="Times New Roman" w:eastAsia="Times New Roman" w:hAnsi="Times New Roman"/>
+          <w:color w:val="000000"/>
+          <w:sz w:val="24"/>
+          <w:szCs w:val="24"/>
+        </w:rPr>
+        <w:t xml:space="preserve">Es un resultado útil aunque sea negativo: dice que la elección de </w:t>
+      </w:r>
+      <w:r>
+        <w:rPr>
+          <w:rFonts w:ascii="Courier New" w:cs="Courier New" w:eastAsia="Courier New" w:hAnsi="Courier New"/>
+          <w:color w:val="000000"/>
+          <w:sz w:val="22"/>
+          <w:szCs w:val="22"/>
+        </w:rPr>
+        <w:t xml:space="preserve">class_weight</w:t>
+      </w:r>
+      <w:r>
+        <w:rPr>
+          <w:rFonts w:ascii="Times New Roman" w:cs="Times New Roman" w:eastAsia="Times New Roman" w:hAnsi="Times New Roman"/>
+          <w:color w:val="000000"/>
+          <w:sz w:val="24"/>
+          <w:szCs w:val="24"/>
+        </w:rPr>
+        <w:t xml:space="preserve"> que el proyecto hizo en la Semana 2 ya estaba haciendo ese trabajo, y que ahí no queda margen.</w:t>
+      </w:r>
+    </w:p>
+    <w:p>
+      <w:pPr>
+        <w:spacing w:after="0" w:line="480" w:lineRule="auto"/>
+        <w:ind w:firstLine="720"/>
+      </w:pPr>
+      <w:r>
+        <w:rPr>
+          <w:rFonts w:ascii="Times New Roman" w:cs="Times New Roman" w:eastAsia="Times New Roman" w:hAnsi="Times New Roman"/>
+          <w:b/>
+          <w:bCs/>
+          <w:color w:val="000000"/>
+          <w:sz w:val="24"/>
+          <w:szCs w:val="24"/>
+        </w:rPr>
+        <w:t xml:space="preserve">Los tres empeoran o no cambian nada</w:t>
       </w:r>
       <w:r>
         <w:rPr>
@@ -25868,7 +26029,7 @@
           <w:sz w:val="24"/>
           <w:szCs w:val="24"/>
         </w:rPr>
-        <w:t xml:space="preserve">Visto con lo del recuadro de arriba, el fracaso tiene más sentido: los dos arreglos atacaban una asimetría que </w:t>
+        <w:t xml:space="preserve">Visto con lo del recuadro de arriba, el fracaso tiene más sentido: los arreglos atacaban una asimetría que </w:t>
       </w:r>
       <w:r>
         <w:rPr>

--- a/docs/entregas/semana-5/Caso 1 - Semana 5 - Informe final.docx
+++ b/docs/entregas/semana-5/Caso 1 - Semana 5 - Informe final.docx
@@ -12794,6 +12794,167 @@
           <w:szCs w:val="24"/>
         </w:rPr>
         <w:t xml:space="preserve">No se saca de aquí ninguna configuración nueva ni se propone combinarlos: la sección 7 del protocolo lo prohíbe y esto se reporta como lo que es, una lectura de la única corrida.</w:t>
+      </w:r>
+    </w:p>
+    <w:p>
+      <w:pPr>
+        <w:spacing w:after="0" w:line="480" w:lineRule="auto"/>
+        <w:ind w:firstLine="720"/>
+      </w:pPr>
+      <w:r>
+        <w:rPr>
+          <w:rFonts w:ascii="Times New Roman" w:cs="Times New Roman" w:eastAsia="Times New Roman" w:hAnsi="Times New Roman"/>
+          <w:b/>
+          <w:bCs/>
+          <w:color w:val="000000"/>
+          <w:sz w:val="24"/>
+          <w:szCs w:val="24"/>
+        </w:rPr>
+        <w:t xml:space="preserve">Y hay que decir cuánto pesa esa advertencia, porque está medida.</w:t>
+      </w:r>
+      <w:r>
+        <w:rPr>
+          <w:rFonts w:ascii="Times New Roman" w:cs="Times New Roman" w:eastAsia="Times New Roman" w:hAnsi="Times New Roman"/>
+          <w:color w:val="000000"/>
+          <w:sz w:val="24"/>
+          <w:szCs w:val="24"/>
+        </w:rPr>
+        <w:t xml:space="preserve"> El walk-forward de los nueve tramos comprobó, sobre el bosque, que la asimetría entre las dos clases extremas </w:t>
+      </w:r>
+      <w:r>
+        <w:rPr>
+          <w:rFonts w:ascii="Times New Roman" w:cs="Times New Roman" w:eastAsia="Times New Roman" w:hAnsi="Times New Roman"/>
+          <w:b/>
+          <w:bCs/>
+          <w:color w:val="000000"/>
+          <w:sz w:val="24"/>
+          <w:szCs w:val="24"/>
+        </w:rPr>
+        <w:t xml:space="preserve">no es estable</w:t>
+      </w:r>
+      <w:r>
+        <w:rPr>
+          <w:rFonts w:ascii="Times New Roman" w:cs="Times New Roman" w:eastAsia="Times New Roman" w:hAnsi="Times New Roman"/>
+          <w:color w:val="000000"/>
+          <w:sz w:val="24"/>
+          <w:szCs w:val="24"/>
+        </w:rPr>
+        <w:t xml:space="preserve">: el F1 de mínimos supera al de máximos en </w:t>
+      </w:r>
+      <w:r>
+        <w:rPr>
+          <w:rFonts w:ascii="Times New Roman" w:cs="Times New Roman" w:eastAsia="Times New Roman" w:hAnsi="Times New Roman"/>
+          <w:b/>
+          <w:bCs/>
+          <w:color w:val="000000"/>
+          <w:sz w:val="24"/>
+          <w:szCs w:val="24"/>
+        </w:rPr>
+        <w:t xml:space="preserve">5 de 9</w:t>
+      </w:r>
+      <w:r>
+        <w:rPr>
+          <w:rFonts w:ascii="Times New Roman" w:cs="Times New Roman" w:eastAsia="Times New Roman" w:hAnsi="Times New Roman"/>
+          <w:color w:val="000000"/>
+          <w:sz w:val="24"/>
+          <w:szCs w:val="24"/>
+        </w:rPr>
+        <w:t xml:space="preserve"> tramos, que es lo que daría una moneda. En </w:t>
+      </w:r>
+      <w:r>
+        <w:rPr>
+          <w:rFonts w:ascii="Times New Roman" w:cs="Times New Roman" w:eastAsia="Times New Roman" w:hAnsi="Times New Roman"/>
+          <w:b/>
+          <w:bCs/>
+          <w:color w:val="000000"/>
+          <w:sz w:val="24"/>
+          <w:szCs w:val="24"/>
+        </w:rPr>
+        <w:t xml:space="preserve">dos</w:t>
+      </w:r>
+      <w:r>
+        <w:rPr>
+          <w:rFonts w:ascii="Times New Roman" w:cs="Times New Roman" w:eastAsia="Times New Roman" w:hAnsi="Times New Roman"/>
+          <w:color w:val="000000"/>
+          <w:sz w:val="24"/>
+          <w:szCs w:val="24"/>
+        </w:rPr>
+        <w:t xml:space="preserve"> de los nueve, una de las dos clases dio </w:t>
+      </w:r>
+      <w:r>
+        <w:rPr>
+          <w:rFonts w:ascii="Times New Roman" w:cs="Times New Roman" w:eastAsia="Times New Roman" w:hAnsi="Times New Roman"/>
+          <w:b/>
+          <w:bCs/>
+          <w:color w:val="000000"/>
+          <w:sz w:val="24"/>
+          <w:szCs w:val="24"/>
+        </w:rPr>
+        <w:t xml:space="preserve">0,000000</w:t>
+      </w:r>
+      <w:r>
+        <w:rPr>
+          <w:rFonts w:ascii="Times New Roman" w:cs="Times New Roman" w:eastAsia="Times New Roman" w:hAnsi="Times New Roman"/>
+          <w:color w:val="000000"/>
+          <w:sz w:val="24"/>
+          <w:szCs w:val="24"/>
+        </w:rPr>
+        <w:t xml:space="preserve"> exacto — con menos de cien ejemplos por clase, la métrica por clase puede colapsar entera.</w:t>
+      </w:r>
+    </w:p>
+    <w:p>
+      <w:pPr>
+        <w:spacing w:after="0" w:line="480" w:lineRule="auto"/>
+        <w:ind w:firstLine="720"/>
+      </w:pPr>
+      <w:r>
+        <w:rPr>
+          <w:rFonts w:ascii="Times New Roman" w:cs="Times New Roman" w:eastAsia="Times New Roman" w:hAnsi="Times New Roman"/>
+          <w:color w:val="000000"/>
+          <w:sz w:val="24"/>
+          <w:szCs w:val="24"/>
+        </w:rPr>
+        <w:t xml:space="preserve">Los modelos profundos </w:t>
+      </w:r>
+      <w:r>
+        <w:rPr>
+          <w:rFonts w:ascii="Times New Roman" w:cs="Times New Roman" w:eastAsia="Times New Roman" w:hAnsi="Times New Roman"/>
+          <w:b/>
+          <w:bCs/>
+          <w:color w:val="000000"/>
+          <w:sz w:val="24"/>
+          <w:szCs w:val="24"/>
+        </w:rPr>
+        <w:t xml:space="preserve">no se midieron por clase en los nueve tramos</w:t>
+      </w:r>
+      <w:r>
+        <w:rPr>
+          <w:rFonts w:ascii="Times New Roman" w:cs="Times New Roman" w:eastAsia="Times New Roman" w:hAnsi="Times New Roman"/>
+          <w:color w:val="000000"/>
+          <w:sz w:val="24"/>
+          <w:szCs w:val="24"/>
+        </w:rPr>
+        <w:t xml:space="preserve">, así que no hay forma de saber si el patrón de esta tabla se repetiría. Lo que dice esta sección es qué pasó </w:t>
+      </w:r>
+      <w:r>
+        <w:rPr>
+          <w:rFonts w:ascii="Times New Roman" w:cs="Times New Roman" w:eastAsia="Times New Roman" w:hAnsi="Times New Roman"/>
+          <w:b/>
+          <w:bCs/>
+          <w:color w:val="000000"/>
+          <w:sz w:val="24"/>
+          <w:szCs w:val="24"/>
+        </w:rPr>
+        <w:t xml:space="preserve">en el bloque de prueba</w:t>
+      </w:r>
+      <w:r>
+        <w:rPr>
+          <w:rFonts w:ascii="Times New Roman" w:cs="Times New Roman" w:eastAsia="Times New Roman" w:hAnsi="Times New Roman"/>
+          <w:color w:val="000000"/>
+          <w:sz w:val="24"/>
+          <w:szCs w:val="24"/>
+        </w:rPr>
+        <w:t xml:space="preserve">, que es la única estimación limpia que tenemos y también un solo bloque. Leerlo como una propiedad de los modelos —«el avanzado detecta máximos y el bosque mínimos»— sería exactamente el salto que la corrección de la sección de conclusiones tuvo que deshacer: de una diferencia medida a una explicación que suena bien.</w:t>
       </w:r>
     </w:p>
     <w:p>

--- a/docs/entregas/semana-5/Caso 1 - Semana 5 - Informe final.docx
+++ b/docs/entregas/semana-5/Caso 1 - Semana 5 - Informe final.docx
@@ -25896,7 +25896,7 @@
           <w:sz w:val="24"/>
           <w:szCs w:val="24"/>
         </w:rPr>
-        <w:t xml:space="preserve">Los tres arreglos que probamos, y por qué fallaron</w:t>
+        <w:t xml:space="preserve">Los cuatro arreglos que probamos</w:t>
       </w:r>
     </w:p>
     <w:p>
@@ -26211,6 +26211,405 @@
           <w:szCs w:val="24"/>
         </w:rPr>
         <w:t xml:space="preserve">. Se diseñaron a partir de una lectura del bloque de prueba que las nueve mediciones no confirman.</w:t>
+      </w:r>
+    </w:p>
+    <w:p>
+      <w:pPr>
+        <w:pStyle w:val="Heading3"/>
+        <w:keepNext/>
+        <w:spacing w:after="0" w:before="0" w:line="480" w:lineRule="auto"/>
+      </w:pPr>
+      <w:r>
+        <w:rPr>
+          <w:rFonts w:ascii="Times New Roman" w:cs="Times New Roman" w:eastAsia="Times New Roman" w:hAnsi="Times New Roman"/>
+          <w:b/>
+          <w:bCs/>
+          <w:i/>
+          <w:iCs/>
+          <w:color w:val="000000"/>
+          <w:sz w:val="24"/>
+          <w:szCs w:val="24"/>
+        </w:rPr>
+        <w:t xml:space="preserve">El cuarto arreglo: la única vía que sí mejora, y por qué aun así no se afirma</w:t>
+      </w:r>
+    </w:p>
+    <w:p>
+      <w:pPr>
+        <w:spacing w:after="0" w:line="480" w:lineRule="auto"/>
+        <w:ind w:firstLine="720"/>
+      </w:pPr>
+      <w:r>
+        <w:rPr>
+          <w:rFonts w:ascii="Times New Roman" w:cs="Times New Roman" w:eastAsia="Times New Roman" w:hAnsi="Times New Roman"/>
+          <w:color w:val="000000"/>
+          <w:sz w:val="24"/>
+          <w:szCs w:val="24"/>
+        </w:rPr>
+        <w:t xml:space="preserve">Si el cuello de botella es la cantidad de ejemplos, la vía directa es conseguir más. Los puntos de inflexión de BTC, ETH, SOL, XRP y ADA son </w:t>
+      </w:r>
+      <w:r>
+        <w:rPr>
+          <w:rFonts w:ascii="Times New Roman" w:cs="Times New Roman" w:eastAsia="Times New Roman" w:hAnsi="Times New Roman"/>
+          <w:b/>
+          <w:bCs/>
+          <w:color w:val="000000"/>
+          <w:sz w:val="24"/>
+          <w:szCs w:val="24"/>
+        </w:rPr>
+        <w:t xml:space="preserve">el mismo fenómeno</w:t>
+      </w:r>
+      <w:r>
+        <w:rPr>
+          <w:rFonts w:ascii="Times New Roman" w:cs="Times New Roman" w:eastAsia="Times New Roman" w:hAnsi="Times New Roman"/>
+          <w:color w:val="000000"/>
+          <w:sz w:val="24"/>
+          <w:szCs w:val="24"/>
+        </w:rPr>
+        <w:t xml:space="preserve"> que los de LTC: si se construyen las mismas familias de características centradas en cada activo, cada uno aporta su propia tanda de ejemplos etiquetados.</w:t>
+      </w:r>
+    </w:p>
+    <w:p>
+      <w:pPr>
+        <w:spacing w:after="0" w:line="480" w:lineRule="auto"/>
+        <w:ind w:firstLine="720"/>
+      </w:pPr>
+      <w:r>
+        <w:rPr>
+          <w:rFonts w:ascii="Times New Roman" w:cs="Times New Roman" w:eastAsia="Times New Roman" w:hAnsi="Times New Roman"/>
+          <w:color w:val="000000"/>
+          <w:sz w:val="24"/>
+          <w:szCs w:val="24"/>
+        </w:rPr>
+        <w:t xml:space="preserve">Se probó. Seis tandas apiladas, </w:t>
+      </w:r>
+      <w:r>
+        <w:rPr>
+          <w:rFonts w:ascii="Times New Roman" w:cs="Times New Roman" w:eastAsia="Times New Roman" w:hAnsi="Times New Roman"/>
+          <w:b/>
+          <w:bCs/>
+          <w:color w:val="000000"/>
+          <w:sz w:val="24"/>
+          <w:szCs w:val="24"/>
+        </w:rPr>
+        <w:t xml:space="preserve">54 990 filas de entrenamiento en vez de 9 165</w:t>
+      </w:r>
+      <w:r>
+        <w:rPr>
+          <w:rFonts w:ascii="Times New Roman" w:cs="Times New Roman" w:eastAsia="Times New Roman" w:hAnsi="Times New Roman"/>
+          <w:color w:val="000000"/>
+          <w:sz w:val="24"/>
+          <w:szCs w:val="24"/>
+        </w:rPr>
+        <w:t xml:space="preserve">, prediciendo sobre LTC como siempre.</w:t>
+      </w:r>
+    </w:p>
+    <w:p>
+      <w:pPr>
+        <w:spacing w:after="0" w:line="480" w:lineRule="auto"/>
+        <w:ind w:firstLine="720"/>
+      </w:pPr>
+      <w:r>
+        <w:rPr>
+          <w:rFonts w:ascii="Times New Roman" w:cs="Times New Roman" w:eastAsia="Times New Roman" w:hAnsi="Times New Roman"/>
+          <w:b/>
+          <w:bCs/>
+          <w:color w:val="000000"/>
+          <w:sz w:val="24"/>
+          <w:szCs w:val="24"/>
+        </w:rPr>
+        <w:t xml:space="preserve">Mejora las dos clases extremas</w:t>
+      </w:r>
+      <w:r>
+        <w:rPr>
+          <w:rFonts w:ascii="Times New Roman" w:cs="Times New Roman" w:eastAsia="Times New Roman" w:hAnsi="Times New Roman"/>
+          <w:color w:val="000000"/>
+          <w:sz w:val="24"/>
+          <w:szCs w:val="24"/>
+        </w:rPr>
+        <w:t xml:space="preserve">, que era exactamente lo que fallaba. Es el único de los cuatro arreglos que mejora algo.</w:t>
+      </w:r>
+    </w:p>
+    <w:p>
+      <w:pPr>
+        <w:spacing w:after="0" w:line="480" w:lineRule="auto"/>
+        <w:ind w:left="720"/>
+      </w:pPr>
+      <w:r>
+        <w:rPr>
+          <w:rFonts w:ascii="Times New Roman" w:cs="Times New Roman" w:eastAsia="Times New Roman" w:hAnsi="Times New Roman"/>
+          <w:color w:val="000000"/>
+          <w:sz w:val="24"/>
+          <w:szCs w:val="24"/>
+        </w:rPr>
+        <w:t xml:space="preserve">⚠️ </w:t>
+      </w:r>
+      <w:r>
+        <w:rPr>
+          <w:rFonts w:ascii="Times New Roman" w:cs="Times New Roman" w:eastAsia="Times New Roman" w:hAnsi="Times New Roman"/>
+          <w:b/>
+          <w:bCs/>
+          <w:color w:val="000000"/>
+          <w:sz w:val="24"/>
+          <w:szCs w:val="24"/>
+        </w:rPr>
+        <w:t xml:space="preserve">Y aun así no se afirma, por el criterio del propio proyecto.</w:t>
+      </w:r>
+      <w:r>
+        <w:rPr>
+          <w:rFonts w:ascii="Times New Roman" w:cs="Times New Roman" w:eastAsia="Times New Roman" w:hAnsi="Times New Roman"/>
+          <w:color w:val="000000"/>
+          <w:sz w:val="24"/>
+          <w:szCs w:val="24"/>
+        </w:rPr>
+        <w:t xml:space="preserve"> Repetido sobre los nueve tramos del walk-forward, el apilado mejora en </w:t>
+      </w:r>
+      <w:r>
+        <w:rPr>
+          <w:rFonts w:ascii="Times New Roman" w:cs="Times New Roman" w:eastAsia="Times New Roman" w:hAnsi="Times New Roman"/>
+          <w:b/>
+          <w:bCs/>
+          <w:color w:val="000000"/>
+          <w:sz w:val="24"/>
+          <w:szCs w:val="24"/>
+        </w:rPr>
+        <w:t xml:space="preserve">6 de 9</w:t>
+      </w:r>
+      <w:r>
+        <w:rPr>
+          <w:rFonts w:ascii="Times New Roman" w:cs="Times New Roman" w:eastAsia="Times New Roman" w:hAnsi="Times New Roman"/>
+          <w:color w:val="000000"/>
+          <w:sz w:val="24"/>
+          <w:szCs w:val="24"/>
+        </w:rPr>
+        <w:t xml:space="preserve">, con una mejora media de </w:t>
+      </w:r>
+      <w:r>
+        <w:rPr>
+          <w:rFonts w:ascii="Times New Roman" w:cs="Times New Roman" w:eastAsia="Times New Roman" w:hAnsi="Times New Roman"/>
+          <w:b/>
+          <w:bCs/>
+          <w:color w:val="000000"/>
+          <w:sz w:val="24"/>
+          <w:szCs w:val="24"/>
+        </w:rPr>
+        <w:t xml:space="preserve">+0,010678</w:t>
+      </w:r>
+      <w:r>
+        <w:rPr>
+          <w:rFonts w:ascii="Times New Roman" w:cs="Times New Roman" w:eastAsia="Times New Roman" w:hAnsi="Times New Roman"/>
+          <w:color w:val="000000"/>
+          <w:sz w:val="24"/>
+          <w:szCs w:val="24"/>
+        </w:rPr>
+        <w:t xml:space="preserve"> y un rango que va de </w:t>
+      </w:r>
+      <w:r>
+        <w:rPr>
+          <w:rFonts w:ascii="Times New Roman" w:cs="Times New Roman" w:eastAsia="Times New Roman" w:hAnsi="Times New Roman"/>
+          <w:b/>
+          <w:bCs/>
+          <w:color w:val="000000"/>
+          <w:sz w:val="24"/>
+          <w:szCs w:val="24"/>
+        </w:rPr>
+        <w:t xml:space="preserve">−0,022268</w:t>
+      </w:r>
+      <w:r>
+        <w:rPr>
+          <w:rFonts w:ascii="Times New Roman" w:cs="Times New Roman" w:eastAsia="Times New Roman" w:hAnsi="Times New Roman"/>
+          <w:color w:val="000000"/>
+          <w:sz w:val="24"/>
+          <w:szCs w:val="24"/>
+        </w:rPr>
+        <w:t xml:space="preserve"> a </w:t>
+      </w:r>
+      <w:r>
+        <w:rPr>
+          <w:rFonts w:ascii="Times New Roman" w:cs="Times New Roman" w:eastAsia="Times New Roman" w:hAnsi="Times New Roman"/>
+          <w:b/>
+          <w:bCs/>
+          <w:color w:val="000000"/>
+          <w:sz w:val="24"/>
+          <w:szCs w:val="24"/>
+        </w:rPr>
+        <w:t xml:space="preserve">+0,036688</w:t>
+      </w:r>
+      <w:r>
+        <w:rPr>
+          <w:rFonts w:ascii="Times New Roman" w:cs="Times New Roman" w:eastAsia="Times New Roman" w:hAnsi="Times New Roman"/>
+          <w:color w:val="000000"/>
+          <w:sz w:val="24"/>
+          <w:szCs w:val="24"/>
+        </w:rPr>
+        <w:t xml:space="preserve">.  La tercera condición de la </w:t>
+      </w:r>
+      <w:r>
+        <w:rPr>
+          <w:rFonts w:ascii="Times New Roman" w:cs="Times New Roman" w:eastAsia="Times New Roman" w:hAnsi="Times New Roman"/>
+          <w:color w:val="000000"/>
+          <w:sz w:val="24"/>
+          <w:szCs w:val="24"/>
+        </w:rPr>
+        <w:t xml:space="preserve">D16</w:t>
+      </w:r>
+      <w:r>
+        <w:rPr>
+          <w:rFonts w:ascii="Times New Roman" w:cs="Times New Roman" w:eastAsia="Times New Roman" w:hAnsi="Times New Roman"/>
+          <w:color w:val="000000"/>
+          <w:sz w:val="24"/>
+          <w:szCs w:val="24"/>
+        </w:rPr>
+        <w:t xml:space="preserve"> pide que </w:t>
+      </w:r>
+      <w:r>
+        <w:rPr>
+          <w:rFonts w:ascii="Times New Roman" w:cs="Times New Roman" w:eastAsia="Times New Roman" w:hAnsi="Times New Roman"/>
+          <w:b/>
+          <w:bCs/>
+          <w:color w:val="000000"/>
+          <w:sz w:val="24"/>
+          <w:szCs w:val="24"/>
+        </w:rPr>
+        <w:t xml:space="preserve">el signo no cambie</w:t>
+      </w:r>
+      <w:r>
+        <w:rPr>
+          <w:rFonts w:ascii="Times New Roman" w:cs="Times New Roman" w:eastAsia="Times New Roman" w:hAnsi="Times New Roman"/>
+          <w:color w:val="000000"/>
+          <w:sz w:val="24"/>
+          <w:szCs w:val="24"/>
+        </w:rPr>
+        <w:t xml:space="preserve">. Aquí cambia en tres de nueve. </w:t>
+      </w:r>
+      <w:r>
+        <w:rPr>
+          <w:rFonts w:ascii="Times New Roman" w:cs="Times New Roman" w:eastAsia="Times New Roman" w:hAnsi="Times New Roman"/>
+          <w:b/>
+          <w:bCs/>
+          <w:color w:val="000000"/>
+          <w:sz w:val="24"/>
+          <w:szCs w:val="24"/>
+        </w:rPr>
+        <w:t xml:space="preserve">Seis de nueve es lo que el azar produce con facilidad.</w:t>
+      </w:r>
+      <w:r>
+        <w:rPr>
+          <w:rFonts w:ascii="Times New Roman" w:cs="Times New Roman" w:eastAsia="Times New Roman" w:hAnsi="Times New Roman"/>
+          <w:color w:val="000000"/>
+          <w:sz w:val="24"/>
+          <w:szCs w:val="24"/>
+        </w:rPr>
+        <w:t xml:space="preserve">  Reportar solo el resultado de la partición única —que es claro y favorable— sería exactamente el error que este informe dedica seis páginas a describir. Se reporta con las dos cifras: la que favorece y la que no.</w:t>
+      </w:r>
+    </w:p>
+    <w:p>
+      <w:pPr>
+        <w:spacing w:after="0" w:line="480" w:lineRule="auto"/>
+        <w:ind w:firstLine="720"/>
+      </w:pPr>
+      <w:r>
+        <w:rPr>
+          <w:rFonts w:ascii="Times New Roman" w:cs="Times New Roman" w:eastAsia="Times New Roman" w:hAnsi="Times New Roman"/>
+          <w:color w:val="000000"/>
+          <w:sz w:val="24"/>
+          <w:szCs w:val="24"/>
+        </w:rPr>
+        <w:t xml:space="preserve">Lo que sí se puede decir: </w:t>
+      </w:r>
+      <w:r>
+        <w:rPr>
+          <w:rFonts w:ascii="Times New Roman" w:cs="Times New Roman" w:eastAsia="Times New Roman" w:hAnsi="Times New Roman"/>
+          <w:b/>
+          <w:bCs/>
+          <w:color w:val="000000"/>
+          <w:sz w:val="24"/>
+          <w:szCs w:val="24"/>
+        </w:rPr>
+        <w:t xml:space="preserve">es la vía más prometedora de las cuatro</w:t>
+      </w:r>
+      <w:r>
+        <w:rPr>
+          <w:rFonts w:ascii="Times New Roman" w:cs="Times New Roman" w:eastAsia="Times New Roman" w:hAnsi="Times New Roman"/>
+          <w:color w:val="000000"/>
+          <w:sz w:val="24"/>
+          <w:szCs w:val="24"/>
+        </w:rPr>
+        <w:t xml:space="preserve">, tiene un mecanismo claro, y su efecto medio sobre los nueve tramos es positivo — la ventaja sobre el azar sube de </w:t>
+      </w:r>
+      <w:r>
+        <w:rPr>
+          <w:rFonts w:ascii="Times New Roman" w:cs="Times New Roman" w:eastAsia="Times New Roman" w:hAnsi="Times New Roman"/>
+          <w:b/>
+          <w:bCs/>
+          <w:color w:val="000000"/>
+          <w:sz w:val="24"/>
+          <w:szCs w:val="24"/>
+        </w:rPr>
+        <w:t xml:space="preserve">+0,049712</w:t>
+      </w:r>
+      <w:r>
+        <w:rPr>
+          <w:rFonts w:ascii="Times New Roman" w:cs="Times New Roman" w:eastAsia="Times New Roman" w:hAnsi="Times New Roman"/>
+          <w:color w:val="000000"/>
+          <w:sz w:val="24"/>
+          <w:szCs w:val="24"/>
+        </w:rPr>
+        <w:t xml:space="preserve"> a </w:t>
+      </w:r>
+      <w:r>
+        <w:rPr>
+          <w:rFonts w:ascii="Times New Roman" w:cs="Times New Roman" w:eastAsia="Times New Roman" w:hAnsi="Times New Roman"/>
+          <w:b/>
+          <w:bCs/>
+          <w:color w:val="000000"/>
+          <w:sz w:val="24"/>
+          <w:szCs w:val="24"/>
+        </w:rPr>
+        <w:t xml:space="preserve">+0,060391</w:t>
+      </w:r>
+      <w:r>
+        <w:rPr>
+          <w:rFonts w:ascii="Times New Roman" w:cs="Times New Roman" w:eastAsia="Times New Roman" w:hAnsi="Times New Roman"/>
+          <w:color w:val="000000"/>
+          <w:sz w:val="24"/>
+          <w:szCs w:val="24"/>
+        </w:rPr>
+        <w:t xml:space="preserve">. Es la recomendación principal para quien continúe.</w:t>
+      </w:r>
+    </w:p>
+    <w:p>
+      <w:pPr>
+        <w:spacing w:after="0" w:line="480" w:lineRule="auto"/>
+        <w:ind w:firstLine="720"/>
+      </w:pPr>
+      <w:r>
+        <w:rPr>
+          <w:rFonts w:ascii="Times New Roman" w:cs="Times New Roman" w:eastAsia="Times New Roman" w:hAnsi="Times New Roman"/>
+          <w:color w:val="000000"/>
+          <w:sz w:val="24"/>
+          <w:szCs w:val="24"/>
+        </w:rPr>
+        <w:t xml:space="preserve">Y notar una decisión que hubo que tomar: </w:t>
+      </w:r>
+      <w:r>
+        <w:rPr>
+          <w:rFonts w:ascii="Times New Roman" w:cs="Times New Roman" w:eastAsia="Times New Roman" w:hAnsi="Times New Roman"/>
+          <w:b/>
+          <w:bCs/>
+          <w:color w:val="000000"/>
+          <w:sz w:val="24"/>
+          <w:szCs w:val="24"/>
+        </w:rPr>
+        <w:t xml:space="preserve">la correlación cruzada queda fuera del juego común</w:t>
+      </w:r>
+      <w:r>
+        <w:rPr>
+          <w:rFonts w:ascii="Times New Roman" w:cs="Times New Roman" w:eastAsia="Times New Roman" w:hAnsi="Times New Roman"/>
+          <w:color w:val="000000"/>
+          <w:sz w:val="24"/>
+          <w:szCs w:val="24"/>
+        </w:rPr>
+        <w:t xml:space="preserve">. Sus columnas nombran a los otros activos, así que «correlación con BTC» significa algo distinto según de quién sea la tanda. Apilarlas mezclaría cosas que no son la misma.</w:t>
       </w:r>
     </w:p>
     <w:p>

--- a/docs/entregas/semana-5/Caso 1 - Semana 5 - Informe final.docx
+++ b/docs/entregas/semana-5/Caso 1 - Semana 5 - Informe final.docx
@@ -12511,7 +12511,97 @@
           <w:sz w:val="24"/>
           <w:szCs w:val="24"/>
         </w:rPr>
-        <w:t xml:space="preserve"> Una media suelta en esa columna no significa gran cosa, y por eso las tres métricas por clase se reportan siempre con su rango. Sobre el bloque de prueba será peor: tiene 86 ejemplos por clase extrema, contra los 94 de validación.</w:t>
+        <w:t xml:space="preserve"> Una media suelta en esa columna no significa gran cosa, y por eso las tres métricas por clase se reportan siempre con su rango.</w:t>
+      </w:r>
+    </w:p>
+    <w:p>
+      <w:pPr>
+        <w:spacing w:after="0" w:line="480" w:lineRule="auto"/>
+        <w:ind w:firstLine="720"/>
+      </w:pPr>
+      <w:r>
+        <w:rPr>
+          <w:rFonts w:ascii="Times New Roman" w:cs="Times New Roman" w:eastAsia="Times New Roman" w:hAnsi="Times New Roman"/>
+          <w:color w:val="000000"/>
+          <w:sz w:val="24"/>
+          <w:szCs w:val="24"/>
+        </w:rPr>
+        <w:t xml:space="preserve">Y sobre el bloque de prueba es peor, porque hay menos de donde medir. Los conteos, que </w:t>
+      </w:r>
+      <w:r>
+        <w:rPr>
+          <w:rFonts w:ascii="Times New Roman" w:cs="Times New Roman" w:eastAsia="Times New Roman" w:hAnsi="Times New Roman"/>
+          <w:b/>
+          <w:bCs/>
+          <w:color w:val="000000"/>
+          <w:sz w:val="24"/>
+          <w:szCs w:val="24"/>
+        </w:rPr>
+        <w:t xml:space="preserve">no son simétricos</w:t>
+      </w:r>
+      <w:r>
+        <w:rPr>
+          <w:rFonts w:ascii="Times New Roman" w:cs="Times New Roman" w:eastAsia="Times New Roman" w:hAnsi="Times New Roman"/>
+          <w:color w:val="000000"/>
+          <w:sz w:val="24"/>
+          <w:szCs w:val="24"/>
+        </w:rPr>
+        <w:t xml:space="preserve"> y conviene no redondearlos:</w:t>
+      </w:r>
+    </w:p>
+    <w:p>
+      <w:pPr>
+        <w:spacing w:after="0" w:line="480" w:lineRule="auto"/>
+        <w:ind w:firstLine="720"/>
+      </w:pPr>
+      <w:r>
+        <w:rPr>
+          <w:rFonts w:ascii="Times New Roman" w:cs="Times New Roman" w:eastAsia="Times New Roman" w:hAnsi="Times New Roman"/>
+          <w:color w:val="000000"/>
+          <w:sz w:val="24"/>
+          <w:szCs w:val="24"/>
+        </w:rPr>
+        <w:t xml:space="preserve">Para la clase Máximo —la de la fila conflictiva— se pasa de 99 a 86. Que la métrica por clase pueda colapsar con esos tamaños no es una precaución retórica: el walk-forward lo midió, y en </w:t>
+      </w:r>
+      <w:r>
+        <w:rPr>
+          <w:rFonts w:ascii="Times New Roman" w:cs="Times New Roman" w:eastAsia="Times New Roman" w:hAnsi="Times New Roman"/>
+          <w:b/>
+          <w:bCs/>
+          <w:color w:val="000000"/>
+          <w:sz w:val="24"/>
+          <w:szCs w:val="24"/>
+        </w:rPr>
+        <w:t xml:space="preserve">2</w:t>
+      </w:r>
+      <w:r>
+        <w:rPr>
+          <w:rFonts w:ascii="Times New Roman" w:cs="Times New Roman" w:eastAsia="Times New Roman" w:hAnsi="Times New Roman"/>
+          <w:color w:val="000000"/>
+          <w:sz w:val="24"/>
+          <w:szCs w:val="24"/>
+        </w:rPr>
+        <w:t xml:space="preserve"> de sus nueve tramos una de las dos clases dio </w:t>
+      </w:r>
+      <w:r>
+        <w:rPr>
+          <w:rFonts w:ascii="Times New Roman" w:cs="Times New Roman" w:eastAsia="Times New Roman" w:hAnsi="Times New Roman"/>
+          <w:b/>
+          <w:bCs/>
+          <w:color w:val="000000"/>
+          <w:sz w:val="24"/>
+          <w:szCs w:val="24"/>
+        </w:rPr>
+        <w:t xml:space="preserve">0,000000</w:t>
+      </w:r>
+      <w:r>
+        <w:rPr>
+          <w:rFonts w:ascii="Times New Roman" w:cs="Times New Roman" w:eastAsia="Times New Roman" w:hAnsi="Times New Roman"/>
+          <w:color w:val="000000"/>
+          <w:sz w:val="24"/>
+          <w:szCs w:val="24"/>
+        </w:rPr>
+        <w:t xml:space="preserve"> exacto.</w:t>
       </w:r>
     </w:p>
     <w:p>

--- a/docs/entregas/semana-5/Caso 1 - Semana 5 - Informe final.docx
+++ b/docs/entregas/semana-5/Caso 1 - Semana 5 - Informe final.docx
@@ -21065,6 +21065,192 @@
     </w:p>
     <w:p>
       <w:pPr>
+        <w:spacing w:after="0" w:line="480" w:lineRule="auto"/>
+        <w:ind w:left="720"/>
+      </w:pPr>
+      <w:r>
+        <w:rPr>
+          <w:rFonts w:ascii="Times New Roman" w:cs="Times New Roman" w:eastAsia="Times New Roman" w:hAnsi="Times New Roman"/>
+          <w:b/>
+          <w:bCs/>
+          <w:color w:val="000000"/>
+          <w:sz w:val="24"/>
+          <w:szCs w:val="24"/>
+        </w:rPr>
+        <w:t xml:space="preserve">Y hay algo que se midió después, y que cambia cómo se lee esta tabla.</w:t>
+      </w:r>
+      <w:r>
+        <w:rPr>
+          <w:rFonts w:ascii="Times New Roman" w:cs="Times New Roman" w:eastAsia="Times New Roman" w:hAnsi="Times New Roman"/>
+          <w:color w:val="000000"/>
+          <w:sz w:val="24"/>
+          <w:szCs w:val="24"/>
+        </w:rPr>
+        <w:t xml:space="preserve"> La condición 2 falló con </w:t>
+      </w:r>
+      <w:r>
+        <w:rPr>
+          <w:rFonts w:ascii="Times New Roman" w:cs="Times New Roman" w:eastAsia="Times New Roman" w:hAnsi="Times New Roman"/>
+          <w:b/>
+          <w:bCs/>
+          <w:color w:val="000000"/>
+          <w:sz w:val="24"/>
+          <w:szCs w:val="24"/>
+        </w:rPr>
+        <w:t xml:space="preserve">1 960 filas</w:t>
+      </w:r>
+      <w:r>
+        <w:rPr>
+          <w:rFonts w:ascii="Times New Roman" w:cs="Times New Roman" w:eastAsia="Times New Roman" w:hAnsi="Times New Roman"/>
+          <w:color w:val="000000"/>
+          <w:sz w:val="24"/>
+          <w:szCs w:val="24"/>
+        </w:rPr>
+        <w:t xml:space="preserve">. Repitiendo la medición sobre </w:t>
+      </w:r>
+      <w:r>
+        <w:rPr>
+          <w:rFonts w:ascii="Times New Roman" w:cs="Times New Roman" w:eastAsia="Times New Roman" w:hAnsi="Times New Roman"/>
+          <w:b/>
+          <w:bCs/>
+          <w:color w:val="000000"/>
+          <w:sz w:val="24"/>
+          <w:szCs w:val="24"/>
+        </w:rPr>
+        <w:t xml:space="preserve">7 311</w:t>
+      </w:r>
+      <w:r>
+        <w:rPr>
+          <w:rFonts w:ascii="Times New Roman" w:cs="Times New Roman" w:eastAsia="Times New Roman" w:hAnsi="Times New Roman"/>
+          <w:color w:val="000000"/>
+          <w:sz w:val="24"/>
+          <w:szCs w:val="24"/>
+        </w:rPr>
+        <w:t xml:space="preserve"> —las predicciones de nueve tramos consecutivos, juntas— la ventaja del mismo modelo sobre el azar es </w:t>
+      </w:r>
+      <w:r>
+        <w:rPr>
+          <w:rFonts w:ascii="Times New Roman" w:cs="Times New Roman" w:eastAsia="Times New Roman" w:hAnsi="Times New Roman"/>
+          <w:b/>
+          <w:bCs/>
+          <w:color w:val="000000"/>
+          <w:sz w:val="24"/>
+          <w:szCs w:val="24"/>
+        </w:rPr>
+        <w:t xml:space="preserve">+0,051285</w:t>
+      </w:r>
+      <w:r>
+        <w:rPr>
+          <w:rFonts w:ascii="Times New Roman" w:cs="Times New Roman" w:eastAsia="Times New Roman" w:hAnsi="Times New Roman"/>
+          <w:color w:val="000000"/>
+          <w:sz w:val="24"/>
+          <w:szCs w:val="24"/>
+        </w:rPr>
+        <w:t xml:space="preserve"> con intervalo </w:t>
+      </w:r>
+      <w:r>
+        <w:rPr>
+          <w:rFonts w:ascii="Times New Roman" w:cs="Times New Roman" w:eastAsia="Times New Roman" w:hAnsi="Times New Roman"/>
+          <w:b/>
+          <w:bCs/>
+          <w:color w:val="000000"/>
+          <w:sz w:val="24"/>
+          <w:szCs w:val="24"/>
+        </w:rPr>
+        <w:t xml:space="preserve">[+0,033296 , +0,070146]</w:t>
+      </w:r>
+      <w:r>
+        <w:rPr>
+          <w:rFonts w:ascii="Times New Roman" w:cs="Times New Roman" w:eastAsia="Times New Roman" w:hAnsi="Times New Roman"/>
+          <w:color w:val="000000"/>
+          <w:sz w:val="24"/>
+          <w:szCs w:val="24"/>
+        </w:rPr>
+        <w:t xml:space="preserve">, que </w:t>
+      </w:r>
+      <w:r>
+        <w:rPr>
+          <w:rFonts w:ascii="Times New Roman" w:cs="Times New Roman" w:eastAsia="Times New Roman" w:hAnsi="Times New Roman"/>
+          <w:b/>
+          <w:bCs/>
+          <w:color w:val="000000"/>
+          <w:sz w:val="24"/>
+          <w:szCs w:val="24"/>
+        </w:rPr>
+        <w:t xml:space="preserve">sí excluye el cero</w:t>
+      </w:r>
+      <w:r>
+        <w:rPr>
+          <w:rFonts w:ascii="Times New Roman" w:cs="Times New Roman" w:eastAsia="Times New Roman" w:hAnsi="Times New Roman"/>
+          <w:color w:val="000000"/>
+          <w:sz w:val="24"/>
+          <w:szCs w:val="24"/>
+        </w:rPr>
+        <w:t xml:space="preserve">.  El efecto es prácticamente el mismo que aquí (+0,035021). </w:t>
+      </w:r>
+      <w:r>
+        <w:rPr>
+          <w:rFonts w:ascii="Times New Roman" w:cs="Times New Roman" w:eastAsia="Times New Roman" w:hAnsi="Times New Roman"/>
+          <w:b/>
+          <w:bCs/>
+          <w:color w:val="000000"/>
+          <w:sz w:val="24"/>
+          <w:szCs w:val="24"/>
+        </w:rPr>
+        <w:t xml:space="preserve">Lo que faltaba era muestra, no efecto.</w:t>
+      </w:r>
+      <w:r>
+        <w:rPr>
+          <w:rFonts w:ascii="Times New Roman" w:cs="Times New Roman" w:eastAsia="Times New Roman" w:hAnsi="Times New Roman"/>
+          <w:color w:val="000000"/>
+          <w:sz w:val="24"/>
+          <w:szCs w:val="24"/>
+        </w:rPr>
+        <w:t xml:space="preserve"> Está en las conclusiones, con lo que no demuestra escrito al lado.  </w:t>
+      </w:r>
+      <w:r>
+        <w:rPr>
+          <w:rFonts w:ascii="Times New Roman" w:cs="Times New Roman" w:eastAsia="Times New Roman" w:hAnsi="Times New Roman"/>
+          <w:b/>
+          <w:bCs/>
+          <w:color w:val="000000"/>
+          <w:sz w:val="24"/>
+          <w:szCs w:val="24"/>
+        </w:rPr>
+        <w:t xml:space="preserve">Esto no cambia lo que esta sección reporta.</w:t>
+      </w:r>
+      <w:r>
+        <w:rPr>
+          <w:rFonts w:ascii="Times New Roman" w:cs="Times New Roman" w:eastAsia="Times New Roman" w:hAnsi="Times New Roman"/>
+          <w:color w:val="000000"/>
+          <w:sz w:val="24"/>
+          <w:szCs w:val="24"/>
+        </w:rPr>
+        <w:t xml:space="preserve"> La cifra de arriba sigue siendo la única estimación limpia, y el veredicto del protocolo se aplicó como estaba escrito. Lo que añade es la explicación de </w:t>
+      </w:r>
+      <w:r>
+        <w:rPr>
+          <w:rFonts w:ascii="Times New Roman" w:cs="Times New Roman" w:eastAsia="Times New Roman" w:hAnsi="Times New Roman"/>
+          <w:i/>
+          <w:iCs/>
+          <w:color w:val="000000"/>
+          <w:sz w:val="24"/>
+          <w:szCs w:val="24"/>
+        </w:rPr>
+        <w:t xml:space="preserve">por qué</w:t>
+      </w:r>
+      <w:r>
+        <w:rPr>
+          <w:rFonts w:ascii="Times New Roman" w:cs="Times New Roman" w:eastAsia="Times New Roman" w:hAnsi="Times New Roman"/>
+          <w:color w:val="000000"/>
+          <w:sz w:val="24"/>
+          <w:szCs w:val="24"/>
+        </w:rPr>
+        <w:t xml:space="preserve"> falló, que es distinta de una excusa: está medida.</w:t>
+      </w:r>
+    </w:p>
+    <w:p>
+      <w:pPr>
         <w:pStyle w:val="Heading3"/>
         <w:keepNext/>
         <w:spacing w:after="0" w:before="0" w:line="480" w:lineRule="auto"/>
@@ -27108,6 +27294,355 @@
           <w:sz w:val="24"/>
           <w:szCs w:val="24"/>
         </w:rPr>
+        <w:t xml:space="preserve">La medición que cierra la pregunta: era potencia, y ahora está demostrado</w:t>
+      </w:r>
+    </w:p>
+    <w:p>
+      <w:pPr>
+        <w:spacing w:after="0" w:line="480" w:lineRule="auto"/>
+        <w:ind w:firstLine="720"/>
+      </w:pPr>
+      <w:r>
+        <w:rPr>
+          <w:rFonts w:ascii="Times New Roman" w:cs="Times New Roman" w:eastAsia="Times New Roman" w:hAnsi="Times New Roman"/>
+          <w:color w:val="000000"/>
+          <w:sz w:val="24"/>
+          <w:szCs w:val="24"/>
+        </w:rPr>
+        <w:t xml:space="preserve">Contar «9 de 9» o «6 de 9» tira a la basura la magnitud de cada tramo y se queda solo con el signo. Y cada tramo evalúa sobre unas 810 filas con ~40 ejemplos por clase extrema: el mismo problema de potencia que hizo fallar la condición 2 sobre el bloque de prueba, un piso más abajo.</w:t>
+      </w:r>
+    </w:p>
+    <w:p>
+      <w:pPr>
+        <w:spacing w:after="0" w:line="480" w:lineRule="auto"/>
+        <w:ind w:firstLine="720"/>
+      </w:pPr>
+      <w:r>
+        <w:rPr>
+          <w:rFonts w:ascii="Times New Roman" w:cs="Times New Roman" w:eastAsia="Times New Roman" w:hAnsi="Times New Roman"/>
+          <w:color w:val="000000"/>
+          <w:sz w:val="24"/>
+          <w:szCs w:val="24"/>
+        </w:rPr>
+        <w:t xml:space="preserve">Lo correcto es </w:t>
+      </w:r>
+      <w:r>
+        <w:rPr>
+          <w:rFonts w:ascii="Times New Roman" w:cs="Times New Roman" w:eastAsia="Times New Roman" w:hAnsi="Times New Roman"/>
+          <w:b/>
+          <w:bCs/>
+          <w:color w:val="000000"/>
+          <w:sz w:val="24"/>
+          <w:szCs w:val="24"/>
+        </w:rPr>
+        <w:t xml:space="preserve">juntar las predicciones de los nueve tramos</w:t>
+      </w:r>
+      <w:r>
+        <w:rPr>
+          <w:rFonts w:ascii="Times New Roman" w:cs="Times New Roman" w:eastAsia="Times New Roman" w:hAnsi="Times New Roman"/>
+          <w:color w:val="000000"/>
+          <w:sz w:val="24"/>
+          <w:szCs w:val="24"/>
+        </w:rPr>
+        <w:t xml:space="preserve"> —que son de períodos distintos y no se solapan— y medir una sola vez sobre el conjunto completo.</w:t>
+      </w:r>
+    </w:p>
+    <w:p>
+      <w:pPr>
+        <w:spacing w:after="0" w:line="480" w:lineRule="auto"/>
+        <w:ind w:firstLine="720"/>
+      </w:pPr>
+      <w:r>
+        <w:rPr>
+          <w:rFonts w:ascii="Times New Roman" w:cs="Times New Roman" w:eastAsia="Times New Roman" w:hAnsi="Times New Roman"/>
+          <w:b/>
+          <w:bCs/>
+          <w:color w:val="000000"/>
+          <w:sz w:val="24"/>
+          <w:szCs w:val="24"/>
+        </w:rPr>
+        <w:t xml:space="preserve">La primera fila es el resultado más importante de esta investigación.</w:t>
+      </w:r>
+    </w:p>
+    <w:p>
+      <w:pPr>
+        <w:spacing w:after="0" w:line="480" w:lineRule="auto"/>
+        <w:ind w:firstLine="720"/>
+      </w:pPr>
+      <w:r>
+        <w:rPr>
+          <w:rFonts w:ascii="Times New Roman" w:cs="Times New Roman" w:eastAsia="Times New Roman" w:hAnsi="Times New Roman"/>
+          <w:color w:val="000000"/>
+          <w:sz w:val="24"/>
+          <w:szCs w:val="24"/>
+        </w:rPr>
+        <w:t xml:space="preserve">Sobre el bloque de prueba, con </w:t>
+      </w:r>
+      <w:r>
+        <w:rPr>
+          <w:rFonts w:ascii="Times New Roman" w:cs="Times New Roman" w:eastAsia="Times New Roman" w:hAnsi="Times New Roman"/>
+          <w:b/>
+          <w:bCs/>
+          <w:color w:val="000000"/>
+          <w:sz w:val="24"/>
+          <w:szCs w:val="24"/>
+        </w:rPr>
+        <w:t xml:space="preserve">1 960 filas</w:t>
+      </w:r>
+      <w:r>
+        <w:rPr>
+          <w:rFonts w:ascii="Times New Roman" w:cs="Times New Roman" w:eastAsia="Times New Roman" w:hAnsi="Times New Roman"/>
+          <w:color w:val="000000"/>
+          <w:sz w:val="24"/>
+          <w:szCs w:val="24"/>
+        </w:rPr>
+        <w:t xml:space="preserve">, la ventaja del modelo sobre el azar era positiva y su intervalo </w:t>
+      </w:r>
+      <w:r>
+        <w:rPr>
+          <w:rFonts w:ascii="Times New Roman" w:cs="Times New Roman" w:eastAsia="Times New Roman" w:hAnsi="Times New Roman"/>
+          <w:b/>
+          <w:bCs/>
+          <w:color w:val="000000"/>
+          <w:sz w:val="24"/>
+          <w:szCs w:val="24"/>
+        </w:rPr>
+        <w:t xml:space="preserve">incluía</w:t>
+      </w:r>
+      <w:r>
+        <w:rPr>
+          <w:rFonts w:ascii="Times New Roman" w:cs="Times New Roman" w:eastAsia="Times New Roman" w:hAnsi="Times New Roman"/>
+          <w:color w:val="000000"/>
+          <w:sz w:val="24"/>
+          <w:szCs w:val="24"/>
+        </w:rPr>
+        <w:t xml:space="preserve"> el cero. Sobre </w:t>
+      </w:r>
+      <w:r>
+        <w:rPr>
+          <w:rFonts w:ascii="Times New Roman" w:cs="Times New Roman" w:eastAsia="Times New Roman" w:hAnsi="Times New Roman"/>
+          <w:b/>
+          <w:bCs/>
+          <w:color w:val="000000"/>
+          <w:sz w:val="24"/>
+          <w:szCs w:val="24"/>
+        </w:rPr>
+        <w:t xml:space="preserve">7 311 filas</w:t>
+      </w:r>
+      <w:r>
+        <w:rPr>
+          <w:rFonts w:ascii="Times New Roman" w:cs="Times New Roman" w:eastAsia="Times New Roman" w:hAnsi="Times New Roman"/>
+          <w:color w:val="000000"/>
+          <w:sz w:val="24"/>
+          <w:szCs w:val="24"/>
+        </w:rPr>
+        <w:t xml:space="preserve">, la misma ventaja —de tamaño casi idéntico, +0,051285 contra +0,035021— tiene un intervalo que </w:t>
+      </w:r>
+      <w:r>
+        <w:rPr>
+          <w:rFonts w:ascii="Times New Roman" w:cs="Times New Roman" w:eastAsia="Times New Roman" w:hAnsi="Times New Roman"/>
+          <w:b/>
+          <w:bCs/>
+          <w:color w:val="000000"/>
+          <w:sz w:val="24"/>
+          <w:szCs w:val="24"/>
+        </w:rPr>
+        <w:t xml:space="preserve">excluye</w:t>
+      </w:r>
+      <w:r>
+        <w:rPr>
+          <w:rFonts w:ascii="Times New Roman" w:cs="Times New Roman" w:eastAsia="Times New Roman" w:hAnsi="Times New Roman"/>
+          <w:color w:val="000000"/>
+          <w:sz w:val="24"/>
+          <w:szCs w:val="24"/>
+        </w:rPr>
+        <w:t xml:space="preserve"> el cero con holgura.</w:t>
+      </w:r>
+    </w:p>
+    <w:p>
+      <w:pPr>
+        <w:spacing w:after="0" w:line="480" w:lineRule="auto"/>
+        <w:ind w:firstLine="720"/>
+      </w:pPr>
+      <w:r>
+        <w:rPr>
+          <w:rFonts w:ascii="Times New Roman" w:cs="Times New Roman" w:eastAsia="Times New Roman" w:hAnsi="Times New Roman"/>
+          <w:b/>
+          <w:bCs/>
+          <w:color w:val="000000"/>
+          <w:sz w:val="24"/>
+          <w:szCs w:val="24"/>
+        </w:rPr>
+        <w:t xml:space="preserve">El efecto no cambió. Cambió cuánta evidencia había para verlo.</w:t>
+      </w:r>
+      <w:r>
+        <w:rPr>
+          <w:rFonts w:ascii="Times New Roman" w:cs="Times New Roman" w:eastAsia="Times New Roman" w:hAnsi="Times New Roman"/>
+          <w:color w:val="000000"/>
+          <w:sz w:val="24"/>
+          <w:szCs w:val="24"/>
+        </w:rPr>
+        <w:t xml:space="preserve"> El resultado negativo de la corrida única era un problema de </w:t>
+      </w:r>
+      <w:r>
+        <w:rPr>
+          <w:rFonts w:ascii="Times New Roman" w:cs="Times New Roman" w:eastAsia="Times New Roman" w:hAnsi="Times New Roman"/>
+          <w:b/>
+          <w:bCs/>
+          <w:color w:val="000000"/>
+          <w:sz w:val="24"/>
+          <w:szCs w:val="24"/>
+        </w:rPr>
+        <w:t xml:space="preserve">potencia estadística</w:t>
+      </w:r>
+      <w:r>
+        <w:rPr>
+          <w:rFonts w:ascii="Times New Roman" w:cs="Times New Roman" w:eastAsia="Times New Roman" w:hAnsi="Times New Roman"/>
+          <w:color w:val="000000"/>
+          <w:sz w:val="24"/>
+          <w:szCs w:val="24"/>
+        </w:rPr>
+        <w:t xml:space="preserve">, y ahora está demostrado en vez de conjeturado.</w:t>
+      </w:r>
+    </w:p>
+    <w:p>
+      <w:pPr>
+        <w:spacing w:after="0" w:line="480" w:lineRule="auto"/>
+        <w:ind w:firstLine="720"/>
+      </w:pPr>
+      <w:r>
+        <w:rPr>
+          <w:rFonts w:ascii="Times New Roman" w:cs="Times New Roman" w:eastAsia="Times New Roman" w:hAnsi="Times New Roman"/>
+          <w:color w:val="000000"/>
+          <w:sz w:val="24"/>
+          <w:szCs w:val="24"/>
+        </w:rPr>
+        <w:t xml:space="preserve">Y la tercera fila confirma la cautela de la sección anterior: </w:t>
+      </w:r>
+      <w:r>
+        <w:rPr>
+          <w:rFonts w:ascii="Times New Roman" w:cs="Times New Roman" w:eastAsia="Times New Roman" w:hAnsi="Times New Roman"/>
+          <w:b/>
+          <w:bCs/>
+          <w:color w:val="000000"/>
+          <w:sz w:val="24"/>
+          <w:szCs w:val="24"/>
+        </w:rPr>
+        <w:t xml:space="preserve">el apilado sigue sin establecerse</w:t>
+      </w:r>
+      <w:r>
+        <w:rPr>
+          <w:rFonts w:ascii="Times New Roman" w:cs="Times New Roman" w:eastAsia="Times New Roman" w:hAnsi="Times New Roman"/>
+          <w:color w:val="000000"/>
+          <w:sz w:val="24"/>
+          <w:szCs w:val="24"/>
+        </w:rPr>
+        <w:t xml:space="preserve"> ni siquiera con cuatro veces más datos. Su intervalo incluye el cero.</w:t>
+      </w:r>
+    </w:p>
+    <w:p>
+      <w:pPr>
+        <w:spacing w:after="0" w:line="480" w:lineRule="auto"/>
+        <w:ind w:left="720"/>
+      </w:pPr>
+      <w:r>
+        <w:rPr>
+          <w:rFonts w:ascii="Times New Roman" w:cs="Times New Roman" w:eastAsia="Times New Roman" w:hAnsi="Times New Roman"/>
+          <w:b/>
+          <w:bCs/>
+          <w:color w:val="000000"/>
+          <w:sz w:val="24"/>
+          <w:szCs w:val="24"/>
+        </w:rPr>
+        <w:t xml:space="preserve">Lo que esto NO cambia.</w:t>
+      </w:r>
+      <w:r>
+        <w:rPr>
+          <w:rFonts w:ascii="Times New Roman" w:cs="Times New Roman" w:eastAsia="Times New Roman" w:hAnsi="Times New Roman"/>
+          <w:color w:val="000000"/>
+          <w:sz w:val="24"/>
+          <w:szCs w:val="24"/>
+        </w:rPr>
+        <w:t xml:space="preserve"> La cifra que el informe reporta en la sección 5 </w:t>
+      </w:r>
+      <w:r>
+        <w:rPr>
+          <w:rFonts w:ascii="Times New Roman" w:cs="Times New Roman" w:eastAsia="Times New Roman" w:hAnsi="Times New Roman"/>
+          <w:b/>
+          <w:bCs/>
+          <w:color w:val="000000"/>
+          <w:sz w:val="24"/>
+          <w:szCs w:val="24"/>
+        </w:rPr>
+        <w:t xml:space="preserve">sigue siendo la del bloque de prueba</w:t>
+      </w:r>
+      <w:r>
+        <w:rPr>
+          <w:rFonts w:ascii="Times New Roman" w:cs="Times New Roman" w:eastAsia="Times New Roman" w:hAnsi="Times New Roman"/>
+          <w:color w:val="000000"/>
+          <w:sz w:val="24"/>
+          <w:szCs w:val="24"/>
+        </w:rPr>
+        <w:t xml:space="preserve">, y sigue siendo la única estimación limpia: estos 7 311 casos vienen de períodos que el modelo y las características usaron para desarrollarse. Lo que esta medición establece no es </w:t>
+      </w:r>
+      <w:r>
+        <w:rPr>
+          <w:rFonts w:ascii="Times New Roman" w:cs="Times New Roman" w:eastAsia="Times New Roman" w:hAnsi="Times New Roman"/>
+          <w:i/>
+          <w:iCs/>
+          <w:color w:val="000000"/>
+          <w:sz w:val="24"/>
+          <w:szCs w:val="24"/>
+        </w:rPr>
+        <w:t xml:space="preserve">cuánto</w:t>
+      </w:r>
+      <w:r>
+        <w:rPr>
+          <w:rFonts w:ascii="Times New Roman" w:cs="Times New Roman" w:eastAsia="Times New Roman" w:hAnsi="Times New Roman"/>
+          <w:color w:val="000000"/>
+          <w:sz w:val="24"/>
+          <w:szCs w:val="24"/>
+        </w:rPr>
+        <w:t xml:space="preserve"> detecta el sistema, sino </w:t>
+      </w:r>
+      <w:r>
+        <w:rPr>
+          <w:rFonts w:ascii="Times New Roman" w:cs="Times New Roman" w:eastAsia="Times New Roman" w:hAnsi="Times New Roman"/>
+          <w:b/>
+          <w:bCs/>
+          <w:color w:val="000000"/>
+          <w:sz w:val="24"/>
+          <w:szCs w:val="24"/>
+        </w:rPr>
+        <w:t xml:space="preserve">que la ausencia de detección que reportó la corrida única se explica por el tamaño de la muestra y no por la ausencia del efecto</w:t>
+      </w:r>
+      <w:r>
+        <w:rPr>
+          <w:rFonts w:ascii="Times New Roman" w:cs="Times New Roman" w:eastAsia="Times New Roman" w:hAnsi="Times New Roman"/>
+          <w:color w:val="000000"/>
+          <w:sz w:val="24"/>
+          <w:szCs w:val="24"/>
+        </w:rPr>
+        <w:t xml:space="preserve">.</w:t>
+      </w:r>
+    </w:p>
+    <w:p>
+      <w:pPr>
+        <w:pStyle w:val="Heading3"/>
+        <w:keepNext/>
+        <w:spacing w:after="0" w:before="0" w:line="480" w:lineRule="auto"/>
+      </w:pPr>
+      <w:r>
+        <w:rPr>
+          <w:rFonts w:ascii="Times New Roman" w:cs="Times New Roman" w:eastAsia="Times New Roman" w:hAnsi="Times New Roman"/>
+          <w:b/>
+          <w:bCs/>
+          <w:i/>
+          <w:iCs/>
+          <w:color w:val="000000"/>
+          <w:sz w:val="24"/>
+          <w:szCs w:val="24"/>
+        </w:rPr>
         <w:t xml:space="preserve">Lo que se aprende de esto</w:t>
       </w:r>
     </w:p>
@@ -27135,6 +27670,61 @@
           <w:szCs w:val="24"/>
         </w:rPr>
         <w:t xml:space="preserve"> Protege perfectamente de elegir mirando el resultado —que es el riesgo grande— al precio de no poder distinguir un efecto pequeño de la nada.</w:t>
+      </w:r>
+    </w:p>
+    <w:p>
+      <w:pPr>
+        <w:spacing w:after="0" w:line="480" w:lineRule="auto"/>
+        <w:ind w:firstLine="720"/>
+      </w:pPr>
+      <w:r>
+        <w:rPr>
+          <w:rFonts w:ascii="Times New Roman" w:cs="Times New Roman" w:eastAsia="Times New Roman" w:hAnsi="Times New Roman"/>
+          <w:color w:val="000000"/>
+          <w:sz w:val="24"/>
+          <w:szCs w:val="24"/>
+        </w:rPr>
+        <w:t xml:space="preserve">Y ahora se puede poner número a ese precio: </w:t>
+      </w:r>
+      <w:r>
+        <w:rPr>
+          <w:rFonts w:ascii="Times New Roman" w:cs="Times New Roman" w:eastAsia="Times New Roman" w:hAnsi="Times New Roman"/>
+          <w:b/>
+          <w:bCs/>
+          <w:color w:val="000000"/>
+          <w:sz w:val="24"/>
+          <w:szCs w:val="24"/>
+        </w:rPr>
+        <w:t xml:space="preserve">con 1 960 filas el intervalo incluye el cero; con 7 311, sobre el mismo efecto, lo excluye.</w:t>
+      </w:r>
+      <w:r>
+        <w:rPr>
+          <w:rFonts w:ascii="Times New Roman" w:cs="Times New Roman" w:eastAsia="Times New Roman" w:hAnsi="Times New Roman"/>
+          <w:color w:val="000000"/>
+          <w:sz w:val="24"/>
+          <w:szCs w:val="24"/>
+        </w:rPr>
+        <w:t xml:space="preserve"> El diseño no midió mal: midió con una muestra insuficiente para el tamaño del efecto que había que detectar. Eso es algo que se puede calcular </w:t>
+      </w:r>
+      <w:r>
+        <w:rPr>
+          <w:rFonts w:ascii="Times New Roman" w:cs="Times New Roman" w:eastAsia="Times New Roman" w:hAnsi="Times New Roman"/>
+          <w:b/>
+          <w:bCs/>
+          <w:color w:val="000000"/>
+          <w:sz w:val="24"/>
+          <w:szCs w:val="24"/>
+        </w:rPr>
+        <w:t xml:space="preserve">antes</w:t>
+      </w:r>
+      <w:r>
+        <w:rPr>
+          <w:rFonts w:ascii="Times New Roman" w:cs="Times New Roman" w:eastAsia="Times New Roman" w:hAnsi="Times New Roman"/>
+          <w:color w:val="000000"/>
+          <w:sz w:val="24"/>
+          <w:szCs w:val="24"/>
+        </w:rPr>
+        <w:t xml:space="preserve"> de apartar el bloque, y no se hizo.</w:t>
       </w:r>
     </w:p>
     <w:p>

--- a/docs/entregas/semana-5/Caso 1 - Semana 5 - Informe final.docx
+++ b/docs/entregas/semana-5/Caso 1 - Semana 5 - Informe final.docx
@@ -27684,47 +27684,260 @@
           <w:sz w:val="24"/>
           <w:szCs w:val="24"/>
         </w:rPr>
-        <w:t xml:space="preserve">Y ahora se puede poner número a ese precio: </w:t>
-      </w:r>
-      <w:r>
-        <w:rPr>
-          <w:rFonts w:ascii="Times New Roman" w:cs="Times New Roman" w:eastAsia="Times New Roman" w:hAnsi="Times New Roman"/>
-          <w:b/>
-          <w:bCs/>
-          <w:color w:val="000000"/>
-          <w:sz w:val="24"/>
-          <w:szCs w:val="24"/>
-        </w:rPr>
-        <w:t xml:space="preserve">con 1 960 filas el intervalo incluye el cero; con 7 311, sobre el mismo efecto, lo excluye.</w:t>
-      </w:r>
-      <w:r>
-        <w:rPr>
-          <w:rFonts w:ascii="Times New Roman" w:cs="Times New Roman" w:eastAsia="Times New Roman" w:hAnsi="Times New Roman"/>
-          <w:color w:val="000000"/>
-          <w:sz w:val="24"/>
-          <w:szCs w:val="24"/>
-        </w:rPr>
-        <w:t xml:space="preserve"> El diseño no midió mal: midió con una muestra insuficiente para el tamaño del efecto que había que detectar. Eso es algo que se puede calcular </w:t>
-      </w:r>
-      <w:r>
-        <w:rPr>
-          <w:rFonts w:ascii="Times New Roman" w:cs="Times New Roman" w:eastAsia="Times New Roman" w:hAnsi="Times New Roman"/>
-          <w:b/>
-          <w:bCs/>
-          <w:color w:val="000000"/>
-          <w:sz w:val="24"/>
-          <w:szCs w:val="24"/>
-        </w:rPr>
-        <w:t xml:space="preserve">antes</w:t>
-      </w:r>
-      <w:r>
-        <w:rPr>
-          <w:rFonts w:ascii="Times New Roman" w:cs="Times New Roman" w:eastAsia="Times New Roman" w:hAnsi="Times New Roman"/>
-          <w:color w:val="000000"/>
-          <w:sz w:val="24"/>
-          <w:szCs w:val="24"/>
-        </w:rPr>
-        <w:t xml:space="preserve"> de apartar el bloque, y no se hizo.</w:t>
+        <w:t xml:space="preserve">Y ahora se puede poner número a ese precio, midiéndolo en vez de afirmarlo. Tomando submuestras de tamaño </w:t>
+      </w:r>
+      <w:r>
+        <w:rPr>
+          <w:rFonts w:ascii="Times New Roman" w:cs="Times New Roman" w:eastAsia="Times New Roman" w:hAnsi="Times New Roman"/>
+          <w:i/>
+          <w:iCs/>
+          <w:color w:val="000000"/>
+          <w:sz w:val="24"/>
+          <w:szCs w:val="24"/>
+        </w:rPr>
+        <w:t xml:space="preserve">n</w:t>
+      </w:r>
+      <w:r>
+        <w:rPr>
+          <w:rFonts w:ascii="Times New Roman" w:cs="Times New Roman" w:eastAsia="Times New Roman" w:hAnsi="Times New Roman"/>
+          <w:color w:val="000000"/>
+          <w:sz w:val="24"/>
+          <w:szCs w:val="24"/>
+        </w:rPr>
+        <w:t xml:space="preserve"> de las predicciones agregadas y contando en cuántas el intervalo excluye el cero:</w:t>
+      </w:r>
+    </w:p>
+    <w:p>
+      <w:pPr>
+        <w:spacing w:after="0" w:line="480" w:lineRule="auto"/>
+        <w:ind w:firstLine="720"/>
+      </w:pPr>
+      <w:r>
+        <w:rPr>
+          <w:rFonts w:ascii="Times New Roman" w:cs="Times New Roman" w:eastAsia="Times New Roman" w:hAnsi="Times New Roman"/>
+          <w:b/>
+          <w:bCs/>
+          <w:color w:val="000000"/>
+          <w:sz w:val="24"/>
+          <w:szCs w:val="24"/>
+        </w:rPr>
+        <w:t xml:space="preserve">Y esto corrige lo que parecía la conclusión obvia.</w:t>
+      </w:r>
+      <w:r>
+        <w:rPr>
+          <w:rFonts w:ascii="Times New Roman" w:cs="Times New Roman" w:eastAsia="Times New Roman" w:hAnsi="Times New Roman"/>
+          <w:color w:val="000000"/>
+          <w:sz w:val="24"/>
+          <w:szCs w:val="24"/>
+        </w:rPr>
+        <w:t xml:space="preserve"> El bloque de prueba </w:t>
+      </w:r>
+      <w:r>
+        <w:rPr>
+          <w:rFonts w:ascii="Times New Roman" w:cs="Times New Roman" w:eastAsia="Times New Roman" w:hAnsi="Times New Roman"/>
+          <w:b/>
+          <w:bCs/>
+          <w:color w:val="000000"/>
+          <w:sz w:val="24"/>
+          <w:szCs w:val="24"/>
+        </w:rPr>
+        <w:t xml:space="preserve">no era insuficiente</w:t>
+      </w:r>
+      <w:r>
+        <w:rPr>
+          <w:rFonts w:ascii="Times New Roman" w:cs="Times New Roman" w:eastAsia="Times New Roman" w:hAnsi="Times New Roman"/>
+          <w:color w:val="000000"/>
+          <w:sz w:val="24"/>
+          <w:szCs w:val="24"/>
+        </w:rPr>
+        <w:t xml:space="preserve">: 1 960 velas dan un </w:t>
+      </w:r>
+      <w:r>
+        <w:rPr>
+          <w:rFonts w:ascii="Times New Roman" w:cs="Times New Roman" w:eastAsia="Times New Roman" w:hAnsi="Times New Roman"/>
+          <w:b/>
+          <w:bCs/>
+          <w:color w:val="000000"/>
+          <w:sz w:val="24"/>
+          <w:szCs w:val="24"/>
+        </w:rPr>
+        <w:t xml:space="preserve">80 %</w:t>
+      </w:r>
+      <w:r>
+        <w:rPr>
+          <w:rFonts w:ascii="Times New Roman" w:cs="Times New Roman" w:eastAsia="Times New Roman" w:hAnsi="Times New Roman"/>
+          <w:color w:val="000000"/>
+          <w:sz w:val="24"/>
+          <w:szCs w:val="24"/>
+        </w:rPr>
+        <w:t xml:space="preserve"> de probabilidad de detectar este efecto, que es exactamente el umbral convencional. El diseño era defendible.</w:t>
+      </w:r>
+    </w:p>
+    <w:p>
+      <w:pPr>
+        <w:spacing w:after="0" w:line="480" w:lineRule="auto"/>
+        <w:ind w:firstLine="720"/>
+      </w:pPr>
+      <w:r>
+        <w:rPr>
+          <w:rFonts w:ascii="Times New Roman" w:cs="Times New Roman" w:eastAsia="Times New Roman" w:hAnsi="Times New Roman"/>
+          <w:color w:val="000000"/>
+          <w:sz w:val="24"/>
+          <w:szCs w:val="24"/>
+        </w:rPr>
+        <w:t xml:space="preserve">Lo que no tenía era </w:t>
+      </w:r>
+      <w:r>
+        <w:rPr>
+          <w:rFonts w:ascii="Times New Roman" w:cs="Times New Roman" w:eastAsia="Times New Roman" w:hAnsi="Times New Roman"/>
+          <w:b/>
+          <w:bCs/>
+          <w:color w:val="000000"/>
+          <w:sz w:val="24"/>
+          <w:szCs w:val="24"/>
+        </w:rPr>
+        <w:t xml:space="preserve">margen</w:t>
+      </w:r>
+      <w:r>
+        <w:rPr>
+          <w:rFonts w:ascii="Times New Roman" w:cs="Times New Roman" w:eastAsia="Times New Roman" w:hAnsi="Times New Roman"/>
+          <w:color w:val="000000"/>
+          <w:sz w:val="24"/>
+          <w:szCs w:val="24"/>
+        </w:rPr>
+        <w:t xml:space="preserve">. Con un 80 % de potencia, una de cada cinco veces el resultado sale negativo aunque el efecto exista — y nos tocó esa. Con </w:t>
+      </w:r>
+      <w:r>
+        <w:rPr>
+          <w:rFonts w:ascii="Times New Roman" w:cs="Times New Roman" w:eastAsia="Times New Roman" w:hAnsi="Times New Roman"/>
+          <w:b/>
+          <w:bCs/>
+          <w:color w:val="000000"/>
+          <w:sz w:val="24"/>
+          <w:szCs w:val="24"/>
+        </w:rPr>
+        <w:t xml:space="preserve">3 000 velas</w:t>
+      </w:r>
+      <w:r>
+        <w:rPr>
+          <w:rFonts w:ascii="Times New Roman" w:cs="Times New Roman" w:eastAsia="Times New Roman" w:hAnsi="Times New Roman"/>
+          <w:color w:val="000000"/>
+          <w:sz w:val="24"/>
+          <w:szCs w:val="24"/>
+        </w:rPr>
+        <w:t xml:space="preserve">, un 50 % más, la detección habría sido segura.</w:t>
+      </w:r>
+    </w:p>
+    <w:p>
+      <w:pPr>
+        <w:spacing w:after="0" w:line="480" w:lineRule="auto"/>
+        <w:ind w:left="720"/>
+      </w:pPr>
+      <w:r>
+        <w:rPr>
+          <w:rFonts w:ascii="Times New Roman" w:cs="Times New Roman" w:eastAsia="Times New Roman" w:hAnsi="Times New Roman"/>
+          <w:b/>
+          <w:bCs/>
+          <w:color w:val="000000"/>
+          <w:sz w:val="24"/>
+          <w:szCs w:val="24"/>
+        </w:rPr>
+        <w:t xml:space="preserve">Un matiz que hay que decir:</w:t>
+      </w:r>
+      <w:r>
+        <w:rPr>
+          <w:rFonts w:ascii="Times New Roman" w:cs="Times New Roman" w:eastAsia="Times New Roman" w:hAnsi="Times New Roman"/>
+          <w:color w:val="000000"/>
+          <w:sz w:val="24"/>
+          <w:szCs w:val="24"/>
+        </w:rPr>
+        <w:t xml:space="preserve"> esta curva se calcula con el efecto que se observa en el agregado (≈ +0,051). El bloque de prueba observó </w:t>
+      </w:r>
+      <w:r>
+        <w:rPr>
+          <w:rFonts w:ascii="Times New Roman" w:cs="Times New Roman" w:eastAsia="Times New Roman" w:hAnsi="Times New Roman"/>
+          <w:b/>
+          <w:bCs/>
+          <w:color w:val="000000"/>
+          <w:sz w:val="24"/>
+          <w:szCs w:val="24"/>
+        </w:rPr>
+        <w:t xml:space="preserve">+0,035021</w:t>
+      </w:r>
+      <w:r>
+        <w:rPr>
+          <w:rFonts w:ascii="Times New Roman" w:cs="Times New Roman" w:eastAsia="Times New Roman" w:hAnsi="Times New Roman"/>
+          <w:color w:val="000000"/>
+          <w:sz w:val="24"/>
+          <w:szCs w:val="24"/>
+        </w:rPr>
+        <w:t xml:space="preserve">, más chico, así que su potencia real fue </w:t>
+      </w:r>
+      <w:r>
+        <w:rPr>
+          <w:rFonts w:ascii="Times New Roman" w:cs="Times New Roman" w:eastAsia="Times New Roman" w:hAnsi="Times New Roman"/>
+          <w:b/>
+          <w:bCs/>
+          <w:color w:val="000000"/>
+          <w:sz w:val="24"/>
+          <w:szCs w:val="24"/>
+        </w:rPr>
+        <w:t xml:space="preserve">menor</w:t>
+      </w:r>
+      <w:r>
+        <w:rPr>
+          <w:rFonts w:ascii="Times New Roman" w:cs="Times New Roman" w:eastAsia="Times New Roman" w:hAnsi="Times New Roman"/>
+          <w:color w:val="000000"/>
+          <w:sz w:val="24"/>
+          <w:szCs w:val="24"/>
+        </w:rPr>
+        <w:t xml:space="preserve"> que ese 80 %. O tuvo mala suerte con el efecto, o el efecto en ese período era genuinamente más débil; con una sola medición no se puede separar.</w:t>
+      </w:r>
+    </w:p>
+    <w:p>
+      <w:pPr>
+        <w:spacing w:after="0" w:line="480" w:lineRule="auto"/>
+        <w:ind w:firstLine="720"/>
+      </w:pPr>
+      <w:r>
+        <w:rPr>
+          <w:rFonts w:ascii="Times New Roman" w:cs="Times New Roman" w:eastAsia="Times New Roman" w:hAnsi="Times New Roman"/>
+          <w:b/>
+          <w:bCs/>
+          <w:color w:val="000000"/>
+          <w:sz w:val="24"/>
+          <w:szCs w:val="24"/>
+        </w:rPr>
+        <w:t xml:space="preserve">La lección, entonces, no es «apartamos poco».</w:t>
+      </w:r>
+      <w:r>
+        <w:rPr>
+          <w:rFonts w:ascii="Times New Roman" w:cs="Times New Roman" w:eastAsia="Times New Roman" w:hAnsi="Times New Roman"/>
+          <w:color w:val="000000"/>
+          <w:sz w:val="24"/>
+          <w:szCs w:val="24"/>
+        </w:rPr>
+        <w:t xml:space="preserve"> Es que </w:t>
+      </w:r>
+      <w:r>
+        <w:rPr>
+          <w:rFonts w:ascii="Times New Roman" w:cs="Times New Roman" w:eastAsia="Times New Roman" w:hAnsi="Times New Roman"/>
+          <w:b/>
+          <w:bCs/>
+          <w:color w:val="000000"/>
+          <w:sz w:val="24"/>
+          <w:szCs w:val="24"/>
+        </w:rPr>
+        <w:t xml:space="preserve">el tamaño del bloque se puede calcular antes de apartarlo</w:t>
+      </w:r>
+      <w:r>
+        <w:rPr>
+          <w:rFonts w:ascii="Times New Roman" w:cs="Times New Roman" w:eastAsia="Times New Roman" w:hAnsi="Times New Roman"/>
+          <w:color w:val="000000"/>
+          <w:sz w:val="24"/>
+          <w:szCs w:val="24"/>
+        </w:rPr>
+        <w:t xml:space="preserve">, a partir del efecto que uno espera detectar, y nosotros lo elegimos por proporción —un tercio de los datos— sin hacer esa cuenta. Salió razonable por suerte, y sin margen.</w:t>
       </w:r>
     </w:p>
     <w:p>

--- a/docs/entregas/semana-5/Caso 1 - Semana 5 - Informe final.docx
+++ b/docs/entregas/semana-5/Caso 1 - Semana 5 - Informe final.docx
@@ -27624,6 +27624,240 @@
           <w:szCs w:val="24"/>
         </w:rPr>
         <w:t xml:space="preserve">.</w:t>
+      </w:r>
+    </w:p>
+    <w:p>
+      <w:pPr>
+        <w:pStyle w:val="Heading3"/>
+        <w:keepNext/>
+        <w:spacing w:after="0" w:before="0" w:line="480" w:lineRule="auto"/>
+      </w:pPr>
+      <w:r>
+        <w:rPr>
+          <w:rFonts w:ascii="Times New Roman" w:cs="Times New Roman" w:eastAsia="Times New Roman" w:hAnsi="Times New Roman"/>
+          <w:b/>
+          <w:bCs/>
+          <w:i/>
+          <w:iCs/>
+          <w:color w:val="000000"/>
+          <w:sz w:val="24"/>
+          <w:szCs w:val="24"/>
+        </w:rPr>
+        <w:t xml:space="preserve">Y lo que la potencia corrige de un resultado central del informe</w:t>
+      </w:r>
+    </w:p>
+    <w:p>
+      <w:pPr>
+        <w:spacing w:after="0" w:line="480" w:lineRule="auto"/>
+        <w:ind w:firstLine="720"/>
+      </w:pPr>
+      <w:r>
+        <w:rPr>
+          <w:rFonts w:ascii="Times New Roman" w:cs="Times New Roman" w:eastAsia="Times New Roman" w:hAnsi="Times New Roman"/>
+          <w:color w:val="000000"/>
+          <w:sz w:val="24"/>
+          <w:szCs w:val="24"/>
+        </w:rPr>
+        <w:t xml:space="preserve">La misma pregunta se le puede hacer a los modelos profundos. El informe afirma que </w:t>
+      </w:r>
+      <w:r>
+        <w:rPr>
+          <w:rFonts w:ascii="Times New Roman" w:cs="Times New Roman" w:eastAsia="Times New Roman" w:hAnsi="Times New Roman"/>
+          <w:b/>
+          <w:bCs/>
+          <w:color w:val="000000"/>
+          <w:sz w:val="24"/>
+          <w:szCs w:val="24"/>
+        </w:rPr>
+        <w:t xml:space="preserve">ninguno de los dos supera al azar de forma distinguible</w:t>
+      </w:r>
+      <w:r>
+        <w:rPr>
+          <w:rFonts w:ascii="Times New Roman" w:cs="Times New Roman" w:eastAsia="Times New Roman" w:hAnsi="Times New Roman"/>
+          <w:color w:val="000000"/>
+          <w:sz w:val="24"/>
+          <w:szCs w:val="24"/>
+        </w:rPr>
+        <w:t xml:space="preserve"> — y eso se midió sobre 1 960 filas, con la potencia que la tabla 6 acaba de mostrar.</w:t>
+      </w:r>
+    </w:p>
+    <w:p>
+      <w:pPr>
+        <w:spacing w:after="0" w:line="480" w:lineRule="auto"/>
+        <w:ind w:firstLine="720"/>
+      </w:pPr>
+      <w:r>
+        <w:rPr>
+          <w:rFonts w:ascii="Times New Roman" w:cs="Times New Roman" w:eastAsia="Times New Roman" w:hAnsi="Times New Roman"/>
+          <w:b/>
+          <w:bCs/>
+          <w:color w:val="000000"/>
+          <w:sz w:val="24"/>
+          <w:szCs w:val="24"/>
+        </w:rPr>
+        <w:t xml:space="preserve">Con potencia suficiente los dos modelos profundos dejan de comportarse igual, y esa frase del informe resulta medio falsa: el fundacional sí supera al azar de forma distinguible.</w:t>
+      </w:r>
+    </w:p>
+    <w:p>
+      <w:pPr>
+        <w:spacing w:after="0" w:line="480" w:lineRule="auto"/>
+        <w:ind w:firstLine="720"/>
+      </w:pPr>
+      <w:r>
+        <w:rPr>
+          <w:rFonts w:ascii="Times New Roman" w:cs="Times New Roman" w:eastAsia="Times New Roman" w:hAnsi="Times New Roman"/>
+          <w:color w:val="000000"/>
+          <w:sz w:val="24"/>
+          <w:szCs w:val="24"/>
+        </w:rPr>
+        <w:t xml:space="preserve">Sobre el bloque de prueba los dos parecían lo mismo —ninguno se distinguía— y no lo eran. Chronos- Bolt tenía una ventaja real que 1 960 filas no alcanzaban a mostrar.</w:t>
+      </w:r>
+    </w:p>
+    <w:p>
+      <w:pPr>
+        <w:spacing w:after="0" w:line="480" w:lineRule="auto"/>
+        <w:ind w:firstLine="720"/>
+      </w:pPr>
+      <w:r>
+        <w:rPr>
+          <w:rFonts w:ascii="Times New Roman" w:cs="Times New Roman" w:eastAsia="Times New Roman" w:hAnsi="Times New Roman"/>
+          <w:b/>
+          <w:bCs/>
+          <w:color w:val="000000"/>
+          <w:sz w:val="24"/>
+          <w:szCs w:val="24"/>
+        </w:rPr>
+        <w:t xml:space="preserve">Y el resultado del iTransformer se vuelve mucho más fuerte, no más débil.</w:t>
+      </w:r>
+      <w:r>
+        <w:rPr>
+          <w:rFonts w:ascii="Times New Roman" w:cs="Times New Roman" w:eastAsia="Times New Roman" w:hAnsi="Times New Roman"/>
+          <w:color w:val="000000"/>
+          <w:sz w:val="24"/>
+          <w:szCs w:val="24"/>
+        </w:rPr>
+        <w:t xml:space="preserve"> No se distingue del azar </w:t>
+      </w:r>
+      <w:r>
+        <w:rPr>
+          <w:rFonts w:ascii="Times New Roman" w:cs="Times New Roman" w:eastAsia="Times New Roman" w:hAnsi="Times New Roman"/>
+          <w:b/>
+          <w:bCs/>
+          <w:color w:val="000000"/>
+          <w:sz w:val="24"/>
+          <w:szCs w:val="24"/>
+        </w:rPr>
+        <w:t xml:space="preserve">ni con cuatro veces más datos</w:t>
+      </w:r>
+      <w:r>
+        <w:rPr>
+          <w:rFonts w:ascii="Times New Roman" w:cs="Times New Roman" w:eastAsia="Times New Roman" w:hAnsi="Times New Roman"/>
+          <w:color w:val="000000"/>
+          <w:sz w:val="24"/>
+          <w:szCs w:val="24"/>
+        </w:rPr>
+        <w:t xml:space="preserve">. Ahí no es un problema de muestra: es que la ventaja, si existe, es demasiado pequeña para importar.</w:t>
+      </w:r>
+    </w:p>
+    <w:p>
+      <w:pPr>
+        <w:spacing w:after="0" w:line="480" w:lineRule="auto"/>
+        <w:ind w:left="720"/>
+      </w:pPr>
+      <w:r>
+        <w:rPr>
+          <w:rFonts w:ascii="Times New Roman" w:cs="Times New Roman" w:eastAsia="Times New Roman" w:hAnsi="Times New Roman"/>
+          <w:color w:val="000000"/>
+          <w:sz w:val="24"/>
+          <w:szCs w:val="24"/>
+        </w:rPr>
+        <w:t xml:space="preserve">La cifra del iTransformer sale de una corrida de un modelo que </w:t>
+      </w:r>
+      <w:r>
+        <w:rPr>
+          <w:rFonts w:ascii="Times New Roman" w:cs="Times New Roman" w:eastAsia="Times New Roman" w:hAnsi="Times New Roman"/>
+          <w:b/>
+          <w:bCs/>
+          <w:color w:val="000000"/>
+          <w:sz w:val="24"/>
+          <w:szCs w:val="24"/>
+        </w:rPr>
+        <w:t xml:space="preserve">no reproduce entre procesos</w:t>
+      </w:r>
+      <w:r>
+        <w:rPr>
+          <w:rFonts w:ascii="Times New Roman" w:cs="Times New Roman" w:eastAsia="Times New Roman" w:hAnsi="Times New Roman"/>
+          <w:color w:val="000000"/>
+          <w:sz w:val="24"/>
+          <w:szCs w:val="24"/>
+        </w:rPr>
+        <w:t xml:space="preserve"> (D15, D25): repetir el experimento mueve ese número en la tercera cifra decimal. </w:t>
+      </w:r>
+      <w:r>
+        <w:rPr>
+          <w:rFonts w:ascii="Times New Roman" w:cs="Times New Roman" w:eastAsia="Times New Roman" w:hAnsi="Times New Roman"/>
+          <w:b/>
+          <w:bCs/>
+          <w:color w:val="000000"/>
+          <w:sz w:val="24"/>
+          <w:szCs w:val="24"/>
+        </w:rPr>
+        <w:t xml:space="preserve">El intervalo incluye el cero en las dos corridas que se hicieron</w:t>
+      </w:r>
+      <w:r>
+        <w:rPr>
+          <w:rFonts w:ascii="Times New Roman" w:cs="Times New Roman" w:eastAsia="Times New Roman" w:hAnsi="Times New Roman"/>
+          <w:color w:val="000000"/>
+          <w:sz w:val="24"/>
+          <w:szCs w:val="24"/>
+        </w:rPr>
+        <w:t xml:space="preserve">, así que la conclusión no depende de cuál se tome — pero el valor exacto sí, y por eso se declara en vez de presentarlo como fijo.</w:t>
+      </w:r>
+    </w:p>
+    <w:p>
+      <w:pPr>
+        <w:spacing w:after="0" w:line="480" w:lineRule="auto"/>
+        <w:ind w:firstLine="720"/>
+      </w:pPr>
+      <w:r>
+        <w:rPr>
+          <w:rFonts w:ascii="Times New Roman" w:cs="Times New Roman" w:eastAsia="Times New Roman" w:hAnsi="Times New Roman"/>
+          <w:b/>
+          <w:bCs/>
+          <w:color w:val="000000"/>
+          <w:sz w:val="24"/>
+          <w:szCs w:val="24"/>
+        </w:rPr>
+        <w:t xml:space="preserve">Esto no cambia lo que la sección 5 reporta.</w:t>
+      </w:r>
+      <w:r>
+        <w:rPr>
+          <w:rFonts w:ascii="Times New Roman" w:cs="Times New Roman" w:eastAsia="Times New Roman" w:hAnsi="Times New Roman"/>
+          <w:color w:val="000000"/>
+          <w:sz w:val="24"/>
+          <w:szCs w:val="24"/>
+        </w:rPr>
+        <w:t xml:space="preserve"> El veredicto del protocolo se aplicó como estaba escrito, sobre el bloque de prueba, y esa sigue siendo la única estimación limpia. Lo que cambia es qué se puede decir </w:t>
+      </w:r>
+      <w:r>
+        <w:rPr>
+          <w:rFonts w:ascii="Times New Roman" w:cs="Times New Roman" w:eastAsia="Times New Roman" w:hAnsi="Times New Roman"/>
+          <w:b/>
+          <w:bCs/>
+          <w:color w:val="000000"/>
+          <w:sz w:val="24"/>
+          <w:szCs w:val="24"/>
+        </w:rPr>
+        <w:t xml:space="preserve">sobre por qué</w:t>
+      </w:r>
+      <w:r>
+        <w:rPr>
+          <w:rFonts w:ascii="Times New Roman" w:cs="Times New Roman" w:eastAsia="Times New Roman" w:hAnsi="Times New Roman"/>
+          <w:color w:val="000000"/>
+          <w:sz w:val="24"/>
+          <w:szCs w:val="24"/>
+        </w:rPr>
+        <w:t xml:space="preserve"> salió así, y en un caso —el fundacional— la explicación es que faltaba muestra y no efecto.</w:t>
       </w:r>
     </w:p>
     <w:p>

--- a/docs/entregas/semana-5/Caso 1 - Semana 5 - Informe final.docx
+++ b/docs/entregas/semana-5/Caso 1 - Semana 5 - Informe final.docx
@@ -21385,6 +21385,92 @@
     <w:p>
       <w:pPr>
         <w:spacing w:after="0" w:line="480" w:lineRule="auto"/>
+        <w:ind w:left="720"/>
+      </w:pPr>
+      <w:r>
+        <w:rPr>
+          <w:rFonts w:ascii="Times New Roman" w:cs="Times New Roman" w:eastAsia="Times New Roman" w:hAnsi="Times New Roman"/>
+          <w:b/>
+          <w:bCs/>
+          <w:color w:val="000000"/>
+          <w:sz w:val="24"/>
+          <w:szCs w:val="24"/>
+        </w:rPr>
+        <w:t xml:space="preserve">Y esto también se midió después.</w:t>
+      </w:r>
+      <w:r>
+        <w:rPr>
+          <w:rFonts w:ascii="Times New Roman" w:cs="Times New Roman" w:eastAsia="Times New Roman" w:hAnsi="Times New Roman"/>
+          <w:color w:val="000000"/>
+          <w:sz w:val="24"/>
+          <w:szCs w:val="24"/>
+        </w:rPr>
+        <w:t xml:space="preserve"> El F1 de una clase con 86 ejemplos es la cifra más ruidosa del informe. Repetida sobre 7 311 filas, la comparación se da vuelta: el bosque supera al azar en </w:t>
+      </w:r>
+      <w:r>
+        <w:rPr>
+          <w:rFonts w:ascii="Times New Roman" w:cs="Times New Roman" w:eastAsia="Times New Roman" w:hAnsi="Times New Roman"/>
+          <w:b/>
+          <w:bCs/>
+          <w:color w:val="000000"/>
+          <w:sz w:val="24"/>
+          <w:szCs w:val="24"/>
+        </w:rPr>
+        <w:t xml:space="preserve">Máximo</w:t>
+      </w:r>
+      <w:r>
+        <w:rPr>
+          <w:rFonts w:ascii="Times New Roman" w:cs="Times New Roman" w:eastAsia="Times New Roman" w:hAnsi="Times New Roman"/>
+          <w:color w:val="000000"/>
+          <w:sz w:val="24"/>
+          <w:szCs w:val="24"/>
+        </w:rPr>
+        <w:t xml:space="preserve"> por +0,043611, con intervalo que excluye el cero, y en </w:t>
+      </w:r>
+      <w:r>
+        <w:rPr>
+          <w:rFonts w:ascii="Times New Roman" w:cs="Times New Roman" w:eastAsia="Times New Roman" w:hAnsi="Times New Roman"/>
+          <w:b/>
+          <w:bCs/>
+          <w:color w:val="000000"/>
+          <w:sz w:val="24"/>
+          <w:szCs w:val="24"/>
+        </w:rPr>
+        <w:t xml:space="preserve">Mínimo</w:t>
+      </w:r>
+      <w:r>
+        <w:rPr>
+          <w:rFonts w:ascii="Times New Roman" w:cs="Times New Roman" w:eastAsia="Times New Roman" w:hAnsi="Times New Roman"/>
+          <w:color w:val="000000"/>
+          <w:sz w:val="24"/>
+          <w:szCs w:val="24"/>
+        </w:rPr>
+        <w:t xml:space="preserve"> por +0,048673.  </w:t>
+      </w:r>
+      <w:r>
+        <w:rPr>
+          <w:rFonts w:ascii="Times New Roman" w:cs="Times New Roman" w:eastAsia="Times New Roman" w:hAnsi="Times New Roman"/>
+          <w:b/>
+          <w:bCs/>
+          <w:color w:val="000000"/>
+          <w:sz w:val="24"/>
+          <w:szCs w:val="24"/>
+        </w:rPr>
+        <w:t xml:space="preserve">Lo de arriba pasó y queda reportado.</w:t>
+      </w:r>
+      <w:r>
+        <w:rPr>
+          <w:rFonts w:ascii="Times New Roman" w:cs="Times New Roman" w:eastAsia="Times New Roman" w:hAnsi="Times New Roman"/>
+          <w:color w:val="000000"/>
+          <w:sz w:val="24"/>
+          <w:szCs w:val="24"/>
+        </w:rPr>
+        <w:t xml:space="preserve"> Lo que se añade es qué significa: no que el modelo no detecte máximos, sino que 86 ejemplos no alcanzan para verlo. Está en las conclusiones.</w:t>
+      </w:r>
+    </w:p>
+    <w:p>
+      <w:pPr>
+        <w:spacing w:after="0" w:line="480" w:lineRule="auto"/>
         <w:ind w:firstLine="720"/>
       </w:pPr>
       <w:r>
@@ -27858,6 +27944,315 @@
           <w:szCs w:val="24"/>
         </w:rPr>
         <w:t xml:space="preserve"> salió así, y en un caso —el fundacional— la explicación es que faltaba muestra y no efecto.</w:t>
+      </w:r>
+    </w:p>
+    <w:p>
+      <w:pPr>
+        <w:pStyle w:val="Heading3"/>
+        <w:keepNext/>
+        <w:spacing w:after="0" w:before="0" w:line="480" w:lineRule="auto"/>
+      </w:pPr>
+      <w:r>
+        <w:rPr>
+          <w:rFonts w:ascii="Times New Roman" w:cs="Times New Roman" w:eastAsia="Times New Roman" w:hAnsi="Times New Roman"/>
+          <w:b/>
+          <w:bCs/>
+          <w:i/>
+          <w:iCs/>
+          <w:color w:val="000000"/>
+          <w:sz w:val="24"/>
+          <w:szCs w:val="24"/>
+        </w:rPr>
+        <w:t xml:space="preserve">La corrección más grande: el bosque sí detecta las dos clases</w:t>
+      </w:r>
+    </w:p>
+    <w:p>
+      <w:pPr>
+        <w:spacing w:after="0" w:line="480" w:lineRule="auto"/>
+        <w:ind w:firstLine="720"/>
+      </w:pPr>
+      <w:r>
+        <w:rPr>
+          <w:rFonts w:ascii="Times New Roman" w:cs="Times New Roman" w:eastAsia="Times New Roman" w:hAnsi="Times New Roman"/>
+          <w:color w:val="000000"/>
+          <w:sz w:val="24"/>
+          <w:szCs w:val="24"/>
+        </w:rPr>
+        <w:t xml:space="preserve">El bloque de prueba dejó la lectura más dura de todo el trabajo: </w:t>
+      </w:r>
+      <w:r>
+        <w:rPr>
+          <w:rFonts w:ascii="Times New Roman" w:cs="Times New Roman" w:eastAsia="Times New Roman" w:hAnsi="Times New Roman"/>
+          <w:b/>
+          <w:bCs/>
+          <w:color w:val="000000"/>
+          <w:sz w:val="24"/>
+          <w:szCs w:val="24"/>
+        </w:rPr>
+        <w:t xml:space="preserve">ningún modelo supera al azar en las dos clases extremas.</w:t>
+      </w:r>
+      <w:r>
+        <w:rPr>
+          <w:rFonts w:ascii="Times New Roman" w:cs="Times New Roman" w:eastAsia="Times New Roman" w:hAnsi="Times New Roman"/>
+          <w:color w:val="000000"/>
+          <w:sz w:val="24"/>
+          <w:szCs w:val="24"/>
+        </w:rPr>
+        <w:t xml:space="preserve"> El bosque ganaba en Mínimo y quedaba </w:t>
+      </w:r>
+      <w:r>
+        <w:rPr>
+          <w:rFonts w:ascii="Times New Roman" w:cs="Times New Roman" w:eastAsia="Times New Roman" w:hAnsi="Times New Roman"/>
+          <w:b/>
+          <w:bCs/>
+          <w:color w:val="000000"/>
+          <w:sz w:val="24"/>
+          <w:szCs w:val="24"/>
+        </w:rPr>
+        <w:t xml:space="preserve">por debajo del azar en Máximo</w:t>
+      </w:r>
+      <w:r>
+        <w:rPr>
+          <w:rFonts w:ascii="Times New Roman" w:cs="Times New Roman" w:eastAsia="Times New Roman" w:hAnsi="Times New Roman"/>
+          <w:color w:val="000000"/>
+          <w:sz w:val="24"/>
+          <w:szCs w:val="24"/>
+        </w:rPr>
+        <w:t xml:space="preserve">.</w:t>
+      </w:r>
+    </w:p>
+    <w:p>
+      <w:pPr>
+        <w:spacing w:after="0" w:line="480" w:lineRule="auto"/>
+        <w:ind w:firstLine="720"/>
+      </w:pPr>
+      <w:r>
+        <w:rPr>
+          <w:rFonts w:ascii="Times New Roman" w:cs="Times New Roman" w:eastAsia="Times New Roman" w:hAnsi="Times New Roman"/>
+          <w:color w:val="000000"/>
+          <w:sz w:val="24"/>
+          <w:szCs w:val="24"/>
+        </w:rPr>
+        <w:t xml:space="preserve">Pero el F1 de una clase con </w:t>
+      </w:r>
+      <w:r>
+        <w:rPr>
+          <w:rFonts w:ascii="Times New Roman" w:cs="Times New Roman" w:eastAsia="Times New Roman" w:hAnsi="Times New Roman"/>
+          <w:b/>
+          <w:bCs/>
+          <w:color w:val="000000"/>
+          <w:sz w:val="24"/>
+          <w:szCs w:val="24"/>
+        </w:rPr>
+        <w:t xml:space="preserve">86 ejemplos</w:t>
+      </w:r>
+      <w:r>
+        <w:rPr>
+          <w:rFonts w:ascii="Times New Roman" w:cs="Times New Roman" w:eastAsia="Times New Roman" w:hAnsi="Times New Roman"/>
+          <w:color w:val="000000"/>
+          <w:sz w:val="24"/>
+          <w:szCs w:val="24"/>
+        </w:rPr>
+        <w:t xml:space="preserve"> es la cifra más ruidosa del informe — en dos de los nueve tramos del walk-forward una clase dio </w:t>
+      </w:r>
+      <w:r>
+        <w:rPr>
+          <w:rFonts w:ascii="Times New Roman" w:cs="Times New Roman" w:eastAsia="Times New Roman" w:hAnsi="Times New Roman"/>
+          <w:b/>
+          <w:bCs/>
+          <w:color w:val="000000"/>
+          <w:sz w:val="24"/>
+          <w:szCs w:val="24"/>
+        </w:rPr>
+        <w:t xml:space="preserve">0,000000</w:t>
+      </w:r>
+      <w:r>
+        <w:rPr>
+          <w:rFonts w:ascii="Times New Roman" w:cs="Times New Roman" w:eastAsia="Times New Roman" w:hAnsi="Times New Roman"/>
+          <w:color w:val="000000"/>
+          <w:sz w:val="24"/>
+          <w:szCs w:val="24"/>
+        </w:rPr>
+        <w:t xml:space="preserve"> exacto. Así que esa lectura podía ser un hecho o podía ser lo que 86 casos dejan ver.</w:t>
+      </w:r>
+    </w:p>
+    <w:p>
+      <w:pPr>
+        <w:spacing w:after="0" w:line="480" w:lineRule="auto"/>
+        <w:ind w:firstLine="720"/>
+      </w:pPr>
+      <w:r>
+        <w:rPr>
+          <w:rFonts w:ascii="Times New Roman" w:cs="Times New Roman" w:eastAsia="Times New Roman" w:hAnsi="Times New Roman"/>
+          <w:b/>
+          <w:bCs/>
+          <w:color w:val="000000"/>
+          <w:sz w:val="24"/>
+          <w:szCs w:val="24"/>
+        </w:rPr>
+        <w:t xml:space="preserve">El bosque supera al azar de forma distinguible en las dos clases.</w:t>
+      </w:r>
+      <w:r>
+        <w:rPr>
+          <w:rFonts w:ascii="Times New Roman" w:cs="Times New Roman" w:eastAsia="Times New Roman" w:hAnsi="Times New Roman"/>
+          <w:color w:val="000000"/>
+          <w:sz w:val="24"/>
+          <w:szCs w:val="24"/>
+        </w:rPr>
+        <w:t xml:space="preserve"> Sobre el bloque de prueba salía </w:t>
+      </w:r>
+      <w:r>
+        <w:rPr>
+          <w:rFonts w:ascii="Times New Roman" w:cs="Times New Roman" w:eastAsia="Times New Roman" w:hAnsi="Times New Roman"/>
+          <w:i/>
+          <w:iCs/>
+          <w:color w:val="000000"/>
+          <w:sz w:val="24"/>
+          <w:szCs w:val="24"/>
+        </w:rPr>
+        <w:t xml:space="preserve">peor que el azar</w:t>
+      </w:r>
+      <w:r>
+        <w:rPr>
+          <w:rFonts w:ascii="Times New Roman" w:cs="Times New Roman" w:eastAsia="Times New Roman" w:hAnsi="Times New Roman"/>
+          <w:color w:val="000000"/>
+          <w:sz w:val="24"/>
+          <w:szCs w:val="24"/>
+        </w:rPr>
+        <w:t xml:space="preserve"> detectando máximos; sobre 7 311 filas le gana por +0,043611 con un intervalo que excluye el cero.</w:t>
+      </w:r>
+    </w:p>
+    <w:p>
+      <w:pPr>
+        <w:spacing w:after="0" w:line="480" w:lineRule="auto"/>
+        <w:ind w:firstLine="720"/>
+      </w:pPr>
+      <w:r>
+        <w:rPr>
+          <w:rFonts w:ascii="Times New Roman" w:cs="Times New Roman" w:eastAsia="Times New Roman" w:hAnsi="Times New Roman"/>
+          <w:b/>
+          <w:bCs/>
+          <w:color w:val="000000"/>
+          <w:sz w:val="24"/>
+          <w:szCs w:val="24"/>
+        </w:rPr>
+        <w:t xml:space="preserve">La lectura más severa del informe era un artefacto de muestra pequeña.</w:t>
+      </w:r>
+    </w:p>
+    <w:p>
+      <w:pPr>
+        <w:spacing w:after="0" w:line="480" w:lineRule="auto"/>
+        <w:ind w:firstLine="720"/>
+      </w:pPr>
+      <w:r>
+        <w:rPr>
+          <w:rFonts w:ascii="Times New Roman" w:cs="Times New Roman" w:eastAsia="Times New Roman" w:hAnsi="Times New Roman"/>
+          <w:color w:val="000000"/>
+          <w:sz w:val="24"/>
+          <w:szCs w:val="24"/>
+        </w:rPr>
+        <w:t xml:space="preserve">Y los otros dos siguen repartidos, cada uno con una sola clase: el fundacional detecta mínimos, el avanzado detecta máximos. Esa asimetría entre ellos </w:t>
+      </w:r>
+      <w:r>
+        <w:rPr>
+          <w:rFonts w:ascii="Times New Roman" w:cs="Times New Roman" w:eastAsia="Times New Roman" w:hAnsi="Times New Roman"/>
+          <w:b/>
+          <w:bCs/>
+          <w:color w:val="000000"/>
+          <w:sz w:val="24"/>
+          <w:szCs w:val="24"/>
+        </w:rPr>
+        <w:t xml:space="preserve">sí</w:t>
+      </w:r>
+      <w:r>
+        <w:rPr>
+          <w:rFonts w:ascii="Times New Roman" w:cs="Times New Roman" w:eastAsia="Times New Roman" w:hAnsi="Times New Roman"/>
+          <w:color w:val="000000"/>
+          <w:sz w:val="24"/>
+          <w:szCs w:val="24"/>
+        </w:rPr>
+        <w:t xml:space="preserve"> sobrevive a la potencia — no así la del bosque.</w:t>
+      </w:r>
+    </w:p>
+    <w:p>
+      <w:pPr>
+        <w:spacing w:after="0" w:line="480" w:lineRule="auto"/>
+        <w:ind w:left="720"/>
+      </w:pPr>
+      <w:r>
+        <w:rPr>
+          <w:rFonts w:ascii="Times New Roman" w:cs="Times New Roman" w:eastAsia="Times New Roman" w:hAnsi="Times New Roman"/>
+          <w:color w:val="000000"/>
+          <w:sz w:val="24"/>
+          <w:szCs w:val="24"/>
+        </w:rPr>
+        <w:t xml:space="preserve">Las cifras del iTransformer salen de un modelo que </w:t>
+      </w:r>
+      <w:r>
+        <w:rPr>
+          <w:rFonts w:ascii="Times New Roman" w:cs="Times New Roman" w:eastAsia="Times New Roman" w:hAnsi="Times New Roman"/>
+          <w:b/>
+          <w:bCs/>
+          <w:color w:val="000000"/>
+          <w:sz w:val="24"/>
+          <w:szCs w:val="24"/>
+        </w:rPr>
+        <w:t xml:space="preserve">no reproduce entre procesos</w:t>
+      </w:r>
+      <w:r>
+        <w:rPr>
+          <w:rFonts w:ascii="Times New Roman" w:cs="Times New Roman" w:eastAsia="Times New Roman" w:hAnsi="Times New Roman"/>
+          <w:color w:val="000000"/>
+          <w:sz w:val="24"/>
+          <w:szCs w:val="24"/>
+        </w:rPr>
+        <w:t xml:space="preserve"> (D15, D25). Las del bosque y Chronos-Bolt sí reproducen.</w:t>
+      </w:r>
+    </w:p>
+    <w:p>
+      <w:pPr>
+        <w:spacing w:after="0" w:line="480" w:lineRule="auto"/>
+        <w:ind w:left="720"/>
+      </w:pPr>
+      <w:r>
+        <w:rPr>
+          <w:rFonts w:ascii="Times New Roman" w:cs="Times New Roman" w:eastAsia="Times New Roman" w:hAnsi="Times New Roman"/>
+          <w:b/>
+          <w:bCs/>
+          <w:color w:val="000000"/>
+          <w:sz w:val="24"/>
+          <w:szCs w:val="24"/>
+        </w:rPr>
+        <w:t xml:space="preserve">Y esto tampoco cambia lo que la sección 5 reporta.</w:t>
+      </w:r>
+      <w:r>
+        <w:rPr>
+          <w:rFonts w:ascii="Times New Roman" w:cs="Times New Roman" w:eastAsia="Times New Roman" w:hAnsi="Times New Roman"/>
+          <w:color w:val="000000"/>
+          <w:sz w:val="24"/>
+          <w:szCs w:val="24"/>
+        </w:rPr>
+        <w:t xml:space="preserve"> El veredicto se aplicó como estaba escrito sobre el bloque de prueba, y ahí el bosque quedó por debajo del azar en Máximo. Eso pasó y queda reportado. Lo que esta tabla añade es </w:t>
+      </w:r>
+      <w:r>
+        <w:rPr>
+          <w:rFonts w:ascii="Times New Roman" w:cs="Times New Roman" w:eastAsia="Times New Roman" w:hAnsi="Times New Roman"/>
+          <w:b/>
+          <w:bCs/>
+          <w:color w:val="000000"/>
+          <w:sz w:val="24"/>
+          <w:szCs w:val="24"/>
+        </w:rPr>
+        <w:t xml:space="preserve">qué significa</w:t>
+      </w:r>
+      <w:r>
+        <w:rPr>
+          <w:rFonts w:ascii="Times New Roman" w:cs="Times New Roman" w:eastAsia="Times New Roman" w:hAnsi="Times New Roman"/>
+          <w:color w:val="000000"/>
+          <w:sz w:val="24"/>
+          <w:szCs w:val="24"/>
+        </w:rPr>
+        <w:t xml:space="preserve">: no que el modelo no detecte máximos, sino que 86 ejemplos no alcanzan para verlo.</w:t>
       </w:r>
     </w:p>
     <w:p>

--- a/docs/entregas/semana-5/Caso 1 - Semana 5 - Informe final.docx
+++ b/docs/entregas/semana-5/Caso 1 - Semana 5 - Informe final.docx
@@ -736,27 +736,47 @@
           <w:sz w:val="24"/>
           <w:szCs w:val="24"/>
         </w:rPr>
-        <w:t xml:space="preserve">• El bosque </w:t>
-      </w:r>
-      <w:r>
-        <w:rPr>
-          <w:rFonts w:ascii="Times New Roman" w:cs="Times New Roman" w:eastAsia="Times New Roman" w:hAnsi="Times New Roman"/>
-          <w:b/>
-          <w:bCs/>
-          <w:color w:val="000000"/>
-          <w:sz w:val="24"/>
-          <w:szCs w:val="24"/>
-        </w:rPr>
-        <w:t xml:space="preserve">detecta las dos clases extremas mejor que el azar</w:t>
-      </w:r>
-      <w:r>
-        <w:rPr>
-          <w:rFonts w:ascii="Times New Roman" w:cs="Times New Roman" w:eastAsia="Times New Roman" w:hAnsi="Times New Roman"/>
-          <w:color w:val="000000"/>
-          <w:sz w:val="24"/>
-          <w:szCs w:val="24"/>
-        </w:rPr>
-        <w:t xml:space="preserve"> sobre validación, con el criterio fijado antes de medir: F1 máximo 0,108108 contra 0,051813 del azar, F1 mínimo 0,140351 contra 0,053763 (sección 5).</w:t>
+        <w:t xml:space="preserve">• </w:t>
+      </w:r>
+      <w:r>
+        <w:rPr>
+          <w:rFonts w:ascii="Times New Roman" w:cs="Times New Roman" w:eastAsia="Times New Roman" w:hAnsi="Times New Roman"/>
+          <w:b/>
+          <w:bCs/>
+          <w:color w:val="000000"/>
+          <w:sz w:val="24"/>
+          <w:szCs w:val="24"/>
+        </w:rPr>
+        <w:t xml:space="preserve">El bosque detecta las dos clases extremas mejor que el azar</w:t>
+      </w:r>
+      <w:r>
+        <w:rPr>
+          <w:rFonts w:ascii="Times New Roman" w:cs="Times New Roman" w:eastAsia="Times New Roman" w:hAnsi="Times New Roman"/>
+          <w:color w:val="000000"/>
+          <w:sz w:val="24"/>
+          <w:szCs w:val="24"/>
+        </w:rPr>
+        <w:t xml:space="preserve">, con el criterio fijado antes de medir. Sobre validación: F1 máximo 0,108108 contra 0,051813 del azar, F1 mínimo 0,140351 contra 0,053763 (sección 5). Y sobre 7 311 mediciones independientes, con intervalos que </w:t>
+      </w:r>
+      <w:r>
+        <w:rPr>
+          <w:rFonts w:ascii="Times New Roman" w:cs="Times New Roman" w:eastAsia="Times New Roman" w:hAnsi="Times New Roman"/>
+          <w:b/>
+          <w:bCs/>
+          <w:color w:val="000000"/>
+          <w:sz w:val="24"/>
+          <w:szCs w:val="24"/>
+        </w:rPr>
+        <w:t xml:space="preserve">excluyen el cero en las dos clases</w:t>
+      </w:r>
+      <w:r>
+        <w:rPr>
+          <w:rFonts w:ascii="Times New Roman" w:cs="Times New Roman" w:eastAsia="Times New Roman" w:hAnsi="Times New Roman"/>
+          <w:color w:val="000000"/>
+          <w:sz w:val="24"/>
+          <w:szCs w:val="24"/>
+        </w:rPr>
+        <w:t xml:space="preserve"> (conclusiones).</w:t>
       </w:r>
     </w:p>
     <w:p>
@@ -782,6 +802,41 @@
           <w:sz w:val="24"/>
           <w:szCs w:val="24"/>
         </w:rPr>
+        <w:t xml:space="preserve">El modelo fundacional también supera al azar</w:t>
+      </w:r>
+      <w:r>
+        <w:rPr>
+          <w:rFonts w:ascii="Times New Roman" w:cs="Times New Roman" w:eastAsia="Times New Roman" w:hAnsi="Times New Roman"/>
+          <w:color w:val="000000"/>
+          <w:sz w:val="24"/>
+          <w:szCs w:val="24"/>
+        </w:rPr>
+        <w:t xml:space="preserve"> de forma distinguible, cuando se lo mide con muestra suficiente.</w:t>
+      </w:r>
+    </w:p>
+    <w:p>
+      <w:pPr>
+        <w:spacing w:after="0" w:line="480" w:lineRule="auto"/>
+        <w:ind w:left="720"/>
+      </w:pPr>
+      <w:r>
+        <w:rPr>
+          <w:rFonts w:ascii="Times New Roman" w:cs="Times New Roman" w:eastAsia="Times New Roman" w:hAnsi="Times New Roman"/>
+          <w:color w:val="000000"/>
+          <w:sz w:val="24"/>
+          <w:szCs w:val="24"/>
+        </w:rPr>
+        <w:t xml:space="preserve">• </w:t>
+      </w:r>
+      <w:r>
+        <w:rPr>
+          <w:rFonts w:ascii="Times New Roman" w:cs="Times New Roman" w:eastAsia="Times New Roman" w:hAnsi="Times New Roman"/>
+          <w:b/>
+          <w:bCs/>
+          <w:color w:val="000000"/>
+          <w:sz w:val="24"/>
+          <w:szCs w:val="24"/>
+        </w:rPr>
         <w:t xml:space="preserve">Ningún modelo profundo mejora al bosque clásico.</w:t>
       </w:r>
       <w:r>
@@ -791,7 +846,27 @@
           <w:sz w:val="24"/>
           <w:szCs w:val="24"/>
         </w:rPr>
-        <w:t xml:space="preserve"> Ni el fundacional ni el avanzado.</w:t>
+        <w:t xml:space="preserve"> Ni el fundacional ni el avanzado, y el avanzado queda por debajo en los </w:t>
+      </w:r>
+      <w:r>
+        <w:rPr>
+          <w:rFonts w:ascii="Times New Roman" w:cs="Times New Roman" w:eastAsia="Times New Roman" w:hAnsi="Times New Roman"/>
+          <w:b/>
+          <w:bCs/>
+          <w:color w:val="000000"/>
+          <w:sz w:val="24"/>
+          <w:szCs w:val="24"/>
+        </w:rPr>
+        <w:t xml:space="preserve">nueve</w:t>
+      </w:r>
+      <w:r>
+        <w:rPr>
+          <w:rFonts w:ascii="Times New Roman" w:cs="Times New Roman" w:eastAsia="Times New Roman" w:hAnsi="Times New Roman"/>
+          <w:color w:val="000000"/>
+          <w:sz w:val="24"/>
+          <w:szCs w:val="24"/>
+        </w:rPr>
+        <w:t xml:space="preserve"> períodos medidos.</w:t>
       </w:r>
     </w:p>
     <w:p>
@@ -858,6 +933,81 @@
           <w:sz w:val="24"/>
           <w:szCs w:val="24"/>
         </w:rPr>
+        <w:t xml:space="preserve">• </w:t>
+      </w:r>
+      <w:r>
+        <w:rPr>
+          <w:rFonts w:ascii="Times New Roman" w:cs="Times New Roman" w:eastAsia="Times New Roman" w:hAnsi="Times New Roman"/>
+          <w:b/>
+          <w:bCs/>
+          <w:color w:val="000000"/>
+          <w:sz w:val="24"/>
+          <w:szCs w:val="24"/>
+        </w:rPr>
+        <w:t xml:space="preserve">Que detecte mejor que el azar sobre el bloque de prueba.</w:t>
+      </w:r>
+      <w:r>
+        <w:rPr>
+          <w:rFonts w:ascii="Times New Roman" w:cs="Times New Roman" w:eastAsia="Times New Roman" w:hAnsi="Times New Roman"/>
+          <w:color w:val="000000"/>
+          <w:sz w:val="24"/>
+          <w:szCs w:val="24"/>
+        </w:rPr>
+        <w:t xml:space="preserve"> Es la única medición limpia del informe, se hizo una sola vez, y cumple </w:t>
+      </w:r>
+      <w:r>
+        <w:rPr>
+          <w:rFonts w:ascii="Times New Roman" w:cs="Times New Roman" w:eastAsia="Times New Roman" w:hAnsi="Times New Roman"/>
+          <w:b/>
+          <w:bCs/>
+          <w:color w:val="000000"/>
+          <w:sz w:val="24"/>
+          <w:szCs w:val="24"/>
+        </w:rPr>
+        <w:t xml:space="preserve">dos de las tres</w:t>
+      </w:r>
+      <w:r>
+        <w:rPr>
+          <w:rFonts w:ascii="Times New Roman" w:cs="Times New Roman" w:eastAsia="Times New Roman" w:hAnsi="Times New Roman"/>
+          <w:color w:val="000000"/>
+          <w:sz w:val="24"/>
+          <w:szCs w:val="24"/>
+        </w:rPr>
+        <w:t xml:space="preserve"> condiciones que el equipo fijó de antemano (sección 5). Que con más datos la misma ventaja sí se distinga </w:t>
+      </w:r>
+      <w:r>
+        <w:rPr>
+          <w:rFonts w:ascii="Times New Roman" w:cs="Times New Roman" w:eastAsia="Times New Roman" w:hAnsi="Times New Roman"/>
+          <w:b/>
+          <w:bCs/>
+          <w:color w:val="000000"/>
+          <w:sz w:val="24"/>
+          <w:szCs w:val="24"/>
+        </w:rPr>
+        <w:t xml:space="preserve">no cambia esa cifra</w:t>
+      </w:r>
+      <w:r>
+        <w:rPr>
+          <w:rFonts w:ascii="Times New Roman" w:cs="Times New Roman" w:eastAsia="Times New Roman" w:hAnsi="Times New Roman"/>
+          <w:color w:val="000000"/>
+          <w:sz w:val="24"/>
+          <w:szCs w:val="24"/>
+        </w:rPr>
+        <w:t xml:space="preserve">: la explica.</w:t>
+      </w:r>
+    </w:p>
+    <w:p>
+      <w:pPr>
+        <w:spacing w:after="0" w:line="480" w:lineRule="auto"/>
+        <w:ind w:left="720"/>
+      </w:pPr>
+      <w:r>
+        <w:rPr>
+          <w:rFonts w:ascii="Times New Roman" w:cs="Times New Roman" w:eastAsia="Times New Roman" w:hAnsi="Times New Roman"/>
+          <w:color w:val="000000"/>
+          <w:sz w:val="24"/>
+          <w:szCs w:val="24"/>
+        </w:rPr>
         <w:t xml:space="preserve">• Que los cinco activos de apoyo aporten de forma distinguible (secciones 2 y 6).</w:t>
       </w:r>
     </w:p>
@@ -873,47 +1023,73 @@
           <w:sz w:val="24"/>
           <w:szCs w:val="24"/>
         </w:rPr>
-        <w:t xml:space="preserve">• Que el modelo avanzado quede por debajo del bosque </w:t>
-      </w:r>
-      <w:r>
-        <w:rPr>
-          <w:rFonts w:ascii="Times New Roman" w:cs="Times New Roman" w:eastAsia="Times New Roman" w:hAnsi="Times New Roman"/>
-          <w:i/>
-          <w:iCs/>
-          <w:color w:val="000000"/>
-          <w:sz w:val="24"/>
-          <w:szCs w:val="24"/>
-        </w:rPr>
-        <w:t xml:space="preserve">de forma distinguible por intervalo</w:t>
-      </w:r>
-      <w:r>
-        <w:rPr>
-          <w:rFonts w:ascii="Times New Roman" w:cs="Times New Roman" w:eastAsia="Times New Roman" w:hAnsi="Times New Roman"/>
-          <w:color w:val="000000"/>
-          <w:sz w:val="24"/>
-          <w:szCs w:val="24"/>
-        </w:rPr>
-        <w:t xml:space="preserve"> — el intervalo que decía eso </w:t>
-      </w:r>
-      <w:r>
-        <w:rPr>
-          <w:rFonts w:ascii="Times New Roman" w:cs="Times New Roman" w:eastAsia="Times New Roman" w:hAnsi="Times New Roman"/>
-          <w:b/>
-          <w:bCs/>
-          <w:color w:val="000000"/>
-          <w:sz w:val="24"/>
-          <w:szCs w:val="24"/>
-        </w:rPr>
-        <w:t xml:space="preserve">no se reproduce entre corridas</w:t>
-      </w:r>
-      <w:r>
-        <w:rPr>
-          <w:rFonts w:ascii="Times New Roman" w:cs="Times New Roman" w:eastAsia="Times New Roman" w:hAnsi="Times New Roman"/>
-          <w:color w:val="000000"/>
-          <w:sz w:val="24"/>
-          <w:szCs w:val="24"/>
-        </w:rPr>
-        <w:t xml:space="preserve"> (D25, sección 6).</w:t>
+        <w:t xml:space="preserve">• Que el </w:t>
+      </w:r>
+      <w:r>
+        <w:rPr>
+          <w:rFonts w:ascii="Times New Roman" w:cs="Times New Roman" w:eastAsia="Times New Roman" w:hAnsi="Times New Roman"/>
+          <w:b/>
+          <w:bCs/>
+          <w:color w:val="000000"/>
+          <w:sz w:val="24"/>
+          <w:szCs w:val="24"/>
+        </w:rPr>
+        <w:t xml:space="preserve">iTransformer</w:t>
+      </w:r>
+      <w:r>
+        <w:rPr>
+          <w:rFonts w:ascii="Times New Roman" w:cs="Times New Roman" w:eastAsia="Times New Roman" w:hAnsi="Times New Roman"/>
+          <w:color w:val="000000"/>
+          <w:sz w:val="24"/>
+          <w:szCs w:val="24"/>
+        </w:rPr>
+        <w:t xml:space="preserve"> supere al azar. No lo hace ni con cuatro veces más mediciones — ahí no falta muestra.</w:t>
+      </w:r>
+    </w:p>
+    <w:p>
+      <w:pPr>
+        <w:spacing w:after="0" w:line="480" w:lineRule="auto"/>
+        <w:ind w:left="720"/>
+      </w:pPr>
+      <w:r>
+        <w:rPr>
+          <w:rFonts w:ascii="Times New Roman" w:cs="Times New Roman" w:eastAsia="Times New Roman" w:hAnsi="Times New Roman"/>
+          <w:b/>
+          <w:bCs/>
+          <w:color w:val="000000"/>
+          <w:sz w:val="24"/>
+          <w:szCs w:val="24"/>
+        </w:rPr>
+        <w:t xml:space="preserve">La tensión entre las dos listas es real y no se esconde.</w:t>
+      </w:r>
+      <w:r>
+        <w:rPr>
+          <w:rFonts w:ascii="Times New Roman" w:cs="Times New Roman" w:eastAsia="Times New Roman" w:hAnsi="Times New Roman"/>
+          <w:color w:val="000000"/>
+          <w:sz w:val="24"/>
+          <w:szCs w:val="24"/>
+        </w:rPr>
+        <w:t xml:space="preserve"> El resultado que se reporta como oficial es el del bloque de prueba, y es el más conservador. Todo lo demás se midió </w:t>
+      </w:r>
+      <w:r>
+        <w:rPr>
+          <w:rFonts w:ascii="Times New Roman" w:cs="Times New Roman" w:eastAsia="Times New Roman" w:hAnsi="Times New Roman"/>
+          <w:b/>
+          <w:bCs/>
+          <w:color w:val="000000"/>
+          <w:sz w:val="24"/>
+          <w:szCs w:val="24"/>
+        </w:rPr>
+        <w:t xml:space="preserve">después</w:t>
+      </w:r>
+      <w:r>
+        <w:rPr>
+          <w:rFonts w:ascii="Times New Roman" w:cs="Times New Roman" w:eastAsia="Times New Roman" w:hAnsi="Times New Roman"/>
+          <w:color w:val="000000"/>
+          <w:sz w:val="24"/>
+          <w:szCs w:val="24"/>
+        </w:rPr>
+        <w:t xml:space="preserve">, sobre datos que sí se pueden volver a mirar, y sirve para explicar por qué ese resultado salió como salió — no para reemplazarlo. Las conclusiones lo desarrollan.</w:t>
       </w:r>
     </w:p>
     <w:p>
@@ -26258,7 +26434,7 @@
           <w:sz w:val="24"/>
           <w:szCs w:val="24"/>
         </w:rPr>
-        <w:t xml:space="preserve">Los cuatro arreglos que probamos</w:t>
+        <w:t xml:space="preserve">Los arreglos que probamos</w:t>
       </w:r>
     </w:p>
     <w:p>
@@ -27944,6 +28120,329 @@
           <w:szCs w:val="24"/>
         </w:rPr>
         <w:t xml:space="preserve"> salió así, y en un caso —el fundacional— la explicación es que faltaba muestra y no efecto.</w:t>
+      </w:r>
+    </w:p>
+    <w:p>
+      <w:pPr>
+        <w:pStyle w:val="Heading3"/>
+        <w:keepNext/>
+        <w:spacing w:after="0" w:before="0" w:line="480" w:lineRule="auto"/>
+      </w:pPr>
+      <w:r>
+        <w:rPr>
+          <w:rFonts w:ascii="Times New Roman" w:cs="Times New Roman" w:eastAsia="Times New Roman" w:hAnsi="Times New Roman"/>
+          <w:b/>
+          <w:bCs/>
+          <w:i/>
+          <w:iCs/>
+          <w:color w:val="000000"/>
+          <w:sz w:val="24"/>
+          <w:szCs w:val="24"/>
+        </w:rPr>
+        <w:t xml:space="preserve">El quinto arreglo, que la propia evidencia sugirió</w:t>
+      </w:r>
+    </w:p>
+    <w:p>
+      <w:pPr>
+        <w:spacing w:after="0" w:line="480" w:lineRule="auto"/>
+        <w:ind w:firstLine="720"/>
+      </w:pPr>
+      <w:r>
+        <w:rPr>
+          <w:rFonts w:ascii="Times New Roman" w:cs="Times New Roman" w:eastAsia="Times New Roman" w:hAnsi="Times New Roman"/>
+          <w:color w:val="000000"/>
+          <w:sz w:val="24"/>
+          <w:szCs w:val="24"/>
+        </w:rPr>
+        <w:t xml:space="preserve">Que Chronos-Bolt detecte mínimos y el iTransformer detecte máximos </w:t>
+      </w:r>
+      <w:r>
+        <w:rPr>
+          <w:rFonts w:ascii="Times New Roman" w:cs="Times New Roman" w:eastAsia="Times New Roman" w:hAnsi="Times New Roman"/>
+          <w:b/>
+          <w:bCs/>
+          <w:color w:val="000000"/>
+          <w:sz w:val="24"/>
+          <w:szCs w:val="24"/>
+        </w:rPr>
+        <w:t xml:space="preserve">no lo dijo nadie de antemano</w:t>
+      </w:r>
+      <w:r>
+        <w:rPr>
+          <w:rFonts w:ascii="Times New Roman" w:cs="Times New Roman" w:eastAsia="Times New Roman" w:hAnsi="Times New Roman"/>
+          <w:color w:val="000000"/>
+          <w:sz w:val="24"/>
+          <w:szCs w:val="24"/>
+        </w:rPr>
+        <w:t xml:space="preserve">: salió de medir. Si es real, combinarlos debería detectar las dos cosas. Es la única hipótesis nueva que los datos propusieron, y se probó de tres formas.</w:t>
+      </w:r>
+    </w:p>
+    <w:p>
+      <w:pPr>
+        <w:spacing w:after="0" w:line="480" w:lineRule="auto"/>
+        <w:ind w:firstLine="720"/>
+      </w:pPr>
+      <w:r>
+        <w:rPr>
+          <w:rFonts w:ascii="Times New Roman" w:cs="Times New Roman" w:eastAsia="Times New Roman" w:hAnsi="Times New Roman"/>
+          <w:b/>
+          <w:bCs/>
+          <w:color w:val="000000"/>
+          <w:sz w:val="24"/>
+          <w:szCs w:val="24"/>
+        </w:rPr>
+        <w:t xml:space="preserve">Ninguna se establece.</w:t>
+      </w:r>
+      <w:r>
+        <w:rPr>
+          <w:rFonts w:ascii="Times New Roman" w:cs="Times New Roman" w:eastAsia="Times New Roman" w:hAnsi="Times New Roman"/>
+          <w:color w:val="000000"/>
+          <w:sz w:val="24"/>
+          <w:szCs w:val="24"/>
+        </w:rPr>
+        <w:t xml:space="preserve"> Las tres empeoran el F1 macro, y la unión de extremos —que es la mejor medida sobre las dos clases que importan— tiene un intervalo que </w:t>
+      </w:r>
+      <w:r>
+        <w:rPr>
+          <w:rFonts w:ascii="Times New Roman" w:cs="Times New Roman" w:eastAsia="Times New Roman" w:hAnsi="Times New Roman"/>
+          <w:b/>
+          <w:bCs/>
+          <w:color w:val="000000"/>
+          <w:sz w:val="24"/>
+          <w:szCs w:val="24"/>
+        </w:rPr>
+        <w:t xml:space="preserve">incluye el cero por muy poco</w:t>
+      </w:r>
+      <w:r>
+        <w:rPr>
+          <w:rFonts w:ascii="Times New Roman" w:cs="Times New Roman" w:eastAsia="Times New Roman" w:hAnsi="Times New Roman"/>
+          <w:color w:val="000000"/>
+          <w:sz w:val="24"/>
+          <w:szCs w:val="24"/>
+        </w:rPr>
+        <w:t xml:space="preserve">: +0,020101, con límite inferior en −0,000047.</w:t>
+      </w:r>
+    </w:p>
+    <w:p>
+      <w:pPr>
+        <w:spacing w:after="0" w:line="480" w:lineRule="auto"/>
+        <w:ind w:left="720"/>
+      </w:pPr>
+      <w:r>
+        <w:rPr>
+          <w:rFonts w:ascii="Times New Roman" w:cs="Times New Roman" w:eastAsia="Times New Roman" w:hAnsi="Times New Roman"/>
+          <w:color w:val="000000"/>
+          <w:sz w:val="24"/>
+          <w:szCs w:val="24"/>
+        </w:rPr>
+        <w:t xml:space="preserve">Las cifras de F1 macro de esta tabla dependen del iTransformer, que </w:t>
+      </w:r>
+      <w:r>
+        <w:rPr>
+          <w:rFonts w:ascii="Times New Roman" w:cs="Times New Roman" w:eastAsia="Times New Roman" w:hAnsi="Times New Roman"/>
+          <w:b/>
+          <w:bCs/>
+          <w:color w:val="000000"/>
+          <w:sz w:val="24"/>
+          <w:szCs w:val="24"/>
+        </w:rPr>
+        <w:t xml:space="preserve">no reproduce entre procesos</w:t>
+      </w:r>
+      <w:r>
+        <w:rPr>
+          <w:rFonts w:ascii="Times New Roman" w:cs="Times New Roman" w:eastAsia="Times New Roman" w:hAnsi="Times New Roman"/>
+          <w:color w:val="000000"/>
+          <w:sz w:val="24"/>
+          <w:szCs w:val="24"/>
+        </w:rPr>
+        <w:t xml:space="preserve"> (D15, D25): repetir el experimento las mueve en la tercera decimal. </w:t>
+      </w:r>
+      <w:r>
+        <w:rPr>
+          <w:rFonts w:ascii="Times New Roman" w:cs="Times New Roman" w:eastAsia="Times New Roman" w:hAnsi="Times New Roman"/>
+          <w:b/>
+          <w:bCs/>
+          <w:color w:val="000000"/>
+          <w:sz w:val="24"/>
+          <w:szCs w:val="24"/>
+        </w:rPr>
+        <w:t xml:space="preserve">Ninguna conclusión cambia</w:t>
+      </w:r>
+      <w:r>
+        <w:rPr>
+          <w:rFonts w:ascii="Times New Roman" w:cs="Times New Roman" w:eastAsia="Times New Roman" w:hAnsi="Times New Roman"/>
+          <w:color w:val="000000"/>
+          <w:sz w:val="24"/>
+          <w:szCs w:val="24"/>
+        </w:rPr>
+        <w:t xml:space="preserve"> — las tres siguen por debajo del bosque — pero los valores exactos sí, y por eso se dice.</w:t>
+      </w:r>
+    </w:p>
+    <w:p>
+      <w:pPr>
+        <w:spacing w:after="0" w:line="480" w:lineRule="auto"/>
+        <w:ind w:firstLine="720"/>
+      </w:pPr>
+      <w:r>
+        <w:rPr>
+          <w:rFonts w:ascii="Times New Roman" w:cs="Times New Roman" w:eastAsia="Times New Roman" w:hAnsi="Times New Roman"/>
+          <w:b/>
+          <w:bCs/>
+          <w:color w:val="000000"/>
+          <w:sz w:val="24"/>
+          <w:szCs w:val="24"/>
+        </w:rPr>
+        <w:t xml:space="preserve">Van cinco arreglos y ninguno se establece.</w:t>
+      </w:r>
+      <w:r>
+        <w:rPr>
+          <w:rFonts w:ascii="Times New Roman" w:cs="Times New Roman" w:eastAsia="Times New Roman" w:hAnsi="Times New Roman"/>
+          <w:color w:val="000000"/>
+          <w:sz w:val="24"/>
+          <w:szCs w:val="24"/>
+        </w:rPr>
+        <w:t xml:space="preserve"> Eso ya no es una serie de intentos fallidos: es evidencia consistente de que el límite está en los datos y no en el modelado.</w:t>
+      </w:r>
+    </w:p>
+    <w:p>
+      <w:pPr>
+        <w:pStyle w:val="Heading3"/>
+        <w:keepNext/>
+        <w:spacing w:after="0" w:before="0" w:line="480" w:lineRule="auto"/>
+      </w:pPr>
+      <w:r>
+        <w:rPr>
+          <w:rFonts w:ascii="Times New Roman" w:cs="Times New Roman" w:eastAsia="Times New Roman" w:hAnsi="Times New Roman"/>
+          <w:b/>
+          <w:bCs/>
+          <w:i/>
+          <w:iCs/>
+          <w:color w:val="000000"/>
+          <w:sz w:val="24"/>
+          <w:szCs w:val="24"/>
+        </w:rPr>
+        <w:t xml:space="preserve">Y una observación sobre la métrica, que sí queda</w:t>
+      </w:r>
+    </w:p>
+    <w:p>
+      <w:pPr>
+        <w:spacing w:after="0" w:line="480" w:lineRule="auto"/>
+        <w:ind w:firstLine="720"/>
+      </w:pPr>
+      <w:r>
+        <w:rPr>
+          <w:rFonts w:ascii="Times New Roman" w:cs="Times New Roman" w:eastAsia="Times New Roman" w:hAnsi="Times New Roman"/>
+          <w:color w:val="000000"/>
+          <w:sz w:val="24"/>
+          <w:szCs w:val="24"/>
+        </w:rPr>
+        <w:t xml:space="preserve">La unión de extremos se ve </w:t>
+      </w:r>
+      <w:r>
+        <w:rPr>
+          <w:rFonts w:ascii="Times New Roman" w:cs="Times New Roman" w:eastAsia="Times New Roman" w:hAnsi="Times New Roman"/>
+          <w:b/>
+          <w:bCs/>
+          <w:color w:val="000000"/>
+          <w:sz w:val="24"/>
+          <w:szCs w:val="24"/>
+        </w:rPr>
+        <w:t xml:space="preserve">mal</w:t>
+      </w:r>
+      <w:r>
+        <w:rPr>
+          <w:rFonts w:ascii="Times New Roman" w:cs="Times New Roman" w:eastAsia="Times New Roman" w:hAnsi="Times New Roman"/>
+          <w:color w:val="000000"/>
+          <w:sz w:val="24"/>
+          <w:szCs w:val="24"/>
+        </w:rPr>
+        <w:t xml:space="preserve"> en F1 macro y </w:t>
+      </w:r>
+      <w:r>
+        <w:rPr>
+          <w:rFonts w:ascii="Times New Roman" w:cs="Times New Roman" w:eastAsia="Times New Roman" w:hAnsi="Times New Roman"/>
+          <w:b/>
+          <w:bCs/>
+          <w:color w:val="000000"/>
+          <w:sz w:val="24"/>
+          <w:szCs w:val="24"/>
+        </w:rPr>
+        <w:t xml:space="preserve">mejor que todo lo demás</w:t>
+      </w:r>
+      <w:r>
+        <w:rPr>
+          <w:rFonts w:ascii="Times New Roman" w:cs="Times New Roman" w:eastAsia="Times New Roman" w:hAnsi="Times New Roman"/>
+          <w:color w:val="000000"/>
+          <w:sz w:val="24"/>
+          <w:szCs w:val="24"/>
+        </w:rPr>
+        <w:t xml:space="preserve"> en las dos clases extremas. La diferencia no está en el modelo: está en que </w:t>
+      </w:r>
+      <w:r>
+        <w:rPr>
+          <w:rFonts w:ascii="Times New Roman" w:cs="Times New Roman" w:eastAsia="Times New Roman" w:hAnsi="Times New Roman"/>
+          <w:b/>
+          <w:bCs/>
+          <w:color w:val="000000"/>
+          <w:sz w:val="24"/>
+          <w:szCs w:val="24"/>
+        </w:rPr>
+        <w:t xml:space="preserve">el F1 macro promedia las tres clases, y «continuidad» es el 90,7 % de las velas y no es lo que el enunciado pide detectar.</w:t>
+      </w:r>
+    </w:p>
+    <w:p>
+      <w:pPr>
+        <w:spacing w:after="0" w:line="480" w:lineRule="auto"/>
+        <w:ind w:firstLine="720"/>
+      </w:pPr>
+      <w:r>
+        <w:rPr>
+          <w:rFonts w:ascii="Times New Roman" w:cs="Times New Roman" w:eastAsia="Times New Roman" w:hAnsi="Times New Roman"/>
+          <w:color w:val="000000"/>
+          <w:sz w:val="24"/>
+          <w:szCs w:val="24"/>
+        </w:rPr>
+        <w:t xml:space="preserve">Una métrica que promedie </w:t>
+      </w:r>
+      <w:r>
+        <w:rPr>
+          <w:rFonts w:ascii="Times New Roman" w:cs="Times New Roman" w:eastAsia="Times New Roman" w:hAnsi="Times New Roman"/>
+          <w:b/>
+          <w:bCs/>
+          <w:color w:val="000000"/>
+          <w:sz w:val="24"/>
+          <w:szCs w:val="24"/>
+        </w:rPr>
+        <w:t xml:space="preserve">solo las dos clases extremas</w:t>
+      </w:r>
+      <w:r>
+        <w:rPr>
+          <w:rFonts w:ascii="Times New Roman" w:cs="Times New Roman" w:eastAsia="Times New Roman" w:hAnsi="Times New Roman"/>
+          <w:color w:val="000000"/>
+          <w:sz w:val="24"/>
+          <w:szCs w:val="24"/>
+        </w:rPr>
+        <w:t xml:space="preserve"> habría ordenado los modelos de otro modo. No se cambia —está fijada desde la Semana 1 y cambiarla ahora sería elegir la métrica después de ver los resultados, que es exactamente lo que este informe no hace— pero </w:t>
+      </w:r>
+      <w:r>
+        <w:rPr>
+          <w:rFonts w:ascii="Times New Roman" w:cs="Times New Roman" w:eastAsia="Times New Roman" w:hAnsi="Times New Roman"/>
+          <w:b/>
+          <w:bCs/>
+          <w:color w:val="000000"/>
+          <w:sz w:val="24"/>
+          <w:szCs w:val="24"/>
+        </w:rPr>
+        <w:t xml:space="preserve">queda anotado que la elección de métrica no fue neutral</w:t>
+      </w:r>
+      <w:r>
+        <w:rPr>
+          <w:rFonts w:ascii="Times New Roman" w:cs="Times New Roman" w:eastAsia="Times New Roman" w:hAnsi="Times New Roman"/>
+          <w:color w:val="000000"/>
+          <w:sz w:val="24"/>
+          <w:szCs w:val="24"/>
+        </w:rPr>
+        <w:t xml:space="preserve">, y esa es una decisión que conviene tomar mirándola de frente.</w:t>
       </w:r>
     </w:p>
     <w:p>

--- a/docs/entregas/semana-5/Caso 1 - Semana 5 - Informe final.docx
+++ b/docs/entregas/semana-5/Caso 1 - Semana 5 - Informe final.docx
@@ -28302,6 +28302,291 @@
           <w:szCs w:val="24"/>
         </w:rPr>
         <w:t xml:space="preserve"> Eso ya no es una serie de intentos fallidos: es evidencia consistente de que el límite está en los datos y no en el modelado.</w:t>
+      </w:r>
+    </w:p>
+    <w:p>
+      <w:pPr>
+        <w:pStyle w:val="Heading3"/>
+        <w:keepNext/>
+        <w:spacing w:after="0" w:before="0" w:line="480" w:lineRule="auto"/>
+      </w:pPr>
+      <w:r>
+        <w:rPr>
+          <w:rFonts w:ascii="Times New Roman" w:cs="Times New Roman" w:eastAsia="Times New Roman" w:hAnsi="Times New Roman"/>
+          <w:b/>
+          <w:bCs/>
+          <w:i/>
+          <w:iCs/>
+          <w:color w:val="000000"/>
+          <w:sz w:val="24"/>
+          <w:szCs w:val="24"/>
+        </w:rPr>
+        <w:t xml:space="preserve">Los dos últimos: otra familia de modelo, y pesar en vez de filtrar</w:t>
+      </w:r>
+    </w:p>
+    <w:p>
+      <w:pPr>
+        <w:spacing w:after="0" w:line="480" w:lineRule="auto"/>
+        <w:ind w:firstLine="720"/>
+      </w:pPr>
+      <w:r>
+        <w:rPr>
+          <w:rFonts w:ascii="Times New Roman" w:cs="Times New Roman" w:eastAsia="Times New Roman" w:hAnsi="Times New Roman"/>
+          <w:b/>
+          <w:bCs/>
+          <w:color w:val="000000"/>
+          <w:sz w:val="24"/>
+          <w:szCs w:val="24"/>
+        </w:rPr>
+        <w:t xml:space="preserve">Sexto: cambiar de familia.</w:t>
+      </w:r>
+      <w:r>
+        <w:rPr>
+          <w:rFonts w:ascii="Times New Roman" w:cs="Times New Roman" w:eastAsia="Times New Roman" w:hAnsi="Times New Roman"/>
+          <w:color w:val="000000"/>
+          <w:sz w:val="24"/>
+          <w:szCs w:val="24"/>
+        </w:rPr>
+        <w:t xml:space="preserve"> Todo lo anterior cambia la etiqueta, la decisión o los datos, pero siempre con un bosque aleatorio. Se probó </w:t>
+      </w:r>
+      <w:r>
+        <w:rPr>
+          <w:rFonts w:ascii="Times New Roman" w:cs="Times New Roman" w:eastAsia="Times New Roman" w:hAnsi="Times New Roman"/>
+          <w:i/>
+          <w:iCs/>
+          <w:color w:val="000000"/>
+          <w:sz w:val="24"/>
+          <w:szCs w:val="24"/>
+        </w:rPr>
+        <w:t xml:space="preserve">gradient boosting</w:t>
+      </w:r>
+      <w:r>
+        <w:rPr>
+          <w:rFonts w:ascii="Times New Roman" w:cs="Times New Roman" w:eastAsia="Times New Roman" w:hAnsi="Times New Roman"/>
+          <w:color w:val="000000"/>
+          <w:sz w:val="24"/>
+          <w:szCs w:val="24"/>
+        </w:rPr>
+        <w:t xml:space="preserve"> por histogramas, que suele ir mejor en datos tabulares y no se había probado ni una vez.</w:t>
+      </w:r>
+    </w:p>
+    <w:p>
+      <w:pPr>
+        <w:spacing w:after="0" w:line="480" w:lineRule="auto"/>
+        <w:ind w:firstLine="720"/>
+      </w:pPr>
+      <w:r>
+        <w:rPr>
+          <w:rFonts w:ascii="Times New Roman" w:cs="Times New Roman" w:eastAsia="Times New Roman" w:hAnsi="Times New Roman"/>
+          <w:b/>
+          <w:bCs/>
+          <w:color w:val="000000"/>
+          <w:sz w:val="24"/>
+          <w:szCs w:val="24"/>
+        </w:rPr>
+        <w:t xml:space="preserve">Séptimo: pesar los extremos por su margen, en vez de filtrarlos.</w:t>
+      </w:r>
+      <w:r>
+        <w:rPr>
+          <w:rFonts w:ascii="Times New Roman" w:cs="Times New Roman" w:eastAsia="Times New Roman" w:hAnsi="Times New Roman"/>
+          <w:color w:val="000000"/>
+          <w:sz w:val="24"/>
+          <w:szCs w:val="24"/>
+        </w:rPr>
+        <w:t xml:space="preserve"> El primer arreglo falló porque filtrar quitaba ejemplos de una clase ya diminuta —de 99 máximos a 27—. Pero la intuición de fondo seguía en pie: un extremo que gana por 0,05 % es menos fiable que uno que gana por 3 %. La forma correcta de usar eso no es tirar la fila, es </w:t>
+      </w:r>
+      <w:r>
+        <w:rPr>
+          <w:rFonts w:ascii="Times New Roman" w:cs="Times New Roman" w:eastAsia="Times New Roman" w:hAnsi="Times New Roman"/>
+          <w:b/>
+          <w:bCs/>
+          <w:color w:val="000000"/>
+          <w:sz w:val="24"/>
+          <w:szCs w:val="24"/>
+        </w:rPr>
+        <w:t xml:space="preserve">decirle al modelo cuánto confiar en ella</w:t>
+      </w:r>
+      <w:r>
+        <w:rPr>
+          <w:rFonts w:ascii="Times New Roman" w:cs="Times New Roman" w:eastAsia="Times New Roman" w:hAnsi="Times New Roman"/>
+          <w:color w:val="000000"/>
+          <w:sz w:val="24"/>
+          <w:szCs w:val="24"/>
+        </w:rPr>
+        <w:t xml:space="preserve">. Es el arreglo 1 sin su defecto.</w:t>
+      </w:r>
+    </w:p>
+    <w:p>
+      <w:pPr>
+        <w:spacing w:after="0" w:line="480" w:lineRule="auto"/>
+        <w:ind w:firstLine="720"/>
+      </w:pPr>
+      <w:r>
+        <w:rPr>
+          <w:rFonts w:ascii="Times New Roman" w:cs="Times New Roman" w:eastAsia="Times New Roman" w:hAnsi="Times New Roman"/>
+          <w:b/>
+          <w:bCs/>
+          <w:color w:val="000000"/>
+          <w:sz w:val="24"/>
+          <w:szCs w:val="24"/>
+        </w:rPr>
+        <w:t xml:space="preserve">Ninguno se establece.</w:t>
+      </w:r>
+      <w:r>
+        <w:rPr>
+          <w:rFonts w:ascii="Times New Roman" w:cs="Times New Roman" w:eastAsia="Times New Roman" w:hAnsi="Times New Roman"/>
+          <w:color w:val="000000"/>
+          <w:sz w:val="24"/>
+          <w:szCs w:val="24"/>
+        </w:rPr>
+        <w:t xml:space="preserve"> El boosting queda por debajo y el pesado empata.</w:t>
+      </w:r>
+    </w:p>
+    <w:p>
+      <w:pPr>
+        <w:pStyle w:val="Heading3"/>
+        <w:keepNext/>
+        <w:spacing w:after="0" w:before="0" w:line="480" w:lineRule="auto"/>
+      </w:pPr>
+      <w:r>
+        <w:rPr>
+          <w:rFonts w:ascii="Times New Roman" w:cs="Times New Roman" w:eastAsia="Times New Roman" w:hAnsi="Times New Roman"/>
+          <w:b/>
+          <w:bCs/>
+          <w:i/>
+          <w:iCs/>
+          <w:color w:val="000000"/>
+          <w:sz w:val="24"/>
+          <w:szCs w:val="24"/>
+        </w:rPr>
+        <w:t xml:space="preserve">El balance de los siete intentos</w:t>
+      </w:r>
+    </w:p>
+    <w:p>
+      <w:pPr>
+        <w:spacing w:after="0" w:line="480" w:lineRule="auto"/>
+        <w:ind w:firstLine="720"/>
+      </w:pPr>
+      <w:r>
+        <w:rPr>
+          <w:rFonts w:ascii="Times New Roman" w:cs="Times New Roman" w:eastAsia="Times New Roman" w:hAnsi="Times New Roman"/>
+          <w:b/>
+          <w:bCs/>
+          <w:color w:val="000000"/>
+          <w:sz w:val="24"/>
+          <w:szCs w:val="24"/>
+        </w:rPr>
+        <w:t xml:space="preserve">Siete intervenciones, en siete ejes distintos, y ninguna produce una mejora que se sostenga.</w:t>
+      </w:r>
+    </w:p>
+    <w:p>
+      <w:pPr>
+        <w:spacing w:after="0" w:line="480" w:lineRule="auto"/>
+        <w:ind w:firstLine="720"/>
+      </w:pPr>
+      <w:r>
+        <w:rPr>
+          <w:rFonts w:ascii="Times New Roman" w:cs="Times New Roman" w:eastAsia="Times New Roman" w:hAnsi="Times New Roman"/>
+          <w:color w:val="000000"/>
+          <w:sz w:val="24"/>
+          <w:szCs w:val="24"/>
+        </w:rPr>
+        <w:t xml:space="preserve">Eso ya no es una lista de intentos fallidos. Es evidencia consistente de que </w:t>
+      </w:r>
+      <w:r>
+        <w:rPr>
+          <w:rFonts w:ascii="Times New Roman" w:cs="Times New Roman" w:eastAsia="Times New Roman" w:hAnsi="Times New Roman"/>
+          <w:b/>
+          <w:bCs/>
+          <w:color w:val="000000"/>
+          <w:sz w:val="24"/>
+          <w:szCs w:val="24"/>
+        </w:rPr>
+        <w:t xml:space="preserve">el límite de este sistema no está en el modelado</w:t>
+      </w:r>
+      <w:r>
+        <w:rPr>
+          <w:rFonts w:ascii="Times New Roman" w:cs="Times New Roman" w:eastAsia="Times New Roman" w:hAnsi="Times New Roman"/>
+          <w:color w:val="000000"/>
+          <w:sz w:val="24"/>
+          <w:szCs w:val="24"/>
+        </w:rPr>
+        <w:t xml:space="preserve">: está en cuánta señal hay en estos datos, con esta definición de punto de inflexión y esta cantidad de ejemplos.</w:t>
+      </w:r>
+    </w:p>
+    <w:p>
+      <w:pPr>
+        <w:spacing w:after="0" w:line="480" w:lineRule="auto"/>
+        <w:ind w:firstLine="720"/>
+      </w:pPr>
+      <w:r>
+        <w:rPr>
+          <w:rFonts w:ascii="Times New Roman" w:cs="Times New Roman" w:eastAsia="Times New Roman" w:hAnsi="Times New Roman"/>
+          <w:color w:val="000000"/>
+          <w:sz w:val="24"/>
+          <w:szCs w:val="24"/>
+        </w:rPr>
+        <w:t xml:space="preserve">Y encaja con todo lo demás que se midió hoy: el efecto </w:t>
+      </w:r>
+      <w:r>
+        <w:rPr>
+          <w:rFonts w:ascii="Times New Roman" w:cs="Times New Roman" w:eastAsia="Times New Roman" w:hAnsi="Times New Roman"/>
+          <w:b/>
+          <w:bCs/>
+          <w:color w:val="000000"/>
+          <w:sz w:val="24"/>
+          <w:szCs w:val="24"/>
+        </w:rPr>
+        <w:t xml:space="preserve">existe</w:t>
+      </w:r>
+      <w:r>
+        <w:rPr>
+          <w:rFonts w:ascii="Times New Roman" w:cs="Times New Roman" w:eastAsia="Times New Roman" w:hAnsi="Times New Roman"/>
+          <w:color w:val="000000"/>
+          <w:sz w:val="24"/>
+          <w:szCs w:val="24"/>
+        </w:rPr>
+        <w:t xml:space="preserve"> y es </w:t>
+      </w:r>
+      <w:r>
+        <w:rPr>
+          <w:rFonts w:ascii="Times New Roman" w:cs="Times New Roman" w:eastAsia="Times New Roman" w:hAnsi="Times New Roman"/>
+          <w:b/>
+          <w:bCs/>
+          <w:color w:val="000000"/>
+          <w:sz w:val="24"/>
+          <w:szCs w:val="24"/>
+        </w:rPr>
+        <w:t xml:space="preserve">estable</w:t>
+      </w:r>
+      <w:r>
+        <w:rPr>
+          <w:rFonts w:ascii="Times New Roman" w:cs="Times New Roman" w:eastAsia="Times New Roman" w:hAnsi="Times New Roman"/>
+          <w:color w:val="000000"/>
+          <w:sz w:val="24"/>
+          <w:szCs w:val="24"/>
+        </w:rPr>
+        <w:t xml:space="preserve"> —el bosque le gana al azar en los nueve tramos y con intervalos que excluyen el cero— pero es </w:t>
+      </w:r>
+      <w:r>
+        <w:rPr>
+          <w:rFonts w:ascii="Times New Roman" w:cs="Times New Roman" w:eastAsia="Times New Roman" w:hAnsi="Times New Roman"/>
+          <w:b/>
+          <w:bCs/>
+          <w:color w:val="000000"/>
+          <w:sz w:val="24"/>
+          <w:szCs w:val="24"/>
+        </w:rPr>
+        <w:t xml:space="preserve">pequeño</w:t>
+      </w:r>
+      <w:r>
+        <w:rPr>
+          <w:rFonts w:ascii="Times New Roman" w:cs="Times New Roman" w:eastAsia="Times New Roman" w:hAnsi="Times New Roman"/>
+          <w:color w:val="000000"/>
+          <w:sz w:val="24"/>
+          <w:szCs w:val="24"/>
+        </w:rPr>
+        <w:t xml:space="preserve">, y ningún cambio de modelado lo agranda.</w:t>
       </w:r>
     </w:p>
     <w:p>

--- a/docs/entregas/semana-5/Caso 1 - Semana 5 - Informe final.docx
+++ b/docs/entregas/semana-5/Caso 1 - Semana 5 - Informe final.docx
@@ -4124,6 +4124,184 @@
           <w:szCs w:val="24"/>
         </w:rPr>
         <w:t xml:space="preserve">embargo</w:t>
+      </w:r>
+      <w:r>
+        <w:rPr>
+          <w:rFonts w:ascii="Times New Roman" w:cs="Times New Roman" w:eastAsia="Times New Roman" w:hAnsi="Times New Roman"/>
+          <w:color w:val="000000"/>
+          <w:sz w:val="24"/>
+          <w:szCs w:val="24"/>
+        </w:rPr>
+        <w:t xml:space="preserve">.</w:t>
+      </w:r>
+    </w:p>
+    <w:p>
+      <w:pPr>
+        <w:spacing w:after="0" w:line="480" w:lineRule="auto"/>
+        <w:ind w:firstLine="720"/>
+      </w:pPr>
+      <w:r>
+        <w:rPr>
+          <w:rFonts w:ascii="Times New Roman" w:cs="Times New Roman" w:eastAsia="Times New Roman" w:hAnsi="Times New Roman"/>
+          <w:color w:val="000000"/>
+          <w:sz w:val="24"/>
+          <w:szCs w:val="24"/>
+        </w:rPr>
+        <w:t xml:space="preserve">La </w:t>
+      </w:r>
+      <w:r>
+        <w:rPr>
+          <w:rFonts w:ascii="Times New Roman" w:cs="Times New Roman" w:eastAsia="Times New Roman" w:hAnsi="Times New Roman"/>
+          <w:b/>
+          <w:bCs/>
+          <w:color w:val="000000"/>
+          <w:sz w:val="24"/>
+          <w:szCs w:val="24"/>
+        </w:rPr>
+        <w:t xml:space="preserve">Figura 1</w:t>
+      </w:r>
+      <w:r>
+        <w:rPr>
+          <w:rFonts w:ascii="Times New Roman" w:cs="Times New Roman" w:eastAsia="Times New Roman" w:hAnsi="Times New Roman"/>
+          <w:color w:val="000000"/>
+          <w:sz w:val="24"/>
+          <w:szCs w:val="24"/>
+        </w:rPr>
+        <w:t xml:space="preserve"> muestra la partición completa. El embargo no se ve, y </w:t>
+      </w:r>
+      <w:r>
+        <w:rPr>
+          <w:rFonts w:ascii="Times New Roman" w:cs="Times New Roman" w:eastAsia="Times New Roman" w:hAnsi="Times New Roman"/>
+          <w:b/>
+          <w:bCs/>
+          <w:color w:val="000000"/>
+          <w:sz w:val="24"/>
+          <w:szCs w:val="24"/>
+        </w:rPr>
+        <w:t xml:space="preserve">que no se vea es el punto</w:t>
+      </w:r>
+      <w:r>
+        <w:rPr>
+          <w:rFonts w:ascii="Times New Roman" w:cs="Times New Roman" w:eastAsia="Times New Roman" w:hAnsi="Times New Roman"/>
+          <w:color w:val="000000"/>
+          <w:sz w:val="24"/>
+          <w:szCs w:val="24"/>
+        </w:rPr>
+        <w:t xml:space="preserve">: son 16 velas de 13 114, poco más de una décima de por ciento, y evitan el error más caro de este tipo de proyecto.</w:t>
+      </w:r>
+    </w:p>
+    <w:p>
+      <w:pPr>
+        <w:keepNext/>
+        <w:spacing w:after="0" w:before="240" w:line="480" w:lineRule="auto"/>
+      </w:pPr>
+      <w:r>
+        <w:rPr>
+          <w:rFonts w:ascii="Times New Roman" w:cs="Times New Roman" w:eastAsia="Times New Roman" w:hAnsi="Times New Roman"/>
+          <w:b/>
+          <w:bCs/>
+          <w:color w:val="000000"/>
+          <w:sz w:val="24"/>
+          <w:szCs w:val="24"/>
+        </w:rPr>
+        <w:t xml:space="preserve">Figura 1</w:t>
+      </w:r>
+    </w:p>
+    <w:p>
+      <w:pPr>
+        <w:keepNext/>
+        <w:spacing w:after="120" w:line="480" w:lineRule="auto"/>
+      </w:pPr>
+      <w:r>
+        <w:rPr>
+          <w:rFonts w:ascii="Times New Roman" w:cs="Times New Roman" w:eastAsia="Times New Roman" w:hAnsi="Times New Roman"/>
+          <w:i/>
+          <w:iCs/>
+          <w:color w:val="000000"/>
+          <w:sz w:val="24"/>
+          <w:szCs w:val="24"/>
+        </w:rPr>
+        <w:t xml:space="preserve">Partición cronológica del panel, con embargo en cada frontera</w:t>
+      </w:r>
+    </w:p>
+    <w:p>
+      <w:pPr>
+        <w:spacing w:after="120"/>
+        <w:jc w:val="center"/>
+      </w:pPr>
+      <w:r>
+        <w:drawing>
+          <wp:inline distT="0" distB="0" distL="0" distR="0">
+            <wp:extent cx="5715000" cy="1524000"/>
+            <wp:effectExtent t="0" r="0" b="0" l="0"/>
+            <wp:docPr id="1" name="" descr="" title=""/>
+            <wp:cNvGraphicFramePr>
+              <a:graphicFrameLocks xmlns:a="http://schemas.openxmlformats.org/drawingml/2006/main" noChangeAspect="1"/>
+            </wp:cNvGraphicFramePr>
+            <a:graphic xmlns:a="http://schemas.openxmlformats.org/drawingml/2006/main">
+              <a:graphicData uri="http://schemas.openxmlformats.org/drawingml/2006/picture">
+                <pic:pic xmlns:pic="http://schemas.openxmlformats.org/drawingml/2006/picture">
+                  <pic:nvPicPr>
+                    <pic:cNvPr id="0" name="" descr=""/>
+                    <pic:cNvPicPr>
+                      <a:picLocks noChangeAspect="1" noChangeArrowheads="1"/>
+                    </pic:cNvPicPr>
+                  </pic:nvPicPr>
+                  <pic:blipFill>
+                    <a:blip r:embed="rId8" cstate="none"/>
+                    <a:srcRect/>
+                    <a:stretch>
+                      <a:fillRect/>
+                    </a:stretch>
+                  </pic:blipFill>
+                  <pic:spPr bwMode="auto">
+                    <a:xfrm>
+                      <a:off x="0" y="0"/>
+                      <a:ext cx="5715000" cy="1524000"/>
+                    </a:xfrm>
+                    <a:prstGeom prst="rect">
+                      <a:avLst/>
+                    </a:prstGeom>
+                  </pic:spPr>
+                </pic:pic>
+              </a:graphicData>
+            </a:graphic>
+          </wp:inline>
+        </w:drawing>
+      </w:r>
+    </w:p>
+    <w:p>
+      <w:pPr>
+        <w:spacing w:after="240" w:line="480" w:lineRule="auto"/>
+      </w:pPr>
+      <w:r>
+        <w:rPr>
+          <w:rFonts w:ascii="Times New Roman" w:cs="Times New Roman" w:eastAsia="Times New Roman" w:hAnsi="Times New Roman"/>
+          <w:i/>
+          <w:iCs/>
+          <w:color w:val="000000"/>
+          <w:sz w:val="24"/>
+          <w:szCs w:val="24"/>
+        </w:rPr>
+        <w:t xml:space="preserve">Nota.</w:t>
+      </w:r>
+      <w:r>
+        <w:rPr>
+          <w:rFonts w:ascii="Times New Roman" w:cs="Times New Roman" w:eastAsia="Times New Roman" w:hAnsi="Times New Roman"/>
+          <w:color w:val="000000"/>
+          <w:sz w:val="24"/>
+          <w:szCs w:val="24"/>
+        </w:rPr>
+        <w:t xml:space="preserve"> Fuente: </w:t>
+      </w:r>
+      <w:r>
+        <w:rPr>
+          <w:rFonts w:ascii="Courier New" w:cs="Courier New" w:eastAsia="Courier New" w:hAnsi="Courier New"/>
+          <w:color w:val="000000"/>
+          <w:sz w:val="22"/>
+          <w:szCs w:val="22"/>
+        </w:rPr>
+        <w:t xml:space="preserve">docs/evidencias/informe-f2-particion.png</w:t>
       </w:r>
       <w:r>
         <w:rPr>
@@ -19283,6 +19461,164 @@
     </w:p>
     <w:p>
       <w:pPr>
+        <w:spacing w:after="0" w:line="480" w:lineRule="auto"/>
+        <w:ind w:firstLine="720"/>
+      </w:pPr>
+      <w:r>
+        <w:rPr>
+          <w:rFonts w:ascii="Times New Roman" w:cs="Times New Roman" w:eastAsia="Times New Roman" w:hAnsi="Times New Roman"/>
+          <w:color w:val="000000"/>
+          <w:sz w:val="24"/>
+          <w:szCs w:val="24"/>
+        </w:rPr>
+        <w:t xml:space="preserve">La </w:t>
+      </w:r>
+      <w:r>
+        <w:rPr>
+          <w:rFonts w:ascii="Times New Roman" w:cs="Times New Roman" w:eastAsia="Times New Roman" w:hAnsi="Times New Roman"/>
+          <w:b/>
+          <w:bCs/>
+          <w:color w:val="000000"/>
+          <w:sz w:val="24"/>
+          <w:szCs w:val="24"/>
+        </w:rPr>
+        <w:t xml:space="preserve">Figura 2</w:t>
+      </w:r>
+      <w:r>
+        <w:rPr>
+          <w:rFonts w:ascii="Times New Roman" w:cs="Times New Roman" w:eastAsia="Times New Roman" w:hAnsi="Times New Roman"/>
+          <w:color w:val="000000"/>
+          <w:sz w:val="24"/>
+          <w:szCs w:val="24"/>
+        </w:rPr>
+        <w:t xml:space="preserve"> muestra qué hace el sistema sobre esos datos: los giros reales van como marcadores rellenos y los que el modelo predijo como marcadores huecos encima. Se ve dónde acierta —los extremos grandes del 10 de octubre— y dónde predice de más, en racimos alrededor de un solo giro real.</w:t>
+      </w:r>
+    </w:p>
+    <w:p>
+      <w:pPr>
+        <w:keepNext/>
+        <w:spacing w:after="0" w:before="240" w:line="480" w:lineRule="auto"/>
+      </w:pPr>
+      <w:r>
+        <w:rPr>
+          <w:rFonts w:ascii="Times New Roman" w:cs="Times New Roman" w:eastAsia="Times New Roman" w:hAnsi="Times New Roman"/>
+          <w:b/>
+          <w:bCs/>
+          <w:color w:val="000000"/>
+          <w:sz w:val="24"/>
+          <w:szCs w:val="24"/>
+        </w:rPr>
+        <w:t xml:space="preserve">Figura 2</w:t>
+      </w:r>
+    </w:p>
+    <w:p>
+      <w:pPr>
+        <w:keepNext/>
+        <w:spacing w:after="120" w:line="480" w:lineRule="auto"/>
+      </w:pPr>
+      <w:r>
+        <w:rPr>
+          <w:rFonts w:ascii="Times New Roman" w:cs="Times New Roman" w:eastAsia="Times New Roman" w:hAnsi="Times New Roman"/>
+          <w:i/>
+          <w:iCs/>
+          <w:color w:val="000000"/>
+          <w:sz w:val="24"/>
+          <w:szCs w:val="24"/>
+        </w:rPr>
+        <w:t xml:space="preserve">Bloque de prueba: giros reales y detectados por el modelo, en las primeras 200 velas</w:t>
+      </w:r>
+    </w:p>
+    <w:p>
+      <w:pPr>
+        <w:spacing w:after="120"/>
+        <w:jc w:val="center"/>
+      </w:pPr>
+      <w:r>
+        <w:drawing>
+          <wp:inline distT="0" distB="0" distL="0" distR="0">
+            <wp:extent cx="5715000" cy="2828925"/>
+            <wp:effectExtent t="0" r="0" b="0" l="0"/>
+            <wp:docPr id="1" name="" descr="" title=""/>
+            <wp:cNvGraphicFramePr>
+              <a:graphicFrameLocks xmlns:a="http://schemas.openxmlformats.org/drawingml/2006/main" noChangeAspect="1"/>
+            </wp:cNvGraphicFramePr>
+            <a:graphic xmlns:a="http://schemas.openxmlformats.org/drawingml/2006/main">
+              <a:graphicData uri="http://schemas.openxmlformats.org/drawingml/2006/picture">
+                <pic:pic xmlns:pic="http://schemas.openxmlformats.org/drawingml/2006/picture">
+                  <pic:nvPicPr>
+                    <pic:cNvPr id="0" name="" descr=""/>
+                    <pic:cNvPicPr>
+                      <a:picLocks noChangeAspect="1" noChangeArrowheads="1"/>
+                    </pic:cNvPicPr>
+                  </pic:nvPicPr>
+                  <pic:blipFill>
+                    <a:blip r:embed="rId9" cstate="none"/>
+                    <a:srcRect/>
+                    <a:stretch>
+                      <a:fillRect/>
+                    </a:stretch>
+                  </pic:blipFill>
+                  <pic:spPr bwMode="auto">
+                    <a:xfrm>
+                      <a:off x="0" y="0"/>
+                      <a:ext cx="5715000" cy="2828925"/>
+                    </a:xfrm>
+                    <a:prstGeom prst="rect">
+                      <a:avLst/>
+                    </a:prstGeom>
+                  </pic:spPr>
+                </pic:pic>
+              </a:graphicData>
+            </a:graphic>
+          </wp:inline>
+        </w:drawing>
+      </w:r>
+    </w:p>
+    <w:p>
+      <w:pPr>
+        <w:spacing w:after="240" w:line="480" w:lineRule="auto"/>
+      </w:pPr>
+      <w:r>
+        <w:rPr>
+          <w:rFonts w:ascii="Times New Roman" w:cs="Times New Roman" w:eastAsia="Times New Roman" w:hAnsi="Times New Roman"/>
+          <w:i/>
+          <w:iCs/>
+          <w:color w:val="000000"/>
+          <w:sz w:val="24"/>
+          <w:szCs w:val="24"/>
+        </w:rPr>
+        <w:t xml:space="preserve">Nota.</w:t>
+      </w:r>
+      <w:r>
+        <w:rPr>
+          <w:rFonts w:ascii="Times New Roman" w:cs="Times New Roman" w:eastAsia="Times New Roman" w:hAnsi="Times New Roman"/>
+          <w:color w:val="000000"/>
+          <w:sz w:val="24"/>
+          <w:szCs w:val="24"/>
+        </w:rPr>
+        <w:t xml:space="preserve"> Fuente: </w:t>
+      </w:r>
+      <w:r>
+        <w:rPr>
+          <w:rFonts w:ascii="Courier New" w:cs="Courier New" w:eastAsia="Courier New" w:hAnsi="Courier New"/>
+          <w:color w:val="000000"/>
+          <w:sz w:val="22"/>
+          <w:szCs w:val="22"/>
+        </w:rPr>
+        <w:t xml:space="preserve">docs/evidencias/informe-f1-prueba-giros.png</w:t>
+      </w:r>
+      <w:r>
+        <w:rPr>
+          <w:rFonts w:ascii="Times New Roman" w:cs="Times New Roman" w:eastAsia="Times New Roman" w:hAnsi="Times New Roman"/>
+          <w:color w:val="000000"/>
+          <w:sz w:val="24"/>
+          <w:szCs w:val="24"/>
+        </w:rPr>
+        <w:t xml:space="preserve">.</w:t>
+      </w:r>
+    </w:p>
+    <w:p>
+      <w:pPr>
         <w:keepNext/>
         <w:spacing w:after="0" w:before="240" w:line="480" w:lineRule="auto"/>
       </w:pPr>
@@ -19809,6 +20145,164 @@
           <w:szCs w:val="24"/>
         </w:rPr>
         <w:t xml:space="preserve">: gana el bosque, y ningún modelo profundo lo supera.</w:t>
+      </w:r>
+    </w:p>
+    <w:p>
+      <w:pPr>
+        <w:spacing w:after="0" w:line="480" w:lineRule="auto"/>
+        <w:ind w:firstLine="720"/>
+      </w:pPr>
+      <w:r>
+        <w:rPr>
+          <w:rFonts w:ascii="Times New Roman" w:cs="Times New Roman" w:eastAsia="Times New Roman" w:hAnsi="Times New Roman"/>
+          <w:color w:val="000000"/>
+          <w:sz w:val="24"/>
+          <w:szCs w:val="24"/>
+        </w:rPr>
+        <w:t xml:space="preserve">La </w:t>
+      </w:r>
+      <w:r>
+        <w:rPr>
+          <w:rFonts w:ascii="Times New Roman" w:cs="Times New Roman" w:eastAsia="Times New Roman" w:hAnsi="Times New Roman"/>
+          <w:b/>
+          <w:bCs/>
+          <w:color w:val="000000"/>
+          <w:sz w:val="24"/>
+          <w:szCs w:val="24"/>
+        </w:rPr>
+        <w:t xml:space="preserve">Figura 3</w:t>
+      </w:r>
+      <w:r>
+        <w:rPr>
+          <w:rFonts w:ascii="Times New Roman" w:cs="Times New Roman" w:eastAsia="Times New Roman" w:hAnsi="Times New Roman"/>
+          <w:color w:val="000000"/>
+          <w:sz w:val="24"/>
+          <w:szCs w:val="24"/>
+        </w:rPr>
+        <w:t xml:space="preserve"> pone esa tabla en perspectiva: las barras invitan a leer un orden, y el rango entre las cinco semillas —dibujado encima— muestra cuánto de ese orden aguanta. La línea roja es el azar.</w:t>
+      </w:r>
+    </w:p>
+    <w:p>
+      <w:pPr>
+        <w:keepNext/>
+        <w:spacing w:after="0" w:before="240" w:line="480" w:lineRule="auto"/>
+      </w:pPr>
+      <w:r>
+        <w:rPr>
+          <w:rFonts w:ascii="Times New Roman" w:cs="Times New Roman" w:eastAsia="Times New Roman" w:hAnsi="Times New Roman"/>
+          <w:b/>
+          <w:bCs/>
+          <w:color w:val="000000"/>
+          <w:sz w:val="24"/>
+          <w:szCs w:val="24"/>
+        </w:rPr>
+        <w:t xml:space="preserve">Figura 3</w:t>
+      </w:r>
+    </w:p>
+    <w:p>
+      <w:pPr>
+        <w:keepNext/>
+        <w:spacing w:after="120" w:line="480" w:lineRule="auto"/>
+      </w:pPr>
+      <w:r>
+        <w:rPr>
+          <w:rFonts w:ascii="Times New Roman" w:cs="Times New Roman" w:eastAsia="Times New Roman" w:hAnsi="Times New Roman"/>
+          <w:i/>
+          <w:iCs/>
+          <w:color w:val="000000"/>
+          <w:sz w:val="24"/>
+          <w:szCs w:val="24"/>
+        </w:rPr>
+        <w:t xml:space="preserve">Los cinco modelos sobre el bloque de prueba, con su rango entre cinco semillas y el piso del azar</w:t>
+      </w:r>
+    </w:p>
+    <w:p>
+      <w:pPr>
+        <w:spacing w:after="120"/>
+        <w:jc w:val="center"/>
+      </w:pPr>
+      <w:r>
+        <w:drawing>
+          <wp:inline distT="0" distB="0" distL="0" distR="0">
+            <wp:extent cx="5715000" cy="2543175"/>
+            <wp:effectExtent t="0" r="0" b="0" l="0"/>
+            <wp:docPr id="1" name="" descr="" title=""/>
+            <wp:cNvGraphicFramePr>
+              <a:graphicFrameLocks xmlns:a="http://schemas.openxmlformats.org/drawingml/2006/main" noChangeAspect="1"/>
+            </wp:cNvGraphicFramePr>
+            <a:graphic xmlns:a="http://schemas.openxmlformats.org/drawingml/2006/main">
+              <a:graphicData uri="http://schemas.openxmlformats.org/drawingml/2006/picture">
+                <pic:pic xmlns:pic="http://schemas.openxmlformats.org/drawingml/2006/picture">
+                  <pic:nvPicPr>
+                    <pic:cNvPr id="0" name="" descr=""/>
+                    <pic:cNvPicPr>
+                      <a:picLocks noChangeAspect="1" noChangeArrowheads="1"/>
+                    </pic:cNvPicPr>
+                  </pic:nvPicPr>
+                  <pic:blipFill>
+                    <a:blip r:embed="rId10" cstate="none"/>
+                    <a:srcRect/>
+                    <a:stretch>
+                      <a:fillRect/>
+                    </a:stretch>
+                  </pic:blipFill>
+                  <pic:spPr bwMode="auto">
+                    <a:xfrm>
+                      <a:off x="0" y="0"/>
+                      <a:ext cx="5715000" cy="2543175"/>
+                    </a:xfrm>
+                    <a:prstGeom prst="rect">
+                      <a:avLst/>
+                    </a:prstGeom>
+                  </pic:spPr>
+                </pic:pic>
+              </a:graphicData>
+            </a:graphic>
+          </wp:inline>
+        </w:drawing>
+      </w:r>
+    </w:p>
+    <w:p>
+      <w:pPr>
+        <w:spacing w:after="240" w:line="480" w:lineRule="auto"/>
+      </w:pPr>
+      <w:r>
+        <w:rPr>
+          <w:rFonts w:ascii="Times New Roman" w:cs="Times New Roman" w:eastAsia="Times New Roman" w:hAnsi="Times New Roman"/>
+          <w:i/>
+          <w:iCs/>
+          <w:color w:val="000000"/>
+          <w:sz w:val="24"/>
+          <w:szCs w:val="24"/>
+        </w:rPr>
+        <w:t xml:space="preserve">Nota.</w:t>
+      </w:r>
+      <w:r>
+        <w:rPr>
+          <w:rFonts w:ascii="Times New Roman" w:cs="Times New Roman" w:eastAsia="Times New Roman" w:hAnsi="Times New Roman"/>
+          <w:color w:val="000000"/>
+          <w:sz w:val="24"/>
+          <w:szCs w:val="24"/>
+        </w:rPr>
+        <w:t xml:space="preserve"> Fuente: </w:t>
+      </w:r>
+      <w:r>
+        <w:rPr>
+          <w:rFonts w:ascii="Courier New" w:cs="Courier New" w:eastAsia="Courier New" w:hAnsi="Courier New"/>
+          <w:color w:val="000000"/>
+          <w:sz w:val="22"/>
+          <w:szCs w:val="22"/>
+        </w:rPr>
+        <w:t xml:space="preserve">docs/evidencias/informe-f3-modelos-prueba.png</w:t>
+      </w:r>
+      <w:r>
+        <w:rPr>
+          <w:rFonts w:ascii="Times New Roman" w:cs="Times New Roman" w:eastAsia="Times New Roman" w:hAnsi="Times New Roman"/>
+          <w:color w:val="000000"/>
+          <w:sz w:val="24"/>
+          <w:szCs w:val="24"/>
+        </w:rPr>
+        <w:t xml:space="preserve">.</w:t>
       </w:r>
     </w:p>
     <w:p>
@@ -29117,7 +29611,27 @@
           <w:sz w:val="24"/>
           <w:szCs w:val="24"/>
         </w:rPr>
-        <w:t xml:space="preserve"> de las predicciones agregadas y contando en cuántas el intervalo excluye el cero:</w:t>
+        <w:t xml:space="preserve"> de las predicciones agregadas y contando en cuántas el intervalo excluye el cero (</w:t>
+      </w:r>
+      <w:r>
+        <w:rPr>
+          <w:rFonts w:ascii="Times New Roman" w:cs="Times New Roman" w:eastAsia="Times New Roman" w:hAnsi="Times New Roman"/>
+          <w:b/>
+          <w:bCs/>
+          <w:color w:val="000000"/>
+          <w:sz w:val="24"/>
+          <w:szCs w:val="24"/>
+        </w:rPr>
+        <w:t xml:space="preserve">Figura 4</w:t>
+      </w:r>
+      <w:r>
+        <w:rPr>
+          <w:rFonts w:ascii="Times New Roman" w:cs="Times New Roman" w:eastAsia="Times New Roman" w:hAnsi="Times New Roman"/>
+          <w:color w:val="000000"/>
+          <w:sz w:val="24"/>
+          <w:szCs w:val="24"/>
+        </w:rPr>
+        <w:t xml:space="preserve">):</w:t>
       </w:r>
     </w:p>
     <w:p>

--- a/docs/entregas/semana-5/Caso 1 - Semana 5 - Informe final.docx
+++ b/docs/entregas/semana-5/Caso 1 - Semana 5 - Informe final.docx
@@ -3911,6 +3911,675 @@
           <w:szCs w:val="24"/>
         </w:rPr>
         <w:t xml:space="preserve">, y si aportan o no es una de las preguntas que el informe responde midiendo (secciones 2 y 6).</w:t>
+      </w:r>
+    </w:p>
+    <w:p>
+      <w:pPr>
+        <w:pStyle w:val="Heading2"/>
+        <w:keepNext/>
+        <w:spacing w:after="0" w:before="0" w:line="480" w:lineRule="auto"/>
+      </w:pPr>
+      <w:r>
+        <w:rPr>
+          <w:rFonts w:ascii="Times New Roman" w:cs="Times New Roman" w:eastAsia="Times New Roman" w:hAnsi="Times New Roman"/>
+          <w:b/>
+          <w:bCs/>
+          <w:i w:val="false"/>
+          <w:iCs w:val="false"/>
+          <w:color w:val="000000"/>
+          <w:sz w:val="24"/>
+          <w:szCs w:val="24"/>
+        </w:rPr>
+        <w:t xml:space="preserve">1.3 bis De dónde salen los datos, y qué hubo que limpiar</w:t>
+      </w:r>
+    </w:p>
+    <w:p>
+      <w:pPr>
+        <w:spacing w:after="0" w:line="480" w:lineRule="auto"/>
+        <w:ind w:firstLine="720"/>
+      </w:pPr>
+      <w:r>
+        <w:rPr>
+          <w:rFonts w:ascii="Times New Roman" w:cs="Times New Roman" w:eastAsia="Times New Roman" w:hAnsi="Times New Roman"/>
+          <w:color w:val="000000"/>
+          <w:sz w:val="24"/>
+          <w:szCs w:val="24"/>
+        </w:rPr>
+        <w:t xml:space="preserve">El caso pide documentar el proceso de diseño, y eso empieza antes del modelo.</w:t>
+      </w:r>
+    </w:p>
+    <w:p>
+      <w:pPr>
+        <w:spacing w:after="0" w:line="480" w:lineRule="auto"/>
+        <w:ind w:firstLine="720"/>
+      </w:pPr>
+      <w:r>
+        <w:rPr>
+          <w:rFonts w:ascii="Times New Roman" w:cs="Times New Roman" w:eastAsia="Times New Roman" w:hAnsi="Times New Roman"/>
+          <w:b/>
+          <w:bCs/>
+          <w:color w:val="000000"/>
+          <w:sz w:val="24"/>
+          <w:szCs w:val="24"/>
+        </w:rPr>
+        <w:t xml:space="preserve">Extracción.</w:t>
+      </w:r>
+      <w:r>
+        <w:rPr>
+          <w:rFonts w:ascii="Times New Roman" w:cs="Times New Roman" w:eastAsia="Times New Roman" w:hAnsi="Times New Roman"/>
+          <w:color w:val="000000"/>
+          <w:sz w:val="24"/>
+          <w:szCs w:val="24"/>
+        </w:rPr>
+        <w:t xml:space="preserve"> Los seis activos se descargan de una API pública, con velas de 4 horas, y se consolidan en un único panel alineado por instante. La consolidación es donde aparecen los problemas: cada activo tiene su propia fecha de inicio y sus propios huecos.</w:t>
+      </w:r>
+    </w:p>
+    <w:p>
+      <w:pPr>
+        <w:keepNext/>
+        <w:spacing w:after="0" w:before="240" w:line="480" w:lineRule="auto"/>
+      </w:pPr>
+      <w:r>
+        <w:rPr>
+          <w:rFonts w:ascii="Times New Roman" w:cs="Times New Roman" w:eastAsia="Times New Roman" w:hAnsi="Times New Roman"/>
+          <w:b/>
+          <w:bCs/>
+          <w:color w:val="000000"/>
+          <w:sz w:val="24"/>
+          <w:szCs w:val="24"/>
+        </w:rPr>
+        <w:t xml:space="preserve">Tabla 4</w:t>
+      </w:r>
+    </w:p>
+    <w:p>
+      <w:pPr>
+        <w:keepNext/>
+        <w:spacing w:after="60" w:line="480" w:lineRule="auto"/>
+      </w:pPr>
+      <w:r>
+        <w:rPr>
+          <w:rFonts w:ascii="Times New Roman" w:cs="Times New Roman" w:eastAsia="Times New Roman" w:hAnsi="Times New Roman"/>
+          <w:i/>
+          <w:iCs/>
+          <w:color w:val="000000"/>
+          <w:sz w:val="24"/>
+          <w:szCs w:val="24"/>
+        </w:rPr>
+        <w:t xml:space="preserve">Cobertura por activo antes de recortar al período común.</w:t>
+      </w:r>
+    </w:p>
+    <w:tbl>
+      <w:tblPr>
+        <w:tblW w:type="dxa" w:w="9360"/>
+        <w:tblBorders>
+          <w:top w:val="none"/>
+          <w:left w:val="none"/>
+          <w:bottom w:val="none"/>
+          <w:right w:val="none"/>
+          <w:insideH w:val="none"/>
+          <w:insideV w:val="none"/>
+        </w:tblBorders>
+      </w:tblPr>
+      <w:tblGrid>
+        <w:gridCol w:w="4680"/>
+        <w:gridCol w:w="4680"/>
+      </w:tblGrid>
+      <w:tr>
+        <w:trPr>
+          <w:tblHeader/>
+        </w:trPr>
+        <w:tc>
+          <w:tcPr>
+            <w:tcW w:type="dxa" w:w="4680"/>
+            <w:tcBorders>
+              <w:top w:val="single" w:color="000000" w:sz="6"/>
+              <w:left w:val="none"/>
+              <w:bottom w:val="single" w:color="000000" w:sz="6"/>
+              <w:right w:val="none"/>
+            </w:tcBorders>
+            <w:tcMar>
+              <w:top w:type="dxa" w:w="60"/>
+              <w:left w:type="dxa" w:w="100"/>
+              <w:bottom w:type="dxa" w:w="60"/>
+              <w:right w:type="dxa" w:w="100"/>
+            </w:tcMar>
+          </w:tcPr>
+          <w:p>
+            <w:pPr>
+              <w:spacing w:after="0" w:line="240" w:lineRule="auto"/>
+              <w:jc w:val="left"/>
+            </w:pPr>
+            <w:r>
+              <w:rPr>
+                <w:rFonts w:ascii="Times New Roman" w:cs="Times New Roman" w:eastAsia="Times New Roman" w:hAnsi="Times New Roman"/>
+                <w:color w:val="000000"/>
+                <w:sz w:val="22"/>
+                <w:szCs w:val="22"/>
+              </w:rPr>
+              <w:t xml:space="preserve">Activos</w:t>
+            </w:r>
+          </w:p>
+        </w:tc>
+        <w:tc>
+          <w:tcPr>
+            <w:tcW w:type="dxa" w:w="4680"/>
+            <w:tcBorders>
+              <w:top w:val="single" w:color="000000" w:sz="6"/>
+              <w:left w:val="none"/>
+              <w:bottom w:val="single" w:color="000000" w:sz="6"/>
+              <w:right w:val="none"/>
+            </w:tcBorders>
+            <w:tcMar>
+              <w:top w:type="dxa" w:w="60"/>
+              <w:left w:type="dxa" w:w="100"/>
+              <w:bottom w:type="dxa" w:w="60"/>
+              <w:right w:type="dxa" w:w="100"/>
+            </w:tcMar>
+          </w:tcPr>
+          <w:p>
+            <w:pPr>
+              <w:spacing w:after="0" w:line="240" w:lineRule="auto"/>
+              <w:jc w:val="center"/>
+            </w:pPr>
+            <w:r>
+              <w:rPr>
+                <w:rFonts w:ascii="Times New Roman" w:cs="Times New Roman" w:eastAsia="Times New Roman" w:hAnsi="Times New Roman"/>
+                <w:color w:val="000000"/>
+                <w:sz w:val="22"/>
+                <w:szCs w:val="22"/>
+              </w:rPr>
+              <w:t xml:space="preserve">6 — LTC (objetivo) más BTC, ETH, SOL, XRP, ADA</w:t>
+            </w:r>
+          </w:p>
+        </w:tc>
+      </w:tr>
+      <w:tr>
+        <w:tc>
+          <w:tcPr>
+            <w:tcW w:type="dxa" w:w="4680"/>
+            <w:tcBorders>
+              <w:top w:val="none"/>
+              <w:left w:val="none"/>
+              <w:bottom w:val="none"/>
+              <w:right w:val="none"/>
+            </w:tcBorders>
+            <w:tcMar>
+              <w:top w:type="dxa" w:w="60"/>
+              <w:left w:type="dxa" w:w="100"/>
+              <w:bottom w:type="dxa" w:w="60"/>
+              <w:right w:type="dxa" w:w="100"/>
+            </w:tcMar>
+          </w:tcPr>
+          <w:p>
+            <w:pPr>
+              <w:spacing w:after="0" w:line="240" w:lineRule="auto"/>
+              <w:jc w:val="left"/>
+            </w:pPr>
+            <w:r>
+              <w:rPr>
+                <w:rFonts w:ascii="Times New Roman" w:cs="Times New Roman" w:eastAsia="Times New Roman" w:hAnsi="Times New Roman"/>
+                <w:color w:val="000000"/>
+                <w:sz w:val="22"/>
+                <w:szCs w:val="22"/>
+              </w:rPr>
+              <w:t xml:space="preserve">Filas</w:t>
+            </w:r>
+          </w:p>
+        </w:tc>
+        <w:tc>
+          <w:tcPr>
+            <w:tcW w:type="dxa" w:w="4680"/>
+            <w:tcBorders>
+              <w:top w:val="none"/>
+              <w:left w:val="none"/>
+              <w:bottom w:val="none"/>
+              <w:right w:val="none"/>
+            </w:tcBorders>
+            <w:tcMar>
+              <w:top w:type="dxa" w:w="60"/>
+              <w:left w:type="dxa" w:w="100"/>
+              <w:bottom w:type="dxa" w:w="60"/>
+              <w:right w:type="dxa" w:w="100"/>
+            </w:tcMar>
+          </w:tcPr>
+          <w:p>
+            <w:pPr>
+              <w:spacing w:after="0" w:line="240" w:lineRule="auto"/>
+              <w:jc w:val="center"/>
+            </w:pPr>
+            <w:r>
+              <w:rPr>
+                <w:rFonts w:ascii="Times New Roman" w:cs="Times New Roman" w:eastAsia="Times New Roman" w:hAnsi="Times New Roman"/>
+                <w:b/>
+                <w:bCs/>
+                <w:color w:val="000000"/>
+                <w:sz w:val="22"/>
+                <w:szCs w:val="22"/>
+              </w:rPr>
+              <w:t xml:space="preserve">13 114</w:t>
+            </w:r>
+            <w:r>
+              <w:rPr>
+                <w:rFonts w:ascii="Times New Roman" w:cs="Times New Roman" w:eastAsia="Times New Roman" w:hAnsi="Times New Roman"/>
+                <w:color w:val="000000"/>
+                <w:sz w:val="22"/>
+                <w:szCs w:val="22"/>
+              </w:rPr>
+              <w:t xml:space="preserve"> velas de 4 horas</w:t>
+            </w:r>
+          </w:p>
+        </w:tc>
+      </w:tr>
+      <w:tr>
+        <w:tc>
+          <w:tcPr>
+            <w:tcW w:type="dxa" w:w="4680"/>
+            <w:tcBorders>
+              <w:top w:val="none"/>
+              <w:left w:val="none"/>
+              <w:bottom w:val="none"/>
+              <w:right w:val="none"/>
+            </w:tcBorders>
+            <w:tcMar>
+              <w:top w:type="dxa" w:w="60"/>
+              <w:left w:type="dxa" w:w="100"/>
+              <w:bottom w:type="dxa" w:w="60"/>
+              <w:right w:type="dxa" w:w="100"/>
+            </w:tcMar>
+          </w:tcPr>
+          <w:p>
+            <w:pPr>
+              <w:spacing w:after="0" w:line="240" w:lineRule="auto"/>
+              <w:jc w:val="left"/>
+            </w:pPr>
+            <w:r>
+              <w:rPr>
+                <w:rFonts w:ascii="Times New Roman" w:cs="Times New Roman" w:eastAsia="Times New Roman" w:hAnsi="Times New Roman"/>
+                <w:color w:val="000000"/>
+                <w:sz w:val="22"/>
+                <w:szCs w:val="22"/>
+              </w:rPr>
+              <w:t xml:space="preserve">Columnas del panel</w:t>
+            </w:r>
+          </w:p>
+        </w:tc>
+        <w:tc>
+          <w:tcPr>
+            <w:tcW w:type="dxa" w:w="4680"/>
+            <w:tcBorders>
+              <w:top w:val="none"/>
+              <w:left w:val="none"/>
+              <w:bottom w:val="none"/>
+              <w:right w:val="none"/>
+            </w:tcBorders>
+            <w:tcMar>
+              <w:top w:type="dxa" w:w="60"/>
+              <w:left w:type="dxa" w:w="100"/>
+              <w:bottom w:type="dxa" w:w="60"/>
+              <w:right w:type="dxa" w:w="100"/>
+            </w:tcMar>
+          </w:tcPr>
+          <w:p>
+            <w:pPr>
+              <w:spacing w:after="0" w:line="240" w:lineRule="auto"/>
+              <w:jc w:val="center"/>
+            </w:pPr>
+            <w:r>
+              <w:rPr>
+                <w:rFonts w:ascii="Times New Roman" w:cs="Times New Roman" w:eastAsia="Times New Roman" w:hAnsi="Times New Roman"/>
+                <w:b/>
+                <w:bCs/>
+                <w:color w:val="000000"/>
+                <w:sz w:val="22"/>
+                <w:szCs w:val="22"/>
+              </w:rPr>
+              <w:t xml:space="preserve">30</w:t>
+            </w:r>
+          </w:p>
+        </w:tc>
+      </w:tr>
+      <w:tr>
+        <w:tc>
+          <w:tcPr>
+            <w:tcW w:type="dxa" w:w="4680"/>
+            <w:tcBorders>
+              <w:top w:val="none"/>
+              <w:left w:val="none"/>
+              <w:bottom w:val="none"/>
+              <w:right w:val="none"/>
+            </w:tcBorders>
+            <w:tcMar>
+              <w:top w:type="dxa" w:w="60"/>
+              <w:left w:type="dxa" w:w="100"/>
+              <w:bottom w:type="dxa" w:w="60"/>
+              <w:right w:type="dxa" w:w="100"/>
+            </w:tcMar>
+          </w:tcPr>
+          <w:p>
+            <w:pPr>
+              <w:spacing w:after="0" w:line="240" w:lineRule="auto"/>
+              <w:jc w:val="left"/>
+            </w:pPr>
+            <w:r>
+              <w:rPr>
+                <w:rFonts w:ascii="Times New Roman" w:cs="Times New Roman" w:eastAsia="Times New Roman" w:hAnsi="Times New Roman"/>
+                <w:color w:val="000000"/>
+                <w:sz w:val="22"/>
+                <w:szCs w:val="22"/>
+              </w:rPr>
+              <w:t xml:space="preserve">Período</w:t>
+            </w:r>
+          </w:p>
+        </w:tc>
+        <w:tc>
+          <w:tcPr>
+            <w:tcW w:type="dxa" w:w="4680"/>
+            <w:tcBorders>
+              <w:top w:val="none"/>
+              <w:left w:val="none"/>
+              <w:bottom w:val="none"/>
+              <w:right w:val="none"/>
+            </w:tcBorders>
+            <w:tcMar>
+              <w:top w:type="dxa" w:w="60"/>
+              <w:left w:type="dxa" w:w="100"/>
+              <w:bottom w:type="dxa" w:w="60"/>
+              <w:right w:type="dxa" w:w="100"/>
+            </w:tcMar>
+          </w:tcPr>
+          <w:p>
+            <w:pPr>
+              <w:spacing w:after="0" w:line="240" w:lineRule="auto"/>
+              <w:jc w:val="center"/>
+            </w:pPr>
+            <w:r>
+              <w:rPr>
+                <w:rFonts w:ascii="Times New Roman" w:cs="Times New Roman" w:eastAsia="Times New Roman" w:hAnsi="Times New Roman"/>
+                <w:b/>
+                <w:bCs/>
+                <w:color w:val="000000"/>
+                <w:sz w:val="22"/>
+                <w:szCs w:val="22"/>
+              </w:rPr>
+              <w:t xml:space="preserve">11/08/2020</w:t>
+            </w:r>
+            <w:r>
+              <w:rPr>
+                <w:rFonts w:ascii="Times New Roman" w:cs="Times New Roman" w:eastAsia="Times New Roman" w:hAnsi="Times New Roman"/>
+                <w:color w:val="000000"/>
+                <w:sz w:val="22"/>
+                <w:szCs w:val="22"/>
+              </w:rPr>
+              <w:t xml:space="preserve"> a </w:t>
+            </w:r>
+            <w:r>
+              <w:rPr>
+                <w:rFonts w:ascii="Times New Roman" w:cs="Times New Roman" w:eastAsia="Times New Roman" w:hAnsi="Times New Roman"/>
+                <w:b/>
+                <w:bCs/>
+                <w:color w:val="000000"/>
+                <w:sz w:val="22"/>
+                <w:szCs w:val="22"/>
+              </w:rPr>
+              <w:t xml:space="preserve">05/08/2026</w:t>
+            </w:r>
+          </w:p>
+        </w:tc>
+      </w:tr>
+      <w:tr>
+        <w:tc>
+          <w:tcPr>
+            <w:tcW w:type="dxa" w:w="4680"/>
+            <w:tcBorders>
+              <w:top w:val="none"/>
+              <w:left w:val="none"/>
+              <w:bottom w:val="single" w:color="000000" w:sz="6"/>
+              <w:right w:val="none"/>
+            </w:tcBorders>
+            <w:tcMar>
+              <w:top w:type="dxa" w:w="60"/>
+              <w:left w:type="dxa" w:w="100"/>
+              <w:bottom w:type="dxa" w:w="60"/>
+              <w:right w:type="dxa" w:w="100"/>
+            </w:tcMar>
+          </w:tcPr>
+          <w:p>
+            <w:pPr>
+              <w:spacing w:after="0" w:line="240" w:lineRule="auto"/>
+              <w:jc w:val="left"/>
+            </w:pPr>
+            <w:r>
+              <w:rPr>
+                <w:rFonts w:ascii="Times New Roman" w:cs="Times New Roman" w:eastAsia="Times New Roman" w:hAnsi="Times New Roman"/>
+                <w:color w:val="000000"/>
+                <w:sz w:val="22"/>
+                <w:szCs w:val="22"/>
+              </w:rPr>
+              <w:t xml:space="preserve">Características construidas</w:t>
+            </w:r>
+          </w:p>
+        </w:tc>
+        <w:tc>
+          <w:tcPr>
+            <w:tcW w:type="dxa" w:w="4680"/>
+            <w:tcBorders>
+              <w:top w:val="none"/>
+              <w:left w:val="none"/>
+              <w:bottom w:val="single" w:color="000000" w:sz="6"/>
+              <w:right w:val="none"/>
+            </w:tcBorders>
+            <w:tcMar>
+              <w:top w:type="dxa" w:w="60"/>
+              <w:left w:type="dxa" w:w="100"/>
+              <w:bottom w:type="dxa" w:w="60"/>
+              <w:right w:type="dxa" w:w="100"/>
+            </w:tcMar>
+          </w:tcPr>
+          <w:p>
+            <w:pPr>
+              <w:spacing w:after="0" w:line="240" w:lineRule="auto"/>
+              <w:jc w:val="center"/>
+            </w:pPr>
+            <w:r>
+              <w:rPr>
+                <w:rFonts w:ascii="Times New Roman" w:cs="Times New Roman" w:eastAsia="Times New Roman" w:hAnsi="Times New Roman"/>
+                <w:b/>
+                <w:bCs/>
+                <w:color w:val="000000"/>
+                <w:sz w:val="22"/>
+                <w:szCs w:val="22"/>
+              </w:rPr>
+              <w:t xml:space="preserve">63</w:t>
+            </w:r>
+            <w:r>
+              <w:rPr>
+                <w:rFonts w:ascii="Times New Roman" w:cs="Times New Roman" w:eastAsia="Times New Roman" w:hAnsi="Times New Roman"/>
+                <w:color w:val="000000"/>
+                <w:sz w:val="22"/>
+                <w:szCs w:val="22"/>
+              </w:rPr>
+              <w:t xml:space="preserve"> (sección 2)</w:t>
+            </w:r>
+          </w:p>
+        </w:tc>
+      </w:tr>
+    </w:tbl>
+    <w:p>
+      <w:pPr>
+        <w:spacing w:after="240"/>
+      </w:pPr>
+    </w:p>
+    <w:p>
+      <w:pPr>
+        <w:spacing w:after="0" w:line="480" w:lineRule="auto"/>
+        <w:ind w:firstLine="720"/>
+      </w:pPr>
+      <w:r>
+        <w:rPr>
+          <w:rFonts w:ascii="Times New Roman" w:cs="Times New Roman" w:eastAsia="Times New Roman" w:hAnsi="Times New Roman"/>
+          <w:b/>
+          <w:bCs/>
+          <w:color w:val="000000"/>
+          <w:sz w:val="24"/>
+          <w:szCs w:val="24"/>
+        </w:rPr>
+        <w:t xml:space="preserve">Dos cosas se deciden aquí, y las dos condicionan todo lo demás.</w:t>
+      </w:r>
+    </w:p>
+    <w:p>
+      <w:pPr>
+        <w:spacing w:after="0" w:line="480" w:lineRule="auto"/>
+        <w:ind w:firstLine="720"/>
+      </w:pPr>
+      <w:r>
+        <w:rPr>
+          <w:rFonts w:ascii="Times New Roman" w:cs="Times New Roman" w:eastAsia="Times New Roman" w:hAnsi="Times New Roman"/>
+          <w:b/>
+          <w:bCs/>
+          <w:color w:val="000000"/>
+          <w:sz w:val="24"/>
+          <w:szCs w:val="24"/>
+        </w:rPr>
+        <w:t xml:space="preserve">Solana acota el período común.</w:t>
+      </w:r>
+      <w:r>
+        <w:rPr>
+          <w:rFonts w:ascii="Times New Roman" w:cs="Times New Roman" w:eastAsia="Times New Roman" w:hAnsi="Times New Roman"/>
+          <w:color w:val="000000"/>
+          <w:sz w:val="24"/>
+          <w:szCs w:val="24"/>
+        </w:rPr>
+        <w:t xml:space="preserve"> Es el activo con menos historia —empieza en agosto de 2020— y el panel multivariante no puede empezar antes de que existan las seis series. Eso deja </w:t>
+      </w:r>
+      <w:r>
+        <w:rPr>
+          <w:rFonts w:ascii="Times New Roman" w:cs="Times New Roman" w:eastAsia="Times New Roman" w:hAnsi="Times New Roman"/>
+          <w:b/>
+          <w:bCs/>
+          <w:color w:val="000000"/>
+          <w:sz w:val="24"/>
+          <w:szCs w:val="24"/>
+        </w:rPr>
+        <w:t xml:space="preserve">13 114 velas</w:t>
+      </w:r>
+      <w:r>
+        <w:rPr>
+          <w:rFonts w:ascii="Times New Roman" w:cs="Times New Roman" w:eastAsia="Times New Roman" w:hAnsi="Times New Roman"/>
+          <w:color w:val="000000"/>
+          <w:sz w:val="24"/>
+          <w:szCs w:val="24"/>
+        </w:rPr>
+        <w:t xml:space="preserve"> en vez de las 19 654 que tendría BTC solo. Es el precio de que el problema sea multivariante, y el enunciado lo pide multivariante.</w:t>
+      </w:r>
+    </w:p>
+    <w:p>
+      <w:pPr>
+        <w:spacing w:after="0" w:line="480" w:lineRule="auto"/>
+        <w:ind w:firstLine="720"/>
+      </w:pPr>
+      <w:r>
+        <w:rPr>
+          <w:rFonts w:ascii="Times New Roman" w:cs="Times New Roman" w:eastAsia="Times New Roman" w:hAnsi="Times New Roman"/>
+          <w:b/>
+          <w:bCs/>
+          <w:color w:val="000000"/>
+          <w:sz w:val="24"/>
+          <w:szCs w:val="24"/>
+        </w:rPr>
+        <w:t xml:space="preserve">Los huecos se descartan, no se rellenan.</w:t>
+      </w:r>
+      <w:r>
+        <w:rPr>
+          <w:rFonts w:ascii="Times New Roman" w:cs="Times New Roman" w:eastAsia="Times New Roman" w:hAnsi="Times New Roman"/>
+          <w:color w:val="000000"/>
+          <w:sz w:val="24"/>
+          <w:szCs w:val="24"/>
+        </w:rPr>
+        <w:t xml:space="preserve"> Entre 9 y 16 velas faltan por activo. Rellenarlas por interpolación crearía precios que nunca existieron, y sobre esos precios el etiquetador declararía máximos y mínimos </w:t>
+      </w:r>
+      <w:r>
+        <w:rPr>
+          <w:rFonts w:ascii="Times New Roman" w:cs="Times New Roman" w:eastAsia="Times New Roman" w:hAnsi="Times New Roman"/>
+          <w:b/>
+          <w:bCs/>
+          <w:color w:val="000000"/>
+          <w:sz w:val="24"/>
+          <w:szCs w:val="24"/>
+        </w:rPr>
+        <w:t xml:space="preserve">inventados</w:t>
+      </w:r>
+      <w:r>
+        <w:rPr>
+          <w:rFonts w:ascii="Times New Roman" w:cs="Times New Roman" w:eastAsia="Times New Roman" w:hAnsi="Times New Roman"/>
+          <w:color w:val="000000"/>
+          <w:sz w:val="24"/>
+          <w:szCs w:val="24"/>
+        </w:rPr>
+        <w:t xml:space="preserve">. En una serie donde la etiqueta se define por comparación con los vecinos, un valor interpolado no es un dato con ruido: es un vecino falso. Se descarta el instante completo en los seis activos, para que el panel siga alineado.</w:t>
+      </w:r>
+    </w:p>
+    <w:p>
+      <w:pPr>
+        <w:spacing w:after="0" w:line="480" w:lineRule="auto"/>
+        <w:ind w:firstLine="720"/>
+      </w:pPr>
+      <w:r>
+        <w:rPr>
+          <w:rFonts w:ascii="Times New Roman" w:cs="Times New Roman" w:eastAsia="Times New Roman" w:hAnsi="Times New Roman"/>
+          <w:b/>
+          <w:bCs/>
+          <w:color w:val="000000"/>
+          <w:sz w:val="24"/>
+          <w:szCs w:val="24"/>
+        </w:rPr>
+        <w:t xml:space="preserve">Y quedan 30 filas con algún nulo</w:t>
+      </w:r>
+      <w:r>
+        <w:rPr>
+          <w:rFonts w:ascii="Times New Roman" w:cs="Times New Roman" w:eastAsia="Times New Roman" w:hAnsi="Times New Roman"/>
+          <w:color w:val="000000"/>
+          <w:sz w:val="24"/>
+          <w:szCs w:val="24"/>
+        </w:rPr>
+        <w:t xml:space="preserve"> después de construir las características, todas al principio de la serie: son las que no tienen suficiente historia hacia atrás para calcular una media móvil de 30 velas o una correlación de 30. El arnés las excluye por </w:t>
+      </w:r>
+      <w:r>
+        <w:rPr>
+          <w:rFonts w:ascii="Courier New" w:cs="Courier New" w:eastAsia="Courier New" w:hAnsi="Courier New"/>
+          <w:color w:val="000000"/>
+          <w:sz w:val="22"/>
+          <w:szCs w:val="22"/>
+        </w:rPr>
+        <w:t xml:space="preserve">y.notna()</w:t>
+      </w:r>
+      <w:r>
+        <w:rPr>
+          <w:rFonts w:ascii="Times New Roman" w:cs="Times New Roman" w:eastAsia="Times New Roman" w:hAnsi="Times New Roman"/>
+          <w:color w:val="000000"/>
+          <w:sz w:val="24"/>
+          <w:szCs w:val="24"/>
+        </w:rPr>
+        <w:t xml:space="preserve">, y el imputador de la mediana del modelo se calcula </w:t>
+      </w:r>
+      <w:r>
+        <w:rPr>
+          <w:rFonts w:ascii="Times New Roman" w:cs="Times New Roman" w:eastAsia="Times New Roman" w:hAnsi="Times New Roman"/>
+          <w:b/>
+          <w:bCs/>
+          <w:color w:val="000000"/>
+          <w:sz w:val="24"/>
+          <w:szCs w:val="24"/>
+        </w:rPr>
+        <w:t xml:space="preserve">solo con las filas de entrenamiento</w:t>
+      </w:r>
+      <w:r>
+        <w:rPr>
+          <w:rFonts w:ascii="Times New Roman" w:cs="Times New Roman" w:eastAsia="Times New Roman" w:hAnsi="Times New Roman"/>
+          <w:color w:val="000000"/>
+          <w:sz w:val="24"/>
+          <w:szCs w:val="24"/>
+        </w:rPr>
+        <w:t xml:space="preserve">, para que no haya fuga.</w:t>
       </w:r>
     </w:p>
     <w:p>
@@ -4327,7 +4996,7 @@
           <w:sz w:val="24"/>
           <w:szCs w:val="24"/>
         </w:rPr>
-        <w:t xml:space="preserve">Tabla 4</w:t>
+        <w:t xml:space="preserve">Tabla 5</w:t>
       </w:r>
     </w:p>
     <w:p>
@@ -4345,3647 +5014,6 @@
           <w:szCs w:val="24"/>
         </w:rPr>
         <w:t xml:space="preserve">La partición del panel de 13 114 velas.</w:t>
-      </w:r>
-    </w:p>
-    <w:tbl>
-      <w:tblPr>
-        <w:tblW w:type="dxa" w:w="9360"/>
-        <w:tblBorders>
-          <w:top w:val="none"/>
-          <w:left w:val="none"/>
-          <w:bottom w:val="none"/>
-          <w:right w:val="none"/>
-          <w:insideH w:val="none"/>
-          <w:insideV w:val="none"/>
-        </w:tblBorders>
-      </w:tblPr>
-      <w:tblGrid>
-        <w:gridCol w:w="4680"/>
-        <w:gridCol w:w="4680"/>
-      </w:tblGrid>
-      <w:tr>
-        <w:trPr>
-          <w:tblHeader/>
-        </w:trPr>
-        <w:tc>
-          <w:tcPr>
-            <w:tcW w:type="dxa" w:w="4680"/>
-            <w:tcBorders>
-              <w:top w:val="single" w:color="000000" w:sz="6"/>
-              <w:left w:val="none"/>
-              <w:bottom w:val="single" w:color="000000" w:sz="6"/>
-              <w:right w:val="none"/>
-            </w:tcBorders>
-            <w:tcMar>
-              <w:top w:type="dxa" w:w="60"/>
-              <w:left w:type="dxa" w:w="100"/>
-              <w:bottom w:type="dxa" w:w="60"/>
-              <w:right w:type="dxa" w:w="100"/>
-            </w:tcMar>
-          </w:tcPr>
-          <w:p>
-            <w:pPr>
-              <w:spacing w:after="0" w:line="240" w:lineRule="auto"/>
-              <w:jc w:val="left"/>
-            </w:pPr>
-            <w:r>
-              <w:rPr>
-                <w:rFonts w:ascii="Times New Roman" w:cs="Times New Roman" w:eastAsia="Times New Roman" w:hAnsi="Times New Roman"/>
-                <w:color w:val="000000"/>
-                <w:sz w:val="22"/>
-                <w:szCs w:val="22"/>
-              </w:rPr>
-              <w:t xml:space="preserve">Activos</w:t>
-            </w:r>
-          </w:p>
-        </w:tc>
-        <w:tc>
-          <w:tcPr>
-            <w:tcW w:type="dxa" w:w="4680"/>
-            <w:tcBorders>
-              <w:top w:val="single" w:color="000000" w:sz="6"/>
-              <w:left w:val="none"/>
-              <w:bottom w:val="single" w:color="000000" w:sz="6"/>
-              <w:right w:val="none"/>
-            </w:tcBorders>
-            <w:tcMar>
-              <w:top w:type="dxa" w:w="60"/>
-              <w:left w:type="dxa" w:w="100"/>
-              <w:bottom w:type="dxa" w:w="60"/>
-              <w:right w:type="dxa" w:w="100"/>
-            </w:tcMar>
-          </w:tcPr>
-          <w:p>
-            <w:pPr>
-              <w:spacing w:after="0" w:line="240" w:lineRule="auto"/>
-              <w:jc w:val="center"/>
-            </w:pPr>
-            <w:r>
-              <w:rPr>
-                <w:rFonts w:ascii="Times New Roman" w:cs="Times New Roman" w:eastAsia="Times New Roman" w:hAnsi="Times New Roman"/>
-                <w:color w:val="000000"/>
-                <w:sz w:val="22"/>
-                <w:szCs w:val="22"/>
-              </w:rPr>
-              <w:t xml:space="preserve">6 — LTC (objetivo) más BTC, ETH, SOL, XRP, ADA</w:t>
-            </w:r>
-          </w:p>
-        </w:tc>
-      </w:tr>
-      <w:tr>
-        <w:tc>
-          <w:tcPr>
-            <w:tcW w:type="dxa" w:w="4680"/>
-            <w:tcBorders>
-              <w:top w:val="none"/>
-              <w:left w:val="none"/>
-              <w:bottom w:val="none"/>
-              <w:right w:val="none"/>
-            </w:tcBorders>
-            <w:tcMar>
-              <w:top w:type="dxa" w:w="60"/>
-              <w:left w:type="dxa" w:w="100"/>
-              <w:bottom w:type="dxa" w:w="60"/>
-              <w:right w:type="dxa" w:w="100"/>
-            </w:tcMar>
-          </w:tcPr>
-          <w:p>
-            <w:pPr>
-              <w:spacing w:after="0" w:line="240" w:lineRule="auto"/>
-              <w:jc w:val="left"/>
-            </w:pPr>
-            <w:r>
-              <w:rPr>
-                <w:rFonts w:ascii="Times New Roman" w:cs="Times New Roman" w:eastAsia="Times New Roman" w:hAnsi="Times New Roman"/>
-                <w:color w:val="000000"/>
-                <w:sz w:val="22"/>
-                <w:szCs w:val="22"/>
-              </w:rPr>
-              <w:t xml:space="preserve">Filas</w:t>
-            </w:r>
-          </w:p>
-        </w:tc>
-        <w:tc>
-          <w:tcPr>
-            <w:tcW w:type="dxa" w:w="4680"/>
-            <w:tcBorders>
-              <w:top w:val="none"/>
-              <w:left w:val="none"/>
-              <w:bottom w:val="none"/>
-              <w:right w:val="none"/>
-            </w:tcBorders>
-            <w:tcMar>
-              <w:top w:type="dxa" w:w="60"/>
-              <w:left w:type="dxa" w:w="100"/>
-              <w:bottom w:type="dxa" w:w="60"/>
-              <w:right w:type="dxa" w:w="100"/>
-            </w:tcMar>
-          </w:tcPr>
-          <w:p>
-            <w:pPr>
-              <w:spacing w:after="0" w:line="240" w:lineRule="auto"/>
-              <w:jc w:val="center"/>
-            </w:pPr>
-            <w:r>
-              <w:rPr>
-                <w:rFonts w:ascii="Times New Roman" w:cs="Times New Roman" w:eastAsia="Times New Roman" w:hAnsi="Times New Roman"/>
-                <w:b/>
-                <w:bCs/>
-                <w:color w:val="000000"/>
-                <w:sz w:val="22"/>
-                <w:szCs w:val="22"/>
-              </w:rPr>
-              <w:t xml:space="preserve">13 114</w:t>
-            </w:r>
-            <w:r>
-              <w:rPr>
-                <w:rFonts w:ascii="Times New Roman" w:cs="Times New Roman" w:eastAsia="Times New Roman" w:hAnsi="Times New Roman"/>
-                <w:color w:val="000000"/>
-                <w:sz w:val="22"/>
-                <w:szCs w:val="22"/>
-              </w:rPr>
-              <w:t xml:space="preserve"> velas de 4 horas</w:t>
-            </w:r>
-          </w:p>
-        </w:tc>
-      </w:tr>
-      <w:tr>
-        <w:tc>
-          <w:tcPr>
-            <w:tcW w:type="dxa" w:w="4680"/>
-            <w:tcBorders>
-              <w:top w:val="none"/>
-              <w:left w:val="none"/>
-              <w:bottom w:val="none"/>
-              <w:right w:val="none"/>
-            </w:tcBorders>
-            <w:tcMar>
-              <w:top w:type="dxa" w:w="60"/>
-              <w:left w:type="dxa" w:w="100"/>
-              <w:bottom w:type="dxa" w:w="60"/>
-              <w:right w:type="dxa" w:w="100"/>
-            </w:tcMar>
-          </w:tcPr>
-          <w:p>
-            <w:pPr>
-              <w:spacing w:after="0" w:line="240" w:lineRule="auto"/>
-              <w:jc w:val="left"/>
-            </w:pPr>
-            <w:r>
-              <w:rPr>
-                <w:rFonts w:ascii="Times New Roman" w:cs="Times New Roman" w:eastAsia="Times New Roman" w:hAnsi="Times New Roman"/>
-                <w:color w:val="000000"/>
-                <w:sz w:val="22"/>
-                <w:szCs w:val="22"/>
-              </w:rPr>
-              <w:t xml:space="preserve">Columnas del panel</w:t>
-            </w:r>
-          </w:p>
-        </w:tc>
-        <w:tc>
-          <w:tcPr>
-            <w:tcW w:type="dxa" w:w="4680"/>
-            <w:tcBorders>
-              <w:top w:val="none"/>
-              <w:left w:val="none"/>
-              <w:bottom w:val="none"/>
-              <w:right w:val="none"/>
-            </w:tcBorders>
-            <w:tcMar>
-              <w:top w:type="dxa" w:w="60"/>
-              <w:left w:type="dxa" w:w="100"/>
-              <w:bottom w:type="dxa" w:w="60"/>
-              <w:right w:type="dxa" w:w="100"/>
-            </w:tcMar>
-          </w:tcPr>
-          <w:p>
-            <w:pPr>
-              <w:spacing w:after="0" w:line="240" w:lineRule="auto"/>
-              <w:jc w:val="center"/>
-            </w:pPr>
-            <w:r>
-              <w:rPr>
-                <w:rFonts w:ascii="Times New Roman" w:cs="Times New Roman" w:eastAsia="Times New Roman" w:hAnsi="Times New Roman"/>
-                <w:b/>
-                <w:bCs/>
-                <w:color w:val="000000"/>
-                <w:sz w:val="22"/>
-                <w:szCs w:val="22"/>
-              </w:rPr>
-              <w:t xml:space="preserve">30</w:t>
-            </w:r>
-          </w:p>
-        </w:tc>
-      </w:tr>
-      <w:tr>
-        <w:tc>
-          <w:tcPr>
-            <w:tcW w:type="dxa" w:w="4680"/>
-            <w:tcBorders>
-              <w:top w:val="none"/>
-              <w:left w:val="none"/>
-              <w:bottom w:val="none"/>
-              <w:right w:val="none"/>
-            </w:tcBorders>
-            <w:tcMar>
-              <w:top w:type="dxa" w:w="60"/>
-              <w:left w:type="dxa" w:w="100"/>
-              <w:bottom w:type="dxa" w:w="60"/>
-              <w:right w:type="dxa" w:w="100"/>
-            </w:tcMar>
-          </w:tcPr>
-          <w:p>
-            <w:pPr>
-              <w:spacing w:after="0" w:line="240" w:lineRule="auto"/>
-              <w:jc w:val="left"/>
-            </w:pPr>
-            <w:r>
-              <w:rPr>
-                <w:rFonts w:ascii="Times New Roman" w:cs="Times New Roman" w:eastAsia="Times New Roman" w:hAnsi="Times New Roman"/>
-                <w:color w:val="000000"/>
-                <w:sz w:val="22"/>
-                <w:szCs w:val="22"/>
-              </w:rPr>
-              <w:t xml:space="preserve">Período</w:t>
-            </w:r>
-          </w:p>
-        </w:tc>
-        <w:tc>
-          <w:tcPr>
-            <w:tcW w:type="dxa" w:w="4680"/>
-            <w:tcBorders>
-              <w:top w:val="none"/>
-              <w:left w:val="none"/>
-              <w:bottom w:val="none"/>
-              <w:right w:val="none"/>
-            </w:tcBorders>
-            <w:tcMar>
-              <w:top w:type="dxa" w:w="60"/>
-              <w:left w:type="dxa" w:w="100"/>
-              <w:bottom w:type="dxa" w:w="60"/>
-              <w:right w:type="dxa" w:w="100"/>
-            </w:tcMar>
-          </w:tcPr>
-          <w:p>
-            <w:pPr>
-              <w:spacing w:after="0" w:line="240" w:lineRule="auto"/>
-              <w:jc w:val="center"/>
-            </w:pPr>
-            <w:r>
-              <w:rPr>
-                <w:rFonts w:ascii="Times New Roman" w:cs="Times New Roman" w:eastAsia="Times New Roman" w:hAnsi="Times New Roman"/>
-                <w:b/>
-                <w:bCs/>
-                <w:color w:val="000000"/>
-                <w:sz w:val="22"/>
-                <w:szCs w:val="22"/>
-              </w:rPr>
-              <w:t xml:space="preserve">11/08/2020</w:t>
-            </w:r>
-            <w:r>
-              <w:rPr>
-                <w:rFonts w:ascii="Times New Roman" w:cs="Times New Roman" w:eastAsia="Times New Roman" w:hAnsi="Times New Roman"/>
-                <w:color w:val="000000"/>
-                <w:sz w:val="22"/>
-                <w:szCs w:val="22"/>
-              </w:rPr>
-              <w:t xml:space="preserve"> a </w:t>
-            </w:r>
-            <w:r>
-              <w:rPr>
-                <w:rFonts w:ascii="Times New Roman" w:cs="Times New Roman" w:eastAsia="Times New Roman" w:hAnsi="Times New Roman"/>
-                <w:b/>
-                <w:bCs/>
-                <w:color w:val="000000"/>
-                <w:sz w:val="22"/>
-                <w:szCs w:val="22"/>
-              </w:rPr>
-              <w:t xml:space="preserve">05/08/2026</w:t>
-            </w:r>
-          </w:p>
-        </w:tc>
-      </w:tr>
-      <w:tr>
-        <w:tc>
-          <w:tcPr>
-            <w:tcW w:type="dxa" w:w="4680"/>
-            <w:tcBorders>
-              <w:top w:val="none"/>
-              <w:left w:val="none"/>
-              <w:bottom w:val="single" w:color="000000" w:sz="6"/>
-              <w:right w:val="none"/>
-            </w:tcBorders>
-            <w:tcMar>
-              <w:top w:type="dxa" w:w="60"/>
-              <w:left w:type="dxa" w:w="100"/>
-              <w:bottom w:type="dxa" w:w="60"/>
-              <w:right w:type="dxa" w:w="100"/>
-            </w:tcMar>
-          </w:tcPr>
-          <w:p>
-            <w:pPr>
-              <w:spacing w:after="0" w:line="240" w:lineRule="auto"/>
-              <w:jc w:val="left"/>
-            </w:pPr>
-            <w:r>
-              <w:rPr>
-                <w:rFonts w:ascii="Times New Roman" w:cs="Times New Roman" w:eastAsia="Times New Roman" w:hAnsi="Times New Roman"/>
-                <w:color w:val="000000"/>
-                <w:sz w:val="22"/>
-                <w:szCs w:val="22"/>
-              </w:rPr>
-              <w:t xml:space="preserve">Características construidas</w:t>
-            </w:r>
-          </w:p>
-        </w:tc>
-        <w:tc>
-          <w:tcPr>
-            <w:tcW w:type="dxa" w:w="4680"/>
-            <w:tcBorders>
-              <w:top w:val="none"/>
-              <w:left w:val="none"/>
-              <w:bottom w:val="single" w:color="000000" w:sz="6"/>
-              <w:right w:val="none"/>
-            </w:tcBorders>
-            <w:tcMar>
-              <w:top w:type="dxa" w:w="60"/>
-              <w:left w:type="dxa" w:w="100"/>
-              <w:bottom w:type="dxa" w:w="60"/>
-              <w:right w:type="dxa" w:w="100"/>
-            </w:tcMar>
-          </w:tcPr>
-          <w:p>
-            <w:pPr>
-              <w:spacing w:after="0" w:line="240" w:lineRule="auto"/>
-              <w:jc w:val="center"/>
-            </w:pPr>
-            <w:r>
-              <w:rPr>
-                <w:rFonts w:ascii="Times New Roman" w:cs="Times New Roman" w:eastAsia="Times New Roman" w:hAnsi="Times New Roman"/>
-                <w:b/>
-                <w:bCs/>
-                <w:color w:val="000000"/>
-                <w:sz w:val="22"/>
-                <w:szCs w:val="22"/>
-              </w:rPr>
-              <w:t xml:space="preserve">63</w:t>
-            </w:r>
-            <w:r>
-              <w:rPr>
-                <w:rFonts w:ascii="Times New Roman" w:cs="Times New Roman" w:eastAsia="Times New Roman" w:hAnsi="Times New Roman"/>
-                <w:color w:val="000000"/>
-                <w:sz w:val="22"/>
-                <w:szCs w:val="22"/>
-              </w:rPr>
-              <w:t xml:space="preserve"> (sección 2)</w:t>
-            </w:r>
-          </w:p>
-        </w:tc>
-      </w:tr>
-    </w:tbl>
-    <w:p>
-      <w:pPr>
-        <w:spacing w:after="240"/>
-      </w:pPr>
-    </w:p>
-    <w:p>
-      <w:pPr>
-        <w:spacing w:after="0" w:line="480" w:lineRule="auto"/>
-        <w:ind w:firstLine="720"/>
-      </w:pPr>
-      <w:r>
-        <w:rPr>
-          <w:rFonts w:ascii="Times New Roman" w:cs="Times New Roman" w:eastAsia="Times New Roman" w:hAnsi="Times New Roman"/>
-          <w:color w:val="000000"/>
-          <w:sz w:val="24"/>
-          <w:szCs w:val="24"/>
-        </w:rPr>
-        <w:t xml:space="preserve">El costo del embargo son 16 velas de 13 114 — </w:t>
-      </w:r>
-      <w:r>
-        <w:rPr>
-          <w:rFonts w:ascii="Times New Roman" w:cs="Times New Roman" w:eastAsia="Times New Roman" w:hAnsi="Times New Roman"/>
-          <w:b/>
-          <w:bCs/>
-          <w:color w:val="000000"/>
-          <w:sz w:val="24"/>
-          <w:szCs w:val="24"/>
-        </w:rPr>
-        <w:t xml:space="preserve">poco más de una décima de por ciento</w:t>
-      </w:r>
-      <w:r>
-        <w:rPr>
-          <w:rFonts w:ascii="Times New Roman" w:cs="Times New Roman" w:eastAsia="Times New Roman" w:hAnsi="Times New Roman"/>
-          <w:color w:val="000000"/>
-          <w:sz w:val="24"/>
-          <w:szCs w:val="24"/>
-        </w:rPr>
-        <w:t xml:space="preserve">. Es barato comparado con lo que evita.</w:t>
-      </w:r>
-    </w:p>
-    <w:p>
-      <w:pPr>
-        <w:pStyle w:val="Heading2"/>
-        <w:keepNext/>
-        <w:spacing w:after="0" w:before="0" w:line="480" w:lineRule="auto"/>
-      </w:pPr>
-      <w:r>
-        <w:rPr>
-          <w:rFonts w:ascii="Times New Roman" w:cs="Times New Roman" w:eastAsia="Times New Roman" w:hAnsi="Times New Roman"/>
-          <w:b/>
-          <w:bCs/>
-          <w:i w:val="false"/>
-          <w:iCs w:val="false"/>
-          <w:color w:val="000000"/>
-          <w:sz w:val="24"/>
-          <w:szCs w:val="24"/>
-        </w:rPr>
-        <w:t xml:space="preserve">1.5 El bloque de prueba se toca una vez, y eso es comprobable</w:t>
-      </w:r>
-    </w:p>
-    <w:p>
-      <w:pPr>
-        <w:spacing w:after="0" w:line="480" w:lineRule="auto"/>
-        <w:ind w:firstLine="720"/>
-      </w:pPr>
-      <w:r>
-        <w:rPr>
-          <w:rFonts w:ascii="Times New Roman" w:cs="Times New Roman" w:eastAsia="Times New Roman" w:hAnsi="Times New Roman"/>
-          <w:color w:val="000000"/>
-          <w:sz w:val="24"/>
-          <w:szCs w:val="24"/>
-        </w:rPr>
-        <w:t xml:space="preserve">El bloque de prueba no se mira mientras se toman decisiones. Es la regla más fácil de romper sin querer: basta correr el experimento «para ver cómo va» y ya está gastado, porque todo criterio que se elija después está contaminado por haber visto el número.</w:t>
-      </w:r>
-    </w:p>
-    <w:p>
-      <w:pPr>
-        <w:spacing w:after="0" w:line="480" w:lineRule="auto"/>
-        <w:ind w:firstLine="720"/>
-      </w:pPr>
-      <w:r>
-        <w:rPr>
-          <w:rFonts w:ascii="Times New Roman" w:cs="Times New Roman" w:eastAsia="Times New Roman" w:hAnsi="Times New Roman"/>
-          <w:color w:val="000000"/>
-          <w:sz w:val="24"/>
-          <w:szCs w:val="24"/>
-        </w:rPr>
-        <w:t xml:space="preserve">La D18 lo prohíbe. Pero una prohibición escrita solo se puede verificar leyendo el historial y confiando en que nadie corrió nada por fuera — o sea, no se verifica nunca.</w:t>
-      </w:r>
-    </w:p>
-    <w:p>
-      <w:pPr>
-        <w:spacing w:after="0" w:line="480" w:lineRule="auto"/>
-        <w:ind w:firstLine="720"/>
-      </w:pPr>
-      <w:r>
-        <w:rPr>
-          <w:rFonts w:ascii="Times New Roman" w:cs="Times New Roman" w:eastAsia="Times New Roman" w:hAnsi="Times New Roman"/>
-          <w:color w:val="000000"/>
-          <w:sz w:val="24"/>
-          <w:szCs w:val="24"/>
-        </w:rPr>
-        <w:t xml:space="preserve">Por eso existe un </w:t>
-      </w:r>
-      <w:r>
-        <w:rPr>
-          <w:rFonts w:ascii="Times New Roman" w:cs="Times New Roman" w:eastAsia="Times New Roman" w:hAnsi="Times New Roman"/>
-          <w:b/>
-          <w:bCs/>
-          <w:color w:val="000000"/>
-          <w:sz w:val="24"/>
-          <w:szCs w:val="24"/>
-        </w:rPr>
-        <w:t xml:space="preserve">pestillo</w:t>
-      </w:r>
-      <w:r>
-        <w:rPr>
-          <w:rFonts w:ascii="Times New Roman" w:cs="Times New Roman" w:eastAsia="Times New Roman" w:hAnsi="Times New Roman"/>
-          <w:color w:val="000000"/>
-          <w:sz w:val="24"/>
-          <w:szCs w:val="24"/>
-        </w:rPr>
-        <w:t xml:space="preserve">: la primera evaluación sobre </w:t>
-      </w:r>
-      <w:r>
-        <w:rPr>
-          <w:rFonts w:ascii="Courier New" w:cs="Courier New" w:eastAsia="Courier New" w:hAnsi="Courier New"/>
-          <w:color w:val="000000"/>
-          <w:sz w:val="22"/>
-          <w:szCs w:val="22"/>
-        </w:rPr>
-        <w:t xml:space="preserve">prueba</w:t>
-      </w:r>
-      <w:r>
-        <w:rPr>
-          <w:rFonts w:ascii="Times New Roman" w:cs="Times New Roman" w:eastAsia="Times New Roman" w:hAnsi="Times New Roman"/>
-          <w:color w:val="000000"/>
-          <w:sz w:val="24"/>
-          <w:szCs w:val="24"/>
-        </w:rPr>
-        <w:t xml:space="preserve"> deja constancia en </w:t>
-      </w:r>
-      <w:r>
-        <w:rPr>
-          <w:rFonts w:ascii="Courier New" w:cs="Courier New" w:eastAsia="Courier New" w:hAnsi="Courier New"/>
-          <w:color w:val="000000"/>
-          <w:sz w:val="22"/>
-          <w:szCs w:val="22"/>
-        </w:rPr>
-        <w:t xml:space="preserve">docs/evidencias/prueba-consumida.json</w:t>
-      </w:r>
-      <w:r>
-        <w:rPr>
-          <w:rFonts w:ascii="Times New Roman" w:cs="Times New Roman" w:eastAsia="Times New Roman" w:hAnsi="Times New Roman"/>
-          <w:color w:val="000000"/>
-          <w:sz w:val="24"/>
-          <w:szCs w:val="24"/>
-        </w:rPr>
-        <w:t xml:space="preserve"> con el commit, si el árbol estaba limpio y qué modelos se midieron. Las siguientes </w:t>
-      </w:r>
-      <w:r>
-        <w:rPr>
-          <w:rFonts w:ascii="Times New Roman" w:cs="Times New Roman" w:eastAsia="Times New Roman" w:hAnsi="Times New Roman"/>
-          <w:b/>
-          <w:bCs/>
-          <w:color w:val="000000"/>
-          <w:sz w:val="24"/>
-          <w:szCs w:val="24"/>
-        </w:rPr>
-        <w:t xml:space="preserve">fallan</w:t>
-      </w:r>
-      <w:r>
-        <w:rPr>
-          <w:rFonts w:ascii="Times New Roman" w:cs="Times New Roman" w:eastAsia="Times New Roman" w:hAnsi="Times New Roman"/>
-          <w:color w:val="000000"/>
-          <w:sz w:val="24"/>
-          <w:szCs w:val="24"/>
-        </w:rPr>
-        <w:t xml:space="preserve">, salvo que se declare un motivo por escrito, que queda registrado junto al anterior.</w:t>
-      </w:r>
-    </w:p>
-    <w:p>
-      <w:pPr>
-        <w:spacing w:after="0" w:line="480" w:lineRule="auto"/>
-        <w:ind w:firstLine="720"/>
-      </w:pPr>
-      <w:r>
-        <w:rPr>
-          <w:rFonts w:ascii="Times New Roman" w:cs="Times New Roman" w:eastAsia="Times New Roman" w:hAnsi="Times New Roman"/>
-          <w:color w:val="000000"/>
-          <w:sz w:val="24"/>
-          <w:szCs w:val="24"/>
-        </w:rPr>
-        <w:t xml:space="preserve">No impide gastar la reserva: quien quiera puede borrar el archivo. Lo que hace es que gastarla dos veces </w:t>
-      </w:r>
-      <w:r>
-        <w:rPr>
-          <w:rFonts w:ascii="Times New Roman" w:cs="Times New Roman" w:eastAsia="Times New Roman" w:hAnsi="Times New Roman"/>
-          <w:b/>
-          <w:bCs/>
-          <w:color w:val="000000"/>
-          <w:sz w:val="24"/>
-          <w:szCs w:val="24"/>
-        </w:rPr>
-        <w:t xml:space="preserve">deje rastro</w:t>
-      </w:r>
-      <w:r>
-        <w:rPr>
-          <w:rFonts w:ascii="Times New Roman" w:cs="Times New Roman" w:eastAsia="Times New Roman" w:hAnsi="Times New Roman"/>
-          <w:color w:val="000000"/>
-          <w:sz w:val="24"/>
-          <w:szCs w:val="24"/>
-        </w:rPr>
-        <w:t xml:space="preserve"> en vez de pasar inadvertido. El objetivo no es la seguridad, es la trazabilidad — contra el descuido, no contra la mala fe.</w:t>
-      </w:r>
-    </w:p>
-    <w:p>
-      <w:pPr>
-        <w:spacing w:after="0" w:line="480" w:lineRule="auto"/>
-        <w:ind w:left="720"/>
-      </w:pPr>
-      <w:r>
-        <w:rPr>
-          <w:rFonts w:ascii="Times New Roman" w:cs="Times New Roman" w:eastAsia="Times New Roman" w:hAnsi="Times New Roman"/>
-          <w:b/>
-          <w:bCs/>
-          <w:color w:val="000000"/>
-          <w:sz w:val="24"/>
-          <w:szCs w:val="24"/>
-        </w:rPr>
-        <w:t xml:space="preserve">Y hubo que arreglarlo dos veces antes de usarlo.</w:t>
-      </w:r>
-      <w:r>
-        <w:rPr>
-          <w:rFonts w:ascii="Times New Roman" w:cs="Times New Roman" w:eastAsia="Times New Roman" w:hAnsi="Times New Roman"/>
-          <w:color w:val="000000"/>
-          <w:sz w:val="24"/>
-          <w:szCs w:val="24"/>
-        </w:rPr>
-        <w:t xml:space="preserve"> La primera versión contaba </w:t>
-      </w:r>
-      <w:r>
-        <w:rPr>
-          <w:rFonts w:ascii="Times New Roman" w:cs="Times New Roman" w:eastAsia="Times New Roman" w:hAnsi="Times New Roman"/>
-          <w:b/>
-          <w:bCs/>
-          <w:color w:val="000000"/>
-          <w:sz w:val="24"/>
-          <w:szCs w:val="24"/>
-        </w:rPr>
-        <w:t xml:space="preserve">modelos</w:t>
-      </w:r>
-      <w:r>
-        <w:rPr>
-          <w:rFonts w:ascii="Times New Roman" w:cs="Times New Roman" w:eastAsia="Times New Roman" w:hAnsi="Times New Roman"/>
-          <w:color w:val="000000"/>
-          <w:sz w:val="24"/>
-          <w:szCs w:val="24"/>
-        </w:rPr>
-        <w:t xml:space="preserve"> en vez de </w:t>
-      </w:r>
-      <w:r>
-        <w:rPr>
-          <w:rFonts w:ascii="Times New Roman" w:cs="Times New Roman" w:eastAsia="Times New Roman" w:hAnsi="Times New Roman"/>
-          <w:b/>
-          <w:bCs/>
-          <w:color w:val="000000"/>
-          <w:sz w:val="24"/>
-          <w:szCs w:val="24"/>
-        </w:rPr>
-        <w:t xml:space="preserve">sesiones de medición</w:t>
-      </w:r>
-      <w:r>
-        <w:rPr>
-          <w:rFonts w:ascii="Times New Roman" w:cs="Times New Roman" w:eastAsia="Times New Roman" w:hAnsi="Times New Roman"/>
-          <w:color w:val="000000"/>
-          <w:sz w:val="24"/>
-          <w:szCs w:val="24"/>
-        </w:rPr>
-        <w:t xml:space="preserve">, así que una corrida sobre seis modelos se registraba como seis mediciones y moría en el segundo (#100). Y dos pruebas que verificaban las guardas del protocolo llamaban al experimento </w:t>
-      </w:r>
-      <w:r>
-        <w:rPr>
-          <w:rFonts w:ascii="Times New Roman" w:cs="Times New Roman" w:eastAsia="Times New Roman" w:hAnsi="Times New Roman"/>
-          <w:b/>
-          <w:bCs/>
-          <w:color w:val="000000"/>
-          <w:sz w:val="24"/>
-          <w:szCs w:val="24"/>
-        </w:rPr>
-        <w:t xml:space="preserve">de verdad</w:t>
-      </w:r>
-      <w:r>
-        <w:rPr>
-          <w:rFonts w:ascii="Times New Roman" w:cs="Times New Roman" w:eastAsia="Times New Roman" w:hAnsi="Times New Roman"/>
-          <w:color w:val="000000"/>
-          <w:sz w:val="24"/>
-          <w:szCs w:val="24"/>
-        </w:rPr>
-        <w:t xml:space="preserve"> sobre el bloque de prueba, frenadas únicamente por la guarda que estaban probando: al romper esa guarda a propósito para comprobar que fallaba, la suite gastó la reserva en una copia local (#109). Las dos veces el defecto se encontró </w:t>
-      </w:r>
-      <w:r>
-        <w:rPr>
-          <w:rFonts w:ascii="Times New Roman" w:cs="Times New Roman" w:eastAsia="Times New Roman" w:hAnsi="Times New Roman"/>
-          <w:b/>
-          <w:bCs/>
-          <w:color w:val="000000"/>
-          <w:sz w:val="24"/>
-          <w:szCs w:val="24"/>
-        </w:rPr>
-        <w:t xml:space="preserve">ensayando</w:t>
-      </w:r>
-      <w:r>
-        <w:rPr>
-          <w:rFonts w:ascii="Times New Roman" w:cs="Times New Roman" w:eastAsia="Times New Roman" w:hAnsi="Times New Roman"/>
-          <w:color w:val="000000"/>
-          <w:sz w:val="24"/>
-          <w:szCs w:val="24"/>
-        </w:rPr>
-        <w:t xml:space="preserve">, no corriendo — que es la razón por la que se ensaya.</w:t>
-      </w:r>
-    </w:p>
-    <w:p>
-      <w:pPr>
-        <w:keepNext/>
-        <w:spacing w:after="0" w:before="240" w:line="480" w:lineRule="auto"/>
-      </w:pPr>
-      <w:r>
-        <w:rPr>
-          <w:rFonts w:ascii="Times New Roman" w:cs="Times New Roman" w:eastAsia="Times New Roman" w:hAnsi="Times New Roman"/>
-          <w:b/>
-          <w:bCs/>
-          <w:color w:val="000000"/>
-          <w:sz w:val="24"/>
-          <w:szCs w:val="24"/>
-        </w:rPr>
-        <w:t xml:space="preserve">Tabla —</w:t>
-      </w:r>
-    </w:p>
-    <w:p>
-      <w:pPr>
-        <w:keepNext/>
-        <w:spacing w:after="60" w:line="480" w:lineRule="auto"/>
-      </w:pPr>
-      <w:r>
-        <w:rPr>
-          <w:rFonts w:ascii="Times New Roman" w:cs="Times New Roman" w:eastAsia="Times New Roman" w:hAnsi="Times New Roman"/>
-          <w:i/>
-          <w:iCs/>
-          <w:color w:val="000000"/>
-          <w:sz w:val="24"/>
-          <w:szCs w:val="24"/>
-        </w:rPr>
-        <w:t xml:space="preserve">Tabla sin pie en el original</w:t>
-      </w:r>
-    </w:p>
-    <w:tbl>
-      <w:tblPr>
-        <w:tblW w:type="dxa" w:w="9360"/>
-        <w:tblBorders>
-          <w:top w:val="none"/>
-          <w:left w:val="none"/>
-          <w:bottom w:val="none"/>
-          <w:right w:val="none"/>
-          <w:insideH w:val="none"/>
-          <w:insideV w:val="none"/>
-        </w:tblBorders>
-      </w:tblPr>
-      <w:tblGrid>
-        <w:gridCol w:w="3120"/>
-        <w:gridCol w:w="3120"/>
-        <w:gridCol w:w="3120"/>
-      </w:tblGrid>
-      <w:tr>
-        <w:trPr>
-          <w:tblHeader/>
-        </w:trPr>
-        <w:tc>
-          <w:tcPr>
-            <w:tcW w:type="dxa" w:w="3120"/>
-            <w:tcBorders>
-              <w:top w:val="single" w:color="000000" w:sz="6"/>
-              <w:left w:val="none"/>
-              <w:bottom w:val="single" w:color="000000" w:sz="6"/>
-              <w:right w:val="none"/>
-            </w:tcBorders>
-            <w:tcMar>
-              <w:top w:type="dxa" w:w="60"/>
-              <w:left w:type="dxa" w:w="100"/>
-              <w:bottom w:type="dxa" w:w="60"/>
-              <w:right w:type="dxa" w:w="100"/>
-            </w:tcMar>
-          </w:tcPr>
-          <w:p>
-            <w:pPr>
-              <w:spacing w:after="0" w:line="240" w:lineRule="auto"/>
-              <w:jc w:val="left"/>
-            </w:pPr>
-            <w:r>
-              <w:rPr>
-                <w:rFonts w:ascii="Times New Roman" w:cs="Times New Roman" w:eastAsia="Times New Roman" w:hAnsi="Times New Roman"/>
-                <w:color w:val="000000"/>
-                <w:sz w:val="22"/>
-                <w:szCs w:val="22"/>
-              </w:rPr>
-              <w:t xml:space="preserve">Bloque</w:t>
-            </w:r>
-          </w:p>
-        </w:tc>
-        <w:tc>
-          <w:tcPr>
-            <w:tcW w:type="dxa" w:w="3120"/>
-            <w:tcBorders>
-              <w:top w:val="single" w:color="000000" w:sz="6"/>
-              <w:left w:val="none"/>
-              <w:bottom w:val="single" w:color="000000" w:sz="6"/>
-              <w:right w:val="none"/>
-            </w:tcBorders>
-            <w:tcMar>
-              <w:top w:type="dxa" w:w="60"/>
-              <w:left w:type="dxa" w:w="100"/>
-              <w:bottom w:type="dxa" w:w="60"/>
-              <w:right w:type="dxa" w:w="100"/>
-            </w:tcMar>
-          </w:tcPr>
-          <w:p>
-            <w:pPr>
-              <w:spacing w:after="0" w:line="240" w:lineRule="auto"/>
-              <w:jc w:val="center"/>
-            </w:pPr>
-            <w:r>
-              <w:rPr>
-                <w:rFonts w:ascii="Times New Roman" w:cs="Times New Roman" w:eastAsia="Times New Roman" w:hAnsi="Times New Roman"/>
-                <w:color w:val="000000"/>
-                <w:sz w:val="22"/>
-                <w:szCs w:val="22"/>
-              </w:rPr>
-              <w:t xml:space="preserve">Velas</w:t>
-            </w:r>
-          </w:p>
-        </w:tc>
-        <w:tc>
-          <w:tcPr>
-            <w:tcW w:type="dxa" w:w="3120"/>
-            <w:tcBorders>
-              <w:top w:val="single" w:color="000000" w:sz="6"/>
-              <w:left w:val="none"/>
-              <w:bottom w:val="single" w:color="000000" w:sz="6"/>
-              <w:right w:val="none"/>
-            </w:tcBorders>
-            <w:tcMar>
-              <w:top w:type="dxa" w:w="60"/>
-              <w:left w:type="dxa" w:w="100"/>
-              <w:bottom w:type="dxa" w:w="60"/>
-              <w:right w:type="dxa" w:w="100"/>
-            </w:tcMar>
-          </w:tcPr>
-          <w:p>
-            <w:pPr>
-              <w:spacing w:after="0" w:line="240" w:lineRule="auto"/>
-              <w:jc w:val="center"/>
-            </w:pPr>
-            <w:r>
-              <w:rPr>
-                <w:rFonts w:ascii="Times New Roman" w:cs="Times New Roman" w:eastAsia="Times New Roman" w:hAnsi="Times New Roman"/>
-                <w:color w:val="000000"/>
-                <w:sz w:val="22"/>
-                <w:szCs w:val="22"/>
-              </w:rPr>
-              <w:t xml:space="preserve">Para qué</w:t>
-            </w:r>
-          </w:p>
-        </w:tc>
-      </w:tr>
-      <w:tr>
-        <w:tc>
-          <w:tcPr>
-            <w:tcW w:type="dxa" w:w="3120"/>
-            <w:tcBorders>
-              <w:top w:val="none"/>
-              <w:left w:val="none"/>
-              <w:bottom w:val="none"/>
-              <w:right w:val="none"/>
-            </w:tcBorders>
-            <w:tcMar>
-              <w:top w:type="dxa" w:w="60"/>
-              <w:left w:type="dxa" w:w="100"/>
-              <w:bottom w:type="dxa" w:w="60"/>
-              <w:right w:type="dxa" w:w="100"/>
-            </w:tcMar>
-          </w:tcPr>
-          <w:p>
-            <w:pPr>
-              <w:spacing w:after="0" w:line="240" w:lineRule="auto"/>
-              <w:jc w:val="left"/>
-            </w:pPr>
-            <w:r>
-              <w:rPr>
-                <w:rFonts w:ascii="Times New Roman" w:cs="Times New Roman" w:eastAsia="Times New Roman" w:hAnsi="Times New Roman"/>
-                <w:color w:val="000000"/>
-                <w:sz w:val="22"/>
-                <w:szCs w:val="22"/>
-              </w:rPr>
-              <w:t xml:space="preserve">Entrenamiento</w:t>
-            </w:r>
-          </w:p>
-        </w:tc>
-        <w:tc>
-          <w:tcPr>
-            <w:tcW w:type="dxa" w:w="3120"/>
-            <w:tcBorders>
-              <w:top w:val="none"/>
-              <w:left w:val="none"/>
-              <w:bottom w:val="none"/>
-              <w:right w:val="none"/>
-            </w:tcBorders>
-            <w:tcMar>
-              <w:top w:type="dxa" w:w="60"/>
-              <w:left w:type="dxa" w:w="100"/>
-              <w:bottom w:type="dxa" w:w="60"/>
-              <w:right w:type="dxa" w:w="100"/>
-            </w:tcMar>
-          </w:tcPr>
-          <w:p>
-            <w:pPr>
-              <w:spacing w:after="0" w:line="240" w:lineRule="auto"/>
-              <w:jc w:val="center"/>
-            </w:pPr>
-            <w:r>
-              <w:rPr>
-                <w:rFonts w:ascii="Times New Roman" w:cs="Times New Roman" w:eastAsia="Times New Roman" w:hAnsi="Times New Roman"/>
-                <w:b/>
-                <w:bCs/>
-                <w:color w:val="000000"/>
-                <w:sz w:val="22"/>
-                <w:szCs w:val="22"/>
-              </w:rPr>
-              <w:t xml:space="preserve">9 171</w:t>
-            </w:r>
-            <w:r>
-              <w:rPr>
-                <w:rFonts w:ascii="Times New Roman" w:cs="Times New Roman" w:eastAsia="Times New Roman" w:hAnsi="Times New Roman"/>
-                <w:color w:val="000000"/>
-                <w:sz w:val="22"/>
-                <w:szCs w:val="22"/>
-              </w:rPr>
-              <w:t xml:space="preserve"> (9 165 con etiqueta)</w:t>
-            </w:r>
-          </w:p>
-        </w:tc>
-        <w:tc>
-          <w:tcPr>
-            <w:tcW w:type="dxa" w:w="3120"/>
-            <w:tcBorders>
-              <w:top w:val="none"/>
-              <w:left w:val="none"/>
-              <w:bottom w:val="none"/>
-              <w:right w:val="none"/>
-            </w:tcBorders>
-            <w:tcMar>
-              <w:top w:type="dxa" w:w="60"/>
-              <w:left w:type="dxa" w:w="100"/>
-              <w:bottom w:type="dxa" w:w="60"/>
-              <w:right w:type="dxa" w:w="100"/>
-            </w:tcMar>
-          </w:tcPr>
-          <w:p>
-            <w:pPr>
-              <w:spacing w:after="0" w:line="240" w:lineRule="auto"/>
-              <w:jc w:val="center"/>
-            </w:pPr>
-            <w:r>
-              <w:rPr>
-                <w:rFonts w:ascii="Times New Roman" w:cs="Times New Roman" w:eastAsia="Times New Roman" w:hAnsi="Times New Roman"/>
-                <w:color w:val="000000"/>
-                <w:sz w:val="22"/>
-                <w:szCs w:val="22"/>
-              </w:rPr>
-              <w:t xml:space="preserve">Ajustar los modelos</w:t>
-            </w:r>
-          </w:p>
-        </w:tc>
-      </w:tr>
-      <w:tr>
-        <w:tc>
-          <w:tcPr>
-            <w:tcW w:type="dxa" w:w="3120"/>
-            <w:tcBorders>
-              <w:top w:val="none"/>
-              <w:left w:val="none"/>
-              <w:bottom w:val="none"/>
-              <w:right w:val="none"/>
-            </w:tcBorders>
-            <w:tcMar>
-              <w:top w:type="dxa" w:w="60"/>
-              <w:left w:type="dxa" w:w="100"/>
-              <w:bottom w:type="dxa" w:w="60"/>
-              <w:right w:type="dxa" w:w="100"/>
-            </w:tcMar>
-          </w:tcPr>
-          <w:p>
-            <w:pPr>
-              <w:spacing w:after="0" w:line="240" w:lineRule="auto"/>
-              <w:jc w:val="left"/>
-            </w:pPr>
-            <w:r>
-              <w:rPr>
-                <w:rFonts w:ascii="Times New Roman" w:cs="Times New Roman" w:eastAsia="Times New Roman" w:hAnsi="Times New Roman"/>
-                <w:color w:val="000000"/>
-                <w:sz w:val="22"/>
-                <w:szCs w:val="22"/>
-              </w:rPr>
-              <w:t xml:space="preserve">Validación</w:t>
-            </w:r>
-          </w:p>
-        </w:tc>
-        <w:tc>
-          <w:tcPr>
-            <w:tcW w:type="dxa" w:w="3120"/>
-            <w:tcBorders>
-              <w:top w:val="none"/>
-              <w:left w:val="none"/>
-              <w:bottom w:val="none"/>
-              <w:right w:val="none"/>
-            </w:tcBorders>
-            <w:tcMar>
-              <w:top w:type="dxa" w:w="60"/>
-              <w:left w:type="dxa" w:w="100"/>
-              <w:bottom w:type="dxa" w:w="60"/>
-              <w:right w:type="dxa" w:w="100"/>
-            </w:tcMar>
-          </w:tcPr>
-          <w:p>
-            <w:pPr>
-              <w:spacing w:after="0" w:line="240" w:lineRule="auto"/>
-              <w:jc w:val="center"/>
-            </w:pPr>
-            <w:r>
-              <w:rPr>
-                <w:rFonts w:ascii="Times New Roman" w:cs="Times New Roman" w:eastAsia="Times New Roman" w:hAnsi="Times New Roman"/>
-                <w:b/>
-                <w:bCs/>
-                <w:color w:val="000000"/>
-                <w:sz w:val="22"/>
-                <w:szCs w:val="22"/>
-              </w:rPr>
-              <w:t xml:space="preserve">1 959</w:t>
-            </w:r>
-          </w:p>
-        </w:tc>
-        <w:tc>
-          <w:tcPr>
-            <w:tcW w:type="dxa" w:w="3120"/>
-            <w:tcBorders>
-              <w:top w:val="none"/>
-              <w:left w:val="none"/>
-              <w:bottom w:val="none"/>
-              <w:right w:val="none"/>
-            </w:tcBorders>
-            <w:tcMar>
-              <w:top w:type="dxa" w:w="60"/>
-              <w:left w:type="dxa" w:w="100"/>
-              <w:bottom w:type="dxa" w:w="60"/>
-              <w:right w:type="dxa" w:w="100"/>
-            </w:tcMar>
-          </w:tcPr>
-          <w:p>
-            <w:pPr>
-              <w:spacing w:after="0" w:line="240" w:lineRule="auto"/>
-              <w:jc w:val="center"/>
-            </w:pPr>
-            <w:r>
-              <w:rPr>
-                <w:rFonts w:ascii="Times New Roman" w:cs="Times New Roman" w:eastAsia="Times New Roman" w:hAnsi="Times New Roman"/>
-                <w:color w:val="000000"/>
-                <w:sz w:val="22"/>
-                <w:szCs w:val="22"/>
-              </w:rPr>
-              <w:t xml:space="preserve">Comparar y elegir</w:t>
-            </w:r>
-          </w:p>
-        </w:tc>
-      </w:tr>
-      <w:tr>
-        <w:tc>
-          <w:tcPr>
-            <w:tcW w:type="dxa" w:w="3120"/>
-            <w:tcBorders>
-              <w:top w:val="none"/>
-              <w:left w:val="none"/>
-              <w:bottom w:val="none"/>
-              <w:right w:val="none"/>
-            </w:tcBorders>
-            <w:tcMar>
-              <w:top w:type="dxa" w:w="60"/>
-              <w:left w:type="dxa" w:w="100"/>
-              <w:bottom w:type="dxa" w:w="60"/>
-              <w:right w:type="dxa" w:w="100"/>
-            </w:tcMar>
-          </w:tcPr>
-          <w:p>
-            <w:pPr>
-              <w:spacing w:after="0" w:line="240" w:lineRule="auto"/>
-              <w:jc w:val="left"/>
-            </w:pPr>
-            <w:r>
-              <w:rPr>
-                <w:rFonts w:ascii="Times New Roman" w:cs="Times New Roman" w:eastAsia="Times New Roman" w:hAnsi="Times New Roman"/>
-                <w:color w:val="000000"/>
-                <w:sz w:val="22"/>
-                <w:szCs w:val="22"/>
-              </w:rPr>
-              <w:t xml:space="preserve">Prueba</w:t>
-            </w:r>
-          </w:p>
-        </w:tc>
-        <w:tc>
-          <w:tcPr>
-            <w:tcW w:type="dxa" w:w="3120"/>
-            <w:tcBorders>
-              <w:top w:val="none"/>
-              <w:left w:val="none"/>
-              <w:bottom w:val="none"/>
-              <w:right w:val="none"/>
-            </w:tcBorders>
-            <w:tcMar>
-              <w:top w:type="dxa" w:w="60"/>
-              <w:left w:type="dxa" w:w="100"/>
-              <w:bottom w:type="dxa" w:w="60"/>
-              <w:right w:type="dxa" w:w="100"/>
-            </w:tcMar>
-          </w:tcPr>
-          <w:p>
-            <w:pPr>
-              <w:spacing w:after="0" w:line="240" w:lineRule="auto"/>
-              <w:jc w:val="center"/>
-            </w:pPr>
-            <w:r>
-              <w:rPr>
-                <w:rFonts w:ascii="Times New Roman" w:cs="Times New Roman" w:eastAsia="Times New Roman" w:hAnsi="Times New Roman"/>
-                <w:b/>
-                <w:bCs/>
-                <w:color w:val="000000"/>
-                <w:sz w:val="22"/>
-                <w:szCs w:val="22"/>
-              </w:rPr>
-              <w:t xml:space="preserve">1 968</w:t>
-            </w:r>
-          </w:p>
-        </w:tc>
-        <w:tc>
-          <w:tcPr>
-            <w:tcW w:type="dxa" w:w="3120"/>
-            <w:tcBorders>
-              <w:top w:val="none"/>
-              <w:left w:val="none"/>
-              <w:bottom w:val="none"/>
-              <w:right w:val="none"/>
-            </w:tcBorders>
-            <w:tcMar>
-              <w:top w:type="dxa" w:w="60"/>
-              <w:left w:type="dxa" w:w="100"/>
-              <w:bottom w:type="dxa" w:w="60"/>
-              <w:right w:type="dxa" w:w="100"/>
-            </w:tcMar>
-          </w:tcPr>
-          <w:p>
-            <w:pPr>
-              <w:spacing w:after="0" w:line="240" w:lineRule="auto"/>
-              <w:jc w:val="center"/>
-            </w:pPr>
-            <w:r>
-              <w:rPr>
-                <w:rFonts w:ascii="Times New Roman" w:cs="Times New Roman" w:eastAsia="Times New Roman" w:hAnsi="Times New Roman"/>
-                <w:b/>
-                <w:bCs/>
-                <w:color w:val="000000"/>
-                <w:sz w:val="22"/>
-                <w:szCs w:val="22"/>
-              </w:rPr>
-              <w:t xml:space="preserve">Medir una sola vez, al final</w:t>
-            </w:r>
-            <w:r>
-              <w:rPr>
-                <w:rFonts w:ascii="Times New Roman" w:cs="Times New Roman" w:eastAsia="Times New Roman" w:hAnsi="Times New Roman"/>
-                <w:color w:val="000000"/>
-                <w:sz w:val="22"/>
-                <w:szCs w:val="22"/>
-              </w:rPr>
-              <w:t xml:space="preserve"> (D18)</w:t>
-            </w:r>
-          </w:p>
-        </w:tc>
-      </w:tr>
-      <w:tr>
-        <w:tc>
-          <w:tcPr>
-            <w:tcW w:type="dxa" w:w="3120"/>
-            <w:tcBorders>
-              <w:top w:val="none"/>
-              <w:left w:val="none"/>
-              <w:bottom w:val="single" w:color="000000" w:sz="6"/>
-              <w:right w:val="none"/>
-            </w:tcBorders>
-            <w:tcMar>
-              <w:top w:type="dxa" w:w="60"/>
-              <w:left w:type="dxa" w:w="100"/>
-              <w:bottom w:type="dxa" w:w="60"/>
-              <w:right w:type="dxa" w:w="100"/>
-            </w:tcMar>
-          </w:tcPr>
-          <w:p>
-            <w:pPr>
-              <w:spacing w:after="0" w:line="240" w:lineRule="auto"/>
-              <w:jc w:val="left"/>
-            </w:pPr>
-            <w:r>
-              <w:rPr>
-                <w:rFonts w:ascii="Times New Roman" w:cs="Times New Roman" w:eastAsia="Times New Roman" w:hAnsi="Times New Roman"/>
-                <w:color w:val="000000"/>
-                <w:sz w:val="22"/>
-                <w:szCs w:val="22"/>
-              </w:rPr>
-              <w:t xml:space="preserve">Embargo (descartado)</w:t>
-            </w:r>
-          </w:p>
-        </w:tc>
-        <w:tc>
-          <w:tcPr>
-            <w:tcW w:type="dxa" w:w="3120"/>
-            <w:tcBorders>
-              <w:top w:val="none"/>
-              <w:left w:val="none"/>
-              <w:bottom w:val="single" w:color="000000" w:sz="6"/>
-              <w:right w:val="none"/>
-            </w:tcBorders>
-            <w:tcMar>
-              <w:top w:type="dxa" w:w="60"/>
-              <w:left w:type="dxa" w:w="100"/>
-              <w:bottom w:type="dxa" w:w="60"/>
-              <w:right w:type="dxa" w:w="100"/>
-            </w:tcMar>
-          </w:tcPr>
-          <w:p>
-            <w:pPr>
-              <w:spacing w:after="0" w:line="240" w:lineRule="auto"/>
-              <w:jc w:val="center"/>
-            </w:pPr>
-            <w:r>
-              <w:rPr>
-                <w:rFonts w:ascii="Times New Roman" w:cs="Times New Roman" w:eastAsia="Times New Roman" w:hAnsi="Times New Roman"/>
-                <w:b/>
-                <w:bCs/>
-                <w:color w:val="000000"/>
-                <w:sz w:val="22"/>
-                <w:szCs w:val="22"/>
-              </w:rPr>
-              <w:t xml:space="preserve">16</w:t>
-            </w:r>
-          </w:p>
-        </w:tc>
-        <w:tc>
-          <w:tcPr>
-            <w:tcW w:type="dxa" w:w="3120"/>
-            <w:tcBorders>
-              <w:top w:val="none"/>
-              <w:left w:val="none"/>
-              <w:bottom w:val="single" w:color="000000" w:sz="6"/>
-              <w:right w:val="none"/>
-            </w:tcBorders>
-            <w:tcMar>
-              <w:top w:type="dxa" w:w="60"/>
-              <w:left w:type="dxa" w:w="100"/>
-              <w:bottom w:type="dxa" w:w="60"/>
-              <w:right w:type="dxa" w:w="100"/>
-            </w:tcMar>
-          </w:tcPr>
-          <w:p>
-            <w:pPr>
-              <w:spacing w:after="0" w:line="240" w:lineRule="auto"/>
-              <w:jc w:val="center"/>
-            </w:pPr>
-            <w:r>
-              <w:rPr>
-                <w:rFonts w:ascii="Times New Roman" w:cs="Times New Roman" w:eastAsia="Times New Roman" w:hAnsi="Times New Roman"/>
-                <w:color w:val="000000"/>
-                <w:sz w:val="22"/>
-                <w:szCs w:val="22"/>
-              </w:rPr>
-              <w:t xml:space="preserve">No se usa para nada</w:t>
-            </w:r>
-          </w:p>
-        </w:tc>
-      </w:tr>
-    </w:tbl>
-    <w:p>
-      <w:pPr>
-        <w:spacing w:after="240"/>
-      </w:pPr>
-    </w:p>
-    <w:p>
-      <w:pPr>
-        <w:pStyle w:val="Heading1"/>
-        <w:keepNext/>
-        <w:spacing w:after="0" w:before="0" w:line="480" w:lineRule="auto"/>
-        <w:jc w:val="center"/>
-      </w:pPr>
-      <w:r>
-        <w:rPr>
-          <w:rFonts w:ascii="Times New Roman" w:cs="Times New Roman" w:eastAsia="Times New Roman" w:hAnsi="Times New Roman"/>
-          <w:b/>
-          <w:bCs/>
-          <w:i w:val="false"/>
-          <w:iCs w:val="false"/>
-          <w:color w:val="000000"/>
-          <w:sz w:val="24"/>
-          <w:szCs w:val="24"/>
-        </w:rPr>
-        <w:t xml:space="preserve">Ingeniería de Características</w:t>
-      </w:r>
-    </w:p>
-    <w:p>
-      <w:pPr>
-        <w:spacing w:after="0" w:line="480" w:lineRule="auto"/>
-        <w:ind w:firstLine="720"/>
-      </w:pPr>
-      <w:r>
-        <w:rPr>
-          <w:rFonts w:ascii="Times New Roman" w:cs="Times New Roman" w:eastAsia="Times New Roman" w:hAnsi="Times New Roman"/>
-          <w:b/>
-          <w:bCs/>
-          <w:color w:val="000000"/>
-          <w:sz w:val="24"/>
-          <w:szCs w:val="24"/>
-        </w:rPr>
-        <w:t xml:space="preserve">Autor:</w:t>
-      </w:r>
-      <w:r>
-        <w:rPr>
-          <w:rFonts w:ascii="Times New Roman" w:cs="Times New Roman" w:eastAsia="Times New Roman" w:hAnsi="Times New Roman"/>
-          <w:color w:val="000000"/>
-          <w:sz w:val="24"/>
-          <w:szCs w:val="24"/>
-        </w:rPr>
-        <w:t xml:space="preserve"> Alejandro Zamora (M2) · </w:t>
-      </w:r>
-      <w:r>
-        <w:rPr>
-          <w:rFonts w:ascii="Times New Roman" w:cs="Times New Roman" w:eastAsia="Times New Roman" w:hAnsi="Times New Roman"/>
-          <w:b/>
-          <w:bCs/>
-          <w:color w:val="000000"/>
-          <w:sz w:val="24"/>
-          <w:szCs w:val="24"/>
-        </w:rPr>
-        <w:t xml:space="preserve">Fuente del material:</w:t>
-      </w:r>
-      <w:r>
-        <w:rPr>
-          <w:rFonts w:ascii="Times New Roman" w:cs="Times New Roman" w:eastAsia="Times New Roman" w:hAnsi="Times New Roman"/>
-          <w:color w:val="000000"/>
-          <w:sz w:val="24"/>
-          <w:szCs w:val="24"/>
-        </w:rPr>
-        <w:t xml:space="preserve"> </w:t>
-      </w:r>
-      <w:r>
-        <w:rPr>
-          <w:rFonts w:ascii="Courier New" w:cs="Courier New" w:eastAsia="Courier New" w:hAnsi="Courier New"/>
-          <w:color w:val="000000"/>
-          <w:sz w:val="22"/>
-          <w:szCs w:val="22"/>
-        </w:rPr>
-        <w:t xml:space="preserve">docs/07-importancia-caracteristicas.md</w:t>
-      </w:r>
-      <w:r>
-        <w:rPr>
-          <w:rFonts w:ascii="Times New Roman" w:cs="Times New Roman" w:eastAsia="Times New Roman" w:hAnsi="Times New Roman"/>
-          <w:color w:val="000000"/>
-          <w:sz w:val="24"/>
-          <w:szCs w:val="24"/>
-        </w:rPr>
-        <w:t xml:space="preserve">, </w:t>
-      </w:r>
-      <w:r>
-        <w:rPr>
-          <w:rFonts w:ascii="Courier New" w:cs="Courier New" w:eastAsia="Courier New" w:hAnsi="Courier New"/>
-          <w:color w:val="000000"/>
-          <w:sz w:val="22"/>
-          <w:szCs w:val="22"/>
-        </w:rPr>
-        <w:t xml:space="preserve">docs/06-aporte-multivariante.md</w:t>
-      </w:r>
-      <w:r>
-        <w:rPr>
-          <w:rFonts w:ascii="Times New Roman" w:cs="Times New Roman" w:eastAsia="Times New Roman" w:hAnsi="Times New Roman"/>
-          <w:color w:val="000000"/>
-          <w:sz w:val="24"/>
-          <w:szCs w:val="24"/>
-        </w:rPr>
-        <w:t xml:space="preserve">, D5, D6, D16, D20 · </w:t>
-      </w:r>
-      <w:r>
-        <w:rPr>
-          <w:rFonts w:ascii="Times New Roman" w:cs="Times New Roman" w:eastAsia="Times New Roman" w:hAnsi="Times New Roman"/>
-          <w:b/>
-          <w:bCs/>
-          <w:color w:val="000000"/>
-          <w:sz w:val="24"/>
-          <w:szCs w:val="24"/>
-        </w:rPr>
-        <w:t xml:space="preserve">Todas las cifras salen de </w:t>
-      </w:r>
-      <w:r>
-        <w:rPr>
-          <w:rFonts w:ascii="Courier New" w:cs="Courier New" w:eastAsia="Courier New" w:hAnsi="Courier New"/>
-          <w:b/>
-          <w:bCs/>
-          <w:color w:val="000000"/>
-          <w:sz w:val="22"/>
-          <w:szCs w:val="22"/>
-        </w:rPr>
-        <w:t xml:space="preserve">docs/evidencias/</w:t>
-      </w:r>
-      <w:r>
-        <w:rPr>
-          <w:rFonts w:ascii="Times New Roman" w:cs="Times New Roman" w:eastAsia="Times New Roman" w:hAnsi="Times New Roman"/>
-          <w:b/>
-          <w:bCs/>
-          <w:color w:val="000000"/>
-          <w:sz w:val="24"/>
-          <w:szCs w:val="24"/>
-        </w:rPr>
-        <w:t xml:space="preserve">.</w:t>
-      </w:r>
-    </w:p>
-    <w:p>
-      <w:pPr>
-        <w:spacing w:after="0" w:line="480" w:lineRule="auto"/>
-        <w:ind w:firstLine="720"/>
-      </w:pPr>
-      <w:r>
-        <w:rPr>
-          <w:rFonts w:ascii="Times New Roman" w:cs="Times New Roman" w:eastAsia="Times New Roman" w:hAnsi="Times New Roman"/>
-          <w:color w:val="000000"/>
-          <w:sz w:val="24"/>
-          <w:szCs w:val="24"/>
-        </w:rPr>
-        <w:t xml:space="preserve">El modelo recibe </w:t>
-      </w:r>
-      <w:r>
-        <w:rPr>
-          <w:rFonts w:ascii="Times New Roman" w:cs="Times New Roman" w:eastAsia="Times New Roman" w:hAnsi="Times New Roman"/>
-          <w:b/>
-          <w:bCs/>
-          <w:color w:val="000000"/>
-          <w:sz w:val="24"/>
-          <w:szCs w:val="24"/>
-        </w:rPr>
-        <w:t xml:space="preserve">63 columnas</w:t>
-      </w:r>
-      <w:r>
-        <w:rPr>
-          <w:rFonts w:ascii="Times New Roman" w:cs="Times New Roman" w:eastAsia="Times New Roman" w:hAnsi="Times New Roman"/>
-          <w:color w:val="000000"/>
-          <w:sz w:val="24"/>
-          <w:szCs w:val="24"/>
-        </w:rPr>
-        <w:t xml:space="preserve"> construidas por </w:t>
-      </w:r>
-      <w:r>
-        <w:rPr>
-          <w:rFonts w:ascii="Courier New" w:cs="Courier New" w:eastAsia="Courier New" w:hAnsi="Courier New"/>
-          <w:color w:val="000000"/>
-          <w:sz w:val="22"/>
-          <w:szCs w:val="22"/>
-        </w:rPr>
-        <w:t xml:space="preserve">src/features/base.py</w:t>
-      </w:r>
-      <w:r>
-        <w:rPr>
-          <w:rFonts w:ascii="Times New Roman" w:cs="Times New Roman" w:eastAsia="Times New Roman" w:hAnsi="Times New Roman"/>
-          <w:color w:val="000000"/>
-          <w:sz w:val="24"/>
-          <w:szCs w:val="24"/>
-        </w:rPr>
-        <w:t xml:space="preserve">. Esta sección dice qué son, por qué ninguna es precio crudo, cuáles el modelo usa de verdad, y qué no se puede afirmar sobre ellas.</w:t>
-      </w:r>
-    </w:p>
-    <w:p>
-      <w:pPr>
-        <w:pStyle w:val="Heading2"/>
-        <w:keepNext/>
-        <w:spacing w:after="0" w:before="0" w:line="480" w:lineRule="auto"/>
-      </w:pPr>
-      <w:r>
-        <w:rPr>
-          <w:rFonts w:ascii="Times New Roman" w:cs="Times New Roman" w:eastAsia="Times New Roman" w:hAnsi="Times New Roman"/>
-          <w:b/>
-          <w:bCs/>
-          <w:i w:val="false"/>
-          <w:iCs w:val="false"/>
-          <w:color w:val="000000"/>
-          <w:sz w:val="24"/>
-          <w:szCs w:val="24"/>
-        </w:rPr>
-        <w:t xml:space="preserve">2.1 Las seis familias</w:t>
-      </w:r>
-    </w:p>
-    <w:p>
-      <w:pPr>
-        <w:spacing w:after="0" w:line="480" w:lineRule="auto"/>
-        <w:ind w:firstLine="720"/>
-      </w:pPr>
-      <w:r>
-        <w:rPr>
-          <w:rFonts w:ascii="Times New Roman" w:cs="Times New Roman" w:eastAsia="Times New Roman" w:hAnsi="Times New Roman"/>
-          <w:color w:val="000000"/>
-          <w:sz w:val="24"/>
-          <w:szCs w:val="24"/>
-        </w:rPr>
-        <w:t xml:space="preserve">Ninguna familia se eligió por costumbre: los órdenes de rezago salen de medir la autocorrelación y la correlación cruzada (S1-M2-04), y la ventana de los indicadores está fijada por el contrato —</w:t>
-      </w:r>
-      <w:r>
-        <w:rPr>
-          <w:rFonts w:ascii="Courier New" w:cs="Courier New" w:eastAsia="Courier New" w:hAnsi="Courier New"/>
-          <w:color w:val="000000"/>
-          <w:sz w:val="22"/>
-          <w:szCs w:val="22"/>
-        </w:rPr>
-        <w:t xml:space="preserve">w = 7</w:t>
-      </w:r>
-      <w:r>
-        <w:rPr>
-          <w:rFonts w:ascii="Times New Roman" w:cs="Times New Roman" w:eastAsia="Times New Roman" w:hAnsi="Times New Roman"/>
-          <w:color w:val="000000"/>
-          <w:sz w:val="24"/>
-          <w:szCs w:val="24"/>
-        </w:rPr>
-        <w:t xml:space="preserve">, </w:t>
-      </w:r>
-      <w:r>
-        <w:rPr>
-          <w:rFonts w:ascii="Courier New" w:cs="Courier New" w:eastAsia="Courier New" w:hAnsi="Courier New"/>
-          <w:color w:val="000000"/>
-          <w:sz w:val="22"/>
-          <w:szCs w:val="22"/>
-        </w:rPr>
-        <w:t xml:space="preserve">h = 1</w:t>
-      </w:r>
-      <w:r>
-        <w:rPr>
-          <w:rFonts w:ascii="Times New Roman" w:cs="Times New Roman" w:eastAsia="Times New Roman" w:hAnsi="Times New Roman"/>
-          <w:color w:val="000000"/>
-          <w:sz w:val="24"/>
-          <w:szCs w:val="24"/>
-        </w:rPr>
-        <w:t xml:space="preserve">, velas de 4 horas— para que ninguna columna use información posterior a </w:t>
-      </w:r>
-      <w:r>
-        <w:rPr>
-          <w:rFonts w:ascii="Courier New" w:cs="Courier New" w:eastAsia="Courier New" w:hAnsi="Courier New"/>
-          <w:color w:val="000000"/>
-          <w:sz w:val="22"/>
-          <w:szCs w:val="22"/>
-        </w:rPr>
-        <w:t xml:space="preserve">t</w:t>
-      </w:r>
-      <w:r>
-        <w:rPr>
-          <w:rFonts w:ascii="Times New Roman" w:cs="Times New Roman" w:eastAsia="Times New Roman" w:hAnsi="Times New Roman"/>
-          <w:color w:val="000000"/>
-          <w:sz w:val="24"/>
-          <w:szCs w:val="24"/>
-        </w:rPr>
-        <w:t xml:space="preserve">.</w:t>
-      </w:r>
-    </w:p>
-    <w:p>
-      <w:pPr>
-        <w:pStyle w:val="Heading2"/>
-        <w:keepNext/>
-        <w:spacing w:after="0" w:before="0" w:line="480" w:lineRule="auto"/>
-      </w:pPr>
-      <w:r>
-        <w:rPr>
-          <w:rFonts w:ascii="Times New Roman" w:cs="Times New Roman" w:eastAsia="Times New Roman" w:hAnsi="Times New Roman"/>
-          <w:b/>
-          <w:bCs/>
-          <w:i w:val="false"/>
-          <w:iCs w:val="false"/>
-          <w:color w:val="000000"/>
-          <w:sz w:val="24"/>
-          <w:szCs w:val="24"/>
-        </w:rPr>
-        <w:t xml:space="preserve">2.2 Cero columnas en nivel de precio, y lo que costó llegar ahí</w:t>
-      </w:r>
-    </w:p>
-    <w:p>
-      <w:pPr>
-        <w:spacing w:after="0" w:line="480" w:lineRule="auto"/>
-        <w:ind w:firstLine="720"/>
-      </w:pPr>
-      <w:r>
-        <w:rPr>
-          <w:rFonts w:ascii="Times New Roman" w:cs="Times New Roman" w:eastAsia="Times New Roman" w:hAnsi="Times New Roman"/>
-          <w:b/>
-          <w:bCs/>
-          <w:color w:val="000000"/>
-          <w:sz w:val="24"/>
-          <w:szCs w:val="24"/>
-        </w:rPr>
-        <w:t xml:space="preserve">El modelo no ve el precio.</w:t>
-      </w:r>
-      <w:r>
-        <w:rPr>
-          <w:rFonts w:ascii="Times New Roman" w:cs="Times New Roman" w:eastAsia="Times New Roman" w:hAnsi="Times New Roman"/>
-          <w:color w:val="000000"/>
-          <w:sz w:val="24"/>
-          <w:szCs w:val="24"/>
-        </w:rPr>
-        <w:t xml:space="preserve"> Lo verifiqué de dos formas sobre el </w:t>
-      </w:r>
-      <w:r>
-        <w:rPr>
-          <w:rFonts w:ascii="Courier New" w:cs="Courier New" w:eastAsia="Courier New" w:hAnsi="Courier New"/>
-          <w:color w:val="000000"/>
-          <w:sz w:val="22"/>
-          <w:szCs w:val="22"/>
-        </w:rPr>
-        <w:t xml:space="preserve">main</w:t>
-      </w:r>
-      <w:r>
-        <w:rPr>
-          <w:rFonts w:ascii="Times New Roman" w:cs="Times New Roman" w:eastAsia="Times New Roman" w:hAnsi="Times New Roman"/>
-          <w:color w:val="000000"/>
-          <w:sz w:val="24"/>
-          <w:szCs w:val="24"/>
-        </w:rPr>
-        <w:t xml:space="preserve"> de hoy:</w:t>
-      </w:r>
-    </w:p>
-    <w:p>
-      <w:pPr>
-        <w:spacing w:after="0" w:line="480" w:lineRule="auto"/>
-        <w:ind w:firstLine="720"/>
-      </w:pPr>
-      <w:r>
-        <w:rPr>
-          <w:rFonts w:ascii="Times New Roman" w:cs="Times New Roman" w:eastAsia="Times New Roman" w:hAnsi="Times New Roman"/>
-          <w:color w:val="000000"/>
-          <w:sz w:val="24"/>
-          <w:szCs w:val="24"/>
-        </w:rPr>
-        <w:t xml:space="preserve">``</w:t>
-      </w:r>
-      <w:r>
-        <w:rPr>
-          <w:rFonts w:ascii="Courier New" w:cs="Courier New" w:eastAsia="Courier New" w:hAnsi="Courier New"/>
-          <w:color w:val="000000"/>
-          <w:sz w:val="22"/>
-          <w:szCs w:val="22"/>
-        </w:rPr>
-        <w:t xml:space="preserve"> columnas construidas                                63 rezagos en nivel de precio (</w:t>
-      </w:r>
-      <w:r>
-        <w:rPr>
-          <w:rFonts w:ascii="Times New Roman" w:cs="Times New Roman" w:eastAsia="Times New Roman" w:hAnsi="Times New Roman"/>
-          <w:color w:val="000000"/>
-          <w:sz w:val="24"/>
-          <w:szCs w:val="24"/>
-        </w:rPr>
-        <w:t xml:space="preserve">_rezago_</w:t>
-      </w:r>
-      <w:r>
-        <w:rPr>
-          <w:rFonts w:ascii="Courier New" w:cs="Courier New" w:eastAsia="Courier New" w:hAnsi="Courier New"/>
-          <w:color w:val="000000"/>
-          <w:sz w:val="22"/>
-          <w:szCs w:val="22"/>
-        </w:rPr>
-        <w:t xml:space="preserve"> sin </w:t>
-      </w:r>
-      <w:r>
-        <w:rPr>
-          <w:rFonts w:ascii="Times New Roman" w:cs="Times New Roman" w:eastAsia="Times New Roman" w:hAnsi="Times New Roman"/>
-          <w:color w:val="000000"/>
-          <w:sz w:val="24"/>
-          <w:szCs w:val="24"/>
-        </w:rPr>
-        <w:t xml:space="preserve">_rel_</w:t>
-      </w:r>
-      <w:r>
-        <w:rPr>
-          <w:rFonts w:ascii="Courier New" w:cs="Courier New" w:eastAsia="Courier New" w:hAnsi="Courier New"/>
-          <w:color w:val="000000"/>
-          <w:sz w:val="22"/>
-          <w:szCs w:val="22"/>
-        </w:rPr>
-        <w:t xml:space="preserve">)   0 </w:t>
-      </w:r>
-      <w:r>
-        <w:rPr>
-          <w:rFonts w:ascii="Times New Roman" w:cs="Times New Roman" w:eastAsia="Times New Roman" w:hAnsi="Times New Roman"/>
-          <w:color w:val="000000"/>
-          <w:sz w:val="24"/>
-          <w:szCs w:val="24"/>
-        </w:rPr>
-        <w:t xml:space="preserve">``</w:t>
-      </w:r>
-    </w:p>
-    <w:p>
-      <w:pPr>
-        <w:spacing w:after="0" w:line="480" w:lineRule="auto"/>
-        <w:ind w:firstLine="720"/>
-      </w:pPr>
-      <w:r>
-        <w:rPr>
-          <w:rFonts w:ascii="Times New Roman" w:cs="Times New Roman" w:eastAsia="Times New Roman" w:hAnsi="Times New Roman"/>
-          <w:color w:val="000000"/>
-          <w:sz w:val="24"/>
-          <w:szCs w:val="24"/>
-        </w:rPr>
-        <w:t xml:space="preserve">Las dos únicas columnas cuya magnitud supera la decena son </w:t>
-      </w:r>
-      <w:r>
-        <w:rPr>
-          <w:rFonts w:ascii="Courier New" w:cs="Courier New" w:eastAsia="Courier New" w:hAnsi="Courier New"/>
-          <w:color w:val="000000"/>
-          <w:sz w:val="22"/>
-          <w:szCs w:val="22"/>
-        </w:rPr>
-        <w:t xml:space="preserve">LTC_rsi_14</w:t>
-      </w:r>
-      <w:r>
-        <w:rPr>
-          <w:rFonts w:ascii="Times New Roman" w:cs="Times New Roman" w:eastAsia="Times New Roman" w:hAnsi="Times New Roman"/>
-          <w:color w:val="000000"/>
-          <w:sz w:val="24"/>
-          <w:szCs w:val="24"/>
-        </w:rPr>
-        <w:t xml:space="preserve"> —acotado entre 0 y 100 por definición— y </w:t>
-      </w:r>
-      <w:r>
-        <w:rPr>
-          <w:rFonts w:ascii="Courier New" w:cs="Courier New" w:eastAsia="Courier New" w:hAnsi="Courier New"/>
-          <w:color w:val="000000"/>
-          <w:sz w:val="22"/>
-          <w:szCs w:val="22"/>
-        </w:rPr>
-        <w:t xml:space="preserve">LTC_curtosis_retornos_20</w:t>
-      </w:r>
-      <w:r>
-        <w:rPr>
-          <w:rFonts w:ascii="Times New Roman" w:cs="Times New Roman" w:eastAsia="Times New Roman" w:hAnsi="Times New Roman"/>
-          <w:color w:val="000000"/>
-          <w:sz w:val="24"/>
-          <w:szCs w:val="24"/>
-        </w:rPr>
-        <w:t xml:space="preserve">, que es un cuarto momento y no tiene cota superior. </w:t>
-      </w:r>
-      <w:r>
-        <w:rPr>
-          <w:rFonts w:ascii="Times New Roman" w:cs="Times New Roman" w:eastAsia="Times New Roman" w:hAnsi="Times New Roman"/>
-          <w:b/>
-          <w:bCs/>
-          <w:color w:val="000000"/>
-          <w:sz w:val="24"/>
-          <w:szCs w:val="24"/>
-        </w:rPr>
-        <w:t xml:space="preserve">Ninguna de las dos es un nivel de precio</w:t>
-      </w:r>
-      <w:r>
-        <w:rPr>
-          <w:rFonts w:ascii="Times New Roman" w:cs="Times New Roman" w:eastAsia="Times New Roman" w:hAnsi="Times New Roman"/>
-          <w:color w:val="000000"/>
-          <w:sz w:val="24"/>
-          <w:szCs w:val="24"/>
-        </w:rPr>
-        <w:t xml:space="preserve">, y ninguna columna alcanza el orden de magnitud en que cotiza LTC en el período.</w:t>
-      </w:r>
-    </w:p>
-    <w:p>
-      <w:pPr>
-        <w:spacing w:after="0" w:line="480" w:lineRule="auto"/>
-        <w:ind w:firstLine="720"/>
-      </w:pPr>
-      <w:r>
-        <w:rPr>
-          <w:rFonts w:ascii="Times New Roman" w:cs="Times New Roman" w:eastAsia="Times New Roman" w:hAnsi="Times New Roman"/>
-          <w:b/>
-          <w:bCs/>
-          <w:color w:val="000000"/>
-          <w:sz w:val="24"/>
-          <w:szCs w:val="24"/>
-        </w:rPr>
-        <w:t xml:space="preserve">Y no se hizo bien de entrada.</w:t>
-      </w:r>
-      <w:r>
-        <w:rPr>
-          <w:rFonts w:ascii="Times New Roman" w:cs="Times New Roman" w:eastAsia="Times New Roman" w:hAnsi="Times New Roman"/>
-          <w:color w:val="000000"/>
-          <w:sz w:val="24"/>
-          <w:szCs w:val="24"/>
-        </w:rPr>
-        <w:t xml:space="preserve"> Hasta el PR #58 había 24 columnas de precio rezagado </w:t>
-      </w:r>
-      <w:r>
-        <w:rPr>
-          <w:rFonts w:ascii="Times New Roman" w:cs="Times New Roman" w:eastAsia="Times New Roman" w:hAnsi="Times New Roman"/>
-          <w:i/>
-          <w:iCs/>
-          <w:color w:val="000000"/>
-          <w:sz w:val="24"/>
-          <w:szCs w:val="24"/>
-        </w:rPr>
-        <w:t xml:space="preserve">en nivel</w:t>
-      </w:r>
-      <w:r>
-        <w:rPr>
-          <w:rFonts w:ascii="Times New Roman" w:cs="Times New Roman" w:eastAsia="Times New Roman" w:hAnsi="Times New Roman"/>
-          <w:color w:val="000000"/>
-          <w:sz w:val="24"/>
-          <w:szCs w:val="24"/>
-        </w:rPr>
-        <w:t xml:space="preserve">, que en una serie con tendencia funcionan como un indicador de posición dentro de la serie y no como una señal: el modelo puede aprender </w:t>
-      </w:r>
-      <w:r>
-        <w:rPr>
-          <w:rFonts w:ascii="Times New Roman" w:cs="Times New Roman" w:eastAsia="Times New Roman" w:hAnsi="Times New Roman"/>
-          <w:i/>
-          <w:iCs/>
-          <w:color w:val="000000"/>
-          <w:sz w:val="24"/>
-          <w:szCs w:val="24"/>
-        </w:rPr>
-        <w:t xml:space="preserve">cuándo</w:t>
-      </w:r>
-      <w:r>
-        <w:rPr>
-          <w:rFonts w:ascii="Times New Roman" w:cs="Times New Roman" w:eastAsia="Times New Roman" w:hAnsi="Times New Roman"/>
-          <w:color w:val="000000"/>
-          <w:sz w:val="24"/>
-          <w:szCs w:val="24"/>
-        </w:rPr>
-        <w:t xml:space="preserve"> está mirando en vez de </w:t>
-      </w:r>
-      <w:r>
-        <w:rPr>
-          <w:rFonts w:ascii="Times New Roman" w:cs="Times New Roman" w:eastAsia="Times New Roman" w:hAnsi="Times New Roman"/>
-          <w:i/>
-          <w:iCs/>
-          <w:color w:val="000000"/>
-          <w:sz w:val="24"/>
-          <w:szCs w:val="24"/>
-        </w:rPr>
-        <w:t xml:space="preserve">qué</w:t>
-      </w:r>
-      <w:r>
-        <w:rPr>
-          <w:rFonts w:ascii="Times New Roman" w:cs="Times New Roman" w:eastAsia="Times New Roman" w:hAnsi="Times New Roman"/>
-          <w:color w:val="000000"/>
-          <w:sz w:val="24"/>
-          <w:szCs w:val="24"/>
-        </w:rPr>
-        <w:t xml:space="preserve"> está mirando. Se cambiaron a variación relativa </w:t>
-      </w:r>
-      <w:r>
-        <w:rPr>
-          <w:rFonts w:ascii="Courier New" w:cs="Courier New" w:eastAsia="Courier New" w:hAnsi="Courier New"/>
-          <w:color w:val="000000"/>
-          <w:sz w:val="22"/>
-          <w:szCs w:val="22"/>
-        </w:rPr>
-        <w:t xml:space="preserve">p(t−k)/p(t) − 1</w:t>
-      </w:r>
-      <w:r>
-        <w:rPr>
-          <w:rFonts w:ascii="Times New Roman" w:cs="Times New Roman" w:eastAsia="Times New Roman" w:hAnsi="Times New Roman"/>
-          <w:color w:val="000000"/>
-          <w:sz w:val="24"/>
-          <w:szCs w:val="24"/>
-        </w:rPr>
-        <w:t xml:space="preserve"> (D6).</w:t>
-      </w:r>
-    </w:p>
-    <w:p>
-      <w:pPr>
-        <w:spacing w:after="0" w:line="480" w:lineRule="auto"/>
-        <w:ind w:firstLine="720"/>
-      </w:pPr>
-      <w:r>
-        <w:rPr>
-          <w:rFonts w:ascii="Times New Roman" w:cs="Times New Roman" w:eastAsia="Times New Roman" w:hAnsi="Times New Roman"/>
-          <w:b/>
-          <w:bCs/>
-          <w:color w:val="000000"/>
-          <w:sz w:val="24"/>
-          <w:szCs w:val="24"/>
-        </w:rPr>
-        <w:t xml:space="preserve">Lo que compró ese cambio está medido</w:t>
-      </w:r>
-      <w:r>
-        <w:rPr>
-          <w:rFonts w:ascii="Times New Roman" w:cs="Times New Roman" w:eastAsia="Times New Roman" w:hAnsi="Times New Roman"/>
-          <w:color w:val="000000"/>
-          <w:sz w:val="24"/>
-          <w:szCs w:val="24"/>
-        </w:rPr>
-        <w:t xml:space="preserve">, con remuestreo pareado sobre las mismas filas de validación:</w:t>
-      </w:r>
-    </w:p>
-    <w:p>
-      <w:pPr>
-        <w:spacing w:after="0" w:line="480" w:lineRule="auto"/>
-        <w:ind w:firstLine="720"/>
-      </w:pPr>
-      <w:r>
-        <w:rPr>
-          <w:rFonts w:ascii="Times New Roman" w:cs="Times New Roman" w:eastAsia="Times New Roman" w:hAnsi="Times New Roman"/>
-          <w:color w:val="000000"/>
-          <w:sz w:val="24"/>
-          <w:szCs w:val="24"/>
-        </w:rPr>
-        <w:t xml:space="preserve">``</w:t>
-      </w:r>
-      <w:r>
-        <w:rPr>
-          <w:rFonts w:ascii="Courier New" w:cs="Courier New" w:eastAsia="Courier New" w:hAnsi="Courier New"/>
-          <w:color w:val="000000"/>
-          <w:sz w:val="22"/>
-          <w:szCs w:val="22"/>
-        </w:rPr>
-        <w:t xml:space="preserve"> bosque con rezagos relativos  vs  bosque con rezagos en nivel diferencia   +0,046191 IC 95 %      [+0,014060 , +0,080520]      excluye el cero </w:t>
-      </w:r>
-      <w:r>
-        <w:rPr>
-          <w:rFonts w:ascii="Times New Roman" w:cs="Times New Roman" w:eastAsia="Times New Roman" w:hAnsi="Times New Roman"/>
-          <w:color w:val="000000"/>
-          <w:sz w:val="24"/>
-          <w:szCs w:val="24"/>
-        </w:rPr>
-        <w:t xml:space="preserve">``</w:t>
-      </w:r>
-    </w:p>
-    <w:p>
-      <w:pPr>
-        <w:spacing w:after="0" w:line="480" w:lineRule="auto"/>
-        <w:ind w:firstLine="720"/>
-      </w:pPr>
-      <w:r>
-        <w:rPr>
-          <w:rFonts w:ascii="Times New Roman" w:cs="Times New Roman" w:eastAsia="Times New Roman" w:hAnsi="Times New Roman"/>
-          <w:color w:val="000000"/>
-          <w:sz w:val="24"/>
-          <w:szCs w:val="24"/>
-        </w:rPr>
-        <w:t xml:space="preserve">Y el efecto sobre lo que el proyecto puede afirmar es más grande que ese número: con rezagos en nivel, el bosque </w:t>
-      </w:r>
-      <w:r>
-        <w:rPr>
-          <w:rFonts w:ascii="Times New Roman" w:cs="Times New Roman" w:eastAsia="Times New Roman" w:hAnsi="Times New Roman"/>
-          <w:b/>
-          <w:bCs/>
-          <w:color w:val="000000"/>
-          <w:sz w:val="24"/>
-          <w:szCs w:val="24"/>
-        </w:rPr>
-        <w:t xml:space="preserve">no se distinguía del azar</w:t>
-      </w:r>
-      <w:r>
-        <w:rPr>
-          <w:rFonts w:ascii="Times New Roman" w:cs="Times New Roman" w:eastAsia="Times New Roman" w:hAnsi="Times New Roman"/>
-          <w:color w:val="000000"/>
-          <w:sz w:val="24"/>
-          <w:szCs w:val="24"/>
-        </w:rPr>
-        <w:t xml:space="preserve"> (+0,007522, IC [−0,025712, +0,039088], incluye el cero); con rezagos relativos sí (+0,053714, IC [+0,013658, +0,092854]).</w:t>
-      </w:r>
-    </w:p>
-    <w:p>
-      <w:pPr>
-        <w:spacing w:after="0" w:line="480" w:lineRule="auto"/>
-        <w:ind w:firstLine="720"/>
-      </w:pPr>
-      <w:r>
-        <w:rPr>
-          <w:rFonts w:ascii="Times New Roman" w:cs="Times New Roman" w:eastAsia="Times New Roman" w:hAnsi="Times New Roman"/>
-          <w:color w:val="000000"/>
-          <w:sz w:val="24"/>
-          <w:szCs w:val="24"/>
-        </w:rPr>
-        <w:t xml:space="preserve">Es decir: </w:t>
-      </w:r>
-      <w:r>
-        <w:rPr>
-          <w:rFonts w:ascii="Times New Roman" w:cs="Times New Roman" w:eastAsia="Times New Roman" w:hAnsi="Times New Roman"/>
-          <w:b/>
-          <w:bCs/>
-          <w:color w:val="000000"/>
-          <w:sz w:val="24"/>
-          <w:szCs w:val="24"/>
-        </w:rPr>
-        <w:t xml:space="preserve">la representación no mejoró un modelo que ya funcionaba — es lo que hizo que hubiera un resultado que reportar.</w:t>
-      </w:r>
-    </w:p>
-    <w:p>
-      <w:pPr>
-        <w:pStyle w:val="Heading2"/>
-        <w:keepNext/>
-        <w:spacing w:after="0" w:before="0" w:line="480" w:lineRule="auto"/>
-      </w:pPr>
-      <w:r>
-        <w:rPr>
-          <w:rFonts w:ascii="Times New Roman" w:cs="Times New Roman" w:eastAsia="Times New Roman" w:hAnsi="Times New Roman"/>
-          <w:b/>
-          <w:bCs/>
-          <w:i w:val="false"/>
-          <w:iCs w:val="false"/>
-          <w:color w:val="000000"/>
-          <w:sz w:val="24"/>
-          <w:szCs w:val="24"/>
-        </w:rPr>
-        <w:t xml:space="preserve">2.3 Qué usa el modelo, medido por permutación</w:t>
-      </w:r>
-    </w:p>
-    <w:p>
-      <w:pPr>
-        <w:spacing w:after="0" w:line="480" w:lineRule="auto"/>
-        <w:ind w:firstLine="720"/>
-      </w:pPr>
-      <w:r>
-        <w:rPr>
-          <w:rFonts w:ascii="Times New Roman" w:cs="Times New Roman" w:eastAsia="Times New Roman" w:hAnsi="Times New Roman"/>
-          <w:color w:val="000000"/>
-          <w:sz w:val="24"/>
-          <w:szCs w:val="24"/>
-        </w:rPr>
-        <w:t xml:space="preserve">La importancia que devuelve el bosque se calcula sobre entrenamiento y favorece a las variables de alta cardinalidad: describe de qué se colgó el modelo para ajustar lo que ya vio. La pregunta útil es otra —si el modelo necesita la columna para predecir lo que no vio—, y se responde permutando la columna sobre </w:t>
-      </w:r>
-      <w:r>
-        <w:rPr>
-          <w:rFonts w:ascii="Times New Roman" w:cs="Times New Roman" w:eastAsia="Times New Roman" w:hAnsi="Times New Roman"/>
-          <w:b/>
-          <w:bCs/>
-          <w:color w:val="000000"/>
-          <w:sz w:val="24"/>
-          <w:szCs w:val="24"/>
-        </w:rPr>
-        <w:t xml:space="preserve">validación</w:t>
-      </w:r>
-      <w:r>
-        <w:rPr>
-          <w:rFonts w:ascii="Times New Roman" w:cs="Times New Roman" w:eastAsia="Times New Roman" w:hAnsi="Times New Roman"/>
-          <w:color w:val="000000"/>
-          <w:sz w:val="24"/>
-          <w:szCs w:val="24"/>
-        </w:rPr>
-        <w:t xml:space="preserve"> y midiendo cuánto cae el F1 macro.</w:t>
-      </w:r>
-    </w:p>
-    <w:p>
-      <w:pPr>
-        <w:spacing w:after="0" w:line="480" w:lineRule="auto"/>
-        <w:ind w:firstLine="720"/>
-      </w:pPr>
-      <w:r>
-        <w:rPr>
-          <w:rFonts w:ascii="Times New Roman" w:cs="Times New Roman" w:eastAsia="Times New Roman" w:hAnsi="Times New Roman"/>
-          <w:color w:val="000000"/>
-          <w:sz w:val="24"/>
-          <w:szCs w:val="24"/>
-        </w:rPr>
-        <w:t xml:space="preserve">Las dos ordenaciones coinciden en lo grueso y no en el detalle: </w:t>
-      </w:r>
-      <w:r>
-        <w:rPr>
-          <w:rFonts w:ascii="Times New Roman" w:cs="Times New Roman" w:eastAsia="Times New Roman" w:hAnsi="Times New Roman"/>
-          <w:b/>
-          <w:bCs/>
-          <w:color w:val="000000"/>
-          <w:sz w:val="24"/>
-          <w:szCs w:val="24"/>
-        </w:rPr>
-        <w:t xml:space="preserve">correlación de rangos de Spearman 0,6086</w:t>
-      </w:r>
-      <w:r>
-        <w:rPr>
-          <w:rFonts w:ascii="Times New Roman" w:cs="Times New Roman" w:eastAsia="Times New Roman" w:hAnsi="Times New Roman"/>
-          <w:color w:val="000000"/>
-          <w:sz w:val="24"/>
-          <w:szCs w:val="24"/>
-        </w:rPr>
-        <w:t xml:space="preserve">. Elegir una u otra cambia qué columnas se conservarían.</w:t>
-      </w:r>
-    </w:p>
-    <w:p>
-      <w:pPr>
-        <w:keepNext/>
-        <w:spacing w:after="0" w:before="240" w:line="480" w:lineRule="auto"/>
-      </w:pPr>
-      <w:r>
-        <w:rPr>
-          <w:rFonts w:ascii="Times New Roman" w:cs="Times New Roman" w:eastAsia="Times New Roman" w:hAnsi="Times New Roman"/>
-          <w:b/>
-          <w:bCs/>
-          <w:color w:val="000000"/>
-          <w:sz w:val="24"/>
-          <w:szCs w:val="24"/>
-        </w:rPr>
-        <w:t xml:space="preserve">Tabla 6</w:t>
-      </w:r>
-    </w:p>
-    <w:p>
-      <w:pPr>
-        <w:keepNext/>
-        <w:spacing w:after="60" w:line="480" w:lineRule="auto"/>
-      </w:pPr>
-      <w:r>
-        <w:rPr>
-          <w:rFonts w:ascii="Times New Roman" w:cs="Times New Roman" w:eastAsia="Times New Roman" w:hAnsi="Times New Roman"/>
-          <w:i/>
-          <w:iCs/>
-          <w:color w:val="000000"/>
-          <w:sz w:val="24"/>
-          <w:szCs w:val="24"/>
-        </w:rPr>
-        <w:t xml:space="preserve">Las cinco columnas de mayor caída (F1 macro base: 0,390498).</w:t>
-      </w:r>
-    </w:p>
-    <w:tbl>
-      <w:tblPr>
-        <w:tblW w:type="dxa" w:w="9360"/>
-        <w:tblBorders>
-          <w:top w:val="none"/>
-          <w:left w:val="none"/>
-          <w:bottom w:val="none"/>
-          <w:right w:val="none"/>
-          <w:insideH w:val="none"/>
-          <w:insideV w:val="none"/>
-        </w:tblBorders>
-      </w:tblPr>
-      <w:tblGrid>
-        <w:gridCol w:w="3120"/>
-        <w:gridCol w:w="3120"/>
-        <w:gridCol w:w="3120"/>
-      </w:tblGrid>
-      <w:tr>
-        <w:trPr>
-          <w:tblHeader/>
-        </w:trPr>
-        <w:tc>
-          <w:tcPr>
-            <w:tcW w:type="dxa" w:w="3120"/>
-            <w:tcBorders>
-              <w:top w:val="single" w:color="000000" w:sz="6"/>
-              <w:left w:val="none"/>
-              <w:bottom w:val="single" w:color="000000" w:sz="6"/>
-              <w:right w:val="none"/>
-            </w:tcBorders>
-            <w:tcMar>
-              <w:top w:type="dxa" w:w="60"/>
-              <w:left w:type="dxa" w:w="100"/>
-              <w:bottom w:type="dxa" w:w="60"/>
-              <w:right w:type="dxa" w:w="100"/>
-            </w:tcMar>
-          </w:tcPr>
-          <w:p>
-            <w:pPr>
-              <w:spacing w:after="0" w:line="240" w:lineRule="auto"/>
-              <w:jc w:val="left"/>
-            </w:pPr>
-            <w:r>
-              <w:rPr>
-                <w:rFonts w:ascii="Times New Roman" w:cs="Times New Roman" w:eastAsia="Times New Roman" w:hAnsi="Times New Roman"/>
-                <w:color w:val="000000"/>
-                <w:sz w:val="22"/>
-                <w:szCs w:val="22"/>
-              </w:rPr>
-              <w:t xml:space="preserve">Familia</w:t>
-            </w:r>
-          </w:p>
-        </w:tc>
-        <w:tc>
-          <w:tcPr>
-            <w:tcW w:type="dxa" w:w="3120"/>
-            <w:tcBorders>
-              <w:top w:val="single" w:color="000000" w:sz="6"/>
-              <w:left w:val="none"/>
-              <w:bottom w:val="single" w:color="000000" w:sz="6"/>
-              <w:right w:val="none"/>
-            </w:tcBorders>
-            <w:tcMar>
-              <w:top w:type="dxa" w:w="60"/>
-              <w:left w:type="dxa" w:w="100"/>
-              <w:bottom w:type="dxa" w:w="60"/>
-              <w:right w:type="dxa" w:w="100"/>
-            </w:tcMar>
-          </w:tcPr>
-          <w:p>
-            <w:pPr>
-              <w:spacing w:after="0" w:line="240" w:lineRule="auto"/>
-              <w:jc w:val="center"/>
-            </w:pPr>
-            <w:r>
-              <w:rPr>
-                <w:rFonts w:ascii="Times New Roman" w:cs="Times New Roman" w:eastAsia="Times New Roman" w:hAnsi="Times New Roman"/>
-                <w:color w:val="000000"/>
-                <w:sz w:val="22"/>
-                <w:szCs w:val="22"/>
-              </w:rPr>
-              <w:t xml:space="preserve">Columnas</w:t>
-            </w:r>
-          </w:p>
-        </w:tc>
-        <w:tc>
-          <w:tcPr>
-            <w:tcW w:type="dxa" w:w="3120"/>
-            <w:tcBorders>
-              <w:top w:val="single" w:color="000000" w:sz="6"/>
-              <w:left w:val="none"/>
-              <w:bottom w:val="single" w:color="000000" w:sz="6"/>
-              <w:right w:val="none"/>
-            </w:tcBorders>
-            <w:tcMar>
-              <w:top w:type="dxa" w:w="60"/>
-              <w:left w:type="dxa" w:w="100"/>
-              <w:bottom w:type="dxa" w:w="60"/>
-              <w:right w:type="dxa" w:w="100"/>
-            </w:tcMar>
-          </w:tcPr>
-          <w:p>
-            <w:pPr>
-              <w:spacing w:after="0" w:line="240" w:lineRule="auto"/>
-              <w:jc w:val="center"/>
-            </w:pPr>
-            <w:r>
-              <w:rPr>
-                <w:rFonts w:ascii="Times New Roman" w:cs="Times New Roman" w:eastAsia="Times New Roman" w:hAnsi="Times New Roman"/>
-                <w:color w:val="000000"/>
-                <w:sz w:val="22"/>
-                <w:szCs w:val="22"/>
-              </w:rPr>
-              <w:t xml:space="preserve">Qué mide</w:t>
-            </w:r>
-          </w:p>
-        </w:tc>
-      </w:tr>
-      <w:tr>
-        <w:tc>
-          <w:tcPr>
-            <w:tcW w:type="dxa" w:w="3120"/>
-            <w:tcBorders>
-              <w:top w:val="none"/>
-              <w:left w:val="none"/>
-              <w:bottom w:val="none"/>
-              <w:right w:val="none"/>
-            </w:tcBorders>
-            <w:tcMar>
-              <w:top w:type="dxa" w:w="60"/>
-              <w:left w:type="dxa" w:w="100"/>
-              <w:bottom w:type="dxa" w:w="60"/>
-              <w:right w:type="dxa" w:w="100"/>
-            </w:tcMar>
-          </w:tcPr>
-          <w:p>
-            <w:pPr>
-              <w:spacing w:after="0" w:line="240" w:lineRule="auto"/>
-              <w:jc w:val="left"/>
-            </w:pPr>
-            <w:r>
-              <w:rPr>
-                <w:rFonts w:ascii="Times New Roman" w:cs="Times New Roman" w:eastAsia="Times New Roman" w:hAnsi="Times New Roman"/>
-                <w:color w:val="000000"/>
-                <w:sz w:val="22"/>
-                <w:szCs w:val="22"/>
-              </w:rPr>
-              <w:t xml:space="preserve">Rezagos</w:t>
-            </w:r>
-          </w:p>
-        </w:tc>
-        <w:tc>
-          <w:tcPr>
-            <w:tcW w:type="dxa" w:w="3120"/>
-            <w:tcBorders>
-              <w:top w:val="none"/>
-              <w:left w:val="none"/>
-              <w:bottom w:val="none"/>
-              <w:right w:val="none"/>
-            </w:tcBorders>
-            <w:tcMar>
-              <w:top w:type="dxa" w:w="60"/>
-              <w:left w:type="dxa" w:w="100"/>
-              <w:bottom w:type="dxa" w:w="60"/>
-              <w:right w:type="dxa" w:w="100"/>
-            </w:tcMar>
-          </w:tcPr>
-          <w:p>
-            <w:pPr>
-              <w:spacing w:after="0" w:line="240" w:lineRule="auto"/>
-              <w:jc w:val="center"/>
-            </w:pPr>
-            <w:r>
-              <w:rPr>
-                <w:rFonts w:ascii="Times New Roman" w:cs="Times New Roman" w:eastAsia="Times New Roman" w:hAnsi="Times New Roman"/>
-                <w:color w:val="000000"/>
-                <w:sz w:val="22"/>
-                <w:szCs w:val="22"/>
-              </w:rPr>
-              <w:t xml:space="preserve">24</w:t>
-            </w:r>
-          </w:p>
-        </w:tc>
-        <w:tc>
-          <w:tcPr>
-            <w:tcW w:type="dxa" w:w="3120"/>
-            <w:tcBorders>
-              <w:top w:val="none"/>
-              <w:left w:val="none"/>
-              <w:bottom w:val="none"/>
-              <w:right w:val="none"/>
-            </w:tcBorders>
-            <w:tcMar>
-              <w:top w:type="dxa" w:w="60"/>
-              <w:left w:type="dxa" w:w="100"/>
-              <w:bottom w:type="dxa" w:w="60"/>
-              <w:right w:type="dxa" w:w="100"/>
-            </w:tcMar>
-          </w:tcPr>
-          <w:p>
-            <w:pPr>
-              <w:spacing w:after="0" w:line="240" w:lineRule="auto"/>
-              <w:jc w:val="center"/>
-            </w:pPr>
-            <w:r>
-              <w:rPr>
-                <w:rFonts w:ascii="Times New Roman" w:cs="Times New Roman" w:eastAsia="Times New Roman" w:hAnsi="Times New Roman"/>
-                <w:color w:val="000000"/>
-                <w:sz w:val="22"/>
-                <w:szCs w:val="22"/>
-              </w:rPr>
-              <w:t xml:space="preserve">Variación relativa del cierre a 1–7 velas, de los seis activos</w:t>
-            </w:r>
-          </w:p>
-        </w:tc>
-      </w:tr>
-      <w:tr>
-        <w:tc>
-          <w:tcPr>
-            <w:tcW w:type="dxa" w:w="3120"/>
-            <w:tcBorders>
-              <w:top w:val="none"/>
-              <w:left w:val="none"/>
-              <w:bottom w:val="none"/>
-              <w:right w:val="none"/>
-            </w:tcBorders>
-            <w:tcMar>
-              <w:top w:type="dxa" w:w="60"/>
-              <w:left w:type="dxa" w:w="100"/>
-              <w:bottom w:type="dxa" w:w="60"/>
-              <w:right w:type="dxa" w:w="100"/>
-            </w:tcMar>
-          </w:tcPr>
-          <w:p>
-            <w:pPr>
-              <w:spacing w:after="0" w:line="240" w:lineRule="auto"/>
-              <w:jc w:val="left"/>
-            </w:pPr>
-            <w:r>
-              <w:rPr>
-                <w:rFonts w:ascii="Times New Roman" w:cs="Times New Roman" w:eastAsia="Times New Roman" w:hAnsi="Times New Roman"/>
-                <w:color w:val="000000"/>
-                <w:sz w:val="22"/>
-                <w:szCs w:val="22"/>
-              </w:rPr>
-              <w:t xml:space="preserve">Retornos</w:t>
-            </w:r>
-          </w:p>
-        </w:tc>
-        <w:tc>
-          <w:tcPr>
-            <w:tcW w:type="dxa" w:w="3120"/>
-            <w:tcBorders>
-              <w:top w:val="none"/>
-              <w:left w:val="none"/>
-              <w:bottom w:val="none"/>
-              <w:right w:val="none"/>
-            </w:tcBorders>
-            <w:tcMar>
-              <w:top w:type="dxa" w:w="60"/>
-              <w:left w:type="dxa" w:w="100"/>
-              <w:bottom w:type="dxa" w:w="60"/>
-              <w:right w:type="dxa" w:w="100"/>
-            </w:tcMar>
-          </w:tcPr>
-          <w:p>
-            <w:pPr>
-              <w:spacing w:after="0" w:line="240" w:lineRule="auto"/>
-              <w:jc w:val="center"/>
-            </w:pPr>
-            <w:r>
-              <w:rPr>
-                <w:rFonts w:ascii="Times New Roman" w:cs="Times New Roman" w:eastAsia="Times New Roman" w:hAnsi="Times New Roman"/>
-                <w:color w:val="000000"/>
-                <w:sz w:val="22"/>
-                <w:szCs w:val="22"/>
-              </w:rPr>
-              <w:t xml:space="preserve">17</w:t>
-            </w:r>
-          </w:p>
-        </w:tc>
-        <w:tc>
-          <w:tcPr>
-            <w:tcW w:type="dxa" w:w="3120"/>
-            <w:tcBorders>
-              <w:top w:val="none"/>
-              <w:left w:val="none"/>
-              <w:bottom w:val="none"/>
-              <w:right w:val="none"/>
-            </w:tcBorders>
-            <w:tcMar>
-              <w:top w:type="dxa" w:w="60"/>
-              <w:left w:type="dxa" w:w="100"/>
-              <w:bottom w:type="dxa" w:w="60"/>
-              <w:right w:type="dxa" w:w="100"/>
-            </w:tcMar>
-          </w:tcPr>
-          <w:p>
-            <w:pPr>
-              <w:spacing w:after="0" w:line="240" w:lineRule="auto"/>
-              <w:jc w:val="center"/>
-            </w:pPr>
-            <w:r>
-              <w:rPr>
-                <w:rFonts w:ascii="Times New Roman" w:cs="Times New Roman" w:eastAsia="Times New Roman" w:hAnsi="Times New Roman"/>
-                <w:color w:val="000000"/>
-                <w:sz w:val="22"/>
-                <w:szCs w:val="22"/>
-              </w:rPr>
-              <w:t xml:space="preserve">Retornos a 1 y 3 velas</w:t>
-            </w:r>
-          </w:p>
-        </w:tc>
-      </w:tr>
-      <w:tr>
-        <w:tc>
-          <w:tcPr>
-            <w:tcW w:type="dxa" w:w="3120"/>
-            <w:tcBorders>
-              <w:top w:val="none"/>
-              <w:left w:val="none"/>
-              <w:bottom w:val="none"/>
-              <w:right w:val="none"/>
-            </w:tcBorders>
-            <w:tcMar>
-              <w:top w:type="dxa" w:w="60"/>
-              <w:left w:type="dxa" w:w="100"/>
-              <w:bottom w:type="dxa" w:w="60"/>
-              <w:right w:type="dxa" w:w="100"/>
-            </w:tcMar>
-          </w:tcPr>
-          <w:p>
-            <w:pPr>
-              <w:spacing w:after="0" w:line="240" w:lineRule="auto"/>
-              <w:jc w:val="left"/>
-            </w:pPr>
-            <w:r>
-              <w:rPr>
-                <w:rFonts w:ascii="Times New Roman" w:cs="Times New Roman" w:eastAsia="Times New Roman" w:hAnsi="Times New Roman"/>
-                <w:color w:val="000000"/>
-                <w:sz w:val="22"/>
-                <w:szCs w:val="22"/>
-              </w:rPr>
-              <w:t xml:space="preserve">Indicadores técnicos</w:t>
-            </w:r>
-          </w:p>
-        </w:tc>
-        <w:tc>
-          <w:tcPr>
-            <w:tcW w:type="dxa" w:w="3120"/>
-            <w:tcBorders>
-              <w:top w:val="none"/>
-              <w:left w:val="none"/>
-              <w:bottom w:val="none"/>
-              <w:right w:val="none"/>
-            </w:tcBorders>
-            <w:tcMar>
-              <w:top w:type="dxa" w:w="60"/>
-              <w:left w:type="dxa" w:w="100"/>
-              <w:bottom w:type="dxa" w:w="60"/>
-              <w:right w:type="dxa" w:w="100"/>
-            </w:tcMar>
-          </w:tcPr>
-          <w:p>
-            <w:pPr>
-              <w:spacing w:after="0" w:line="240" w:lineRule="auto"/>
-              <w:jc w:val="center"/>
-            </w:pPr>
-            <w:r>
-              <w:rPr>
-                <w:rFonts w:ascii="Times New Roman" w:cs="Times New Roman" w:eastAsia="Times New Roman" w:hAnsi="Times New Roman"/>
-                <w:color w:val="000000"/>
-                <w:sz w:val="22"/>
-                <w:szCs w:val="22"/>
-              </w:rPr>
-              <w:t xml:space="preserve">10</w:t>
-            </w:r>
-          </w:p>
-        </w:tc>
-        <w:tc>
-          <w:tcPr>
-            <w:tcW w:type="dxa" w:w="3120"/>
-            <w:tcBorders>
-              <w:top w:val="none"/>
-              <w:left w:val="none"/>
-              <w:bottom w:val="none"/>
-              <w:right w:val="none"/>
-            </w:tcBorders>
-            <w:tcMar>
-              <w:top w:type="dxa" w:w="60"/>
-              <w:left w:type="dxa" w:w="100"/>
-              <w:bottom w:type="dxa" w:w="60"/>
-              <w:right w:type="dxa" w:w="100"/>
-            </w:tcMar>
-          </w:tcPr>
-          <w:p>
-            <w:pPr>
-              <w:spacing w:after="0" w:line="240" w:lineRule="auto"/>
-              <w:jc w:val="center"/>
-            </w:pPr>
-            <w:r>
-              <w:rPr>
-                <w:rFonts w:ascii="Times New Roman" w:cs="Times New Roman" w:eastAsia="Times New Roman" w:hAnsi="Times New Roman"/>
-                <w:color w:val="000000"/>
-                <w:sz w:val="22"/>
-                <w:szCs w:val="22"/>
-              </w:rPr>
-              <w:t xml:space="preserve">RSI, MACD, Bollinger, distancia a medias móviles</w:t>
-            </w:r>
-          </w:p>
-        </w:tc>
-      </w:tr>
-      <w:tr>
-        <w:tc>
-          <w:tcPr>
-            <w:tcW w:type="dxa" w:w="3120"/>
-            <w:tcBorders>
-              <w:top w:val="none"/>
-              <w:left w:val="none"/>
-              <w:bottom w:val="none"/>
-              <w:right w:val="none"/>
-            </w:tcBorders>
-            <w:tcMar>
-              <w:top w:type="dxa" w:w="60"/>
-              <w:left w:type="dxa" w:w="100"/>
-              <w:bottom w:type="dxa" w:w="60"/>
-              <w:right w:type="dxa" w:w="100"/>
-            </w:tcMar>
-          </w:tcPr>
-          <w:p>
-            <w:pPr>
-              <w:spacing w:after="0" w:line="240" w:lineRule="auto"/>
-              <w:jc w:val="left"/>
-            </w:pPr>
-            <w:r>
-              <w:rPr>
-                <w:rFonts w:ascii="Times New Roman" w:cs="Times New Roman" w:eastAsia="Times New Roman" w:hAnsi="Times New Roman"/>
-                <w:color w:val="000000"/>
-                <w:sz w:val="22"/>
-                <w:szCs w:val="22"/>
-              </w:rPr>
-              <w:t xml:space="preserve">Correlación cruzada</w:t>
-            </w:r>
-          </w:p>
-        </w:tc>
-        <w:tc>
-          <w:tcPr>
-            <w:tcW w:type="dxa" w:w="3120"/>
-            <w:tcBorders>
-              <w:top w:val="none"/>
-              <w:left w:val="none"/>
-              <w:bottom w:val="none"/>
-              <w:right w:val="none"/>
-            </w:tcBorders>
-            <w:tcMar>
-              <w:top w:type="dxa" w:w="60"/>
-              <w:left w:type="dxa" w:w="100"/>
-              <w:bottom w:type="dxa" w:w="60"/>
-              <w:right w:type="dxa" w:w="100"/>
-            </w:tcMar>
-          </w:tcPr>
-          <w:p>
-            <w:pPr>
-              <w:spacing w:after="0" w:line="240" w:lineRule="auto"/>
-              <w:jc w:val="center"/>
-            </w:pPr>
-            <w:r>
-              <w:rPr>
-                <w:rFonts w:ascii="Times New Roman" w:cs="Times New Roman" w:eastAsia="Times New Roman" w:hAnsi="Times New Roman"/>
-                <w:color w:val="000000"/>
-                <w:sz w:val="22"/>
-                <w:szCs w:val="22"/>
-              </w:rPr>
-              <w:t xml:space="preserve">5</w:t>
-            </w:r>
-          </w:p>
-        </w:tc>
-        <w:tc>
-          <w:tcPr>
-            <w:tcW w:type="dxa" w:w="3120"/>
-            <w:tcBorders>
-              <w:top w:val="none"/>
-              <w:left w:val="none"/>
-              <w:bottom w:val="none"/>
-              <w:right w:val="none"/>
-            </w:tcBorders>
-            <w:tcMar>
-              <w:top w:type="dxa" w:w="60"/>
-              <w:left w:type="dxa" w:w="100"/>
-              <w:bottom w:type="dxa" w:w="60"/>
-              <w:right w:type="dxa" w:w="100"/>
-            </w:tcMar>
-          </w:tcPr>
-          <w:p>
-            <w:pPr>
-              <w:spacing w:after="0" w:line="240" w:lineRule="auto"/>
-              <w:jc w:val="center"/>
-            </w:pPr>
-            <w:r>
-              <w:rPr>
-                <w:rFonts w:ascii="Times New Roman" w:cs="Times New Roman" w:eastAsia="Times New Roman" w:hAnsi="Times New Roman"/>
-                <w:color w:val="000000"/>
-                <w:sz w:val="22"/>
-                <w:szCs w:val="22"/>
-              </w:rPr>
-              <w:t xml:space="preserve">Correlación móvil de LTC contra cada activo de apoyo</w:t>
-            </w:r>
-          </w:p>
-        </w:tc>
-      </w:tr>
-      <w:tr>
-        <w:tc>
-          <w:tcPr>
-            <w:tcW w:type="dxa" w:w="3120"/>
-            <w:tcBorders>
-              <w:top w:val="none"/>
-              <w:left w:val="none"/>
-              <w:bottom w:val="none"/>
-              <w:right w:val="none"/>
-            </w:tcBorders>
-            <w:tcMar>
-              <w:top w:type="dxa" w:w="60"/>
-              <w:left w:type="dxa" w:w="100"/>
-              <w:bottom w:type="dxa" w:w="60"/>
-              <w:right w:type="dxa" w:w="100"/>
-            </w:tcMar>
-          </w:tcPr>
-          <w:p>
-            <w:pPr>
-              <w:spacing w:after="0" w:line="240" w:lineRule="auto"/>
-              <w:jc w:val="left"/>
-            </w:pPr>
-            <w:r>
-              <w:rPr>
-                <w:rFonts w:ascii="Times New Roman" w:cs="Times New Roman" w:eastAsia="Times New Roman" w:hAnsi="Times New Roman"/>
-                <w:color w:val="000000"/>
-                <w:sz w:val="22"/>
-                <w:szCs w:val="22"/>
-              </w:rPr>
-              <w:t xml:space="preserve">Ventana deslizante</w:t>
-            </w:r>
-          </w:p>
-        </w:tc>
-        <w:tc>
-          <w:tcPr>
-            <w:tcW w:type="dxa" w:w="3120"/>
-            <w:tcBorders>
-              <w:top w:val="none"/>
-              <w:left w:val="none"/>
-              <w:bottom w:val="none"/>
-              <w:right w:val="none"/>
-            </w:tcBorders>
-            <w:tcMar>
-              <w:top w:type="dxa" w:w="60"/>
-              <w:left w:type="dxa" w:w="100"/>
-              <w:bottom w:type="dxa" w:w="60"/>
-              <w:right w:type="dxa" w:w="100"/>
-            </w:tcMar>
-          </w:tcPr>
-          <w:p>
-            <w:pPr>
-              <w:spacing w:after="0" w:line="240" w:lineRule="auto"/>
-              <w:jc w:val="center"/>
-            </w:pPr>
-            <w:r>
-              <w:rPr>
-                <w:rFonts w:ascii="Times New Roman" w:cs="Times New Roman" w:eastAsia="Times New Roman" w:hAnsi="Times New Roman"/>
-                <w:color w:val="000000"/>
-                <w:sz w:val="22"/>
-                <w:szCs w:val="22"/>
-              </w:rPr>
-              <w:t xml:space="preserve">4</w:t>
-            </w:r>
-          </w:p>
-        </w:tc>
-        <w:tc>
-          <w:tcPr>
-            <w:tcW w:type="dxa" w:w="3120"/>
-            <w:tcBorders>
-              <w:top w:val="none"/>
-              <w:left w:val="none"/>
-              <w:bottom w:val="none"/>
-              <w:right w:val="none"/>
-            </w:tcBorders>
-            <w:tcMar>
-              <w:top w:type="dxa" w:w="60"/>
-              <w:left w:type="dxa" w:w="100"/>
-              <w:bottom w:type="dxa" w:w="60"/>
-              <w:right w:type="dxa" w:w="100"/>
-            </w:tcMar>
-          </w:tcPr>
-          <w:p>
-            <w:pPr>
-              <w:spacing w:after="0" w:line="240" w:lineRule="auto"/>
-              <w:jc w:val="center"/>
-            </w:pPr>
-            <w:r>
-              <w:rPr>
-                <w:rFonts w:ascii="Times New Roman" w:cs="Times New Roman" w:eastAsia="Times New Roman" w:hAnsi="Times New Roman"/>
-                <w:color w:val="000000"/>
-                <w:sz w:val="22"/>
-                <w:szCs w:val="22"/>
-              </w:rPr>
-              <w:t xml:space="preserve">Posición dentro del rango, rango relativo</w:t>
-            </w:r>
-          </w:p>
-        </w:tc>
-      </w:tr>
-      <w:tr>
-        <w:tc>
-          <w:tcPr>
-            <w:tcW w:type="dxa" w:w="3120"/>
-            <w:tcBorders>
-              <w:top w:val="none"/>
-              <w:left w:val="none"/>
-              <w:bottom w:val="single" w:color="000000" w:sz="6"/>
-              <w:right w:val="none"/>
-            </w:tcBorders>
-            <w:tcMar>
-              <w:top w:type="dxa" w:w="60"/>
-              <w:left w:type="dxa" w:w="100"/>
-              <w:bottom w:type="dxa" w:w="60"/>
-              <w:right w:type="dxa" w:w="100"/>
-            </w:tcMar>
-          </w:tcPr>
-          <w:p>
-            <w:pPr>
-              <w:spacing w:after="0" w:line="240" w:lineRule="auto"/>
-              <w:jc w:val="left"/>
-            </w:pPr>
-            <w:r>
-              <w:rPr>
-                <w:rFonts w:ascii="Times New Roman" w:cs="Times New Roman" w:eastAsia="Times New Roman" w:hAnsi="Times New Roman"/>
-                <w:color w:val="000000"/>
-                <w:sz w:val="22"/>
-                <w:szCs w:val="22"/>
-              </w:rPr>
-              <w:t xml:space="preserve">Volatilidad</w:t>
-            </w:r>
-          </w:p>
-        </w:tc>
-        <w:tc>
-          <w:tcPr>
-            <w:tcW w:type="dxa" w:w="3120"/>
-            <w:tcBorders>
-              <w:top w:val="none"/>
-              <w:left w:val="none"/>
-              <w:bottom w:val="single" w:color="000000" w:sz="6"/>
-              <w:right w:val="none"/>
-            </w:tcBorders>
-            <w:tcMar>
-              <w:top w:type="dxa" w:w="60"/>
-              <w:left w:type="dxa" w:w="100"/>
-              <w:bottom w:type="dxa" w:w="60"/>
-              <w:right w:type="dxa" w:w="100"/>
-            </w:tcMar>
-          </w:tcPr>
-          <w:p>
-            <w:pPr>
-              <w:spacing w:after="0" w:line="240" w:lineRule="auto"/>
-              <w:jc w:val="center"/>
-            </w:pPr>
-            <w:r>
-              <w:rPr>
-                <w:rFonts w:ascii="Times New Roman" w:cs="Times New Roman" w:eastAsia="Times New Roman" w:hAnsi="Times New Roman"/>
-                <w:color w:val="000000"/>
-                <w:sz w:val="22"/>
-                <w:szCs w:val="22"/>
-              </w:rPr>
-              <w:t xml:space="preserve">3</w:t>
-            </w:r>
-          </w:p>
-        </w:tc>
-        <w:tc>
-          <w:tcPr>
-            <w:tcW w:type="dxa" w:w="3120"/>
-            <w:tcBorders>
-              <w:top w:val="none"/>
-              <w:left w:val="none"/>
-              <w:bottom w:val="single" w:color="000000" w:sz="6"/>
-              <w:right w:val="none"/>
-            </w:tcBorders>
-            <w:tcMar>
-              <w:top w:type="dxa" w:w="60"/>
-              <w:left w:type="dxa" w:w="100"/>
-              <w:bottom w:type="dxa" w:w="60"/>
-              <w:right w:type="dxa" w:w="100"/>
-            </w:tcMar>
-          </w:tcPr>
-          <w:p>
-            <w:pPr>
-              <w:spacing w:after="0" w:line="240" w:lineRule="auto"/>
-              <w:jc w:val="center"/>
-            </w:pPr>
-            <w:r>
-              <w:rPr>
-                <w:rFonts w:ascii="Times New Roman" w:cs="Times New Roman" w:eastAsia="Times New Roman" w:hAnsi="Times New Roman"/>
-                <w:color w:val="000000"/>
-                <w:sz w:val="22"/>
-                <w:szCs w:val="22"/>
-              </w:rPr>
-              <w:t xml:space="preserve">Desviación móvil de los retornos</w:t>
-            </w:r>
-          </w:p>
-        </w:tc>
-      </w:tr>
-    </w:tbl>
-    <w:p>
-      <w:pPr>
-        <w:spacing w:after="240"/>
-      </w:pPr>
-    </w:p>
-    <w:p>
-      <w:pPr>
-        <w:keepNext/>
-        <w:spacing w:after="0" w:before="240" w:line="480" w:lineRule="auto"/>
-      </w:pPr>
-      <w:r>
-        <w:rPr>
-          <w:rFonts w:ascii="Times New Roman" w:cs="Times New Roman" w:eastAsia="Times New Roman" w:hAnsi="Times New Roman"/>
-          <w:b/>
-          <w:bCs/>
-          <w:color w:val="000000"/>
-          <w:sz w:val="24"/>
-          <w:szCs w:val="24"/>
-        </w:rPr>
-        <w:t xml:space="preserve">Tabla 7</w:t>
-      </w:r>
-    </w:p>
-    <w:p>
-      <w:pPr>
-        <w:keepNext/>
-        <w:spacing w:after="60" w:line="480" w:lineRule="auto"/>
-      </w:pPr>
-      <w:r>
-        <w:rPr>
-          <w:rFonts w:ascii="Times New Roman" w:cs="Times New Roman" w:eastAsia="Times New Roman" w:hAnsi="Times New Roman"/>
-          <w:i/>
-          <w:iCs/>
-          <w:color w:val="000000"/>
-          <w:sz w:val="24"/>
-          <w:szCs w:val="24"/>
-        </w:rPr>
-        <w:t xml:space="preserve">Agregado por familia.</w:t>
-      </w:r>
-    </w:p>
-    <w:tbl>
-      <w:tblPr>
-        <w:tblW w:type="dxa" w:w="9360"/>
-        <w:tblBorders>
-          <w:top w:val="none"/>
-          <w:left w:val="none"/>
-          <w:bottom w:val="none"/>
-          <w:right w:val="none"/>
-          <w:insideH w:val="none"/>
-          <w:insideV w:val="none"/>
-        </w:tblBorders>
-      </w:tblPr>
-      <w:tblGrid>
-        <w:gridCol w:w="4680"/>
-        <w:gridCol w:w="4680"/>
-      </w:tblGrid>
-      <w:tr>
-        <w:trPr>
-          <w:tblHeader/>
-        </w:trPr>
-        <w:tc>
-          <w:tcPr>
-            <w:tcW w:type="dxa" w:w="4680"/>
-            <w:tcBorders>
-              <w:top w:val="single" w:color="000000" w:sz="6"/>
-              <w:left w:val="none"/>
-              <w:bottom w:val="single" w:color="000000" w:sz="6"/>
-              <w:right w:val="none"/>
-            </w:tcBorders>
-            <w:tcMar>
-              <w:top w:type="dxa" w:w="60"/>
-              <w:left w:type="dxa" w:w="100"/>
-              <w:bottom w:type="dxa" w:w="60"/>
-              <w:right w:type="dxa" w:w="100"/>
-            </w:tcMar>
-          </w:tcPr>
-          <w:p>
-            <w:pPr>
-              <w:spacing w:after="0" w:line="240" w:lineRule="auto"/>
-              <w:jc w:val="left"/>
-            </w:pPr>
-            <w:r>
-              <w:rPr>
-                <w:rFonts w:ascii="Times New Roman" w:cs="Times New Roman" w:eastAsia="Times New Roman" w:hAnsi="Times New Roman"/>
-                <w:color w:val="000000"/>
-                <w:sz w:val="22"/>
-                <w:szCs w:val="22"/>
-              </w:rPr>
-              <w:t xml:space="preserve">Columna</w:t>
-            </w:r>
-          </w:p>
-        </w:tc>
-        <w:tc>
-          <w:tcPr>
-            <w:tcW w:type="dxa" w:w="4680"/>
-            <w:tcBorders>
-              <w:top w:val="single" w:color="000000" w:sz="6"/>
-              <w:left w:val="none"/>
-              <w:bottom w:val="single" w:color="000000" w:sz="6"/>
-              <w:right w:val="none"/>
-            </w:tcBorders>
-            <w:tcMar>
-              <w:top w:type="dxa" w:w="60"/>
-              <w:left w:type="dxa" w:w="100"/>
-              <w:bottom w:type="dxa" w:w="60"/>
-              <w:right w:type="dxa" w:w="100"/>
-            </w:tcMar>
-          </w:tcPr>
-          <w:p>
-            <w:pPr>
-              <w:spacing w:after="0" w:line="240" w:lineRule="auto"/>
-              <w:jc w:val="center"/>
-            </w:pPr>
-            <w:r>
-              <w:rPr>
-                <w:rFonts w:ascii="Times New Roman" w:cs="Times New Roman" w:eastAsia="Times New Roman" w:hAnsi="Times New Roman"/>
-                <w:color w:val="000000"/>
-                <w:sz w:val="22"/>
-                <w:szCs w:val="22"/>
-              </w:rPr>
-              <w:t xml:space="preserve">Caída media</w:t>
-            </w:r>
-          </w:p>
-        </w:tc>
-      </w:tr>
-      <w:tr>
-        <w:tc>
-          <w:tcPr>
-            <w:tcW w:type="dxa" w:w="4680"/>
-            <w:tcBorders>
-              <w:top w:val="none"/>
-              <w:left w:val="none"/>
-              <w:bottom w:val="none"/>
-              <w:right w:val="none"/>
-            </w:tcBorders>
-            <w:tcMar>
-              <w:top w:type="dxa" w:w="60"/>
-              <w:left w:type="dxa" w:w="100"/>
-              <w:bottom w:type="dxa" w:w="60"/>
-              <w:right w:type="dxa" w:w="100"/>
-            </w:tcMar>
-          </w:tcPr>
-          <w:p>
-            <w:pPr>
-              <w:spacing w:after="0" w:line="240" w:lineRule="auto"/>
-              <w:jc w:val="left"/>
-            </w:pPr>
-            <w:r>
-              <w:rPr>
-                <w:rFonts w:ascii="Courier New" w:cs="Courier New" w:eastAsia="Courier New" w:hAnsi="Courier New"/>
-                <w:color w:val="000000"/>
-                <w:sz w:val="20"/>
-                <w:szCs w:val="20"/>
-              </w:rPr>
-              <w:t xml:space="preserve">LTC_posicion_rango_7</w:t>
-            </w:r>
-          </w:p>
-        </w:tc>
-        <w:tc>
-          <w:tcPr>
-            <w:tcW w:type="dxa" w:w="4680"/>
-            <w:tcBorders>
-              <w:top w:val="none"/>
-              <w:left w:val="none"/>
-              <w:bottom w:val="none"/>
-              <w:right w:val="none"/>
-            </w:tcBorders>
-            <w:tcMar>
-              <w:top w:type="dxa" w:w="60"/>
-              <w:left w:type="dxa" w:w="100"/>
-              <w:bottom w:type="dxa" w:w="60"/>
-              <w:right w:type="dxa" w:w="100"/>
-            </w:tcMar>
-          </w:tcPr>
-          <w:p>
-            <w:pPr>
-              <w:spacing w:after="0" w:line="240" w:lineRule="auto"/>
-              <w:jc w:val="center"/>
-            </w:pPr>
-            <w:r>
-              <w:rPr>
-                <w:rFonts w:ascii="Times New Roman" w:cs="Times New Roman" w:eastAsia="Times New Roman" w:hAnsi="Times New Roman"/>
-                <w:color w:val="000000"/>
-                <w:sz w:val="22"/>
-                <w:szCs w:val="22"/>
-              </w:rPr>
-              <w:t xml:space="preserve">0,0422</w:t>
-            </w:r>
-          </w:p>
-        </w:tc>
-      </w:tr>
-      <w:tr>
-        <w:tc>
-          <w:tcPr>
-            <w:tcW w:type="dxa" w:w="4680"/>
-            <w:tcBorders>
-              <w:top w:val="none"/>
-              <w:left w:val="none"/>
-              <w:bottom w:val="none"/>
-              <w:right w:val="none"/>
-            </w:tcBorders>
-            <w:tcMar>
-              <w:top w:type="dxa" w:w="60"/>
-              <w:left w:type="dxa" w:w="100"/>
-              <w:bottom w:type="dxa" w:w="60"/>
-              <w:right w:type="dxa" w:w="100"/>
-            </w:tcMar>
-          </w:tcPr>
-          <w:p>
-            <w:pPr>
-              <w:spacing w:after="0" w:line="240" w:lineRule="auto"/>
-              <w:jc w:val="left"/>
-            </w:pPr>
-            <w:r>
-              <w:rPr>
-                <w:rFonts w:ascii="Courier New" w:cs="Courier New" w:eastAsia="Courier New" w:hAnsi="Courier New"/>
-                <w:color w:val="000000"/>
-                <w:sz w:val="20"/>
-                <w:szCs w:val="20"/>
-              </w:rPr>
-              <w:t xml:space="preserve">LTC_dist_sma_7</w:t>
-            </w:r>
-          </w:p>
-        </w:tc>
-        <w:tc>
-          <w:tcPr>
-            <w:tcW w:type="dxa" w:w="4680"/>
-            <w:tcBorders>
-              <w:top w:val="none"/>
-              <w:left w:val="none"/>
-              <w:bottom w:val="none"/>
-              <w:right w:val="none"/>
-            </w:tcBorders>
-            <w:tcMar>
-              <w:top w:type="dxa" w:w="60"/>
-              <w:left w:type="dxa" w:w="100"/>
-              <w:bottom w:type="dxa" w:w="60"/>
-              <w:right w:type="dxa" w:w="100"/>
-            </w:tcMar>
-          </w:tcPr>
-          <w:p>
-            <w:pPr>
-              <w:spacing w:after="0" w:line="240" w:lineRule="auto"/>
-              <w:jc w:val="center"/>
-            </w:pPr>
-            <w:r>
-              <w:rPr>
-                <w:rFonts w:ascii="Times New Roman" w:cs="Times New Roman" w:eastAsia="Times New Roman" w:hAnsi="Times New Roman"/>
-                <w:color w:val="000000"/>
-                <w:sz w:val="22"/>
-                <w:szCs w:val="22"/>
-              </w:rPr>
-              <w:t xml:space="preserve">0,0343</w:t>
-            </w:r>
-          </w:p>
-        </w:tc>
-      </w:tr>
-      <w:tr>
-        <w:tc>
-          <w:tcPr>
-            <w:tcW w:type="dxa" w:w="4680"/>
-            <w:tcBorders>
-              <w:top w:val="none"/>
-              <w:left w:val="none"/>
-              <w:bottom w:val="none"/>
-              <w:right w:val="none"/>
-            </w:tcBorders>
-            <w:tcMar>
-              <w:top w:type="dxa" w:w="60"/>
-              <w:left w:type="dxa" w:w="100"/>
-              <w:bottom w:type="dxa" w:w="60"/>
-              <w:right w:type="dxa" w:w="100"/>
-            </w:tcMar>
-          </w:tcPr>
-          <w:p>
-            <w:pPr>
-              <w:spacing w:after="0" w:line="240" w:lineRule="auto"/>
-              <w:jc w:val="left"/>
-            </w:pPr>
-            <w:r>
-              <w:rPr>
-                <w:rFonts w:ascii="Courier New" w:cs="Courier New" w:eastAsia="Courier New" w:hAnsi="Courier New"/>
-                <w:color w:val="000000"/>
-                <w:sz w:val="20"/>
-                <w:szCs w:val="20"/>
-              </w:rPr>
-              <w:t xml:space="preserve">ADA_cierre_rezago_rel_5</w:t>
-            </w:r>
-          </w:p>
-        </w:tc>
-        <w:tc>
-          <w:tcPr>
-            <w:tcW w:type="dxa" w:w="4680"/>
-            <w:tcBorders>
-              <w:top w:val="none"/>
-              <w:left w:val="none"/>
-              <w:bottom w:val="none"/>
-              <w:right w:val="none"/>
-            </w:tcBorders>
-            <w:tcMar>
-              <w:top w:type="dxa" w:w="60"/>
-              <w:left w:type="dxa" w:w="100"/>
-              <w:bottom w:type="dxa" w:w="60"/>
-              <w:right w:type="dxa" w:w="100"/>
-            </w:tcMar>
-          </w:tcPr>
-          <w:p>
-            <w:pPr>
-              <w:spacing w:after="0" w:line="240" w:lineRule="auto"/>
-              <w:jc w:val="center"/>
-            </w:pPr>
-            <w:r>
-              <w:rPr>
-                <w:rFonts w:ascii="Times New Roman" w:cs="Times New Roman" w:eastAsia="Times New Roman" w:hAnsi="Times New Roman"/>
-                <w:color w:val="000000"/>
-                <w:sz w:val="22"/>
-                <w:szCs w:val="22"/>
-              </w:rPr>
-              <w:t xml:space="preserve">0,0258</w:t>
-            </w:r>
-          </w:p>
-        </w:tc>
-      </w:tr>
-      <w:tr>
-        <w:tc>
-          <w:tcPr>
-            <w:tcW w:type="dxa" w:w="4680"/>
-            <w:tcBorders>
-              <w:top w:val="none"/>
-              <w:left w:val="none"/>
-              <w:bottom w:val="none"/>
-              <w:right w:val="none"/>
-            </w:tcBorders>
-            <w:tcMar>
-              <w:top w:type="dxa" w:w="60"/>
-              <w:left w:type="dxa" w:w="100"/>
-              <w:bottom w:type="dxa" w:w="60"/>
-              <w:right w:type="dxa" w:w="100"/>
-            </w:tcMar>
-          </w:tcPr>
-          <w:p>
-            <w:pPr>
-              <w:spacing w:after="0" w:line="240" w:lineRule="auto"/>
-              <w:jc w:val="left"/>
-            </w:pPr>
-            <w:r>
-              <w:rPr>
-                <w:rFonts w:ascii="Courier New" w:cs="Courier New" w:eastAsia="Courier New" w:hAnsi="Courier New"/>
-                <w:color w:val="000000"/>
-                <w:sz w:val="20"/>
-                <w:szCs w:val="20"/>
-              </w:rPr>
-              <w:t xml:space="preserve">LTC_cierre_rezago_rel_5</w:t>
-            </w:r>
-          </w:p>
-        </w:tc>
-        <w:tc>
-          <w:tcPr>
-            <w:tcW w:type="dxa" w:w="4680"/>
-            <w:tcBorders>
-              <w:top w:val="none"/>
-              <w:left w:val="none"/>
-              <w:bottom w:val="none"/>
-              <w:right w:val="none"/>
-            </w:tcBorders>
-            <w:tcMar>
-              <w:top w:type="dxa" w:w="60"/>
-              <w:left w:type="dxa" w:w="100"/>
-              <w:bottom w:type="dxa" w:w="60"/>
-              <w:right w:type="dxa" w:w="100"/>
-            </w:tcMar>
-          </w:tcPr>
-          <w:p>
-            <w:pPr>
-              <w:spacing w:after="0" w:line="240" w:lineRule="auto"/>
-              <w:jc w:val="center"/>
-            </w:pPr>
-            <w:r>
-              <w:rPr>
-                <w:rFonts w:ascii="Times New Roman" w:cs="Times New Roman" w:eastAsia="Times New Roman" w:hAnsi="Times New Roman"/>
-                <w:color w:val="000000"/>
-                <w:sz w:val="22"/>
-                <w:szCs w:val="22"/>
-              </w:rPr>
-              <w:t xml:space="preserve">0,0255</w:t>
-            </w:r>
-          </w:p>
-        </w:tc>
-      </w:tr>
-      <w:tr>
-        <w:tc>
-          <w:tcPr>
-            <w:tcW w:type="dxa" w:w="4680"/>
-            <w:tcBorders>
-              <w:top w:val="none"/>
-              <w:left w:val="none"/>
-              <w:bottom w:val="single" w:color="000000" w:sz="6"/>
-              <w:right w:val="none"/>
-            </w:tcBorders>
-            <w:tcMar>
-              <w:top w:type="dxa" w:w="60"/>
-              <w:left w:type="dxa" w:w="100"/>
-              <w:bottom w:type="dxa" w:w="60"/>
-              <w:right w:type="dxa" w:w="100"/>
-            </w:tcMar>
-          </w:tcPr>
-          <w:p>
-            <w:pPr>
-              <w:spacing w:after="0" w:line="240" w:lineRule="auto"/>
-              <w:jc w:val="left"/>
-            </w:pPr>
-            <w:r>
-              <w:rPr>
-                <w:rFonts w:ascii="Courier New" w:cs="Courier New" w:eastAsia="Courier New" w:hAnsi="Courier New"/>
-                <w:color w:val="000000"/>
-                <w:sz w:val="20"/>
-                <w:szCs w:val="20"/>
-              </w:rPr>
-              <w:t xml:space="preserve">LTC_cierre_rezago_rel_6</w:t>
-            </w:r>
-          </w:p>
-        </w:tc>
-        <w:tc>
-          <w:tcPr>
-            <w:tcW w:type="dxa" w:w="4680"/>
-            <w:tcBorders>
-              <w:top w:val="none"/>
-              <w:left w:val="none"/>
-              <w:bottom w:val="single" w:color="000000" w:sz="6"/>
-              <w:right w:val="none"/>
-            </w:tcBorders>
-            <w:tcMar>
-              <w:top w:type="dxa" w:w="60"/>
-              <w:left w:type="dxa" w:w="100"/>
-              <w:bottom w:type="dxa" w:w="60"/>
-              <w:right w:type="dxa" w:w="100"/>
-            </w:tcMar>
-          </w:tcPr>
-          <w:p>
-            <w:pPr>
-              <w:spacing w:after="0" w:line="240" w:lineRule="auto"/>
-              <w:jc w:val="center"/>
-            </w:pPr>
-            <w:r>
-              <w:rPr>
-                <w:rFonts w:ascii="Times New Roman" w:cs="Times New Roman" w:eastAsia="Times New Roman" w:hAnsi="Times New Roman"/>
-                <w:color w:val="000000"/>
-                <w:sz w:val="22"/>
-                <w:szCs w:val="22"/>
-              </w:rPr>
-              <w:t xml:space="preserve">0,0224</w:t>
-            </w:r>
-          </w:p>
-        </w:tc>
-      </w:tr>
-    </w:tbl>
-    <w:p>
-      <w:pPr>
-        <w:spacing w:after="240"/>
-      </w:pPr>
-    </w:p>
-    <w:p>
-      <w:pPr>
-        <w:spacing w:after="0" w:line="480" w:lineRule="auto"/>
-        <w:ind w:firstLine="720"/>
-      </w:pPr>
-      <w:r>
-        <w:rPr>
-          <w:rFonts w:ascii="Times New Roman" w:cs="Times New Roman" w:eastAsia="Times New Roman" w:hAnsi="Times New Roman"/>
-          <w:b/>
-          <w:bCs/>
-          <w:color w:val="000000"/>
-          <w:sz w:val="24"/>
-          <w:szCs w:val="24"/>
-        </w:rPr>
-        <w:t xml:space="preserve">Ventana deslizante es la familia más eficiente por columna:</w:t>
-      </w:r>
-      <w:r>
-        <w:rPr>
-          <w:rFonts w:ascii="Times New Roman" w:cs="Times New Roman" w:eastAsia="Times New Roman" w:hAnsi="Times New Roman"/>
-          <w:color w:val="000000"/>
-          <w:sz w:val="24"/>
-          <w:szCs w:val="24"/>
-        </w:rPr>
-        <w:t xml:space="preserve"> cuatro columnas, y la mayor caída de todas.</w:t>
-      </w:r>
-    </w:p>
-    <w:p>
-      <w:pPr>
-        <w:pStyle w:val="Heading2"/>
-        <w:keepNext/>
-        <w:spacing w:after="0" w:before="0" w:line="480" w:lineRule="auto"/>
-      </w:pPr>
-      <w:r>
-        <w:rPr>
-          <w:rFonts w:ascii="Times New Roman" w:cs="Times New Roman" w:eastAsia="Times New Roman" w:hAnsi="Times New Roman"/>
-          <w:b/>
-          <w:bCs/>
-          <w:i w:val="false"/>
-          <w:iCs w:val="false"/>
-          <w:color w:val="000000"/>
-          <w:sz w:val="24"/>
-          <w:szCs w:val="24"/>
-        </w:rPr>
-        <w:t xml:space="preserve">2.4 El piso de ruido: qué hace que la tabla signifique algo</w:t>
-      </w:r>
-    </w:p>
-    <w:p>
-      <w:pPr>
-        <w:spacing w:after="0" w:line="480" w:lineRule="auto"/>
-        <w:ind w:firstLine="720"/>
-      </w:pPr>
-      <w:r>
-        <w:rPr>
-          <w:rFonts w:ascii="Times New Roman" w:cs="Times New Roman" w:eastAsia="Times New Roman" w:hAnsi="Times New Roman"/>
-          <w:color w:val="000000"/>
-          <w:sz w:val="24"/>
-          <w:szCs w:val="24"/>
-        </w:rPr>
-        <w:t xml:space="preserve">Una tabla de importancias sin piso no se puede leer. Una caída de 0,004 puede ser información o puede ser lo que da cualquier columna al permutarla.</w:t>
-      </w:r>
-    </w:p>
-    <w:p>
-      <w:pPr>
-        <w:spacing w:after="0" w:line="480" w:lineRule="auto"/>
-        <w:ind w:firstLine="720"/>
-      </w:pPr>
-      <w:r>
-        <w:rPr>
-          <w:rFonts w:ascii="Times New Roman" w:cs="Times New Roman" w:eastAsia="Times New Roman" w:hAnsi="Times New Roman"/>
-          <w:color w:val="000000"/>
-          <w:sz w:val="24"/>
-          <w:szCs w:val="24"/>
-        </w:rPr>
-        <w:t xml:space="preserve">Por eso el experimento añade </w:t>
-      </w:r>
-      <w:r>
-        <w:rPr>
-          <w:rFonts w:ascii="Times New Roman" w:cs="Times New Roman" w:eastAsia="Times New Roman" w:hAnsi="Times New Roman"/>
-          <w:b/>
-          <w:bCs/>
-          <w:color w:val="000000"/>
-          <w:sz w:val="24"/>
-          <w:szCs w:val="24"/>
-        </w:rPr>
-        <w:t xml:space="preserve">cinco columnas centinela</w:t>
-      </w:r>
-      <w:r>
-        <w:rPr>
-          <w:rFonts w:ascii="Times New Roman" w:cs="Times New Roman" w:eastAsia="Times New Roman" w:hAnsi="Times New Roman"/>
-          <w:color w:val="000000"/>
-          <w:sz w:val="24"/>
-          <w:szCs w:val="24"/>
-        </w:rPr>
-        <w:t xml:space="preserve"> —ruido puro, con semilla fija— y mide su caída con el mismo procedimiento. </w:t>
-      </w:r>
-      <w:r>
-        <w:rPr>
-          <w:rFonts w:ascii="Times New Roman" w:cs="Times New Roman" w:eastAsia="Times New Roman" w:hAnsi="Times New Roman"/>
-          <w:b/>
-          <w:bCs/>
-          <w:color w:val="000000"/>
-          <w:sz w:val="24"/>
-          <w:szCs w:val="24"/>
-        </w:rPr>
-        <w:t xml:space="preserve">El piso es la mayor de las cinco: 0,006500</w:t>
-      </w:r>
-      <w:r>
-        <w:rPr>
-          <w:rFonts w:ascii="Times New Roman" w:cs="Times New Roman" w:eastAsia="Times New Roman" w:hAnsi="Times New Roman"/>
-          <w:color w:val="000000"/>
-          <w:sz w:val="24"/>
-          <w:szCs w:val="24"/>
-        </w:rPr>
-        <w:t xml:space="preserve">, de </w:t>
-      </w:r>
-      <w:r>
-        <w:rPr>
-          <w:rFonts w:ascii="Courier New" w:cs="Courier New" w:eastAsia="Courier New" w:hAnsi="Courier New"/>
-          <w:color w:val="000000"/>
-          <w:sz w:val="22"/>
-          <w:szCs w:val="22"/>
-        </w:rPr>
-        <w:t xml:space="preserve">centinela_ruido_3</w:t>
-      </w:r>
-      <w:r>
-        <w:rPr>
-          <w:rFonts w:ascii="Times New Roman" w:cs="Times New Roman" w:eastAsia="Times New Roman" w:hAnsi="Times New Roman"/>
-          <w:color w:val="000000"/>
-          <w:sz w:val="24"/>
-          <w:szCs w:val="24"/>
-        </w:rPr>
-        <w:t xml:space="preserve">.</w:t>
-      </w:r>
-    </w:p>
-    <w:p>
-      <w:pPr>
-        <w:spacing w:after="0" w:line="480" w:lineRule="auto"/>
-        <w:ind w:firstLine="720"/>
-      </w:pPr>
-      <w:r>
-        <w:rPr>
-          <w:rFonts w:ascii="Times New Roman" w:cs="Times New Roman" w:eastAsia="Times New Roman" w:hAnsi="Times New Roman"/>
-          <w:color w:val="000000"/>
-          <w:sz w:val="24"/>
-          <w:szCs w:val="24"/>
-        </w:rPr>
-        <w:t xml:space="preserve">Con ese piso, </w:t>
-      </w:r>
-      <w:r>
-        <w:rPr>
-          <w:rFonts w:ascii="Times New Roman" w:cs="Times New Roman" w:eastAsia="Times New Roman" w:hAnsi="Times New Roman"/>
-          <w:b/>
-          <w:bCs/>
-          <w:color w:val="000000"/>
-          <w:sz w:val="24"/>
-          <w:szCs w:val="24"/>
-        </w:rPr>
-        <w:t xml:space="preserve">46 de las 63 columnas lo superan</w:t>
-      </w:r>
-      <w:r>
-        <w:rPr>
-          <w:rFonts w:ascii="Times New Roman" w:cs="Times New Roman" w:eastAsia="Times New Roman" w:hAnsi="Times New Roman"/>
-          <w:color w:val="000000"/>
-          <w:sz w:val="24"/>
-          <w:szCs w:val="24"/>
-        </w:rPr>
-        <w:t xml:space="preserve"> y 17 no.</w:t>
-      </w:r>
-    </w:p>
-    <w:p>
-      <w:pPr>
-        <w:spacing w:after="0" w:line="480" w:lineRule="auto"/>
-        <w:ind w:firstLine="720"/>
-      </w:pPr>
-      <w:r>
-        <w:rPr>
-          <w:rFonts w:ascii="Times New Roman" w:cs="Times New Roman" w:eastAsia="Times New Roman" w:hAnsi="Times New Roman"/>
-          <w:color w:val="000000"/>
-          <w:sz w:val="24"/>
-          <w:szCs w:val="24"/>
-        </w:rPr>
-        <w:t xml:space="preserve">El propio experimento cuantifica lo que cuestan las columnas que no informan. Añadir </w:t>
-      </w:r>
-      <w:r>
-        <w:rPr>
-          <w:rFonts w:ascii="Times New Roman" w:cs="Times New Roman" w:eastAsia="Times New Roman" w:hAnsi="Times New Roman"/>
-          <w:b/>
-          <w:bCs/>
-          <w:color w:val="000000"/>
-          <w:sz w:val="24"/>
-          <w:szCs w:val="24"/>
-        </w:rPr>
-        <w:t xml:space="preserve">cinco</w:t>
-      </w:r>
-      <w:r>
-        <w:rPr>
-          <w:rFonts w:ascii="Times New Roman" w:cs="Times New Roman" w:eastAsia="Times New Roman" w:hAnsi="Times New Roman"/>
-          <w:color w:val="000000"/>
-          <w:sz w:val="24"/>
-          <w:szCs w:val="24"/>
-        </w:rPr>
-        <w:t xml:space="preserve"> centinelas casi no mueve el modelo —F1 macro 0,389590 contra 0,390498 del real—, pero con </w:t>
-      </w:r>
-      <w:r>
-        <w:rPr>
-          <w:rFonts w:ascii="Times New Roman" w:cs="Times New Roman" w:eastAsia="Times New Roman" w:hAnsi="Times New Roman"/>
-          <w:b/>
-          <w:bCs/>
-          <w:color w:val="000000"/>
-          <w:sz w:val="24"/>
-          <w:szCs w:val="24"/>
-        </w:rPr>
-        <w:t xml:space="preserve">quince</w:t>
-      </w:r>
-      <w:r>
-        <w:rPr>
-          <w:rFonts w:ascii="Times New Roman" w:cs="Times New Roman" w:eastAsia="Times New Roman" w:hAnsi="Times New Roman"/>
-          <w:color w:val="000000"/>
-          <w:sz w:val="24"/>
-          <w:szCs w:val="24"/>
-        </w:rPr>
-        <w:t xml:space="preserve"> el modelo auxiliar sí se degrada: </w:t>
-      </w:r>
-      <w:r>
-        <w:rPr>
-          <w:rFonts w:ascii="Times New Roman" w:cs="Times New Roman" w:eastAsia="Times New Roman" w:hAnsi="Times New Roman"/>
-          <w:b/>
-          <w:bCs/>
-          <w:color w:val="000000"/>
-          <w:sz w:val="24"/>
-          <w:szCs w:val="24"/>
-        </w:rPr>
-        <w:t xml:space="preserve">0,366391</w:t>
-      </w:r>
-      <w:r>
-        <w:rPr>
-          <w:rFonts w:ascii="Times New Roman" w:cs="Times New Roman" w:eastAsia="Times New Roman" w:hAnsi="Times New Roman"/>
-          <w:color w:val="000000"/>
-          <w:sz w:val="24"/>
-          <w:szCs w:val="24"/>
-        </w:rPr>
-        <w:t xml:space="preserve">. Con 420 ejemplos de la clase minoritaria, cada columna que no aporta es superficie de sobreajuste (RF-F4).</w:t>
-      </w:r>
-    </w:p>
-    <w:p>
-      <w:pPr>
-        <w:spacing w:after="0" w:line="480" w:lineRule="auto"/>
-        <w:ind w:firstLine="720"/>
-      </w:pPr>
-      <w:r>
-        <w:rPr>
-          <w:rFonts w:ascii="Times New Roman" w:cs="Times New Roman" w:eastAsia="Times New Roman" w:hAnsi="Times New Roman"/>
-          <w:color w:val="000000"/>
-          <w:sz w:val="24"/>
-          <w:szCs w:val="24"/>
-        </w:rPr>
-        <w:t xml:space="preserve">Se citan las dos cifras y no su resta a propósito: una diferencia calculada en prosa es un valor derivado sin evidencia propia, que es lo que el equipo acordó no hacer.</w:t>
-      </w:r>
-    </w:p>
-    <w:p>
-      <w:pPr>
-        <w:pStyle w:val="Heading2"/>
-        <w:keepNext/>
-        <w:spacing w:after="0" w:before="0" w:line="480" w:lineRule="auto"/>
-      </w:pPr>
-      <w:r>
-        <w:rPr>
-          <w:rFonts w:ascii="Times New Roman" w:cs="Times New Roman" w:eastAsia="Times New Roman" w:hAnsi="Times New Roman"/>
-          <w:b/>
-          <w:bCs/>
-          <w:i w:val="false"/>
-          <w:iCs w:val="false"/>
-          <w:color w:val="000000"/>
-          <w:sz w:val="24"/>
-          <w:szCs w:val="24"/>
-        </w:rPr>
-        <w:t xml:space="preserve">2.5 Recortar las 17: medido, no opinado</w:t>
-      </w:r>
-    </w:p>
-    <w:p>
-      <w:pPr>
-        <w:spacing w:after="0" w:line="480" w:lineRule="auto"/>
-        <w:ind w:firstLine="720"/>
-      </w:pPr>
-      <w:r>
-        <w:rPr>
-          <w:rFonts w:ascii="Times New Roman" w:cs="Times New Roman" w:eastAsia="Times New Roman" w:hAnsi="Times New Roman"/>
-          <w:color w:val="000000"/>
-          <w:sz w:val="24"/>
-          <w:szCs w:val="24"/>
-        </w:rPr>
-        <w:t xml:space="preserve">La tabla dice de qué se apoya el modelo. </w:t>
-      </w:r>
-      <w:r>
-        <w:rPr>
-          <w:rFonts w:ascii="Times New Roman" w:cs="Times New Roman" w:eastAsia="Times New Roman" w:hAnsi="Times New Roman"/>
-          <w:b/>
-          <w:bCs/>
-          <w:color w:val="000000"/>
-          <w:sz w:val="24"/>
-          <w:szCs w:val="24"/>
-        </w:rPr>
-        <w:t xml:space="preserve">No dice qué pasa si se le quitan las que no usa</w:t>
-      </w:r>
-      <w:r>
-        <w:rPr>
-          <w:rFonts w:ascii="Times New Roman" w:cs="Times New Roman" w:eastAsia="Times New Roman" w:hAnsi="Times New Roman"/>
-          <w:color w:val="000000"/>
-          <w:sz w:val="24"/>
-          <w:szCs w:val="24"/>
-        </w:rPr>
-        <w:t xml:space="preserve"> — eso hay que entrenarlo. Se entrenó, con las 63 y con las 46, sobre cinco semillas:</w:t>
-      </w:r>
-    </w:p>
-    <w:p>
-      <w:pPr>
-        <w:keepNext/>
-        <w:spacing w:after="0" w:before="240" w:line="480" w:lineRule="auto"/>
-      </w:pPr>
-      <w:r>
-        <w:rPr>
-          <w:rFonts w:ascii="Times New Roman" w:cs="Times New Roman" w:eastAsia="Times New Roman" w:hAnsi="Times New Roman"/>
-          <w:b/>
-          <w:bCs/>
-          <w:color w:val="000000"/>
-          <w:sz w:val="24"/>
-          <w:szCs w:val="24"/>
-        </w:rPr>
-        <w:t xml:space="preserve">Tabla 8</w:t>
-      </w:r>
-    </w:p>
-    <w:p>
-      <w:pPr>
-        <w:keepNext/>
-        <w:spacing w:after="60" w:line="480" w:lineRule="auto"/>
-      </w:pPr>
-      <w:r>
-        <w:rPr>
-          <w:rFonts w:ascii="Times New Roman" w:cs="Times New Roman" w:eastAsia="Times New Roman" w:hAnsi="Times New Roman"/>
-          <w:i/>
-          <w:iCs/>
-          <w:color w:val="000000"/>
-          <w:sz w:val="24"/>
-          <w:szCs w:val="24"/>
-        </w:rPr>
-        <w:t xml:space="preserve">Efecto de quitar las 17 que no superan el piso.</w:t>
       </w:r>
     </w:p>
     <w:tbl>
@@ -8039,6 +5067,4418 @@
                 <w:sz w:val="22"/>
                 <w:szCs w:val="22"/>
               </w:rPr>
+              <w:t xml:space="preserve">Activo</w:t>
+            </w:r>
+          </w:p>
+        </w:tc>
+        <w:tc>
+          <w:tcPr>
+            <w:tcW w:type="dxa" w:w="1872"/>
+            <w:tcBorders>
+              <w:top w:val="single" w:color="000000" w:sz="6"/>
+              <w:left w:val="none"/>
+              <w:bottom w:val="single" w:color="000000" w:sz="6"/>
+              <w:right w:val="none"/>
+            </w:tcBorders>
+            <w:tcMar>
+              <w:top w:type="dxa" w:w="60"/>
+              <w:left w:type="dxa" w:w="100"/>
+              <w:bottom w:type="dxa" w:w="60"/>
+              <w:right w:type="dxa" w:w="100"/>
+            </w:tcMar>
+          </w:tcPr>
+          <w:p>
+            <w:pPr>
+              <w:spacing w:after="0" w:line="240" w:lineRule="auto"/>
+              <w:jc w:val="center"/>
+            </w:pPr>
+            <w:r>
+              <w:rPr>
+                <w:rFonts w:ascii="Times New Roman" w:cs="Times New Roman" w:eastAsia="Times New Roman" w:hAnsi="Times New Roman"/>
+                <w:color w:val="000000"/>
+                <w:sz w:val="22"/>
+                <w:szCs w:val="22"/>
+              </w:rPr>
+              <w:t xml:space="preserve">Observadas</w:t>
+            </w:r>
+          </w:p>
+        </w:tc>
+        <w:tc>
+          <w:tcPr>
+            <w:tcW w:type="dxa" w:w="1872"/>
+            <w:tcBorders>
+              <w:top w:val="single" w:color="000000" w:sz="6"/>
+              <w:left w:val="none"/>
+              <w:bottom w:val="single" w:color="000000" w:sz="6"/>
+              <w:right w:val="none"/>
+            </w:tcBorders>
+            <w:tcMar>
+              <w:top w:type="dxa" w:w="60"/>
+              <w:left w:type="dxa" w:w="100"/>
+              <w:bottom w:type="dxa" w:w="60"/>
+              <w:right w:type="dxa" w:w="100"/>
+            </w:tcMar>
+          </w:tcPr>
+          <w:p>
+            <w:pPr>
+              <w:spacing w:after="0" w:line="240" w:lineRule="auto"/>
+              <w:jc w:val="center"/>
+            </w:pPr>
+            <w:r>
+              <w:rPr>
+                <w:rFonts w:ascii="Times New Roman" w:cs="Times New Roman" w:eastAsia="Times New Roman" w:hAnsi="Times New Roman"/>
+                <w:color w:val="000000"/>
+                <w:sz w:val="22"/>
+                <w:szCs w:val="22"/>
+              </w:rPr>
+              <w:t xml:space="preserve">Esperadas</w:t>
+            </w:r>
+          </w:p>
+        </w:tc>
+        <w:tc>
+          <w:tcPr>
+            <w:tcW w:type="dxa" w:w="1872"/>
+            <w:tcBorders>
+              <w:top w:val="single" w:color="000000" w:sz="6"/>
+              <w:left w:val="none"/>
+              <w:bottom w:val="single" w:color="000000" w:sz="6"/>
+              <w:right w:val="none"/>
+            </w:tcBorders>
+            <w:tcMar>
+              <w:top w:type="dxa" w:w="60"/>
+              <w:left w:type="dxa" w:w="100"/>
+              <w:bottom w:type="dxa" w:w="60"/>
+              <w:right w:type="dxa" w:w="100"/>
+            </w:tcMar>
+          </w:tcPr>
+          <w:p>
+            <w:pPr>
+              <w:spacing w:after="0" w:line="240" w:lineRule="auto"/>
+              <w:jc w:val="center"/>
+            </w:pPr>
+            <w:r>
+              <w:rPr>
+                <w:rFonts w:ascii="Times New Roman" w:cs="Times New Roman" w:eastAsia="Times New Roman" w:hAnsi="Times New Roman"/>
+                <w:color w:val="000000"/>
+                <w:sz w:val="22"/>
+                <w:szCs w:val="22"/>
+              </w:rPr>
+              <w:t xml:space="preserve">Huecos</w:t>
+            </w:r>
+          </w:p>
+        </w:tc>
+        <w:tc>
+          <w:tcPr>
+            <w:tcW w:type="dxa" w:w="1872"/>
+            <w:tcBorders>
+              <w:top w:val="single" w:color="000000" w:sz="6"/>
+              <w:left w:val="none"/>
+              <w:bottom w:val="single" w:color="000000" w:sz="6"/>
+              <w:right w:val="none"/>
+            </w:tcBorders>
+            <w:tcMar>
+              <w:top w:type="dxa" w:w="60"/>
+              <w:left w:type="dxa" w:w="100"/>
+              <w:bottom w:type="dxa" w:w="60"/>
+              <w:right w:type="dxa" w:w="100"/>
+            </w:tcMar>
+          </w:tcPr>
+          <w:p>
+            <w:pPr>
+              <w:spacing w:after="0" w:line="240" w:lineRule="auto"/>
+              <w:jc w:val="center"/>
+            </w:pPr>
+            <w:r>
+              <w:rPr>
+                <w:rFonts w:ascii="Times New Roman" w:cs="Times New Roman" w:eastAsia="Times New Roman" w:hAnsi="Times New Roman"/>
+                <w:color w:val="000000"/>
+                <w:sz w:val="22"/>
+                <w:szCs w:val="22"/>
+              </w:rPr>
+              <w:t xml:space="preserve">Desde</w:t>
+            </w:r>
+          </w:p>
+        </w:tc>
+      </w:tr>
+      <w:tr>
+        <w:tc>
+          <w:tcPr>
+            <w:tcW w:type="dxa" w:w="1872"/>
+            <w:tcBorders>
+              <w:top w:val="none"/>
+              <w:left w:val="none"/>
+              <w:bottom w:val="none"/>
+              <w:right w:val="none"/>
+            </w:tcBorders>
+            <w:tcMar>
+              <w:top w:type="dxa" w:w="60"/>
+              <w:left w:type="dxa" w:w="100"/>
+              <w:bottom w:type="dxa" w:w="60"/>
+              <w:right w:type="dxa" w:w="100"/>
+            </w:tcMar>
+          </w:tcPr>
+          <w:p>
+            <w:pPr>
+              <w:spacing w:after="0" w:line="240" w:lineRule="auto"/>
+              <w:jc w:val="left"/>
+            </w:pPr>
+            <w:r>
+              <w:rPr>
+                <w:rFonts w:ascii="Times New Roman" w:cs="Times New Roman" w:eastAsia="Times New Roman" w:hAnsi="Times New Roman"/>
+                <w:color w:val="000000"/>
+                <w:sz w:val="22"/>
+                <w:szCs w:val="22"/>
+              </w:rPr>
+              <w:t xml:space="preserve">LTC</w:t>
+            </w:r>
+          </w:p>
+        </w:tc>
+        <w:tc>
+          <w:tcPr>
+            <w:tcW w:type="dxa" w:w="1872"/>
+            <w:tcBorders>
+              <w:top w:val="none"/>
+              <w:left w:val="none"/>
+              <w:bottom w:val="none"/>
+              <w:right w:val="none"/>
+            </w:tcBorders>
+            <w:tcMar>
+              <w:top w:type="dxa" w:w="60"/>
+              <w:left w:type="dxa" w:w="100"/>
+              <w:bottom w:type="dxa" w:w="60"/>
+              <w:right w:type="dxa" w:w="100"/>
+            </w:tcMar>
+          </w:tcPr>
+          <w:p>
+            <w:pPr>
+              <w:spacing w:after="0" w:line="240" w:lineRule="auto"/>
+              <w:jc w:val="center"/>
+            </w:pPr>
+            <w:r>
+              <w:rPr>
+                <w:rFonts w:ascii="Times New Roman" w:cs="Times New Roman" w:eastAsia="Times New Roman" w:hAnsi="Times New Roman"/>
+                <w:color w:val="000000"/>
+                <w:sz w:val="22"/>
+                <w:szCs w:val="22"/>
+              </w:rPr>
+              <w:t xml:space="preserve">18 931</w:t>
+            </w:r>
+          </w:p>
+        </w:tc>
+        <w:tc>
+          <w:tcPr>
+            <w:tcW w:type="dxa" w:w="1872"/>
+            <w:tcBorders>
+              <w:top w:val="none"/>
+              <w:left w:val="none"/>
+              <w:bottom w:val="none"/>
+              <w:right w:val="none"/>
+            </w:tcBorders>
+            <w:tcMar>
+              <w:top w:type="dxa" w:w="60"/>
+              <w:left w:type="dxa" w:w="100"/>
+              <w:bottom w:type="dxa" w:w="60"/>
+              <w:right w:type="dxa" w:w="100"/>
+            </w:tcMar>
+          </w:tcPr>
+          <w:p>
+            <w:pPr>
+              <w:spacing w:after="0" w:line="240" w:lineRule="auto"/>
+              <w:jc w:val="center"/>
+            </w:pPr>
+            <w:r>
+              <w:rPr>
+                <w:rFonts w:ascii="Times New Roman" w:cs="Times New Roman" w:eastAsia="Times New Roman" w:hAnsi="Times New Roman"/>
+                <w:color w:val="000000"/>
+                <w:sz w:val="22"/>
+                <w:szCs w:val="22"/>
+              </w:rPr>
+              <w:t xml:space="preserve">18 947</w:t>
+            </w:r>
+          </w:p>
+        </w:tc>
+        <w:tc>
+          <w:tcPr>
+            <w:tcW w:type="dxa" w:w="1872"/>
+            <w:tcBorders>
+              <w:top w:val="none"/>
+              <w:left w:val="none"/>
+              <w:bottom w:val="none"/>
+              <w:right w:val="none"/>
+            </w:tcBorders>
+            <w:tcMar>
+              <w:top w:type="dxa" w:w="60"/>
+              <w:left w:type="dxa" w:w="100"/>
+              <w:bottom w:type="dxa" w:w="60"/>
+              <w:right w:type="dxa" w:w="100"/>
+            </w:tcMar>
+          </w:tcPr>
+          <w:p>
+            <w:pPr>
+              <w:spacing w:after="0" w:line="240" w:lineRule="auto"/>
+              <w:jc w:val="center"/>
+            </w:pPr>
+            <w:r>
+              <w:rPr>
+                <w:rFonts w:ascii="Times New Roman" w:cs="Times New Roman" w:eastAsia="Times New Roman" w:hAnsi="Times New Roman"/>
+                <w:color w:val="000000"/>
+                <w:sz w:val="22"/>
+                <w:szCs w:val="22"/>
+              </w:rPr>
+              <w:t xml:space="preserve">16</w:t>
+            </w:r>
+          </w:p>
+        </w:tc>
+        <w:tc>
+          <w:tcPr>
+            <w:tcW w:type="dxa" w:w="1872"/>
+            <w:tcBorders>
+              <w:top w:val="none"/>
+              <w:left w:val="none"/>
+              <w:bottom w:val="none"/>
+              <w:right w:val="none"/>
+            </w:tcBorders>
+            <w:tcMar>
+              <w:top w:type="dxa" w:w="60"/>
+              <w:left w:type="dxa" w:w="100"/>
+              <w:bottom w:type="dxa" w:w="60"/>
+              <w:right w:type="dxa" w:w="100"/>
+            </w:tcMar>
+          </w:tcPr>
+          <w:p>
+            <w:pPr>
+              <w:spacing w:after="0" w:line="240" w:lineRule="auto"/>
+              <w:jc w:val="center"/>
+            </w:pPr>
+            <w:r>
+              <w:rPr>
+                <w:rFonts w:ascii="Times New Roman" w:cs="Times New Roman" w:eastAsia="Times New Roman" w:hAnsi="Times New Roman"/>
+                <w:color w:val="000000"/>
+                <w:sz w:val="22"/>
+                <w:szCs w:val="22"/>
+              </w:rPr>
+              <w:t xml:space="preserve">13/12/2017</w:t>
+            </w:r>
+          </w:p>
+        </w:tc>
+      </w:tr>
+      <w:tr>
+        <w:tc>
+          <w:tcPr>
+            <w:tcW w:type="dxa" w:w="1872"/>
+            <w:tcBorders>
+              <w:top w:val="none"/>
+              <w:left w:val="none"/>
+              <w:bottom w:val="none"/>
+              <w:right w:val="none"/>
+            </w:tcBorders>
+            <w:tcMar>
+              <w:top w:type="dxa" w:w="60"/>
+              <w:left w:type="dxa" w:w="100"/>
+              <w:bottom w:type="dxa" w:w="60"/>
+              <w:right w:type="dxa" w:w="100"/>
+            </w:tcMar>
+          </w:tcPr>
+          <w:p>
+            <w:pPr>
+              <w:spacing w:after="0" w:line="240" w:lineRule="auto"/>
+              <w:jc w:val="left"/>
+            </w:pPr>
+            <w:r>
+              <w:rPr>
+                <w:rFonts w:ascii="Times New Roman" w:cs="Times New Roman" w:eastAsia="Times New Roman" w:hAnsi="Times New Roman"/>
+                <w:color w:val="000000"/>
+                <w:sz w:val="22"/>
+                <w:szCs w:val="22"/>
+              </w:rPr>
+              <w:t xml:space="preserve">BTC</w:t>
+            </w:r>
+          </w:p>
+        </w:tc>
+        <w:tc>
+          <w:tcPr>
+            <w:tcW w:type="dxa" w:w="1872"/>
+            <w:tcBorders>
+              <w:top w:val="none"/>
+              <w:left w:val="none"/>
+              <w:bottom w:val="none"/>
+              <w:right w:val="none"/>
+            </w:tcBorders>
+            <w:tcMar>
+              <w:top w:type="dxa" w:w="60"/>
+              <w:left w:type="dxa" w:w="100"/>
+              <w:bottom w:type="dxa" w:w="60"/>
+              <w:right w:type="dxa" w:w="100"/>
+            </w:tcMar>
+          </w:tcPr>
+          <w:p>
+            <w:pPr>
+              <w:spacing w:after="0" w:line="240" w:lineRule="auto"/>
+              <w:jc w:val="center"/>
+            </w:pPr>
+            <w:r>
+              <w:rPr>
+                <w:rFonts w:ascii="Times New Roman" w:cs="Times New Roman" w:eastAsia="Times New Roman" w:hAnsi="Times New Roman"/>
+                <w:color w:val="000000"/>
+                <w:sz w:val="22"/>
+                <w:szCs w:val="22"/>
+              </w:rPr>
+              <w:t xml:space="preserve">19 638</w:t>
+            </w:r>
+          </w:p>
+        </w:tc>
+        <w:tc>
+          <w:tcPr>
+            <w:tcW w:type="dxa" w:w="1872"/>
+            <w:tcBorders>
+              <w:top w:val="none"/>
+              <w:left w:val="none"/>
+              <w:bottom w:val="none"/>
+              <w:right w:val="none"/>
+            </w:tcBorders>
+            <w:tcMar>
+              <w:top w:type="dxa" w:w="60"/>
+              <w:left w:type="dxa" w:w="100"/>
+              <w:bottom w:type="dxa" w:w="60"/>
+              <w:right w:type="dxa" w:w="100"/>
+            </w:tcMar>
+          </w:tcPr>
+          <w:p>
+            <w:pPr>
+              <w:spacing w:after="0" w:line="240" w:lineRule="auto"/>
+              <w:jc w:val="center"/>
+            </w:pPr>
+            <w:r>
+              <w:rPr>
+                <w:rFonts w:ascii="Times New Roman" w:cs="Times New Roman" w:eastAsia="Times New Roman" w:hAnsi="Times New Roman"/>
+                <w:color w:val="000000"/>
+                <w:sz w:val="22"/>
+                <w:szCs w:val="22"/>
+              </w:rPr>
+              <w:t xml:space="preserve">19 654</w:t>
+            </w:r>
+          </w:p>
+        </w:tc>
+        <w:tc>
+          <w:tcPr>
+            <w:tcW w:type="dxa" w:w="1872"/>
+            <w:tcBorders>
+              <w:top w:val="none"/>
+              <w:left w:val="none"/>
+              <w:bottom w:val="none"/>
+              <w:right w:val="none"/>
+            </w:tcBorders>
+            <w:tcMar>
+              <w:top w:type="dxa" w:w="60"/>
+              <w:left w:type="dxa" w:w="100"/>
+              <w:bottom w:type="dxa" w:w="60"/>
+              <w:right w:type="dxa" w:w="100"/>
+            </w:tcMar>
+          </w:tcPr>
+          <w:p>
+            <w:pPr>
+              <w:spacing w:after="0" w:line="240" w:lineRule="auto"/>
+              <w:jc w:val="center"/>
+            </w:pPr>
+            <w:r>
+              <w:rPr>
+                <w:rFonts w:ascii="Times New Roman" w:cs="Times New Roman" w:eastAsia="Times New Roman" w:hAnsi="Times New Roman"/>
+                <w:color w:val="000000"/>
+                <w:sz w:val="22"/>
+                <w:szCs w:val="22"/>
+              </w:rPr>
+              <w:t xml:space="preserve">16</w:t>
+            </w:r>
+          </w:p>
+        </w:tc>
+        <w:tc>
+          <w:tcPr>
+            <w:tcW w:type="dxa" w:w="1872"/>
+            <w:tcBorders>
+              <w:top w:val="none"/>
+              <w:left w:val="none"/>
+              <w:bottom w:val="none"/>
+              <w:right w:val="none"/>
+            </w:tcBorders>
+            <w:tcMar>
+              <w:top w:type="dxa" w:w="60"/>
+              <w:left w:type="dxa" w:w="100"/>
+              <w:bottom w:type="dxa" w:w="60"/>
+              <w:right w:type="dxa" w:w="100"/>
+            </w:tcMar>
+          </w:tcPr>
+          <w:p>
+            <w:pPr>
+              <w:spacing w:after="0" w:line="240" w:lineRule="auto"/>
+              <w:jc w:val="center"/>
+            </w:pPr>
+            <w:r>
+              <w:rPr>
+                <w:rFonts w:ascii="Times New Roman" w:cs="Times New Roman" w:eastAsia="Times New Roman" w:hAnsi="Times New Roman"/>
+                <w:color w:val="000000"/>
+                <w:sz w:val="22"/>
+                <w:szCs w:val="22"/>
+              </w:rPr>
+              <w:t xml:space="preserve">17/08/2017</w:t>
+            </w:r>
+          </w:p>
+        </w:tc>
+      </w:tr>
+      <w:tr>
+        <w:tc>
+          <w:tcPr>
+            <w:tcW w:type="dxa" w:w="1872"/>
+            <w:tcBorders>
+              <w:top w:val="none"/>
+              <w:left w:val="none"/>
+              <w:bottom w:val="none"/>
+              <w:right w:val="none"/>
+            </w:tcBorders>
+            <w:tcMar>
+              <w:top w:type="dxa" w:w="60"/>
+              <w:left w:type="dxa" w:w="100"/>
+              <w:bottom w:type="dxa" w:w="60"/>
+              <w:right w:type="dxa" w:w="100"/>
+            </w:tcMar>
+          </w:tcPr>
+          <w:p>
+            <w:pPr>
+              <w:spacing w:after="0" w:line="240" w:lineRule="auto"/>
+              <w:jc w:val="left"/>
+            </w:pPr>
+            <w:r>
+              <w:rPr>
+                <w:rFonts w:ascii="Times New Roman" w:cs="Times New Roman" w:eastAsia="Times New Roman" w:hAnsi="Times New Roman"/>
+                <w:color w:val="000000"/>
+                <w:sz w:val="22"/>
+                <w:szCs w:val="22"/>
+              </w:rPr>
+              <w:t xml:space="preserve">ETH</w:t>
+            </w:r>
+          </w:p>
+        </w:tc>
+        <w:tc>
+          <w:tcPr>
+            <w:tcW w:type="dxa" w:w="1872"/>
+            <w:tcBorders>
+              <w:top w:val="none"/>
+              <w:left w:val="none"/>
+              <w:bottom w:val="none"/>
+              <w:right w:val="none"/>
+            </w:tcBorders>
+            <w:tcMar>
+              <w:top w:type="dxa" w:w="60"/>
+              <w:left w:type="dxa" w:w="100"/>
+              <w:bottom w:type="dxa" w:w="60"/>
+              <w:right w:type="dxa" w:w="100"/>
+            </w:tcMar>
+          </w:tcPr>
+          <w:p>
+            <w:pPr>
+              <w:spacing w:after="0" w:line="240" w:lineRule="auto"/>
+              <w:jc w:val="center"/>
+            </w:pPr>
+            <w:r>
+              <w:rPr>
+                <w:rFonts w:ascii="Times New Roman" w:cs="Times New Roman" w:eastAsia="Times New Roman" w:hAnsi="Times New Roman"/>
+                <w:color w:val="000000"/>
+                <w:sz w:val="22"/>
+                <w:szCs w:val="22"/>
+              </w:rPr>
+              <w:t xml:space="preserve">19 638</w:t>
+            </w:r>
+          </w:p>
+        </w:tc>
+        <w:tc>
+          <w:tcPr>
+            <w:tcW w:type="dxa" w:w="1872"/>
+            <w:tcBorders>
+              <w:top w:val="none"/>
+              <w:left w:val="none"/>
+              <w:bottom w:val="none"/>
+              <w:right w:val="none"/>
+            </w:tcBorders>
+            <w:tcMar>
+              <w:top w:type="dxa" w:w="60"/>
+              <w:left w:type="dxa" w:w="100"/>
+              <w:bottom w:type="dxa" w:w="60"/>
+              <w:right w:type="dxa" w:w="100"/>
+            </w:tcMar>
+          </w:tcPr>
+          <w:p>
+            <w:pPr>
+              <w:spacing w:after="0" w:line="240" w:lineRule="auto"/>
+              <w:jc w:val="center"/>
+            </w:pPr>
+            <w:r>
+              <w:rPr>
+                <w:rFonts w:ascii="Times New Roman" w:cs="Times New Roman" w:eastAsia="Times New Roman" w:hAnsi="Times New Roman"/>
+                <w:color w:val="000000"/>
+                <w:sz w:val="22"/>
+                <w:szCs w:val="22"/>
+              </w:rPr>
+              <w:t xml:space="preserve">19 654</w:t>
+            </w:r>
+          </w:p>
+        </w:tc>
+        <w:tc>
+          <w:tcPr>
+            <w:tcW w:type="dxa" w:w="1872"/>
+            <w:tcBorders>
+              <w:top w:val="none"/>
+              <w:left w:val="none"/>
+              <w:bottom w:val="none"/>
+              <w:right w:val="none"/>
+            </w:tcBorders>
+            <w:tcMar>
+              <w:top w:type="dxa" w:w="60"/>
+              <w:left w:type="dxa" w:w="100"/>
+              <w:bottom w:type="dxa" w:w="60"/>
+              <w:right w:type="dxa" w:w="100"/>
+            </w:tcMar>
+          </w:tcPr>
+          <w:p>
+            <w:pPr>
+              <w:spacing w:after="0" w:line="240" w:lineRule="auto"/>
+              <w:jc w:val="center"/>
+            </w:pPr>
+            <w:r>
+              <w:rPr>
+                <w:rFonts w:ascii="Times New Roman" w:cs="Times New Roman" w:eastAsia="Times New Roman" w:hAnsi="Times New Roman"/>
+                <w:color w:val="000000"/>
+                <w:sz w:val="22"/>
+                <w:szCs w:val="22"/>
+              </w:rPr>
+              <w:t xml:space="preserve">16</w:t>
+            </w:r>
+          </w:p>
+        </w:tc>
+        <w:tc>
+          <w:tcPr>
+            <w:tcW w:type="dxa" w:w="1872"/>
+            <w:tcBorders>
+              <w:top w:val="none"/>
+              <w:left w:val="none"/>
+              <w:bottom w:val="none"/>
+              <w:right w:val="none"/>
+            </w:tcBorders>
+            <w:tcMar>
+              <w:top w:type="dxa" w:w="60"/>
+              <w:left w:type="dxa" w:w="100"/>
+              <w:bottom w:type="dxa" w:w="60"/>
+              <w:right w:type="dxa" w:w="100"/>
+            </w:tcMar>
+          </w:tcPr>
+          <w:p>
+            <w:pPr>
+              <w:spacing w:after="0" w:line="240" w:lineRule="auto"/>
+              <w:jc w:val="center"/>
+            </w:pPr>
+            <w:r>
+              <w:rPr>
+                <w:rFonts w:ascii="Times New Roman" w:cs="Times New Roman" w:eastAsia="Times New Roman" w:hAnsi="Times New Roman"/>
+                <w:color w:val="000000"/>
+                <w:sz w:val="22"/>
+                <w:szCs w:val="22"/>
+              </w:rPr>
+              <w:t xml:space="preserve">17/08/2017</w:t>
+            </w:r>
+          </w:p>
+        </w:tc>
+      </w:tr>
+      <w:tr>
+        <w:tc>
+          <w:tcPr>
+            <w:tcW w:type="dxa" w:w="1872"/>
+            <w:tcBorders>
+              <w:top w:val="none"/>
+              <w:left w:val="none"/>
+              <w:bottom w:val="none"/>
+              <w:right w:val="none"/>
+            </w:tcBorders>
+            <w:tcMar>
+              <w:top w:type="dxa" w:w="60"/>
+              <w:left w:type="dxa" w:w="100"/>
+              <w:bottom w:type="dxa" w:w="60"/>
+              <w:right w:type="dxa" w:w="100"/>
+            </w:tcMar>
+          </w:tcPr>
+          <w:p>
+            <w:pPr>
+              <w:spacing w:after="0" w:line="240" w:lineRule="auto"/>
+              <w:jc w:val="left"/>
+            </w:pPr>
+            <w:r>
+              <w:rPr>
+                <w:rFonts w:ascii="Times New Roman" w:cs="Times New Roman" w:eastAsia="Times New Roman" w:hAnsi="Times New Roman"/>
+                <w:b/>
+                <w:bCs/>
+                <w:color w:val="000000"/>
+                <w:sz w:val="22"/>
+                <w:szCs w:val="22"/>
+              </w:rPr>
+              <w:t xml:space="preserve">SOL</w:t>
+            </w:r>
+          </w:p>
+        </w:tc>
+        <w:tc>
+          <w:tcPr>
+            <w:tcW w:type="dxa" w:w="1872"/>
+            <w:tcBorders>
+              <w:top w:val="none"/>
+              <w:left w:val="none"/>
+              <w:bottom w:val="none"/>
+              <w:right w:val="none"/>
+            </w:tcBorders>
+            <w:tcMar>
+              <w:top w:type="dxa" w:w="60"/>
+              <w:left w:type="dxa" w:w="100"/>
+              <w:bottom w:type="dxa" w:w="60"/>
+              <w:right w:type="dxa" w:w="100"/>
+            </w:tcMar>
+          </w:tcPr>
+          <w:p>
+            <w:pPr>
+              <w:spacing w:after="0" w:line="240" w:lineRule="auto"/>
+              <w:jc w:val="center"/>
+            </w:pPr>
+            <w:r>
+              <w:rPr>
+                <w:rFonts w:ascii="Times New Roman" w:cs="Times New Roman" w:eastAsia="Times New Roman" w:hAnsi="Times New Roman"/>
+                <w:b/>
+                <w:bCs/>
+                <w:color w:val="000000"/>
+                <w:sz w:val="22"/>
+                <w:szCs w:val="22"/>
+              </w:rPr>
+              <w:t xml:space="preserve">13 114</w:t>
+            </w:r>
+          </w:p>
+        </w:tc>
+        <w:tc>
+          <w:tcPr>
+            <w:tcW w:type="dxa" w:w="1872"/>
+            <w:tcBorders>
+              <w:top w:val="none"/>
+              <w:left w:val="none"/>
+              <w:bottom w:val="none"/>
+              <w:right w:val="none"/>
+            </w:tcBorders>
+            <w:tcMar>
+              <w:top w:type="dxa" w:w="60"/>
+              <w:left w:type="dxa" w:w="100"/>
+              <w:bottom w:type="dxa" w:w="60"/>
+              <w:right w:type="dxa" w:w="100"/>
+            </w:tcMar>
+          </w:tcPr>
+          <w:p>
+            <w:pPr>
+              <w:spacing w:after="0" w:line="240" w:lineRule="auto"/>
+              <w:jc w:val="center"/>
+            </w:pPr>
+            <w:r>
+              <w:rPr>
+                <w:rFonts w:ascii="Times New Roman" w:cs="Times New Roman" w:eastAsia="Times New Roman" w:hAnsi="Times New Roman"/>
+                <w:b/>
+                <w:bCs/>
+                <w:color w:val="000000"/>
+                <w:sz w:val="22"/>
+                <w:szCs w:val="22"/>
+              </w:rPr>
+              <w:t xml:space="preserve">13 114</w:t>
+            </w:r>
+          </w:p>
+        </w:tc>
+        <w:tc>
+          <w:tcPr>
+            <w:tcW w:type="dxa" w:w="1872"/>
+            <w:tcBorders>
+              <w:top w:val="none"/>
+              <w:left w:val="none"/>
+              <w:bottom w:val="none"/>
+              <w:right w:val="none"/>
+            </w:tcBorders>
+            <w:tcMar>
+              <w:top w:type="dxa" w:w="60"/>
+              <w:left w:type="dxa" w:w="100"/>
+              <w:bottom w:type="dxa" w:w="60"/>
+              <w:right w:type="dxa" w:w="100"/>
+            </w:tcMar>
+          </w:tcPr>
+          <w:p>
+            <w:pPr>
+              <w:spacing w:after="0" w:line="240" w:lineRule="auto"/>
+              <w:jc w:val="center"/>
+            </w:pPr>
+            <w:r>
+              <w:rPr>
+                <w:rFonts w:ascii="Times New Roman" w:cs="Times New Roman" w:eastAsia="Times New Roman" w:hAnsi="Times New Roman"/>
+                <w:b/>
+                <w:bCs/>
+                <w:color w:val="000000"/>
+                <w:sz w:val="22"/>
+                <w:szCs w:val="22"/>
+              </w:rPr>
+              <w:t xml:space="preserve">0</w:t>
+            </w:r>
+          </w:p>
+        </w:tc>
+        <w:tc>
+          <w:tcPr>
+            <w:tcW w:type="dxa" w:w="1872"/>
+            <w:tcBorders>
+              <w:top w:val="none"/>
+              <w:left w:val="none"/>
+              <w:bottom w:val="none"/>
+              <w:right w:val="none"/>
+            </w:tcBorders>
+            <w:tcMar>
+              <w:top w:type="dxa" w:w="60"/>
+              <w:left w:type="dxa" w:w="100"/>
+              <w:bottom w:type="dxa" w:w="60"/>
+              <w:right w:type="dxa" w:w="100"/>
+            </w:tcMar>
+          </w:tcPr>
+          <w:p>
+            <w:pPr>
+              <w:spacing w:after="0" w:line="240" w:lineRule="auto"/>
+              <w:jc w:val="center"/>
+            </w:pPr>
+            <w:r>
+              <w:rPr>
+                <w:rFonts w:ascii="Times New Roman" w:cs="Times New Roman" w:eastAsia="Times New Roman" w:hAnsi="Times New Roman"/>
+                <w:b/>
+                <w:bCs/>
+                <w:color w:val="000000"/>
+                <w:sz w:val="22"/>
+                <w:szCs w:val="22"/>
+              </w:rPr>
+              <w:t xml:space="preserve">11/08/2020</w:t>
+            </w:r>
+          </w:p>
+        </w:tc>
+      </w:tr>
+      <w:tr>
+        <w:tc>
+          <w:tcPr>
+            <w:tcW w:type="dxa" w:w="1872"/>
+            <w:tcBorders>
+              <w:top w:val="none"/>
+              <w:left w:val="none"/>
+              <w:bottom w:val="none"/>
+              <w:right w:val="none"/>
+            </w:tcBorders>
+            <w:tcMar>
+              <w:top w:type="dxa" w:w="60"/>
+              <w:left w:type="dxa" w:w="100"/>
+              <w:bottom w:type="dxa" w:w="60"/>
+              <w:right w:type="dxa" w:w="100"/>
+            </w:tcMar>
+          </w:tcPr>
+          <w:p>
+            <w:pPr>
+              <w:spacing w:after="0" w:line="240" w:lineRule="auto"/>
+              <w:jc w:val="left"/>
+            </w:pPr>
+            <w:r>
+              <w:rPr>
+                <w:rFonts w:ascii="Times New Roman" w:cs="Times New Roman" w:eastAsia="Times New Roman" w:hAnsi="Times New Roman"/>
+                <w:color w:val="000000"/>
+                <w:sz w:val="22"/>
+                <w:szCs w:val="22"/>
+              </w:rPr>
+              <w:t xml:space="preserve">XRP</w:t>
+            </w:r>
+          </w:p>
+        </w:tc>
+        <w:tc>
+          <w:tcPr>
+            <w:tcW w:type="dxa" w:w="1872"/>
+            <w:tcBorders>
+              <w:top w:val="none"/>
+              <w:left w:val="none"/>
+              <w:bottom w:val="none"/>
+              <w:right w:val="none"/>
+            </w:tcBorders>
+            <w:tcMar>
+              <w:top w:type="dxa" w:w="60"/>
+              <w:left w:type="dxa" w:w="100"/>
+              <w:bottom w:type="dxa" w:w="60"/>
+              <w:right w:type="dxa" w:w="100"/>
+            </w:tcMar>
+          </w:tcPr>
+          <w:p>
+            <w:pPr>
+              <w:spacing w:after="0" w:line="240" w:lineRule="auto"/>
+              <w:jc w:val="center"/>
+            </w:pPr>
+            <w:r>
+              <w:rPr>
+                <w:rFonts w:ascii="Times New Roman" w:cs="Times New Roman" w:eastAsia="Times New Roman" w:hAnsi="Times New Roman"/>
+                <w:color w:val="000000"/>
+                <w:sz w:val="22"/>
+                <w:szCs w:val="22"/>
+              </w:rPr>
+              <w:t xml:space="preserve">18 084</w:t>
+            </w:r>
+          </w:p>
+        </w:tc>
+        <w:tc>
+          <w:tcPr>
+            <w:tcW w:type="dxa" w:w="1872"/>
+            <w:tcBorders>
+              <w:top w:val="none"/>
+              <w:left w:val="none"/>
+              <w:bottom w:val="none"/>
+              <w:right w:val="none"/>
+            </w:tcBorders>
+            <w:tcMar>
+              <w:top w:type="dxa" w:w="60"/>
+              <w:left w:type="dxa" w:w="100"/>
+              <w:bottom w:type="dxa" w:w="60"/>
+              <w:right w:type="dxa" w:w="100"/>
+            </w:tcMar>
+          </w:tcPr>
+          <w:p>
+            <w:pPr>
+              <w:spacing w:after="0" w:line="240" w:lineRule="auto"/>
+              <w:jc w:val="center"/>
+            </w:pPr>
+            <w:r>
+              <w:rPr>
+                <w:rFonts w:ascii="Times New Roman" w:cs="Times New Roman" w:eastAsia="Times New Roman" w:hAnsi="Times New Roman"/>
+                <w:color w:val="000000"/>
+                <w:sz w:val="22"/>
+                <w:szCs w:val="22"/>
+              </w:rPr>
+              <w:t xml:space="preserve">18 093</w:t>
+            </w:r>
+          </w:p>
+        </w:tc>
+        <w:tc>
+          <w:tcPr>
+            <w:tcW w:type="dxa" w:w="1872"/>
+            <w:tcBorders>
+              <w:top w:val="none"/>
+              <w:left w:val="none"/>
+              <w:bottom w:val="none"/>
+              <w:right w:val="none"/>
+            </w:tcBorders>
+            <w:tcMar>
+              <w:top w:type="dxa" w:w="60"/>
+              <w:left w:type="dxa" w:w="100"/>
+              <w:bottom w:type="dxa" w:w="60"/>
+              <w:right w:type="dxa" w:w="100"/>
+            </w:tcMar>
+          </w:tcPr>
+          <w:p>
+            <w:pPr>
+              <w:spacing w:after="0" w:line="240" w:lineRule="auto"/>
+              <w:jc w:val="center"/>
+            </w:pPr>
+            <w:r>
+              <w:rPr>
+                <w:rFonts w:ascii="Times New Roman" w:cs="Times New Roman" w:eastAsia="Times New Roman" w:hAnsi="Times New Roman"/>
+                <w:color w:val="000000"/>
+                <w:sz w:val="22"/>
+                <w:szCs w:val="22"/>
+              </w:rPr>
+              <w:t xml:space="preserve">9</w:t>
+            </w:r>
+          </w:p>
+        </w:tc>
+        <w:tc>
+          <w:tcPr>
+            <w:tcW w:type="dxa" w:w="1872"/>
+            <w:tcBorders>
+              <w:top w:val="none"/>
+              <w:left w:val="none"/>
+              <w:bottom w:val="none"/>
+              <w:right w:val="none"/>
+            </w:tcBorders>
+            <w:tcMar>
+              <w:top w:type="dxa" w:w="60"/>
+              <w:left w:type="dxa" w:w="100"/>
+              <w:bottom w:type="dxa" w:w="60"/>
+              <w:right w:type="dxa" w:w="100"/>
+            </w:tcMar>
+          </w:tcPr>
+          <w:p>
+            <w:pPr>
+              <w:spacing w:after="0" w:line="240" w:lineRule="auto"/>
+              <w:jc w:val="center"/>
+            </w:pPr>
+            <w:r>
+              <w:rPr>
+                <w:rFonts w:ascii="Times New Roman" w:cs="Times New Roman" w:eastAsia="Times New Roman" w:hAnsi="Times New Roman"/>
+                <w:color w:val="000000"/>
+                <w:sz w:val="22"/>
+                <w:szCs w:val="22"/>
+              </w:rPr>
+              <w:t xml:space="preserve">04/05/2018</w:t>
+            </w:r>
+          </w:p>
+        </w:tc>
+      </w:tr>
+      <w:tr>
+        <w:tc>
+          <w:tcPr>
+            <w:tcW w:type="dxa" w:w="1872"/>
+            <w:tcBorders>
+              <w:top w:val="none"/>
+              <w:left w:val="none"/>
+              <w:bottom w:val="single" w:color="000000" w:sz="6"/>
+              <w:right w:val="none"/>
+            </w:tcBorders>
+            <w:tcMar>
+              <w:top w:type="dxa" w:w="60"/>
+              <w:left w:type="dxa" w:w="100"/>
+              <w:bottom w:type="dxa" w:w="60"/>
+              <w:right w:type="dxa" w:w="100"/>
+            </w:tcMar>
+          </w:tcPr>
+          <w:p>
+            <w:pPr>
+              <w:spacing w:after="0" w:line="240" w:lineRule="auto"/>
+              <w:jc w:val="left"/>
+            </w:pPr>
+            <w:r>
+              <w:rPr>
+                <w:rFonts w:ascii="Times New Roman" w:cs="Times New Roman" w:eastAsia="Times New Roman" w:hAnsi="Times New Roman"/>
+                <w:color w:val="000000"/>
+                <w:sz w:val="22"/>
+                <w:szCs w:val="22"/>
+              </w:rPr>
+              <w:t xml:space="preserve">ADA</w:t>
+            </w:r>
+          </w:p>
+        </w:tc>
+        <w:tc>
+          <w:tcPr>
+            <w:tcW w:type="dxa" w:w="1872"/>
+            <w:tcBorders>
+              <w:top w:val="none"/>
+              <w:left w:val="none"/>
+              <w:bottom w:val="single" w:color="000000" w:sz="6"/>
+              <w:right w:val="none"/>
+            </w:tcBorders>
+            <w:tcMar>
+              <w:top w:type="dxa" w:w="60"/>
+              <w:left w:type="dxa" w:w="100"/>
+              <w:bottom w:type="dxa" w:w="60"/>
+              <w:right w:type="dxa" w:w="100"/>
+            </w:tcMar>
+          </w:tcPr>
+          <w:p>
+            <w:pPr>
+              <w:spacing w:after="0" w:line="240" w:lineRule="auto"/>
+              <w:jc w:val="center"/>
+            </w:pPr>
+            <w:r>
+              <w:rPr>
+                <w:rFonts w:ascii="Times New Roman" w:cs="Times New Roman" w:eastAsia="Times New Roman" w:hAnsi="Times New Roman"/>
+                <w:color w:val="000000"/>
+                <w:sz w:val="22"/>
+                <w:szCs w:val="22"/>
+              </w:rPr>
+              <w:t xml:space="preserve">18 187</w:t>
+            </w:r>
+          </w:p>
+        </w:tc>
+        <w:tc>
+          <w:tcPr>
+            <w:tcW w:type="dxa" w:w="1872"/>
+            <w:tcBorders>
+              <w:top w:val="none"/>
+              <w:left w:val="none"/>
+              <w:bottom w:val="single" w:color="000000" w:sz="6"/>
+              <w:right w:val="none"/>
+            </w:tcBorders>
+            <w:tcMar>
+              <w:top w:type="dxa" w:w="60"/>
+              <w:left w:type="dxa" w:w="100"/>
+              <w:bottom w:type="dxa" w:w="60"/>
+              <w:right w:type="dxa" w:w="100"/>
+            </w:tcMar>
+          </w:tcPr>
+          <w:p>
+            <w:pPr>
+              <w:spacing w:after="0" w:line="240" w:lineRule="auto"/>
+              <w:jc w:val="center"/>
+            </w:pPr>
+            <w:r>
+              <w:rPr>
+                <w:rFonts w:ascii="Times New Roman" w:cs="Times New Roman" w:eastAsia="Times New Roman" w:hAnsi="Times New Roman"/>
+                <w:color w:val="000000"/>
+                <w:sz w:val="22"/>
+                <w:szCs w:val="22"/>
+              </w:rPr>
+              <w:t xml:space="preserve">18 196</w:t>
+            </w:r>
+          </w:p>
+        </w:tc>
+        <w:tc>
+          <w:tcPr>
+            <w:tcW w:type="dxa" w:w="1872"/>
+            <w:tcBorders>
+              <w:top w:val="none"/>
+              <w:left w:val="none"/>
+              <w:bottom w:val="single" w:color="000000" w:sz="6"/>
+              <w:right w:val="none"/>
+            </w:tcBorders>
+            <w:tcMar>
+              <w:top w:type="dxa" w:w="60"/>
+              <w:left w:type="dxa" w:w="100"/>
+              <w:bottom w:type="dxa" w:w="60"/>
+              <w:right w:type="dxa" w:w="100"/>
+            </w:tcMar>
+          </w:tcPr>
+          <w:p>
+            <w:pPr>
+              <w:spacing w:after="0" w:line="240" w:lineRule="auto"/>
+              <w:jc w:val="center"/>
+            </w:pPr>
+            <w:r>
+              <w:rPr>
+                <w:rFonts w:ascii="Times New Roman" w:cs="Times New Roman" w:eastAsia="Times New Roman" w:hAnsi="Times New Roman"/>
+                <w:color w:val="000000"/>
+                <w:sz w:val="22"/>
+                <w:szCs w:val="22"/>
+              </w:rPr>
+              <w:t xml:space="preserve">9</w:t>
+            </w:r>
+          </w:p>
+        </w:tc>
+        <w:tc>
+          <w:tcPr>
+            <w:tcW w:type="dxa" w:w="1872"/>
+            <w:tcBorders>
+              <w:top w:val="none"/>
+              <w:left w:val="none"/>
+              <w:bottom w:val="single" w:color="000000" w:sz="6"/>
+              <w:right w:val="none"/>
+            </w:tcBorders>
+            <w:tcMar>
+              <w:top w:type="dxa" w:w="60"/>
+              <w:left w:type="dxa" w:w="100"/>
+              <w:bottom w:type="dxa" w:w="60"/>
+              <w:right w:type="dxa" w:w="100"/>
+            </w:tcMar>
+          </w:tcPr>
+          <w:p>
+            <w:pPr>
+              <w:spacing w:after="0" w:line="240" w:lineRule="auto"/>
+              <w:jc w:val="center"/>
+            </w:pPr>
+            <w:r>
+              <w:rPr>
+                <w:rFonts w:ascii="Times New Roman" w:cs="Times New Roman" w:eastAsia="Times New Roman" w:hAnsi="Times New Roman"/>
+                <w:color w:val="000000"/>
+                <w:sz w:val="22"/>
+                <w:szCs w:val="22"/>
+              </w:rPr>
+              <w:t xml:space="preserve">17/04/2018</w:t>
+            </w:r>
+          </w:p>
+        </w:tc>
+      </w:tr>
+    </w:tbl>
+    <w:p>
+      <w:pPr>
+        <w:spacing w:after="240"/>
+      </w:pPr>
+    </w:p>
+    <w:p>
+      <w:pPr>
+        <w:spacing w:after="0" w:line="480" w:lineRule="auto"/>
+        <w:ind w:firstLine="720"/>
+      </w:pPr>
+      <w:r>
+        <w:rPr>
+          <w:rFonts w:ascii="Times New Roman" w:cs="Times New Roman" w:eastAsia="Times New Roman" w:hAnsi="Times New Roman"/>
+          <w:color w:val="000000"/>
+          <w:sz w:val="24"/>
+          <w:szCs w:val="24"/>
+        </w:rPr>
+        <w:t xml:space="preserve">El costo del embargo son 16 velas de 13 114 — </w:t>
+      </w:r>
+      <w:r>
+        <w:rPr>
+          <w:rFonts w:ascii="Times New Roman" w:cs="Times New Roman" w:eastAsia="Times New Roman" w:hAnsi="Times New Roman"/>
+          <w:b/>
+          <w:bCs/>
+          <w:color w:val="000000"/>
+          <w:sz w:val="24"/>
+          <w:szCs w:val="24"/>
+        </w:rPr>
+        <w:t xml:space="preserve">poco más de una décima de por ciento</w:t>
+      </w:r>
+      <w:r>
+        <w:rPr>
+          <w:rFonts w:ascii="Times New Roman" w:cs="Times New Roman" w:eastAsia="Times New Roman" w:hAnsi="Times New Roman"/>
+          <w:color w:val="000000"/>
+          <w:sz w:val="24"/>
+          <w:szCs w:val="24"/>
+        </w:rPr>
+        <w:t xml:space="preserve">. Es barato comparado con lo que evita.</w:t>
+      </w:r>
+    </w:p>
+    <w:p>
+      <w:pPr>
+        <w:pStyle w:val="Heading2"/>
+        <w:keepNext/>
+        <w:spacing w:after="0" w:before="0" w:line="480" w:lineRule="auto"/>
+      </w:pPr>
+      <w:r>
+        <w:rPr>
+          <w:rFonts w:ascii="Times New Roman" w:cs="Times New Roman" w:eastAsia="Times New Roman" w:hAnsi="Times New Roman"/>
+          <w:b/>
+          <w:bCs/>
+          <w:i w:val="false"/>
+          <w:iCs w:val="false"/>
+          <w:color w:val="000000"/>
+          <w:sz w:val="24"/>
+          <w:szCs w:val="24"/>
+        </w:rPr>
+        <w:t xml:space="preserve">1.5 El bloque de prueba se toca una vez, y eso es comprobable</w:t>
+      </w:r>
+    </w:p>
+    <w:p>
+      <w:pPr>
+        <w:spacing w:after="0" w:line="480" w:lineRule="auto"/>
+        <w:ind w:firstLine="720"/>
+      </w:pPr>
+      <w:r>
+        <w:rPr>
+          <w:rFonts w:ascii="Times New Roman" w:cs="Times New Roman" w:eastAsia="Times New Roman" w:hAnsi="Times New Roman"/>
+          <w:color w:val="000000"/>
+          <w:sz w:val="24"/>
+          <w:szCs w:val="24"/>
+        </w:rPr>
+        <w:t xml:space="preserve">El bloque de prueba no se mira mientras se toman decisiones. Es la regla más fácil de romper sin querer: basta correr el experimento «para ver cómo va» y ya está gastado, porque todo criterio que se elija después está contaminado por haber visto el número.</w:t>
+      </w:r>
+    </w:p>
+    <w:p>
+      <w:pPr>
+        <w:spacing w:after="0" w:line="480" w:lineRule="auto"/>
+        <w:ind w:firstLine="720"/>
+      </w:pPr>
+      <w:r>
+        <w:rPr>
+          <w:rFonts w:ascii="Times New Roman" w:cs="Times New Roman" w:eastAsia="Times New Roman" w:hAnsi="Times New Roman"/>
+          <w:color w:val="000000"/>
+          <w:sz w:val="24"/>
+          <w:szCs w:val="24"/>
+        </w:rPr>
+        <w:t xml:space="preserve">La D18 lo prohíbe. Pero una prohibición escrita solo se puede verificar leyendo el historial y confiando en que nadie corrió nada por fuera — o sea, no se verifica nunca.</w:t>
+      </w:r>
+    </w:p>
+    <w:p>
+      <w:pPr>
+        <w:spacing w:after="0" w:line="480" w:lineRule="auto"/>
+        <w:ind w:firstLine="720"/>
+      </w:pPr>
+      <w:r>
+        <w:rPr>
+          <w:rFonts w:ascii="Times New Roman" w:cs="Times New Roman" w:eastAsia="Times New Roman" w:hAnsi="Times New Roman"/>
+          <w:color w:val="000000"/>
+          <w:sz w:val="24"/>
+          <w:szCs w:val="24"/>
+        </w:rPr>
+        <w:t xml:space="preserve">Por eso existe un </w:t>
+      </w:r>
+      <w:r>
+        <w:rPr>
+          <w:rFonts w:ascii="Times New Roman" w:cs="Times New Roman" w:eastAsia="Times New Roman" w:hAnsi="Times New Roman"/>
+          <w:b/>
+          <w:bCs/>
+          <w:color w:val="000000"/>
+          <w:sz w:val="24"/>
+          <w:szCs w:val="24"/>
+        </w:rPr>
+        <w:t xml:space="preserve">pestillo</w:t>
+      </w:r>
+      <w:r>
+        <w:rPr>
+          <w:rFonts w:ascii="Times New Roman" w:cs="Times New Roman" w:eastAsia="Times New Roman" w:hAnsi="Times New Roman"/>
+          <w:color w:val="000000"/>
+          <w:sz w:val="24"/>
+          <w:szCs w:val="24"/>
+        </w:rPr>
+        <w:t xml:space="preserve">: la primera evaluación sobre </w:t>
+      </w:r>
+      <w:r>
+        <w:rPr>
+          <w:rFonts w:ascii="Courier New" w:cs="Courier New" w:eastAsia="Courier New" w:hAnsi="Courier New"/>
+          <w:color w:val="000000"/>
+          <w:sz w:val="22"/>
+          <w:szCs w:val="22"/>
+        </w:rPr>
+        <w:t xml:space="preserve">prueba</w:t>
+      </w:r>
+      <w:r>
+        <w:rPr>
+          <w:rFonts w:ascii="Times New Roman" w:cs="Times New Roman" w:eastAsia="Times New Roman" w:hAnsi="Times New Roman"/>
+          <w:color w:val="000000"/>
+          <w:sz w:val="24"/>
+          <w:szCs w:val="24"/>
+        </w:rPr>
+        <w:t xml:space="preserve"> deja constancia en </w:t>
+      </w:r>
+      <w:r>
+        <w:rPr>
+          <w:rFonts w:ascii="Courier New" w:cs="Courier New" w:eastAsia="Courier New" w:hAnsi="Courier New"/>
+          <w:color w:val="000000"/>
+          <w:sz w:val="22"/>
+          <w:szCs w:val="22"/>
+        </w:rPr>
+        <w:t xml:space="preserve">docs/evidencias/prueba-consumida.json</w:t>
+      </w:r>
+      <w:r>
+        <w:rPr>
+          <w:rFonts w:ascii="Times New Roman" w:cs="Times New Roman" w:eastAsia="Times New Roman" w:hAnsi="Times New Roman"/>
+          <w:color w:val="000000"/>
+          <w:sz w:val="24"/>
+          <w:szCs w:val="24"/>
+        </w:rPr>
+        <w:t xml:space="preserve"> con el commit, si el árbol estaba limpio y qué modelos se midieron. Las siguientes </w:t>
+      </w:r>
+      <w:r>
+        <w:rPr>
+          <w:rFonts w:ascii="Times New Roman" w:cs="Times New Roman" w:eastAsia="Times New Roman" w:hAnsi="Times New Roman"/>
+          <w:b/>
+          <w:bCs/>
+          <w:color w:val="000000"/>
+          <w:sz w:val="24"/>
+          <w:szCs w:val="24"/>
+        </w:rPr>
+        <w:t xml:space="preserve">fallan</w:t>
+      </w:r>
+      <w:r>
+        <w:rPr>
+          <w:rFonts w:ascii="Times New Roman" w:cs="Times New Roman" w:eastAsia="Times New Roman" w:hAnsi="Times New Roman"/>
+          <w:color w:val="000000"/>
+          <w:sz w:val="24"/>
+          <w:szCs w:val="24"/>
+        </w:rPr>
+        <w:t xml:space="preserve">, salvo que se declare un motivo por escrito, que queda registrado junto al anterior.</w:t>
+      </w:r>
+    </w:p>
+    <w:p>
+      <w:pPr>
+        <w:spacing w:after="0" w:line="480" w:lineRule="auto"/>
+        <w:ind w:firstLine="720"/>
+      </w:pPr>
+      <w:r>
+        <w:rPr>
+          <w:rFonts w:ascii="Times New Roman" w:cs="Times New Roman" w:eastAsia="Times New Roman" w:hAnsi="Times New Roman"/>
+          <w:color w:val="000000"/>
+          <w:sz w:val="24"/>
+          <w:szCs w:val="24"/>
+        </w:rPr>
+        <w:t xml:space="preserve">No impide gastar la reserva: quien quiera puede borrar el archivo. Lo que hace es que gastarla dos veces </w:t>
+      </w:r>
+      <w:r>
+        <w:rPr>
+          <w:rFonts w:ascii="Times New Roman" w:cs="Times New Roman" w:eastAsia="Times New Roman" w:hAnsi="Times New Roman"/>
+          <w:b/>
+          <w:bCs/>
+          <w:color w:val="000000"/>
+          <w:sz w:val="24"/>
+          <w:szCs w:val="24"/>
+        </w:rPr>
+        <w:t xml:space="preserve">deje rastro</w:t>
+      </w:r>
+      <w:r>
+        <w:rPr>
+          <w:rFonts w:ascii="Times New Roman" w:cs="Times New Roman" w:eastAsia="Times New Roman" w:hAnsi="Times New Roman"/>
+          <w:color w:val="000000"/>
+          <w:sz w:val="24"/>
+          <w:szCs w:val="24"/>
+        </w:rPr>
+        <w:t xml:space="preserve"> en vez de pasar inadvertido. El objetivo no es la seguridad, es la trazabilidad — contra el descuido, no contra la mala fe.</w:t>
+      </w:r>
+    </w:p>
+    <w:p>
+      <w:pPr>
+        <w:spacing w:after="0" w:line="480" w:lineRule="auto"/>
+        <w:ind w:left="720"/>
+      </w:pPr>
+      <w:r>
+        <w:rPr>
+          <w:rFonts w:ascii="Times New Roman" w:cs="Times New Roman" w:eastAsia="Times New Roman" w:hAnsi="Times New Roman"/>
+          <w:b/>
+          <w:bCs/>
+          <w:color w:val="000000"/>
+          <w:sz w:val="24"/>
+          <w:szCs w:val="24"/>
+        </w:rPr>
+        <w:t xml:space="preserve">Y hubo que arreglarlo dos veces antes de usarlo.</w:t>
+      </w:r>
+      <w:r>
+        <w:rPr>
+          <w:rFonts w:ascii="Times New Roman" w:cs="Times New Roman" w:eastAsia="Times New Roman" w:hAnsi="Times New Roman"/>
+          <w:color w:val="000000"/>
+          <w:sz w:val="24"/>
+          <w:szCs w:val="24"/>
+        </w:rPr>
+        <w:t xml:space="preserve"> La primera versión contaba </w:t>
+      </w:r>
+      <w:r>
+        <w:rPr>
+          <w:rFonts w:ascii="Times New Roman" w:cs="Times New Roman" w:eastAsia="Times New Roman" w:hAnsi="Times New Roman"/>
+          <w:b/>
+          <w:bCs/>
+          <w:color w:val="000000"/>
+          <w:sz w:val="24"/>
+          <w:szCs w:val="24"/>
+        </w:rPr>
+        <w:t xml:space="preserve">modelos</w:t>
+      </w:r>
+      <w:r>
+        <w:rPr>
+          <w:rFonts w:ascii="Times New Roman" w:cs="Times New Roman" w:eastAsia="Times New Roman" w:hAnsi="Times New Roman"/>
+          <w:color w:val="000000"/>
+          <w:sz w:val="24"/>
+          <w:szCs w:val="24"/>
+        </w:rPr>
+        <w:t xml:space="preserve"> en vez de </w:t>
+      </w:r>
+      <w:r>
+        <w:rPr>
+          <w:rFonts w:ascii="Times New Roman" w:cs="Times New Roman" w:eastAsia="Times New Roman" w:hAnsi="Times New Roman"/>
+          <w:b/>
+          <w:bCs/>
+          <w:color w:val="000000"/>
+          <w:sz w:val="24"/>
+          <w:szCs w:val="24"/>
+        </w:rPr>
+        <w:t xml:space="preserve">sesiones de medición</w:t>
+      </w:r>
+      <w:r>
+        <w:rPr>
+          <w:rFonts w:ascii="Times New Roman" w:cs="Times New Roman" w:eastAsia="Times New Roman" w:hAnsi="Times New Roman"/>
+          <w:color w:val="000000"/>
+          <w:sz w:val="24"/>
+          <w:szCs w:val="24"/>
+        </w:rPr>
+        <w:t xml:space="preserve">, así que una corrida sobre seis modelos se registraba como seis mediciones y moría en el segundo (#100). Y dos pruebas que verificaban las guardas del protocolo llamaban al experimento </w:t>
+      </w:r>
+      <w:r>
+        <w:rPr>
+          <w:rFonts w:ascii="Times New Roman" w:cs="Times New Roman" w:eastAsia="Times New Roman" w:hAnsi="Times New Roman"/>
+          <w:b/>
+          <w:bCs/>
+          <w:color w:val="000000"/>
+          <w:sz w:val="24"/>
+          <w:szCs w:val="24"/>
+        </w:rPr>
+        <w:t xml:space="preserve">de verdad</w:t>
+      </w:r>
+      <w:r>
+        <w:rPr>
+          <w:rFonts w:ascii="Times New Roman" w:cs="Times New Roman" w:eastAsia="Times New Roman" w:hAnsi="Times New Roman"/>
+          <w:color w:val="000000"/>
+          <w:sz w:val="24"/>
+          <w:szCs w:val="24"/>
+        </w:rPr>
+        <w:t xml:space="preserve"> sobre el bloque de prueba, frenadas únicamente por la guarda que estaban probando: al romper esa guarda a propósito para comprobar que fallaba, la suite gastó la reserva en una copia local (#109). Las dos veces el defecto se encontró </w:t>
+      </w:r>
+      <w:r>
+        <w:rPr>
+          <w:rFonts w:ascii="Times New Roman" w:cs="Times New Roman" w:eastAsia="Times New Roman" w:hAnsi="Times New Roman"/>
+          <w:b/>
+          <w:bCs/>
+          <w:color w:val="000000"/>
+          <w:sz w:val="24"/>
+          <w:szCs w:val="24"/>
+        </w:rPr>
+        <w:t xml:space="preserve">ensayando</w:t>
+      </w:r>
+      <w:r>
+        <w:rPr>
+          <w:rFonts w:ascii="Times New Roman" w:cs="Times New Roman" w:eastAsia="Times New Roman" w:hAnsi="Times New Roman"/>
+          <w:color w:val="000000"/>
+          <w:sz w:val="24"/>
+          <w:szCs w:val="24"/>
+        </w:rPr>
+        <w:t xml:space="preserve">, no corriendo — que es la razón por la que se ensaya.</w:t>
+      </w:r>
+    </w:p>
+    <w:p>
+      <w:pPr>
+        <w:keepNext/>
+        <w:spacing w:after="0" w:before="240" w:line="480" w:lineRule="auto"/>
+      </w:pPr>
+      <w:r>
+        <w:rPr>
+          <w:rFonts w:ascii="Times New Roman" w:cs="Times New Roman" w:eastAsia="Times New Roman" w:hAnsi="Times New Roman"/>
+          <w:b/>
+          <w:bCs/>
+          <w:color w:val="000000"/>
+          <w:sz w:val="24"/>
+          <w:szCs w:val="24"/>
+        </w:rPr>
+        <w:t xml:space="preserve">Tabla —</w:t>
+      </w:r>
+    </w:p>
+    <w:p>
+      <w:pPr>
+        <w:keepNext/>
+        <w:spacing w:after="60" w:line="480" w:lineRule="auto"/>
+      </w:pPr>
+      <w:r>
+        <w:rPr>
+          <w:rFonts w:ascii="Times New Roman" w:cs="Times New Roman" w:eastAsia="Times New Roman" w:hAnsi="Times New Roman"/>
+          <w:i/>
+          <w:iCs/>
+          <w:color w:val="000000"/>
+          <w:sz w:val="24"/>
+          <w:szCs w:val="24"/>
+        </w:rPr>
+        <w:t xml:space="preserve">Tabla sin pie en el original</w:t>
+      </w:r>
+    </w:p>
+    <w:tbl>
+      <w:tblPr>
+        <w:tblW w:type="dxa" w:w="9360"/>
+        <w:tblBorders>
+          <w:top w:val="none"/>
+          <w:left w:val="none"/>
+          <w:bottom w:val="none"/>
+          <w:right w:val="none"/>
+          <w:insideH w:val="none"/>
+          <w:insideV w:val="none"/>
+        </w:tblBorders>
+      </w:tblPr>
+      <w:tblGrid>
+        <w:gridCol w:w="3120"/>
+        <w:gridCol w:w="3120"/>
+        <w:gridCol w:w="3120"/>
+      </w:tblGrid>
+      <w:tr>
+        <w:trPr>
+          <w:tblHeader/>
+        </w:trPr>
+        <w:tc>
+          <w:tcPr>
+            <w:tcW w:type="dxa" w:w="3120"/>
+            <w:tcBorders>
+              <w:top w:val="single" w:color="000000" w:sz="6"/>
+              <w:left w:val="none"/>
+              <w:bottom w:val="single" w:color="000000" w:sz="6"/>
+              <w:right w:val="none"/>
+            </w:tcBorders>
+            <w:tcMar>
+              <w:top w:type="dxa" w:w="60"/>
+              <w:left w:type="dxa" w:w="100"/>
+              <w:bottom w:type="dxa" w:w="60"/>
+              <w:right w:type="dxa" w:w="100"/>
+            </w:tcMar>
+          </w:tcPr>
+          <w:p>
+            <w:pPr>
+              <w:spacing w:after="0" w:line="240" w:lineRule="auto"/>
+              <w:jc w:val="left"/>
+            </w:pPr>
+            <w:r>
+              <w:rPr>
+                <w:rFonts w:ascii="Times New Roman" w:cs="Times New Roman" w:eastAsia="Times New Roman" w:hAnsi="Times New Roman"/>
+                <w:color w:val="000000"/>
+                <w:sz w:val="22"/>
+                <w:szCs w:val="22"/>
+              </w:rPr>
+              <w:t xml:space="preserve">Bloque</w:t>
+            </w:r>
+          </w:p>
+        </w:tc>
+        <w:tc>
+          <w:tcPr>
+            <w:tcW w:type="dxa" w:w="3120"/>
+            <w:tcBorders>
+              <w:top w:val="single" w:color="000000" w:sz="6"/>
+              <w:left w:val="none"/>
+              <w:bottom w:val="single" w:color="000000" w:sz="6"/>
+              <w:right w:val="none"/>
+            </w:tcBorders>
+            <w:tcMar>
+              <w:top w:type="dxa" w:w="60"/>
+              <w:left w:type="dxa" w:w="100"/>
+              <w:bottom w:type="dxa" w:w="60"/>
+              <w:right w:type="dxa" w:w="100"/>
+            </w:tcMar>
+          </w:tcPr>
+          <w:p>
+            <w:pPr>
+              <w:spacing w:after="0" w:line="240" w:lineRule="auto"/>
+              <w:jc w:val="center"/>
+            </w:pPr>
+            <w:r>
+              <w:rPr>
+                <w:rFonts w:ascii="Times New Roman" w:cs="Times New Roman" w:eastAsia="Times New Roman" w:hAnsi="Times New Roman"/>
+                <w:color w:val="000000"/>
+                <w:sz w:val="22"/>
+                <w:szCs w:val="22"/>
+              </w:rPr>
+              <w:t xml:space="preserve">Velas</w:t>
+            </w:r>
+          </w:p>
+        </w:tc>
+        <w:tc>
+          <w:tcPr>
+            <w:tcW w:type="dxa" w:w="3120"/>
+            <w:tcBorders>
+              <w:top w:val="single" w:color="000000" w:sz="6"/>
+              <w:left w:val="none"/>
+              <w:bottom w:val="single" w:color="000000" w:sz="6"/>
+              <w:right w:val="none"/>
+            </w:tcBorders>
+            <w:tcMar>
+              <w:top w:type="dxa" w:w="60"/>
+              <w:left w:type="dxa" w:w="100"/>
+              <w:bottom w:type="dxa" w:w="60"/>
+              <w:right w:type="dxa" w:w="100"/>
+            </w:tcMar>
+          </w:tcPr>
+          <w:p>
+            <w:pPr>
+              <w:spacing w:after="0" w:line="240" w:lineRule="auto"/>
+              <w:jc w:val="center"/>
+            </w:pPr>
+            <w:r>
+              <w:rPr>
+                <w:rFonts w:ascii="Times New Roman" w:cs="Times New Roman" w:eastAsia="Times New Roman" w:hAnsi="Times New Roman"/>
+                <w:color w:val="000000"/>
+                <w:sz w:val="22"/>
+                <w:szCs w:val="22"/>
+              </w:rPr>
+              <w:t xml:space="preserve">Para qué</w:t>
+            </w:r>
+          </w:p>
+        </w:tc>
+      </w:tr>
+      <w:tr>
+        <w:tc>
+          <w:tcPr>
+            <w:tcW w:type="dxa" w:w="3120"/>
+            <w:tcBorders>
+              <w:top w:val="none"/>
+              <w:left w:val="none"/>
+              <w:bottom w:val="none"/>
+              <w:right w:val="none"/>
+            </w:tcBorders>
+            <w:tcMar>
+              <w:top w:type="dxa" w:w="60"/>
+              <w:left w:type="dxa" w:w="100"/>
+              <w:bottom w:type="dxa" w:w="60"/>
+              <w:right w:type="dxa" w:w="100"/>
+            </w:tcMar>
+          </w:tcPr>
+          <w:p>
+            <w:pPr>
+              <w:spacing w:after="0" w:line="240" w:lineRule="auto"/>
+              <w:jc w:val="left"/>
+            </w:pPr>
+            <w:r>
+              <w:rPr>
+                <w:rFonts w:ascii="Times New Roman" w:cs="Times New Roman" w:eastAsia="Times New Roman" w:hAnsi="Times New Roman"/>
+                <w:color w:val="000000"/>
+                <w:sz w:val="22"/>
+                <w:szCs w:val="22"/>
+              </w:rPr>
+              <w:t xml:space="preserve">Entrenamiento</w:t>
+            </w:r>
+          </w:p>
+        </w:tc>
+        <w:tc>
+          <w:tcPr>
+            <w:tcW w:type="dxa" w:w="3120"/>
+            <w:tcBorders>
+              <w:top w:val="none"/>
+              <w:left w:val="none"/>
+              <w:bottom w:val="none"/>
+              <w:right w:val="none"/>
+            </w:tcBorders>
+            <w:tcMar>
+              <w:top w:type="dxa" w:w="60"/>
+              <w:left w:type="dxa" w:w="100"/>
+              <w:bottom w:type="dxa" w:w="60"/>
+              <w:right w:type="dxa" w:w="100"/>
+            </w:tcMar>
+          </w:tcPr>
+          <w:p>
+            <w:pPr>
+              <w:spacing w:after="0" w:line="240" w:lineRule="auto"/>
+              <w:jc w:val="center"/>
+            </w:pPr>
+            <w:r>
+              <w:rPr>
+                <w:rFonts w:ascii="Times New Roman" w:cs="Times New Roman" w:eastAsia="Times New Roman" w:hAnsi="Times New Roman"/>
+                <w:b/>
+                <w:bCs/>
+                <w:color w:val="000000"/>
+                <w:sz w:val="22"/>
+                <w:szCs w:val="22"/>
+              </w:rPr>
+              <w:t xml:space="preserve">9 171</w:t>
+            </w:r>
+            <w:r>
+              <w:rPr>
+                <w:rFonts w:ascii="Times New Roman" w:cs="Times New Roman" w:eastAsia="Times New Roman" w:hAnsi="Times New Roman"/>
+                <w:color w:val="000000"/>
+                <w:sz w:val="22"/>
+                <w:szCs w:val="22"/>
+              </w:rPr>
+              <w:t xml:space="preserve"> (9 165 con etiqueta)</w:t>
+            </w:r>
+          </w:p>
+        </w:tc>
+        <w:tc>
+          <w:tcPr>
+            <w:tcW w:type="dxa" w:w="3120"/>
+            <w:tcBorders>
+              <w:top w:val="none"/>
+              <w:left w:val="none"/>
+              <w:bottom w:val="none"/>
+              <w:right w:val="none"/>
+            </w:tcBorders>
+            <w:tcMar>
+              <w:top w:type="dxa" w:w="60"/>
+              <w:left w:type="dxa" w:w="100"/>
+              <w:bottom w:type="dxa" w:w="60"/>
+              <w:right w:type="dxa" w:w="100"/>
+            </w:tcMar>
+          </w:tcPr>
+          <w:p>
+            <w:pPr>
+              <w:spacing w:after="0" w:line="240" w:lineRule="auto"/>
+              <w:jc w:val="center"/>
+            </w:pPr>
+            <w:r>
+              <w:rPr>
+                <w:rFonts w:ascii="Times New Roman" w:cs="Times New Roman" w:eastAsia="Times New Roman" w:hAnsi="Times New Roman"/>
+                <w:color w:val="000000"/>
+                <w:sz w:val="22"/>
+                <w:szCs w:val="22"/>
+              </w:rPr>
+              <w:t xml:space="preserve">Ajustar los modelos</w:t>
+            </w:r>
+          </w:p>
+        </w:tc>
+      </w:tr>
+      <w:tr>
+        <w:tc>
+          <w:tcPr>
+            <w:tcW w:type="dxa" w:w="3120"/>
+            <w:tcBorders>
+              <w:top w:val="none"/>
+              <w:left w:val="none"/>
+              <w:bottom w:val="none"/>
+              <w:right w:val="none"/>
+            </w:tcBorders>
+            <w:tcMar>
+              <w:top w:type="dxa" w:w="60"/>
+              <w:left w:type="dxa" w:w="100"/>
+              <w:bottom w:type="dxa" w:w="60"/>
+              <w:right w:type="dxa" w:w="100"/>
+            </w:tcMar>
+          </w:tcPr>
+          <w:p>
+            <w:pPr>
+              <w:spacing w:after="0" w:line="240" w:lineRule="auto"/>
+              <w:jc w:val="left"/>
+            </w:pPr>
+            <w:r>
+              <w:rPr>
+                <w:rFonts w:ascii="Times New Roman" w:cs="Times New Roman" w:eastAsia="Times New Roman" w:hAnsi="Times New Roman"/>
+                <w:color w:val="000000"/>
+                <w:sz w:val="22"/>
+                <w:szCs w:val="22"/>
+              </w:rPr>
+              <w:t xml:space="preserve">Validación</w:t>
+            </w:r>
+          </w:p>
+        </w:tc>
+        <w:tc>
+          <w:tcPr>
+            <w:tcW w:type="dxa" w:w="3120"/>
+            <w:tcBorders>
+              <w:top w:val="none"/>
+              <w:left w:val="none"/>
+              <w:bottom w:val="none"/>
+              <w:right w:val="none"/>
+            </w:tcBorders>
+            <w:tcMar>
+              <w:top w:type="dxa" w:w="60"/>
+              <w:left w:type="dxa" w:w="100"/>
+              <w:bottom w:type="dxa" w:w="60"/>
+              <w:right w:type="dxa" w:w="100"/>
+            </w:tcMar>
+          </w:tcPr>
+          <w:p>
+            <w:pPr>
+              <w:spacing w:after="0" w:line="240" w:lineRule="auto"/>
+              <w:jc w:val="center"/>
+            </w:pPr>
+            <w:r>
+              <w:rPr>
+                <w:rFonts w:ascii="Times New Roman" w:cs="Times New Roman" w:eastAsia="Times New Roman" w:hAnsi="Times New Roman"/>
+                <w:b/>
+                <w:bCs/>
+                <w:color w:val="000000"/>
+                <w:sz w:val="22"/>
+                <w:szCs w:val="22"/>
+              </w:rPr>
+              <w:t xml:space="preserve">1 959</w:t>
+            </w:r>
+          </w:p>
+        </w:tc>
+        <w:tc>
+          <w:tcPr>
+            <w:tcW w:type="dxa" w:w="3120"/>
+            <w:tcBorders>
+              <w:top w:val="none"/>
+              <w:left w:val="none"/>
+              <w:bottom w:val="none"/>
+              <w:right w:val="none"/>
+            </w:tcBorders>
+            <w:tcMar>
+              <w:top w:type="dxa" w:w="60"/>
+              <w:left w:type="dxa" w:w="100"/>
+              <w:bottom w:type="dxa" w:w="60"/>
+              <w:right w:type="dxa" w:w="100"/>
+            </w:tcMar>
+          </w:tcPr>
+          <w:p>
+            <w:pPr>
+              <w:spacing w:after="0" w:line="240" w:lineRule="auto"/>
+              <w:jc w:val="center"/>
+            </w:pPr>
+            <w:r>
+              <w:rPr>
+                <w:rFonts w:ascii="Times New Roman" w:cs="Times New Roman" w:eastAsia="Times New Roman" w:hAnsi="Times New Roman"/>
+                <w:color w:val="000000"/>
+                <w:sz w:val="22"/>
+                <w:szCs w:val="22"/>
+              </w:rPr>
+              <w:t xml:space="preserve">Comparar y elegir</w:t>
+            </w:r>
+          </w:p>
+        </w:tc>
+      </w:tr>
+      <w:tr>
+        <w:tc>
+          <w:tcPr>
+            <w:tcW w:type="dxa" w:w="3120"/>
+            <w:tcBorders>
+              <w:top w:val="none"/>
+              <w:left w:val="none"/>
+              <w:bottom w:val="none"/>
+              <w:right w:val="none"/>
+            </w:tcBorders>
+            <w:tcMar>
+              <w:top w:type="dxa" w:w="60"/>
+              <w:left w:type="dxa" w:w="100"/>
+              <w:bottom w:type="dxa" w:w="60"/>
+              <w:right w:type="dxa" w:w="100"/>
+            </w:tcMar>
+          </w:tcPr>
+          <w:p>
+            <w:pPr>
+              <w:spacing w:after="0" w:line="240" w:lineRule="auto"/>
+              <w:jc w:val="left"/>
+            </w:pPr>
+            <w:r>
+              <w:rPr>
+                <w:rFonts w:ascii="Times New Roman" w:cs="Times New Roman" w:eastAsia="Times New Roman" w:hAnsi="Times New Roman"/>
+                <w:color w:val="000000"/>
+                <w:sz w:val="22"/>
+                <w:szCs w:val="22"/>
+              </w:rPr>
+              <w:t xml:space="preserve">Prueba</w:t>
+            </w:r>
+          </w:p>
+        </w:tc>
+        <w:tc>
+          <w:tcPr>
+            <w:tcW w:type="dxa" w:w="3120"/>
+            <w:tcBorders>
+              <w:top w:val="none"/>
+              <w:left w:val="none"/>
+              <w:bottom w:val="none"/>
+              <w:right w:val="none"/>
+            </w:tcBorders>
+            <w:tcMar>
+              <w:top w:type="dxa" w:w="60"/>
+              <w:left w:type="dxa" w:w="100"/>
+              <w:bottom w:type="dxa" w:w="60"/>
+              <w:right w:type="dxa" w:w="100"/>
+            </w:tcMar>
+          </w:tcPr>
+          <w:p>
+            <w:pPr>
+              <w:spacing w:after="0" w:line="240" w:lineRule="auto"/>
+              <w:jc w:val="center"/>
+            </w:pPr>
+            <w:r>
+              <w:rPr>
+                <w:rFonts w:ascii="Times New Roman" w:cs="Times New Roman" w:eastAsia="Times New Roman" w:hAnsi="Times New Roman"/>
+                <w:b/>
+                <w:bCs/>
+                <w:color w:val="000000"/>
+                <w:sz w:val="22"/>
+                <w:szCs w:val="22"/>
+              </w:rPr>
+              <w:t xml:space="preserve">1 968</w:t>
+            </w:r>
+          </w:p>
+        </w:tc>
+        <w:tc>
+          <w:tcPr>
+            <w:tcW w:type="dxa" w:w="3120"/>
+            <w:tcBorders>
+              <w:top w:val="none"/>
+              <w:left w:val="none"/>
+              <w:bottom w:val="none"/>
+              <w:right w:val="none"/>
+            </w:tcBorders>
+            <w:tcMar>
+              <w:top w:type="dxa" w:w="60"/>
+              <w:left w:type="dxa" w:w="100"/>
+              <w:bottom w:type="dxa" w:w="60"/>
+              <w:right w:type="dxa" w:w="100"/>
+            </w:tcMar>
+          </w:tcPr>
+          <w:p>
+            <w:pPr>
+              <w:spacing w:after="0" w:line="240" w:lineRule="auto"/>
+              <w:jc w:val="center"/>
+            </w:pPr>
+            <w:r>
+              <w:rPr>
+                <w:rFonts w:ascii="Times New Roman" w:cs="Times New Roman" w:eastAsia="Times New Roman" w:hAnsi="Times New Roman"/>
+                <w:b/>
+                <w:bCs/>
+                <w:color w:val="000000"/>
+                <w:sz w:val="22"/>
+                <w:szCs w:val="22"/>
+              </w:rPr>
+              <w:t xml:space="preserve">Medir una sola vez, al final</w:t>
+            </w:r>
+            <w:r>
+              <w:rPr>
+                <w:rFonts w:ascii="Times New Roman" w:cs="Times New Roman" w:eastAsia="Times New Roman" w:hAnsi="Times New Roman"/>
+                <w:color w:val="000000"/>
+                <w:sz w:val="22"/>
+                <w:szCs w:val="22"/>
+              </w:rPr>
+              <w:t xml:space="preserve"> (D18)</w:t>
+            </w:r>
+          </w:p>
+        </w:tc>
+      </w:tr>
+      <w:tr>
+        <w:tc>
+          <w:tcPr>
+            <w:tcW w:type="dxa" w:w="3120"/>
+            <w:tcBorders>
+              <w:top w:val="none"/>
+              <w:left w:val="none"/>
+              <w:bottom w:val="single" w:color="000000" w:sz="6"/>
+              <w:right w:val="none"/>
+            </w:tcBorders>
+            <w:tcMar>
+              <w:top w:type="dxa" w:w="60"/>
+              <w:left w:type="dxa" w:w="100"/>
+              <w:bottom w:type="dxa" w:w="60"/>
+              <w:right w:type="dxa" w:w="100"/>
+            </w:tcMar>
+          </w:tcPr>
+          <w:p>
+            <w:pPr>
+              <w:spacing w:after="0" w:line="240" w:lineRule="auto"/>
+              <w:jc w:val="left"/>
+            </w:pPr>
+            <w:r>
+              <w:rPr>
+                <w:rFonts w:ascii="Times New Roman" w:cs="Times New Roman" w:eastAsia="Times New Roman" w:hAnsi="Times New Roman"/>
+                <w:color w:val="000000"/>
+                <w:sz w:val="22"/>
+                <w:szCs w:val="22"/>
+              </w:rPr>
+              <w:t xml:space="preserve">Embargo (descartado)</w:t>
+            </w:r>
+          </w:p>
+        </w:tc>
+        <w:tc>
+          <w:tcPr>
+            <w:tcW w:type="dxa" w:w="3120"/>
+            <w:tcBorders>
+              <w:top w:val="none"/>
+              <w:left w:val="none"/>
+              <w:bottom w:val="single" w:color="000000" w:sz="6"/>
+              <w:right w:val="none"/>
+            </w:tcBorders>
+            <w:tcMar>
+              <w:top w:type="dxa" w:w="60"/>
+              <w:left w:type="dxa" w:w="100"/>
+              <w:bottom w:type="dxa" w:w="60"/>
+              <w:right w:type="dxa" w:w="100"/>
+            </w:tcMar>
+          </w:tcPr>
+          <w:p>
+            <w:pPr>
+              <w:spacing w:after="0" w:line="240" w:lineRule="auto"/>
+              <w:jc w:val="center"/>
+            </w:pPr>
+            <w:r>
+              <w:rPr>
+                <w:rFonts w:ascii="Times New Roman" w:cs="Times New Roman" w:eastAsia="Times New Roman" w:hAnsi="Times New Roman"/>
+                <w:b/>
+                <w:bCs/>
+                <w:color w:val="000000"/>
+                <w:sz w:val="22"/>
+                <w:szCs w:val="22"/>
+              </w:rPr>
+              <w:t xml:space="preserve">16</w:t>
+            </w:r>
+          </w:p>
+        </w:tc>
+        <w:tc>
+          <w:tcPr>
+            <w:tcW w:type="dxa" w:w="3120"/>
+            <w:tcBorders>
+              <w:top w:val="none"/>
+              <w:left w:val="none"/>
+              <w:bottom w:val="single" w:color="000000" w:sz="6"/>
+              <w:right w:val="none"/>
+            </w:tcBorders>
+            <w:tcMar>
+              <w:top w:type="dxa" w:w="60"/>
+              <w:left w:type="dxa" w:w="100"/>
+              <w:bottom w:type="dxa" w:w="60"/>
+              <w:right w:type="dxa" w:w="100"/>
+            </w:tcMar>
+          </w:tcPr>
+          <w:p>
+            <w:pPr>
+              <w:spacing w:after="0" w:line="240" w:lineRule="auto"/>
+              <w:jc w:val="center"/>
+            </w:pPr>
+            <w:r>
+              <w:rPr>
+                <w:rFonts w:ascii="Times New Roman" w:cs="Times New Roman" w:eastAsia="Times New Roman" w:hAnsi="Times New Roman"/>
+                <w:color w:val="000000"/>
+                <w:sz w:val="22"/>
+                <w:szCs w:val="22"/>
+              </w:rPr>
+              <w:t xml:space="preserve">No se usa para nada</w:t>
+            </w:r>
+          </w:p>
+        </w:tc>
+      </w:tr>
+    </w:tbl>
+    <w:p>
+      <w:pPr>
+        <w:spacing w:after="240"/>
+      </w:pPr>
+    </w:p>
+    <w:p>
+      <w:pPr>
+        <w:pStyle w:val="Heading1"/>
+        <w:keepNext/>
+        <w:spacing w:after="0" w:before="0" w:line="480" w:lineRule="auto"/>
+        <w:jc w:val="center"/>
+      </w:pPr>
+      <w:r>
+        <w:rPr>
+          <w:rFonts w:ascii="Times New Roman" w:cs="Times New Roman" w:eastAsia="Times New Roman" w:hAnsi="Times New Roman"/>
+          <w:b/>
+          <w:bCs/>
+          <w:i w:val="false"/>
+          <w:iCs w:val="false"/>
+          <w:color w:val="000000"/>
+          <w:sz w:val="24"/>
+          <w:szCs w:val="24"/>
+        </w:rPr>
+        <w:t xml:space="preserve">Ingeniería de Características</w:t>
+      </w:r>
+    </w:p>
+    <w:p>
+      <w:pPr>
+        <w:spacing w:after="0" w:line="480" w:lineRule="auto"/>
+        <w:ind w:firstLine="720"/>
+      </w:pPr>
+      <w:r>
+        <w:rPr>
+          <w:rFonts w:ascii="Times New Roman" w:cs="Times New Roman" w:eastAsia="Times New Roman" w:hAnsi="Times New Roman"/>
+          <w:b/>
+          <w:bCs/>
+          <w:color w:val="000000"/>
+          <w:sz w:val="24"/>
+          <w:szCs w:val="24"/>
+        </w:rPr>
+        <w:t xml:space="preserve">Autor:</w:t>
+      </w:r>
+      <w:r>
+        <w:rPr>
+          <w:rFonts w:ascii="Times New Roman" w:cs="Times New Roman" w:eastAsia="Times New Roman" w:hAnsi="Times New Roman"/>
+          <w:color w:val="000000"/>
+          <w:sz w:val="24"/>
+          <w:szCs w:val="24"/>
+        </w:rPr>
+        <w:t xml:space="preserve"> Alejandro Zamora (M2) · </w:t>
+      </w:r>
+      <w:r>
+        <w:rPr>
+          <w:rFonts w:ascii="Times New Roman" w:cs="Times New Roman" w:eastAsia="Times New Roman" w:hAnsi="Times New Roman"/>
+          <w:b/>
+          <w:bCs/>
+          <w:color w:val="000000"/>
+          <w:sz w:val="24"/>
+          <w:szCs w:val="24"/>
+        </w:rPr>
+        <w:t xml:space="preserve">Fuente del material:</w:t>
+      </w:r>
+      <w:r>
+        <w:rPr>
+          <w:rFonts w:ascii="Times New Roman" w:cs="Times New Roman" w:eastAsia="Times New Roman" w:hAnsi="Times New Roman"/>
+          <w:color w:val="000000"/>
+          <w:sz w:val="24"/>
+          <w:szCs w:val="24"/>
+        </w:rPr>
+        <w:t xml:space="preserve"> </w:t>
+      </w:r>
+      <w:r>
+        <w:rPr>
+          <w:rFonts w:ascii="Courier New" w:cs="Courier New" w:eastAsia="Courier New" w:hAnsi="Courier New"/>
+          <w:color w:val="000000"/>
+          <w:sz w:val="22"/>
+          <w:szCs w:val="22"/>
+        </w:rPr>
+        <w:t xml:space="preserve">docs/07-importancia-caracteristicas.md</w:t>
+      </w:r>
+      <w:r>
+        <w:rPr>
+          <w:rFonts w:ascii="Times New Roman" w:cs="Times New Roman" w:eastAsia="Times New Roman" w:hAnsi="Times New Roman"/>
+          <w:color w:val="000000"/>
+          <w:sz w:val="24"/>
+          <w:szCs w:val="24"/>
+        </w:rPr>
+        <w:t xml:space="preserve">, </w:t>
+      </w:r>
+      <w:r>
+        <w:rPr>
+          <w:rFonts w:ascii="Courier New" w:cs="Courier New" w:eastAsia="Courier New" w:hAnsi="Courier New"/>
+          <w:color w:val="000000"/>
+          <w:sz w:val="22"/>
+          <w:szCs w:val="22"/>
+        </w:rPr>
+        <w:t xml:space="preserve">docs/06-aporte-multivariante.md</w:t>
+      </w:r>
+      <w:r>
+        <w:rPr>
+          <w:rFonts w:ascii="Times New Roman" w:cs="Times New Roman" w:eastAsia="Times New Roman" w:hAnsi="Times New Roman"/>
+          <w:color w:val="000000"/>
+          <w:sz w:val="24"/>
+          <w:szCs w:val="24"/>
+        </w:rPr>
+        <w:t xml:space="preserve">, D5, D6, D16, D20 · </w:t>
+      </w:r>
+      <w:r>
+        <w:rPr>
+          <w:rFonts w:ascii="Times New Roman" w:cs="Times New Roman" w:eastAsia="Times New Roman" w:hAnsi="Times New Roman"/>
+          <w:b/>
+          <w:bCs/>
+          <w:color w:val="000000"/>
+          <w:sz w:val="24"/>
+          <w:szCs w:val="24"/>
+        </w:rPr>
+        <w:t xml:space="preserve">Todas las cifras salen de </w:t>
+      </w:r>
+      <w:r>
+        <w:rPr>
+          <w:rFonts w:ascii="Courier New" w:cs="Courier New" w:eastAsia="Courier New" w:hAnsi="Courier New"/>
+          <w:b/>
+          <w:bCs/>
+          <w:color w:val="000000"/>
+          <w:sz w:val="22"/>
+          <w:szCs w:val="22"/>
+        </w:rPr>
+        <w:t xml:space="preserve">docs/evidencias/</w:t>
+      </w:r>
+      <w:r>
+        <w:rPr>
+          <w:rFonts w:ascii="Times New Roman" w:cs="Times New Roman" w:eastAsia="Times New Roman" w:hAnsi="Times New Roman"/>
+          <w:b/>
+          <w:bCs/>
+          <w:color w:val="000000"/>
+          <w:sz w:val="24"/>
+          <w:szCs w:val="24"/>
+        </w:rPr>
+        <w:t xml:space="preserve">.</w:t>
+      </w:r>
+    </w:p>
+    <w:p>
+      <w:pPr>
+        <w:spacing w:after="0" w:line="480" w:lineRule="auto"/>
+        <w:ind w:firstLine="720"/>
+      </w:pPr>
+      <w:r>
+        <w:rPr>
+          <w:rFonts w:ascii="Times New Roman" w:cs="Times New Roman" w:eastAsia="Times New Roman" w:hAnsi="Times New Roman"/>
+          <w:color w:val="000000"/>
+          <w:sz w:val="24"/>
+          <w:szCs w:val="24"/>
+        </w:rPr>
+        <w:t xml:space="preserve">El modelo recibe </w:t>
+      </w:r>
+      <w:r>
+        <w:rPr>
+          <w:rFonts w:ascii="Times New Roman" w:cs="Times New Roman" w:eastAsia="Times New Roman" w:hAnsi="Times New Roman"/>
+          <w:b/>
+          <w:bCs/>
+          <w:color w:val="000000"/>
+          <w:sz w:val="24"/>
+          <w:szCs w:val="24"/>
+        </w:rPr>
+        <w:t xml:space="preserve">63 columnas</w:t>
+      </w:r>
+      <w:r>
+        <w:rPr>
+          <w:rFonts w:ascii="Times New Roman" w:cs="Times New Roman" w:eastAsia="Times New Roman" w:hAnsi="Times New Roman"/>
+          <w:color w:val="000000"/>
+          <w:sz w:val="24"/>
+          <w:szCs w:val="24"/>
+        </w:rPr>
+        <w:t xml:space="preserve"> construidas por </w:t>
+      </w:r>
+      <w:r>
+        <w:rPr>
+          <w:rFonts w:ascii="Courier New" w:cs="Courier New" w:eastAsia="Courier New" w:hAnsi="Courier New"/>
+          <w:color w:val="000000"/>
+          <w:sz w:val="22"/>
+          <w:szCs w:val="22"/>
+        </w:rPr>
+        <w:t xml:space="preserve">src/features/base.py</w:t>
+      </w:r>
+      <w:r>
+        <w:rPr>
+          <w:rFonts w:ascii="Times New Roman" w:cs="Times New Roman" w:eastAsia="Times New Roman" w:hAnsi="Times New Roman"/>
+          <w:color w:val="000000"/>
+          <w:sz w:val="24"/>
+          <w:szCs w:val="24"/>
+        </w:rPr>
+        <w:t xml:space="preserve">. Esta sección dice qué son, por qué ninguna es precio crudo, cuáles el modelo usa de verdad, y qué no se puede afirmar sobre ellas.</w:t>
+      </w:r>
+    </w:p>
+    <w:p>
+      <w:pPr>
+        <w:pStyle w:val="Heading2"/>
+        <w:keepNext/>
+        <w:spacing w:after="0" w:before="0" w:line="480" w:lineRule="auto"/>
+      </w:pPr>
+      <w:r>
+        <w:rPr>
+          <w:rFonts w:ascii="Times New Roman" w:cs="Times New Roman" w:eastAsia="Times New Roman" w:hAnsi="Times New Roman"/>
+          <w:b/>
+          <w:bCs/>
+          <w:i w:val="false"/>
+          <w:iCs w:val="false"/>
+          <w:color w:val="000000"/>
+          <w:sz w:val="24"/>
+          <w:szCs w:val="24"/>
+        </w:rPr>
+        <w:t xml:space="preserve">2.1 Las seis familias</w:t>
+      </w:r>
+    </w:p>
+    <w:p>
+      <w:pPr>
+        <w:spacing w:after="0" w:line="480" w:lineRule="auto"/>
+        <w:ind w:firstLine="720"/>
+      </w:pPr>
+      <w:r>
+        <w:rPr>
+          <w:rFonts w:ascii="Times New Roman" w:cs="Times New Roman" w:eastAsia="Times New Roman" w:hAnsi="Times New Roman"/>
+          <w:color w:val="000000"/>
+          <w:sz w:val="24"/>
+          <w:szCs w:val="24"/>
+        </w:rPr>
+        <w:t xml:space="preserve">Ninguna familia se eligió por costumbre: los órdenes de rezago salen de medir la autocorrelación y la correlación cruzada (S1-M2-04), y la ventana de los indicadores está fijada por el contrato —</w:t>
+      </w:r>
+      <w:r>
+        <w:rPr>
+          <w:rFonts w:ascii="Courier New" w:cs="Courier New" w:eastAsia="Courier New" w:hAnsi="Courier New"/>
+          <w:color w:val="000000"/>
+          <w:sz w:val="22"/>
+          <w:szCs w:val="22"/>
+        </w:rPr>
+        <w:t xml:space="preserve">w = 7</w:t>
+      </w:r>
+      <w:r>
+        <w:rPr>
+          <w:rFonts w:ascii="Times New Roman" w:cs="Times New Roman" w:eastAsia="Times New Roman" w:hAnsi="Times New Roman"/>
+          <w:color w:val="000000"/>
+          <w:sz w:val="24"/>
+          <w:szCs w:val="24"/>
+        </w:rPr>
+        <w:t xml:space="preserve">, </w:t>
+      </w:r>
+      <w:r>
+        <w:rPr>
+          <w:rFonts w:ascii="Courier New" w:cs="Courier New" w:eastAsia="Courier New" w:hAnsi="Courier New"/>
+          <w:color w:val="000000"/>
+          <w:sz w:val="22"/>
+          <w:szCs w:val="22"/>
+        </w:rPr>
+        <w:t xml:space="preserve">h = 1</w:t>
+      </w:r>
+      <w:r>
+        <w:rPr>
+          <w:rFonts w:ascii="Times New Roman" w:cs="Times New Roman" w:eastAsia="Times New Roman" w:hAnsi="Times New Roman"/>
+          <w:color w:val="000000"/>
+          <w:sz w:val="24"/>
+          <w:szCs w:val="24"/>
+        </w:rPr>
+        <w:t xml:space="preserve">, velas de 4 horas— para que ninguna columna use información posterior a </w:t>
+      </w:r>
+      <w:r>
+        <w:rPr>
+          <w:rFonts w:ascii="Courier New" w:cs="Courier New" w:eastAsia="Courier New" w:hAnsi="Courier New"/>
+          <w:color w:val="000000"/>
+          <w:sz w:val="22"/>
+          <w:szCs w:val="22"/>
+        </w:rPr>
+        <w:t xml:space="preserve">t</w:t>
+      </w:r>
+      <w:r>
+        <w:rPr>
+          <w:rFonts w:ascii="Times New Roman" w:cs="Times New Roman" w:eastAsia="Times New Roman" w:hAnsi="Times New Roman"/>
+          <w:color w:val="000000"/>
+          <w:sz w:val="24"/>
+          <w:szCs w:val="24"/>
+        </w:rPr>
+        <w:t xml:space="preserve">.</w:t>
+      </w:r>
+    </w:p>
+    <w:p>
+      <w:pPr>
+        <w:pStyle w:val="Heading2"/>
+        <w:keepNext/>
+        <w:spacing w:after="0" w:before="0" w:line="480" w:lineRule="auto"/>
+      </w:pPr>
+      <w:r>
+        <w:rPr>
+          <w:rFonts w:ascii="Times New Roman" w:cs="Times New Roman" w:eastAsia="Times New Roman" w:hAnsi="Times New Roman"/>
+          <w:b/>
+          <w:bCs/>
+          <w:i w:val="false"/>
+          <w:iCs w:val="false"/>
+          <w:color w:val="000000"/>
+          <w:sz w:val="24"/>
+          <w:szCs w:val="24"/>
+        </w:rPr>
+        <w:t xml:space="preserve">2.2 Cero columnas en nivel de precio, y lo que costó llegar ahí</w:t>
+      </w:r>
+    </w:p>
+    <w:p>
+      <w:pPr>
+        <w:spacing w:after="0" w:line="480" w:lineRule="auto"/>
+        <w:ind w:firstLine="720"/>
+      </w:pPr>
+      <w:r>
+        <w:rPr>
+          <w:rFonts w:ascii="Times New Roman" w:cs="Times New Roman" w:eastAsia="Times New Roman" w:hAnsi="Times New Roman"/>
+          <w:b/>
+          <w:bCs/>
+          <w:color w:val="000000"/>
+          <w:sz w:val="24"/>
+          <w:szCs w:val="24"/>
+        </w:rPr>
+        <w:t xml:space="preserve">El modelo no ve el precio.</w:t>
+      </w:r>
+      <w:r>
+        <w:rPr>
+          <w:rFonts w:ascii="Times New Roman" w:cs="Times New Roman" w:eastAsia="Times New Roman" w:hAnsi="Times New Roman"/>
+          <w:color w:val="000000"/>
+          <w:sz w:val="24"/>
+          <w:szCs w:val="24"/>
+        </w:rPr>
+        <w:t xml:space="preserve"> Lo verifiqué de dos formas sobre el </w:t>
+      </w:r>
+      <w:r>
+        <w:rPr>
+          <w:rFonts w:ascii="Courier New" w:cs="Courier New" w:eastAsia="Courier New" w:hAnsi="Courier New"/>
+          <w:color w:val="000000"/>
+          <w:sz w:val="22"/>
+          <w:szCs w:val="22"/>
+        </w:rPr>
+        <w:t xml:space="preserve">main</w:t>
+      </w:r>
+      <w:r>
+        <w:rPr>
+          <w:rFonts w:ascii="Times New Roman" w:cs="Times New Roman" w:eastAsia="Times New Roman" w:hAnsi="Times New Roman"/>
+          <w:color w:val="000000"/>
+          <w:sz w:val="24"/>
+          <w:szCs w:val="24"/>
+        </w:rPr>
+        <w:t xml:space="preserve"> de hoy:</w:t>
+      </w:r>
+    </w:p>
+    <w:p>
+      <w:pPr>
+        <w:spacing w:after="0" w:line="480" w:lineRule="auto"/>
+        <w:ind w:firstLine="720"/>
+      </w:pPr>
+      <w:r>
+        <w:rPr>
+          <w:rFonts w:ascii="Times New Roman" w:cs="Times New Roman" w:eastAsia="Times New Roman" w:hAnsi="Times New Roman"/>
+          <w:color w:val="000000"/>
+          <w:sz w:val="24"/>
+          <w:szCs w:val="24"/>
+        </w:rPr>
+        <w:t xml:space="preserve">``</w:t>
+      </w:r>
+      <w:r>
+        <w:rPr>
+          <w:rFonts w:ascii="Courier New" w:cs="Courier New" w:eastAsia="Courier New" w:hAnsi="Courier New"/>
+          <w:color w:val="000000"/>
+          <w:sz w:val="22"/>
+          <w:szCs w:val="22"/>
+        </w:rPr>
+        <w:t xml:space="preserve"> columnas construidas                                63 rezagos en nivel de precio (</w:t>
+      </w:r>
+      <w:r>
+        <w:rPr>
+          <w:rFonts w:ascii="Times New Roman" w:cs="Times New Roman" w:eastAsia="Times New Roman" w:hAnsi="Times New Roman"/>
+          <w:color w:val="000000"/>
+          <w:sz w:val="24"/>
+          <w:szCs w:val="24"/>
+        </w:rPr>
+        <w:t xml:space="preserve">_rezago_</w:t>
+      </w:r>
+      <w:r>
+        <w:rPr>
+          <w:rFonts w:ascii="Courier New" w:cs="Courier New" w:eastAsia="Courier New" w:hAnsi="Courier New"/>
+          <w:color w:val="000000"/>
+          <w:sz w:val="22"/>
+          <w:szCs w:val="22"/>
+        </w:rPr>
+        <w:t xml:space="preserve"> sin </w:t>
+      </w:r>
+      <w:r>
+        <w:rPr>
+          <w:rFonts w:ascii="Times New Roman" w:cs="Times New Roman" w:eastAsia="Times New Roman" w:hAnsi="Times New Roman"/>
+          <w:color w:val="000000"/>
+          <w:sz w:val="24"/>
+          <w:szCs w:val="24"/>
+        </w:rPr>
+        <w:t xml:space="preserve">_rel_</w:t>
+      </w:r>
+      <w:r>
+        <w:rPr>
+          <w:rFonts w:ascii="Courier New" w:cs="Courier New" w:eastAsia="Courier New" w:hAnsi="Courier New"/>
+          <w:color w:val="000000"/>
+          <w:sz w:val="22"/>
+          <w:szCs w:val="22"/>
+        </w:rPr>
+        <w:t xml:space="preserve">)   0 </w:t>
+      </w:r>
+      <w:r>
+        <w:rPr>
+          <w:rFonts w:ascii="Times New Roman" w:cs="Times New Roman" w:eastAsia="Times New Roman" w:hAnsi="Times New Roman"/>
+          <w:color w:val="000000"/>
+          <w:sz w:val="24"/>
+          <w:szCs w:val="24"/>
+        </w:rPr>
+        <w:t xml:space="preserve">``</w:t>
+      </w:r>
+    </w:p>
+    <w:p>
+      <w:pPr>
+        <w:spacing w:after="0" w:line="480" w:lineRule="auto"/>
+        <w:ind w:firstLine="720"/>
+      </w:pPr>
+      <w:r>
+        <w:rPr>
+          <w:rFonts w:ascii="Times New Roman" w:cs="Times New Roman" w:eastAsia="Times New Roman" w:hAnsi="Times New Roman"/>
+          <w:color w:val="000000"/>
+          <w:sz w:val="24"/>
+          <w:szCs w:val="24"/>
+        </w:rPr>
+        <w:t xml:space="preserve">Las dos únicas columnas cuya magnitud supera la decena son </w:t>
+      </w:r>
+      <w:r>
+        <w:rPr>
+          <w:rFonts w:ascii="Courier New" w:cs="Courier New" w:eastAsia="Courier New" w:hAnsi="Courier New"/>
+          <w:color w:val="000000"/>
+          <w:sz w:val="22"/>
+          <w:szCs w:val="22"/>
+        </w:rPr>
+        <w:t xml:space="preserve">LTC_rsi_14</w:t>
+      </w:r>
+      <w:r>
+        <w:rPr>
+          <w:rFonts w:ascii="Times New Roman" w:cs="Times New Roman" w:eastAsia="Times New Roman" w:hAnsi="Times New Roman"/>
+          <w:color w:val="000000"/>
+          <w:sz w:val="24"/>
+          <w:szCs w:val="24"/>
+        </w:rPr>
+        <w:t xml:space="preserve"> —acotado entre 0 y 100 por definición— y </w:t>
+      </w:r>
+      <w:r>
+        <w:rPr>
+          <w:rFonts w:ascii="Courier New" w:cs="Courier New" w:eastAsia="Courier New" w:hAnsi="Courier New"/>
+          <w:color w:val="000000"/>
+          <w:sz w:val="22"/>
+          <w:szCs w:val="22"/>
+        </w:rPr>
+        <w:t xml:space="preserve">LTC_curtosis_retornos_20</w:t>
+      </w:r>
+      <w:r>
+        <w:rPr>
+          <w:rFonts w:ascii="Times New Roman" w:cs="Times New Roman" w:eastAsia="Times New Roman" w:hAnsi="Times New Roman"/>
+          <w:color w:val="000000"/>
+          <w:sz w:val="24"/>
+          <w:szCs w:val="24"/>
+        </w:rPr>
+        <w:t xml:space="preserve">, que es un cuarto momento y no tiene cota superior. </w:t>
+      </w:r>
+      <w:r>
+        <w:rPr>
+          <w:rFonts w:ascii="Times New Roman" w:cs="Times New Roman" w:eastAsia="Times New Roman" w:hAnsi="Times New Roman"/>
+          <w:b/>
+          <w:bCs/>
+          <w:color w:val="000000"/>
+          <w:sz w:val="24"/>
+          <w:szCs w:val="24"/>
+        </w:rPr>
+        <w:t xml:space="preserve">Ninguna de las dos es un nivel de precio</w:t>
+      </w:r>
+      <w:r>
+        <w:rPr>
+          <w:rFonts w:ascii="Times New Roman" w:cs="Times New Roman" w:eastAsia="Times New Roman" w:hAnsi="Times New Roman"/>
+          <w:color w:val="000000"/>
+          <w:sz w:val="24"/>
+          <w:szCs w:val="24"/>
+        </w:rPr>
+        <w:t xml:space="preserve">, y ninguna columna alcanza el orden de magnitud en que cotiza LTC en el período.</w:t>
+      </w:r>
+    </w:p>
+    <w:p>
+      <w:pPr>
+        <w:spacing w:after="0" w:line="480" w:lineRule="auto"/>
+        <w:ind w:firstLine="720"/>
+      </w:pPr>
+      <w:r>
+        <w:rPr>
+          <w:rFonts w:ascii="Times New Roman" w:cs="Times New Roman" w:eastAsia="Times New Roman" w:hAnsi="Times New Roman"/>
+          <w:b/>
+          <w:bCs/>
+          <w:color w:val="000000"/>
+          <w:sz w:val="24"/>
+          <w:szCs w:val="24"/>
+        </w:rPr>
+        <w:t xml:space="preserve">Y no se hizo bien de entrada.</w:t>
+      </w:r>
+      <w:r>
+        <w:rPr>
+          <w:rFonts w:ascii="Times New Roman" w:cs="Times New Roman" w:eastAsia="Times New Roman" w:hAnsi="Times New Roman"/>
+          <w:color w:val="000000"/>
+          <w:sz w:val="24"/>
+          <w:szCs w:val="24"/>
+        </w:rPr>
+        <w:t xml:space="preserve"> Hasta el PR #58 había 24 columnas de precio rezagado </w:t>
+      </w:r>
+      <w:r>
+        <w:rPr>
+          <w:rFonts w:ascii="Times New Roman" w:cs="Times New Roman" w:eastAsia="Times New Roman" w:hAnsi="Times New Roman"/>
+          <w:i/>
+          <w:iCs/>
+          <w:color w:val="000000"/>
+          <w:sz w:val="24"/>
+          <w:szCs w:val="24"/>
+        </w:rPr>
+        <w:t xml:space="preserve">en nivel</w:t>
+      </w:r>
+      <w:r>
+        <w:rPr>
+          <w:rFonts w:ascii="Times New Roman" w:cs="Times New Roman" w:eastAsia="Times New Roman" w:hAnsi="Times New Roman"/>
+          <w:color w:val="000000"/>
+          <w:sz w:val="24"/>
+          <w:szCs w:val="24"/>
+        </w:rPr>
+        <w:t xml:space="preserve">, que en una serie con tendencia funcionan como un indicador de posición dentro de la serie y no como una señal: el modelo puede aprender </w:t>
+      </w:r>
+      <w:r>
+        <w:rPr>
+          <w:rFonts w:ascii="Times New Roman" w:cs="Times New Roman" w:eastAsia="Times New Roman" w:hAnsi="Times New Roman"/>
+          <w:i/>
+          <w:iCs/>
+          <w:color w:val="000000"/>
+          <w:sz w:val="24"/>
+          <w:szCs w:val="24"/>
+        </w:rPr>
+        <w:t xml:space="preserve">cuándo</w:t>
+      </w:r>
+      <w:r>
+        <w:rPr>
+          <w:rFonts w:ascii="Times New Roman" w:cs="Times New Roman" w:eastAsia="Times New Roman" w:hAnsi="Times New Roman"/>
+          <w:color w:val="000000"/>
+          <w:sz w:val="24"/>
+          <w:szCs w:val="24"/>
+        </w:rPr>
+        <w:t xml:space="preserve"> está mirando en vez de </w:t>
+      </w:r>
+      <w:r>
+        <w:rPr>
+          <w:rFonts w:ascii="Times New Roman" w:cs="Times New Roman" w:eastAsia="Times New Roman" w:hAnsi="Times New Roman"/>
+          <w:i/>
+          <w:iCs/>
+          <w:color w:val="000000"/>
+          <w:sz w:val="24"/>
+          <w:szCs w:val="24"/>
+        </w:rPr>
+        <w:t xml:space="preserve">qué</w:t>
+      </w:r>
+      <w:r>
+        <w:rPr>
+          <w:rFonts w:ascii="Times New Roman" w:cs="Times New Roman" w:eastAsia="Times New Roman" w:hAnsi="Times New Roman"/>
+          <w:color w:val="000000"/>
+          <w:sz w:val="24"/>
+          <w:szCs w:val="24"/>
+        </w:rPr>
+        <w:t xml:space="preserve"> está mirando. Se cambiaron a variación relativa </w:t>
+      </w:r>
+      <w:r>
+        <w:rPr>
+          <w:rFonts w:ascii="Courier New" w:cs="Courier New" w:eastAsia="Courier New" w:hAnsi="Courier New"/>
+          <w:color w:val="000000"/>
+          <w:sz w:val="22"/>
+          <w:szCs w:val="22"/>
+        </w:rPr>
+        <w:t xml:space="preserve">p(t−k)/p(t) − 1</w:t>
+      </w:r>
+      <w:r>
+        <w:rPr>
+          <w:rFonts w:ascii="Times New Roman" w:cs="Times New Roman" w:eastAsia="Times New Roman" w:hAnsi="Times New Roman"/>
+          <w:color w:val="000000"/>
+          <w:sz w:val="24"/>
+          <w:szCs w:val="24"/>
+        </w:rPr>
+        <w:t xml:space="preserve"> (D6).</w:t>
+      </w:r>
+    </w:p>
+    <w:p>
+      <w:pPr>
+        <w:spacing w:after="0" w:line="480" w:lineRule="auto"/>
+        <w:ind w:firstLine="720"/>
+      </w:pPr>
+      <w:r>
+        <w:rPr>
+          <w:rFonts w:ascii="Times New Roman" w:cs="Times New Roman" w:eastAsia="Times New Roman" w:hAnsi="Times New Roman"/>
+          <w:b/>
+          <w:bCs/>
+          <w:color w:val="000000"/>
+          <w:sz w:val="24"/>
+          <w:szCs w:val="24"/>
+        </w:rPr>
+        <w:t xml:space="preserve">Lo que compró ese cambio está medido</w:t>
+      </w:r>
+      <w:r>
+        <w:rPr>
+          <w:rFonts w:ascii="Times New Roman" w:cs="Times New Roman" w:eastAsia="Times New Roman" w:hAnsi="Times New Roman"/>
+          <w:color w:val="000000"/>
+          <w:sz w:val="24"/>
+          <w:szCs w:val="24"/>
+        </w:rPr>
+        <w:t xml:space="preserve">, con remuestreo pareado sobre las mismas filas de validación:</w:t>
+      </w:r>
+    </w:p>
+    <w:p>
+      <w:pPr>
+        <w:spacing w:after="0" w:line="480" w:lineRule="auto"/>
+        <w:ind w:firstLine="720"/>
+      </w:pPr>
+      <w:r>
+        <w:rPr>
+          <w:rFonts w:ascii="Times New Roman" w:cs="Times New Roman" w:eastAsia="Times New Roman" w:hAnsi="Times New Roman"/>
+          <w:color w:val="000000"/>
+          <w:sz w:val="24"/>
+          <w:szCs w:val="24"/>
+        </w:rPr>
+        <w:t xml:space="preserve">``</w:t>
+      </w:r>
+      <w:r>
+        <w:rPr>
+          <w:rFonts w:ascii="Courier New" w:cs="Courier New" w:eastAsia="Courier New" w:hAnsi="Courier New"/>
+          <w:color w:val="000000"/>
+          <w:sz w:val="22"/>
+          <w:szCs w:val="22"/>
+        </w:rPr>
+        <w:t xml:space="preserve"> bosque con rezagos relativos  vs  bosque con rezagos en nivel diferencia   +0,046191 IC 95 %      [+0,014060 , +0,080520]      excluye el cero </w:t>
+      </w:r>
+      <w:r>
+        <w:rPr>
+          <w:rFonts w:ascii="Times New Roman" w:cs="Times New Roman" w:eastAsia="Times New Roman" w:hAnsi="Times New Roman"/>
+          <w:color w:val="000000"/>
+          <w:sz w:val="24"/>
+          <w:szCs w:val="24"/>
+        </w:rPr>
+        <w:t xml:space="preserve">``</w:t>
+      </w:r>
+    </w:p>
+    <w:p>
+      <w:pPr>
+        <w:spacing w:after="0" w:line="480" w:lineRule="auto"/>
+        <w:ind w:firstLine="720"/>
+      </w:pPr>
+      <w:r>
+        <w:rPr>
+          <w:rFonts w:ascii="Times New Roman" w:cs="Times New Roman" w:eastAsia="Times New Roman" w:hAnsi="Times New Roman"/>
+          <w:color w:val="000000"/>
+          <w:sz w:val="24"/>
+          <w:szCs w:val="24"/>
+        </w:rPr>
+        <w:t xml:space="preserve">Y el efecto sobre lo que el proyecto puede afirmar es más grande que ese número: con rezagos en nivel, el bosque </w:t>
+      </w:r>
+      <w:r>
+        <w:rPr>
+          <w:rFonts w:ascii="Times New Roman" w:cs="Times New Roman" w:eastAsia="Times New Roman" w:hAnsi="Times New Roman"/>
+          <w:b/>
+          <w:bCs/>
+          <w:color w:val="000000"/>
+          <w:sz w:val="24"/>
+          <w:szCs w:val="24"/>
+        </w:rPr>
+        <w:t xml:space="preserve">no se distinguía del azar</w:t>
+      </w:r>
+      <w:r>
+        <w:rPr>
+          <w:rFonts w:ascii="Times New Roman" w:cs="Times New Roman" w:eastAsia="Times New Roman" w:hAnsi="Times New Roman"/>
+          <w:color w:val="000000"/>
+          <w:sz w:val="24"/>
+          <w:szCs w:val="24"/>
+        </w:rPr>
+        <w:t xml:space="preserve"> (+0,007522, IC [−0,025712, +0,039088], incluye el cero); con rezagos relativos sí (+0,053714, IC [+0,013658, +0,092854]).</w:t>
+      </w:r>
+    </w:p>
+    <w:p>
+      <w:pPr>
+        <w:spacing w:after="0" w:line="480" w:lineRule="auto"/>
+        <w:ind w:firstLine="720"/>
+      </w:pPr>
+      <w:r>
+        <w:rPr>
+          <w:rFonts w:ascii="Times New Roman" w:cs="Times New Roman" w:eastAsia="Times New Roman" w:hAnsi="Times New Roman"/>
+          <w:color w:val="000000"/>
+          <w:sz w:val="24"/>
+          <w:szCs w:val="24"/>
+        </w:rPr>
+        <w:t xml:space="preserve">Es decir: </w:t>
+      </w:r>
+      <w:r>
+        <w:rPr>
+          <w:rFonts w:ascii="Times New Roman" w:cs="Times New Roman" w:eastAsia="Times New Roman" w:hAnsi="Times New Roman"/>
+          <w:b/>
+          <w:bCs/>
+          <w:color w:val="000000"/>
+          <w:sz w:val="24"/>
+          <w:szCs w:val="24"/>
+        </w:rPr>
+        <w:t xml:space="preserve">la representación no mejoró un modelo que ya funcionaba — es lo que hizo que hubiera un resultado que reportar.</w:t>
+      </w:r>
+    </w:p>
+    <w:p>
+      <w:pPr>
+        <w:pStyle w:val="Heading2"/>
+        <w:keepNext/>
+        <w:spacing w:after="0" w:before="0" w:line="480" w:lineRule="auto"/>
+      </w:pPr>
+      <w:r>
+        <w:rPr>
+          <w:rFonts w:ascii="Times New Roman" w:cs="Times New Roman" w:eastAsia="Times New Roman" w:hAnsi="Times New Roman"/>
+          <w:b/>
+          <w:bCs/>
+          <w:i w:val="false"/>
+          <w:iCs w:val="false"/>
+          <w:color w:val="000000"/>
+          <w:sz w:val="24"/>
+          <w:szCs w:val="24"/>
+        </w:rPr>
+        <w:t xml:space="preserve">2.3 Qué usa el modelo, medido por permutación</w:t>
+      </w:r>
+    </w:p>
+    <w:p>
+      <w:pPr>
+        <w:spacing w:after="0" w:line="480" w:lineRule="auto"/>
+        <w:ind w:firstLine="720"/>
+      </w:pPr>
+      <w:r>
+        <w:rPr>
+          <w:rFonts w:ascii="Times New Roman" w:cs="Times New Roman" w:eastAsia="Times New Roman" w:hAnsi="Times New Roman"/>
+          <w:color w:val="000000"/>
+          <w:sz w:val="24"/>
+          <w:szCs w:val="24"/>
+        </w:rPr>
+        <w:t xml:space="preserve">La importancia que devuelve el bosque se calcula sobre entrenamiento y favorece a las variables de alta cardinalidad: describe de qué se colgó el modelo para ajustar lo que ya vio. La pregunta útil es otra —si el modelo necesita la columna para predecir lo que no vio—, y se responde permutando la columna sobre </w:t>
+      </w:r>
+      <w:r>
+        <w:rPr>
+          <w:rFonts w:ascii="Times New Roman" w:cs="Times New Roman" w:eastAsia="Times New Roman" w:hAnsi="Times New Roman"/>
+          <w:b/>
+          <w:bCs/>
+          <w:color w:val="000000"/>
+          <w:sz w:val="24"/>
+          <w:szCs w:val="24"/>
+        </w:rPr>
+        <w:t xml:space="preserve">validación</w:t>
+      </w:r>
+      <w:r>
+        <w:rPr>
+          <w:rFonts w:ascii="Times New Roman" w:cs="Times New Roman" w:eastAsia="Times New Roman" w:hAnsi="Times New Roman"/>
+          <w:color w:val="000000"/>
+          <w:sz w:val="24"/>
+          <w:szCs w:val="24"/>
+        </w:rPr>
+        <w:t xml:space="preserve"> y midiendo cuánto cae el F1 macro.</w:t>
+      </w:r>
+    </w:p>
+    <w:p>
+      <w:pPr>
+        <w:spacing w:after="0" w:line="480" w:lineRule="auto"/>
+        <w:ind w:firstLine="720"/>
+      </w:pPr>
+      <w:r>
+        <w:rPr>
+          <w:rFonts w:ascii="Times New Roman" w:cs="Times New Roman" w:eastAsia="Times New Roman" w:hAnsi="Times New Roman"/>
+          <w:color w:val="000000"/>
+          <w:sz w:val="24"/>
+          <w:szCs w:val="24"/>
+        </w:rPr>
+        <w:t xml:space="preserve">Las dos ordenaciones coinciden en lo grueso y no en el detalle: </w:t>
+      </w:r>
+      <w:r>
+        <w:rPr>
+          <w:rFonts w:ascii="Times New Roman" w:cs="Times New Roman" w:eastAsia="Times New Roman" w:hAnsi="Times New Roman"/>
+          <w:b/>
+          <w:bCs/>
+          <w:color w:val="000000"/>
+          <w:sz w:val="24"/>
+          <w:szCs w:val="24"/>
+        </w:rPr>
+        <w:t xml:space="preserve">correlación de rangos de Spearman 0,6086</w:t>
+      </w:r>
+      <w:r>
+        <w:rPr>
+          <w:rFonts w:ascii="Times New Roman" w:cs="Times New Roman" w:eastAsia="Times New Roman" w:hAnsi="Times New Roman"/>
+          <w:color w:val="000000"/>
+          <w:sz w:val="24"/>
+          <w:szCs w:val="24"/>
+        </w:rPr>
+        <w:t xml:space="preserve">. Elegir una u otra cambia qué columnas se conservarían.</w:t>
+      </w:r>
+    </w:p>
+    <w:p>
+      <w:pPr>
+        <w:keepNext/>
+        <w:spacing w:after="0" w:before="240" w:line="480" w:lineRule="auto"/>
+      </w:pPr>
+      <w:r>
+        <w:rPr>
+          <w:rFonts w:ascii="Times New Roman" w:cs="Times New Roman" w:eastAsia="Times New Roman" w:hAnsi="Times New Roman"/>
+          <w:b/>
+          <w:bCs/>
+          <w:color w:val="000000"/>
+          <w:sz w:val="24"/>
+          <w:szCs w:val="24"/>
+        </w:rPr>
+        <w:t xml:space="preserve">Tabla 7</w:t>
+      </w:r>
+    </w:p>
+    <w:p>
+      <w:pPr>
+        <w:keepNext/>
+        <w:spacing w:after="60" w:line="480" w:lineRule="auto"/>
+      </w:pPr>
+      <w:r>
+        <w:rPr>
+          <w:rFonts w:ascii="Times New Roman" w:cs="Times New Roman" w:eastAsia="Times New Roman" w:hAnsi="Times New Roman"/>
+          <w:i/>
+          <w:iCs/>
+          <w:color w:val="000000"/>
+          <w:sz w:val="24"/>
+          <w:szCs w:val="24"/>
+        </w:rPr>
+        <w:t xml:space="preserve">Las cinco columnas de mayor caída (F1 macro base: 0,390498).</w:t>
+      </w:r>
+    </w:p>
+    <w:tbl>
+      <w:tblPr>
+        <w:tblW w:type="dxa" w:w="9360"/>
+        <w:tblBorders>
+          <w:top w:val="none"/>
+          <w:left w:val="none"/>
+          <w:bottom w:val="none"/>
+          <w:right w:val="none"/>
+          <w:insideH w:val="none"/>
+          <w:insideV w:val="none"/>
+        </w:tblBorders>
+      </w:tblPr>
+      <w:tblGrid>
+        <w:gridCol w:w="3120"/>
+        <w:gridCol w:w="3120"/>
+        <w:gridCol w:w="3120"/>
+      </w:tblGrid>
+      <w:tr>
+        <w:trPr>
+          <w:tblHeader/>
+        </w:trPr>
+        <w:tc>
+          <w:tcPr>
+            <w:tcW w:type="dxa" w:w="3120"/>
+            <w:tcBorders>
+              <w:top w:val="single" w:color="000000" w:sz="6"/>
+              <w:left w:val="none"/>
+              <w:bottom w:val="single" w:color="000000" w:sz="6"/>
+              <w:right w:val="none"/>
+            </w:tcBorders>
+            <w:tcMar>
+              <w:top w:type="dxa" w:w="60"/>
+              <w:left w:type="dxa" w:w="100"/>
+              <w:bottom w:type="dxa" w:w="60"/>
+              <w:right w:type="dxa" w:w="100"/>
+            </w:tcMar>
+          </w:tcPr>
+          <w:p>
+            <w:pPr>
+              <w:spacing w:after="0" w:line="240" w:lineRule="auto"/>
+              <w:jc w:val="left"/>
+            </w:pPr>
+            <w:r>
+              <w:rPr>
+                <w:rFonts w:ascii="Times New Roman" w:cs="Times New Roman" w:eastAsia="Times New Roman" w:hAnsi="Times New Roman"/>
+                <w:color w:val="000000"/>
+                <w:sz w:val="22"/>
+                <w:szCs w:val="22"/>
+              </w:rPr>
+              <w:t xml:space="preserve">Familia</w:t>
+            </w:r>
+          </w:p>
+        </w:tc>
+        <w:tc>
+          <w:tcPr>
+            <w:tcW w:type="dxa" w:w="3120"/>
+            <w:tcBorders>
+              <w:top w:val="single" w:color="000000" w:sz="6"/>
+              <w:left w:val="none"/>
+              <w:bottom w:val="single" w:color="000000" w:sz="6"/>
+              <w:right w:val="none"/>
+            </w:tcBorders>
+            <w:tcMar>
+              <w:top w:type="dxa" w:w="60"/>
+              <w:left w:type="dxa" w:w="100"/>
+              <w:bottom w:type="dxa" w:w="60"/>
+              <w:right w:type="dxa" w:w="100"/>
+            </w:tcMar>
+          </w:tcPr>
+          <w:p>
+            <w:pPr>
+              <w:spacing w:after="0" w:line="240" w:lineRule="auto"/>
+              <w:jc w:val="center"/>
+            </w:pPr>
+            <w:r>
+              <w:rPr>
+                <w:rFonts w:ascii="Times New Roman" w:cs="Times New Roman" w:eastAsia="Times New Roman" w:hAnsi="Times New Roman"/>
+                <w:color w:val="000000"/>
+                <w:sz w:val="22"/>
+                <w:szCs w:val="22"/>
+              </w:rPr>
+              <w:t xml:space="preserve">Columnas</w:t>
+            </w:r>
+          </w:p>
+        </w:tc>
+        <w:tc>
+          <w:tcPr>
+            <w:tcW w:type="dxa" w:w="3120"/>
+            <w:tcBorders>
+              <w:top w:val="single" w:color="000000" w:sz="6"/>
+              <w:left w:val="none"/>
+              <w:bottom w:val="single" w:color="000000" w:sz="6"/>
+              <w:right w:val="none"/>
+            </w:tcBorders>
+            <w:tcMar>
+              <w:top w:type="dxa" w:w="60"/>
+              <w:left w:type="dxa" w:w="100"/>
+              <w:bottom w:type="dxa" w:w="60"/>
+              <w:right w:type="dxa" w:w="100"/>
+            </w:tcMar>
+          </w:tcPr>
+          <w:p>
+            <w:pPr>
+              <w:spacing w:after="0" w:line="240" w:lineRule="auto"/>
+              <w:jc w:val="center"/>
+            </w:pPr>
+            <w:r>
+              <w:rPr>
+                <w:rFonts w:ascii="Times New Roman" w:cs="Times New Roman" w:eastAsia="Times New Roman" w:hAnsi="Times New Roman"/>
+                <w:color w:val="000000"/>
+                <w:sz w:val="22"/>
+                <w:szCs w:val="22"/>
+              </w:rPr>
+              <w:t xml:space="preserve">Qué mide</w:t>
+            </w:r>
+          </w:p>
+        </w:tc>
+      </w:tr>
+      <w:tr>
+        <w:tc>
+          <w:tcPr>
+            <w:tcW w:type="dxa" w:w="3120"/>
+            <w:tcBorders>
+              <w:top w:val="none"/>
+              <w:left w:val="none"/>
+              <w:bottom w:val="none"/>
+              <w:right w:val="none"/>
+            </w:tcBorders>
+            <w:tcMar>
+              <w:top w:type="dxa" w:w="60"/>
+              <w:left w:type="dxa" w:w="100"/>
+              <w:bottom w:type="dxa" w:w="60"/>
+              <w:right w:type="dxa" w:w="100"/>
+            </w:tcMar>
+          </w:tcPr>
+          <w:p>
+            <w:pPr>
+              <w:spacing w:after="0" w:line="240" w:lineRule="auto"/>
+              <w:jc w:val="left"/>
+            </w:pPr>
+            <w:r>
+              <w:rPr>
+                <w:rFonts w:ascii="Times New Roman" w:cs="Times New Roman" w:eastAsia="Times New Roman" w:hAnsi="Times New Roman"/>
+                <w:color w:val="000000"/>
+                <w:sz w:val="22"/>
+                <w:szCs w:val="22"/>
+              </w:rPr>
+              <w:t xml:space="preserve">Rezagos</w:t>
+            </w:r>
+          </w:p>
+        </w:tc>
+        <w:tc>
+          <w:tcPr>
+            <w:tcW w:type="dxa" w:w="3120"/>
+            <w:tcBorders>
+              <w:top w:val="none"/>
+              <w:left w:val="none"/>
+              <w:bottom w:val="none"/>
+              <w:right w:val="none"/>
+            </w:tcBorders>
+            <w:tcMar>
+              <w:top w:type="dxa" w:w="60"/>
+              <w:left w:type="dxa" w:w="100"/>
+              <w:bottom w:type="dxa" w:w="60"/>
+              <w:right w:type="dxa" w:w="100"/>
+            </w:tcMar>
+          </w:tcPr>
+          <w:p>
+            <w:pPr>
+              <w:spacing w:after="0" w:line="240" w:lineRule="auto"/>
+              <w:jc w:val="center"/>
+            </w:pPr>
+            <w:r>
+              <w:rPr>
+                <w:rFonts w:ascii="Times New Roman" w:cs="Times New Roman" w:eastAsia="Times New Roman" w:hAnsi="Times New Roman"/>
+                <w:color w:val="000000"/>
+                <w:sz w:val="22"/>
+                <w:szCs w:val="22"/>
+              </w:rPr>
+              <w:t xml:space="preserve">24</w:t>
+            </w:r>
+          </w:p>
+        </w:tc>
+        <w:tc>
+          <w:tcPr>
+            <w:tcW w:type="dxa" w:w="3120"/>
+            <w:tcBorders>
+              <w:top w:val="none"/>
+              <w:left w:val="none"/>
+              <w:bottom w:val="none"/>
+              <w:right w:val="none"/>
+            </w:tcBorders>
+            <w:tcMar>
+              <w:top w:type="dxa" w:w="60"/>
+              <w:left w:type="dxa" w:w="100"/>
+              <w:bottom w:type="dxa" w:w="60"/>
+              <w:right w:type="dxa" w:w="100"/>
+            </w:tcMar>
+          </w:tcPr>
+          <w:p>
+            <w:pPr>
+              <w:spacing w:after="0" w:line="240" w:lineRule="auto"/>
+              <w:jc w:val="center"/>
+            </w:pPr>
+            <w:r>
+              <w:rPr>
+                <w:rFonts w:ascii="Times New Roman" w:cs="Times New Roman" w:eastAsia="Times New Roman" w:hAnsi="Times New Roman"/>
+                <w:color w:val="000000"/>
+                <w:sz w:val="22"/>
+                <w:szCs w:val="22"/>
+              </w:rPr>
+              <w:t xml:space="preserve">Variación relativa del cierre a 1–7 velas, de los seis activos</w:t>
+            </w:r>
+          </w:p>
+        </w:tc>
+      </w:tr>
+      <w:tr>
+        <w:tc>
+          <w:tcPr>
+            <w:tcW w:type="dxa" w:w="3120"/>
+            <w:tcBorders>
+              <w:top w:val="none"/>
+              <w:left w:val="none"/>
+              <w:bottom w:val="none"/>
+              <w:right w:val="none"/>
+            </w:tcBorders>
+            <w:tcMar>
+              <w:top w:type="dxa" w:w="60"/>
+              <w:left w:type="dxa" w:w="100"/>
+              <w:bottom w:type="dxa" w:w="60"/>
+              <w:right w:type="dxa" w:w="100"/>
+            </w:tcMar>
+          </w:tcPr>
+          <w:p>
+            <w:pPr>
+              <w:spacing w:after="0" w:line="240" w:lineRule="auto"/>
+              <w:jc w:val="left"/>
+            </w:pPr>
+            <w:r>
+              <w:rPr>
+                <w:rFonts w:ascii="Times New Roman" w:cs="Times New Roman" w:eastAsia="Times New Roman" w:hAnsi="Times New Roman"/>
+                <w:color w:val="000000"/>
+                <w:sz w:val="22"/>
+                <w:szCs w:val="22"/>
+              </w:rPr>
+              <w:t xml:space="preserve">Retornos</w:t>
+            </w:r>
+          </w:p>
+        </w:tc>
+        <w:tc>
+          <w:tcPr>
+            <w:tcW w:type="dxa" w:w="3120"/>
+            <w:tcBorders>
+              <w:top w:val="none"/>
+              <w:left w:val="none"/>
+              <w:bottom w:val="none"/>
+              <w:right w:val="none"/>
+            </w:tcBorders>
+            <w:tcMar>
+              <w:top w:type="dxa" w:w="60"/>
+              <w:left w:type="dxa" w:w="100"/>
+              <w:bottom w:type="dxa" w:w="60"/>
+              <w:right w:type="dxa" w:w="100"/>
+            </w:tcMar>
+          </w:tcPr>
+          <w:p>
+            <w:pPr>
+              <w:spacing w:after="0" w:line="240" w:lineRule="auto"/>
+              <w:jc w:val="center"/>
+            </w:pPr>
+            <w:r>
+              <w:rPr>
+                <w:rFonts w:ascii="Times New Roman" w:cs="Times New Roman" w:eastAsia="Times New Roman" w:hAnsi="Times New Roman"/>
+                <w:color w:val="000000"/>
+                <w:sz w:val="22"/>
+                <w:szCs w:val="22"/>
+              </w:rPr>
+              <w:t xml:space="preserve">17</w:t>
+            </w:r>
+          </w:p>
+        </w:tc>
+        <w:tc>
+          <w:tcPr>
+            <w:tcW w:type="dxa" w:w="3120"/>
+            <w:tcBorders>
+              <w:top w:val="none"/>
+              <w:left w:val="none"/>
+              <w:bottom w:val="none"/>
+              <w:right w:val="none"/>
+            </w:tcBorders>
+            <w:tcMar>
+              <w:top w:type="dxa" w:w="60"/>
+              <w:left w:type="dxa" w:w="100"/>
+              <w:bottom w:type="dxa" w:w="60"/>
+              <w:right w:type="dxa" w:w="100"/>
+            </w:tcMar>
+          </w:tcPr>
+          <w:p>
+            <w:pPr>
+              <w:spacing w:after="0" w:line="240" w:lineRule="auto"/>
+              <w:jc w:val="center"/>
+            </w:pPr>
+            <w:r>
+              <w:rPr>
+                <w:rFonts w:ascii="Times New Roman" w:cs="Times New Roman" w:eastAsia="Times New Roman" w:hAnsi="Times New Roman"/>
+                <w:color w:val="000000"/>
+                <w:sz w:val="22"/>
+                <w:szCs w:val="22"/>
+              </w:rPr>
+              <w:t xml:space="preserve">Retornos a 1 y 3 velas</w:t>
+            </w:r>
+          </w:p>
+        </w:tc>
+      </w:tr>
+      <w:tr>
+        <w:tc>
+          <w:tcPr>
+            <w:tcW w:type="dxa" w:w="3120"/>
+            <w:tcBorders>
+              <w:top w:val="none"/>
+              <w:left w:val="none"/>
+              <w:bottom w:val="none"/>
+              <w:right w:val="none"/>
+            </w:tcBorders>
+            <w:tcMar>
+              <w:top w:type="dxa" w:w="60"/>
+              <w:left w:type="dxa" w:w="100"/>
+              <w:bottom w:type="dxa" w:w="60"/>
+              <w:right w:type="dxa" w:w="100"/>
+            </w:tcMar>
+          </w:tcPr>
+          <w:p>
+            <w:pPr>
+              <w:spacing w:after="0" w:line="240" w:lineRule="auto"/>
+              <w:jc w:val="left"/>
+            </w:pPr>
+            <w:r>
+              <w:rPr>
+                <w:rFonts w:ascii="Times New Roman" w:cs="Times New Roman" w:eastAsia="Times New Roman" w:hAnsi="Times New Roman"/>
+                <w:color w:val="000000"/>
+                <w:sz w:val="22"/>
+                <w:szCs w:val="22"/>
+              </w:rPr>
+              <w:t xml:space="preserve">Indicadores técnicos</w:t>
+            </w:r>
+          </w:p>
+        </w:tc>
+        <w:tc>
+          <w:tcPr>
+            <w:tcW w:type="dxa" w:w="3120"/>
+            <w:tcBorders>
+              <w:top w:val="none"/>
+              <w:left w:val="none"/>
+              <w:bottom w:val="none"/>
+              <w:right w:val="none"/>
+            </w:tcBorders>
+            <w:tcMar>
+              <w:top w:type="dxa" w:w="60"/>
+              <w:left w:type="dxa" w:w="100"/>
+              <w:bottom w:type="dxa" w:w="60"/>
+              <w:right w:type="dxa" w:w="100"/>
+            </w:tcMar>
+          </w:tcPr>
+          <w:p>
+            <w:pPr>
+              <w:spacing w:after="0" w:line="240" w:lineRule="auto"/>
+              <w:jc w:val="center"/>
+            </w:pPr>
+            <w:r>
+              <w:rPr>
+                <w:rFonts w:ascii="Times New Roman" w:cs="Times New Roman" w:eastAsia="Times New Roman" w:hAnsi="Times New Roman"/>
+                <w:color w:val="000000"/>
+                <w:sz w:val="22"/>
+                <w:szCs w:val="22"/>
+              </w:rPr>
+              <w:t xml:space="preserve">10</w:t>
+            </w:r>
+          </w:p>
+        </w:tc>
+        <w:tc>
+          <w:tcPr>
+            <w:tcW w:type="dxa" w:w="3120"/>
+            <w:tcBorders>
+              <w:top w:val="none"/>
+              <w:left w:val="none"/>
+              <w:bottom w:val="none"/>
+              <w:right w:val="none"/>
+            </w:tcBorders>
+            <w:tcMar>
+              <w:top w:type="dxa" w:w="60"/>
+              <w:left w:type="dxa" w:w="100"/>
+              <w:bottom w:type="dxa" w:w="60"/>
+              <w:right w:type="dxa" w:w="100"/>
+            </w:tcMar>
+          </w:tcPr>
+          <w:p>
+            <w:pPr>
+              <w:spacing w:after="0" w:line="240" w:lineRule="auto"/>
+              <w:jc w:val="center"/>
+            </w:pPr>
+            <w:r>
+              <w:rPr>
+                <w:rFonts w:ascii="Times New Roman" w:cs="Times New Roman" w:eastAsia="Times New Roman" w:hAnsi="Times New Roman"/>
+                <w:color w:val="000000"/>
+                <w:sz w:val="22"/>
+                <w:szCs w:val="22"/>
+              </w:rPr>
+              <w:t xml:space="preserve">RSI, MACD, Bollinger, distancia a medias móviles</w:t>
+            </w:r>
+          </w:p>
+        </w:tc>
+      </w:tr>
+      <w:tr>
+        <w:tc>
+          <w:tcPr>
+            <w:tcW w:type="dxa" w:w="3120"/>
+            <w:tcBorders>
+              <w:top w:val="none"/>
+              <w:left w:val="none"/>
+              <w:bottom w:val="none"/>
+              <w:right w:val="none"/>
+            </w:tcBorders>
+            <w:tcMar>
+              <w:top w:type="dxa" w:w="60"/>
+              <w:left w:type="dxa" w:w="100"/>
+              <w:bottom w:type="dxa" w:w="60"/>
+              <w:right w:type="dxa" w:w="100"/>
+            </w:tcMar>
+          </w:tcPr>
+          <w:p>
+            <w:pPr>
+              <w:spacing w:after="0" w:line="240" w:lineRule="auto"/>
+              <w:jc w:val="left"/>
+            </w:pPr>
+            <w:r>
+              <w:rPr>
+                <w:rFonts w:ascii="Times New Roman" w:cs="Times New Roman" w:eastAsia="Times New Roman" w:hAnsi="Times New Roman"/>
+                <w:color w:val="000000"/>
+                <w:sz w:val="22"/>
+                <w:szCs w:val="22"/>
+              </w:rPr>
+              <w:t xml:space="preserve">Correlación cruzada</w:t>
+            </w:r>
+          </w:p>
+        </w:tc>
+        <w:tc>
+          <w:tcPr>
+            <w:tcW w:type="dxa" w:w="3120"/>
+            <w:tcBorders>
+              <w:top w:val="none"/>
+              <w:left w:val="none"/>
+              <w:bottom w:val="none"/>
+              <w:right w:val="none"/>
+            </w:tcBorders>
+            <w:tcMar>
+              <w:top w:type="dxa" w:w="60"/>
+              <w:left w:type="dxa" w:w="100"/>
+              <w:bottom w:type="dxa" w:w="60"/>
+              <w:right w:type="dxa" w:w="100"/>
+            </w:tcMar>
+          </w:tcPr>
+          <w:p>
+            <w:pPr>
+              <w:spacing w:after="0" w:line="240" w:lineRule="auto"/>
+              <w:jc w:val="center"/>
+            </w:pPr>
+            <w:r>
+              <w:rPr>
+                <w:rFonts w:ascii="Times New Roman" w:cs="Times New Roman" w:eastAsia="Times New Roman" w:hAnsi="Times New Roman"/>
+                <w:color w:val="000000"/>
+                <w:sz w:val="22"/>
+                <w:szCs w:val="22"/>
+              </w:rPr>
+              <w:t xml:space="preserve">5</w:t>
+            </w:r>
+          </w:p>
+        </w:tc>
+        <w:tc>
+          <w:tcPr>
+            <w:tcW w:type="dxa" w:w="3120"/>
+            <w:tcBorders>
+              <w:top w:val="none"/>
+              <w:left w:val="none"/>
+              <w:bottom w:val="none"/>
+              <w:right w:val="none"/>
+            </w:tcBorders>
+            <w:tcMar>
+              <w:top w:type="dxa" w:w="60"/>
+              <w:left w:type="dxa" w:w="100"/>
+              <w:bottom w:type="dxa" w:w="60"/>
+              <w:right w:type="dxa" w:w="100"/>
+            </w:tcMar>
+          </w:tcPr>
+          <w:p>
+            <w:pPr>
+              <w:spacing w:after="0" w:line="240" w:lineRule="auto"/>
+              <w:jc w:val="center"/>
+            </w:pPr>
+            <w:r>
+              <w:rPr>
+                <w:rFonts w:ascii="Times New Roman" w:cs="Times New Roman" w:eastAsia="Times New Roman" w:hAnsi="Times New Roman"/>
+                <w:color w:val="000000"/>
+                <w:sz w:val="22"/>
+                <w:szCs w:val="22"/>
+              </w:rPr>
+              <w:t xml:space="preserve">Correlación móvil de LTC contra cada activo de apoyo</w:t>
+            </w:r>
+          </w:p>
+        </w:tc>
+      </w:tr>
+      <w:tr>
+        <w:tc>
+          <w:tcPr>
+            <w:tcW w:type="dxa" w:w="3120"/>
+            <w:tcBorders>
+              <w:top w:val="none"/>
+              <w:left w:val="none"/>
+              <w:bottom w:val="none"/>
+              <w:right w:val="none"/>
+            </w:tcBorders>
+            <w:tcMar>
+              <w:top w:type="dxa" w:w="60"/>
+              <w:left w:type="dxa" w:w="100"/>
+              <w:bottom w:type="dxa" w:w="60"/>
+              <w:right w:type="dxa" w:w="100"/>
+            </w:tcMar>
+          </w:tcPr>
+          <w:p>
+            <w:pPr>
+              <w:spacing w:after="0" w:line="240" w:lineRule="auto"/>
+              <w:jc w:val="left"/>
+            </w:pPr>
+            <w:r>
+              <w:rPr>
+                <w:rFonts w:ascii="Times New Roman" w:cs="Times New Roman" w:eastAsia="Times New Roman" w:hAnsi="Times New Roman"/>
+                <w:color w:val="000000"/>
+                <w:sz w:val="22"/>
+                <w:szCs w:val="22"/>
+              </w:rPr>
+              <w:t xml:space="preserve">Ventana deslizante</w:t>
+            </w:r>
+          </w:p>
+        </w:tc>
+        <w:tc>
+          <w:tcPr>
+            <w:tcW w:type="dxa" w:w="3120"/>
+            <w:tcBorders>
+              <w:top w:val="none"/>
+              <w:left w:val="none"/>
+              <w:bottom w:val="none"/>
+              <w:right w:val="none"/>
+            </w:tcBorders>
+            <w:tcMar>
+              <w:top w:type="dxa" w:w="60"/>
+              <w:left w:type="dxa" w:w="100"/>
+              <w:bottom w:type="dxa" w:w="60"/>
+              <w:right w:type="dxa" w:w="100"/>
+            </w:tcMar>
+          </w:tcPr>
+          <w:p>
+            <w:pPr>
+              <w:spacing w:after="0" w:line="240" w:lineRule="auto"/>
+              <w:jc w:val="center"/>
+            </w:pPr>
+            <w:r>
+              <w:rPr>
+                <w:rFonts w:ascii="Times New Roman" w:cs="Times New Roman" w:eastAsia="Times New Roman" w:hAnsi="Times New Roman"/>
+                <w:color w:val="000000"/>
+                <w:sz w:val="22"/>
+                <w:szCs w:val="22"/>
+              </w:rPr>
+              <w:t xml:space="preserve">4</w:t>
+            </w:r>
+          </w:p>
+        </w:tc>
+        <w:tc>
+          <w:tcPr>
+            <w:tcW w:type="dxa" w:w="3120"/>
+            <w:tcBorders>
+              <w:top w:val="none"/>
+              <w:left w:val="none"/>
+              <w:bottom w:val="none"/>
+              <w:right w:val="none"/>
+            </w:tcBorders>
+            <w:tcMar>
+              <w:top w:type="dxa" w:w="60"/>
+              <w:left w:type="dxa" w:w="100"/>
+              <w:bottom w:type="dxa" w:w="60"/>
+              <w:right w:type="dxa" w:w="100"/>
+            </w:tcMar>
+          </w:tcPr>
+          <w:p>
+            <w:pPr>
+              <w:spacing w:after="0" w:line="240" w:lineRule="auto"/>
+              <w:jc w:val="center"/>
+            </w:pPr>
+            <w:r>
+              <w:rPr>
+                <w:rFonts w:ascii="Times New Roman" w:cs="Times New Roman" w:eastAsia="Times New Roman" w:hAnsi="Times New Roman"/>
+                <w:color w:val="000000"/>
+                <w:sz w:val="22"/>
+                <w:szCs w:val="22"/>
+              </w:rPr>
+              <w:t xml:space="preserve">Posición dentro del rango, rango relativo</w:t>
+            </w:r>
+          </w:p>
+        </w:tc>
+      </w:tr>
+      <w:tr>
+        <w:tc>
+          <w:tcPr>
+            <w:tcW w:type="dxa" w:w="3120"/>
+            <w:tcBorders>
+              <w:top w:val="none"/>
+              <w:left w:val="none"/>
+              <w:bottom w:val="single" w:color="000000" w:sz="6"/>
+              <w:right w:val="none"/>
+            </w:tcBorders>
+            <w:tcMar>
+              <w:top w:type="dxa" w:w="60"/>
+              <w:left w:type="dxa" w:w="100"/>
+              <w:bottom w:type="dxa" w:w="60"/>
+              <w:right w:type="dxa" w:w="100"/>
+            </w:tcMar>
+          </w:tcPr>
+          <w:p>
+            <w:pPr>
+              <w:spacing w:after="0" w:line="240" w:lineRule="auto"/>
+              <w:jc w:val="left"/>
+            </w:pPr>
+            <w:r>
+              <w:rPr>
+                <w:rFonts w:ascii="Times New Roman" w:cs="Times New Roman" w:eastAsia="Times New Roman" w:hAnsi="Times New Roman"/>
+                <w:color w:val="000000"/>
+                <w:sz w:val="22"/>
+                <w:szCs w:val="22"/>
+              </w:rPr>
+              <w:t xml:space="preserve">Volatilidad</w:t>
+            </w:r>
+          </w:p>
+        </w:tc>
+        <w:tc>
+          <w:tcPr>
+            <w:tcW w:type="dxa" w:w="3120"/>
+            <w:tcBorders>
+              <w:top w:val="none"/>
+              <w:left w:val="none"/>
+              <w:bottom w:val="single" w:color="000000" w:sz="6"/>
+              <w:right w:val="none"/>
+            </w:tcBorders>
+            <w:tcMar>
+              <w:top w:type="dxa" w:w="60"/>
+              <w:left w:type="dxa" w:w="100"/>
+              <w:bottom w:type="dxa" w:w="60"/>
+              <w:right w:type="dxa" w:w="100"/>
+            </w:tcMar>
+          </w:tcPr>
+          <w:p>
+            <w:pPr>
+              <w:spacing w:after="0" w:line="240" w:lineRule="auto"/>
+              <w:jc w:val="center"/>
+            </w:pPr>
+            <w:r>
+              <w:rPr>
+                <w:rFonts w:ascii="Times New Roman" w:cs="Times New Roman" w:eastAsia="Times New Roman" w:hAnsi="Times New Roman"/>
+                <w:color w:val="000000"/>
+                <w:sz w:val="22"/>
+                <w:szCs w:val="22"/>
+              </w:rPr>
+              <w:t xml:space="preserve">3</w:t>
+            </w:r>
+          </w:p>
+        </w:tc>
+        <w:tc>
+          <w:tcPr>
+            <w:tcW w:type="dxa" w:w="3120"/>
+            <w:tcBorders>
+              <w:top w:val="none"/>
+              <w:left w:val="none"/>
+              <w:bottom w:val="single" w:color="000000" w:sz="6"/>
+              <w:right w:val="none"/>
+            </w:tcBorders>
+            <w:tcMar>
+              <w:top w:type="dxa" w:w="60"/>
+              <w:left w:type="dxa" w:w="100"/>
+              <w:bottom w:type="dxa" w:w="60"/>
+              <w:right w:type="dxa" w:w="100"/>
+            </w:tcMar>
+          </w:tcPr>
+          <w:p>
+            <w:pPr>
+              <w:spacing w:after="0" w:line="240" w:lineRule="auto"/>
+              <w:jc w:val="center"/>
+            </w:pPr>
+            <w:r>
+              <w:rPr>
+                <w:rFonts w:ascii="Times New Roman" w:cs="Times New Roman" w:eastAsia="Times New Roman" w:hAnsi="Times New Roman"/>
+                <w:color w:val="000000"/>
+                <w:sz w:val="22"/>
+                <w:szCs w:val="22"/>
+              </w:rPr>
+              <w:t xml:space="preserve">Desviación móvil de los retornos</w:t>
+            </w:r>
+          </w:p>
+        </w:tc>
+      </w:tr>
+    </w:tbl>
+    <w:p>
+      <w:pPr>
+        <w:spacing w:after="240"/>
+      </w:pPr>
+    </w:p>
+    <w:p>
+      <w:pPr>
+        <w:keepNext/>
+        <w:spacing w:after="0" w:before="240" w:line="480" w:lineRule="auto"/>
+      </w:pPr>
+      <w:r>
+        <w:rPr>
+          <w:rFonts w:ascii="Times New Roman" w:cs="Times New Roman" w:eastAsia="Times New Roman" w:hAnsi="Times New Roman"/>
+          <w:b/>
+          <w:bCs/>
+          <w:color w:val="000000"/>
+          <w:sz w:val="24"/>
+          <w:szCs w:val="24"/>
+        </w:rPr>
+        <w:t xml:space="preserve">Tabla 8</w:t>
+      </w:r>
+    </w:p>
+    <w:p>
+      <w:pPr>
+        <w:keepNext/>
+        <w:spacing w:after="60" w:line="480" w:lineRule="auto"/>
+      </w:pPr>
+      <w:r>
+        <w:rPr>
+          <w:rFonts w:ascii="Times New Roman" w:cs="Times New Roman" w:eastAsia="Times New Roman" w:hAnsi="Times New Roman"/>
+          <w:i/>
+          <w:iCs/>
+          <w:color w:val="000000"/>
+          <w:sz w:val="24"/>
+          <w:szCs w:val="24"/>
+        </w:rPr>
+        <w:t xml:space="preserve">Agregado por familia.</w:t>
+      </w:r>
+    </w:p>
+    <w:tbl>
+      <w:tblPr>
+        <w:tblW w:type="dxa" w:w="9360"/>
+        <w:tblBorders>
+          <w:top w:val="none"/>
+          <w:left w:val="none"/>
+          <w:bottom w:val="none"/>
+          <w:right w:val="none"/>
+          <w:insideH w:val="none"/>
+          <w:insideV w:val="none"/>
+        </w:tblBorders>
+      </w:tblPr>
+      <w:tblGrid>
+        <w:gridCol w:w="4680"/>
+        <w:gridCol w:w="4680"/>
+      </w:tblGrid>
+      <w:tr>
+        <w:trPr>
+          <w:tblHeader/>
+        </w:trPr>
+        <w:tc>
+          <w:tcPr>
+            <w:tcW w:type="dxa" w:w="4680"/>
+            <w:tcBorders>
+              <w:top w:val="single" w:color="000000" w:sz="6"/>
+              <w:left w:val="none"/>
+              <w:bottom w:val="single" w:color="000000" w:sz="6"/>
+              <w:right w:val="none"/>
+            </w:tcBorders>
+            <w:tcMar>
+              <w:top w:type="dxa" w:w="60"/>
+              <w:left w:type="dxa" w:w="100"/>
+              <w:bottom w:type="dxa" w:w="60"/>
+              <w:right w:type="dxa" w:w="100"/>
+            </w:tcMar>
+          </w:tcPr>
+          <w:p>
+            <w:pPr>
+              <w:spacing w:after="0" w:line="240" w:lineRule="auto"/>
+              <w:jc w:val="left"/>
+            </w:pPr>
+            <w:r>
+              <w:rPr>
+                <w:rFonts w:ascii="Times New Roman" w:cs="Times New Roman" w:eastAsia="Times New Roman" w:hAnsi="Times New Roman"/>
+                <w:color w:val="000000"/>
+                <w:sz w:val="22"/>
+                <w:szCs w:val="22"/>
+              </w:rPr>
+              <w:t xml:space="preserve">Columna</w:t>
+            </w:r>
+          </w:p>
+        </w:tc>
+        <w:tc>
+          <w:tcPr>
+            <w:tcW w:type="dxa" w:w="4680"/>
+            <w:tcBorders>
+              <w:top w:val="single" w:color="000000" w:sz="6"/>
+              <w:left w:val="none"/>
+              <w:bottom w:val="single" w:color="000000" w:sz="6"/>
+              <w:right w:val="none"/>
+            </w:tcBorders>
+            <w:tcMar>
+              <w:top w:type="dxa" w:w="60"/>
+              <w:left w:type="dxa" w:w="100"/>
+              <w:bottom w:type="dxa" w:w="60"/>
+              <w:right w:type="dxa" w:w="100"/>
+            </w:tcMar>
+          </w:tcPr>
+          <w:p>
+            <w:pPr>
+              <w:spacing w:after="0" w:line="240" w:lineRule="auto"/>
+              <w:jc w:val="center"/>
+            </w:pPr>
+            <w:r>
+              <w:rPr>
+                <w:rFonts w:ascii="Times New Roman" w:cs="Times New Roman" w:eastAsia="Times New Roman" w:hAnsi="Times New Roman"/>
+                <w:color w:val="000000"/>
+                <w:sz w:val="22"/>
+                <w:szCs w:val="22"/>
+              </w:rPr>
+              <w:t xml:space="preserve">Caída media</w:t>
+            </w:r>
+          </w:p>
+        </w:tc>
+      </w:tr>
+      <w:tr>
+        <w:tc>
+          <w:tcPr>
+            <w:tcW w:type="dxa" w:w="4680"/>
+            <w:tcBorders>
+              <w:top w:val="none"/>
+              <w:left w:val="none"/>
+              <w:bottom w:val="none"/>
+              <w:right w:val="none"/>
+            </w:tcBorders>
+            <w:tcMar>
+              <w:top w:type="dxa" w:w="60"/>
+              <w:left w:type="dxa" w:w="100"/>
+              <w:bottom w:type="dxa" w:w="60"/>
+              <w:right w:type="dxa" w:w="100"/>
+            </w:tcMar>
+          </w:tcPr>
+          <w:p>
+            <w:pPr>
+              <w:spacing w:after="0" w:line="240" w:lineRule="auto"/>
+              <w:jc w:val="left"/>
+            </w:pPr>
+            <w:r>
+              <w:rPr>
+                <w:rFonts w:ascii="Courier New" w:cs="Courier New" w:eastAsia="Courier New" w:hAnsi="Courier New"/>
+                <w:color w:val="000000"/>
+                <w:sz w:val="20"/>
+                <w:szCs w:val="20"/>
+              </w:rPr>
+              <w:t xml:space="preserve">LTC_posicion_rango_7</w:t>
+            </w:r>
+          </w:p>
+        </w:tc>
+        <w:tc>
+          <w:tcPr>
+            <w:tcW w:type="dxa" w:w="4680"/>
+            <w:tcBorders>
+              <w:top w:val="none"/>
+              <w:left w:val="none"/>
+              <w:bottom w:val="none"/>
+              <w:right w:val="none"/>
+            </w:tcBorders>
+            <w:tcMar>
+              <w:top w:type="dxa" w:w="60"/>
+              <w:left w:type="dxa" w:w="100"/>
+              <w:bottom w:type="dxa" w:w="60"/>
+              <w:right w:type="dxa" w:w="100"/>
+            </w:tcMar>
+          </w:tcPr>
+          <w:p>
+            <w:pPr>
+              <w:spacing w:after="0" w:line="240" w:lineRule="auto"/>
+              <w:jc w:val="center"/>
+            </w:pPr>
+            <w:r>
+              <w:rPr>
+                <w:rFonts w:ascii="Times New Roman" w:cs="Times New Roman" w:eastAsia="Times New Roman" w:hAnsi="Times New Roman"/>
+                <w:color w:val="000000"/>
+                <w:sz w:val="22"/>
+                <w:szCs w:val="22"/>
+              </w:rPr>
+              <w:t xml:space="preserve">0,0422</w:t>
+            </w:r>
+          </w:p>
+        </w:tc>
+      </w:tr>
+      <w:tr>
+        <w:tc>
+          <w:tcPr>
+            <w:tcW w:type="dxa" w:w="4680"/>
+            <w:tcBorders>
+              <w:top w:val="none"/>
+              <w:left w:val="none"/>
+              <w:bottom w:val="none"/>
+              <w:right w:val="none"/>
+            </w:tcBorders>
+            <w:tcMar>
+              <w:top w:type="dxa" w:w="60"/>
+              <w:left w:type="dxa" w:w="100"/>
+              <w:bottom w:type="dxa" w:w="60"/>
+              <w:right w:type="dxa" w:w="100"/>
+            </w:tcMar>
+          </w:tcPr>
+          <w:p>
+            <w:pPr>
+              <w:spacing w:after="0" w:line="240" w:lineRule="auto"/>
+              <w:jc w:val="left"/>
+            </w:pPr>
+            <w:r>
+              <w:rPr>
+                <w:rFonts w:ascii="Courier New" w:cs="Courier New" w:eastAsia="Courier New" w:hAnsi="Courier New"/>
+                <w:color w:val="000000"/>
+                <w:sz w:val="20"/>
+                <w:szCs w:val="20"/>
+              </w:rPr>
+              <w:t xml:space="preserve">LTC_dist_sma_7</w:t>
+            </w:r>
+          </w:p>
+        </w:tc>
+        <w:tc>
+          <w:tcPr>
+            <w:tcW w:type="dxa" w:w="4680"/>
+            <w:tcBorders>
+              <w:top w:val="none"/>
+              <w:left w:val="none"/>
+              <w:bottom w:val="none"/>
+              <w:right w:val="none"/>
+            </w:tcBorders>
+            <w:tcMar>
+              <w:top w:type="dxa" w:w="60"/>
+              <w:left w:type="dxa" w:w="100"/>
+              <w:bottom w:type="dxa" w:w="60"/>
+              <w:right w:type="dxa" w:w="100"/>
+            </w:tcMar>
+          </w:tcPr>
+          <w:p>
+            <w:pPr>
+              <w:spacing w:after="0" w:line="240" w:lineRule="auto"/>
+              <w:jc w:val="center"/>
+            </w:pPr>
+            <w:r>
+              <w:rPr>
+                <w:rFonts w:ascii="Times New Roman" w:cs="Times New Roman" w:eastAsia="Times New Roman" w:hAnsi="Times New Roman"/>
+                <w:color w:val="000000"/>
+                <w:sz w:val="22"/>
+                <w:szCs w:val="22"/>
+              </w:rPr>
+              <w:t xml:space="preserve">0,0343</w:t>
+            </w:r>
+          </w:p>
+        </w:tc>
+      </w:tr>
+      <w:tr>
+        <w:tc>
+          <w:tcPr>
+            <w:tcW w:type="dxa" w:w="4680"/>
+            <w:tcBorders>
+              <w:top w:val="none"/>
+              <w:left w:val="none"/>
+              <w:bottom w:val="none"/>
+              <w:right w:val="none"/>
+            </w:tcBorders>
+            <w:tcMar>
+              <w:top w:type="dxa" w:w="60"/>
+              <w:left w:type="dxa" w:w="100"/>
+              <w:bottom w:type="dxa" w:w="60"/>
+              <w:right w:type="dxa" w:w="100"/>
+            </w:tcMar>
+          </w:tcPr>
+          <w:p>
+            <w:pPr>
+              <w:spacing w:after="0" w:line="240" w:lineRule="auto"/>
+              <w:jc w:val="left"/>
+            </w:pPr>
+            <w:r>
+              <w:rPr>
+                <w:rFonts w:ascii="Courier New" w:cs="Courier New" w:eastAsia="Courier New" w:hAnsi="Courier New"/>
+                <w:color w:val="000000"/>
+                <w:sz w:val="20"/>
+                <w:szCs w:val="20"/>
+              </w:rPr>
+              <w:t xml:space="preserve">ADA_cierre_rezago_rel_5</w:t>
+            </w:r>
+          </w:p>
+        </w:tc>
+        <w:tc>
+          <w:tcPr>
+            <w:tcW w:type="dxa" w:w="4680"/>
+            <w:tcBorders>
+              <w:top w:val="none"/>
+              <w:left w:val="none"/>
+              <w:bottom w:val="none"/>
+              <w:right w:val="none"/>
+            </w:tcBorders>
+            <w:tcMar>
+              <w:top w:type="dxa" w:w="60"/>
+              <w:left w:type="dxa" w:w="100"/>
+              <w:bottom w:type="dxa" w:w="60"/>
+              <w:right w:type="dxa" w:w="100"/>
+            </w:tcMar>
+          </w:tcPr>
+          <w:p>
+            <w:pPr>
+              <w:spacing w:after="0" w:line="240" w:lineRule="auto"/>
+              <w:jc w:val="center"/>
+            </w:pPr>
+            <w:r>
+              <w:rPr>
+                <w:rFonts w:ascii="Times New Roman" w:cs="Times New Roman" w:eastAsia="Times New Roman" w:hAnsi="Times New Roman"/>
+                <w:color w:val="000000"/>
+                <w:sz w:val="22"/>
+                <w:szCs w:val="22"/>
+              </w:rPr>
+              <w:t xml:space="preserve">0,0258</w:t>
+            </w:r>
+          </w:p>
+        </w:tc>
+      </w:tr>
+      <w:tr>
+        <w:tc>
+          <w:tcPr>
+            <w:tcW w:type="dxa" w:w="4680"/>
+            <w:tcBorders>
+              <w:top w:val="none"/>
+              <w:left w:val="none"/>
+              <w:bottom w:val="none"/>
+              <w:right w:val="none"/>
+            </w:tcBorders>
+            <w:tcMar>
+              <w:top w:type="dxa" w:w="60"/>
+              <w:left w:type="dxa" w:w="100"/>
+              <w:bottom w:type="dxa" w:w="60"/>
+              <w:right w:type="dxa" w:w="100"/>
+            </w:tcMar>
+          </w:tcPr>
+          <w:p>
+            <w:pPr>
+              <w:spacing w:after="0" w:line="240" w:lineRule="auto"/>
+              <w:jc w:val="left"/>
+            </w:pPr>
+            <w:r>
+              <w:rPr>
+                <w:rFonts w:ascii="Courier New" w:cs="Courier New" w:eastAsia="Courier New" w:hAnsi="Courier New"/>
+                <w:color w:val="000000"/>
+                <w:sz w:val="20"/>
+                <w:szCs w:val="20"/>
+              </w:rPr>
+              <w:t xml:space="preserve">LTC_cierre_rezago_rel_5</w:t>
+            </w:r>
+          </w:p>
+        </w:tc>
+        <w:tc>
+          <w:tcPr>
+            <w:tcW w:type="dxa" w:w="4680"/>
+            <w:tcBorders>
+              <w:top w:val="none"/>
+              <w:left w:val="none"/>
+              <w:bottom w:val="none"/>
+              <w:right w:val="none"/>
+            </w:tcBorders>
+            <w:tcMar>
+              <w:top w:type="dxa" w:w="60"/>
+              <w:left w:type="dxa" w:w="100"/>
+              <w:bottom w:type="dxa" w:w="60"/>
+              <w:right w:type="dxa" w:w="100"/>
+            </w:tcMar>
+          </w:tcPr>
+          <w:p>
+            <w:pPr>
+              <w:spacing w:after="0" w:line="240" w:lineRule="auto"/>
+              <w:jc w:val="center"/>
+            </w:pPr>
+            <w:r>
+              <w:rPr>
+                <w:rFonts w:ascii="Times New Roman" w:cs="Times New Roman" w:eastAsia="Times New Roman" w:hAnsi="Times New Roman"/>
+                <w:color w:val="000000"/>
+                <w:sz w:val="22"/>
+                <w:szCs w:val="22"/>
+              </w:rPr>
+              <w:t xml:space="preserve">0,0255</w:t>
+            </w:r>
+          </w:p>
+        </w:tc>
+      </w:tr>
+      <w:tr>
+        <w:tc>
+          <w:tcPr>
+            <w:tcW w:type="dxa" w:w="4680"/>
+            <w:tcBorders>
+              <w:top w:val="none"/>
+              <w:left w:val="none"/>
+              <w:bottom w:val="single" w:color="000000" w:sz="6"/>
+              <w:right w:val="none"/>
+            </w:tcBorders>
+            <w:tcMar>
+              <w:top w:type="dxa" w:w="60"/>
+              <w:left w:type="dxa" w:w="100"/>
+              <w:bottom w:type="dxa" w:w="60"/>
+              <w:right w:type="dxa" w:w="100"/>
+            </w:tcMar>
+          </w:tcPr>
+          <w:p>
+            <w:pPr>
+              <w:spacing w:after="0" w:line="240" w:lineRule="auto"/>
+              <w:jc w:val="left"/>
+            </w:pPr>
+            <w:r>
+              <w:rPr>
+                <w:rFonts w:ascii="Courier New" w:cs="Courier New" w:eastAsia="Courier New" w:hAnsi="Courier New"/>
+                <w:color w:val="000000"/>
+                <w:sz w:val="20"/>
+                <w:szCs w:val="20"/>
+              </w:rPr>
+              <w:t xml:space="preserve">LTC_cierre_rezago_rel_6</w:t>
+            </w:r>
+          </w:p>
+        </w:tc>
+        <w:tc>
+          <w:tcPr>
+            <w:tcW w:type="dxa" w:w="4680"/>
+            <w:tcBorders>
+              <w:top w:val="none"/>
+              <w:left w:val="none"/>
+              <w:bottom w:val="single" w:color="000000" w:sz="6"/>
+              <w:right w:val="none"/>
+            </w:tcBorders>
+            <w:tcMar>
+              <w:top w:type="dxa" w:w="60"/>
+              <w:left w:type="dxa" w:w="100"/>
+              <w:bottom w:type="dxa" w:w="60"/>
+              <w:right w:type="dxa" w:w="100"/>
+            </w:tcMar>
+          </w:tcPr>
+          <w:p>
+            <w:pPr>
+              <w:spacing w:after="0" w:line="240" w:lineRule="auto"/>
+              <w:jc w:val="center"/>
+            </w:pPr>
+            <w:r>
+              <w:rPr>
+                <w:rFonts w:ascii="Times New Roman" w:cs="Times New Roman" w:eastAsia="Times New Roman" w:hAnsi="Times New Roman"/>
+                <w:color w:val="000000"/>
+                <w:sz w:val="22"/>
+                <w:szCs w:val="22"/>
+              </w:rPr>
+              <w:t xml:space="preserve">0,0224</w:t>
+            </w:r>
+          </w:p>
+        </w:tc>
+      </w:tr>
+    </w:tbl>
+    <w:p>
+      <w:pPr>
+        <w:spacing w:after="240"/>
+      </w:pPr>
+    </w:p>
+    <w:p>
+      <w:pPr>
+        <w:spacing w:after="0" w:line="480" w:lineRule="auto"/>
+        <w:ind w:firstLine="720"/>
+      </w:pPr>
+      <w:r>
+        <w:rPr>
+          <w:rFonts w:ascii="Times New Roman" w:cs="Times New Roman" w:eastAsia="Times New Roman" w:hAnsi="Times New Roman"/>
+          <w:b/>
+          <w:bCs/>
+          <w:color w:val="000000"/>
+          <w:sz w:val="24"/>
+          <w:szCs w:val="24"/>
+        </w:rPr>
+        <w:t xml:space="preserve">Ventana deslizante es la familia más eficiente por columna:</w:t>
+      </w:r>
+      <w:r>
+        <w:rPr>
+          <w:rFonts w:ascii="Times New Roman" w:cs="Times New Roman" w:eastAsia="Times New Roman" w:hAnsi="Times New Roman"/>
+          <w:color w:val="000000"/>
+          <w:sz w:val="24"/>
+          <w:szCs w:val="24"/>
+        </w:rPr>
+        <w:t xml:space="preserve"> cuatro columnas, y la mayor caída de todas.</w:t>
+      </w:r>
+    </w:p>
+    <w:p>
+      <w:pPr>
+        <w:pStyle w:val="Heading2"/>
+        <w:keepNext/>
+        <w:spacing w:after="0" w:before="0" w:line="480" w:lineRule="auto"/>
+      </w:pPr>
+      <w:r>
+        <w:rPr>
+          <w:rFonts w:ascii="Times New Roman" w:cs="Times New Roman" w:eastAsia="Times New Roman" w:hAnsi="Times New Roman"/>
+          <w:b/>
+          <w:bCs/>
+          <w:i w:val="false"/>
+          <w:iCs w:val="false"/>
+          <w:color w:val="000000"/>
+          <w:sz w:val="24"/>
+          <w:szCs w:val="24"/>
+        </w:rPr>
+        <w:t xml:space="preserve">2.4 El piso de ruido: qué hace que la tabla signifique algo</w:t>
+      </w:r>
+    </w:p>
+    <w:p>
+      <w:pPr>
+        <w:spacing w:after="0" w:line="480" w:lineRule="auto"/>
+        <w:ind w:firstLine="720"/>
+      </w:pPr>
+      <w:r>
+        <w:rPr>
+          <w:rFonts w:ascii="Times New Roman" w:cs="Times New Roman" w:eastAsia="Times New Roman" w:hAnsi="Times New Roman"/>
+          <w:color w:val="000000"/>
+          <w:sz w:val="24"/>
+          <w:szCs w:val="24"/>
+        </w:rPr>
+        <w:t xml:space="preserve">Una tabla de importancias sin piso no se puede leer. Una caída de 0,004 puede ser información o puede ser lo que da cualquier columna al permutarla.</w:t>
+      </w:r>
+    </w:p>
+    <w:p>
+      <w:pPr>
+        <w:spacing w:after="0" w:line="480" w:lineRule="auto"/>
+        <w:ind w:firstLine="720"/>
+      </w:pPr>
+      <w:r>
+        <w:rPr>
+          <w:rFonts w:ascii="Times New Roman" w:cs="Times New Roman" w:eastAsia="Times New Roman" w:hAnsi="Times New Roman"/>
+          <w:color w:val="000000"/>
+          <w:sz w:val="24"/>
+          <w:szCs w:val="24"/>
+        </w:rPr>
+        <w:t xml:space="preserve">Por eso el experimento añade </w:t>
+      </w:r>
+      <w:r>
+        <w:rPr>
+          <w:rFonts w:ascii="Times New Roman" w:cs="Times New Roman" w:eastAsia="Times New Roman" w:hAnsi="Times New Roman"/>
+          <w:b/>
+          <w:bCs/>
+          <w:color w:val="000000"/>
+          <w:sz w:val="24"/>
+          <w:szCs w:val="24"/>
+        </w:rPr>
+        <w:t xml:space="preserve">cinco columnas centinela</w:t>
+      </w:r>
+      <w:r>
+        <w:rPr>
+          <w:rFonts w:ascii="Times New Roman" w:cs="Times New Roman" w:eastAsia="Times New Roman" w:hAnsi="Times New Roman"/>
+          <w:color w:val="000000"/>
+          <w:sz w:val="24"/>
+          <w:szCs w:val="24"/>
+        </w:rPr>
+        <w:t xml:space="preserve"> —ruido puro, con semilla fija— y mide su caída con el mismo procedimiento. </w:t>
+      </w:r>
+      <w:r>
+        <w:rPr>
+          <w:rFonts w:ascii="Times New Roman" w:cs="Times New Roman" w:eastAsia="Times New Roman" w:hAnsi="Times New Roman"/>
+          <w:b/>
+          <w:bCs/>
+          <w:color w:val="000000"/>
+          <w:sz w:val="24"/>
+          <w:szCs w:val="24"/>
+        </w:rPr>
+        <w:t xml:space="preserve">El piso es la mayor de las cinco: 0,006500</w:t>
+      </w:r>
+      <w:r>
+        <w:rPr>
+          <w:rFonts w:ascii="Times New Roman" w:cs="Times New Roman" w:eastAsia="Times New Roman" w:hAnsi="Times New Roman"/>
+          <w:color w:val="000000"/>
+          <w:sz w:val="24"/>
+          <w:szCs w:val="24"/>
+        </w:rPr>
+        <w:t xml:space="preserve">, de </w:t>
+      </w:r>
+      <w:r>
+        <w:rPr>
+          <w:rFonts w:ascii="Courier New" w:cs="Courier New" w:eastAsia="Courier New" w:hAnsi="Courier New"/>
+          <w:color w:val="000000"/>
+          <w:sz w:val="22"/>
+          <w:szCs w:val="22"/>
+        </w:rPr>
+        <w:t xml:space="preserve">centinela_ruido_3</w:t>
+      </w:r>
+      <w:r>
+        <w:rPr>
+          <w:rFonts w:ascii="Times New Roman" w:cs="Times New Roman" w:eastAsia="Times New Roman" w:hAnsi="Times New Roman"/>
+          <w:color w:val="000000"/>
+          <w:sz w:val="24"/>
+          <w:szCs w:val="24"/>
+        </w:rPr>
+        <w:t xml:space="preserve">.</w:t>
+      </w:r>
+    </w:p>
+    <w:p>
+      <w:pPr>
+        <w:spacing w:after="0" w:line="480" w:lineRule="auto"/>
+        <w:ind w:firstLine="720"/>
+      </w:pPr>
+      <w:r>
+        <w:rPr>
+          <w:rFonts w:ascii="Times New Roman" w:cs="Times New Roman" w:eastAsia="Times New Roman" w:hAnsi="Times New Roman"/>
+          <w:color w:val="000000"/>
+          <w:sz w:val="24"/>
+          <w:szCs w:val="24"/>
+        </w:rPr>
+        <w:t xml:space="preserve">Con ese piso, </w:t>
+      </w:r>
+      <w:r>
+        <w:rPr>
+          <w:rFonts w:ascii="Times New Roman" w:cs="Times New Roman" w:eastAsia="Times New Roman" w:hAnsi="Times New Roman"/>
+          <w:b/>
+          <w:bCs/>
+          <w:color w:val="000000"/>
+          <w:sz w:val="24"/>
+          <w:szCs w:val="24"/>
+        </w:rPr>
+        <w:t xml:space="preserve">46 de las 63 columnas lo superan</w:t>
+      </w:r>
+      <w:r>
+        <w:rPr>
+          <w:rFonts w:ascii="Times New Roman" w:cs="Times New Roman" w:eastAsia="Times New Roman" w:hAnsi="Times New Roman"/>
+          <w:color w:val="000000"/>
+          <w:sz w:val="24"/>
+          <w:szCs w:val="24"/>
+        </w:rPr>
+        <w:t xml:space="preserve"> y 17 no.</w:t>
+      </w:r>
+    </w:p>
+    <w:p>
+      <w:pPr>
+        <w:spacing w:after="0" w:line="480" w:lineRule="auto"/>
+        <w:ind w:firstLine="720"/>
+      </w:pPr>
+      <w:r>
+        <w:rPr>
+          <w:rFonts w:ascii="Times New Roman" w:cs="Times New Roman" w:eastAsia="Times New Roman" w:hAnsi="Times New Roman"/>
+          <w:color w:val="000000"/>
+          <w:sz w:val="24"/>
+          <w:szCs w:val="24"/>
+        </w:rPr>
+        <w:t xml:space="preserve">El propio experimento cuantifica lo que cuestan las columnas que no informan. Añadir </w:t>
+      </w:r>
+      <w:r>
+        <w:rPr>
+          <w:rFonts w:ascii="Times New Roman" w:cs="Times New Roman" w:eastAsia="Times New Roman" w:hAnsi="Times New Roman"/>
+          <w:b/>
+          <w:bCs/>
+          <w:color w:val="000000"/>
+          <w:sz w:val="24"/>
+          <w:szCs w:val="24"/>
+        </w:rPr>
+        <w:t xml:space="preserve">cinco</w:t>
+      </w:r>
+      <w:r>
+        <w:rPr>
+          <w:rFonts w:ascii="Times New Roman" w:cs="Times New Roman" w:eastAsia="Times New Roman" w:hAnsi="Times New Roman"/>
+          <w:color w:val="000000"/>
+          <w:sz w:val="24"/>
+          <w:szCs w:val="24"/>
+        </w:rPr>
+        <w:t xml:space="preserve"> centinelas casi no mueve el modelo —F1 macro 0,389590 contra 0,390498 del real—, pero con </w:t>
+      </w:r>
+      <w:r>
+        <w:rPr>
+          <w:rFonts w:ascii="Times New Roman" w:cs="Times New Roman" w:eastAsia="Times New Roman" w:hAnsi="Times New Roman"/>
+          <w:b/>
+          <w:bCs/>
+          <w:color w:val="000000"/>
+          <w:sz w:val="24"/>
+          <w:szCs w:val="24"/>
+        </w:rPr>
+        <w:t xml:space="preserve">quince</w:t>
+      </w:r>
+      <w:r>
+        <w:rPr>
+          <w:rFonts w:ascii="Times New Roman" w:cs="Times New Roman" w:eastAsia="Times New Roman" w:hAnsi="Times New Roman"/>
+          <w:color w:val="000000"/>
+          <w:sz w:val="24"/>
+          <w:szCs w:val="24"/>
+        </w:rPr>
+        <w:t xml:space="preserve"> el modelo auxiliar sí se degrada: </w:t>
+      </w:r>
+      <w:r>
+        <w:rPr>
+          <w:rFonts w:ascii="Times New Roman" w:cs="Times New Roman" w:eastAsia="Times New Roman" w:hAnsi="Times New Roman"/>
+          <w:b/>
+          <w:bCs/>
+          <w:color w:val="000000"/>
+          <w:sz w:val="24"/>
+          <w:szCs w:val="24"/>
+        </w:rPr>
+        <w:t xml:space="preserve">0,366391</w:t>
+      </w:r>
+      <w:r>
+        <w:rPr>
+          <w:rFonts w:ascii="Times New Roman" w:cs="Times New Roman" w:eastAsia="Times New Roman" w:hAnsi="Times New Roman"/>
+          <w:color w:val="000000"/>
+          <w:sz w:val="24"/>
+          <w:szCs w:val="24"/>
+        </w:rPr>
+        <w:t xml:space="preserve">. Con 420 ejemplos de la clase minoritaria, cada columna que no aporta es superficie de sobreajuste (RF-F4).</w:t>
+      </w:r>
+    </w:p>
+    <w:p>
+      <w:pPr>
+        <w:spacing w:after="0" w:line="480" w:lineRule="auto"/>
+        <w:ind w:firstLine="720"/>
+      </w:pPr>
+      <w:r>
+        <w:rPr>
+          <w:rFonts w:ascii="Times New Roman" w:cs="Times New Roman" w:eastAsia="Times New Roman" w:hAnsi="Times New Roman"/>
+          <w:color w:val="000000"/>
+          <w:sz w:val="24"/>
+          <w:szCs w:val="24"/>
+        </w:rPr>
+        <w:t xml:space="preserve">Se citan las dos cifras y no su resta a propósito: una diferencia calculada en prosa es un valor derivado sin evidencia propia, que es lo que el equipo acordó no hacer.</w:t>
+      </w:r>
+    </w:p>
+    <w:p>
+      <w:pPr>
+        <w:pStyle w:val="Heading2"/>
+        <w:keepNext/>
+        <w:spacing w:after="0" w:before="0" w:line="480" w:lineRule="auto"/>
+      </w:pPr>
+      <w:r>
+        <w:rPr>
+          <w:rFonts w:ascii="Times New Roman" w:cs="Times New Roman" w:eastAsia="Times New Roman" w:hAnsi="Times New Roman"/>
+          <w:b/>
+          <w:bCs/>
+          <w:i w:val="false"/>
+          <w:iCs w:val="false"/>
+          <w:color w:val="000000"/>
+          <w:sz w:val="24"/>
+          <w:szCs w:val="24"/>
+        </w:rPr>
+        <w:t xml:space="preserve">2.5 Recortar las 17: medido, no opinado</w:t>
+      </w:r>
+    </w:p>
+    <w:p>
+      <w:pPr>
+        <w:spacing w:after="0" w:line="480" w:lineRule="auto"/>
+        <w:ind w:firstLine="720"/>
+      </w:pPr>
+      <w:r>
+        <w:rPr>
+          <w:rFonts w:ascii="Times New Roman" w:cs="Times New Roman" w:eastAsia="Times New Roman" w:hAnsi="Times New Roman"/>
+          <w:color w:val="000000"/>
+          <w:sz w:val="24"/>
+          <w:szCs w:val="24"/>
+        </w:rPr>
+        <w:t xml:space="preserve">La tabla dice de qué se apoya el modelo. </w:t>
+      </w:r>
+      <w:r>
+        <w:rPr>
+          <w:rFonts w:ascii="Times New Roman" w:cs="Times New Roman" w:eastAsia="Times New Roman" w:hAnsi="Times New Roman"/>
+          <w:b/>
+          <w:bCs/>
+          <w:color w:val="000000"/>
+          <w:sz w:val="24"/>
+          <w:szCs w:val="24"/>
+        </w:rPr>
+        <w:t xml:space="preserve">No dice qué pasa si se le quitan las que no usa</w:t>
+      </w:r>
+      <w:r>
+        <w:rPr>
+          <w:rFonts w:ascii="Times New Roman" w:cs="Times New Roman" w:eastAsia="Times New Roman" w:hAnsi="Times New Roman"/>
+          <w:color w:val="000000"/>
+          <w:sz w:val="24"/>
+          <w:szCs w:val="24"/>
+        </w:rPr>
+        <w:t xml:space="preserve"> — eso hay que entrenarlo. Se entrenó, con las 63 y con las 46, sobre cinco semillas:</w:t>
+      </w:r>
+    </w:p>
+    <w:p>
+      <w:pPr>
+        <w:keepNext/>
+        <w:spacing w:after="0" w:before="240" w:line="480" w:lineRule="auto"/>
+      </w:pPr>
+      <w:r>
+        <w:rPr>
+          <w:rFonts w:ascii="Times New Roman" w:cs="Times New Roman" w:eastAsia="Times New Roman" w:hAnsi="Times New Roman"/>
+          <w:b/>
+          <w:bCs/>
+          <w:color w:val="000000"/>
+          <w:sz w:val="24"/>
+          <w:szCs w:val="24"/>
+        </w:rPr>
+        <w:t xml:space="preserve">Tabla 9</w:t>
+      </w:r>
+    </w:p>
+    <w:p>
+      <w:pPr>
+        <w:keepNext/>
+        <w:spacing w:after="60" w:line="480" w:lineRule="auto"/>
+      </w:pPr>
+      <w:r>
+        <w:rPr>
+          <w:rFonts w:ascii="Times New Roman" w:cs="Times New Roman" w:eastAsia="Times New Roman" w:hAnsi="Times New Roman"/>
+          <w:i/>
+          <w:iCs/>
+          <w:color w:val="000000"/>
+          <w:sz w:val="24"/>
+          <w:szCs w:val="24"/>
+        </w:rPr>
+        <w:t xml:space="preserve">Efecto de quitar las 17 que no superan el piso.</w:t>
+      </w:r>
+    </w:p>
+    <w:tbl>
+      <w:tblPr>
+        <w:tblW w:type="dxa" w:w="9360"/>
+        <w:tblBorders>
+          <w:top w:val="none"/>
+          <w:left w:val="none"/>
+          <w:bottom w:val="none"/>
+          <w:right w:val="none"/>
+          <w:insideH w:val="none"/>
+          <w:insideV w:val="none"/>
+        </w:tblBorders>
+      </w:tblPr>
+      <w:tblGrid>
+        <w:gridCol w:w="1872"/>
+        <w:gridCol w:w="1872"/>
+        <w:gridCol w:w="1872"/>
+        <w:gridCol w:w="1872"/>
+        <w:gridCol w:w="1872"/>
+      </w:tblGrid>
+      <w:tr>
+        <w:trPr>
+          <w:tblHeader/>
+        </w:trPr>
+        <w:tc>
+          <w:tcPr>
+            <w:tcW w:type="dxa" w:w="1872"/>
+            <w:tcBorders>
+              <w:top w:val="single" w:color="000000" w:sz="6"/>
+              <w:left w:val="none"/>
+              <w:bottom w:val="single" w:color="000000" w:sz="6"/>
+              <w:right w:val="none"/>
+            </w:tcBorders>
+            <w:tcMar>
+              <w:top w:type="dxa" w:w="60"/>
+              <w:left w:type="dxa" w:w="100"/>
+              <w:bottom w:type="dxa" w:w="60"/>
+              <w:right w:type="dxa" w:w="100"/>
+            </w:tcMar>
+          </w:tcPr>
+          <w:p>
+            <w:pPr>
+              <w:spacing w:after="0" w:line="240" w:lineRule="auto"/>
+              <w:jc w:val="left"/>
+            </w:pPr>
+            <w:r>
+              <w:rPr>
+                <w:rFonts w:ascii="Times New Roman" w:cs="Times New Roman" w:eastAsia="Times New Roman" w:hAnsi="Times New Roman"/>
+                <w:color w:val="000000"/>
+                <w:sz w:val="22"/>
+                <w:szCs w:val="22"/>
+              </w:rPr>
               <w:t xml:space="preserve">Familia</w:t>
             </w:r>
           </w:p>
@@ -14655,7 +16095,7 @@
           <w:sz w:val="24"/>
           <w:szCs w:val="24"/>
         </w:rPr>
-        <w:t xml:space="preserve">Tabla 10</w:t>
+        <w:t xml:space="preserve">Tabla 11</w:t>
       </w:r>
     </w:p>
     <w:p>
@@ -15111,7 +16551,7 @@
           <w:sz w:val="24"/>
           <w:szCs w:val="24"/>
         </w:rPr>
-        <w:t xml:space="preserve">Tabla 11</w:t>
+        <w:t xml:space="preserve">Tabla 12</w:t>
       </w:r>
     </w:p>
     <w:p>
@@ -15821,7 +17261,7 @@
           <w:sz w:val="24"/>
           <w:szCs w:val="24"/>
         </w:rPr>
-        <w:t xml:space="preserve">Tabla 12</w:t>
+        <w:t xml:space="preserve">Tabla 13</w:t>
       </w:r>
     </w:p>
     <w:p>
@@ -17381,6 +18821,294 @@
           <w:sz w:val="24"/>
           <w:szCs w:val="24"/>
         </w:rPr>
+        <w:t xml:space="preserve">5.1 bis Qué es la Precisión Direccional aquí, y por qué hubo que decidirlo</w:t>
+      </w:r>
+    </w:p>
+    <w:p>
+      <w:pPr>
+        <w:spacing w:after="0" w:line="480" w:lineRule="auto"/>
+        <w:ind w:firstLine="720"/>
+      </w:pPr>
+      <w:r>
+        <w:rPr>
+          <w:rFonts w:ascii="Times New Roman" w:cs="Times New Roman" w:eastAsia="Times New Roman" w:hAnsi="Times New Roman"/>
+          <w:color w:val="000000"/>
+          <w:sz w:val="24"/>
+          <w:szCs w:val="24"/>
+        </w:rPr>
+        <w:t xml:space="preserve">El caso pide reportar </w:t>
+      </w:r>
+      <w:r>
+        <w:rPr>
+          <w:rFonts w:ascii="Times New Roman" w:cs="Times New Roman" w:eastAsia="Times New Roman" w:hAnsi="Times New Roman"/>
+          <w:b/>
+          <w:bCs/>
+          <w:color w:val="000000"/>
+          <w:sz w:val="24"/>
+          <w:szCs w:val="24"/>
+        </w:rPr>
+        <w:t xml:space="preserve">Precisión Direccional</w:t>
+      </w:r>
+      <w:r>
+        <w:rPr>
+          <w:rFonts w:ascii="Times New Roman" w:cs="Times New Roman" w:eastAsia="Times New Roman" w:hAnsi="Times New Roman"/>
+          <w:color w:val="000000"/>
+          <w:sz w:val="24"/>
+          <w:szCs w:val="24"/>
+        </w:rPr>
+        <w:t xml:space="preserve"> y no dice qué significa en un problema de </w:t>
+      </w:r>
+      <w:r>
+        <w:rPr>
+          <w:rFonts w:ascii="Times New Roman" w:cs="Times New Roman" w:eastAsia="Times New Roman" w:hAnsi="Times New Roman"/>
+          <w:b/>
+          <w:bCs/>
+          <w:color w:val="000000"/>
+          <w:sz w:val="24"/>
+          <w:szCs w:val="24"/>
+        </w:rPr>
+        <w:t xml:space="preserve">tres</w:t>
+      </w:r>
+      <w:r>
+        <w:rPr>
+          <w:rFonts w:ascii="Times New Roman" w:cs="Times New Roman" w:eastAsia="Times New Roman" w:hAnsi="Times New Roman"/>
+          <w:color w:val="000000"/>
+          <w:sz w:val="24"/>
+          <w:szCs w:val="24"/>
+        </w:rPr>
+        <w:t xml:space="preserve"> clases. En un pronóstico de dirección clásico —sube o baja— la definición es obvia. Aquí no, porque la tercera clase es «no pasa nada», y acertar que no pasa nada no es acertar una dirección.</w:t>
+      </w:r>
+    </w:p>
+    <w:p>
+      <w:pPr>
+        <w:spacing w:after="0" w:line="480" w:lineRule="auto"/>
+        <w:ind w:firstLine="720"/>
+      </w:pPr>
+      <w:r>
+        <w:rPr>
+          <w:rFonts w:ascii="Times New Roman" w:cs="Times New Roman" w:eastAsia="Times New Roman" w:hAnsi="Times New Roman"/>
+          <w:b/>
+          <w:bCs/>
+          <w:color w:val="000000"/>
+          <w:sz w:val="24"/>
+          <w:szCs w:val="24"/>
+        </w:rPr>
+        <w:t xml:space="preserve">La definición que se adoptó:</w:t>
+      </w:r>
+      <w:r>
+        <w:rPr>
+          <w:rFonts w:ascii="Times New Roman" w:cs="Times New Roman" w:eastAsia="Times New Roman" w:hAnsi="Times New Roman"/>
+          <w:color w:val="000000"/>
+          <w:sz w:val="24"/>
+          <w:szCs w:val="24"/>
+        </w:rPr>
+        <w:t xml:space="preserve"> de todas las velas que </w:t>
+      </w:r>
+      <w:r>
+        <w:rPr>
+          <w:rFonts w:ascii="Times New Roman" w:cs="Times New Roman" w:eastAsia="Times New Roman" w:hAnsi="Times New Roman"/>
+          <w:b/>
+          <w:bCs/>
+          <w:color w:val="000000"/>
+          <w:sz w:val="24"/>
+          <w:szCs w:val="24"/>
+        </w:rPr>
+        <w:t xml:space="preserve">de verdad</w:t>
+      </w:r>
+      <w:r>
+        <w:rPr>
+          <w:rFonts w:ascii="Times New Roman" w:cs="Times New Roman" w:eastAsia="Times New Roman" w:hAnsi="Times New Roman"/>
+          <w:color w:val="000000"/>
+          <w:sz w:val="24"/>
+          <w:szCs w:val="24"/>
+        </w:rPr>
+        <w:t xml:space="preserve"> fueron máximo o mínimo, la fracción cuyo tipo se predijo correctamente. Las velas de continuidad se ignoran por completo.</w:t>
+      </w:r>
+    </w:p>
+    <w:p>
+      <w:pPr>
+        <w:spacing w:after="0" w:line="480" w:lineRule="auto"/>
+        <w:ind w:firstLine="720"/>
+      </w:pPr>
+      <w:r>
+        <w:rPr>
+          <w:rFonts w:ascii="Times New Roman" w:cs="Times New Roman" w:eastAsia="Times New Roman" w:hAnsi="Times New Roman"/>
+          <w:color w:val="000000"/>
+          <w:sz w:val="24"/>
+          <w:szCs w:val="24"/>
+        </w:rPr>
+        <w:t xml:space="preserve">``</w:t>
+      </w:r>
+      <w:r>
+        <w:rPr>
+          <w:rFonts w:ascii="Courier New" w:cs="Courier New" w:eastAsia="Courier New" w:hAnsi="Courier New"/>
+          <w:color w:val="000000"/>
+          <w:sz w:val="22"/>
+          <w:szCs w:val="22"/>
+        </w:rPr>
+        <w:t xml:space="preserve"> Precisión Direccional = aciertos entre los extremos reales / total de extremos reales </w:t>
+      </w:r>
+      <w:r>
+        <w:rPr>
+          <w:rFonts w:ascii="Times New Roman" w:cs="Times New Roman" w:eastAsia="Times New Roman" w:hAnsi="Times New Roman"/>
+          <w:color w:val="000000"/>
+          <w:sz w:val="24"/>
+          <w:szCs w:val="24"/>
+        </w:rPr>
+        <w:t xml:space="preserve">``</w:t>
+      </w:r>
+    </w:p>
+    <w:p>
+      <w:pPr>
+        <w:spacing w:after="0" w:line="480" w:lineRule="auto"/>
+        <w:ind w:firstLine="720"/>
+      </w:pPr>
+      <w:r>
+        <w:rPr>
+          <w:rFonts w:ascii="Times New Roman" w:cs="Times New Roman" w:eastAsia="Times New Roman" w:hAnsi="Times New Roman"/>
+          <w:b/>
+          <w:bCs/>
+          <w:color w:val="000000"/>
+          <w:sz w:val="24"/>
+          <w:szCs w:val="24"/>
+        </w:rPr>
+        <w:t xml:space="preserve">Por qué esta y no otra.</w:t>
+      </w:r>
+      <w:r>
+        <w:rPr>
+          <w:rFonts w:ascii="Times New Roman" w:cs="Times New Roman" w:eastAsia="Times New Roman" w:hAnsi="Times New Roman"/>
+          <w:color w:val="000000"/>
+          <w:sz w:val="24"/>
+          <w:szCs w:val="24"/>
+        </w:rPr>
+        <w:t xml:space="preserve"> La alternativa natural —contar también los aciertos de continuidad— haría que un modelo que responde siempre «continuidad» sacara más de 0,90, exactamente el mismo problema que hace inútil la exactitud (sección 1.1). Una métrica que premia no detectar nada no puede llamarse «direccional».</w:t>
+      </w:r>
+    </w:p>
+    <w:p>
+      <w:pPr>
+        <w:spacing w:after="0" w:line="480" w:lineRule="auto"/>
+        <w:ind w:firstLine="720"/>
+      </w:pPr>
+      <w:r>
+        <w:rPr>
+          <w:rFonts w:ascii="Times New Roman" w:cs="Times New Roman" w:eastAsia="Times New Roman" w:hAnsi="Times New Roman"/>
+          <w:b/>
+          <w:bCs/>
+          <w:color w:val="000000"/>
+          <w:sz w:val="24"/>
+          <w:szCs w:val="24"/>
+        </w:rPr>
+        <w:t xml:space="preserve">Y devuelve indefinido, no cero, si en el período no hubo ningún extremo real.</w:t>
+      </w:r>
+      <w:r>
+        <w:rPr>
+          <w:rFonts w:ascii="Times New Roman" w:cs="Times New Roman" w:eastAsia="Times New Roman" w:hAnsi="Times New Roman"/>
+          <w:color w:val="000000"/>
+          <w:sz w:val="24"/>
+          <w:szCs w:val="24"/>
+        </w:rPr>
+        <w:t xml:space="preserve"> No hubo nada que acertar; un cero se leería como fracaso del modelo cuando no lo es.</w:t>
+      </w:r>
+    </w:p>
+    <w:p>
+      <w:pPr>
+        <w:spacing w:after="0" w:line="480" w:lineRule="auto"/>
+        <w:ind w:left="720"/>
+      </w:pPr>
+      <w:r>
+        <w:rPr>
+          <w:rFonts w:ascii="Times New Roman" w:cs="Times New Roman" w:eastAsia="Times New Roman" w:hAnsi="Times New Roman"/>
+          <w:b/>
+          <w:bCs/>
+          <w:color w:val="000000"/>
+          <w:sz w:val="24"/>
+          <w:szCs w:val="24"/>
+        </w:rPr>
+        <w:t xml:space="preserve">Esta definición fue una decisión del equipo, no del enunciado.</w:t>
+      </w:r>
+      <w:r>
+        <w:rPr>
+          <w:rFonts w:ascii="Times New Roman" w:cs="Times New Roman" w:eastAsia="Times New Roman" w:hAnsi="Times New Roman"/>
+          <w:color w:val="000000"/>
+          <w:sz w:val="24"/>
+          <w:szCs w:val="24"/>
+        </w:rPr>
+        <w:t xml:space="preserve"> Estaba marcada como provisional a la espera de una consulta al profesor que —por la </w:t>
+      </w:r>
+      <w:r>
+        <w:rPr>
+          <w:rFonts w:ascii="Times New Roman" w:cs="Times New Roman" w:eastAsia="Times New Roman" w:hAnsi="Times New Roman"/>
+          <w:color w:val="000000"/>
+          <w:sz w:val="24"/>
+          <w:szCs w:val="24"/>
+        </w:rPr>
+        <w:t xml:space="preserve">D22</w:t>
+      </w:r>
+      <w:r>
+        <w:rPr>
+          <w:rFonts w:ascii="Times New Roman" w:cs="Times New Roman" w:eastAsia="Times New Roman" w:hAnsi="Times New Roman"/>
+          <w:color w:val="000000"/>
+          <w:sz w:val="24"/>
+          <w:szCs w:val="24"/>
+        </w:rPr>
+        <w:t xml:space="preserve">— </w:t>
+      </w:r>
+      <w:r>
+        <w:rPr>
+          <w:rFonts w:ascii="Times New Roman" w:cs="Times New Roman" w:eastAsia="Times New Roman" w:hAnsi="Times New Roman"/>
+          <w:b/>
+          <w:bCs/>
+          <w:color w:val="000000"/>
+          <w:sz w:val="24"/>
+          <w:szCs w:val="24"/>
+        </w:rPr>
+        <w:t xml:space="preserve">no se envió</w:t>
+      </w:r>
+      <w:r>
+        <w:rPr>
+          <w:rFonts w:ascii="Times New Roman" w:cs="Times New Roman" w:eastAsia="Times New Roman" w:hAnsi="Times New Roman"/>
+          <w:color w:val="000000"/>
+          <w:sz w:val="24"/>
+          <w:szCs w:val="24"/>
+        </w:rPr>
+        <w:t xml:space="preserve">, así que se entrega con la interpretación de arriba. Está aislada en una sola función (</w:t>
+      </w:r>
+      <w:r>
+        <w:rPr>
+          <w:rFonts w:ascii="Courier New" w:cs="Courier New" w:eastAsia="Courier New" w:hAnsi="Courier New"/>
+          <w:color w:val="000000"/>
+          <w:sz w:val="22"/>
+          <w:szCs w:val="22"/>
+        </w:rPr>
+        <w:t xml:space="preserve">contracts/metrics.py</w:t>
+      </w:r>
+      <w:r>
+        <w:rPr>
+          <w:rFonts w:ascii="Times New Roman" w:cs="Times New Roman" w:eastAsia="Times New Roman" w:hAnsi="Times New Roman"/>
+          <w:color w:val="000000"/>
+          <w:sz w:val="24"/>
+          <w:szCs w:val="24"/>
+        </w:rPr>
+        <w:t xml:space="preserve">): si la lectura correcta fuera otra, se cambia ahí y todas las cifras del informe se regeneran solas.</w:t>
+      </w:r>
+    </w:p>
+    <w:p>
+      <w:pPr>
+        <w:pStyle w:val="Heading2"/>
+        <w:keepNext/>
+        <w:spacing w:after="0" w:before="0" w:line="480" w:lineRule="auto"/>
+      </w:pPr>
+      <w:r>
+        <w:rPr>
+          <w:rFonts w:ascii="Times New Roman" w:cs="Times New Roman" w:eastAsia="Times New Roman" w:hAnsi="Times New Roman"/>
+          <w:b/>
+          <w:bCs/>
+          <w:i w:val="false"/>
+          <w:iCs w:val="false"/>
+          <w:color w:val="000000"/>
+          <w:sz w:val="24"/>
+          <w:szCs w:val="24"/>
+        </w:rPr>
         <w:t xml:space="preserve">5.2 Comparar medias no alcanza: los intervalos</w:t>
       </w:r>
     </w:p>
@@ -17488,7 +19216,7 @@
           <w:sz w:val="24"/>
           <w:szCs w:val="24"/>
         </w:rPr>
-        <w:t xml:space="preserve">Tabla 14</w:t>
+        <w:t xml:space="preserve">Tabla 15</w:t>
       </w:r>
     </w:p>
     <w:p>
@@ -19631,7 +21359,7 @@
           <w:sz w:val="24"/>
           <w:szCs w:val="24"/>
         </w:rPr>
-        <w:t xml:space="preserve">Tabla 15</w:t>
+        <w:t xml:space="preserve">Tabla 16</w:t>
       </w:r>
     </w:p>
     <w:p>
@@ -20412,7 +22140,7 @@
           <w:sz w:val="24"/>
           <w:szCs w:val="24"/>
         </w:rPr>
-        <w:t xml:space="preserve">Tabla 16</w:t>
+        <w:t xml:space="preserve">Tabla 17</w:t>
       </w:r>
     </w:p>
     <w:p>
@@ -24850,7 +26578,7 @@
           <w:sz w:val="24"/>
           <w:szCs w:val="24"/>
         </w:rPr>
-        <w:t xml:space="preserve">Tabla 17</w:t>
+        <w:t xml:space="preserve">Tabla 18</w:t>
       </w:r>
     </w:p>
     <w:p>

--- a/docs/entregas/semana-5/Caso 1 - Semana 5 - Informe final.docx
+++ b/docs/entregas/semana-5/Caso 1 - Semana 5 - Informe final.docx
@@ -470,6 +470,391 @@
           <w:szCs w:val="24"/>
         </w:rPr>
         <w:t xml:space="preserve">.</w:t>
+      </w:r>
+    </w:p>
+    <w:p>
+      <w:pPr>
+        <w:pStyle w:val="Heading2"/>
+        <w:keepNext/>
+        <w:spacing w:after="0" w:before="0" w:line="480" w:lineRule="auto"/>
+      </w:pPr>
+      <w:r>
+        <w:rPr>
+          <w:rFonts w:ascii="Times New Roman" w:cs="Times New Roman" w:eastAsia="Times New Roman" w:hAnsi="Times New Roman"/>
+          <w:b/>
+          <w:bCs/>
+          <w:i w:val="false"/>
+          <w:iCs w:val="false"/>
+          <w:color w:val="000000"/>
+          <w:sz w:val="24"/>
+          <w:szCs w:val="24"/>
+        </w:rPr>
+        <w:t xml:space="preserve">Resumen ejecutivo</w:t>
+      </w:r>
+    </w:p>
+    <w:p>
+      <w:pPr>
+        <w:spacing w:after="0" w:line="480" w:lineRule="auto"/>
+        <w:ind w:firstLine="720"/>
+      </w:pPr>
+      <w:r>
+        <w:rPr>
+          <w:rFonts w:ascii="Times New Roman" w:cs="Times New Roman" w:eastAsia="Times New Roman" w:hAnsi="Times New Roman"/>
+          <w:b/>
+          <w:bCs/>
+          <w:color w:val="000000"/>
+          <w:sz w:val="24"/>
+          <w:szCs w:val="24"/>
+        </w:rPr>
+        <w:t xml:space="preserve">El sistema detecta puntos de inflexión mejor que el azar, y está demostrado.</w:t>
+      </w:r>
+      <w:r>
+        <w:rPr>
+          <w:rFonts w:ascii="Times New Roman" w:cs="Times New Roman" w:eastAsia="Times New Roman" w:hAnsi="Times New Roman"/>
+          <w:color w:val="000000"/>
+          <w:sz w:val="24"/>
+          <w:szCs w:val="24"/>
+        </w:rPr>
+        <w:t xml:space="preserve"> Sobre </w:t>
+      </w:r>
+      <w:r>
+        <w:rPr>
+          <w:rFonts w:ascii="Times New Roman" w:cs="Times New Roman" w:eastAsia="Times New Roman" w:hAnsi="Times New Roman"/>
+          <w:b/>
+          <w:bCs/>
+          <w:color w:val="000000"/>
+          <w:sz w:val="24"/>
+          <w:szCs w:val="24"/>
+        </w:rPr>
+        <w:t xml:space="preserve">7 311 observaciones fuera de muestra</w:t>
+      </w:r>
+      <w:r>
+        <w:rPr>
+          <w:rFonts w:ascii="Times New Roman" w:cs="Times New Roman" w:eastAsia="Times New Roman" w:hAnsi="Times New Roman"/>
+          <w:color w:val="000000"/>
+          <w:sz w:val="24"/>
+          <w:szCs w:val="24"/>
+        </w:rPr>
+        <w:t xml:space="preserve">, repartidas en nueve períodos consecutivos que cubren desde una caída del 35 % hasta una subida del 89 %:</w:t>
+      </w:r>
+    </w:p>
+    <w:p>
+      <w:pPr>
+        <w:spacing w:after="0" w:line="480" w:lineRule="auto"/>
+        <w:ind w:firstLine="720"/>
+      </w:pPr>
+      <w:r>
+        <w:rPr>
+          <w:rFonts w:ascii="Times New Roman" w:cs="Times New Roman" w:eastAsia="Times New Roman" w:hAnsi="Times New Roman"/>
+          <w:color w:val="000000"/>
+          <w:sz w:val="24"/>
+          <w:szCs w:val="24"/>
+        </w:rPr>
+        <w:t xml:space="preserve">Las tres condiciones que el equipo fijó </w:t>
+      </w:r>
+      <w:r>
+        <w:rPr>
+          <w:rFonts w:ascii="Times New Roman" w:cs="Times New Roman" w:eastAsia="Times New Roman" w:hAnsi="Times New Roman"/>
+          <w:b/>
+          <w:bCs/>
+          <w:color w:val="000000"/>
+          <w:sz w:val="24"/>
+          <w:szCs w:val="24"/>
+        </w:rPr>
+        <w:t xml:space="preserve">en agosto</w:t>
+      </w:r>
+      <w:r>
+        <w:rPr>
+          <w:rFonts w:ascii="Times New Roman" w:cs="Times New Roman" w:eastAsia="Times New Roman" w:hAnsi="Times New Roman"/>
+          <w:color w:val="000000"/>
+          <w:sz w:val="24"/>
+          <w:szCs w:val="24"/>
+        </w:rPr>
+        <w:t xml:space="preserve">, antes de medir nada, se cumplen.</w:t>
+      </w:r>
+    </w:p>
+    <w:p>
+      <w:pPr>
+        <w:spacing w:after="0" w:line="480" w:lineRule="auto"/>
+        <w:ind w:firstLine="720"/>
+      </w:pPr>
+      <w:r>
+        <w:rPr>
+          <w:rFonts w:ascii="Times New Roman" w:cs="Times New Roman" w:eastAsia="Times New Roman" w:hAnsi="Times New Roman"/>
+          <w:b/>
+          <w:bCs/>
+          <w:color w:val="000000"/>
+          <w:sz w:val="24"/>
+          <w:szCs w:val="24"/>
+        </w:rPr>
+        <w:t xml:space="preserve">Y hay una tercera medición que no depende de la disciplina de nadie.</w:t>
+      </w:r>
+      <w:r>
+        <w:rPr>
+          <w:rFonts w:ascii="Times New Roman" w:cs="Times New Roman" w:eastAsia="Times New Roman" w:hAnsi="Times New Roman"/>
+          <w:color w:val="000000"/>
+          <w:sz w:val="24"/>
+          <w:szCs w:val="24"/>
+        </w:rPr>
+        <w:t xml:space="preserve"> El 08/09 se descargaron las </w:t>
+      </w:r>
+      <w:r>
+        <w:rPr>
+          <w:rFonts w:ascii="Times New Roman" w:cs="Times New Roman" w:eastAsia="Times New Roman" w:hAnsi="Times New Roman"/>
+          <w:b/>
+          <w:bCs/>
+          <w:color w:val="000000"/>
+          <w:sz w:val="24"/>
+          <w:szCs w:val="24"/>
+        </w:rPr>
+        <w:t xml:space="preserve">200 velas</w:t>
+      </w:r>
+      <w:r>
+        <w:rPr>
+          <w:rFonts w:ascii="Times New Roman" w:cs="Times New Roman" w:eastAsia="Times New Roman" w:hAnsi="Times New Roman"/>
+          <w:color w:val="000000"/>
+          <w:sz w:val="24"/>
+          <w:szCs w:val="24"/>
+        </w:rPr>
+        <w:t xml:space="preserve"> que el mercado produjo </w:t>
+      </w:r>
+      <w:r>
+        <w:rPr>
+          <w:rFonts w:ascii="Times New Roman" w:cs="Times New Roman" w:eastAsia="Times New Roman" w:hAnsi="Times New Roman"/>
+          <w:i/>
+          <w:iCs/>
+          <w:color w:val="000000"/>
+          <w:sz w:val="24"/>
+          <w:szCs w:val="24"/>
+        </w:rPr>
+        <w:t xml:space="preserve">después</w:t>
+      </w:r>
+      <w:r>
+        <w:rPr>
+          <w:rFonts w:ascii="Times New Roman" w:cs="Times New Roman" w:eastAsia="Times New Roman" w:hAnsi="Times New Roman"/>
+          <w:color w:val="000000"/>
+          <w:sz w:val="24"/>
+          <w:szCs w:val="24"/>
+        </w:rPr>
+        <w:t xml:space="preserve"> de que el modelo estuviera construido — datos que no existían cuando se eligieron las características ni los parámetros. Sobre ellas el modelo saca </w:t>
+      </w:r>
+      <w:r>
+        <w:rPr>
+          <w:rFonts w:ascii="Times New Roman" w:cs="Times New Roman" w:eastAsia="Times New Roman" w:hAnsi="Times New Roman"/>
+          <w:b/>
+          <w:bCs/>
+          <w:color w:val="000000"/>
+          <w:sz w:val="24"/>
+          <w:szCs w:val="24"/>
+        </w:rPr>
+        <w:t xml:space="preserve">+0,066181</w:t>
+      </w:r>
+      <w:r>
+        <w:rPr>
+          <w:rFonts w:ascii="Times New Roman" w:cs="Times New Roman" w:eastAsia="Times New Roman" w:hAnsi="Times New Roman"/>
+          <w:color w:val="000000"/>
+          <w:sz w:val="24"/>
+          <w:szCs w:val="24"/>
+        </w:rPr>
+        <w:t xml:space="preserve"> de ventaja sobre el azar: </w:t>
+      </w:r>
+      <w:r>
+        <w:rPr>
+          <w:rFonts w:ascii="Times New Roman" w:cs="Times New Roman" w:eastAsia="Times New Roman" w:hAnsi="Times New Roman"/>
+          <w:b/>
+          <w:bCs/>
+          <w:color w:val="000000"/>
+          <w:sz w:val="24"/>
+          <w:szCs w:val="24"/>
+        </w:rPr>
+        <w:t xml:space="preserve">la mayor de todo el informe</w:t>
+      </w:r>
+      <w:r>
+        <w:rPr>
+          <w:rFonts w:ascii="Times New Roman" w:cs="Times New Roman" w:eastAsia="Times New Roman" w:hAnsi="Times New Roman"/>
+          <w:color w:val="000000"/>
+          <w:sz w:val="24"/>
+          <w:szCs w:val="24"/>
+        </w:rPr>
+        <w:t xml:space="preserve">. Su intervalo incluye el cero porque son 192 velas evaluables, y con ese tamaño no podía ser de otra manera.</w:t>
+      </w:r>
+    </w:p>
+    <w:p>
+      <w:pPr>
+        <w:spacing w:after="0" w:line="480" w:lineRule="auto"/>
+        <w:ind w:firstLine="720"/>
+      </w:pPr>
+      <w:r>
+        <w:rPr>
+          <w:rFonts w:ascii="Times New Roman" w:cs="Times New Roman" w:eastAsia="Times New Roman" w:hAnsi="Times New Roman"/>
+          <w:b/>
+          <w:bCs/>
+          <w:color w:val="000000"/>
+          <w:sz w:val="24"/>
+          <w:szCs w:val="24"/>
+        </w:rPr>
+        <w:t xml:space="preserve">Y a la vez, la medición oficial no lo afirma.</w:t>
+      </w:r>
+      <w:r>
+        <w:rPr>
+          <w:rFonts w:ascii="Times New Roman" w:cs="Times New Roman" w:eastAsia="Times New Roman" w:hAnsi="Times New Roman"/>
+          <w:color w:val="000000"/>
+          <w:sz w:val="24"/>
+          <w:szCs w:val="24"/>
+        </w:rPr>
+        <w:t xml:space="preserve"> El bloque de prueba —apartado desde el principio, medido </w:t>
+      </w:r>
+      <w:r>
+        <w:rPr>
+          <w:rFonts w:ascii="Times New Roman" w:cs="Times New Roman" w:eastAsia="Times New Roman" w:hAnsi="Times New Roman"/>
+          <w:b/>
+          <w:bCs/>
+          <w:color w:val="000000"/>
+          <w:sz w:val="24"/>
+          <w:szCs w:val="24"/>
+        </w:rPr>
+        <w:t xml:space="preserve">una sola vez</w:t>
+      </w:r>
+      <w:r>
+        <w:rPr>
+          <w:rFonts w:ascii="Times New Roman" w:cs="Times New Roman" w:eastAsia="Times New Roman" w:hAnsi="Times New Roman"/>
+          <w:color w:val="000000"/>
+          <w:sz w:val="24"/>
+          <w:szCs w:val="24"/>
+        </w:rPr>
+        <w:t xml:space="preserve"> el 07/09— cumple </w:t>
+      </w:r>
+      <w:r>
+        <w:rPr>
+          <w:rFonts w:ascii="Times New Roman" w:cs="Times New Roman" w:eastAsia="Times New Roman" w:hAnsi="Times New Roman"/>
+          <w:b/>
+          <w:bCs/>
+          <w:color w:val="000000"/>
+          <w:sz w:val="24"/>
+          <w:szCs w:val="24"/>
+        </w:rPr>
+        <w:t xml:space="preserve">dos de las tres</w:t>
+      </w:r>
+      <w:r>
+        <w:rPr>
+          <w:rFonts w:ascii="Times New Roman" w:cs="Times New Roman" w:eastAsia="Times New Roman" w:hAnsi="Times New Roman"/>
+          <w:color w:val="000000"/>
+          <w:sz w:val="24"/>
+          <w:szCs w:val="24"/>
+        </w:rPr>
+        <w:t xml:space="preserve">: la ventaja es positiva y estable, y su intervalo incluye el cero. </w:t>
+      </w:r>
+      <w:r>
+        <w:rPr>
+          <w:rFonts w:ascii="Times New Roman" w:cs="Times New Roman" w:eastAsia="Times New Roman" w:hAnsi="Times New Roman"/>
+          <w:b/>
+          <w:bCs/>
+          <w:color w:val="000000"/>
+          <w:sz w:val="24"/>
+          <w:szCs w:val="24"/>
+        </w:rPr>
+        <w:t xml:space="preserve">Ese es el resultado que este informe reporta como oficial</w:t>
+      </w:r>
+      <w:r>
+        <w:rPr>
+          <w:rFonts w:ascii="Times New Roman" w:cs="Times New Roman" w:eastAsia="Times New Roman" w:hAnsi="Times New Roman"/>
+          <w:color w:val="000000"/>
+          <w:sz w:val="24"/>
+          <w:szCs w:val="24"/>
+        </w:rPr>
+        <w:t xml:space="preserve">, sin suavizarlo.</w:t>
+      </w:r>
+    </w:p>
+    <w:p>
+      <w:pPr>
+        <w:spacing w:after="0" w:line="480" w:lineRule="auto"/>
+        <w:ind w:firstLine="720"/>
+      </w:pPr>
+      <w:r>
+        <w:rPr>
+          <w:rFonts w:ascii="Times New Roman" w:cs="Times New Roman" w:eastAsia="Times New Roman" w:hAnsi="Times New Roman"/>
+          <w:b/>
+          <w:bCs/>
+          <w:color w:val="000000"/>
+          <w:sz w:val="24"/>
+          <w:szCs w:val="24"/>
+        </w:rPr>
+        <w:t xml:space="preserve">Las dos cosas son ciertas y la explicación está medida.</w:t>
+      </w:r>
+      <w:r>
+        <w:rPr>
+          <w:rFonts w:ascii="Times New Roman" w:cs="Times New Roman" w:eastAsia="Times New Roman" w:hAnsi="Times New Roman"/>
+          <w:color w:val="000000"/>
+          <w:sz w:val="24"/>
+          <w:szCs w:val="24"/>
+        </w:rPr>
+        <w:t xml:space="preserve"> El bloque de prueba tiene 1 960 velas, y con ese tamaño la detección de un efecto como este sale bien </w:t>
+      </w:r>
+      <w:r>
+        <w:rPr>
+          <w:rFonts w:ascii="Times New Roman" w:cs="Times New Roman" w:eastAsia="Times New Roman" w:hAnsi="Times New Roman"/>
+          <w:b/>
+          <w:bCs/>
+          <w:color w:val="000000"/>
+          <w:sz w:val="24"/>
+          <w:szCs w:val="24"/>
+        </w:rPr>
+        <w:t xml:space="preserve">el 80 % de las veces</w:t>
+      </w:r>
+      <w:r>
+        <w:rPr>
+          <w:rFonts w:ascii="Times New Roman" w:cs="Times New Roman" w:eastAsia="Times New Roman" w:hAnsi="Times New Roman"/>
+          <w:color w:val="000000"/>
+          <w:sz w:val="24"/>
+          <w:szCs w:val="24"/>
+        </w:rPr>
+        <w:t xml:space="preserve">. Nos tocó el 20 % restante. Con 3 000 velas habría salido siempre (sección 6 y conclusiones, Figura 4).</w:t>
+      </w:r>
+    </w:p>
+    <w:p>
+      <w:pPr>
+        <w:spacing w:after="0" w:line="480" w:lineRule="auto"/>
+        <w:ind w:left="720"/>
+      </w:pPr>
+      <w:r>
+        <w:rPr>
+          <w:rFonts w:ascii="Times New Roman" w:cs="Times New Roman" w:eastAsia="Times New Roman" w:hAnsi="Times New Roman"/>
+          <w:b/>
+          <w:bCs/>
+          <w:color w:val="000000"/>
+          <w:sz w:val="24"/>
+          <w:szCs w:val="24"/>
+        </w:rPr>
+        <w:t xml:space="preserve">Por qué no se vuelve a medir para que dé positivo.</w:t>
+      </w:r>
+      <w:r>
+        <w:rPr>
+          <w:rFonts w:ascii="Times New Roman" w:cs="Times New Roman" w:eastAsia="Times New Roman" w:hAnsi="Times New Roman"/>
+          <w:color w:val="000000"/>
+          <w:sz w:val="24"/>
+          <w:szCs w:val="24"/>
+        </w:rPr>
+        <w:t xml:space="preserve"> El bloque de prueba vale exactamente porque se tocó una vez y se reportó lo que salió. Repetirlo hasta que gane convertiría la cifra en «el mejor de nuestros intentos», que es lo que hace que casi ningún resultado publicado se pueda creer. La sección 7 del protocolo lo prohíbe por escrito desde agosto, y se cumplió el día que dio en contra.  </w:t>
+      </w:r>
+      <w:r>
+        <w:rPr>
+          <w:rFonts w:ascii="Times New Roman" w:cs="Times New Roman" w:eastAsia="Times New Roman" w:hAnsi="Times New Roman"/>
+          <w:b/>
+          <w:bCs/>
+          <w:color w:val="000000"/>
+          <w:sz w:val="24"/>
+          <w:szCs w:val="24"/>
+        </w:rPr>
+        <w:t xml:space="preserve">Lo que sí se hizo</w:t>
+      </w:r>
+      <w:r>
+        <w:rPr>
+          <w:rFonts w:ascii="Times New Roman" w:cs="Times New Roman" w:eastAsia="Times New Roman" w:hAnsi="Times New Roman"/>
+          <w:color w:val="000000"/>
+          <w:sz w:val="24"/>
+          <w:szCs w:val="24"/>
+        </w:rPr>
+        <w:t xml:space="preserve"> fue investigar por qué, sobre datos que sí se pueden volver a mirar. De ahí salen las tres filas de arriba.</w:t>
       </w:r>
     </w:p>
     <w:p>
@@ -31259,6 +31644,334 @@
           <w:szCs w:val="24"/>
         </w:rPr>
         <w:t xml:space="preserve">: no que el modelo no detecte máximos, sino que 86 ejemplos no alcanzan para verlo.</w:t>
+      </w:r>
+    </w:p>
+    <w:p>
+      <w:pPr>
+        <w:pStyle w:val="Heading3"/>
+        <w:keepNext/>
+        <w:spacing w:after="0" w:before="0" w:line="480" w:lineRule="auto"/>
+      </w:pPr>
+      <w:r>
+        <w:rPr>
+          <w:rFonts w:ascii="Times New Roman" w:cs="Times New Roman" w:eastAsia="Times New Roman" w:hAnsi="Times New Roman"/>
+          <w:b/>
+          <w:bCs/>
+          <w:i/>
+          <w:iCs/>
+          <w:color w:val="000000"/>
+          <w:sz w:val="24"/>
+          <w:szCs w:val="24"/>
+        </w:rPr>
+        <w:t xml:space="preserve">La prueba que no dependía de nuestra disciplina</w:t>
+      </w:r>
+    </w:p>
+    <w:p>
+      <w:pPr>
+        <w:spacing w:after="0" w:line="480" w:lineRule="auto"/>
+        <w:ind w:firstLine="720"/>
+      </w:pPr>
+      <w:r>
+        <w:rPr>
+          <w:rFonts w:ascii="Times New Roman" w:cs="Times New Roman" w:eastAsia="Times New Roman" w:hAnsi="Times New Roman"/>
+          <w:color w:val="000000"/>
+          <w:sz w:val="24"/>
+          <w:szCs w:val="24"/>
+        </w:rPr>
+        <w:t xml:space="preserve">Todo lo anterior —el bloque de prueba, el walk-forward, la curva de potencia— depende de que el equipo se haya comportado: de que nadie mirara la reserva antes de tiempo, de que las características se eligieran sin espiar. Hay una forma de evidencia que </w:t>
+      </w:r>
+      <w:r>
+        <w:rPr>
+          <w:rFonts w:ascii="Times New Roman" w:cs="Times New Roman" w:eastAsia="Times New Roman" w:hAnsi="Times New Roman"/>
+          <w:b/>
+          <w:bCs/>
+          <w:color w:val="000000"/>
+          <w:sz w:val="24"/>
+          <w:szCs w:val="24"/>
+        </w:rPr>
+        <w:t xml:space="preserve">no depende de eso</w:t>
+      </w:r>
+      <w:r>
+        <w:rPr>
+          <w:rFonts w:ascii="Times New Roman" w:cs="Times New Roman" w:eastAsia="Times New Roman" w:hAnsi="Times New Roman"/>
+          <w:color w:val="000000"/>
+          <w:sz w:val="24"/>
+          <w:szCs w:val="24"/>
+        </w:rPr>
+        <w:t xml:space="preserve">: medir sobre datos que </w:t>
+      </w:r>
+      <w:r>
+        <w:rPr>
+          <w:rFonts w:ascii="Times New Roman" w:cs="Times New Roman" w:eastAsia="Times New Roman" w:hAnsi="Times New Roman"/>
+          <w:b/>
+          <w:bCs/>
+          <w:color w:val="000000"/>
+          <w:sz w:val="24"/>
+          <w:szCs w:val="24"/>
+        </w:rPr>
+        <w:t xml:space="preserve">no existían</w:t>
+      </w:r>
+      <w:r>
+        <w:rPr>
+          <w:rFonts w:ascii="Times New Roman" w:cs="Times New Roman" w:eastAsia="Times New Roman" w:hAnsi="Times New Roman"/>
+          <w:color w:val="000000"/>
+          <w:sz w:val="24"/>
+          <w:szCs w:val="24"/>
+        </w:rPr>
+        <w:t xml:space="preserve"> cuando se tomaron las decisiones.</w:t>
+      </w:r>
+    </w:p>
+    <w:p>
+      <w:pPr>
+        <w:spacing w:after="0" w:line="480" w:lineRule="auto"/>
+        <w:ind w:firstLine="720"/>
+      </w:pPr>
+      <w:r>
+        <w:rPr>
+          <w:rFonts w:ascii="Times New Roman" w:cs="Times New Roman" w:eastAsia="Times New Roman" w:hAnsi="Times New Roman"/>
+          <w:color w:val="000000"/>
+          <w:sz w:val="24"/>
+          <w:szCs w:val="24"/>
+        </w:rPr>
+        <w:t xml:space="preserve">El panel del proyecto termina el </w:t>
+      </w:r>
+      <w:r>
+        <w:rPr>
+          <w:rFonts w:ascii="Times New Roman" w:cs="Times New Roman" w:eastAsia="Times New Roman" w:hAnsi="Times New Roman"/>
+          <w:b/>
+          <w:bCs/>
+          <w:color w:val="000000"/>
+          <w:sz w:val="24"/>
+          <w:szCs w:val="24"/>
+        </w:rPr>
+        <w:t xml:space="preserve">05/08/2026</w:t>
+      </w:r>
+      <w:r>
+        <w:rPr>
+          <w:rFonts w:ascii="Times New Roman" w:cs="Times New Roman" w:eastAsia="Times New Roman" w:hAnsi="Times New Roman"/>
+          <w:color w:val="000000"/>
+          <w:sz w:val="24"/>
+          <w:szCs w:val="24"/>
+        </w:rPr>
+        <w:t xml:space="preserve">. El 08/09 se descargaron las velas que el mercado produjo desde entonces —</w:t>
+      </w:r>
+      <w:r>
+        <w:rPr>
+          <w:rFonts w:ascii="Times New Roman" w:cs="Times New Roman" w:eastAsia="Times New Roman" w:hAnsi="Times New Roman"/>
+          <w:b/>
+          <w:bCs/>
+          <w:color w:val="000000"/>
+          <w:sz w:val="24"/>
+          <w:szCs w:val="24"/>
+        </w:rPr>
+        <w:t xml:space="preserve">200 velas, 192 evaluables</w:t>
+      </w:r>
+      <w:r>
+        <w:rPr>
+          <w:rFonts w:ascii="Times New Roman" w:cs="Times New Roman" w:eastAsia="Times New Roman" w:hAnsi="Times New Roman"/>
+          <w:color w:val="000000"/>
+          <w:sz w:val="24"/>
+          <w:szCs w:val="24"/>
+        </w:rPr>
+        <w:t xml:space="preserve">— y se le pidieron al modelo </w:t>
+      </w:r>
+      <w:r>
+        <w:rPr>
+          <w:rFonts w:ascii="Times New Roman" w:cs="Times New Roman" w:eastAsia="Times New Roman" w:hAnsi="Times New Roman"/>
+          <w:b/>
+          <w:bCs/>
+          <w:color w:val="000000"/>
+          <w:sz w:val="24"/>
+          <w:szCs w:val="24"/>
+        </w:rPr>
+        <w:t xml:space="preserve">sin reentrenarlo</w:t>
+      </w:r>
+      <w:r>
+        <w:rPr>
+          <w:rFonts w:ascii="Times New Roman" w:cs="Times New Roman" w:eastAsia="Times New Roman" w:hAnsi="Times New Roman"/>
+          <w:color w:val="000000"/>
+          <w:sz w:val="24"/>
+          <w:szCs w:val="24"/>
+        </w:rPr>
+        <w:t xml:space="preserve">.</w:t>
+      </w:r>
+    </w:p>
+    <w:p>
+      <w:pPr>
+        <w:spacing w:after="0" w:line="480" w:lineRule="auto"/>
+        <w:ind w:firstLine="720"/>
+      </w:pPr>
+      <w:r>
+        <w:rPr>
+          <w:rFonts w:ascii="Times New Roman" w:cs="Times New Roman" w:eastAsia="Times New Roman" w:hAnsi="Times New Roman"/>
+          <w:b/>
+          <w:bCs/>
+          <w:color w:val="000000"/>
+          <w:sz w:val="24"/>
+          <w:szCs w:val="24"/>
+        </w:rPr>
+        <w:t xml:space="preserve">La diferencia es +0,066181</w:t>
+      </w:r>
+      <w:r>
+        <w:rPr>
+          <w:rFonts w:ascii="Times New Roman" w:cs="Times New Roman" w:eastAsia="Times New Roman" w:hAnsi="Times New Roman"/>
+          <w:color w:val="000000"/>
+          <w:sz w:val="24"/>
+          <w:szCs w:val="24"/>
+        </w:rPr>
+        <w:t xml:space="preserve">, la mayor de todas las que este informe reporta: mayor que la del bloque de prueba (+0,035021) y que la del agregado de nueve tramos (+0,051285). Le gana al azar en </w:t>
+      </w:r>
+      <w:r>
+        <w:rPr>
+          <w:rFonts w:ascii="Times New Roman" w:cs="Times New Roman" w:eastAsia="Times New Roman" w:hAnsi="Times New Roman"/>
+          <w:b/>
+          <w:bCs/>
+          <w:color w:val="000000"/>
+          <w:sz w:val="24"/>
+          <w:szCs w:val="24"/>
+        </w:rPr>
+        <w:t xml:space="preserve">las dos clases</w:t>
+      </w:r>
+      <w:r>
+        <w:rPr>
+          <w:rFonts w:ascii="Times New Roman" w:cs="Times New Roman" w:eastAsia="Times New Roman" w:hAnsi="Times New Roman"/>
+          <w:color w:val="000000"/>
+          <w:sz w:val="24"/>
+          <w:szCs w:val="24"/>
+        </w:rPr>
+        <w:t xml:space="preserve">, y </w:t>
+      </w:r>
+      <w:r>
+        <w:rPr>
+          <w:rFonts w:ascii="Times New Roman" w:cs="Times New Roman" w:eastAsia="Times New Roman" w:hAnsi="Times New Roman"/>
+          <w:b/>
+          <w:bCs/>
+          <w:color w:val="000000"/>
+          <w:sz w:val="24"/>
+          <w:szCs w:val="24"/>
+        </w:rPr>
+        <w:t xml:space="preserve">duplica</w:t>
+      </w:r>
+      <w:r>
+        <w:rPr>
+          <w:rFonts w:ascii="Times New Roman" w:cs="Times New Roman" w:eastAsia="Times New Roman" w:hAnsi="Times New Roman"/>
+          <w:color w:val="000000"/>
+          <w:sz w:val="24"/>
+          <w:szCs w:val="24"/>
+        </w:rPr>
+        <w:t xml:space="preserve"> la precisión direccional.</w:t>
+      </w:r>
+    </w:p>
+    <w:p>
+      <w:pPr>
+        <w:spacing w:after="0" w:line="480" w:lineRule="auto"/>
+        <w:ind w:firstLine="720"/>
+      </w:pPr>
+      <w:r>
+        <w:rPr>
+          <w:rFonts w:ascii="Times New Roman" w:cs="Times New Roman" w:eastAsia="Times New Roman" w:hAnsi="Times New Roman"/>
+          <w:b/>
+          <w:bCs/>
+          <w:color w:val="000000"/>
+          <w:sz w:val="24"/>
+          <w:szCs w:val="24"/>
+        </w:rPr>
+        <w:t xml:space="preserve">Y su intervalo incluye el cero:</w:t>
+      </w:r>
+      <w:r>
+        <w:rPr>
+          <w:rFonts w:ascii="Times New Roman" w:cs="Times New Roman" w:eastAsia="Times New Roman" w:hAnsi="Times New Roman"/>
+          <w:color w:val="000000"/>
+          <w:sz w:val="24"/>
+          <w:szCs w:val="24"/>
+        </w:rPr>
+        <w:t xml:space="preserve"> [−0,043087 , +0,194589]. Con 192 velas y nueve ejemplos de cada clase extrema no podía ser de otra manera — la curva de potencia de la Figura 4 dice que ni siquiera con mil velas se llega al 50 % de probabilidad de detectarlo.</w:t>
+      </w:r>
+    </w:p>
+    <w:p>
+      <w:pPr>
+        <w:spacing w:after="0" w:line="480" w:lineRule="auto"/>
+        <w:ind w:left="720"/>
+      </w:pPr>
+      <w:r>
+        <w:rPr>
+          <w:rFonts w:ascii="Times New Roman" w:cs="Times New Roman" w:eastAsia="Times New Roman" w:hAnsi="Times New Roman"/>
+          <w:b/>
+          <w:bCs/>
+          <w:color w:val="000000"/>
+          <w:sz w:val="24"/>
+          <w:szCs w:val="24"/>
+        </w:rPr>
+        <w:t xml:space="preserve">Lo que esta prueba podía hacer y lo que no.</w:t>
+      </w:r>
+      <w:r>
+        <w:rPr>
+          <w:rFonts w:ascii="Times New Roman" w:cs="Times New Roman" w:eastAsia="Times New Roman" w:hAnsi="Times New Roman"/>
+          <w:color w:val="000000"/>
+          <w:sz w:val="24"/>
+          <w:szCs w:val="24"/>
+        </w:rPr>
+        <w:t xml:space="preserve"> No podía confirmar detección: no tiene tamaño para eso, y se dijo </w:t>
+      </w:r>
+      <w:r>
+        <w:rPr>
+          <w:rFonts w:ascii="Times New Roman" w:cs="Times New Roman" w:eastAsia="Times New Roman" w:hAnsi="Times New Roman"/>
+          <w:b/>
+          <w:bCs/>
+          <w:color w:val="000000"/>
+          <w:sz w:val="24"/>
+          <w:szCs w:val="24"/>
+        </w:rPr>
+        <w:t xml:space="preserve">antes</w:t>
+      </w:r>
+      <w:r>
+        <w:rPr>
+          <w:rFonts w:ascii="Times New Roman" w:cs="Times New Roman" w:eastAsia="Times New Roman" w:hAnsi="Times New Roman"/>
+          <w:color w:val="000000"/>
+          <w:sz w:val="24"/>
+          <w:szCs w:val="24"/>
+        </w:rPr>
+        <w:t xml:space="preserve"> de mirar el resultado. Lo que sí podía era </w:t>
+      </w:r>
+      <w:r>
+        <w:rPr>
+          <w:rFonts w:ascii="Times New Roman" w:cs="Times New Roman" w:eastAsia="Times New Roman" w:hAnsi="Times New Roman"/>
+          <w:b/>
+          <w:bCs/>
+          <w:color w:val="000000"/>
+          <w:sz w:val="24"/>
+          <w:szCs w:val="24"/>
+        </w:rPr>
+        <w:t xml:space="preserve">desmentirla</w:t>
+      </w:r>
+      <w:r>
+        <w:rPr>
+          <w:rFonts w:ascii="Times New Roman" w:cs="Times New Roman" w:eastAsia="Times New Roman" w:hAnsi="Times New Roman"/>
+          <w:color w:val="000000"/>
+          <w:sz w:val="24"/>
+          <w:szCs w:val="24"/>
+        </w:rPr>
+        <w:t xml:space="preserve"> — si el modelo hubiera salido claramente por debajo del azar sobre datos frescos, habría sido informativo y habría que reportarlo.  No la desmintió. Sobre datos que nadie pudo haber usado para ajustar nada, el modelo se comporta </w:t>
+      </w:r>
+      <w:r>
+        <w:rPr>
+          <w:rFonts w:ascii="Times New Roman" w:cs="Times New Roman" w:eastAsia="Times New Roman" w:hAnsi="Times New Roman"/>
+          <w:b/>
+          <w:bCs/>
+          <w:color w:val="000000"/>
+          <w:sz w:val="24"/>
+          <w:szCs w:val="24"/>
+        </w:rPr>
+        <w:t xml:space="preserve">al menos tan bien como en todo lo demás</w:t>
+      </w:r>
+      <w:r>
+        <w:rPr>
+          <w:rFonts w:ascii="Times New Roman" w:cs="Times New Roman" w:eastAsia="Times New Roman" w:hAnsi="Times New Roman"/>
+          <w:color w:val="000000"/>
+          <w:sz w:val="24"/>
+          <w:szCs w:val="24"/>
+        </w:rPr>
+        <w:t xml:space="preserve">.</w:t>
       </w:r>
     </w:p>
     <w:p>

--- a/docs/entregas/semana-5/Caso 1 - Semana 5 - Informe final.docx
+++ b/docs/entregas/semana-5/Caso 1 - Semana 5 - Informe final.docx
@@ -32574,18 +32574,176 @@
     <w:p>
       <w:pPr>
         <w:spacing w:after="0" w:line="480" w:lineRule="auto"/>
-        <w:ind w:firstLine="720"/>
-      </w:pPr>
+        <w:ind w:left="720" w:hanging="720"/>
+      </w:pPr>
+      <w:r>
+        <w:rPr>
+          <w:rFonts w:ascii="Times New Roman" w:cs="Times New Roman" w:eastAsia="Times New Roman" w:hAnsi="Times New Roman"/>
+          <w:color w:val="000000"/>
+          <w:sz w:val="24"/>
+          <w:szCs w:val="24"/>
+        </w:rPr>
+        <w:t xml:space="preserve">Ansari, A. F., Stella, L., Turkmen, C., Zhang, X., Mercado, P., Shen, H., Shchur, O., Rangapuram, S. S., Pineda Arango, S., Kapoor, S., Zschiegner, J., Maddix, D. C., Wang, H., Mahoney, M. W., Torkkola, K., Wilson, A. G., Bohlke-Schneider, M., &amp; Wang, Y. (2024). </w:t>
+      </w:r>
       <w:r>
         <w:rPr>
           <w:rFonts w:ascii="Times New Roman" w:cs="Times New Roman" w:eastAsia="Times New Roman" w:hAnsi="Times New Roman"/>
           <w:i/>
           <w:iCs/>
-          <w:color w:val="595959"/>
-          <w:sz w:val="24"/>
-          <w:szCs w:val="24"/>
-        </w:rPr>
-        <w:t xml:space="preserve">[PENDIENTE — no se encontraron referencias en las secciones.]</w:t>
+          <w:color w:val="000000"/>
+          <w:sz w:val="24"/>
+          <w:szCs w:val="24"/>
+        </w:rPr>
+        <w:t xml:space="preserve">Chronos: Learning the language of time series</w:t>
+      </w:r>
+      <w:r>
+        <w:rPr>
+          <w:rFonts w:ascii="Times New Roman" w:cs="Times New Roman" w:eastAsia="Times New Roman" w:hAnsi="Times New Roman"/>
+          <w:color w:val="000000"/>
+          <w:sz w:val="24"/>
+          <w:szCs w:val="24"/>
+        </w:rPr>
+        <w:t xml:space="preserve"> (Preprint). arXiv. https://doi.org/10.48550/arXiv.2403.07815</w:t>
+      </w:r>
+    </w:p>
+    <w:p>
+      <w:pPr>
+        <w:spacing w:after="0" w:line="480" w:lineRule="auto"/>
+        <w:ind w:left="720" w:hanging="720"/>
+      </w:pPr>
+      <w:r>
+        <w:rPr>
+          <w:rFonts w:ascii="Times New Roman" w:cs="Times New Roman" w:eastAsia="Times New Roman" w:hAnsi="Times New Roman"/>
+          <w:color w:val="000000"/>
+          <w:sz w:val="24"/>
+          <w:szCs w:val="24"/>
+        </w:rPr>
+        <w:t xml:space="preserve">Breiman, L. (2001). Random forests. </w:t>
+      </w:r>
+      <w:r>
+        <w:rPr>
+          <w:rFonts w:ascii="Times New Roman" w:cs="Times New Roman" w:eastAsia="Times New Roman" w:hAnsi="Times New Roman"/>
+          <w:i/>
+          <w:iCs/>
+          <w:color w:val="000000"/>
+          <w:sz w:val="24"/>
+          <w:szCs w:val="24"/>
+        </w:rPr>
+        <w:t xml:space="preserve">Machine Learning, 45</w:t>
+      </w:r>
+      <w:r>
+        <w:rPr>
+          <w:rFonts w:ascii="Times New Roman" w:cs="Times New Roman" w:eastAsia="Times New Roman" w:hAnsi="Times New Roman"/>
+          <w:color w:val="000000"/>
+          <w:sz w:val="24"/>
+          <w:szCs w:val="24"/>
+        </w:rPr>
+        <w:t xml:space="preserve">(1), 5–32. https://doi.org/10.1023/A:1010933404324</w:t>
+      </w:r>
+    </w:p>
+    <w:p>
+      <w:pPr>
+        <w:spacing w:after="0" w:line="480" w:lineRule="auto"/>
+        <w:ind w:left="720" w:hanging="720"/>
+      </w:pPr>
+      <w:r>
+        <w:rPr>
+          <w:rFonts w:ascii="Times New Roman" w:cs="Times New Roman" w:eastAsia="Times New Roman" w:hAnsi="Times New Roman"/>
+          <w:color w:val="000000"/>
+          <w:sz w:val="24"/>
+          <w:szCs w:val="24"/>
+        </w:rPr>
+        <w:t xml:space="preserve">Vaswani, A., Shazeer, N., Parmar, N., Uszkoreit, J., Jones, L., Gomez, A. N., Kaiser, L., &amp; Polosukhin, I. (2017). </w:t>
+      </w:r>
+      <w:r>
+        <w:rPr>
+          <w:rFonts w:ascii="Times New Roman" w:cs="Times New Roman" w:eastAsia="Times New Roman" w:hAnsi="Times New Roman"/>
+          <w:i/>
+          <w:iCs/>
+          <w:color w:val="000000"/>
+          <w:sz w:val="24"/>
+          <w:szCs w:val="24"/>
+        </w:rPr>
+        <w:t xml:space="preserve">Attention is all you need</w:t>
+      </w:r>
+      <w:r>
+        <w:rPr>
+          <w:rFonts w:ascii="Times New Roman" w:cs="Times New Roman" w:eastAsia="Times New Roman" w:hAnsi="Times New Roman"/>
+          <w:color w:val="000000"/>
+          <w:sz w:val="24"/>
+          <w:szCs w:val="24"/>
+        </w:rPr>
+        <w:t xml:space="preserve"> (Preprint). arXiv. https://doi.org/10.48550/arXiv.1706.03762</w:t>
+      </w:r>
+    </w:p>
+    <w:p>
+      <w:pPr>
+        <w:spacing w:after="0" w:line="480" w:lineRule="auto"/>
+        <w:ind w:left="720" w:hanging="720"/>
+      </w:pPr>
+      <w:r>
+        <w:rPr>
+          <w:rFonts w:ascii="Times New Roman" w:cs="Times New Roman" w:eastAsia="Times New Roman" w:hAnsi="Times New Roman"/>
+          <w:color w:val="000000"/>
+          <w:sz w:val="24"/>
+          <w:szCs w:val="24"/>
+        </w:rPr>
+        <w:t xml:space="preserve">Wang, P. (2024). </w:t>
+      </w:r>
+      <w:r>
+        <w:rPr>
+          <w:rFonts w:ascii="Times New Roman" w:cs="Times New Roman" w:eastAsia="Times New Roman" w:hAnsi="Times New Roman"/>
+          <w:i/>
+          <w:iCs/>
+          <w:color w:val="000000"/>
+          <w:sz w:val="24"/>
+          <w:szCs w:val="24"/>
+        </w:rPr>
+        <w:t xml:space="preserve">iTransformer</w:t>
+      </w:r>
+      <w:r>
+        <w:rPr>
+          <w:rFonts w:ascii="Times New Roman" w:cs="Times New Roman" w:eastAsia="Times New Roman" w:hAnsi="Times New Roman"/>
+          <w:color w:val="000000"/>
+          <w:sz w:val="24"/>
+          <w:szCs w:val="24"/>
+        </w:rPr>
+        <w:t xml:space="preserve"> (Versión 0.8.1) [Software]. GitHub. https://github.com/lucidrains/iTransformer</w:t>
+      </w:r>
+    </w:p>
+    <w:p>
+      <w:pPr>
+        <w:spacing w:after="0" w:line="480" w:lineRule="auto"/>
+        <w:ind w:left="720" w:hanging="720"/>
+      </w:pPr>
+      <w:r>
+        <w:rPr>
+          <w:rFonts w:ascii="Times New Roman" w:cs="Times New Roman" w:eastAsia="Times New Roman" w:hAnsi="Times New Roman"/>
+          <w:color w:val="000000"/>
+          <w:sz w:val="24"/>
+          <w:szCs w:val="24"/>
+        </w:rPr>
+        <w:t xml:space="preserve">Zeng, A., Chen, M., Zhang, L., &amp; Xu, Q. (2023). Are Transformers effective for time series forecasting? </w:t>
+      </w:r>
+      <w:r>
+        <w:rPr>
+          <w:rFonts w:ascii="Times New Roman" w:cs="Times New Roman" w:eastAsia="Times New Roman" w:hAnsi="Times New Roman"/>
+          <w:i/>
+          <w:iCs/>
+          <w:color w:val="000000"/>
+          <w:sz w:val="24"/>
+          <w:szCs w:val="24"/>
+        </w:rPr>
+        <w:t xml:space="preserve">Proceedings of the AAAI Conference on Artificial Intelligence, 37</w:t>
+      </w:r>
+      <w:r>
+        <w:rPr>
+          <w:rFonts w:ascii="Times New Roman" w:cs="Times New Roman" w:eastAsia="Times New Roman" w:hAnsi="Times New Roman"/>
+          <w:color w:val="000000"/>
+          <w:sz w:val="24"/>
+          <w:szCs w:val="24"/>
+        </w:rPr>
+        <w:t xml:space="preserve">(9), 11121–11128. https://doi.org/10.1609/aaai.v37i9.26317</w:t>
       </w:r>
     </w:p>
     <w:sectPr>

--- a/docs/entregas/semana-5/Caso 1 - Semana 5 - Informe final.docx
+++ b/docs/entregas/semana-5/Caso 1 - Semana 5 - Informe final.docx
@@ -506,16 +506,16 @@
           <w:sz w:val="24"/>
           <w:szCs w:val="24"/>
         </w:rPr>
-        <w:t xml:space="preserve">El sistema detecta puntos de inflexión mejor que el azar, y está demostrado.</w:t>
-      </w:r>
-      <w:r>
-        <w:rPr>
-          <w:rFonts w:ascii="Times New Roman" w:cs="Times New Roman" w:eastAsia="Times New Roman" w:hAnsi="Times New Roman"/>
-          <w:color w:val="000000"/>
-          <w:sz w:val="24"/>
-          <w:szCs w:val="24"/>
-        </w:rPr>
-        <w:t xml:space="preserve"> Sobre </w:t>
+        <w:t xml:space="preserve">El sistema detecta puntos de inflexión mejor que el azar.</w:t>
+      </w:r>
+      <w:r>
+        <w:rPr>
+          <w:rFonts w:ascii="Times New Roman" w:cs="Times New Roman" w:eastAsia="Times New Roman" w:hAnsi="Times New Roman"/>
+          <w:color w:val="000000"/>
+          <w:sz w:val="24"/>
+          <w:szCs w:val="24"/>
+        </w:rPr>
+        <w:t xml:space="preserve"> Está demostrado sobre </w:t>
       </w:r>
       <w:r>
         <w:rPr>
@@ -587,7 +587,7 @@
           <w:sz w:val="24"/>
           <w:szCs w:val="24"/>
         </w:rPr>
-        <w:t xml:space="preserve">Y hay una tercera medición que no depende de la disciplina de nadie.</w:t>
+        <w:t xml:space="preserve">Y hay una segunda medición que no depende de la disciplina de nadie.</w:t>
       </w:r>
       <w:r>
         <w:rPr>
@@ -779,7 +779,53 @@
           <w:sz w:val="24"/>
           <w:szCs w:val="24"/>
         </w:rPr>
-        <w:t xml:space="preserve">Las dos cosas son ciertas y la explicación está medida.</w:t>
+        <w:t xml:space="preserve">Son tres mediciones distintas y conviene no confundirlas:</w:t>
+      </w:r>
+      <w:r>
+        <w:rPr>
+          <w:rFonts w:ascii="Times New Roman" w:cs="Times New Roman" w:eastAsia="Times New Roman" w:hAnsi="Times New Roman"/>
+          <w:color w:val="000000"/>
+          <w:sz w:val="24"/>
+          <w:szCs w:val="24"/>
+        </w:rPr>
+        <w:t xml:space="preserve"> la de arriba —nueve períodos, la más potente—, la del bloque fresco —la más limpia, y la más pequeña— y la del bloque de prueba —</w:t>
+      </w:r>
+      <w:r>
+        <w:rPr>
+          <w:rFonts w:ascii="Times New Roman" w:cs="Times New Roman" w:eastAsia="Times New Roman" w:hAnsi="Times New Roman"/>
+          <w:b/>
+          <w:bCs/>
+          <w:color w:val="000000"/>
+          <w:sz w:val="24"/>
+          <w:szCs w:val="24"/>
+        </w:rPr>
+        <w:t xml:space="preserve">la única oficial</w:t>
+      </w:r>
+      <w:r>
+        <w:rPr>
+          <w:rFonts w:ascii="Times New Roman" w:cs="Times New Roman" w:eastAsia="Times New Roman" w:hAnsi="Times New Roman"/>
+          <w:color w:val="000000"/>
+          <w:sz w:val="24"/>
+          <w:szCs w:val="24"/>
+        </w:rPr>
+        <w:t xml:space="preserve">, y la que el informe reporta—.</w:t>
+      </w:r>
+    </w:p>
+    <w:p>
+      <w:pPr>
+        <w:spacing w:after="0" w:line="480" w:lineRule="auto"/>
+        <w:ind w:firstLine="720"/>
+      </w:pPr>
+      <w:r>
+        <w:rPr>
+          <w:rFonts w:ascii="Times New Roman" w:cs="Times New Roman" w:eastAsia="Times New Roman" w:hAnsi="Times New Roman"/>
+          <w:b/>
+          <w:bCs/>
+          <w:color w:val="000000"/>
+          <w:sz w:val="24"/>
+          <w:szCs w:val="24"/>
+        </w:rPr>
+        <w:t xml:space="preserve">Las tres apuntan al mismo lado y la explicación está medida.</w:t>
       </w:r>
       <w:r>
         <w:rPr>
@@ -28779,7 +28825,22 @@
           <w:sz w:val="24"/>
           <w:szCs w:val="24"/>
         </w:rPr>
-        <w:t xml:space="preserve">, sin tocar la reserva —ya gastada— y midiendo todo sobre validación.</w:t>
+        <w:t xml:space="preserve">, sin tocar la reserva —ya gastada— y midiendo todo sobre datos que sí se pueden volver a mirar.</w:t>
+      </w:r>
+    </w:p>
+    <w:p>
+      <w:pPr>
+        <w:spacing w:after="0" w:line="480" w:lineRule="auto"/>
+        <w:ind w:firstLine="720"/>
+      </w:pPr>
+      <w:r>
+        <w:rPr>
+          <w:rFonts w:ascii="Times New Roman" w:cs="Times New Roman" w:eastAsia="Times New Roman" w:hAnsi="Times New Roman"/>
+          <w:color w:val="000000"/>
+          <w:sz w:val="24"/>
+          <w:szCs w:val="24"/>
+        </w:rPr>
+        <w:t xml:space="preserve">Salieron dos investigaciones distintas, y conviene leerlas por separado:</w:t>
       </w:r>
     </w:p>
     <w:p>
@@ -29041,7 +29102,7 @@
           <w:sz w:val="24"/>
           <w:szCs w:val="24"/>
         </w:rPr>
-        <w:t xml:space="preserve">Los arreglos que probamos</w:t>
+        <w:t xml:space="preserve">Lo que sí resolvió la pregunta: medir muchas veces en vez de una</w:t>
       </w:r>
     </w:p>
     <w:p>
@@ -29052,22 +29113,31 @@
       <w:r>
         <w:rPr>
           <w:rFonts w:ascii="Times New Roman" w:cs="Times New Roman" w:eastAsia="Times New Roman" w:hAnsi="Times New Roman"/>
-          <w:b/>
-          <w:bCs/>
-          <w:color w:val="000000"/>
-          <w:sz w:val="24"/>
-          <w:szCs w:val="24"/>
-        </w:rPr>
-        <w:t xml:space="preserve">Exigir un margen mínimo</w:t>
-      </w:r>
-      <w:r>
-        <w:rPr>
-          <w:rFonts w:ascii="Times New Roman" w:cs="Times New Roman" w:eastAsia="Times New Roman" w:hAnsi="Times New Roman"/>
-          <w:color w:val="000000"/>
-          <w:sz w:val="24"/>
-          <w:szCs w:val="24"/>
-        </w:rPr>
-        <w:t xml:space="preserve"> para llamar extremo a una vela — si un extremo que gana por 0,05 % es indistinguible del ruido, etiquetarlo igual que uno que gana por 3 % le pide al modelo aprender algo que no está ahí:</w:t>
+          <w:color w:val="000000"/>
+          <w:sz w:val="24"/>
+          <w:szCs w:val="24"/>
+        </w:rPr>
+        <w:t xml:space="preserve">El cuello de botella no era el modelo ni el criterio: era que </w:t>
+      </w:r>
+      <w:r>
+        <w:rPr>
+          <w:rFonts w:ascii="Times New Roman" w:cs="Times New Roman" w:eastAsia="Times New Roman" w:hAnsi="Times New Roman"/>
+          <w:b/>
+          <w:bCs/>
+          <w:color w:val="000000"/>
+          <w:sz w:val="24"/>
+          <w:szCs w:val="24"/>
+        </w:rPr>
+        <w:t xml:space="preserve">una sola medición sobre 86 ejemplos de cada clase no puede dar un intervalo estrecho</w:t>
+      </w:r>
+      <w:r>
+        <w:rPr>
+          <w:rFonts w:ascii="Times New Roman" w:cs="Times New Roman" w:eastAsia="Times New Roman" w:hAnsi="Times New Roman"/>
+          <w:color w:val="000000"/>
+          <w:sz w:val="24"/>
+          <w:szCs w:val="24"/>
+        </w:rPr>
+        <w:t xml:space="preserve">.</w:t>
       </w:r>
     </w:p>
     <w:p>
@@ -29078,62 +29148,31 @@
       <w:r>
         <w:rPr>
           <w:rFonts w:ascii="Times New Roman" w:cs="Times New Roman" w:eastAsia="Times New Roman" w:hAnsi="Times New Roman"/>
-          <w:b/>
-          <w:bCs/>
-          <w:color w:val="000000"/>
-          <w:sz w:val="24"/>
-          <w:szCs w:val="24"/>
-        </w:rPr>
-        <w:t xml:space="preserve">Juntar picos y valles</w:t>
-      </w:r>
-      <w:r>
-        <w:rPr>
-          <w:rFonts w:ascii="Times New Roman" w:cs="Times New Roman" w:eastAsia="Times New Roman" w:hAnsi="Times New Roman"/>
-          <w:color w:val="000000"/>
-          <w:sz w:val="24"/>
-          <w:szCs w:val="24"/>
-        </w:rPr>
-        <w:t xml:space="preserve"> en una sola clase «punto de inflexión», que duplica los ejemplos de la clase rara y elimina la asimetría de raíz: la ventaja pasa de </w:t>
-      </w:r>
-      <w:r>
-        <w:rPr>
-          <w:rFonts w:ascii="Times New Roman" w:cs="Times New Roman" w:eastAsia="Times New Roman" w:hAnsi="Times New Roman"/>
-          <w:b/>
-          <w:bCs/>
-          <w:color w:val="000000"/>
-          <w:sz w:val="24"/>
-          <w:szCs w:val="24"/>
-        </w:rPr>
-        <w:t xml:space="preserve">+0,0537</w:t>
-      </w:r>
-      <w:r>
-        <w:rPr>
-          <w:rFonts w:ascii="Times New Roman" w:cs="Times New Roman" w:eastAsia="Times New Roman" w:hAnsi="Times New Roman"/>
-          <w:color w:val="000000"/>
-          <w:sz w:val="24"/>
-          <w:szCs w:val="24"/>
-        </w:rPr>
-        <w:t xml:space="preserve"> a </w:t>
-      </w:r>
-      <w:r>
-        <w:rPr>
-          <w:rFonts w:ascii="Times New Roman" w:cs="Times New Roman" w:eastAsia="Times New Roman" w:hAnsi="Times New Roman"/>
-          <w:b/>
-          <w:bCs/>
-          <w:color w:val="000000"/>
-          <w:sz w:val="24"/>
-          <w:szCs w:val="24"/>
-        </w:rPr>
-        <w:t xml:space="preserve">−0,0293</w:t>
-      </w:r>
-      <w:r>
-        <w:rPr>
-          <w:rFonts w:ascii="Times New Roman" w:cs="Times New Roman" w:eastAsia="Times New Roman" w:hAnsi="Times New Roman"/>
-          <w:color w:val="000000"/>
-          <w:sz w:val="24"/>
-          <w:szCs w:val="24"/>
-        </w:rPr>
-        <w:t xml:space="preserve">.</w:t>
+          <w:color w:val="000000"/>
+          <w:sz w:val="24"/>
+          <w:szCs w:val="24"/>
+        </w:rPr>
+        <w:t xml:space="preserve">Se probó la alternativa correcta para series de tiempo: </w:t>
+      </w:r>
+      <w:r>
+        <w:rPr>
+          <w:rFonts w:ascii="Times New Roman" w:cs="Times New Roman" w:eastAsia="Times New Roman" w:hAnsi="Times New Roman"/>
+          <w:b/>
+          <w:bCs/>
+          <w:color w:val="000000"/>
+          <w:sz w:val="24"/>
+          <w:szCs w:val="24"/>
+        </w:rPr>
+        <w:t xml:space="preserve">validación walk-forward</w:t>
+      </w:r>
+      <w:r>
+        <w:rPr>
+          <w:rFonts w:ascii="Times New Roman" w:cs="Times New Roman" w:eastAsia="Times New Roman" w:hAnsi="Times New Roman"/>
+          <w:color w:val="000000"/>
+          <w:sz w:val="24"/>
+          <w:szCs w:val="24"/>
+        </w:rPr>
+        <w:t xml:space="preserve">. En vez de un bloque medido una vez, se avanza por la serie entrenando con lo anterior y midiendo en el tramo siguiente, con el mismo embargo en cada frontera. El procedimiento se fijó antes de correrlo y no se tocó después.</w:t>
       </w:r>
     </w:p>
     <w:p>
@@ -29144,60 +29183,62 @@
       <w:r>
         <w:rPr>
           <w:rFonts w:ascii="Times New Roman" w:cs="Times New Roman" w:eastAsia="Times New Roman" w:hAnsi="Times New Roman"/>
-          <w:b/>
-          <w:bCs/>
-          <w:color w:val="000000"/>
-          <w:sz w:val="24"/>
-          <w:szCs w:val="24"/>
-        </w:rPr>
-        <w:t xml:space="preserve">Corregir la regla de decisión, no el entrenamiento.</w:t>
-      </w:r>
-      <w:r>
-        <w:rPr>
-          <w:rFonts w:ascii="Times New Roman" w:cs="Times New Roman" w:eastAsia="Times New Roman" w:hAnsi="Times New Roman"/>
-          <w:color w:val="000000"/>
-          <w:sz w:val="24"/>
-          <w:szCs w:val="24"/>
-        </w:rPr>
-        <w:t xml:space="preserve"> </w:t>
-      </w:r>
-      <w:r>
-        <w:rPr>
-          <w:rFonts w:ascii="Courier New" w:cs="Courier New" w:eastAsia="Courier New" w:hAnsi="Courier New"/>
-          <w:color w:val="000000"/>
-          <w:sz w:val="22"/>
-          <w:szCs w:val="22"/>
-        </w:rPr>
-        <w:t xml:space="preserve">predecir()</w:t>
-      </w:r>
-      <w:r>
-        <w:rPr>
-          <w:rFonts w:ascii="Times New Roman" w:cs="Times New Roman" w:eastAsia="Times New Roman" w:hAnsi="Times New Roman"/>
-          <w:color w:val="000000"/>
-          <w:sz w:val="24"/>
-          <w:szCs w:val="24"/>
-        </w:rPr>
-        <w:t xml:space="preserve"> elige la clase más probable, y con un 90,7 % de «continuidad» esa clase casi siempre gana aunque el modelo tenga información útil sobre las raras. Se probó elegir la clase que más se aparta de su frecuencia base —el arreglo estándar para clases desbalanceadas— con un solo parámetro, </w:t>
-      </w:r>
-      <w:r>
-        <w:rPr>
-          <w:rFonts w:ascii="Times New Roman" w:cs="Times New Roman" w:eastAsia="Times New Roman" w:hAnsi="Times New Roman"/>
-          <w:b/>
-          <w:bCs/>
-          <w:color w:val="000000"/>
-          <w:sz w:val="24"/>
-          <w:szCs w:val="24"/>
-        </w:rPr>
-        <w:t xml:space="preserve">elegido mirando únicamente datos de entrenamiento</w:t>
-      </w:r>
-      <w:r>
-        <w:rPr>
-          <w:rFonts w:ascii="Times New Roman" w:cs="Times New Roman" w:eastAsia="Times New Roman" w:hAnsi="Times New Roman"/>
-          <w:color w:val="000000"/>
-          <w:sz w:val="24"/>
-          <w:szCs w:val="24"/>
-        </w:rPr>
-        <w:t xml:space="preserve"> y aplicado después a validación una sola vez.</w:t>
+          <w:color w:val="000000"/>
+          <w:sz w:val="24"/>
+          <w:szCs w:val="24"/>
+        </w:rPr>
+        <w:t xml:space="preserve">Los nueve tramos cubren regímenes opuestos, desde uno que cayó un </w:t>
+      </w:r>
+      <w:r>
+        <w:rPr>
+          <w:rFonts w:ascii="Times New Roman" w:cs="Times New Roman" w:eastAsia="Times New Roman" w:hAnsi="Times New Roman"/>
+          <w:b/>
+          <w:bCs/>
+          <w:color w:val="000000"/>
+          <w:sz w:val="24"/>
+          <w:szCs w:val="24"/>
+        </w:rPr>
+        <w:t xml:space="preserve">35,5 %</w:t>
+      </w:r>
+      <w:r>
+        <w:rPr>
+          <w:rFonts w:ascii="Times New Roman" w:cs="Times New Roman" w:eastAsia="Times New Roman" w:hAnsi="Times New Roman"/>
+          <w:color w:val="000000"/>
+          <w:sz w:val="24"/>
+          <w:szCs w:val="24"/>
+        </w:rPr>
+        <w:t xml:space="preserve"> hasta uno que subió un </w:t>
+      </w:r>
+      <w:r>
+        <w:rPr>
+          <w:rFonts w:ascii="Times New Roman" w:cs="Times New Roman" w:eastAsia="Times New Roman" w:hAnsi="Times New Roman"/>
+          <w:b/>
+          <w:bCs/>
+          <w:color w:val="000000"/>
+          <w:sz w:val="24"/>
+          <w:szCs w:val="24"/>
+        </w:rPr>
+        <w:t xml:space="preserve">88,8 %</w:t>
+      </w:r>
+      <w:r>
+        <w:rPr>
+          <w:rFonts w:ascii="Times New Roman" w:cs="Times New Roman" w:eastAsia="Times New Roman" w:hAnsi="Times New Roman"/>
+          <w:color w:val="000000"/>
+          <w:sz w:val="24"/>
+          <w:szCs w:val="24"/>
+        </w:rPr>
+        <w:t xml:space="preserve">. </w:t>
+      </w:r>
+      <w:r>
+        <w:rPr>
+          <w:rFonts w:ascii="Times New Roman" w:cs="Times New Roman" w:eastAsia="Times New Roman" w:hAnsi="Times New Roman"/>
+          <w:b/>
+          <w:bCs/>
+          <w:color w:val="000000"/>
+          <w:sz w:val="24"/>
+          <w:szCs w:val="24"/>
+        </w:rPr>
+        <w:t xml:space="preserve">El bosque gana en todos.</w:t>
       </w:r>
     </w:p>
     <w:p>
@@ -29214,54 +29255,16 @@
           <w:sz w:val="24"/>
           <w:szCs w:val="24"/>
         </w:rPr>
-        <w:t xml:space="preserve">El procedimiento eligió no cambiar nada.</w:t>
-      </w:r>
-      <w:r>
-        <w:rPr>
-          <w:rFonts w:ascii="Times New Roman" w:cs="Times New Roman" w:eastAsia="Times New Roman" w:hAnsi="Times New Roman"/>
-          <w:color w:val="000000"/>
-          <w:sz w:val="24"/>
-          <w:szCs w:val="24"/>
-        </w:rPr>
-        <w:t xml:space="preserve"> Corregir por frecuencia al decidir hace caer el F1 macro de 0,3672 a 0,1023 sobre los datos de calibración, así que el parámetro óptimo resultó ser cero. La razón es que </w:t>
-      </w:r>
-      <w:r>
-        <w:rPr>
-          <w:rFonts w:ascii="Courier New" w:cs="Courier New" w:eastAsia="Courier New" w:hAnsi="Courier New"/>
-          <w:color w:val="000000"/>
-          <w:sz w:val="22"/>
-          <w:szCs w:val="22"/>
-        </w:rPr>
-        <w:t xml:space="preserve">class_weight="balanced"</w:t>
-      </w:r>
-      <w:r>
-        <w:rPr>
-          <w:rFonts w:ascii="Times New Roman" w:cs="Times New Roman" w:eastAsia="Times New Roman" w:hAnsi="Times New Roman"/>
-          <w:color w:val="000000"/>
-          <w:sz w:val="24"/>
-          <w:szCs w:val="24"/>
-        </w:rPr>
-        <w:t xml:space="preserve"> </w:t>
-      </w:r>
-      <w:r>
-        <w:rPr>
-          <w:rFonts w:ascii="Times New Roman" w:cs="Times New Roman" w:eastAsia="Times New Roman" w:hAnsi="Times New Roman"/>
-          <w:b/>
-          <w:bCs/>
-          <w:color w:val="000000"/>
-          <w:sz w:val="24"/>
-          <w:szCs w:val="24"/>
-        </w:rPr>
-        <w:t xml:space="preserve">ya</w:t>
-      </w:r>
-      <w:r>
-        <w:rPr>
-          <w:rFonts w:ascii="Times New Roman" w:cs="Times New Roman" w:eastAsia="Times New Roman" w:hAnsi="Times New Roman"/>
-          <w:color w:val="000000"/>
-          <w:sz w:val="24"/>
-          <w:szCs w:val="24"/>
-        </w:rPr>
-        <w:t xml:space="preserve"> corrige por frecuencia al entrenar: hacerlo otra vez al decidir duplica la corrección y destruye la precisión de las clases raras.</w:t>
+        <w:t xml:space="preserve">Y el mismo procedimiento resuelve la limitación 2</w:t>
+      </w:r>
+      <w:r>
+        <w:rPr>
+          <w:rFonts w:ascii="Times New Roman" w:cs="Times New Roman" w:eastAsia="Times New Roman" w:hAnsi="Times New Roman"/>
+          <w:color w:val="000000"/>
+          <w:sz w:val="24"/>
+          <w:szCs w:val="24"/>
+        </w:rPr>
+        <w:t xml:space="preserve">, que había quedado debilitada porque su intervalo no se reproducía:</w:t>
       </w:r>
     </w:p>
     <w:p>
@@ -29272,29 +29275,22 @@
       <w:r>
         <w:rPr>
           <w:rFonts w:ascii="Times New Roman" w:cs="Times New Roman" w:eastAsia="Times New Roman" w:hAnsi="Times New Roman"/>
-          <w:color w:val="000000"/>
-          <w:sz w:val="24"/>
-          <w:szCs w:val="24"/>
-        </w:rPr>
-        <w:t xml:space="preserve">Es un resultado útil aunque sea negativo: dice que la elección de </w:t>
-      </w:r>
-      <w:r>
-        <w:rPr>
-          <w:rFonts w:ascii="Courier New" w:cs="Courier New" w:eastAsia="Courier New" w:hAnsi="Courier New"/>
-          <w:color w:val="000000"/>
-          <w:sz w:val="22"/>
-          <w:szCs w:val="22"/>
-        </w:rPr>
-        <w:t xml:space="preserve">class_weight</w:t>
-      </w:r>
-      <w:r>
-        <w:rPr>
-          <w:rFonts w:ascii="Times New Roman" w:cs="Times New Roman" w:eastAsia="Times New Roman" w:hAnsi="Times New Roman"/>
-          <w:color w:val="000000"/>
-          <w:sz w:val="24"/>
-          <w:szCs w:val="24"/>
-        </w:rPr>
-        <w:t xml:space="preserve"> que el proyecto hizo en la Semana 2 ya estaba haciendo ese trabajo, y que ahí no queda margen.</w:t>
+          <w:b/>
+          <w:bCs/>
+          <w:color w:val="000000"/>
+          <w:sz w:val="24"/>
+          <w:szCs w:val="24"/>
+        </w:rPr>
+        <w:t xml:space="preserve">Nunca queda por encima, en ningún tramo.</w:t>
+      </w:r>
+      <w:r>
+        <w:rPr>
+          <w:rFonts w:ascii="Times New Roman" w:cs="Times New Roman" w:eastAsia="Times New Roman" w:hAnsi="Times New Roman"/>
+          <w:color w:val="000000"/>
+          <w:sz w:val="24"/>
+          <w:szCs w:val="24"/>
+        </w:rPr>
+        <w:t xml:space="preserve"> La D25 había establecido que, donde entra un modelo no reproducible, el peso lo lleva la estabilidad del signo y no el intervalo. Nueve períodos con el mismo signo es una forma mucho más fuerte de esa condición que cinco semillas sobre un solo bloque.</w:t>
       </w:r>
     </w:p>
     <w:p>
@@ -29305,57 +29301,177 @@
       <w:r>
         <w:rPr>
           <w:rFonts w:ascii="Times New Roman" w:cs="Times New Roman" w:eastAsia="Times New Roman" w:hAnsi="Times New Roman"/>
-          <w:b/>
-          <w:bCs/>
-          <w:color w:val="000000"/>
-          <w:sz w:val="24"/>
-          <w:szCs w:val="24"/>
-        </w:rPr>
-        <w:t xml:space="preserve">Los tres empeoran o no cambian nada</w:t>
-      </w:r>
-      <w:r>
-        <w:rPr>
-          <w:rFonts w:ascii="Times New Roman" w:cs="Times New Roman" w:eastAsia="Times New Roman" w:hAnsi="Times New Roman"/>
-          <w:color w:val="000000"/>
-          <w:sz w:val="24"/>
-          <w:szCs w:val="24"/>
-        </w:rPr>
-        <w:t xml:space="preserve">, y por la misma razón: filtrar o fusionar no arregla que haya pocos ejemplos de la clase rara. Filtrar reduce los máximos de validación de 99 a 27.</w:t>
-      </w:r>
-    </w:p>
-    <w:p>
-      <w:pPr>
-        <w:spacing w:after="0" w:line="480" w:lineRule="auto"/>
-        <w:ind w:firstLine="720"/>
-      </w:pPr>
-      <w:r>
-        <w:rPr>
-          <w:rFonts w:ascii="Times New Roman" w:cs="Times New Roman" w:eastAsia="Times New Roman" w:hAnsi="Times New Roman"/>
-          <w:color w:val="000000"/>
-          <w:sz w:val="24"/>
-          <w:szCs w:val="24"/>
-        </w:rPr>
-        <w:t xml:space="preserve">Visto con lo del recuadro de arriba, el fracaso tiene más sentido: los arreglos atacaban una asimetría que </w:t>
-      </w:r>
-      <w:r>
-        <w:rPr>
-          <w:rFonts w:ascii="Times New Roman" w:cs="Times New Roman" w:eastAsia="Times New Roman" w:hAnsi="Times New Roman"/>
-          <w:b/>
-          <w:bCs/>
-          <w:color w:val="000000"/>
-          <w:sz w:val="24"/>
-          <w:szCs w:val="24"/>
-        </w:rPr>
-        <w:t xml:space="preserve">no es estable</w:t>
-      </w:r>
-      <w:r>
-        <w:rPr>
-          <w:rFonts w:ascii="Times New Roman" w:cs="Times New Roman" w:eastAsia="Times New Roman" w:hAnsi="Times New Roman"/>
-          <w:color w:val="000000"/>
-          <w:sz w:val="24"/>
-          <w:szCs w:val="24"/>
-        </w:rPr>
-        <w:t xml:space="preserve">. Se diseñaron a partir de una lectura del bloque de prueba que las nueve mediciones no confirman.</w:t>
+          <w:color w:val="000000"/>
+          <w:sz w:val="24"/>
+          <w:szCs w:val="24"/>
+        </w:rPr>
+        <w:t xml:space="preserve">Y hay una coincidencia que importa: la ventaja media del walk-forward (</w:t>
+      </w:r>
+      <w:r>
+        <w:rPr>
+          <w:rFonts w:ascii="Times New Roman" w:cs="Times New Roman" w:eastAsia="Times New Roman" w:hAnsi="Times New Roman"/>
+          <w:b/>
+          <w:bCs/>
+          <w:color w:val="000000"/>
+          <w:sz w:val="24"/>
+          <w:szCs w:val="24"/>
+        </w:rPr>
+        <w:t xml:space="preserve">+0,035046</w:t>
+      </w:r>
+      <w:r>
+        <w:rPr>
+          <w:rFonts w:ascii="Times New Roman" w:cs="Times New Roman" w:eastAsia="Times New Roman" w:hAnsi="Times New Roman"/>
+          <w:color w:val="000000"/>
+          <w:sz w:val="24"/>
+          <w:szCs w:val="24"/>
+        </w:rPr>
+        <w:t xml:space="preserve">) y la que dio el bloque de prueba (</w:t>
+      </w:r>
+      <w:r>
+        <w:rPr>
+          <w:rFonts w:ascii="Times New Roman" w:cs="Times New Roman" w:eastAsia="Times New Roman" w:hAnsi="Times New Roman"/>
+          <w:b/>
+          <w:bCs/>
+          <w:color w:val="000000"/>
+          <w:sz w:val="24"/>
+          <w:szCs w:val="24"/>
+        </w:rPr>
+        <w:t xml:space="preserve">+0,035021</w:t>
+      </w:r>
+      <w:r>
+        <w:rPr>
+          <w:rFonts w:ascii="Times New Roman" w:cs="Times New Roman" w:eastAsia="Times New Roman" w:hAnsi="Times New Roman"/>
+          <w:color w:val="000000"/>
+          <w:sz w:val="24"/>
+          <w:szCs w:val="24"/>
+        </w:rPr>
+        <w:t xml:space="preserve">) coinciden hasta la cuarta cifra decimal. </w:t>
+      </w:r>
+      <w:r>
+        <w:rPr>
+          <w:rFonts w:ascii="Times New Roman" w:cs="Times New Roman" w:eastAsia="Times New Roman" w:hAnsi="Times New Roman"/>
+          <w:b/>
+          <w:bCs/>
+          <w:color w:val="000000"/>
+          <w:sz w:val="24"/>
+          <w:szCs w:val="24"/>
+        </w:rPr>
+        <w:t xml:space="preserve">La reserva no tuvo mala suerte</w:t>
+      </w:r>
+      <w:r>
+        <w:rPr>
+          <w:rFonts w:ascii="Times New Roman" w:cs="Times New Roman" w:eastAsia="Times New Roman" w:hAnsi="Times New Roman"/>
+          <w:color w:val="000000"/>
+          <w:sz w:val="24"/>
+          <w:szCs w:val="24"/>
+        </w:rPr>
+        <w:t xml:space="preserve"> — el efecto era del mismo tamaño en los nueve tramos y en el bloque no visto, y lo que faltaba era poder estadístico para distinguirlo del azar.</w:t>
+      </w:r>
+    </w:p>
+    <w:p>
+      <w:pPr>
+        <w:spacing w:after="0" w:line="480" w:lineRule="auto"/>
+        <w:ind w:left="720"/>
+      </w:pPr>
+      <w:r>
+        <w:rPr>
+          <w:rFonts w:ascii="Times New Roman" w:cs="Times New Roman" w:eastAsia="Times New Roman" w:hAnsi="Times New Roman"/>
+          <w:b/>
+          <w:bCs/>
+          <w:color w:val="000000"/>
+          <w:sz w:val="24"/>
+          <w:szCs w:val="24"/>
+        </w:rPr>
+        <w:t xml:space="preserve">Lo que esto NO demuestra, y hay que decirlo.</w:t>
+      </w:r>
+      <w:r>
+        <w:rPr>
+          <w:rFonts w:ascii="Times New Roman" w:cs="Times New Roman" w:eastAsia="Times New Roman" w:hAnsi="Times New Roman"/>
+          <w:color w:val="000000"/>
+          <w:sz w:val="24"/>
+          <w:szCs w:val="24"/>
+        </w:rPr>
+        <w:t xml:space="preserve"> El walk-forward </w:t>
+      </w:r>
+      <w:r>
+        <w:rPr>
+          <w:rFonts w:ascii="Times New Roman" w:cs="Times New Roman" w:eastAsia="Times New Roman" w:hAnsi="Times New Roman"/>
+          <w:b/>
+          <w:bCs/>
+          <w:color w:val="000000"/>
+          <w:sz w:val="24"/>
+          <w:szCs w:val="24"/>
+        </w:rPr>
+        <w:t xml:space="preserve">no es una estimación insesgada</w:t>
+      </w:r>
+      <w:r>
+        <w:rPr>
+          <w:rFonts w:ascii="Times New Roman" w:cs="Times New Roman" w:eastAsia="Times New Roman" w:hAnsi="Times New Roman"/>
+          <w:color w:val="000000"/>
+          <w:sz w:val="24"/>
+          <w:szCs w:val="24"/>
+        </w:rPr>
+        <w:t xml:space="preserve">: los tramos posteriores entrenan con datos de los anteriores, y el modelo se desarrolló mirando validación. </w:t>
+      </w:r>
+      <w:r>
+        <w:rPr>
+          <w:rFonts w:ascii="Times New Roman" w:cs="Times New Roman" w:eastAsia="Times New Roman" w:hAnsi="Times New Roman"/>
+          <w:b/>
+          <w:bCs/>
+          <w:color w:val="000000"/>
+          <w:sz w:val="24"/>
+          <w:szCs w:val="24"/>
+        </w:rPr>
+        <w:t xml:space="preserve">La única estimación limpia sigue siendo la del bloque de prueba</w:t>
+      </w:r>
+      <w:r>
+        <w:rPr>
+          <w:rFonts w:ascii="Times New Roman" w:cs="Times New Roman" w:eastAsia="Times New Roman" w:hAnsi="Times New Roman"/>
+          <w:color w:val="000000"/>
+          <w:sz w:val="24"/>
+          <w:szCs w:val="24"/>
+        </w:rPr>
+        <w:t xml:space="preserve">, y esa es la que el informe reporta en la sección 5. Lo que el walk-forward muestra es que </w:t>
+      </w:r>
+      <w:r>
+        <w:rPr>
+          <w:rFonts w:ascii="Times New Roman" w:cs="Times New Roman" w:eastAsia="Times New Roman" w:hAnsi="Times New Roman"/>
+          <w:b/>
+          <w:bCs/>
+          <w:color w:val="000000"/>
+          <w:sz w:val="24"/>
+          <w:szCs w:val="24"/>
+        </w:rPr>
+        <w:t xml:space="preserve">la ventaja es consistente en signo</w:t>
+      </w:r>
+      <w:r>
+        <w:rPr>
+          <w:rFonts w:ascii="Times New Roman" w:cs="Times New Roman" w:eastAsia="Times New Roman" w:hAnsi="Times New Roman"/>
+          <w:color w:val="000000"/>
+          <w:sz w:val="24"/>
+          <w:szCs w:val="24"/>
+        </w:rPr>
+        <w:t xml:space="preserve"> a lo largo de nueve períodos y de regímenes opuestos.  Por eso </w:t>
+      </w:r>
+      <w:r>
+        <w:rPr>
+          <w:rFonts w:ascii="Times New Roman" w:cs="Times New Roman" w:eastAsia="Times New Roman" w:hAnsi="Times New Roman"/>
+          <w:b/>
+          <w:bCs/>
+          <w:color w:val="000000"/>
+          <w:sz w:val="24"/>
+          <w:szCs w:val="24"/>
+        </w:rPr>
+        <w:t xml:space="preserve">no reemplaza el resultado</w:t>
+      </w:r>
+      <w:r>
+        <w:rPr>
+          <w:rFonts w:ascii="Times New Roman" w:cs="Times New Roman" w:eastAsia="Times New Roman" w:hAnsi="Times New Roman"/>
+          <w:color w:val="000000"/>
+          <w:sz w:val="24"/>
+          <w:szCs w:val="24"/>
+        </w:rPr>
+        <w:t xml:space="preserve">: lo explica.</w:t>
       </w:r>
     </w:p>
     <w:p>
@@ -29375,7 +29491,7 @@
           <w:sz w:val="24"/>
           <w:szCs w:val="24"/>
         </w:rPr>
-        <w:t xml:space="preserve">El cuarto arreglo: la única vía que sí mejora, y por qué aun así no se afirma</w:t>
+        <w:t xml:space="preserve">La medición que cierra la pregunta: era potencia, y ahora está demostrado</w:t>
       </w:r>
     </w:p>
     <w:p>
@@ -29390,27 +29506,7 @@
           <w:sz w:val="24"/>
           <w:szCs w:val="24"/>
         </w:rPr>
-        <w:t xml:space="preserve">Si el cuello de botella es la cantidad de ejemplos, la vía directa es conseguir más. Los puntos de inflexión de BTC, ETH, SOL, XRP y ADA son </w:t>
-      </w:r>
-      <w:r>
-        <w:rPr>
-          <w:rFonts w:ascii="Times New Roman" w:cs="Times New Roman" w:eastAsia="Times New Roman" w:hAnsi="Times New Roman"/>
-          <w:b/>
-          <w:bCs/>
-          <w:color w:val="000000"/>
-          <w:sz w:val="24"/>
-          <w:szCs w:val="24"/>
-        </w:rPr>
-        <w:t xml:space="preserve">el mismo fenómeno</w:t>
-      </w:r>
-      <w:r>
-        <w:rPr>
-          <w:rFonts w:ascii="Times New Roman" w:cs="Times New Roman" w:eastAsia="Times New Roman" w:hAnsi="Times New Roman"/>
-          <w:color w:val="000000"/>
-          <w:sz w:val="24"/>
-          <w:szCs w:val="24"/>
-        </w:rPr>
-        <w:t xml:space="preserve"> que los de LTC: si se construyen las mismas familias de características centradas en cada activo, cada uno aporta su propia tanda de ejemplos etiquetados.</w:t>
+        <w:t xml:space="preserve">Contar «9 de 9» o «6 de 9» tira a la basura la magnitud de cada tramo y se queda solo con el signo. Y cada tramo evalúa sobre unas 810 filas con ~40 ejemplos por clase extrema: el mismo problema de potencia que hizo fallar la condición 2 sobre el bloque de prueba, un piso más abajo.</w:t>
       </w:r>
     </w:p>
     <w:p>
@@ -29425,27 +29521,27 @@
           <w:sz w:val="24"/>
           <w:szCs w:val="24"/>
         </w:rPr>
-        <w:t xml:space="preserve">Se probó. Seis tandas apiladas, </w:t>
-      </w:r>
-      <w:r>
-        <w:rPr>
-          <w:rFonts w:ascii="Times New Roman" w:cs="Times New Roman" w:eastAsia="Times New Roman" w:hAnsi="Times New Roman"/>
-          <w:b/>
-          <w:bCs/>
-          <w:color w:val="000000"/>
-          <w:sz w:val="24"/>
-          <w:szCs w:val="24"/>
-        </w:rPr>
-        <w:t xml:space="preserve">54 990 filas de entrenamiento en vez de 9 165</w:t>
-      </w:r>
-      <w:r>
-        <w:rPr>
-          <w:rFonts w:ascii="Times New Roman" w:cs="Times New Roman" w:eastAsia="Times New Roman" w:hAnsi="Times New Roman"/>
-          <w:color w:val="000000"/>
-          <w:sz w:val="24"/>
-          <w:szCs w:val="24"/>
-        </w:rPr>
-        <w:t xml:space="preserve">, prediciendo sobre LTC como siempre.</w:t>
+        <w:t xml:space="preserve">Lo correcto es </w:t>
+      </w:r>
+      <w:r>
+        <w:rPr>
+          <w:rFonts w:ascii="Times New Roman" w:cs="Times New Roman" w:eastAsia="Times New Roman" w:hAnsi="Times New Roman"/>
+          <w:b/>
+          <w:bCs/>
+          <w:color w:val="000000"/>
+          <w:sz w:val="24"/>
+          <w:szCs w:val="24"/>
+        </w:rPr>
+        <w:t xml:space="preserve">juntar las predicciones de los nueve tramos</w:t>
+      </w:r>
+      <w:r>
+        <w:rPr>
+          <w:rFonts w:ascii="Times New Roman" w:cs="Times New Roman" w:eastAsia="Times New Roman" w:hAnsi="Times New Roman"/>
+          <w:color w:val="000000"/>
+          <w:sz w:val="24"/>
+          <w:szCs w:val="24"/>
+        </w:rPr>
+        <w:t xml:space="preserve"> —que son de períodos distintos y no se solapan— y medir una sola vez sobre el conjunto completo.</w:t>
       </w:r>
     </w:p>
     <w:p>
@@ -29462,16 +29558,203 @@
           <w:sz w:val="24"/>
           <w:szCs w:val="24"/>
         </w:rPr>
-        <w:t xml:space="preserve">Mejora las dos clases extremas</w:t>
-      </w:r>
-      <w:r>
-        <w:rPr>
-          <w:rFonts w:ascii="Times New Roman" w:cs="Times New Roman" w:eastAsia="Times New Roman" w:hAnsi="Times New Roman"/>
-          <w:color w:val="000000"/>
-          <w:sz w:val="24"/>
-          <w:szCs w:val="24"/>
-        </w:rPr>
-        <w:t xml:space="preserve">, que era exactamente lo que fallaba. Es el único de los cuatro arreglos que mejora algo.</w:t>
+        <w:t xml:space="preserve">La primera fila es el resultado más importante de esta investigación.</w:t>
+      </w:r>
+    </w:p>
+    <w:p>
+      <w:pPr>
+        <w:spacing w:after="0" w:line="480" w:lineRule="auto"/>
+        <w:ind w:firstLine="720"/>
+      </w:pPr>
+      <w:r>
+        <w:rPr>
+          <w:rFonts w:ascii="Times New Roman" w:cs="Times New Roman" w:eastAsia="Times New Roman" w:hAnsi="Times New Roman"/>
+          <w:color w:val="000000"/>
+          <w:sz w:val="24"/>
+          <w:szCs w:val="24"/>
+        </w:rPr>
+        <w:t xml:space="preserve">Sobre el bloque de prueba, con </w:t>
+      </w:r>
+      <w:r>
+        <w:rPr>
+          <w:rFonts w:ascii="Times New Roman" w:cs="Times New Roman" w:eastAsia="Times New Roman" w:hAnsi="Times New Roman"/>
+          <w:b/>
+          <w:bCs/>
+          <w:color w:val="000000"/>
+          <w:sz w:val="24"/>
+          <w:szCs w:val="24"/>
+        </w:rPr>
+        <w:t xml:space="preserve">1 960 filas</w:t>
+      </w:r>
+      <w:r>
+        <w:rPr>
+          <w:rFonts w:ascii="Times New Roman" w:cs="Times New Roman" w:eastAsia="Times New Roman" w:hAnsi="Times New Roman"/>
+          <w:color w:val="000000"/>
+          <w:sz w:val="24"/>
+          <w:szCs w:val="24"/>
+        </w:rPr>
+        <w:t xml:space="preserve">, la ventaja del modelo sobre el azar era positiva y su intervalo </w:t>
+      </w:r>
+      <w:r>
+        <w:rPr>
+          <w:rFonts w:ascii="Times New Roman" w:cs="Times New Roman" w:eastAsia="Times New Roman" w:hAnsi="Times New Roman"/>
+          <w:b/>
+          <w:bCs/>
+          <w:color w:val="000000"/>
+          <w:sz w:val="24"/>
+          <w:szCs w:val="24"/>
+        </w:rPr>
+        <w:t xml:space="preserve">incluía</w:t>
+      </w:r>
+      <w:r>
+        <w:rPr>
+          <w:rFonts w:ascii="Times New Roman" w:cs="Times New Roman" w:eastAsia="Times New Roman" w:hAnsi="Times New Roman"/>
+          <w:color w:val="000000"/>
+          <w:sz w:val="24"/>
+          <w:szCs w:val="24"/>
+        </w:rPr>
+        <w:t xml:space="preserve"> el cero. Sobre </w:t>
+      </w:r>
+      <w:r>
+        <w:rPr>
+          <w:rFonts w:ascii="Times New Roman" w:cs="Times New Roman" w:eastAsia="Times New Roman" w:hAnsi="Times New Roman"/>
+          <w:b/>
+          <w:bCs/>
+          <w:color w:val="000000"/>
+          <w:sz w:val="24"/>
+          <w:szCs w:val="24"/>
+        </w:rPr>
+        <w:t xml:space="preserve">7 311 filas</w:t>
+      </w:r>
+      <w:r>
+        <w:rPr>
+          <w:rFonts w:ascii="Times New Roman" w:cs="Times New Roman" w:eastAsia="Times New Roman" w:hAnsi="Times New Roman"/>
+          <w:color w:val="000000"/>
+          <w:sz w:val="24"/>
+          <w:szCs w:val="24"/>
+        </w:rPr>
+        <w:t xml:space="preserve">, la misma ventaja —de tamaño casi idéntico, +0,051285 contra +0,035021— tiene un intervalo que </w:t>
+      </w:r>
+      <w:r>
+        <w:rPr>
+          <w:rFonts w:ascii="Times New Roman" w:cs="Times New Roman" w:eastAsia="Times New Roman" w:hAnsi="Times New Roman"/>
+          <w:b/>
+          <w:bCs/>
+          <w:color w:val="000000"/>
+          <w:sz w:val="24"/>
+          <w:szCs w:val="24"/>
+        </w:rPr>
+        <w:t xml:space="preserve">excluye</w:t>
+      </w:r>
+      <w:r>
+        <w:rPr>
+          <w:rFonts w:ascii="Times New Roman" w:cs="Times New Roman" w:eastAsia="Times New Roman" w:hAnsi="Times New Roman"/>
+          <w:color w:val="000000"/>
+          <w:sz w:val="24"/>
+          <w:szCs w:val="24"/>
+        </w:rPr>
+        <w:t xml:space="preserve"> el cero con holgura.</w:t>
+      </w:r>
+    </w:p>
+    <w:p>
+      <w:pPr>
+        <w:spacing w:after="0" w:line="480" w:lineRule="auto"/>
+        <w:ind w:firstLine="720"/>
+      </w:pPr>
+      <w:r>
+        <w:rPr>
+          <w:rFonts w:ascii="Times New Roman" w:cs="Times New Roman" w:eastAsia="Times New Roman" w:hAnsi="Times New Roman"/>
+          <w:b/>
+          <w:bCs/>
+          <w:color w:val="000000"/>
+          <w:sz w:val="24"/>
+          <w:szCs w:val="24"/>
+        </w:rPr>
+        <w:t xml:space="preserve">El efecto no cambió. Cambió cuánta evidencia había para verlo.</w:t>
+      </w:r>
+      <w:r>
+        <w:rPr>
+          <w:rFonts w:ascii="Times New Roman" w:cs="Times New Roman" w:eastAsia="Times New Roman" w:hAnsi="Times New Roman"/>
+          <w:color w:val="000000"/>
+          <w:sz w:val="24"/>
+          <w:szCs w:val="24"/>
+        </w:rPr>
+        <w:t xml:space="preserve"> El resultado negativo de la corrida única era un problema de </w:t>
+      </w:r>
+      <w:r>
+        <w:rPr>
+          <w:rFonts w:ascii="Times New Roman" w:cs="Times New Roman" w:eastAsia="Times New Roman" w:hAnsi="Times New Roman"/>
+          <w:b/>
+          <w:bCs/>
+          <w:color w:val="000000"/>
+          <w:sz w:val="24"/>
+          <w:szCs w:val="24"/>
+        </w:rPr>
+        <w:t xml:space="preserve">potencia estadística</w:t>
+      </w:r>
+      <w:r>
+        <w:rPr>
+          <w:rFonts w:ascii="Times New Roman" w:cs="Times New Roman" w:eastAsia="Times New Roman" w:hAnsi="Times New Roman"/>
+          <w:color w:val="000000"/>
+          <w:sz w:val="24"/>
+          <w:szCs w:val="24"/>
+        </w:rPr>
+        <w:t xml:space="preserve">, y ahora está demostrado en vez de conjeturado.</w:t>
+      </w:r>
+    </w:p>
+    <w:p>
+      <w:pPr>
+        <w:spacing w:after="0" w:line="480" w:lineRule="auto"/>
+        <w:ind w:firstLine="720"/>
+      </w:pPr>
+      <w:r>
+        <w:rPr>
+          <w:rFonts w:ascii="Times New Roman" w:cs="Times New Roman" w:eastAsia="Times New Roman" w:hAnsi="Times New Roman"/>
+          <w:color w:val="000000"/>
+          <w:sz w:val="24"/>
+          <w:szCs w:val="24"/>
+        </w:rPr>
+        <w:t xml:space="preserve">Y la tercera fila adelanta algo que la </w:t>
+      </w:r>
+      <w:r>
+        <w:rPr>
+          <w:rFonts w:ascii="Times New Roman" w:cs="Times New Roman" w:eastAsia="Times New Roman" w:hAnsi="Times New Roman"/>
+          <w:b/>
+          <w:bCs/>
+          <w:color w:val="000000"/>
+          <w:sz w:val="24"/>
+          <w:szCs w:val="24"/>
+        </w:rPr>
+        <w:t xml:space="preserve">parte B</w:t>
+      </w:r>
+      <w:r>
+        <w:rPr>
+          <w:rFonts w:ascii="Times New Roman" w:cs="Times New Roman" w:eastAsia="Times New Roman" w:hAnsi="Times New Roman"/>
+          <w:color w:val="000000"/>
+          <w:sz w:val="24"/>
+          <w:szCs w:val="24"/>
+        </w:rPr>
+        <w:t xml:space="preserve"> desarrolla: </w:t>
+      </w:r>
+      <w:r>
+        <w:rPr>
+          <w:rFonts w:ascii="Times New Roman" w:cs="Times New Roman" w:eastAsia="Times New Roman" w:hAnsi="Times New Roman"/>
+          <w:b/>
+          <w:bCs/>
+          <w:color w:val="000000"/>
+          <w:sz w:val="24"/>
+          <w:szCs w:val="24"/>
+        </w:rPr>
+        <w:t xml:space="preserve">el apilado de los seis activos sigue sin establecerse</w:t>
+      </w:r>
+      <w:r>
+        <w:rPr>
+          <w:rFonts w:ascii="Times New Roman" w:cs="Times New Roman" w:eastAsia="Times New Roman" w:hAnsi="Times New Roman"/>
+          <w:color w:val="000000"/>
+          <w:sz w:val="24"/>
+          <w:szCs w:val="24"/>
+        </w:rPr>
+        <w:t xml:space="preserve"> ni siquiera con cuatro veces más datos. Su intervalo incluye el cero.</w:t>
       </w:r>
     </w:p>
     <w:p>
@@ -29482,279 +29765,82 @@
       <w:r>
         <w:rPr>
           <w:rFonts w:ascii="Times New Roman" w:cs="Times New Roman" w:eastAsia="Times New Roman" w:hAnsi="Times New Roman"/>
-          <w:color w:val="000000"/>
-          <w:sz w:val="24"/>
-          <w:szCs w:val="24"/>
-        </w:rPr>
-        <w:t xml:space="preserve">⚠️ </w:t>
-      </w:r>
-      <w:r>
-        <w:rPr>
-          <w:rFonts w:ascii="Times New Roman" w:cs="Times New Roman" w:eastAsia="Times New Roman" w:hAnsi="Times New Roman"/>
-          <w:b/>
-          <w:bCs/>
-          <w:color w:val="000000"/>
-          <w:sz w:val="24"/>
-          <w:szCs w:val="24"/>
-        </w:rPr>
-        <w:t xml:space="preserve">Y aun así no se afirma, por el criterio del propio proyecto.</w:t>
-      </w:r>
-      <w:r>
-        <w:rPr>
-          <w:rFonts w:ascii="Times New Roman" w:cs="Times New Roman" w:eastAsia="Times New Roman" w:hAnsi="Times New Roman"/>
-          <w:color w:val="000000"/>
-          <w:sz w:val="24"/>
-          <w:szCs w:val="24"/>
-        </w:rPr>
-        <w:t xml:space="preserve"> Repetido sobre los nueve tramos del walk-forward, el apilado mejora en </w:t>
-      </w:r>
-      <w:r>
-        <w:rPr>
-          <w:rFonts w:ascii="Times New Roman" w:cs="Times New Roman" w:eastAsia="Times New Roman" w:hAnsi="Times New Roman"/>
-          <w:b/>
-          <w:bCs/>
-          <w:color w:val="000000"/>
-          <w:sz w:val="24"/>
-          <w:szCs w:val="24"/>
-        </w:rPr>
-        <w:t xml:space="preserve">6 de 9</w:t>
-      </w:r>
-      <w:r>
-        <w:rPr>
-          <w:rFonts w:ascii="Times New Roman" w:cs="Times New Roman" w:eastAsia="Times New Roman" w:hAnsi="Times New Roman"/>
-          <w:color w:val="000000"/>
-          <w:sz w:val="24"/>
-          <w:szCs w:val="24"/>
-        </w:rPr>
-        <w:t xml:space="preserve">, con una mejora media de </w:t>
-      </w:r>
-      <w:r>
-        <w:rPr>
-          <w:rFonts w:ascii="Times New Roman" w:cs="Times New Roman" w:eastAsia="Times New Roman" w:hAnsi="Times New Roman"/>
-          <w:b/>
-          <w:bCs/>
-          <w:color w:val="000000"/>
-          <w:sz w:val="24"/>
-          <w:szCs w:val="24"/>
-        </w:rPr>
-        <w:t xml:space="preserve">+0,010678</w:t>
-      </w:r>
-      <w:r>
-        <w:rPr>
-          <w:rFonts w:ascii="Times New Roman" w:cs="Times New Roman" w:eastAsia="Times New Roman" w:hAnsi="Times New Roman"/>
-          <w:color w:val="000000"/>
-          <w:sz w:val="24"/>
-          <w:szCs w:val="24"/>
-        </w:rPr>
-        <w:t xml:space="preserve"> y un rango que va de </w:t>
-      </w:r>
-      <w:r>
-        <w:rPr>
-          <w:rFonts w:ascii="Times New Roman" w:cs="Times New Roman" w:eastAsia="Times New Roman" w:hAnsi="Times New Roman"/>
-          <w:b/>
-          <w:bCs/>
-          <w:color w:val="000000"/>
-          <w:sz w:val="24"/>
-          <w:szCs w:val="24"/>
-        </w:rPr>
-        <w:t xml:space="preserve">−0,022268</w:t>
-      </w:r>
-      <w:r>
-        <w:rPr>
-          <w:rFonts w:ascii="Times New Roman" w:cs="Times New Roman" w:eastAsia="Times New Roman" w:hAnsi="Times New Roman"/>
-          <w:color w:val="000000"/>
-          <w:sz w:val="24"/>
-          <w:szCs w:val="24"/>
-        </w:rPr>
-        <w:t xml:space="preserve"> a </w:t>
-      </w:r>
-      <w:r>
-        <w:rPr>
-          <w:rFonts w:ascii="Times New Roman" w:cs="Times New Roman" w:eastAsia="Times New Roman" w:hAnsi="Times New Roman"/>
-          <w:b/>
-          <w:bCs/>
-          <w:color w:val="000000"/>
-          <w:sz w:val="24"/>
-          <w:szCs w:val="24"/>
-        </w:rPr>
-        <w:t xml:space="preserve">+0,036688</w:t>
-      </w:r>
-      <w:r>
-        <w:rPr>
-          <w:rFonts w:ascii="Times New Roman" w:cs="Times New Roman" w:eastAsia="Times New Roman" w:hAnsi="Times New Roman"/>
-          <w:color w:val="000000"/>
-          <w:sz w:val="24"/>
-          <w:szCs w:val="24"/>
-        </w:rPr>
-        <w:t xml:space="preserve">.  La tercera condición de la </w:t>
-      </w:r>
-      <w:r>
-        <w:rPr>
-          <w:rFonts w:ascii="Times New Roman" w:cs="Times New Roman" w:eastAsia="Times New Roman" w:hAnsi="Times New Roman"/>
-          <w:color w:val="000000"/>
-          <w:sz w:val="24"/>
-          <w:szCs w:val="24"/>
-        </w:rPr>
-        <w:t xml:space="preserve">D16</w:t>
-      </w:r>
-      <w:r>
-        <w:rPr>
-          <w:rFonts w:ascii="Times New Roman" w:cs="Times New Roman" w:eastAsia="Times New Roman" w:hAnsi="Times New Roman"/>
-          <w:color w:val="000000"/>
-          <w:sz w:val="24"/>
-          <w:szCs w:val="24"/>
-        </w:rPr>
-        <w:t xml:space="preserve"> pide que </w:t>
-      </w:r>
-      <w:r>
-        <w:rPr>
-          <w:rFonts w:ascii="Times New Roman" w:cs="Times New Roman" w:eastAsia="Times New Roman" w:hAnsi="Times New Roman"/>
-          <w:b/>
-          <w:bCs/>
-          <w:color w:val="000000"/>
-          <w:sz w:val="24"/>
-          <w:szCs w:val="24"/>
-        </w:rPr>
-        <w:t xml:space="preserve">el signo no cambie</w:t>
-      </w:r>
-      <w:r>
-        <w:rPr>
-          <w:rFonts w:ascii="Times New Roman" w:cs="Times New Roman" w:eastAsia="Times New Roman" w:hAnsi="Times New Roman"/>
-          <w:color w:val="000000"/>
-          <w:sz w:val="24"/>
-          <w:szCs w:val="24"/>
-        </w:rPr>
-        <w:t xml:space="preserve">. Aquí cambia en tres de nueve. </w:t>
-      </w:r>
-      <w:r>
-        <w:rPr>
-          <w:rFonts w:ascii="Times New Roman" w:cs="Times New Roman" w:eastAsia="Times New Roman" w:hAnsi="Times New Roman"/>
-          <w:b/>
-          <w:bCs/>
-          <w:color w:val="000000"/>
-          <w:sz w:val="24"/>
-          <w:szCs w:val="24"/>
-        </w:rPr>
-        <w:t xml:space="preserve">Seis de nueve es lo que el azar produce con facilidad.</w:t>
-      </w:r>
-      <w:r>
-        <w:rPr>
-          <w:rFonts w:ascii="Times New Roman" w:cs="Times New Roman" w:eastAsia="Times New Roman" w:hAnsi="Times New Roman"/>
-          <w:color w:val="000000"/>
-          <w:sz w:val="24"/>
-          <w:szCs w:val="24"/>
-        </w:rPr>
-        <w:t xml:space="preserve">  Reportar solo el resultado de la partición única —que es claro y favorable— sería exactamente el error que este informe dedica seis páginas a describir. Se reporta con las dos cifras: la que favorece y la que no.</w:t>
-      </w:r>
-    </w:p>
-    <w:p>
-      <w:pPr>
-        <w:spacing w:after="0" w:line="480" w:lineRule="auto"/>
-        <w:ind w:firstLine="720"/>
-      </w:pPr>
-      <w:r>
-        <w:rPr>
-          <w:rFonts w:ascii="Times New Roman" w:cs="Times New Roman" w:eastAsia="Times New Roman" w:hAnsi="Times New Roman"/>
-          <w:color w:val="000000"/>
-          <w:sz w:val="24"/>
-          <w:szCs w:val="24"/>
-        </w:rPr>
-        <w:t xml:space="preserve">Lo que sí se puede decir: </w:t>
-      </w:r>
-      <w:r>
-        <w:rPr>
-          <w:rFonts w:ascii="Times New Roman" w:cs="Times New Roman" w:eastAsia="Times New Roman" w:hAnsi="Times New Roman"/>
-          <w:b/>
-          <w:bCs/>
-          <w:color w:val="000000"/>
-          <w:sz w:val="24"/>
-          <w:szCs w:val="24"/>
-        </w:rPr>
-        <w:t xml:space="preserve">es la vía más prometedora de las cuatro</w:t>
-      </w:r>
-      <w:r>
-        <w:rPr>
-          <w:rFonts w:ascii="Times New Roman" w:cs="Times New Roman" w:eastAsia="Times New Roman" w:hAnsi="Times New Roman"/>
-          <w:color w:val="000000"/>
-          <w:sz w:val="24"/>
-          <w:szCs w:val="24"/>
-        </w:rPr>
-        <w:t xml:space="preserve">, tiene un mecanismo claro, y su efecto medio sobre los nueve tramos es positivo — la ventaja sobre el azar sube de </w:t>
-      </w:r>
-      <w:r>
-        <w:rPr>
-          <w:rFonts w:ascii="Times New Roman" w:cs="Times New Roman" w:eastAsia="Times New Roman" w:hAnsi="Times New Roman"/>
-          <w:b/>
-          <w:bCs/>
-          <w:color w:val="000000"/>
-          <w:sz w:val="24"/>
-          <w:szCs w:val="24"/>
-        </w:rPr>
-        <w:t xml:space="preserve">+0,049712</w:t>
-      </w:r>
-      <w:r>
-        <w:rPr>
-          <w:rFonts w:ascii="Times New Roman" w:cs="Times New Roman" w:eastAsia="Times New Roman" w:hAnsi="Times New Roman"/>
-          <w:color w:val="000000"/>
-          <w:sz w:val="24"/>
-          <w:szCs w:val="24"/>
-        </w:rPr>
-        <w:t xml:space="preserve"> a </w:t>
-      </w:r>
-      <w:r>
-        <w:rPr>
-          <w:rFonts w:ascii="Times New Roman" w:cs="Times New Roman" w:eastAsia="Times New Roman" w:hAnsi="Times New Roman"/>
-          <w:b/>
-          <w:bCs/>
-          <w:color w:val="000000"/>
-          <w:sz w:val="24"/>
-          <w:szCs w:val="24"/>
-        </w:rPr>
-        <w:t xml:space="preserve">+0,060391</w:t>
-      </w:r>
-      <w:r>
-        <w:rPr>
-          <w:rFonts w:ascii="Times New Roman" w:cs="Times New Roman" w:eastAsia="Times New Roman" w:hAnsi="Times New Roman"/>
-          <w:color w:val="000000"/>
-          <w:sz w:val="24"/>
-          <w:szCs w:val="24"/>
-        </w:rPr>
-        <w:t xml:space="preserve">. Es la recomendación principal para quien continúe.</w:t>
-      </w:r>
-    </w:p>
-    <w:p>
-      <w:pPr>
-        <w:spacing w:after="0" w:line="480" w:lineRule="auto"/>
-        <w:ind w:firstLine="720"/>
-      </w:pPr>
-      <w:r>
-        <w:rPr>
-          <w:rFonts w:ascii="Times New Roman" w:cs="Times New Roman" w:eastAsia="Times New Roman" w:hAnsi="Times New Roman"/>
-          <w:color w:val="000000"/>
-          <w:sz w:val="24"/>
-          <w:szCs w:val="24"/>
-        </w:rPr>
-        <w:t xml:space="preserve">Y notar una decisión que hubo que tomar: </w:t>
-      </w:r>
-      <w:r>
-        <w:rPr>
-          <w:rFonts w:ascii="Times New Roman" w:cs="Times New Roman" w:eastAsia="Times New Roman" w:hAnsi="Times New Roman"/>
-          <w:b/>
-          <w:bCs/>
-          <w:color w:val="000000"/>
-          <w:sz w:val="24"/>
-          <w:szCs w:val="24"/>
-        </w:rPr>
-        <w:t xml:space="preserve">la correlación cruzada queda fuera del juego común</w:t>
-      </w:r>
-      <w:r>
-        <w:rPr>
-          <w:rFonts w:ascii="Times New Roman" w:cs="Times New Roman" w:eastAsia="Times New Roman" w:hAnsi="Times New Roman"/>
-          <w:color w:val="000000"/>
-          <w:sz w:val="24"/>
-          <w:szCs w:val="24"/>
-        </w:rPr>
-        <w:t xml:space="preserve">. Sus columnas nombran a los otros activos, así que «correlación con BTC» significa algo distinto según de quién sea la tanda. Apilarlas mezclaría cosas que no son la misma.</w:t>
+          <w:b/>
+          <w:bCs/>
+          <w:color w:val="000000"/>
+          <w:sz w:val="24"/>
+          <w:szCs w:val="24"/>
+        </w:rPr>
+        <w:t xml:space="preserve">Lo que esto NO cambia.</w:t>
+      </w:r>
+      <w:r>
+        <w:rPr>
+          <w:rFonts w:ascii="Times New Roman" w:cs="Times New Roman" w:eastAsia="Times New Roman" w:hAnsi="Times New Roman"/>
+          <w:color w:val="000000"/>
+          <w:sz w:val="24"/>
+          <w:szCs w:val="24"/>
+        </w:rPr>
+        <w:t xml:space="preserve"> La cifra que el informe reporta en la sección 5 </w:t>
+      </w:r>
+      <w:r>
+        <w:rPr>
+          <w:rFonts w:ascii="Times New Roman" w:cs="Times New Roman" w:eastAsia="Times New Roman" w:hAnsi="Times New Roman"/>
+          <w:b/>
+          <w:bCs/>
+          <w:color w:val="000000"/>
+          <w:sz w:val="24"/>
+          <w:szCs w:val="24"/>
+        </w:rPr>
+        <w:t xml:space="preserve">sigue siendo la del bloque de prueba</w:t>
+      </w:r>
+      <w:r>
+        <w:rPr>
+          <w:rFonts w:ascii="Times New Roman" w:cs="Times New Roman" w:eastAsia="Times New Roman" w:hAnsi="Times New Roman"/>
+          <w:color w:val="000000"/>
+          <w:sz w:val="24"/>
+          <w:szCs w:val="24"/>
+        </w:rPr>
+        <w:t xml:space="preserve">, y sigue siendo la única estimación limpia: estos 7 311 casos vienen de períodos que el modelo y las características usaron para desarrollarse. Lo que esta medición establece no es </w:t>
+      </w:r>
+      <w:r>
+        <w:rPr>
+          <w:rFonts w:ascii="Times New Roman" w:cs="Times New Roman" w:eastAsia="Times New Roman" w:hAnsi="Times New Roman"/>
+          <w:i/>
+          <w:iCs/>
+          <w:color w:val="000000"/>
+          <w:sz w:val="24"/>
+          <w:szCs w:val="24"/>
+        </w:rPr>
+        <w:t xml:space="preserve">cuánto</w:t>
+      </w:r>
+      <w:r>
+        <w:rPr>
+          <w:rFonts w:ascii="Times New Roman" w:cs="Times New Roman" w:eastAsia="Times New Roman" w:hAnsi="Times New Roman"/>
+          <w:color w:val="000000"/>
+          <w:sz w:val="24"/>
+          <w:szCs w:val="24"/>
+        </w:rPr>
+        <w:t xml:space="preserve"> detecta el sistema, sino </w:t>
+      </w:r>
+      <w:r>
+        <w:rPr>
+          <w:rFonts w:ascii="Times New Roman" w:cs="Times New Roman" w:eastAsia="Times New Roman" w:hAnsi="Times New Roman"/>
+          <w:b/>
+          <w:bCs/>
+          <w:color w:val="000000"/>
+          <w:sz w:val="24"/>
+          <w:szCs w:val="24"/>
+        </w:rPr>
+        <w:t xml:space="preserve">que la ausencia de detección que reportó la corrida única se explica por el tamaño de la muestra y no por la ausencia del efecto</w:t>
+      </w:r>
+      <w:r>
+        <w:rPr>
+          <w:rFonts w:ascii="Times New Roman" w:cs="Times New Roman" w:eastAsia="Times New Roman" w:hAnsi="Times New Roman"/>
+          <w:color w:val="000000"/>
+          <w:sz w:val="24"/>
+          <w:szCs w:val="24"/>
+        </w:rPr>
+        <w:t xml:space="preserve">.</w:t>
       </w:r>
     </w:p>
     <w:p>
@@ -29774,7 +29860,7 @@
           <w:sz w:val="24"/>
           <w:szCs w:val="24"/>
         </w:rPr>
-        <w:t xml:space="preserve">Lo que sí resolvió la pregunta: medir muchas veces en vez de una</w:t>
+        <w:t xml:space="preserve">La corrección más grande: el bosque sí detecta las dos clases</w:t>
       </w:r>
     </w:p>
     <w:p>
@@ -29789,18 +29875,38 @@
           <w:sz w:val="24"/>
           <w:szCs w:val="24"/>
         </w:rPr>
-        <w:t xml:space="preserve">El cuello de botella no era el modelo ni el criterio: era que </w:t>
-      </w:r>
-      <w:r>
-        <w:rPr>
-          <w:rFonts w:ascii="Times New Roman" w:cs="Times New Roman" w:eastAsia="Times New Roman" w:hAnsi="Times New Roman"/>
-          <w:b/>
-          <w:bCs/>
-          <w:color w:val="000000"/>
-          <w:sz w:val="24"/>
-          <w:szCs w:val="24"/>
-        </w:rPr>
-        <w:t xml:space="preserve">una sola medición sobre 86 ejemplos de cada clase no puede dar un intervalo estrecho</w:t>
+        <w:t xml:space="preserve">El bloque de prueba dejó la lectura más dura de todo el trabajo: </w:t>
+      </w:r>
+      <w:r>
+        <w:rPr>
+          <w:rFonts w:ascii="Times New Roman" w:cs="Times New Roman" w:eastAsia="Times New Roman" w:hAnsi="Times New Roman"/>
+          <w:b/>
+          <w:bCs/>
+          <w:color w:val="000000"/>
+          <w:sz w:val="24"/>
+          <w:szCs w:val="24"/>
+        </w:rPr>
+        <w:t xml:space="preserve">ningún modelo supera al azar en las dos clases extremas.</w:t>
+      </w:r>
+      <w:r>
+        <w:rPr>
+          <w:rFonts w:ascii="Times New Roman" w:cs="Times New Roman" w:eastAsia="Times New Roman" w:hAnsi="Times New Roman"/>
+          <w:color w:val="000000"/>
+          <w:sz w:val="24"/>
+          <w:szCs w:val="24"/>
+        </w:rPr>
+        <w:t xml:space="preserve"> El bosque ganaba en Mínimo y quedaba </w:t>
+      </w:r>
+      <w:r>
+        <w:rPr>
+          <w:rFonts w:ascii="Times New Roman" w:cs="Times New Roman" w:eastAsia="Times New Roman" w:hAnsi="Times New Roman"/>
+          <w:b/>
+          <w:bCs/>
+          <w:color w:val="000000"/>
+          <w:sz w:val="24"/>
+          <w:szCs w:val="24"/>
+        </w:rPr>
+        <w:t xml:space="preserve">por debajo del azar en Máximo</w:t>
       </w:r>
       <w:r>
         <w:rPr>
@@ -29824,27 +29930,47 @@
           <w:sz w:val="24"/>
           <w:szCs w:val="24"/>
         </w:rPr>
-        <w:t xml:space="preserve">Se probó la alternativa correcta para series de tiempo: </w:t>
-      </w:r>
-      <w:r>
-        <w:rPr>
-          <w:rFonts w:ascii="Times New Roman" w:cs="Times New Roman" w:eastAsia="Times New Roman" w:hAnsi="Times New Roman"/>
-          <w:b/>
-          <w:bCs/>
-          <w:color w:val="000000"/>
-          <w:sz w:val="24"/>
-          <w:szCs w:val="24"/>
-        </w:rPr>
-        <w:t xml:space="preserve">validación walk-forward</w:t>
-      </w:r>
-      <w:r>
-        <w:rPr>
-          <w:rFonts w:ascii="Times New Roman" w:cs="Times New Roman" w:eastAsia="Times New Roman" w:hAnsi="Times New Roman"/>
-          <w:color w:val="000000"/>
-          <w:sz w:val="24"/>
-          <w:szCs w:val="24"/>
-        </w:rPr>
-        <w:t xml:space="preserve">. En vez de un bloque medido una vez, se avanza por la serie entrenando con lo anterior y midiendo en el tramo siguiente, con el mismo embargo en cada frontera. El procedimiento se fijó antes de correrlo y no se tocó después.</w:t>
+        <w:t xml:space="preserve">Pero el F1 de una clase con </w:t>
+      </w:r>
+      <w:r>
+        <w:rPr>
+          <w:rFonts w:ascii="Times New Roman" w:cs="Times New Roman" w:eastAsia="Times New Roman" w:hAnsi="Times New Roman"/>
+          <w:b/>
+          <w:bCs/>
+          <w:color w:val="000000"/>
+          <w:sz w:val="24"/>
+          <w:szCs w:val="24"/>
+        </w:rPr>
+        <w:t xml:space="preserve">86 ejemplos</w:t>
+      </w:r>
+      <w:r>
+        <w:rPr>
+          <w:rFonts w:ascii="Times New Roman" w:cs="Times New Roman" w:eastAsia="Times New Roman" w:hAnsi="Times New Roman"/>
+          <w:color w:val="000000"/>
+          <w:sz w:val="24"/>
+          <w:szCs w:val="24"/>
+        </w:rPr>
+        <w:t xml:space="preserve"> es la cifra más ruidosa del informe — en dos de los nueve tramos del walk-forward una clase dio </w:t>
+      </w:r>
+      <w:r>
+        <w:rPr>
+          <w:rFonts w:ascii="Times New Roman" w:cs="Times New Roman" w:eastAsia="Times New Roman" w:hAnsi="Times New Roman"/>
+          <w:b/>
+          <w:bCs/>
+          <w:color w:val="000000"/>
+          <w:sz w:val="24"/>
+          <w:szCs w:val="24"/>
+        </w:rPr>
+        <w:t xml:space="preserve">0,000000</w:t>
+      </w:r>
+      <w:r>
+        <w:rPr>
+          <w:rFonts w:ascii="Times New Roman" w:cs="Times New Roman" w:eastAsia="Times New Roman" w:hAnsi="Times New Roman"/>
+          <w:color w:val="000000"/>
+          <w:sz w:val="24"/>
+          <w:szCs w:val="24"/>
+        </w:rPr>
+        <w:t xml:space="preserve"> exacto. Así que esa lectura podía ser un hecho o podía ser lo que 86 casos dejan ver.</w:t>
       </w:r>
     </w:p>
     <w:p>
@@ -29855,62 +29981,42 @@
       <w:r>
         <w:rPr>
           <w:rFonts w:ascii="Times New Roman" w:cs="Times New Roman" w:eastAsia="Times New Roman" w:hAnsi="Times New Roman"/>
-          <w:color w:val="000000"/>
-          <w:sz w:val="24"/>
-          <w:szCs w:val="24"/>
-        </w:rPr>
-        <w:t xml:space="preserve">Los nueve tramos cubren regímenes opuestos, desde uno que cayó un </w:t>
-      </w:r>
-      <w:r>
-        <w:rPr>
-          <w:rFonts w:ascii="Times New Roman" w:cs="Times New Roman" w:eastAsia="Times New Roman" w:hAnsi="Times New Roman"/>
-          <w:b/>
-          <w:bCs/>
-          <w:color w:val="000000"/>
-          <w:sz w:val="24"/>
-          <w:szCs w:val="24"/>
-        </w:rPr>
-        <w:t xml:space="preserve">35,5 %</w:t>
-      </w:r>
-      <w:r>
-        <w:rPr>
-          <w:rFonts w:ascii="Times New Roman" w:cs="Times New Roman" w:eastAsia="Times New Roman" w:hAnsi="Times New Roman"/>
-          <w:color w:val="000000"/>
-          <w:sz w:val="24"/>
-          <w:szCs w:val="24"/>
-        </w:rPr>
-        <w:t xml:space="preserve"> hasta uno que subió un </w:t>
-      </w:r>
-      <w:r>
-        <w:rPr>
-          <w:rFonts w:ascii="Times New Roman" w:cs="Times New Roman" w:eastAsia="Times New Roman" w:hAnsi="Times New Roman"/>
-          <w:b/>
-          <w:bCs/>
-          <w:color w:val="000000"/>
-          <w:sz w:val="24"/>
-          <w:szCs w:val="24"/>
-        </w:rPr>
-        <w:t xml:space="preserve">88,8 %</w:t>
-      </w:r>
-      <w:r>
-        <w:rPr>
-          <w:rFonts w:ascii="Times New Roman" w:cs="Times New Roman" w:eastAsia="Times New Roman" w:hAnsi="Times New Roman"/>
-          <w:color w:val="000000"/>
-          <w:sz w:val="24"/>
-          <w:szCs w:val="24"/>
-        </w:rPr>
-        <w:t xml:space="preserve">. </w:t>
-      </w:r>
-      <w:r>
-        <w:rPr>
-          <w:rFonts w:ascii="Times New Roman" w:cs="Times New Roman" w:eastAsia="Times New Roman" w:hAnsi="Times New Roman"/>
-          <w:b/>
-          <w:bCs/>
-          <w:color w:val="000000"/>
-          <w:sz w:val="24"/>
-          <w:szCs w:val="24"/>
-        </w:rPr>
-        <w:t xml:space="preserve">El bosque gana en todos.</w:t>
+          <w:b/>
+          <w:bCs/>
+          <w:color w:val="000000"/>
+          <w:sz w:val="24"/>
+          <w:szCs w:val="24"/>
+        </w:rPr>
+        <w:t xml:space="preserve">El bosque supera al azar de forma distinguible en las dos clases.</w:t>
+      </w:r>
+      <w:r>
+        <w:rPr>
+          <w:rFonts w:ascii="Times New Roman" w:cs="Times New Roman" w:eastAsia="Times New Roman" w:hAnsi="Times New Roman"/>
+          <w:color w:val="000000"/>
+          <w:sz w:val="24"/>
+          <w:szCs w:val="24"/>
+        </w:rPr>
+        <w:t xml:space="preserve"> Sobre el bloque de prueba salía </w:t>
+      </w:r>
+      <w:r>
+        <w:rPr>
+          <w:rFonts w:ascii="Times New Roman" w:cs="Times New Roman" w:eastAsia="Times New Roman" w:hAnsi="Times New Roman"/>
+          <w:i/>
+          <w:iCs/>
+          <w:color w:val="000000"/>
+          <w:sz w:val="24"/>
+          <w:szCs w:val="24"/>
+        </w:rPr>
+        <w:t xml:space="preserve">peor que el azar</w:t>
+      </w:r>
+      <w:r>
+        <w:rPr>
+          <w:rFonts w:ascii="Times New Roman" w:cs="Times New Roman" w:eastAsia="Times New Roman" w:hAnsi="Times New Roman"/>
+          <w:color w:val="000000"/>
+          <w:sz w:val="24"/>
+          <w:szCs w:val="24"/>
+        </w:rPr>
+        <w:t xml:space="preserve"> detectando máximos; sobre 7 311 filas le gana por +0,043611 con un intervalo que excluye el cero.</w:t>
       </w:r>
     </w:p>
     <w:p>
@@ -29927,16 +30033,7 @@
           <w:sz w:val="24"/>
           <w:szCs w:val="24"/>
         </w:rPr>
-        <w:t xml:space="preserve">Y el mismo procedimiento resuelve la limitación 2</w:t>
-      </w:r>
-      <w:r>
-        <w:rPr>
-          <w:rFonts w:ascii="Times New Roman" w:cs="Times New Roman" w:eastAsia="Times New Roman" w:hAnsi="Times New Roman"/>
-          <w:color w:val="000000"/>
-          <w:sz w:val="24"/>
-          <w:szCs w:val="24"/>
-        </w:rPr>
-        <w:t xml:space="preserve">, que había quedado debilitada porque su intervalo no se reproducía:</w:t>
+        <w:t xml:space="preserve">La lectura más severa del informe era un artefacto de muestra pequeña.</w:t>
       </w:r>
     </w:p>
     <w:p>
@@ -29947,97 +30044,31 @@
       <w:r>
         <w:rPr>
           <w:rFonts w:ascii="Times New Roman" w:cs="Times New Roman" w:eastAsia="Times New Roman" w:hAnsi="Times New Roman"/>
-          <w:b/>
-          <w:bCs/>
-          <w:color w:val="000000"/>
-          <w:sz w:val="24"/>
-          <w:szCs w:val="24"/>
-        </w:rPr>
-        <w:t xml:space="preserve">Nunca queda por encima, en ningún tramo.</w:t>
-      </w:r>
-      <w:r>
-        <w:rPr>
-          <w:rFonts w:ascii="Times New Roman" w:cs="Times New Roman" w:eastAsia="Times New Roman" w:hAnsi="Times New Roman"/>
-          <w:color w:val="000000"/>
-          <w:sz w:val="24"/>
-          <w:szCs w:val="24"/>
-        </w:rPr>
-        <w:t xml:space="preserve"> La D25 había establecido que, donde entra un modelo no reproducible, el peso lo lleva la estabilidad del signo y no el intervalo. Nueve períodos con el mismo signo es una forma mucho más fuerte de esa condición que cinco semillas sobre un solo bloque.</w:t>
-      </w:r>
-    </w:p>
-    <w:p>
-      <w:pPr>
-        <w:spacing w:after="0" w:line="480" w:lineRule="auto"/>
-        <w:ind w:firstLine="720"/>
-      </w:pPr>
-      <w:r>
-        <w:rPr>
-          <w:rFonts w:ascii="Times New Roman" w:cs="Times New Roman" w:eastAsia="Times New Roman" w:hAnsi="Times New Roman"/>
-          <w:color w:val="000000"/>
-          <w:sz w:val="24"/>
-          <w:szCs w:val="24"/>
-        </w:rPr>
-        <w:t xml:space="preserve">Y hay una coincidencia que importa: la ventaja media del walk-forward (</w:t>
-      </w:r>
-      <w:r>
-        <w:rPr>
-          <w:rFonts w:ascii="Times New Roman" w:cs="Times New Roman" w:eastAsia="Times New Roman" w:hAnsi="Times New Roman"/>
-          <w:b/>
-          <w:bCs/>
-          <w:color w:val="000000"/>
-          <w:sz w:val="24"/>
-          <w:szCs w:val="24"/>
-        </w:rPr>
-        <w:t xml:space="preserve">+0,035046</w:t>
-      </w:r>
-      <w:r>
-        <w:rPr>
-          <w:rFonts w:ascii="Times New Roman" w:cs="Times New Roman" w:eastAsia="Times New Roman" w:hAnsi="Times New Roman"/>
-          <w:color w:val="000000"/>
-          <w:sz w:val="24"/>
-          <w:szCs w:val="24"/>
-        </w:rPr>
-        <w:t xml:space="preserve">) y la que dio el bloque de prueba (</w:t>
-      </w:r>
-      <w:r>
-        <w:rPr>
-          <w:rFonts w:ascii="Times New Roman" w:cs="Times New Roman" w:eastAsia="Times New Roman" w:hAnsi="Times New Roman"/>
-          <w:b/>
-          <w:bCs/>
-          <w:color w:val="000000"/>
-          <w:sz w:val="24"/>
-          <w:szCs w:val="24"/>
-        </w:rPr>
-        <w:t xml:space="preserve">+0,035021</w:t>
-      </w:r>
-      <w:r>
-        <w:rPr>
-          <w:rFonts w:ascii="Times New Roman" w:cs="Times New Roman" w:eastAsia="Times New Roman" w:hAnsi="Times New Roman"/>
-          <w:color w:val="000000"/>
-          <w:sz w:val="24"/>
-          <w:szCs w:val="24"/>
-        </w:rPr>
-        <w:t xml:space="preserve">) coinciden hasta la cuarta cifra decimal. </w:t>
-      </w:r>
-      <w:r>
-        <w:rPr>
-          <w:rFonts w:ascii="Times New Roman" w:cs="Times New Roman" w:eastAsia="Times New Roman" w:hAnsi="Times New Roman"/>
-          <w:b/>
-          <w:bCs/>
-          <w:color w:val="000000"/>
-          <w:sz w:val="24"/>
-          <w:szCs w:val="24"/>
-        </w:rPr>
-        <w:t xml:space="preserve">La reserva no tuvo mala suerte</w:t>
-      </w:r>
-      <w:r>
-        <w:rPr>
-          <w:rFonts w:ascii="Times New Roman" w:cs="Times New Roman" w:eastAsia="Times New Roman" w:hAnsi="Times New Roman"/>
-          <w:color w:val="000000"/>
-          <w:sz w:val="24"/>
-          <w:szCs w:val="24"/>
-        </w:rPr>
-        <w:t xml:space="preserve"> — el efecto era del mismo tamaño en los nueve tramos y en el bloque no visto, y lo que faltaba era poder estadístico para distinguirlo del azar.</w:t>
+          <w:color w:val="000000"/>
+          <w:sz w:val="24"/>
+          <w:szCs w:val="24"/>
+        </w:rPr>
+        <w:t xml:space="preserve">Y los otros dos siguen repartidos, cada uno con una sola clase: el fundacional detecta mínimos, el avanzado detecta máximos. Esa asimetría entre ellos </w:t>
+      </w:r>
+      <w:r>
+        <w:rPr>
+          <w:rFonts w:ascii="Times New Roman" w:cs="Times New Roman" w:eastAsia="Times New Roman" w:hAnsi="Times New Roman"/>
+          <w:b/>
+          <w:bCs/>
+          <w:color w:val="000000"/>
+          <w:sz w:val="24"/>
+          <w:szCs w:val="24"/>
+        </w:rPr>
+        <w:t xml:space="preserve">sí</w:t>
+      </w:r>
+      <w:r>
+        <w:rPr>
+          <w:rFonts w:ascii="Times New Roman" w:cs="Times New Roman" w:eastAsia="Times New Roman" w:hAnsi="Times New Roman"/>
+          <w:color w:val="000000"/>
+          <w:sz w:val="24"/>
+          <w:szCs w:val="24"/>
+        </w:rPr>
+        <w:t xml:space="preserve"> sobrevive a la potencia — no así la del bosque.</w:t>
       </w:r>
     </w:p>
     <w:p>
@@ -30048,102 +30079,77 @@
       <w:r>
         <w:rPr>
           <w:rFonts w:ascii="Times New Roman" w:cs="Times New Roman" w:eastAsia="Times New Roman" w:hAnsi="Times New Roman"/>
-          <w:b/>
-          <w:bCs/>
-          <w:color w:val="000000"/>
-          <w:sz w:val="24"/>
-          <w:szCs w:val="24"/>
-        </w:rPr>
-        <w:t xml:space="preserve">Lo que esto NO demuestra, y hay que decirlo.</w:t>
-      </w:r>
-      <w:r>
-        <w:rPr>
-          <w:rFonts w:ascii="Times New Roman" w:cs="Times New Roman" w:eastAsia="Times New Roman" w:hAnsi="Times New Roman"/>
-          <w:color w:val="000000"/>
-          <w:sz w:val="24"/>
-          <w:szCs w:val="24"/>
-        </w:rPr>
-        <w:t xml:space="preserve"> El walk-forward </w:t>
-      </w:r>
-      <w:r>
-        <w:rPr>
-          <w:rFonts w:ascii="Times New Roman" w:cs="Times New Roman" w:eastAsia="Times New Roman" w:hAnsi="Times New Roman"/>
-          <w:b/>
-          <w:bCs/>
-          <w:color w:val="000000"/>
-          <w:sz w:val="24"/>
-          <w:szCs w:val="24"/>
-        </w:rPr>
-        <w:t xml:space="preserve">no es una estimación insesgada</w:t>
-      </w:r>
-      <w:r>
-        <w:rPr>
-          <w:rFonts w:ascii="Times New Roman" w:cs="Times New Roman" w:eastAsia="Times New Roman" w:hAnsi="Times New Roman"/>
-          <w:color w:val="000000"/>
-          <w:sz w:val="24"/>
-          <w:szCs w:val="24"/>
-        </w:rPr>
-        <w:t xml:space="preserve">: los tramos posteriores entrenan con datos de los anteriores, y el modelo se desarrolló mirando validación. </w:t>
-      </w:r>
-      <w:r>
-        <w:rPr>
-          <w:rFonts w:ascii="Times New Roman" w:cs="Times New Roman" w:eastAsia="Times New Roman" w:hAnsi="Times New Roman"/>
-          <w:b/>
-          <w:bCs/>
-          <w:color w:val="000000"/>
-          <w:sz w:val="24"/>
-          <w:szCs w:val="24"/>
-        </w:rPr>
-        <w:t xml:space="preserve">La única estimación limpia sigue siendo la del bloque de prueba</w:t>
-      </w:r>
-      <w:r>
-        <w:rPr>
-          <w:rFonts w:ascii="Times New Roman" w:cs="Times New Roman" w:eastAsia="Times New Roman" w:hAnsi="Times New Roman"/>
-          <w:color w:val="000000"/>
-          <w:sz w:val="24"/>
-          <w:szCs w:val="24"/>
-        </w:rPr>
-        <w:t xml:space="preserve">, y esa es la que el informe reporta en la sección 5. Lo que el walk-forward muestra es que </w:t>
-      </w:r>
-      <w:r>
-        <w:rPr>
-          <w:rFonts w:ascii="Times New Roman" w:cs="Times New Roman" w:eastAsia="Times New Roman" w:hAnsi="Times New Roman"/>
-          <w:b/>
-          <w:bCs/>
-          <w:color w:val="000000"/>
-          <w:sz w:val="24"/>
-          <w:szCs w:val="24"/>
-        </w:rPr>
-        <w:t xml:space="preserve">la ventaja es consistente en signo</w:t>
-      </w:r>
-      <w:r>
-        <w:rPr>
-          <w:rFonts w:ascii="Times New Roman" w:cs="Times New Roman" w:eastAsia="Times New Roman" w:hAnsi="Times New Roman"/>
-          <w:color w:val="000000"/>
-          <w:sz w:val="24"/>
-          <w:szCs w:val="24"/>
-        </w:rPr>
-        <w:t xml:space="preserve"> a lo largo de nueve períodos y de regímenes opuestos.  Por eso </w:t>
-      </w:r>
-      <w:r>
-        <w:rPr>
-          <w:rFonts w:ascii="Times New Roman" w:cs="Times New Roman" w:eastAsia="Times New Roman" w:hAnsi="Times New Roman"/>
-          <w:b/>
-          <w:bCs/>
-          <w:color w:val="000000"/>
-          <w:sz w:val="24"/>
-          <w:szCs w:val="24"/>
-        </w:rPr>
-        <w:t xml:space="preserve">no reemplaza el resultado</w:t>
-      </w:r>
-      <w:r>
-        <w:rPr>
-          <w:rFonts w:ascii="Times New Roman" w:cs="Times New Roman" w:eastAsia="Times New Roman" w:hAnsi="Times New Roman"/>
-          <w:color w:val="000000"/>
-          <w:sz w:val="24"/>
-          <w:szCs w:val="24"/>
-        </w:rPr>
-        <w:t xml:space="preserve">: lo explica.</w:t>
+          <w:color w:val="000000"/>
+          <w:sz w:val="24"/>
+          <w:szCs w:val="24"/>
+        </w:rPr>
+        <w:t xml:space="preserve">Las cifras del iTransformer salen de un modelo que </w:t>
+      </w:r>
+      <w:r>
+        <w:rPr>
+          <w:rFonts w:ascii="Times New Roman" w:cs="Times New Roman" w:eastAsia="Times New Roman" w:hAnsi="Times New Roman"/>
+          <w:b/>
+          <w:bCs/>
+          <w:color w:val="000000"/>
+          <w:sz w:val="24"/>
+          <w:szCs w:val="24"/>
+        </w:rPr>
+        <w:t xml:space="preserve">no reproduce entre procesos</w:t>
+      </w:r>
+      <w:r>
+        <w:rPr>
+          <w:rFonts w:ascii="Times New Roman" w:cs="Times New Roman" w:eastAsia="Times New Roman" w:hAnsi="Times New Roman"/>
+          <w:color w:val="000000"/>
+          <w:sz w:val="24"/>
+          <w:szCs w:val="24"/>
+        </w:rPr>
+        <w:t xml:space="preserve"> (D15, D25). Las del bosque y Chronos-Bolt sí reproducen.</w:t>
+      </w:r>
+    </w:p>
+    <w:p>
+      <w:pPr>
+        <w:spacing w:after="0" w:line="480" w:lineRule="auto"/>
+        <w:ind w:left="720"/>
+      </w:pPr>
+      <w:r>
+        <w:rPr>
+          <w:rFonts w:ascii="Times New Roman" w:cs="Times New Roman" w:eastAsia="Times New Roman" w:hAnsi="Times New Roman"/>
+          <w:b/>
+          <w:bCs/>
+          <w:color w:val="000000"/>
+          <w:sz w:val="24"/>
+          <w:szCs w:val="24"/>
+        </w:rPr>
+        <w:t xml:space="preserve">Y esto tampoco cambia lo que la sección 5 reporta.</w:t>
+      </w:r>
+      <w:r>
+        <w:rPr>
+          <w:rFonts w:ascii="Times New Roman" w:cs="Times New Roman" w:eastAsia="Times New Roman" w:hAnsi="Times New Roman"/>
+          <w:color w:val="000000"/>
+          <w:sz w:val="24"/>
+          <w:szCs w:val="24"/>
+        </w:rPr>
+        <w:t xml:space="preserve"> El veredicto se aplicó como estaba escrito sobre el bloque de prueba, y ahí el bosque quedó por debajo del azar en Máximo. Eso pasó y queda reportado. Lo que esta tabla añade es </w:t>
+      </w:r>
+      <w:r>
+        <w:rPr>
+          <w:rFonts w:ascii="Times New Roman" w:cs="Times New Roman" w:eastAsia="Times New Roman" w:hAnsi="Times New Roman"/>
+          <w:b/>
+          <w:bCs/>
+          <w:color w:val="000000"/>
+          <w:sz w:val="24"/>
+          <w:szCs w:val="24"/>
+        </w:rPr>
+        <w:t xml:space="preserve">qué significa</w:t>
+      </w:r>
+      <w:r>
+        <w:rPr>
+          <w:rFonts w:ascii="Times New Roman" w:cs="Times New Roman" w:eastAsia="Times New Roman" w:hAnsi="Times New Roman"/>
+          <w:color w:val="000000"/>
+          <w:sz w:val="24"/>
+          <w:szCs w:val="24"/>
+        </w:rPr>
+        <w:t xml:space="preserve">: no que el modelo no detecte máximos, sino que 86 ejemplos no alcanzan para verlo.</w:t>
       </w:r>
     </w:p>
     <w:p>
@@ -30163,7 +30169,7 @@
           <w:sz w:val="24"/>
           <w:szCs w:val="24"/>
         </w:rPr>
-        <w:t xml:space="preserve">La medición que cierra la pregunta: era potencia, y ahora está demostrado</w:t>
+        <w:t xml:space="preserve">Y lo que la potencia corrige de un resultado central del informe</w:t>
       </w:r>
     </w:p>
     <w:p>
@@ -30178,7 +30184,27 @@
           <w:sz w:val="24"/>
           <w:szCs w:val="24"/>
         </w:rPr>
-        <w:t xml:space="preserve">Contar «9 de 9» o «6 de 9» tira a la basura la magnitud de cada tramo y se queda solo con el signo. Y cada tramo evalúa sobre unas 810 filas con ~40 ejemplos por clase extrema: el mismo problema de potencia que hizo fallar la condición 2 sobre el bloque de prueba, un piso más abajo.</w:t>
+        <w:t xml:space="preserve">La misma pregunta se le puede hacer a los modelos profundos. El informe afirma que </w:t>
+      </w:r>
+      <w:r>
+        <w:rPr>
+          <w:rFonts w:ascii="Times New Roman" w:cs="Times New Roman" w:eastAsia="Times New Roman" w:hAnsi="Times New Roman"/>
+          <w:b/>
+          <w:bCs/>
+          <w:color w:val="000000"/>
+          <w:sz w:val="24"/>
+          <w:szCs w:val="24"/>
+        </w:rPr>
+        <w:t xml:space="preserve">ninguno de los dos supera al azar de forma distinguible</w:t>
+      </w:r>
+      <w:r>
+        <w:rPr>
+          <w:rFonts w:ascii="Times New Roman" w:cs="Times New Roman" w:eastAsia="Times New Roman" w:hAnsi="Times New Roman"/>
+          <w:color w:val="000000"/>
+          <w:sz w:val="24"/>
+          <w:szCs w:val="24"/>
+        </w:rPr>
+        <w:t xml:space="preserve"> — y eso se midió sobre 1 960 filas, con la potencia que la tabla 6 acaba de mostrar.</w:t>
       </w:r>
     </w:p>
     <w:p>
@@ -30189,31 +30215,13 @@
       <w:r>
         <w:rPr>
           <w:rFonts w:ascii="Times New Roman" w:cs="Times New Roman" w:eastAsia="Times New Roman" w:hAnsi="Times New Roman"/>
-          <w:color w:val="000000"/>
-          <w:sz w:val="24"/>
-          <w:szCs w:val="24"/>
-        </w:rPr>
-        <w:t xml:space="preserve">Lo correcto es </w:t>
-      </w:r>
-      <w:r>
-        <w:rPr>
-          <w:rFonts w:ascii="Times New Roman" w:cs="Times New Roman" w:eastAsia="Times New Roman" w:hAnsi="Times New Roman"/>
-          <w:b/>
-          <w:bCs/>
-          <w:color w:val="000000"/>
-          <w:sz w:val="24"/>
-          <w:szCs w:val="24"/>
-        </w:rPr>
-        <w:t xml:space="preserve">juntar las predicciones de los nueve tramos</w:t>
-      </w:r>
-      <w:r>
-        <w:rPr>
-          <w:rFonts w:ascii="Times New Roman" w:cs="Times New Roman" w:eastAsia="Times New Roman" w:hAnsi="Times New Roman"/>
-          <w:color w:val="000000"/>
-          <w:sz w:val="24"/>
-          <w:szCs w:val="24"/>
-        </w:rPr>
-        <w:t xml:space="preserve"> —que son de períodos distintos y no se solapan— y medir una sola vez sobre el conjunto completo.</w:t>
+          <w:b/>
+          <w:bCs/>
+          <w:color w:val="000000"/>
+          <w:sz w:val="24"/>
+          <w:szCs w:val="24"/>
+        </w:rPr>
+        <w:t xml:space="preserve">Con potencia suficiente los dos modelos profundos dejan de comportarse igual, y esa frase del informe resulta medio falsa: el fundacional sí supera al azar de forma distinguible.</w:t>
       </w:r>
     </w:p>
     <w:p>
@@ -30224,13 +30232,11 @@
       <w:r>
         <w:rPr>
           <w:rFonts w:ascii="Times New Roman" w:cs="Times New Roman" w:eastAsia="Times New Roman" w:hAnsi="Times New Roman"/>
-          <w:b/>
-          <w:bCs/>
-          <w:color w:val="000000"/>
-          <w:sz w:val="24"/>
-          <w:szCs w:val="24"/>
-        </w:rPr>
-        <w:t xml:space="preserve">La primera fila es el resultado más importante de esta investigación.</w:t>
+          <w:color w:val="000000"/>
+          <w:sz w:val="24"/>
+          <w:szCs w:val="24"/>
+        </w:rPr>
+        <w:t xml:space="preserve">Sobre el bloque de prueba los dos parecían lo mismo —ninguno se distinguía— y no lo eran. Chronos- Bolt tenía una ventaja real que 1 960 filas no alcanzaban a mostrar.</w:t>
       </w:r>
     </w:p>
     <w:p>
@@ -30241,91 +30247,97 @@
       <w:r>
         <w:rPr>
           <w:rFonts w:ascii="Times New Roman" w:cs="Times New Roman" w:eastAsia="Times New Roman" w:hAnsi="Times New Roman"/>
-          <w:color w:val="000000"/>
-          <w:sz w:val="24"/>
-          <w:szCs w:val="24"/>
-        </w:rPr>
-        <w:t xml:space="preserve">Sobre el bloque de prueba, con </w:t>
-      </w:r>
-      <w:r>
-        <w:rPr>
-          <w:rFonts w:ascii="Times New Roman" w:cs="Times New Roman" w:eastAsia="Times New Roman" w:hAnsi="Times New Roman"/>
-          <w:b/>
-          <w:bCs/>
-          <w:color w:val="000000"/>
-          <w:sz w:val="24"/>
-          <w:szCs w:val="24"/>
-        </w:rPr>
-        <w:t xml:space="preserve">1 960 filas</w:t>
-      </w:r>
-      <w:r>
-        <w:rPr>
-          <w:rFonts w:ascii="Times New Roman" w:cs="Times New Roman" w:eastAsia="Times New Roman" w:hAnsi="Times New Roman"/>
-          <w:color w:val="000000"/>
-          <w:sz w:val="24"/>
-          <w:szCs w:val="24"/>
-        </w:rPr>
-        <w:t xml:space="preserve">, la ventaja del modelo sobre el azar era positiva y su intervalo </w:t>
-      </w:r>
-      <w:r>
-        <w:rPr>
-          <w:rFonts w:ascii="Times New Roman" w:cs="Times New Roman" w:eastAsia="Times New Roman" w:hAnsi="Times New Roman"/>
-          <w:b/>
-          <w:bCs/>
-          <w:color w:val="000000"/>
-          <w:sz w:val="24"/>
-          <w:szCs w:val="24"/>
-        </w:rPr>
-        <w:t xml:space="preserve">incluía</w:t>
-      </w:r>
-      <w:r>
-        <w:rPr>
-          <w:rFonts w:ascii="Times New Roman" w:cs="Times New Roman" w:eastAsia="Times New Roman" w:hAnsi="Times New Roman"/>
-          <w:color w:val="000000"/>
-          <w:sz w:val="24"/>
-          <w:szCs w:val="24"/>
-        </w:rPr>
-        <w:t xml:space="preserve"> el cero. Sobre </w:t>
-      </w:r>
-      <w:r>
-        <w:rPr>
-          <w:rFonts w:ascii="Times New Roman" w:cs="Times New Roman" w:eastAsia="Times New Roman" w:hAnsi="Times New Roman"/>
-          <w:b/>
-          <w:bCs/>
-          <w:color w:val="000000"/>
-          <w:sz w:val="24"/>
-          <w:szCs w:val="24"/>
-        </w:rPr>
-        <w:t xml:space="preserve">7 311 filas</w:t>
-      </w:r>
-      <w:r>
-        <w:rPr>
-          <w:rFonts w:ascii="Times New Roman" w:cs="Times New Roman" w:eastAsia="Times New Roman" w:hAnsi="Times New Roman"/>
-          <w:color w:val="000000"/>
-          <w:sz w:val="24"/>
-          <w:szCs w:val="24"/>
-        </w:rPr>
-        <w:t xml:space="preserve">, la misma ventaja —de tamaño casi idéntico, +0,051285 contra +0,035021— tiene un intervalo que </w:t>
-      </w:r>
-      <w:r>
-        <w:rPr>
-          <w:rFonts w:ascii="Times New Roman" w:cs="Times New Roman" w:eastAsia="Times New Roman" w:hAnsi="Times New Roman"/>
-          <w:b/>
-          <w:bCs/>
-          <w:color w:val="000000"/>
-          <w:sz w:val="24"/>
-          <w:szCs w:val="24"/>
-        </w:rPr>
-        <w:t xml:space="preserve">excluye</w:t>
-      </w:r>
-      <w:r>
-        <w:rPr>
-          <w:rFonts w:ascii="Times New Roman" w:cs="Times New Roman" w:eastAsia="Times New Roman" w:hAnsi="Times New Roman"/>
-          <w:color w:val="000000"/>
-          <w:sz w:val="24"/>
-          <w:szCs w:val="24"/>
-        </w:rPr>
-        <w:t xml:space="preserve"> el cero con holgura.</w:t>
+          <w:b/>
+          <w:bCs/>
+          <w:color w:val="000000"/>
+          <w:sz w:val="24"/>
+          <w:szCs w:val="24"/>
+        </w:rPr>
+        <w:t xml:space="preserve">Y el resultado del iTransformer se vuelve mucho más fuerte, no más débil.</w:t>
+      </w:r>
+      <w:r>
+        <w:rPr>
+          <w:rFonts w:ascii="Times New Roman" w:cs="Times New Roman" w:eastAsia="Times New Roman" w:hAnsi="Times New Roman"/>
+          <w:color w:val="000000"/>
+          <w:sz w:val="24"/>
+          <w:szCs w:val="24"/>
+        </w:rPr>
+        <w:t xml:space="preserve"> No se distingue del azar </w:t>
+      </w:r>
+      <w:r>
+        <w:rPr>
+          <w:rFonts w:ascii="Times New Roman" w:cs="Times New Roman" w:eastAsia="Times New Roman" w:hAnsi="Times New Roman"/>
+          <w:b/>
+          <w:bCs/>
+          <w:color w:val="000000"/>
+          <w:sz w:val="24"/>
+          <w:szCs w:val="24"/>
+        </w:rPr>
+        <w:t xml:space="preserve">ni con cuatro veces más datos</w:t>
+      </w:r>
+      <w:r>
+        <w:rPr>
+          <w:rFonts w:ascii="Times New Roman" w:cs="Times New Roman" w:eastAsia="Times New Roman" w:hAnsi="Times New Roman"/>
+          <w:color w:val="000000"/>
+          <w:sz w:val="24"/>
+          <w:szCs w:val="24"/>
+        </w:rPr>
+        <w:t xml:space="preserve">. Ahí no es un problema de muestra: es que la ventaja, si existe, es demasiado pequeña para importar.</w:t>
+      </w:r>
+    </w:p>
+    <w:p>
+      <w:pPr>
+        <w:spacing w:after="0" w:line="480" w:lineRule="auto"/>
+        <w:ind w:left="720"/>
+      </w:pPr>
+      <w:r>
+        <w:rPr>
+          <w:rFonts w:ascii="Times New Roman" w:cs="Times New Roman" w:eastAsia="Times New Roman" w:hAnsi="Times New Roman"/>
+          <w:color w:val="000000"/>
+          <w:sz w:val="24"/>
+          <w:szCs w:val="24"/>
+        </w:rPr>
+        <w:t xml:space="preserve">La cifra del iTransformer sale de una corrida de un modelo que </w:t>
+      </w:r>
+      <w:r>
+        <w:rPr>
+          <w:rFonts w:ascii="Times New Roman" w:cs="Times New Roman" w:eastAsia="Times New Roman" w:hAnsi="Times New Roman"/>
+          <w:b/>
+          <w:bCs/>
+          <w:color w:val="000000"/>
+          <w:sz w:val="24"/>
+          <w:szCs w:val="24"/>
+        </w:rPr>
+        <w:t xml:space="preserve">no reproduce entre procesos</w:t>
+      </w:r>
+      <w:r>
+        <w:rPr>
+          <w:rFonts w:ascii="Times New Roman" w:cs="Times New Roman" w:eastAsia="Times New Roman" w:hAnsi="Times New Roman"/>
+          <w:color w:val="000000"/>
+          <w:sz w:val="24"/>
+          <w:szCs w:val="24"/>
+        </w:rPr>
+        <w:t xml:space="preserve"> (D15, D25): repetir el experimento mueve ese número en la tercera cifra decimal. </w:t>
+      </w:r>
+      <w:r>
+        <w:rPr>
+          <w:rFonts w:ascii="Times New Roman" w:cs="Times New Roman" w:eastAsia="Times New Roman" w:hAnsi="Times New Roman"/>
+          <w:b/>
+          <w:bCs/>
+          <w:color w:val="000000"/>
+          <w:sz w:val="24"/>
+          <w:szCs w:val="24"/>
+        </w:rPr>
+        <w:t xml:space="preserve">El intervalo incluye el cero en las dos corridas que se hicieron</w:t>
+      </w:r>
+      <w:r>
+        <w:rPr>
+          <w:rFonts w:ascii="Times New Roman" w:cs="Times New Roman" w:eastAsia="Times New Roman" w:hAnsi="Times New Roman"/>
+          <w:color w:val="000000"/>
+          <w:sz w:val="24"/>
+          <w:szCs w:val="24"/>
+        </w:rPr>
+        <w:t xml:space="preserve">, así que la conclusión no depende de cuál se tome — pero el valor exacto sí, y por eso se declara en vez de presentarlo como fijo.</w:t>
       </w:r>
     </w:p>
     <w:p>
@@ -30342,157 +30354,36 @@
           <w:sz w:val="24"/>
           <w:szCs w:val="24"/>
         </w:rPr>
-        <w:t xml:space="preserve">El efecto no cambió. Cambió cuánta evidencia había para verlo.</w:t>
-      </w:r>
-      <w:r>
-        <w:rPr>
-          <w:rFonts w:ascii="Times New Roman" w:cs="Times New Roman" w:eastAsia="Times New Roman" w:hAnsi="Times New Roman"/>
-          <w:color w:val="000000"/>
-          <w:sz w:val="24"/>
-          <w:szCs w:val="24"/>
-        </w:rPr>
-        <w:t xml:space="preserve"> El resultado negativo de la corrida única era un problema de </w:t>
-      </w:r>
-      <w:r>
-        <w:rPr>
-          <w:rFonts w:ascii="Times New Roman" w:cs="Times New Roman" w:eastAsia="Times New Roman" w:hAnsi="Times New Roman"/>
-          <w:b/>
-          <w:bCs/>
-          <w:color w:val="000000"/>
-          <w:sz w:val="24"/>
-          <w:szCs w:val="24"/>
-        </w:rPr>
-        <w:t xml:space="preserve">potencia estadística</w:t>
-      </w:r>
-      <w:r>
-        <w:rPr>
-          <w:rFonts w:ascii="Times New Roman" w:cs="Times New Roman" w:eastAsia="Times New Roman" w:hAnsi="Times New Roman"/>
-          <w:color w:val="000000"/>
-          <w:sz w:val="24"/>
-          <w:szCs w:val="24"/>
-        </w:rPr>
-        <w:t xml:space="preserve">, y ahora está demostrado en vez de conjeturado.</w:t>
-      </w:r>
-    </w:p>
-    <w:p>
-      <w:pPr>
-        <w:spacing w:after="0" w:line="480" w:lineRule="auto"/>
-        <w:ind w:firstLine="720"/>
-      </w:pPr>
-      <w:r>
-        <w:rPr>
-          <w:rFonts w:ascii="Times New Roman" w:cs="Times New Roman" w:eastAsia="Times New Roman" w:hAnsi="Times New Roman"/>
-          <w:color w:val="000000"/>
-          <w:sz w:val="24"/>
-          <w:szCs w:val="24"/>
-        </w:rPr>
-        <w:t xml:space="preserve">Y la tercera fila confirma la cautela de la sección anterior: </w:t>
-      </w:r>
-      <w:r>
-        <w:rPr>
-          <w:rFonts w:ascii="Times New Roman" w:cs="Times New Roman" w:eastAsia="Times New Roman" w:hAnsi="Times New Roman"/>
-          <w:b/>
-          <w:bCs/>
-          <w:color w:val="000000"/>
-          <w:sz w:val="24"/>
-          <w:szCs w:val="24"/>
-        </w:rPr>
-        <w:t xml:space="preserve">el apilado sigue sin establecerse</w:t>
-      </w:r>
-      <w:r>
-        <w:rPr>
-          <w:rFonts w:ascii="Times New Roman" w:cs="Times New Roman" w:eastAsia="Times New Roman" w:hAnsi="Times New Roman"/>
-          <w:color w:val="000000"/>
-          <w:sz w:val="24"/>
-          <w:szCs w:val="24"/>
-        </w:rPr>
-        <w:t xml:space="preserve"> ni siquiera con cuatro veces más datos. Su intervalo incluye el cero.</w:t>
-      </w:r>
-    </w:p>
-    <w:p>
-      <w:pPr>
-        <w:spacing w:after="0" w:line="480" w:lineRule="auto"/>
-        <w:ind w:left="720"/>
-      </w:pPr>
-      <w:r>
-        <w:rPr>
-          <w:rFonts w:ascii="Times New Roman" w:cs="Times New Roman" w:eastAsia="Times New Roman" w:hAnsi="Times New Roman"/>
-          <w:b/>
-          <w:bCs/>
-          <w:color w:val="000000"/>
-          <w:sz w:val="24"/>
-          <w:szCs w:val="24"/>
-        </w:rPr>
-        <w:t xml:space="preserve">Lo que esto NO cambia.</w:t>
-      </w:r>
-      <w:r>
-        <w:rPr>
-          <w:rFonts w:ascii="Times New Roman" w:cs="Times New Roman" w:eastAsia="Times New Roman" w:hAnsi="Times New Roman"/>
-          <w:color w:val="000000"/>
-          <w:sz w:val="24"/>
-          <w:szCs w:val="24"/>
-        </w:rPr>
-        <w:t xml:space="preserve"> La cifra que el informe reporta en la sección 5 </w:t>
-      </w:r>
-      <w:r>
-        <w:rPr>
-          <w:rFonts w:ascii="Times New Roman" w:cs="Times New Roman" w:eastAsia="Times New Roman" w:hAnsi="Times New Roman"/>
-          <w:b/>
-          <w:bCs/>
-          <w:color w:val="000000"/>
-          <w:sz w:val="24"/>
-          <w:szCs w:val="24"/>
-        </w:rPr>
-        <w:t xml:space="preserve">sigue siendo la del bloque de prueba</w:t>
-      </w:r>
-      <w:r>
-        <w:rPr>
-          <w:rFonts w:ascii="Times New Roman" w:cs="Times New Roman" w:eastAsia="Times New Roman" w:hAnsi="Times New Roman"/>
-          <w:color w:val="000000"/>
-          <w:sz w:val="24"/>
-          <w:szCs w:val="24"/>
-        </w:rPr>
-        <w:t xml:space="preserve">, y sigue siendo la única estimación limpia: estos 7 311 casos vienen de períodos que el modelo y las características usaron para desarrollarse. Lo que esta medición establece no es </w:t>
-      </w:r>
-      <w:r>
-        <w:rPr>
-          <w:rFonts w:ascii="Times New Roman" w:cs="Times New Roman" w:eastAsia="Times New Roman" w:hAnsi="Times New Roman"/>
-          <w:i/>
-          <w:iCs/>
-          <w:color w:val="000000"/>
-          <w:sz w:val="24"/>
-          <w:szCs w:val="24"/>
-        </w:rPr>
-        <w:t xml:space="preserve">cuánto</w:t>
-      </w:r>
-      <w:r>
-        <w:rPr>
-          <w:rFonts w:ascii="Times New Roman" w:cs="Times New Roman" w:eastAsia="Times New Roman" w:hAnsi="Times New Roman"/>
-          <w:color w:val="000000"/>
-          <w:sz w:val="24"/>
-          <w:szCs w:val="24"/>
-        </w:rPr>
-        <w:t xml:space="preserve"> detecta el sistema, sino </w:t>
-      </w:r>
-      <w:r>
-        <w:rPr>
-          <w:rFonts w:ascii="Times New Roman" w:cs="Times New Roman" w:eastAsia="Times New Roman" w:hAnsi="Times New Roman"/>
-          <w:b/>
-          <w:bCs/>
-          <w:color w:val="000000"/>
-          <w:sz w:val="24"/>
-          <w:szCs w:val="24"/>
-        </w:rPr>
-        <w:t xml:space="preserve">que la ausencia de detección que reportó la corrida única se explica por el tamaño de la muestra y no por la ausencia del efecto</w:t>
-      </w:r>
-      <w:r>
-        <w:rPr>
-          <w:rFonts w:ascii="Times New Roman" w:cs="Times New Roman" w:eastAsia="Times New Roman" w:hAnsi="Times New Roman"/>
-          <w:color w:val="000000"/>
-          <w:sz w:val="24"/>
-          <w:szCs w:val="24"/>
-        </w:rPr>
-        <w:t xml:space="preserve">.</w:t>
+        <w:t xml:space="preserve">Esto no cambia lo que la sección 5 reporta.</w:t>
+      </w:r>
+      <w:r>
+        <w:rPr>
+          <w:rFonts w:ascii="Times New Roman" w:cs="Times New Roman" w:eastAsia="Times New Roman" w:hAnsi="Times New Roman"/>
+          <w:color w:val="000000"/>
+          <w:sz w:val="24"/>
+          <w:szCs w:val="24"/>
+        </w:rPr>
+        <w:t xml:space="preserve"> El veredicto del protocolo se aplicó como estaba escrito, sobre el bloque de prueba, y esa sigue siendo la única estimación limpia. Lo que cambia es qué se puede decir </w:t>
+      </w:r>
+      <w:r>
+        <w:rPr>
+          <w:rFonts w:ascii="Times New Roman" w:cs="Times New Roman" w:eastAsia="Times New Roman" w:hAnsi="Times New Roman"/>
+          <w:b/>
+          <w:bCs/>
+          <w:color w:val="000000"/>
+          <w:sz w:val="24"/>
+          <w:szCs w:val="24"/>
+        </w:rPr>
+        <w:t xml:space="preserve">sobre por qué</w:t>
+      </w:r>
+      <w:r>
+        <w:rPr>
+          <w:rFonts w:ascii="Times New Roman" w:cs="Times New Roman" w:eastAsia="Times New Roman" w:hAnsi="Times New Roman"/>
+          <w:color w:val="000000"/>
+          <w:sz w:val="24"/>
+          <w:szCs w:val="24"/>
+        </w:rPr>
+        <w:t xml:space="preserve"> salió así, y en un caso —el fundacional— la explicación es que faltaba muestra y no efecto.</w:t>
       </w:r>
     </w:p>
     <w:p>
@@ -30512,7 +30403,7 @@
           <w:sz w:val="24"/>
           <w:szCs w:val="24"/>
         </w:rPr>
-        <w:t xml:space="preserve">Y lo que la potencia corrige de un resultado central del informe</w:t>
+        <w:t xml:space="preserve">La prueba que no dependía de nuestra disciplina</w:t>
       </w:r>
     </w:p>
     <w:p>
@@ -30527,27 +30418,47 @@
           <w:sz w:val="24"/>
           <w:szCs w:val="24"/>
         </w:rPr>
-        <w:t xml:space="preserve">La misma pregunta se le puede hacer a los modelos profundos. El informe afirma que </w:t>
-      </w:r>
-      <w:r>
-        <w:rPr>
-          <w:rFonts w:ascii="Times New Roman" w:cs="Times New Roman" w:eastAsia="Times New Roman" w:hAnsi="Times New Roman"/>
-          <w:b/>
-          <w:bCs/>
-          <w:color w:val="000000"/>
-          <w:sz w:val="24"/>
-          <w:szCs w:val="24"/>
-        </w:rPr>
-        <w:t xml:space="preserve">ninguno de los dos supera al azar de forma distinguible</w:t>
-      </w:r>
-      <w:r>
-        <w:rPr>
-          <w:rFonts w:ascii="Times New Roman" w:cs="Times New Roman" w:eastAsia="Times New Roman" w:hAnsi="Times New Roman"/>
-          <w:color w:val="000000"/>
-          <w:sz w:val="24"/>
-          <w:szCs w:val="24"/>
-        </w:rPr>
-        <w:t xml:space="preserve"> — y eso se midió sobre 1 960 filas, con la potencia que la tabla 6 acaba de mostrar.</w:t>
+        <w:t xml:space="preserve">Todo lo anterior —el bloque de prueba, el walk-forward, la curva de potencia— depende de que el equipo se haya comportado: de que nadie mirara la reserva antes de tiempo, de que las características se eligieran sin espiar. Hay una forma de evidencia que </w:t>
+      </w:r>
+      <w:r>
+        <w:rPr>
+          <w:rFonts w:ascii="Times New Roman" w:cs="Times New Roman" w:eastAsia="Times New Roman" w:hAnsi="Times New Roman"/>
+          <w:b/>
+          <w:bCs/>
+          <w:color w:val="000000"/>
+          <w:sz w:val="24"/>
+          <w:szCs w:val="24"/>
+        </w:rPr>
+        <w:t xml:space="preserve">no depende de eso</w:t>
+      </w:r>
+      <w:r>
+        <w:rPr>
+          <w:rFonts w:ascii="Times New Roman" w:cs="Times New Roman" w:eastAsia="Times New Roman" w:hAnsi="Times New Roman"/>
+          <w:color w:val="000000"/>
+          <w:sz w:val="24"/>
+          <w:szCs w:val="24"/>
+        </w:rPr>
+        <w:t xml:space="preserve">: medir sobre datos que </w:t>
+      </w:r>
+      <w:r>
+        <w:rPr>
+          <w:rFonts w:ascii="Times New Roman" w:cs="Times New Roman" w:eastAsia="Times New Roman" w:hAnsi="Times New Roman"/>
+          <w:b/>
+          <w:bCs/>
+          <w:color w:val="000000"/>
+          <w:sz w:val="24"/>
+          <w:szCs w:val="24"/>
+        </w:rPr>
+        <w:t xml:space="preserve">no existían</w:t>
+      </w:r>
+      <w:r>
+        <w:rPr>
+          <w:rFonts w:ascii="Times New Roman" w:cs="Times New Roman" w:eastAsia="Times New Roman" w:hAnsi="Times New Roman"/>
+          <w:color w:val="000000"/>
+          <w:sz w:val="24"/>
+          <w:szCs w:val="24"/>
+        </w:rPr>
+        <w:t xml:space="preserve"> cuando se tomaron las decisiones.</w:t>
       </w:r>
     </w:p>
     <w:p>
@@ -30558,13 +30469,71 @@
       <w:r>
         <w:rPr>
           <w:rFonts w:ascii="Times New Roman" w:cs="Times New Roman" w:eastAsia="Times New Roman" w:hAnsi="Times New Roman"/>
-          <w:b/>
-          <w:bCs/>
-          <w:color w:val="000000"/>
-          <w:sz w:val="24"/>
-          <w:szCs w:val="24"/>
-        </w:rPr>
-        <w:t xml:space="preserve">Con potencia suficiente los dos modelos profundos dejan de comportarse igual, y esa frase del informe resulta medio falsa: el fundacional sí supera al azar de forma distinguible.</w:t>
+          <w:color w:val="000000"/>
+          <w:sz w:val="24"/>
+          <w:szCs w:val="24"/>
+        </w:rPr>
+        <w:t xml:space="preserve">El panel del proyecto termina el </w:t>
+      </w:r>
+      <w:r>
+        <w:rPr>
+          <w:rFonts w:ascii="Times New Roman" w:cs="Times New Roman" w:eastAsia="Times New Roman" w:hAnsi="Times New Roman"/>
+          <w:b/>
+          <w:bCs/>
+          <w:color w:val="000000"/>
+          <w:sz w:val="24"/>
+          <w:szCs w:val="24"/>
+        </w:rPr>
+        <w:t xml:space="preserve">05/08/2026</w:t>
+      </w:r>
+      <w:r>
+        <w:rPr>
+          <w:rFonts w:ascii="Times New Roman" w:cs="Times New Roman" w:eastAsia="Times New Roman" w:hAnsi="Times New Roman"/>
+          <w:color w:val="000000"/>
+          <w:sz w:val="24"/>
+          <w:szCs w:val="24"/>
+        </w:rPr>
+        <w:t xml:space="preserve">. El 08/09 se descargaron las velas que el mercado produjo desde entonces —</w:t>
+      </w:r>
+      <w:r>
+        <w:rPr>
+          <w:rFonts w:ascii="Times New Roman" w:cs="Times New Roman" w:eastAsia="Times New Roman" w:hAnsi="Times New Roman"/>
+          <w:b/>
+          <w:bCs/>
+          <w:color w:val="000000"/>
+          <w:sz w:val="24"/>
+          <w:szCs w:val="24"/>
+        </w:rPr>
+        <w:t xml:space="preserve">200 velas, 192 evaluables</w:t>
+      </w:r>
+      <w:r>
+        <w:rPr>
+          <w:rFonts w:ascii="Times New Roman" w:cs="Times New Roman" w:eastAsia="Times New Roman" w:hAnsi="Times New Roman"/>
+          <w:color w:val="000000"/>
+          <w:sz w:val="24"/>
+          <w:szCs w:val="24"/>
+        </w:rPr>
+        <w:t xml:space="preserve">— y se le pidieron al modelo </w:t>
+      </w:r>
+      <w:r>
+        <w:rPr>
+          <w:rFonts w:ascii="Times New Roman" w:cs="Times New Roman" w:eastAsia="Times New Roman" w:hAnsi="Times New Roman"/>
+          <w:b/>
+          <w:bCs/>
+          <w:color w:val="000000"/>
+          <w:sz w:val="24"/>
+          <w:szCs w:val="24"/>
+        </w:rPr>
+        <w:t xml:space="preserve">sin reentrenarlo</w:t>
+      </w:r>
+      <w:r>
+        <w:rPr>
+          <w:rFonts w:ascii="Times New Roman" w:cs="Times New Roman" w:eastAsia="Times New Roman" w:hAnsi="Times New Roman"/>
+          <w:color w:val="000000"/>
+          <w:sz w:val="24"/>
+          <w:szCs w:val="24"/>
+        </w:rPr>
+        <w:t xml:space="preserve">.</w:t>
       </w:r>
     </w:p>
     <w:p>
@@ -30575,11 +30544,62 @@
       <w:r>
         <w:rPr>
           <w:rFonts w:ascii="Times New Roman" w:cs="Times New Roman" w:eastAsia="Times New Roman" w:hAnsi="Times New Roman"/>
-          <w:color w:val="000000"/>
-          <w:sz w:val="24"/>
-          <w:szCs w:val="24"/>
-        </w:rPr>
-        <w:t xml:space="preserve">Sobre el bloque de prueba los dos parecían lo mismo —ninguno se distinguía— y no lo eran. Chronos- Bolt tenía una ventaja real que 1 960 filas no alcanzaban a mostrar.</w:t>
+          <w:b/>
+          <w:bCs/>
+          <w:color w:val="000000"/>
+          <w:sz w:val="24"/>
+          <w:szCs w:val="24"/>
+        </w:rPr>
+        <w:t xml:space="preserve">La diferencia es +0,066181</w:t>
+      </w:r>
+      <w:r>
+        <w:rPr>
+          <w:rFonts w:ascii="Times New Roman" w:cs="Times New Roman" w:eastAsia="Times New Roman" w:hAnsi="Times New Roman"/>
+          <w:color w:val="000000"/>
+          <w:sz w:val="24"/>
+          <w:szCs w:val="24"/>
+        </w:rPr>
+        <w:t xml:space="preserve">, la mayor de todas las que este informe reporta: mayor que la del bloque de prueba (+0,035021) y que la del agregado de nueve tramos (+0,051285). Le gana al azar en </w:t>
+      </w:r>
+      <w:r>
+        <w:rPr>
+          <w:rFonts w:ascii="Times New Roman" w:cs="Times New Roman" w:eastAsia="Times New Roman" w:hAnsi="Times New Roman"/>
+          <w:b/>
+          <w:bCs/>
+          <w:color w:val="000000"/>
+          <w:sz w:val="24"/>
+          <w:szCs w:val="24"/>
+        </w:rPr>
+        <w:t xml:space="preserve">las dos clases</w:t>
+      </w:r>
+      <w:r>
+        <w:rPr>
+          <w:rFonts w:ascii="Times New Roman" w:cs="Times New Roman" w:eastAsia="Times New Roman" w:hAnsi="Times New Roman"/>
+          <w:color w:val="000000"/>
+          <w:sz w:val="24"/>
+          <w:szCs w:val="24"/>
+        </w:rPr>
+        <w:t xml:space="preserve">, y </w:t>
+      </w:r>
+      <w:r>
+        <w:rPr>
+          <w:rFonts w:ascii="Times New Roman" w:cs="Times New Roman" w:eastAsia="Times New Roman" w:hAnsi="Times New Roman"/>
+          <w:b/>
+          <w:bCs/>
+          <w:color w:val="000000"/>
+          <w:sz w:val="24"/>
+          <w:szCs w:val="24"/>
+        </w:rPr>
+        <w:t xml:space="preserve">duplica</w:t>
+      </w:r>
+      <w:r>
+        <w:rPr>
+          <w:rFonts w:ascii="Times New Roman" w:cs="Times New Roman" w:eastAsia="Times New Roman" w:hAnsi="Times New Roman"/>
+          <w:color w:val="000000"/>
+          <w:sz w:val="24"/>
+          <w:szCs w:val="24"/>
+        </w:rPr>
+        <w:t xml:space="preserve"> la precisión direccional.</w:t>
       </w:r>
     </w:p>
     <w:p>
@@ -30596,36 +30616,16 @@
           <w:sz w:val="24"/>
           <w:szCs w:val="24"/>
         </w:rPr>
-        <w:t xml:space="preserve">Y el resultado del iTransformer se vuelve mucho más fuerte, no más débil.</w:t>
-      </w:r>
-      <w:r>
-        <w:rPr>
-          <w:rFonts w:ascii="Times New Roman" w:cs="Times New Roman" w:eastAsia="Times New Roman" w:hAnsi="Times New Roman"/>
-          <w:color w:val="000000"/>
-          <w:sz w:val="24"/>
-          <w:szCs w:val="24"/>
-        </w:rPr>
-        <w:t xml:space="preserve"> No se distingue del azar </w:t>
-      </w:r>
-      <w:r>
-        <w:rPr>
-          <w:rFonts w:ascii="Times New Roman" w:cs="Times New Roman" w:eastAsia="Times New Roman" w:hAnsi="Times New Roman"/>
-          <w:b/>
-          <w:bCs/>
-          <w:color w:val="000000"/>
-          <w:sz w:val="24"/>
-          <w:szCs w:val="24"/>
-        </w:rPr>
-        <w:t xml:space="preserve">ni con cuatro veces más datos</w:t>
-      </w:r>
-      <w:r>
-        <w:rPr>
-          <w:rFonts w:ascii="Times New Roman" w:cs="Times New Roman" w:eastAsia="Times New Roman" w:hAnsi="Times New Roman"/>
-          <w:color w:val="000000"/>
-          <w:sz w:val="24"/>
-          <w:szCs w:val="24"/>
-        </w:rPr>
-        <w:t xml:space="preserve">. Ahí no es un problema de muestra: es que la ventaja, si existe, es demasiado pequeña para importar.</w:t>
+        <w:t xml:space="preserve">Y su intervalo incluye el cero:</w:t>
+      </w:r>
+      <w:r>
+        <w:rPr>
+          <w:rFonts w:ascii="Times New Roman" w:cs="Times New Roman" w:eastAsia="Times New Roman" w:hAnsi="Times New Roman"/>
+          <w:color w:val="000000"/>
+          <w:sz w:val="24"/>
+          <w:szCs w:val="24"/>
+        </w:rPr>
+        <w:t xml:space="preserve"> [−0,043087 , +0,194589]. Con 192 velas y nueve ejemplos de cada clase extrema no podía ser de otra manera — la curva de potencia de la Figura 4 dice que ni siquiera con mil velas se llega al 50 % de probabilidad de detectarlo.</w:t>
       </w:r>
     </w:p>
     <w:p>
@@ -30636,97 +30636,82 @@
       <w:r>
         <w:rPr>
           <w:rFonts w:ascii="Times New Roman" w:cs="Times New Roman" w:eastAsia="Times New Roman" w:hAnsi="Times New Roman"/>
-          <w:color w:val="000000"/>
-          <w:sz w:val="24"/>
-          <w:szCs w:val="24"/>
-        </w:rPr>
-        <w:t xml:space="preserve">La cifra del iTransformer sale de una corrida de un modelo que </w:t>
-      </w:r>
-      <w:r>
-        <w:rPr>
-          <w:rFonts w:ascii="Times New Roman" w:cs="Times New Roman" w:eastAsia="Times New Roman" w:hAnsi="Times New Roman"/>
-          <w:b/>
-          <w:bCs/>
-          <w:color w:val="000000"/>
-          <w:sz w:val="24"/>
-          <w:szCs w:val="24"/>
-        </w:rPr>
-        <w:t xml:space="preserve">no reproduce entre procesos</w:t>
-      </w:r>
-      <w:r>
-        <w:rPr>
-          <w:rFonts w:ascii="Times New Roman" w:cs="Times New Roman" w:eastAsia="Times New Roman" w:hAnsi="Times New Roman"/>
-          <w:color w:val="000000"/>
-          <w:sz w:val="24"/>
-          <w:szCs w:val="24"/>
-        </w:rPr>
-        <w:t xml:space="preserve"> (D15, D25): repetir el experimento mueve ese número en la tercera cifra decimal. </w:t>
-      </w:r>
-      <w:r>
-        <w:rPr>
-          <w:rFonts w:ascii="Times New Roman" w:cs="Times New Roman" w:eastAsia="Times New Roman" w:hAnsi="Times New Roman"/>
-          <w:b/>
-          <w:bCs/>
-          <w:color w:val="000000"/>
-          <w:sz w:val="24"/>
-          <w:szCs w:val="24"/>
-        </w:rPr>
-        <w:t xml:space="preserve">El intervalo incluye el cero en las dos corridas que se hicieron</w:t>
-      </w:r>
-      <w:r>
-        <w:rPr>
-          <w:rFonts w:ascii="Times New Roman" w:cs="Times New Roman" w:eastAsia="Times New Roman" w:hAnsi="Times New Roman"/>
-          <w:color w:val="000000"/>
-          <w:sz w:val="24"/>
-          <w:szCs w:val="24"/>
-        </w:rPr>
-        <w:t xml:space="preserve">, así que la conclusión no depende de cuál se tome — pero el valor exacto sí, y por eso se declara en vez de presentarlo como fijo.</w:t>
-      </w:r>
-    </w:p>
-    <w:p>
-      <w:pPr>
-        <w:spacing w:after="0" w:line="480" w:lineRule="auto"/>
-        <w:ind w:firstLine="720"/>
-      </w:pPr>
-      <w:r>
-        <w:rPr>
-          <w:rFonts w:ascii="Times New Roman" w:cs="Times New Roman" w:eastAsia="Times New Roman" w:hAnsi="Times New Roman"/>
-          <w:b/>
-          <w:bCs/>
-          <w:color w:val="000000"/>
-          <w:sz w:val="24"/>
-          <w:szCs w:val="24"/>
-        </w:rPr>
-        <w:t xml:space="preserve">Esto no cambia lo que la sección 5 reporta.</w:t>
-      </w:r>
-      <w:r>
-        <w:rPr>
-          <w:rFonts w:ascii="Times New Roman" w:cs="Times New Roman" w:eastAsia="Times New Roman" w:hAnsi="Times New Roman"/>
-          <w:color w:val="000000"/>
-          <w:sz w:val="24"/>
-          <w:szCs w:val="24"/>
-        </w:rPr>
-        <w:t xml:space="preserve"> El veredicto del protocolo se aplicó como estaba escrito, sobre el bloque de prueba, y esa sigue siendo la única estimación limpia. Lo que cambia es qué se puede decir </w:t>
-      </w:r>
-      <w:r>
-        <w:rPr>
-          <w:rFonts w:ascii="Times New Roman" w:cs="Times New Roman" w:eastAsia="Times New Roman" w:hAnsi="Times New Roman"/>
-          <w:b/>
-          <w:bCs/>
-          <w:color w:val="000000"/>
-          <w:sz w:val="24"/>
-          <w:szCs w:val="24"/>
-        </w:rPr>
-        <w:t xml:space="preserve">sobre por qué</w:t>
-      </w:r>
-      <w:r>
-        <w:rPr>
-          <w:rFonts w:ascii="Times New Roman" w:cs="Times New Roman" w:eastAsia="Times New Roman" w:hAnsi="Times New Roman"/>
-          <w:color w:val="000000"/>
-          <w:sz w:val="24"/>
-          <w:szCs w:val="24"/>
-        </w:rPr>
-        <w:t xml:space="preserve"> salió así, y en un caso —el fundacional— la explicación es que faltaba muestra y no efecto.</w:t>
+          <w:b/>
+          <w:bCs/>
+          <w:color w:val="000000"/>
+          <w:sz w:val="24"/>
+          <w:szCs w:val="24"/>
+        </w:rPr>
+        <w:t xml:space="preserve">Lo que esta prueba podía hacer y lo que no.</w:t>
+      </w:r>
+      <w:r>
+        <w:rPr>
+          <w:rFonts w:ascii="Times New Roman" w:cs="Times New Roman" w:eastAsia="Times New Roman" w:hAnsi="Times New Roman"/>
+          <w:color w:val="000000"/>
+          <w:sz w:val="24"/>
+          <w:szCs w:val="24"/>
+        </w:rPr>
+        <w:t xml:space="preserve"> No podía confirmar detección: no tiene tamaño para eso, y se dijo </w:t>
+      </w:r>
+      <w:r>
+        <w:rPr>
+          <w:rFonts w:ascii="Times New Roman" w:cs="Times New Roman" w:eastAsia="Times New Roman" w:hAnsi="Times New Roman"/>
+          <w:b/>
+          <w:bCs/>
+          <w:color w:val="000000"/>
+          <w:sz w:val="24"/>
+          <w:szCs w:val="24"/>
+        </w:rPr>
+        <w:t xml:space="preserve">antes</w:t>
+      </w:r>
+      <w:r>
+        <w:rPr>
+          <w:rFonts w:ascii="Times New Roman" w:cs="Times New Roman" w:eastAsia="Times New Roman" w:hAnsi="Times New Roman"/>
+          <w:color w:val="000000"/>
+          <w:sz w:val="24"/>
+          <w:szCs w:val="24"/>
+        </w:rPr>
+        <w:t xml:space="preserve"> de mirar el resultado. Lo que sí podía era </w:t>
+      </w:r>
+      <w:r>
+        <w:rPr>
+          <w:rFonts w:ascii="Times New Roman" w:cs="Times New Roman" w:eastAsia="Times New Roman" w:hAnsi="Times New Roman"/>
+          <w:b/>
+          <w:bCs/>
+          <w:color w:val="000000"/>
+          <w:sz w:val="24"/>
+          <w:szCs w:val="24"/>
+        </w:rPr>
+        <w:t xml:space="preserve">desmentirla</w:t>
+      </w:r>
+      <w:r>
+        <w:rPr>
+          <w:rFonts w:ascii="Times New Roman" w:cs="Times New Roman" w:eastAsia="Times New Roman" w:hAnsi="Times New Roman"/>
+          <w:color w:val="000000"/>
+          <w:sz w:val="24"/>
+          <w:szCs w:val="24"/>
+        </w:rPr>
+        <w:t xml:space="preserve"> — si el modelo hubiera salido claramente por debajo del azar sobre datos frescos, habría sido informativo y habría que reportarlo.  No la desmintió. Sobre datos que nadie pudo haber usado para ajustar nada, el modelo se comporta </w:t>
+      </w:r>
+      <w:r>
+        <w:rPr>
+          <w:rFonts w:ascii="Times New Roman" w:cs="Times New Roman" w:eastAsia="Times New Roman" w:hAnsi="Times New Roman"/>
+          <w:b/>
+          <w:bCs/>
+          <w:color w:val="000000"/>
+          <w:sz w:val="24"/>
+          <w:szCs w:val="24"/>
+        </w:rPr>
+        <w:t xml:space="preserve">al menos tan bien como en todo lo demás</w:t>
+      </w:r>
+      <w:r>
+        <w:rPr>
+          <w:rFonts w:ascii="Times New Roman" w:cs="Times New Roman" w:eastAsia="Times New Roman" w:hAnsi="Times New Roman"/>
+          <w:color w:val="000000"/>
+          <w:sz w:val="24"/>
+          <w:szCs w:val="24"/>
+        </w:rPr>
+        <w:t xml:space="preserve">.</w:t>
       </w:r>
     </w:p>
     <w:p>
@@ -30746,7 +30731,7 @@
           <w:sz w:val="24"/>
           <w:szCs w:val="24"/>
         </w:rPr>
-        <w:t xml:space="preserve">El quinto arreglo, que la propia evidencia sugirió</w:t>
+        <w:t xml:space="preserve">Los arreglos que probamos</w:t>
       </w:r>
     </w:p>
     <w:p>
@@ -30757,31 +30742,22 @@
       <w:r>
         <w:rPr>
           <w:rFonts w:ascii="Times New Roman" w:cs="Times New Roman" w:eastAsia="Times New Roman" w:hAnsi="Times New Roman"/>
-          <w:color w:val="000000"/>
-          <w:sz w:val="24"/>
-          <w:szCs w:val="24"/>
-        </w:rPr>
-        <w:t xml:space="preserve">Que Chronos-Bolt detecte mínimos y el iTransformer detecte máximos </w:t>
-      </w:r>
-      <w:r>
-        <w:rPr>
-          <w:rFonts w:ascii="Times New Roman" w:cs="Times New Roman" w:eastAsia="Times New Roman" w:hAnsi="Times New Roman"/>
-          <w:b/>
-          <w:bCs/>
-          <w:color w:val="000000"/>
-          <w:sz w:val="24"/>
-          <w:szCs w:val="24"/>
-        </w:rPr>
-        <w:t xml:space="preserve">no lo dijo nadie de antemano</w:t>
-      </w:r>
-      <w:r>
-        <w:rPr>
-          <w:rFonts w:ascii="Times New Roman" w:cs="Times New Roman" w:eastAsia="Times New Roman" w:hAnsi="Times New Roman"/>
-          <w:color w:val="000000"/>
-          <w:sz w:val="24"/>
-          <w:szCs w:val="24"/>
-        </w:rPr>
-        <w:t xml:space="preserve">: salió de medir. Si es real, combinarlos debería detectar las dos cosas. Es la única hipótesis nueva que los datos propusieron, y se probó de tres formas.</w:t>
+          <w:b/>
+          <w:bCs/>
+          <w:color w:val="000000"/>
+          <w:sz w:val="24"/>
+          <w:szCs w:val="24"/>
+        </w:rPr>
+        <w:t xml:space="preserve">Exigir un margen mínimo</w:t>
+      </w:r>
+      <w:r>
+        <w:rPr>
+          <w:rFonts w:ascii="Times New Roman" w:cs="Times New Roman" w:eastAsia="Times New Roman" w:hAnsi="Times New Roman"/>
+          <w:color w:val="000000"/>
+          <w:sz w:val="24"/>
+          <w:szCs w:val="24"/>
+        </w:rPr>
+        <w:t xml:space="preserve"> para llamar extremo a una vela — si un extremo que gana por 0,05 % es indistinguible del ruido, etiquetarlo igual que uno que gana por 3 % le pide al modelo aprender algo que no está ahí:</w:t>
       </w:r>
     </w:p>
     <w:p>
@@ -30798,91 +30774,56 @@
           <w:sz w:val="24"/>
           <w:szCs w:val="24"/>
         </w:rPr>
-        <w:t xml:space="preserve">Ninguna se establece.</w:t>
-      </w:r>
-      <w:r>
-        <w:rPr>
-          <w:rFonts w:ascii="Times New Roman" w:cs="Times New Roman" w:eastAsia="Times New Roman" w:hAnsi="Times New Roman"/>
-          <w:color w:val="000000"/>
-          <w:sz w:val="24"/>
-          <w:szCs w:val="24"/>
-        </w:rPr>
-        <w:t xml:space="preserve"> Las tres empeoran el F1 macro, y la unión de extremos —que es la mejor medida sobre las dos clases que importan— tiene un intervalo que </w:t>
-      </w:r>
-      <w:r>
-        <w:rPr>
-          <w:rFonts w:ascii="Times New Roman" w:cs="Times New Roman" w:eastAsia="Times New Roman" w:hAnsi="Times New Roman"/>
-          <w:b/>
-          <w:bCs/>
-          <w:color w:val="000000"/>
-          <w:sz w:val="24"/>
-          <w:szCs w:val="24"/>
-        </w:rPr>
-        <w:t xml:space="preserve">incluye el cero por muy poco</w:t>
-      </w:r>
-      <w:r>
-        <w:rPr>
-          <w:rFonts w:ascii="Times New Roman" w:cs="Times New Roman" w:eastAsia="Times New Roman" w:hAnsi="Times New Roman"/>
-          <w:color w:val="000000"/>
-          <w:sz w:val="24"/>
-          <w:szCs w:val="24"/>
-        </w:rPr>
-        <w:t xml:space="preserve">: +0,020101, con límite inferior en −0,000047.</w:t>
-      </w:r>
-    </w:p>
-    <w:p>
-      <w:pPr>
-        <w:spacing w:after="0" w:line="480" w:lineRule="auto"/>
-        <w:ind w:left="720"/>
-      </w:pPr>
-      <w:r>
-        <w:rPr>
-          <w:rFonts w:ascii="Times New Roman" w:cs="Times New Roman" w:eastAsia="Times New Roman" w:hAnsi="Times New Roman"/>
-          <w:color w:val="000000"/>
-          <w:sz w:val="24"/>
-          <w:szCs w:val="24"/>
-        </w:rPr>
-        <w:t xml:space="preserve">Las cifras de F1 macro de esta tabla dependen del iTransformer, que </w:t>
-      </w:r>
-      <w:r>
-        <w:rPr>
-          <w:rFonts w:ascii="Times New Roman" w:cs="Times New Roman" w:eastAsia="Times New Roman" w:hAnsi="Times New Roman"/>
-          <w:b/>
-          <w:bCs/>
-          <w:color w:val="000000"/>
-          <w:sz w:val="24"/>
-          <w:szCs w:val="24"/>
-        </w:rPr>
-        <w:t xml:space="preserve">no reproduce entre procesos</w:t>
-      </w:r>
-      <w:r>
-        <w:rPr>
-          <w:rFonts w:ascii="Times New Roman" w:cs="Times New Roman" w:eastAsia="Times New Roman" w:hAnsi="Times New Roman"/>
-          <w:color w:val="000000"/>
-          <w:sz w:val="24"/>
-          <w:szCs w:val="24"/>
-        </w:rPr>
-        <w:t xml:space="preserve"> (D15, D25): repetir el experimento las mueve en la tercera decimal. </w:t>
-      </w:r>
-      <w:r>
-        <w:rPr>
-          <w:rFonts w:ascii="Times New Roman" w:cs="Times New Roman" w:eastAsia="Times New Roman" w:hAnsi="Times New Roman"/>
-          <w:b/>
-          <w:bCs/>
-          <w:color w:val="000000"/>
-          <w:sz w:val="24"/>
-          <w:szCs w:val="24"/>
-        </w:rPr>
-        <w:t xml:space="preserve">Ninguna conclusión cambia</w:t>
-      </w:r>
-      <w:r>
-        <w:rPr>
-          <w:rFonts w:ascii="Times New Roman" w:cs="Times New Roman" w:eastAsia="Times New Roman" w:hAnsi="Times New Roman"/>
-          <w:color w:val="000000"/>
-          <w:sz w:val="24"/>
-          <w:szCs w:val="24"/>
-        </w:rPr>
-        <w:t xml:space="preserve"> — las tres siguen por debajo del bosque — pero los valores exactos sí, y por eso se dice.</w:t>
+        <w:t xml:space="preserve">Juntar picos y valles</w:t>
+      </w:r>
+      <w:r>
+        <w:rPr>
+          <w:rFonts w:ascii="Times New Roman" w:cs="Times New Roman" w:eastAsia="Times New Roman" w:hAnsi="Times New Roman"/>
+          <w:color w:val="000000"/>
+          <w:sz w:val="24"/>
+          <w:szCs w:val="24"/>
+        </w:rPr>
+        <w:t xml:space="preserve"> en una sola clase «punto de inflexión», que duplica los ejemplos de la clase rara y elimina la asimetría de raíz: la ventaja pasa de </w:t>
+      </w:r>
+      <w:r>
+        <w:rPr>
+          <w:rFonts w:ascii="Times New Roman" w:cs="Times New Roman" w:eastAsia="Times New Roman" w:hAnsi="Times New Roman"/>
+          <w:b/>
+          <w:bCs/>
+          <w:color w:val="000000"/>
+          <w:sz w:val="24"/>
+          <w:szCs w:val="24"/>
+        </w:rPr>
+        <w:t xml:space="preserve">+0,0537</w:t>
+      </w:r>
+      <w:r>
+        <w:rPr>
+          <w:rFonts w:ascii="Times New Roman" w:cs="Times New Roman" w:eastAsia="Times New Roman" w:hAnsi="Times New Roman"/>
+          <w:color w:val="000000"/>
+          <w:sz w:val="24"/>
+          <w:szCs w:val="24"/>
+        </w:rPr>
+        <w:t xml:space="preserve"> a </w:t>
+      </w:r>
+      <w:r>
+        <w:rPr>
+          <w:rFonts w:ascii="Times New Roman" w:cs="Times New Roman" w:eastAsia="Times New Roman" w:hAnsi="Times New Roman"/>
+          <w:b/>
+          <w:bCs/>
+          <w:color w:val="000000"/>
+          <w:sz w:val="24"/>
+          <w:szCs w:val="24"/>
+        </w:rPr>
+        <w:t xml:space="preserve">−0,0293</w:t>
+      </w:r>
+      <w:r>
+        <w:rPr>
+          <w:rFonts w:ascii="Times New Roman" w:cs="Times New Roman" w:eastAsia="Times New Roman" w:hAnsi="Times New Roman"/>
+          <w:color w:val="000000"/>
+          <w:sz w:val="24"/>
+          <w:szCs w:val="24"/>
+        </w:rPr>
+        <w:t xml:space="preserve">.</w:t>
       </w:r>
     </w:p>
     <w:p>
@@ -30899,16 +30840,232 @@
           <w:sz w:val="24"/>
           <w:szCs w:val="24"/>
         </w:rPr>
-        <w:t xml:space="preserve">Van cinco arreglos y ninguno se establece.</w:t>
-      </w:r>
-      <w:r>
-        <w:rPr>
-          <w:rFonts w:ascii="Times New Roman" w:cs="Times New Roman" w:eastAsia="Times New Roman" w:hAnsi="Times New Roman"/>
-          <w:color w:val="000000"/>
-          <w:sz w:val="24"/>
-          <w:szCs w:val="24"/>
-        </w:rPr>
-        <w:t xml:space="preserve"> Eso ya no es una serie de intentos fallidos: es evidencia consistente de que el límite está en los datos y no en el modelado.</w:t>
+        <w:t xml:space="preserve">Corregir la regla de decisión, no el entrenamiento.</w:t>
+      </w:r>
+      <w:r>
+        <w:rPr>
+          <w:rFonts w:ascii="Times New Roman" w:cs="Times New Roman" w:eastAsia="Times New Roman" w:hAnsi="Times New Roman"/>
+          <w:color w:val="000000"/>
+          <w:sz w:val="24"/>
+          <w:szCs w:val="24"/>
+        </w:rPr>
+        <w:t xml:space="preserve"> </w:t>
+      </w:r>
+      <w:r>
+        <w:rPr>
+          <w:rFonts w:ascii="Courier New" w:cs="Courier New" w:eastAsia="Courier New" w:hAnsi="Courier New"/>
+          <w:color w:val="000000"/>
+          <w:sz w:val="22"/>
+          <w:szCs w:val="22"/>
+        </w:rPr>
+        <w:t xml:space="preserve">predecir()</w:t>
+      </w:r>
+      <w:r>
+        <w:rPr>
+          <w:rFonts w:ascii="Times New Roman" w:cs="Times New Roman" w:eastAsia="Times New Roman" w:hAnsi="Times New Roman"/>
+          <w:color w:val="000000"/>
+          <w:sz w:val="24"/>
+          <w:szCs w:val="24"/>
+        </w:rPr>
+        <w:t xml:space="preserve"> elige la clase más probable, y con un 90,7 % de «continuidad» esa clase casi siempre gana aunque el modelo tenga información útil sobre las raras. Se probó elegir la clase que más se aparta de su frecuencia base —el arreglo estándar para clases desbalanceadas— con un solo parámetro, </w:t>
+      </w:r>
+      <w:r>
+        <w:rPr>
+          <w:rFonts w:ascii="Times New Roman" w:cs="Times New Roman" w:eastAsia="Times New Roman" w:hAnsi="Times New Roman"/>
+          <w:b/>
+          <w:bCs/>
+          <w:color w:val="000000"/>
+          <w:sz w:val="24"/>
+          <w:szCs w:val="24"/>
+        </w:rPr>
+        <w:t xml:space="preserve">elegido mirando únicamente datos de entrenamiento</w:t>
+      </w:r>
+      <w:r>
+        <w:rPr>
+          <w:rFonts w:ascii="Times New Roman" w:cs="Times New Roman" w:eastAsia="Times New Roman" w:hAnsi="Times New Roman"/>
+          <w:color w:val="000000"/>
+          <w:sz w:val="24"/>
+          <w:szCs w:val="24"/>
+        </w:rPr>
+        <w:t xml:space="preserve"> y aplicado después a validación una sola vez.</w:t>
+      </w:r>
+    </w:p>
+    <w:p>
+      <w:pPr>
+        <w:spacing w:after="0" w:line="480" w:lineRule="auto"/>
+        <w:ind w:firstLine="720"/>
+      </w:pPr>
+      <w:r>
+        <w:rPr>
+          <w:rFonts w:ascii="Times New Roman" w:cs="Times New Roman" w:eastAsia="Times New Roman" w:hAnsi="Times New Roman"/>
+          <w:b/>
+          <w:bCs/>
+          <w:color w:val="000000"/>
+          <w:sz w:val="24"/>
+          <w:szCs w:val="24"/>
+        </w:rPr>
+        <w:t xml:space="preserve">El procedimiento eligió no cambiar nada.</w:t>
+      </w:r>
+      <w:r>
+        <w:rPr>
+          <w:rFonts w:ascii="Times New Roman" w:cs="Times New Roman" w:eastAsia="Times New Roman" w:hAnsi="Times New Roman"/>
+          <w:color w:val="000000"/>
+          <w:sz w:val="24"/>
+          <w:szCs w:val="24"/>
+        </w:rPr>
+        <w:t xml:space="preserve"> Corregir por frecuencia al decidir hace caer el F1 macro de 0,3672 a 0,1023 sobre los datos de calibración, así que el parámetro óptimo resultó ser cero. La razón es que </w:t>
+      </w:r>
+      <w:r>
+        <w:rPr>
+          <w:rFonts w:ascii="Courier New" w:cs="Courier New" w:eastAsia="Courier New" w:hAnsi="Courier New"/>
+          <w:color w:val="000000"/>
+          <w:sz w:val="22"/>
+          <w:szCs w:val="22"/>
+        </w:rPr>
+        <w:t xml:space="preserve">class_weight="balanced"</w:t>
+      </w:r>
+      <w:r>
+        <w:rPr>
+          <w:rFonts w:ascii="Times New Roman" w:cs="Times New Roman" w:eastAsia="Times New Roman" w:hAnsi="Times New Roman"/>
+          <w:color w:val="000000"/>
+          <w:sz w:val="24"/>
+          <w:szCs w:val="24"/>
+        </w:rPr>
+        <w:t xml:space="preserve"> </w:t>
+      </w:r>
+      <w:r>
+        <w:rPr>
+          <w:rFonts w:ascii="Times New Roman" w:cs="Times New Roman" w:eastAsia="Times New Roman" w:hAnsi="Times New Roman"/>
+          <w:b/>
+          <w:bCs/>
+          <w:color w:val="000000"/>
+          <w:sz w:val="24"/>
+          <w:szCs w:val="24"/>
+        </w:rPr>
+        <w:t xml:space="preserve">ya</w:t>
+      </w:r>
+      <w:r>
+        <w:rPr>
+          <w:rFonts w:ascii="Times New Roman" w:cs="Times New Roman" w:eastAsia="Times New Roman" w:hAnsi="Times New Roman"/>
+          <w:color w:val="000000"/>
+          <w:sz w:val="24"/>
+          <w:szCs w:val="24"/>
+        </w:rPr>
+        <w:t xml:space="preserve"> corrige por frecuencia al entrenar: hacerlo otra vez al decidir duplica la corrección y destruye la precisión de las clases raras.</w:t>
+      </w:r>
+    </w:p>
+    <w:p>
+      <w:pPr>
+        <w:spacing w:after="0" w:line="480" w:lineRule="auto"/>
+        <w:ind w:firstLine="720"/>
+      </w:pPr>
+      <w:r>
+        <w:rPr>
+          <w:rFonts w:ascii="Times New Roman" w:cs="Times New Roman" w:eastAsia="Times New Roman" w:hAnsi="Times New Roman"/>
+          <w:color w:val="000000"/>
+          <w:sz w:val="24"/>
+          <w:szCs w:val="24"/>
+        </w:rPr>
+        <w:t xml:space="preserve">Es un resultado útil aunque sea negativo: dice que la elección de </w:t>
+      </w:r>
+      <w:r>
+        <w:rPr>
+          <w:rFonts w:ascii="Courier New" w:cs="Courier New" w:eastAsia="Courier New" w:hAnsi="Courier New"/>
+          <w:color w:val="000000"/>
+          <w:sz w:val="22"/>
+          <w:szCs w:val="22"/>
+        </w:rPr>
+        <w:t xml:space="preserve">class_weight</w:t>
+      </w:r>
+      <w:r>
+        <w:rPr>
+          <w:rFonts w:ascii="Times New Roman" w:cs="Times New Roman" w:eastAsia="Times New Roman" w:hAnsi="Times New Roman"/>
+          <w:color w:val="000000"/>
+          <w:sz w:val="24"/>
+          <w:szCs w:val="24"/>
+        </w:rPr>
+        <w:t xml:space="preserve"> que el proyecto hizo en la Semana 2 ya estaba haciendo ese trabajo, y que ahí no queda margen.</w:t>
+      </w:r>
+    </w:p>
+    <w:p>
+      <w:pPr>
+        <w:spacing w:after="0" w:line="480" w:lineRule="auto"/>
+        <w:ind w:firstLine="720"/>
+      </w:pPr>
+      <w:r>
+        <w:rPr>
+          <w:rFonts w:ascii="Times New Roman" w:cs="Times New Roman" w:eastAsia="Times New Roman" w:hAnsi="Times New Roman"/>
+          <w:b/>
+          <w:bCs/>
+          <w:color w:val="000000"/>
+          <w:sz w:val="24"/>
+          <w:szCs w:val="24"/>
+        </w:rPr>
+        <w:t xml:space="preserve">Los tres empeoran o no cambian nada</w:t>
+      </w:r>
+      <w:r>
+        <w:rPr>
+          <w:rFonts w:ascii="Times New Roman" w:cs="Times New Roman" w:eastAsia="Times New Roman" w:hAnsi="Times New Roman"/>
+          <w:color w:val="000000"/>
+          <w:sz w:val="24"/>
+          <w:szCs w:val="24"/>
+        </w:rPr>
+        <w:t xml:space="preserve">, y por la misma razón: filtrar o fusionar no arregla que haya pocos ejemplos de la clase rara. Filtrar reduce los máximos de validación de 99 a 27.</w:t>
+      </w:r>
+    </w:p>
+    <w:p>
+      <w:pPr>
+        <w:spacing w:after="0" w:line="480" w:lineRule="auto"/>
+        <w:ind w:firstLine="720"/>
+      </w:pPr>
+      <w:r>
+        <w:rPr>
+          <w:rFonts w:ascii="Times New Roman" w:cs="Times New Roman" w:eastAsia="Times New Roman" w:hAnsi="Times New Roman"/>
+          <w:color w:val="000000"/>
+          <w:sz w:val="24"/>
+          <w:szCs w:val="24"/>
+        </w:rPr>
+        <w:t xml:space="preserve">Visto con lo que la </w:t>
+      </w:r>
+      <w:r>
+        <w:rPr>
+          <w:rFonts w:ascii="Times New Roman" w:cs="Times New Roman" w:eastAsia="Times New Roman" w:hAnsi="Times New Roman"/>
+          <w:b/>
+          <w:bCs/>
+          <w:color w:val="000000"/>
+          <w:sz w:val="24"/>
+          <w:szCs w:val="24"/>
+        </w:rPr>
+        <w:t xml:space="preserve">parte A</w:t>
+      </w:r>
+      <w:r>
+        <w:rPr>
+          <w:rFonts w:ascii="Times New Roman" w:cs="Times New Roman" w:eastAsia="Times New Roman" w:hAnsi="Times New Roman"/>
+          <w:color w:val="000000"/>
+          <w:sz w:val="24"/>
+          <w:szCs w:val="24"/>
+        </w:rPr>
+        <w:t xml:space="preserve"> midió, el fracaso tiene más sentido: los dos arreglos atacaban una asimetría entre picos y valles que </w:t>
+      </w:r>
+      <w:r>
+        <w:rPr>
+          <w:rFonts w:ascii="Times New Roman" w:cs="Times New Roman" w:eastAsia="Times New Roman" w:hAnsi="Times New Roman"/>
+          <w:b/>
+          <w:bCs/>
+          <w:color w:val="000000"/>
+          <w:sz w:val="24"/>
+          <w:szCs w:val="24"/>
+        </w:rPr>
+        <w:t xml:space="preserve">no es estable</w:t>
+      </w:r>
+      <w:r>
+        <w:rPr>
+          <w:rFonts w:ascii="Times New Roman" w:cs="Times New Roman" w:eastAsia="Times New Roman" w:hAnsi="Times New Roman"/>
+          <w:color w:val="000000"/>
+          <w:sz w:val="24"/>
+          <w:szCs w:val="24"/>
+        </w:rPr>
+        <w:t xml:space="preserve"> —aparece en 5 de 9 tramos, que es una moneda—. Se diseñaron a partir de una lectura del bloque de prueba que las nueve mediciones no confirman.</w:t>
       </w:r>
     </w:p>
     <w:p>
@@ -30928,7 +31085,7 @@
           <w:sz w:val="24"/>
           <w:szCs w:val="24"/>
         </w:rPr>
-        <w:t xml:space="preserve">Los dos últimos: otra familia de modelo, y pesar en vez de filtrar</w:t>
+        <w:t xml:space="preserve">El cuarto arreglo: la única vía que sí mejora, y por qué aun así no se afirma</w:t>
       </w:r>
     </w:p>
     <w:p>
@@ -30939,42 +31096,31 @@
       <w:r>
         <w:rPr>
           <w:rFonts w:ascii="Times New Roman" w:cs="Times New Roman" w:eastAsia="Times New Roman" w:hAnsi="Times New Roman"/>
-          <w:b/>
-          <w:bCs/>
-          <w:color w:val="000000"/>
-          <w:sz w:val="24"/>
-          <w:szCs w:val="24"/>
-        </w:rPr>
-        <w:t xml:space="preserve">Sexto: cambiar de familia.</w:t>
-      </w:r>
-      <w:r>
-        <w:rPr>
-          <w:rFonts w:ascii="Times New Roman" w:cs="Times New Roman" w:eastAsia="Times New Roman" w:hAnsi="Times New Roman"/>
-          <w:color w:val="000000"/>
-          <w:sz w:val="24"/>
-          <w:szCs w:val="24"/>
-        </w:rPr>
-        <w:t xml:space="preserve"> Todo lo anterior cambia la etiqueta, la decisión o los datos, pero siempre con un bosque aleatorio. Se probó </w:t>
-      </w:r>
-      <w:r>
-        <w:rPr>
-          <w:rFonts w:ascii="Times New Roman" w:cs="Times New Roman" w:eastAsia="Times New Roman" w:hAnsi="Times New Roman"/>
-          <w:i/>
-          <w:iCs/>
-          <w:color w:val="000000"/>
-          <w:sz w:val="24"/>
-          <w:szCs w:val="24"/>
-        </w:rPr>
-        <w:t xml:space="preserve">gradient boosting</w:t>
-      </w:r>
-      <w:r>
-        <w:rPr>
-          <w:rFonts w:ascii="Times New Roman" w:cs="Times New Roman" w:eastAsia="Times New Roman" w:hAnsi="Times New Roman"/>
-          <w:color w:val="000000"/>
-          <w:sz w:val="24"/>
-          <w:szCs w:val="24"/>
-        </w:rPr>
-        <w:t xml:space="preserve"> por histogramas, que suele ir mejor en datos tabulares y no se había probado ni una vez.</w:t>
+          <w:color w:val="000000"/>
+          <w:sz w:val="24"/>
+          <w:szCs w:val="24"/>
+        </w:rPr>
+        <w:t xml:space="preserve">Si el cuello de botella es la cantidad de ejemplos, la vía directa es conseguir más. Los puntos de inflexión de BTC, ETH, SOL, XRP y ADA son </w:t>
+      </w:r>
+      <w:r>
+        <w:rPr>
+          <w:rFonts w:ascii="Times New Roman" w:cs="Times New Roman" w:eastAsia="Times New Roman" w:hAnsi="Times New Roman"/>
+          <w:b/>
+          <w:bCs/>
+          <w:color w:val="000000"/>
+          <w:sz w:val="24"/>
+          <w:szCs w:val="24"/>
+        </w:rPr>
+        <w:t xml:space="preserve">el mismo fenómeno</w:t>
+      </w:r>
+      <w:r>
+        <w:rPr>
+          <w:rFonts w:ascii="Times New Roman" w:cs="Times New Roman" w:eastAsia="Times New Roman" w:hAnsi="Times New Roman"/>
+          <w:color w:val="000000"/>
+          <w:sz w:val="24"/>
+          <w:szCs w:val="24"/>
+        </w:rPr>
+        <w:t xml:space="preserve"> que los de LTC: si se construyen las mismas familias de características centradas en cada activo, cada uno aporta su propia tanda de ejemplos etiquetados.</w:t>
       </w:r>
     </w:p>
     <w:p>
@@ -30985,42 +31131,31 @@
       <w:r>
         <w:rPr>
           <w:rFonts w:ascii="Times New Roman" w:cs="Times New Roman" w:eastAsia="Times New Roman" w:hAnsi="Times New Roman"/>
-          <w:b/>
-          <w:bCs/>
-          <w:color w:val="000000"/>
-          <w:sz w:val="24"/>
-          <w:szCs w:val="24"/>
-        </w:rPr>
-        <w:t xml:space="preserve">Séptimo: pesar los extremos por su margen, en vez de filtrarlos.</w:t>
-      </w:r>
-      <w:r>
-        <w:rPr>
-          <w:rFonts w:ascii="Times New Roman" w:cs="Times New Roman" w:eastAsia="Times New Roman" w:hAnsi="Times New Roman"/>
-          <w:color w:val="000000"/>
-          <w:sz w:val="24"/>
-          <w:szCs w:val="24"/>
-        </w:rPr>
-        <w:t xml:space="preserve"> El primer arreglo falló porque filtrar quitaba ejemplos de una clase ya diminuta —de 99 máximos a 27—. Pero la intuición de fondo seguía en pie: un extremo que gana por 0,05 % es menos fiable que uno que gana por 3 %. La forma correcta de usar eso no es tirar la fila, es </w:t>
-      </w:r>
-      <w:r>
-        <w:rPr>
-          <w:rFonts w:ascii="Times New Roman" w:cs="Times New Roman" w:eastAsia="Times New Roman" w:hAnsi="Times New Roman"/>
-          <w:b/>
-          <w:bCs/>
-          <w:color w:val="000000"/>
-          <w:sz w:val="24"/>
-          <w:szCs w:val="24"/>
-        </w:rPr>
-        <w:t xml:space="preserve">decirle al modelo cuánto confiar en ella</w:t>
-      </w:r>
-      <w:r>
-        <w:rPr>
-          <w:rFonts w:ascii="Times New Roman" w:cs="Times New Roman" w:eastAsia="Times New Roman" w:hAnsi="Times New Roman"/>
-          <w:color w:val="000000"/>
-          <w:sz w:val="24"/>
-          <w:szCs w:val="24"/>
-        </w:rPr>
-        <w:t xml:space="preserve">. Es el arreglo 1 sin su defecto.</w:t>
+          <w:color w:val="000000"/>
+          <w:sz w:val="24"/>
+          <w:szCs w:val="24"/>
+        </w:rPr>
+        <w:t xml:space="preserve">Se probó. Seis tandas apiladas, </w:t>
+      </w:r>
+      <w:r>
+        <w:rPr>
+          <w:rFonts w:ascii="Times New Roman" w:cs="Times New Roman" w:eastAsia="Times New Roman" w:hAnsi="Times New Roman"/>
+          <w:b/>
+          <w:bCs/>
+          <w:color w:val="000000"/>
+          <w:sz w:val="24"/>
+          <w:szCs w:val="24"/>
+        </w:rPr>
+        <w:t xml:space="preserve">54 990 filas de entrenamiento en vez de 9 165</w:t>
+      </w:r>
+      <w:r>
+        <w:rPr>
+          <w:rFonts w:ascii="Times New Roman" w:cs="Times New Roman" w:eastAsia="Times New Roman" w:hAnsi="Times New Roman"/>
+          <w:color w:val="000000"/>
+          <w:sz w:val="24"/>
+          <w:szCs w:val="24"/>
+        </w:rPr>
+        <w:t xml:space="preserve">, prediciendo sobre LTC como siempre.</w:t>
       </w:r>
     </w:p>
     <w:p>
@@ -31037,16 +31172,299 @@
           <w:sz w:val="24"/>
           <w:szCs w:val="24"/>
         </w:rPr>
-        <w:t xml:space="preserve">Ninguno se establece.</w:t>
-      </w:r>
-      <w:r>
-        <w:rPr>
-          <w:rFonts w:ascii="Times New Roman" w:cs="Times New Roman" w:eastAsia="Times New Roman" w:hAnsi="Times New Roman"/>
-          <w:color w:val="000000"/>
-          <w:sz w:val="24"/>
-          <w:szCs w:val="24"/>
-        </w:rPr>
-        <w:t xml:space="preserve"> El boosting queda por debajo y el pesado empata.</w:t>
+        <w:t xml:space="preserve">Mejora las dos clases extremas</w:t>
+      </w:r>
+      <w:r>
+        <w:rPr>
+          <w:rFonts w:ascii="Times New Roman" w:cs="Times New Roman" w:eastAsia="Times New Roman" w:hAnsi="Times New Roman"/>
+          <w:color w:val="000000"/>
+          <w:sz w:val="24"/>
+          <w:szCs w:val="24"/>
+        </w:rPr>
+        <w:t xml:space="preserve">, que era exactamente lo que fallaba. Es el único de los cuatro arreglos que mejora algo.</w:t>
+      </w:r>
+    </w:p>
+    <w:p>
+      <w:pPr>
+        <w:spacing w:after="0" w:line="480" w:lineRule="auto"/>
+        <w:ind w:left="720"/>
+      </w:pPr>
+      <w:r>
+        <w:rPr>
+          <w:rFonts w:ascii="Times New Roman" w:cs="Times New Roman" w:eastAsia="Times New Roman" w:hAnsi="Times New Roman"/>
+          <w:color w:val="000000"/>
+          <w:sz w:val="24"/>
+          <w:szCs w:val="24"/>
+        </w:rPr>
+        <w:t xml:space="preserve">⚠️ </w:t>
+      </w:r>
+      <w:r>
+        <w:rPr>
+          <w:rFonts w:ascii="Times New Roman" w:cs="Times New Roman" w:eastAsia="Times New Roman" w:hAnsi="Times New Roman"/>
+          <w:b/>
+          <w:bCs/>
+          <w:color w:val="000000"/>
+          <w:sz w:val="24"/>
+          <w:szCs w:val="24"/>
+        </w:rPr>
+        <w:t xml:space="preserve">Y aun así no se afirma, por el criterio del propio proyecto.</w:t>
+      </w:r>
+      <w:r>
+        <w:rPr>
+          <w:rFonts w:ascii="Times New Roman" w:cs="Times New Roman" w:eastAsia="Times New Roman" w:hAnsi="Times New Roman"/>
+          <w:color w:val="000000"/>
+          <w:sz w:val="24"/>
+          <w:szCs w:val="24"/>
+        </w:rPr>
+        <w:t xml:space="preserve"> Repetido sobre los nueve tramos del walk-forward, el apilado mejora en </w:t>
+      </w:r>
+      <w:r>
+        <w:rPr>
+          <w:rFonts w:ascii="Times New Roman" w:cs="Times New Roman" w:eastAsia="Times New Roman" w:hAnsi="Times New Roman"/>
+          <w:b/>
+          <w:bCs/>
+          <w:color w:val="000000"/>
+          <w:sz w:val="24"/>
+          <w:szCs w:val="24"/>
+        </w:rPr>
+        <w:t xml:space="preserve">6 de 9</w:t>
+      </w:r>
+      <w:r>
+        <w:rPr>
+          <w:rFonts w:ascii="Times New Roman" w:cs="Times New Roman" w:eastAsia="Times New Roman" w:hAnsi="Times New Roman"/>
+          <w:color w:val="000000"/>
+          <w:sz w:val="24"/>
+          <w:szCs w:val="24"/>
+        </w:rPr>
+        <w:t xml:space="preserve">, con una mejora media de </w:t>
+      </w:r>
+      <w:r>
+        <w:rPr>
+          <w:rFonts w:ascii="Times New Roman" w:cs="Times New Roman" w:eastAsia="Times New Roman" w:hAnsi="Times New Roman"/>
+          <w:b/>
+          <w:bCs/>
+          <w:color w:val="000000"/>
+          <w:sz w:val="24"/>
+          <w:szCs w:val="24"/>
+        </w:rPr>
+        <w:t xml:space="preserve">+0,010678</w:t>
+      </w:r>
+      <w:r>
+        <w:rPr>
+          <w:rFonts w:ascii="Times New Roman" w:cs="Times New Roman" w:eastAsia="Times New Roman" w:hAnsi="Times New Roman"/>
+          <w:color w:val="000000"/>
+          <w:sz w:val="24"/>
+          <w:szCs w:val="24"/>
+        </w:rPr>
+        <w:t xml:space="preserve"> y un rango que va de </w:t>
+      </w:r>
+      <w:r>
+        <w:rPr>
+          <w:rFonts w:ascii="Times New Roman" w:cs="Times New Roman" w:eastAsia="Times New Roman" w:hAnsi="Times New Roman"/>
+          <w:b/>
+          <w:bCs/>
+          <w:color w:val="000000"/>
+          <w:sz w:val="24"/>
+          <w:szCs w:val="24"/>
+        </w:rPr>
+        <w:t xml:space="preserve">−0,022268</w:t>
+      </w:r>
+      <w:r>
+        <w:rPr>
+          <w:rFonts w:ascii="Times New Roman" w:cs="Times New Roman" w:eastAsia="Times New Roman" w:hAnsi="Times New Roman"/>
+          <w:color w:val="000000"/>
+          <w:sz w:val="24"/>
+          <w:szCs w:val="24"/>
+        </w:rPr>
+        <w:t xml:space="preserve"> a </w:t>
+      </w:r>
+      <w:r>
+        <w:rPr>
+          <w:rFonts w:ascii="Times New Roman" w:cs="Times New Roman" w:eastAsia="Times New Roman" w:hAnsi="Times New Roman"/>
+          <w:b/>
+          <w:bCs/>
+          <w:color w:val="000000"/>
+          <w:sz w:val="24"/>
+          <w:szCs w:val="24"/>
+        </w:rPr>
+        <w:t xml:space="preserve">+0,036688</w:t>
+      </w:r>
+      <w:r>
+        <w:rPr>
+          <w:rFonts w:ascii="Times New Roman" w:cs="Times New Roman" w:eastAsia="Times New Roman" w:hAnsi="Times New Roman"/>
+          <w:color w:val="000000"/>
+          <w:sz w:val="24"/>
+          <w:szCs w:val="24"/>
+        </w:rPr>
+        <w:t xml:space="preserve">.  La tercera condición de la </w:t>
+      </w:r>
+      <w:r>
+        <w:rPr>
+          <w:rFonts w:ascii="Times New Roman" w:cs="Times New Roman" w:eastAsia="Times New Roman" w:hAnsi="Times New Roman"/>
+          <w:color w:val="000000"/>
+          <w:sz w:val="24"/>
+          <w:szCs w:val="24"/>
+        </w:rPr>
+        <w:t xml:space="preserve">D16</w:t>
+      </w:r>
+      <w:r>
+        <w:rPr>
+          <w:rFonts w:ascii="Times New Roman" w:cs="Times New Roman" w:eastAsia="Times New Roman" w:hAnsi="Times New Roman"/>
+          <w:color w:val="000000"/>
+          <w:sz w:val="24"/>
+          <w:szCs w:val="24"/>
+        </w:rPr>
+        <w:t xml:space="preserve"> pide que </w:t>
+      </w:r>
+      <w:r>
+        <w:rPr>
+          <w:rFonts w:ascii="Times New Roman" w:cs="Times New Roman" w:eastAsia="Times New Roman" w:hAnsi="Times New Roman"/>
+          <w:b/>
+          <w:bCs/>
+          <w:color w:val="000000"/>
+          <w:sz w:val="24"/>
+          <w:szCs w:val="24"/>
+        </w:rPr>
+        <w:t xml:space="preserve">el signo no cambie</w:t>
+      </w:r>
+      <w:r>
+        <w:rPr>
+          <w:rFonts w:ascii="Times New Roman" w:cs="Times New Roman" w:eastAsia="Times New Roman" w:hAnsi="Times New Roman"/>
+          <w:color w:val="000000"/>
+          <w:sz w:val="24"/>
+          <w:szCs w:val="24"/>
+        </w:rPr>
+        <w:t xml:space="preserve">. Aquí cambia en tres de nueve. </w:t>
+      </w:r>
+      <w:r>
+        <w:rPr>
+          <w:rFonts w:ascii="Times New Roman" w:cs="Times New Roman" w:eastAsia="Times New Roman" w:hAnsi="Times New Roman"/>
+          <w:b/>
+          <w:bCs/>
+          <w:color w:val="000000"/>
+          <w:sz w:val="24"/>
+          <w:szCs w:val="24"/>
+        </w:rPr>
+        <w:t xml:space="preserve">Seis de nueve es lo que el azar produce con facilidad.</w:t>
+      </w:r>
+      <w:r>
+        <w:rPr>
+          <w:rFonts w:ascii="Times New Roman" w:cs="Times New Roman" w:eastAsia="Times New Roman" w:hAnsi="Times New Roman"/>
+          <w:color w:val="000000"/>
+          <w:sz w:val="24"/>
+          <w:szCs w:val="24"/>
+        </w:rPr>
+        <w:t xml:space="preserve">  Reportar solo el resultado de la partición única —que es claro y favorable— sería exactamente el error que este informe dedica seis páginas a describir. Se reporta con las dos cifras: la que favorece y la que no.</w:t>
+      </w:r>
+    </w:p>
+    <w:p>
+      <w:pPr>
+        <w:spacing w:after="0" w:line="480" w:lineRule="auto"/>
+        <w:ind w:firstLine="720"/>
+      </w:pPr>
+      <w:r>
+        <w:rPr>
+          <w:rFonts w:ascii="Times New Roman" w:cs="Times New Roman" w:eastAsia="Times New Roman" w:hAnsi="Times New Roman"/>
+          <w:color w:val="000000"/>
+          <w:sz w:val="24"/>
+          <w:szCs w:val="24"/>
+        </w:rPr>
+        <w:t xml:space="preserve">Lo que sí se puede decir: </w:t>
+      </w:r>
+      <w:r>
+        <w:rPr>
+          <w:rFonts w:ascii="Times New Roman" w:cs="Times New Roman" w:eastAsia="Times New Roman" w:hAnsi="Times New Roman"/>
+          <w:b/>
+          <w:bCs/>
+          <w:color w:val="000000"/>
+          <w:sz w:val="24"/>
+          <w:szCs w:val="24"/>
+        </w:rPr>
+        <w:t xml:space="preserve">es la vía más prometedora de las cuatro</w:t>
+      </w:r>
+      <w:r>
+        <w:rPr>
+          <w:rFonts w:ascii="Times New Roman" w:cs="Times New Roman" w:eastAsia="Times New Roman" w:hAnsi="Times New Roman"/>
+          <w:color w:val="000000"/>
+          <w:sz w:val="24"/>
+          <w:szCs w:val="24"/>
+        </w:rPr>
+        <w:t xml:space="preserve">, tiene un mecanismo claro, y su efecto medio sobre los nueve tramos es positivo — la ventaja sobre el azar sube de </w:t>
+      </w:r>
+      <w:r>
+        <w:rPr>
+          <w:rFonts w:ascii="Times New Roman" w:cs="Times New Roman" w:eastAsia="Times New Roman" w:hAnsi="Times New Roman"/>
+          <w:b/>
+          <w:bCs/>
+          <w:color w:val="000000"/>
+          <w:sz w:val="24"/>
+          <w:szCs w:val="24"/>
+        </w:rPr>
+        <w:t xml:space="preserve">+0,049712</w:t>
+      </w:r>
+      <w:r>
+        <w:rPr>
+          <w:rFonts w:ascii="Times New Roman" w:cs="Times New Roman" w:eastAsia="Times New Roman" w:hAnsi="Times New Roman"/>
+          <w:color w:val="000000"/>
+          <w:sz w:val="24"/>
+          <w:szCs w:val="24"/>
+        </w:rPr>
+        <w:t xml:space="preserve"> a </w:t>
+      </w:r>
+      <w:r>
+        <w:rPr>
+          <w:rFonts w:ascii="Times New Roman" w:cs="Times New Roman" w:eastAsia="Times New Roman" w:hAnsi="Times New Roman"/>
+          <w:b/>
+          <w:bCs/>
+          <w:color w:val="000000"/>
+          <w:sz w:val="24"/>
+          <w:szCs w:val="24"/>
+        </w:rPr>
+        <w:t xml:space="preserve">+0,060391</w:t>
+      </w:r>
+      <w:r>
+        <w:rPr>
+          <w:rFonts w:ascii="Times New Roman" w:cs="Times New Roman" w:eastAsia="Times New Roman" w:hAnsi="Times New Roman"/>
+          <w:color w:val="000000"/>
+          <w:sz w:val="24"/>
+          <w:szCs w:val="24"/>
+        </w:rPr>
+        <w:t xml:space="preserve">. Es la recomendación principal para quien continúe.</w:t>
+      </w:r>
+    </w:p>
+    <w:p>
+      <w:pPr>
+        <w:spacing w:after="0" w:line="480" w:lineRule="auto"/>
+        <w:ind w:firstLine="720"/>
+      </w:pPr>
+      <w:r>
+        <w:rPr>
+          <w:rFonts w:ascii="Times New Roman" w:cs="Times New Roman" w:eastAsia="Times New Roman" w:hAnsi="Times New Roman"/>
+          <w:color w:val="000000"/>
+          <w:sz w:val="24"/>
+          <w:szCs w:val="24"/>
+        </w:rPr>
+        <w:t xml:space="preserve">Y notar una decisión que hubo que tomar: </w:t>
+      </w:r>
+      <w:r>
+        <w:rPr>
+          <w:rFonts w:ascii="Times New Roman" w:cs="Times New Roman" w:eastAsia="Times New Roman" w:hAnsi="Times New Roman"/>
+          <w:b/>
+          <w:bCs/>
+          <w:color w:val="000000"/>
+          <w:sz w:val="24"/>
+          <w:szCs w:val="24"/>
+        </w:rPr>
+        <w:t xml:space="preserve">la correlación cruzada queda fuera del juego común</w:t>
+      </w:r>
+      <w:r>
+        <w:rPr>
+          <w:rFonts w:ascii="Times New Roman" w:cs="Times New Roman" w:eastAsia="Times New Roman" w:hAnsi="Times New Roman"/>
+          <w:color w:val="000000"/>
+          <w:sz w:val="24"/>
+          <w:szCs w:val="24"/>
+        </w:rPr>
+        <w:t xml:space="preserve">. Sus columnas nombran a los otros activos, así que «correlación con BTC» significa algo distinto según de quién sea la tanda. Apilarlas mezclaría cosas que no son la misma.</w:t>
       </w:r>
     </w:p>
     <w:p>
@@ -31066,7 +31484,7 @@
           <w:sz w:val="24"/>
           <w:szCs w:val="24"/>
         </w:rPr>
-        <w:t xml:space="preserve">El balance de los siete intentos</w:t>
+        <w:t xml:space="preserve">El quinto arreglo, que la propia evidencia sugirió</w:t>
       </w:r>
     </w:p>
     <w:p>
@@ -31077,13 +31495,31 @@
       <w:r>
         <w:rPr>
           <w:rFonts w:ascii="Times New Roman" w:cs="Times New Roman" w:eastAsia="Times New Roman" w:hAnsi="Times New Roman"/>
-          <w:b/>
-          <w:bCs/>
-          <w:color w:val="000000"/>
-          <w:sz w:val="24"/>
-          <w:szCs w:val="24"/>
-        </w:rPr>
-        <w:t xml:space="preserve">Siete intervenciones, en siete ejes distintos, y ninguna produce una mejora que se sostenga.</w:t>
+          <w:color w:val="000000"/>
+          <w:sz w:val="24"/>
+          <w:szCs w:val="24"/>
+        </w:rPr>
+        <w:t xml:space="preserve">Que Chronos-Bolt detecte mínimos y el iTransformer detecte máximos </w:t>
+      </w:r>
+      <w:r>
+        <w:rPr>
+          <w:rFonts w:ascii="Times New Roman" w:cs="Times New Roman" w:eastAsia="Times New Roman" w:hAnsi="Times New Roman"/>
+          <w:b/>
+          <w:bCs/>
+          <w:color w:val="000000"/>
+          <w:sz w:val="24"/>
+          <w:szCs w:val="24"/>
+        </w:rPr>
+        <w:t xml:space="preserve">no lo dijo nadie de antemano</w:t>
+      </w:r>
+      <w:r>
+        <w:rPr>
+          <w:rFonts w:ascii="Times New Roman" w:cs="Times New Roman" w:eastAsia="Times New Roman" w:hAnsi="Times New Roman"/>
+          <w:color w:val="000000"/>
+          <w:sz w:val="24"/>
+          <w:szCs w:val="24"/>
+        </w:rPr>
+        <w:t xml:space="preserve">: salió de medir. Si es real, combinarlos debería detectar las dos cosas. Es la única hipótesis nueva que los datos propusieron, y se probó de tres formas.</w:t>
       </w:r>
     </w:p>
     <w:p>
@@ -31094,31 +31530,97 @@
       <w:r>
         <w:rPr>
           <w:rFonts w:ascii="Times New Roman" w:cs="Times New Roman" w:eastAsia="Times New Roman" w:hAnsi="Times New Roman"/>
-          <w:color w:val="000000"/>
-          <w:sz w:val="24"/>
-          <w:szCs w:val="24"/>
-        </w:rPr>
-        <w:t xml:space="preserve">Eso ya no es una lista de intentos fallidos. Es evidencia consistente de que </w:t>
-      </w:r>
-      <w:r>
-        <w:rPr>
-          <w:rFonts w:ascii="Times New Roman" w:cs="Times New Roman" w:eastAsia="Times New Roman" w:hAnsi="Times New Roman"/>
-          <w:b/>
-          <w:bCs/>
-          <w:color w:val="000000"/>
-          <w:sz w:val="24"/>
-          <w:szCs w:val="24"/>
-        </w:rPr>
-        <w:t xml:space="preserve">el límite de este sistema no está en el modelado</w:t>
-      </w:r>
-      <w:r>
-        <w:rPr>
-          <w:rFonts w:ascii="Times New Roman" w:cs="Times New Roman" w:eastAsia="Times New Roman" w:hAnsi="Times New Roman"/>
-          <w:color w:val="000000"/>
-          <w:sz w:val="24"/>
-          <w:szCs w:val="24"/>
-        </w:rPr>
-        <w:t xml:space="preserve">: está en cuánta señal hay en estos datos, con esta definición de punto de inflexión y esta cantidad de ejemplos.</w:t>
+          <w:b/>
+          <w:bCs/>
+          <w:color w:val="000000"/>
+          <w:sz w:val="24"/>
+          <w:szCs w:val="24"/>
+        </w:rPr>
+        <w:t xml:space="preserve">Ninguna se establece.</w:t>
+      </w:r>
+      <w:r>
+        <w:rPr>
+          <w:rFonts w:ascii="Times New Roman" w:cs="Times New Roman" w:eastAsia="Times New Roman" w:hAnsi="Times New Roman"/>
+          <w:color w:val="000000"/>
+          <w:sz w:val="24"/>
+          <w:szCs w:val="24"/>
+        </w:rPr>
+        <w:t xml:space="preserve"> Las tres empeoran el F1 macro, y la unión de extremos —que es la mejor medida sobre las dos clases que importan— tiene un intervalo que </w:t>
+      </w:r>
+      <w:r>
+        <w:rPr>
+          <w:rFonts w:ascii="Times New Roman" w:cs="Times New Roman" w:eastAsia="Times New Roman" w:hAnsi="Times New Roman"/>
+          <w:b/>
+          <w:bCs/>
+          <w:color w:val="000000"/>
+          <w:sz w:val="24"/>
+          <w:szCs w:val="24"/>
+        </w:rPr>
+        <w:t xml:space="preserve">incluye el cero por muy poco</w:t>
+      </w:r>
+      <w:r>
+        <w:rPr>
+          <w:rFonts w:ascii="Times New Roman" w:cs="Times New Roman" w:eastAsia="Times New Roman" w:hAnsi="Times New Roman"/>
+          <w:color w:val="000000"/>
+          <w:sz w:val="24"/>
+          <w:szCs w:val="24"/>
+        </w:rPr>
+        <w:t xml:space="preserve">: +0,020101, con límite inferior en −0,000047.</w:t>
+      </w:r>
+    </w:p>
+    <w:p>
+      <w:pPr>
+        <w:spacing w:after="0" w:line="480" w:lineRule="auto"/>
+        <w:ind w:left="720"/>
+      </w:pPr>
+      <w:r>
+        <w:rPr>
+          <w:rFonts w:ascii="Times New Roman" w:cs="Times New Roman" w:eastAsia="Times New Roman" w:hAnsi="Times New Roman"/>
+          <w:color w:val="000000"/>
+          <w:sz w:val="24"/>
+          <w:szCs w:val="24"/>
+        </w:rPr>
+        <w:t xml:space="preserve">Las cifras de F1 macro de esta tabla dependen del iTransformer, que </w:t>
+      </w:r>
+      <w:r>
+        <w:rPr>
+          <w:rFonts w:ascii="Times New Roman" w:cs="Times New Roman" w:eastAsia="Times New Roman" w:hAnsi="Times New Roman"/>
+          <w:b/>
+          <w:bCs/>
+          <w:color w:val="000000"/>
+          <w:sz w:val="24"/>
+          <w:szCs w:val="24"/>
+        </w:rPr>
+        <w:t xml:space="preserve">no reproduce entre procesos</w:t>
+      </w:r>
+      <w:r>
+        <w:rPr>
+          <w:rFonts w:ascii="Times New Roman" w:cs="Times New Roman" w:eastAsia="Times New Roman" w:hAnsi="Times New Roman"/>
+          <w:color w:val="000000"/>
+          <w:sz w:val="24"/>
+          <w:szCs w:val="24"/>
+        </w:rPr>
+        <w:t xml:space="preserve"> (D15, D25): repetir el experimento las mueve en la tercera decimal. </w:t>
+      </w:r>
+      <w:r>
+        <w:rPr>
+          <w:rFonts w:ascii="Times New Roman" w:cs="Times New Roman" w:eastAsia="Times New Roman" w:hAnsi="Times New Roman"/>
+          <w:b/>
+          <w:bCs/>
+          <w:color w:val="000000"/>
+          <w:sz w:val="24"/>
+          <w:szCs w:val="24"/>
+        </w:rPr>
+        <w:t xml:space="preserve">Ninguna conclusión cambia</w:t>
+      </w:r>
+      <w:r>
+        <w:rPr>
+          <w:rFonts w:ascii="Times New Roman" w:cs="Times New Roman" w:eastAsia="Times New Roman" w:hAnsi="Times New Roman"/>
+          <w:color w:val="000000"/>
+          <w:sz w:val="24"/>
+          <w:szCs w:val="24"/>
+        </w:rPr>
+        <w:t xml:space="preserve"> — las tres siguen por debajo del bosque — pero los valores exactos sí, y por eso se dice.</w:t>
       </w:r>
     </w:p>
     <w:p>
@@ -31129,71 +31631,22 @@
       <w:r>
         <w:rPr>
           <w:rFonts w:ascii="Times New Roman" w:cs="Times New Roman" w:eastAsia="Times New Roman" w:hAnsi="Times New Roman"/>
-          <w:color w:val="000000"/>
-          <w:sz w:val="24"/>
-          <w:szCs w:val="24"/>
-        </w:rPr>
-        <w:t xml:space="preserve">Y encaja con todo lo demás que se midió hoy: el efecto </w:t>
-      </w:r>
-      <w:r>
-        <w:rPr>
-          <w:rFonts w:ascii="Times New Roman" w:cs="Times New Roman" w:eastAsia="Times New Roman" w:hAnsi="Times New Roman"/>
-          <w:b/>
-          <w:bCs/>
-          <w:color w:val="000000"/>
-          <w:sz w:val="24"/>
-          <w:szCs w:val="24"/>
-        </w:rPr>
-        <w:t xml:space="preserve">existe</w:t>
-      </w:r>
-      <w:r>
-        <w:rPr>
-          <w:rFonts w:ascii="Times New Roman" w:cs="Times New Roman" w:eastAsia="Times New Roman" w:hAnsi="Times New Roman"/>
-          <w:color w:val="000000"/>
-          <w:sz w:val="24"/>
-          <w:szCs w:val="24"/>
-        </w:rPr>
-        <w:t xml:space="preserve"> y es </w:t>
-      </w:r>
-      <w:r>
-        <w:rPr>
-          <w:rFonts w:ascii="Times New Roman" w:cs="Times New Roman" w:eastAsia="Times New Roman" w:hAnsi="Times New Roman"/>
-          <w:b/>
-          <w:bCs/>
-          <w:color w:val="000000"/>
-          <w:sz w:val="24"/>
-          <w:szCs w:val="24"/>
-        </w:rPr>
-        <w:t xml:space="preserve">estable</w:t>
-      </w:r>
-      <w:r>
-        <w:rPr>
-          <w:rFonts w:ascii="Times New Roman" w:cs="Times New Roman" w:eastAsia="Times New Roman" w:hAnsi="Times New Roman"/>
-          <w:color w:val="000000"/>
-          <w:sz w:val="24"/>
-          <w:szCs w:val="24"/>
-        </w:rPr>
-        <w:t xml:space="preserve"> —el bosque le gana al azar en los nueve tramos y con intervalos que excluyen el cero— pero es </w:t>
-      </w:r>
-      <w:r>
-        <w:rPr>
-          <w:rFonts w:ascii="Times New Roman" w:cs="Times New Roman" w:eastAsia="Times New Roman" w:hAnsi="Times New Roman"/>
-          <w:b/>
-          <w:bCs/>
-          <w:color w:val="000000"/>
-          <w:sz w:val="24"/>
-          <w:szCs w:val="24"/>
-        </w:rPr>
-        <w:t xml:space="preserve">pequeño</w:t>
-      </w:r>
-      <w:r>
-        <w:rPr>
-          <w:rFonts w:ascii="Times New Roman" w:cs="Times New Roman" w:eastAsia="Times New Roman" w:hAnsi="Times New Roman"/>
-          <w:color w:val="000000"/>
-          <w:sz w:val="24"/>
-          <w:szCs w:val="24"/>
-        </w:rPr>
-        <w:t xml:space="preserve">, y ningún cambio de modelado lo agranda.</w:t>
+          <w:b/>
+          <w:bCs/>
+          <w:color w:val="000000"/>
+          <w:sz w:val="24"/>
+          <w:szCs w:val="24"/>
+        </w:rPr>
+        <w:t xml:space="preserve">Van cinco arreglos y ninguno se establece.</w:t>
+      </w:r>
+      <w:r>
+        <w:rPr>
+          <w:rFonts w:ascii="Times New Roman" w:cs="Times New Roman" w:eastAsia="Times New Roman" w:hAnsi="Times New Roman"/>
+          <w:color w:val="000000"/>
+          <w:sz w:val="24"/>
+          <w:szCs w:val="24"/>
+        </w:rPr>
+        <w:t xml:space="preserve"> Eso ya no es una serie de intentos fallidos: es evidencia consistente de que el límite está en los datos y no en el modelado.</w:t>
       </w:r>
     </w:p>
     <w:p>
@@ -31213,7 +31666,7 @@
           <w:sz w:val="24"/>
           <w:szCs w:val="24"/>
         </w:rPr>
-        <w:t xml:space="preserve">Y una observación sobre la métrica, que sí queda</w:t>
+        <w:t xml:space="preserve">Los dos últimos: otra familia de modelo, y pesar en vez de filtrar</w:t>
       </w:r>
     </w:p>
     <w:p>
@@ -31224,62 +31677,42 @@
       <w:r>
         <w:rPr>
           <w:rFonts w:ascii="Times New Roman" w:cs="Times New Roman" w:eastAsia="Times New Roman" w:hAnsi="Times New Roman"/>
-          <w:color w:val="000000"/>
-          <w:sz w:val="24"/>
-          <w:szCs w:val="24"/>
-        </w:rPr>
-        <w:t xml:space="preserve">La unión de extremos se ve </w:t>
-      </w:r>
-      <w:r>
-        <w:rPr>
-          <w:rFonts w:ascii="Times New Roman" w:cs="Times New Roman" w:eastAsia="Times New Roman" w:hAnsi="Times New Roman"/>
-          <w:b/>
-          <w:bCs/>
-          <w:color w:val="000000"/>
-          <w:sz w:val="24"/>
-          <w:szCs w:val="24"/>
-        </w:rPr>
-        <w:t xml:space="preserve">mal</w:t>
-      </w:r>
-      <w:r>
-        <w:rPr>
-          <w:rFonts w:ascii="Times New Roman" w:cs="Times New Roman" w:eastAsia="Times New Roman" w:hAnsi="Times New Roman"/>
-          <w:color w:val="000000"/>
-          <w:sz w:val="24"/>
-          <w:szCs w:val="24"/>
-        </w:rPr>
-        <w:t xml:space="preserve"> en F1 macro y </w:t>
-      </w:r>
-      <w:r>
-        <w:rPr>
-          <w:rFonts w:ascii="Times New Roman" w:cs="Times New Roman" w:eastAsia="Times New Roman" w:hAnsi="Times New Roman"/>
-          <w:b/>
-          <w:bCs/>
-          <w:color w:val="000000"/>
-          <w:sz w:val="24"/>
-          <w:szCs w:val="24"/>
-        </w:rPr>
-        <w:t xml:space="preserve">mejor que todo lo demás</w:t>
-      </w:r>
-      <w:r>
-        <w:rPr>
-          <w:rFonts w:ascii="Times New Roman" w:cs="Times New Roman" w:eastAsia="Times New Roman" w:hAnsi="Times New Roman"/>
-          <w:color w:val="000000"/>
-          <w:sz w:val="24"/>
-          <w:szCs w:val="24"/>
-        </w:rPr>
-        <w:t xml:space="preserve"> en las dos clases extremas. La diferencia no está en el modelo: está en que </w:t>
-      </w:r>
-      <w:r>
-        <w:rPr>
-          <w:rFonts w:ascii="Times New Roman" w:cs="Times New Roman" w:eastAsia="Times New Roman" w:hAnsi="Times New Roman"/>
-          <w:b/>
-          <w:bCs/>
-          <w:color w:val="000000"/>
-          <w:sz w:val="24"/>
-          <w:szCs w:val="24"/>
-        </w:rPr>
-        <w:t xml:space="preserve">el F1 macro promedia las tres clases, y «continuidad» es el 90,7 % de las velas y no es lo que el enunciado pide detectar.</w:t>
+          <w:b/>
+          <w:bCs/>
+          <w:color w:val="000000"/>
+          <w:sz w:val="24"/>
+          <w:szCs w:val="24"/>
+        </w:rPr>
+        <w:t xml:space="preserve">Sexto: cambiar de familia.</w:t>
+      </w:r>
+      <w:r>
+        <w:rPr>
+          <w:rFonts w:ascii="Times New Roman" w:cs="Times New Roman" w:eastAsia="Times New Roman" w:hAnsi="Times New Roman"/>
+          <w:color w:val="000000"/>
+          <w:sz w:val="24"/>
+          <w:szCs w:val="24"/>
+        </w:rPr>
+        <w:t xml:space="preserve"> Todo lo anterior cambia la etiqueta, la decisión o los datos, pero siempre con un bosque aleatorio. Se probó </w:t>
+      </w:r>
+      <w:r>
+        <w:rPr>
+          <w:rFonts w:ascii="Times New Roman" w:cs="Times New Roman" w:eastAsia="Times New Roman" w:hAnsi="Times New Roman"/>
+          <w:i/>
+          <w:iCs/>
+          <w:color w:val="000000"/>
+          <w:sz w:val="24"/>
+          <w:szCs w:val="24"/>
+        </w:rPr>
+        <w:t xml:space="preserve">gradient boosting</w:t>
+      </w:r>
+      <w:r>
+        <w:rPr>
+          <w:rFonts w:ascii="Times New Roman" w:cs="Times New Roman" w:eastAsia="Times New Roman" w:hAnsi="Times New Roman"/>
+          <w:color w:val="000000"/>
+          <w:sz w:val="24"/>
+          <w:szCs w:val="24"/>
+        </w:rPr>
+        <w:t xml:space="preserve"> por histogramas, que suele ir mejor en datos tabulares y no se había probado ni una vez.</w:t>
       </w:r>
     </w:p>
     <w:p>
@@ -31290,51 +31723,68 @@
       <w:r>
         <w:rPr>
           <w:rFonts w:ascii="Times New Roman" w:cs="Times New Roman" w:eastAsia="Times New Roman" w:hAnsi="Times New Roman"/>
-          <w:color w:val="000000"/>
-          <w:sz w:val="24"/>
-          <w:szCs w:val="24"/>
-        </w:rPr>
-        <w:t xml:space="preserve">Una métrica que promedie </w:t>
-      </w:r>
-      <w:r>
-        <w:rPr>
-          <w:rFonts w:ascii="Times New Roman" w:cs="Times New Roman" w:eastAsia="Times New Roman" w:hAnsi="Times New Roman"/>
-          <w:b/>
-          <w:bCs/>
-          <w:color w:val="000000"/>
-          <w:sz w:val="24"/>
-          <w:szCs w:val="24"/>
-        </w:rPr>
-        <w:t xml:space="preserve">solo las dos clases extremas</w:t>
-      </w:r>
-      <w:r>
-        <w:rPr>
-          <w:rFonts w:ascii="Times New Roman" w:cs="Times New Roman" w:eastAsia="Times New Roman" w:hAnsi="Times New Roman"/>
-          <w:color w:val="000000"/>
-          <w:sz w:val="24"/>
-          <w:szCs w:val="24"/>
-        </w:rPr>
-        <w:t xml:space="preserve"> habría ordenado los modelos de otro modo. No se cambia —está fijada desde la Semana 1 y cambiarla ahora sería elegir la métrica después de ver los resultados, que es exactamente lo que este informe no hace— pero </w:t>
-      </w:r>
-      <w:r>
-        <w:rPr>
-          <w:rFonts w:ascii="Times New Roman" w:cs="Times New Roman" w:eastAsia="Times New Roman" w:hAnsi="Times New Roman"/>
-          <w:b/>
-          <w:bCs/>
-          <w:color w:val="000000"/>
-          <w:sz w:val="24"/>
-          <w:szCs w:val="24"/>
-        </w:rPr>
-        <w:t xml:space="preserve">queda anotado que la elección de métrica no fue neutral</w:t>
-      </w:r>
-      <w:r>
-        <w:rPr>
-          <w:rFonts w:ascii="Times New Roman" w:cs="Times New Roman" w:eastAsia="Times New Roman" w:hAnsi="Times New Roman"/>
-          <w:color w:val="000000"/>
-          <w:sz w:val="24"/>
-          <w:szCs w:val="24"/>
-        </w:rPr>
-        <w:t xml:space="preserve">, y esa es una decisión que conviene tomar mirándola de frente.</w:t>
+          <w:b/>
+          <w:bCs/>
+          <w:color w:val="000000"/>
+          <w:sz w:val="24"/>
+          <w:szCs w:val="24"/>
+        </w:rPr>
+        <w:t xml:space="preserve">Séptimo: pesar los extremos por su margen, en vez de filtrarlos.</w:t>
+      </w:r>
+      <w:r>
+        <w:rPr>
+          <w:rFonts w:ascii="Times New Roman" w:cs="Times New Roman" w:eastAsia="Times New Roman" w:hAnsi="Times New Roman"/>
+          <w:color w:val="000000"/>
+          <w:sz w:val="24"/>
+          <w:szCs w:val="24"/>
+        </w:rPr>
+        <w:t xml:space="preserve"> El primer arreglo falló porque filtrar quitaba ejemplos de una clase ya diminuta —de 99 máximos a 27—. Pero la intuición de fondo seguía en pie: un extremo que gana por 0,05 % es menos fiable que uno que gana por 3 %. La forma correcta de usar eso no es tirar la fila, es </w:t>
+      </w:r>
+      <w:r>
+        <w:rPr>
+          <w:rFonts w:ascii="Times New Roman" w:cs="Times New Roman" w:eastAsia="Times New Roman" w:hAnsi="Times New Roman"/>
+          <w:b/>
+          <w:bCs/>
+          <w:color w:val="000000"/>
+          <w:sz w:val="24"/>
+          <w:szCs w:val="24"/>
+        </w:rPr>
+        <w:t xml:space="preserve">decirle al modelo cuánto confiar en ella</w:t>
+      </w:r>
+      <w:r>
+        <w:rPr>
+          <w:rFonts w:ascii="Times New Roman" w:cs="Times New Roman" w:eastAsia="Times New Roman" w:hAnsi="Times New Roman"/>
+          <w:color w:val="000000"/>
+          <w:sz w:val="24"/>
+          <w:szCs w:val="24"/>
+        </w:rPr>
+        <w:t xml:space="preserve">. Es el arreglo 1 sin su defecto.</w:t>
+      </w:r>
+    </w:p>
+    <w:p>
+      <w:pPr>
+        <w:spacing w:after="0" w:line="480" w:lineRule="auto"/>
+        <w:ind w:firstLine="720"/>
+      </w:pPr>
+      <w:r>
+        <w:rPr>
+          <w:rFonts w:ascii="Times New Roman" w:cs="Times New Roman" w:eastAsia="Times New Roman" w:hAnsi="Times New Roman"/>
+          <w:b/>
+          <w:bCs/>
+          <w:color w:val="000000"/>
+          <w:sz w:val="24"/>
+          <w:szCs w:val="24"/>
+        </w:rPr>
+        <w:t xml:space="preserve">Ninguno se establece.</w:t>
+      </w:r>
+      <w:r>
+        <w:rPr>
+          <w:rFonts w:ascii="Times New Roman" w:cs="Times New Roman" w:eastAsia="Times New Roman" w:hAnsi="Times New Roman"/>
+          <w:color w:val="000000"/>
+          <w:sz w:val="24"/>
+          <w:szCs w:val="24"/>
+        </w:rPr>
+        <w:t xml:space="preserve"> El boosting queda por debajo y el pesado empata.</w:t>
       </w:r>
     </w:p>
     <w:p>
@@ -31354,7 +31804,7 @@
           <w:sz w:val="24"/>
           <w:szCs w:val="24"/>
         </w:rPr>
-        <w:t xml:space="preserve">La corrección más grande: el bosque sí detecta las dos clases</w:t>
+        <w:t xml:space="preserve">El balance de los siete intentos</w:t>
       </w:r>
     </w:p>
     <w:p>
@@ -31365,51 +31815,13 @@
       <w:r>
         <w:rPr>
           <w:rFonts w:ascii="Times New Roman" w:cs="Times New Roman" w:eastAsia="Times New Roman" w:hAnsi="Times New Roman"/>
-          <w:color w:val="000000"/>
-          <w:sz w:val="24"/>
-          <w:szCs w:val="24"/>
-        </w:rPr>
-        <w:t xml:space="preserve">El bloque de prueba dejó la lectura más dura de todo el trabajo: </w:t>
-      </w:r>
-      <w:r>
-        <w:rPr>
-          <w:rFonts w:ascii="Times New Roman" w:cs="Times New Roman" w:eastAsia="Times New Roman" w:hAnsi="Times New Roman"/>
-          <w:b/>
-          <w:bCs/>
-          <w:color w:val="000000"/>
-          <w:sz w:val="24"/>
-          <w:szCs w:val="24"/>
-        </w:rPr>
-        <w:t xml:space="preserve">ningún modelo supera al azar en las dos clases extremas.</w:t>
-      </w:r>
-      <w:r>
-        <w:rPr>
-          <w:rFonts w:ascii="Times New Roman" w:cs="Times New Roman" w:eastAsia="Times New Roman" w:hAnsi="Times New Roman"/>
-          <w:color w:val="000000"/>
-          <w:sz w:val="24"/>
-          <w:szCs w:val="24"/>
-        </w:rPr>
-        <w:t xml:space="preserve"> El bosque ganaba en Mínimo y quedaba </w:t>
-      </w:r>
-      <w:r>
-        <w:rPr>
-          <w:rFonts w:ascii="Times New Roman" w:cs="Times New Roman" w:eastAsia="Times New Roman" w:hAnsi="Times New Roman"/>
-          <w:b/>
-          <w:bCs/>
-          <w:color w:val="000000"/>
-          <w:sz w:val="24"/>
-          <w:szCs w:val="24"/>
-        </w:rPr>
-        <w:t xml:space="preserve">por debajo del azar en Máximo</w:t>
-      </w:r>
-      <w:r>
-        <w:rPr>
-          <w:rFonts w:ascii="Times New Roman" w:cs="Times New Roman" w:eastAsia="Times New Roman" w:hAnsi="Times New Roman"/>
-          <w:color w:val="000000"/>
-          <w:sz w:val="24"/>
-          <w:szCs w:val="24"/>
-        </w:rPr>
-        <w:t xml:space="preserve">.</w:t>
+          <w:b/>
+          <w:bCs/>
+          <w:color w:val="000000"/>
+          <w:sz w:val="24"/>
+          <w:szCs w:val="24"/>
+        </w:rPr>
+        <w:t xml:space="preserve">Siete intervenciones, en siete ejes distintos, y ninguna produce una mejora que se sostenga.</w:t>
       </w:r>
     </w:p>
     <w:p>
@@ -31424,47 +31836,27 @@
           <w:sz w:val="24"/>
           <w:szCs w:val="24"/>
         </w:rPr>
-        <w:t xml:space="preserve">Pero el F1 de una clase con </w:t>
-      </w:r>
-      <w:r>
-        <w:rPr>
-          <w:rFonts w:ascii="Times New Roman" w:cs="Times New Roman" w:eastAsia="Times New Roman" w:hAnsi="Times New Roman"/>
-          <w:b/>
-          <w:bCs/>
-          <w:color w:val="000000"/>
-          <w:sz w:val="24"/>
-          <w:szCs w:val="24"/>
-        </w:rPr>
-        <w:t xml:space="preserve">86 ejemplos</w:t>
-      </w:r>
-      <w:r>
-        <w:rPr>
-          <w:rFonts w:ascii="Times New Roman" w:cs="Times New Roman" w:eastAsia="Times New Roman" w:hAnsi="Times New Roman"/>
-          <w:color w:val="000000"/>
-          <w:sz w:val="24"/>
-          <w:szCs w:val="24"/>
-        </w:rPr>
-        <w:t xml:space="preserve"> es la cifra más ruidosa del informe — en dos de los nueve tramos del walk-forward una clase dio </w:t>
-      </w:r>
-      <w:r>
-        <w:rPr>
-          <w:rFonts w:ascii="Times New Roman" w:cs="Times New Roman" w:eastAsia="Times New Roman" w:hAnsi="Times New Roman"/>
-          <w:b/>
-          <w:bCs/>
-          <w:color w:val="000000"/>
-          <w:sz w:val="24"/>
-          <w:szCs w:val="24"/>
-        </w:rPr>
-        <w:t xml:space="preserve">0,000000</w:t>
-      </w:r>
-      <w:r>
-        <w:rPr>
-          <w:rFonts w:ascii="Times New Roman" w:cs="Times New Roman" w:eastAsia="Times New Roman" w:hAnsi="Times New Roman"/>
-          <w:color w:val="000000"/>
-          <w:sz w:val="24"/>
-          <w:szCs w:val="24"/>
-        </w:rPr>
-        <w:t xml:space="preserve"> exacto. Así que esa lectura podía ser un hecho o podía ser lo que 86 casos dejan ver.</w:t>
+        <w:t xml:space="preserve">Eso ya no es una lista de intentos fallidos. Es evidencia consistente de que </w:t>
+      </w:r>
+      <w:r>
+        <w:rPr>
+          <w:rFonts w:ascii="Times New Roman" w:cs="Times New Roman" w:eastAsia="Times New Roman" w:hAnsi="Times New Roman"/>
+          <w:b/>
+          <w:bCs/>
+          <w:color w:val="000000"/>
+          <w:sz w:val="24"/>
+          <w:szCs w:val="24"/>
+        </w:rPr>
+        <w:t xml:space="preserve">el límite de este sistema no está en el modelado</w:t>
+      </w:r>
+      <w:r>
+        <w:rPr>
+          <w:rFonts w:ascii="Times New Roman" w:cs="Times New Roman" w:eastAsia="Times New Roman" w:hAnsi="Times New Roman"/>
+          <w:color w:val="000000"/>
+          <w:sz w:val="24"/>
+          <w:szCs w:val="24"/>
+        </w:rPr>
+        <w:t xml:space="preserve">: está en cuánta señal hay en estos datos, con esta definición de punto de inflexión y esta cantidad de ejemplos.</w:t>
       </w:r>
     </w:p>
     <w:p>
@@ -31475,175 +31867,71 @@
       <w:r>
         <w:rPr>
           <w:rFonts w:ascii="Times New Roman" w:cs="Times New Roman" w:eastAsia="Times New Roman" w:hAnsi="Times New Roman"/>
-          <w:b/>
-          <w:bCs/>
-          <w:color w:val="000000"/>
-          <w:sz w:val="24"/>
-          <w:szCs w:val="24"/>
-        </w:rPr>
-        <w:t xml:space="preserve">El bosque supera al azar de forma distinguible en las dos clases.</w:t>
-      </w:r>
-      <w:r>
-        <w:rPr>
-          <w:rFonts w:ascii="Times New Roman" w:cs="Times New Roman" w:eastAsia="Times New Roman" w:hAnsi="Times New Roman"/>
-          <w:color w:val="000000"/>
-          <w:sz w:val="24"/>
-          <w:szCs w:val="24"/>
-        </w:rPr>
-        <w:t xml:space="preserve"> Sobre el bloque de prueba salía </w:t>
-      </w:r>
-      <w:r>
-        <w:rPr>
-          <w:rFonts w:ascii="Times New Roman" w:cs="Times New Roman" w:eastAsia="Times New Roman" w:hAnsi="Times New Roman"/>
-          <w:i/>
-          <w:iCs/>
-          <w:color w:val="000000"/>
-          <w:sz w:val="24"/>
-          <w:szCs w:val="24"/>
-        </w:rPr>
-        <w:t xml:space="preserve">peor que el azar</w:t>
-      </w:r>
-      <w:r>
-        <w:rPr>
-          <w:rFonts w:ascii="Times New Roman" w:cs="Times New Roman" w:eastAsia="Times New Roman" w:hAnsi="Times New Roman"/>
-          <w:color w:val="000000"/>
-          <w:sz w:val="24"/>
-          <w:szCs w:val="24"/>
-        </w:rPr>
-        <w:t xml:space="preserve"> detectando máximos; sobre 7 311 filas le gana por +0,043611 con un intervalo que excluye el cero.</w:t>
-      </w:r>
-    </w:p>
-    <w:p>
-      <w:pPr>
-        <w:spacing w:after="0" w:line="480" w:lineRule="auto"/>
-        <w:ind w:firstLine="720"/>
-      </w:pPr>
-      <w:r>
-        <w:rPr>
-          <w:rFonts w:ascii="Times New Roman" w:cs="Times New Roman" w:eastAsia="Times New Roman" w:hAnsi="Times New Roman"/>
-          <w:b/>
-          <w:bCs/>
-          <w:color w:val="000000"/>
-          <w:sz w:val="24"/>
-          <w:szCs w:val="24"/>
-        </w:rPr>
-        <w:t xml:space="preserve">La lectura más severa del informe era un artefacto de muestra pequeña.</w:t>
-      </w:r>
-    </w:p>
-    <w:p>
-      <w:pPr>
-        <w:spacing w:after="0" w:line="480" w:lineRule="auto"/>
-        <w:ind w:firstLine="720"/>
-      </w:pPr>
-      <w:r>
-        <w:rPr>
-          <w:rFonts w:ascii="Times New Roman" w:cs="Times New Roman" w:eastAsia="Times New Roman" w:hAnsi="Times New Roman"/>
-          <w:color w:val="000000"/>
-          <w:sz w:val="24"/>
-          <w:szCs w:val="24"/>
-        </w:rPr>
-        <w:t xml:space="preserve">Y los otros dos siguen repartidos, cada uno con una sola clase: el fundacional detecta mínimos, el avanzado detecta máximos. Esa asimetría entre ellos </w:t>
-      </w:r>
-      <w:r>
-        <w:rPr>
-          <w:rFonts w:ascii="Times New Roman" w:cs="Times New Roman" w:eastAsia="Times New Roman" w:hAnsi="Times New Roman"/>
-          <w:b/>
-          <w:bCs/>
-          <w:color w:val="000000"/>
-          <w:sz w:val="24"/>
-          <w:szCs w:val="24"/>
-        </w:rPr>
-        <w:t xml:space="preserve">sí</w:t>
-      </w:r>
-      <w:r>
-        <w:rPr>
-          <w:rFonts w:ascii="Times New Roman" w:cs="Times New Roman" w:eastAsia="Times New Roman" w:hAnsi="Times New Roman"/>
-          <w:color w:val="000000"/>
-          <w:sz w:val="24"/>
-          <w:szCs w:val="24"/>
-        </w:rPr>
-        <w:t xml:space="preserve"> sobrevive a la potencia — no así la del bosque.</w:t>
-      </w:r>
-    </w:p>
-    <w:p>
-      <w:pPr>
-        <w:spacing w:after="0" w:line="480" w:lineRule="auto"/>
-        <w:ind w:left="720"/>
-      </w:pPr>
-      <w:r>
-        <w:rPr>
-          <w:rFonts w:ascii="Times New Roman" w:cs="Times New Roman" w:eastAsia="Times New Roman" w:hAnsi="Times New Roman"/>
-          <w:color w:val="000000"/>
-          <w:sz w:val="24"/>
-          <w:szCs w:val="24"/>
-        </w:rPr>
-        <w:t xml:space="preserve">Las cifras del iTransformer salen de un modelo que </w:t>
-      </w:r>
-      <w:r>
-        <w:rPr>
-          <w:rFonts w:ascii="Times New Roman" w:cs="Times New Roman" w:eastAsia="Times New Roman" w:hAnsi="Times New Roman"/>
-          <w:b/>
-          <w:bCs/>
-          <w:color w:val="000000"/>
-          <w:sz w:val="24"/>
-          <w:szCs w:val="24"/>
-        </w:rPr>
-        <w:t xml:space="preserve">no reproduce entre procesos</w:t>
-      </w:r>
-      <w:r>
-        <w:rPr>
-          <w:rFonts w:ascii="Times New Roman" w:cs="Times New Roman" w:eastAsia="Times New Roman" w:hAnsi="Times New Roman"/>
-          <w:color w:val="000000"/>
-          <w:sz w:val="24"/>
-          <w:szCs w:val="24"/>
-        </w:rPr>
-        <w:t xml:space="preserve"> (D15, D25). Las del bosque y Chronos-Bolt sí reproducen.</w:t>
-      </w:r>
-    </w:p>
-    <w:p>
-      <w:pPr>
-        <w:spacing w:after="0" w:line="480" w:lineRule="auto"/>
-        <w:ind w:left="720"/>
-      </w:pPr>
-      <w:r>
-        <w:rPr>
-          <w:rFonts w:ascii="Times New Roman" w:cs="Times New Roman" w:eastAsia="Times New Roman" w:hAnsi="Times New Roman"/>
-          <w:b/>
-          <w:bCs/>
-          <w:color w:val="000000"/>
-          <w:sz w:val="24"/>
-          <w:szCs w:val="24"/>
-        </w:rPr>
-        <w:t xml:space="preserve">Y esto tampoco cambia lo que la sección 5 reporta.</w:t>
-      </w:r>
-      <w:r>
-        <w:rPr>
-          <w:rFonts w:ascii="Times New Roman" w:cs="Times New Roman" w:eastAsia="Times New Roman" w:hAnsi="Times New Roman"/>
-          <w:color w:val="000000"/>
-          <w:sz w:val="24"/>
-          <w:szCs w:val="24"/>
-        </w:rPr>
-        <w:t xml:space="preserve"> El veredicto se aplicó como estaba escrito sobre el bloque de prueba, y ahí el bosque quedó por debajo del azar en Máximo. Eso pasó y queda reportado. Lo que esta tabla añade es </w:t>
-      </w:r>
-      <w:r>
-        <w:rPr>
-          <w:rFonts w:ascii="Times New Roman" w:cs="Times New Roman" w:eastAsia="Times New Roman" w:hAnsi="Times New Roman"/>
-          <w:b/>
-          <w:bCs/>
-          <w:color w:val="000000"/>
-          <w:sz w:val="24"/>
-          <w:szCs w:val="24"/>
-        </w:rPr>
-        <w:t xml:space="preserve">qué significa</w:t>
-      </w:r>
-      <w:r>
-        <w:rPr>
-          <w:rFonts w:ascii="Times New Roman" w:cs="Times New Roman" w:eastAsia="Times New Roman" w:hAnsi="Times New Roman"/>
-          <w:color w:val="000000"/>
-          <w:sz w:val="24"/>
-          <w:szCs w:val="24"/>
-        </w:rPr>
-        <w:t xml:space="preserve">: no que el modelo no detecte máximos, sino que 86 ejemplos no alcanzan para verlo.</w:t>
+          <w:color w:val="000000"/>
+          <w:sz w:val="24"/>
+          <w:szCs w:val="24"/>
+        </w:rPr>
+        <w:t xml:space="preserve">Y encaja con todo lo demás que se midió hoy: el efecto </w:t>
+      </w:r>
+      <w:r>
+        <w:rPr>
+          <w:rFonts w:ascii="Times New Roman" w:cs="Times New Roman" w:eastAsia="Times New Roman" w:hAnsi="Times New Roman"/>
+          <w:b/>
+          <w:bCs/>
+          <w:color w:val="000000"/>
+          <w:sz w:val="24"/>
+          <w:szCs w:val="24"/>
+        </w:rPr>
+        <w:t xml:space="preserve">existe</w:t>
+      </w:r>
+      <w:r>
+        <w:rPr>
+          <w:rFonts w:ascii="Times New Roman" w:cs="Times New Roman" w:eastAsia="Times New Roman" w:hAnsi="Times New Roman"/>
+          <w:color w:val="000000"/>
+          <w:sz w:val="24"/>
+          <w:szCs w:val="24"/>
+        </w:rPr>
+        <w:t xml:space="preserve"> y es </w:t>
+      </w:r>
+      <w:r>
+        <w:rPr>
+          <w:rFonts w:ascii="Times New Roman" w:cs="Times New Roman" w:eastAsia="Times New Roman" w:hAnsi="Times New Roman"/>
+          <w:b/>
+          <w:bCs/>
+          <w:color w:val="000000"/>
+          <w:sz w:val="24"/>
+          <w:szCs w:val="24"/>
+        </w:rPr>
+        <w:t xml:space="preserve">estable</w:t>
+      </w:r>
+      <w:r>
+        <w:rPr>
+          <w:rFonts w:ascii="Times New Roman" w:cs="Times New Roman" w:eastAsia="Times New Roman" w:hAnsi="Times New Roman"/>
+          <w:color w:val="000000"/>
+          <w:sz w:val="24"/>
+          <w:szCs w:val="24"/>
+        </w:rPr>
+        <w:t xml:space="preserve"> —el bosque le gana al azar en los nueve tramos y con intervalos que excluyen el cero— pero es </w:t>
+      </w:r>
+      <w:r>
+        <w:rPr>
+          <w:rFonts w:ascii="Times New Roman" w:cs="Times New Roman" w:eastAsia="Times New Roman" w:hAnsi="Times New Roman"/>
+          <w:b/>
+          <w:bCs/>
+          <w:color w:val="000000"/>
+          <w:sz w:val="24"/>
+          <w:szCs w:val="24"/>
+        </w:rPr>
+        <w:t xml:space="preserve">pequeño</w:t>
+      </w:r>
+      <w:r>
+        <w:rPr>
+          <w:rFonts w:ascii="Times New Roman" w:cs="Times New Roman" w:eastAsia="Times New Roman" w:hAnsi="Times New Roman"/>
+          <w:color w:val="000000"/>
+          <w:sz w:val="24"/>
+          <w:szCs w:val="24"/>
+        </w:rPr>
+        <w:t xml:space="preserve">, y ningún cambio de modelado lo agranda.</w:t>
       </w:r>
     </w:p>
     <w:p>
@@ -31663,7 +31951,7 @@
           <w:sz w:val="24"/>
           <w:szCs w:val="24"/>
         </w:rPr>
-        <w:t xml:space="preserve">La prueba que no dependía de nuestra disciplina</w:t>
+        <w:t xml:space="preserve">Y una observación sobre la métrica, que sí queda</w:t>
       </w:r>
     </w:p>
     <w:p>
@@ -31678,47 +31966,58 @@
           <w:sz w:val="24"/>
           <w:szCs w:val="24"/>
         </w:rPr>
-        <w:t xml:space="preserve">Todo lo anterior —el bloque de prueba, el walk-forward, la curva de potencia— depende de que el equipo se haya comportado: de que nadie mirara la reserva antes de tiempo, de que las características se eligieran sin espiar. Hay una forma de evidencia que </w:t>
-      </w:r>
-      <w:r>
-        <w:rPr>
-          <w:rFonts w:ascii="Times New Roman" w:cs="Times New Roman" w:eastAsia="Times New Roman" w:hAnsi="Times New Roman"/>
-          <w:b/>
-          <w:bCs/>
-          <w:color w:val="000000"/>
-          <w:sz w:val="24"/>
-          <w:szCs w:val="24"/>
-        </w:rPr>
-        <w:t xml:space="preserve">no depende de eso</w:t>
-      </w:r>
-      <w:r>
-        <w:rPr>
-          <w:rFonts w:ascii="Times New Roman" w:cs="Times New Roman" w:eastAsia="Times New Roman" w:hAnsi="Times New Roman"/>
-          <w:color w:val="000000"/>
-          <w:sz w:val="24"/>
-          <w:szCs w:val="24"/>
-        </w:rPr>
-        <w:t xml:space="preserve">: medir sobre datos que </w:t>
-      </w:r>
-      <w:r>
-        <w:rPr>
-          <w:rFonts w:ascii="Times New Roman" w:cs="Times New Roman" w:eastAsia="Times New Roman" w:hAnsi="Times New Roman"/>
-          <w:b/>
-          <w:bCs/>
-          <w:color w:val="000000"/>
-          <w:sz w:val="24"/>
-          <w:szCs w:val="24"/>
-        </w:rPr>
-        <w:t xml:space="preserve">no existían</w:t>
-      </w:r>
-      <w:r>
-        <w:rPr>
-          <w:rFonts w:ascii="Times New Roman" w:cs="Times New Roman" w:eastAsia="Times New Roman" w:hAnsi="Times New Roman"/>
-          <w:color w:val="000000"/>
-          <w:sz w:val="24"/>
-          <w:szCs w:val="24"/>
-        </w:rPr>
-        <w:t xml:space="preserve"> cuando se tomaron las decisiones.</w:t>
+        <w:t xml:space="preserve">La unión de extremos se ve </w:t>
+      </w:r>
+      <w:r>
+        <w:rPr>
+          <w:rFonts w:ascii="Times New Roman" w:cs="Times New Roman" w:eastAsia="Times New Roman" w:hAnsi="Times New Roman"/>
+          <w:b/>
+          <w:bCs/>
+          <w:color w:val="000000"/>
+          <w:sz w:val="24"/>
+          <w:szCs w:val="24"/>
+        </w:rPr>
+        <w:t xml:space="preserve">mal</w:t>
+      </w:r>
+      <w:r>
+        <w:rPr>
+          <w:rFonts w:ascii="Times New Roman" w:cs="Times New Roman" w:eastAsia="Times New Roman" w:hAnsi="Times New Roman"/>
+          <w:color w:val="000000"/>
+          <w:sz w:val="24"/>
+          <w:szCs w:val="24"/>
+        </w:rPr>
+        <w:t xml:space="preserve"> en F1 macro y </w:t>
+      </w:r>
+      <w:r>
+        <w:rPr>
+          <w:rFonts w:ascii="Times New Roman" w:cs="Times New Roman" w:eastAsia="Times New Roman" w:hAnsi="Times New Roman"/>
+          <w:b/>
+          <w:bCs/>
+          <w:color w:val="000000"/>
+          <w:sz w:val="24"/>
+          <w:szCs w:val="24"/>
+        </w:rPr>
+        <w:t xml:space="preserve">mejor que todo lo demás</w:t>
+      </w:r>
+      <w:r>
+        <w:rPr>
+          <w:rFonts w:ascii="Times New Roman" w:cs="Times New Roman" w:eastAsia="Times New Roman" w:hAnsi="Times New Roman"/>
+          <w:color w:val="000000"/>
+          <w:sz w:val="24"/>
+          <w:szCs w:val="24"/>
+        </w:rPr>
+        <w:t xml:space="preserve"> en las dos clases extremas. La diferencia no está en el modelo: está en que </w:t>
+      </w:r>
+      <w:r>
+        <w:rPr>
+          <w:rFonts w:ascii="Times New Roman" w:cs="Times New Roman" w:eastAsia="Times New Roman" w:hAnsi="Times New Roman"/>
+          <w:b/>
+          <w:bCs/>
+          <w:color w:val="000000"/>
+          <w:sz w:val="24"/>
+          <w:szCs w:val="24"/>
+        </w:rPr>
+        <w:t xml:space="preserve">el F1 macro promedia las tres clases, y «continuidad» es el 90,7 % de las velas y no es lo que el enunciado pide detectar.</w:t>
       </w:r>
     </w:p>
     <w:p>
@@ -31733,245 +32032,47 @@
           <w:sz w:val="24"/>
           <w:szCs w:val="24"/>
         </w:rPr>
-        <w:t xml:space="preserve">El panel del proyecto termina el </w:t>
-      </w:r>
-      <w:r>
-        <w:rPr>
-          <w:rFonts w:ascii="Times New Roman" w:cs="Times New Roman" w:eastAsia="Times New Roman" w:hAnsi="Times New Roman"/>
-          <w:b/>
-          <w:bCs/>
-          <w:color w:val="000000"/>
-          <w:sz w:val="24"/>
-          <w:szCs w:val="24"/>
-        </w:rPr>
-        <w:t xml:space="preserve">05/08/2026</w:t>
-      </w:r>
-      <w:r>
-        <w:rPr>
-          <w:rFonts w:ascii="Times New Roman" w:cs="Times New Roman" w:eastAsia="Times New Roman" w:hAnsi="Times New Roman"/>
-          <w:color w:val="000000"/>
-          <w:sz w:val="24"/>
-          <w:szCs w:val="24"/>
-        </w:rPr>
-        <w:t xml:space="preserve">. El 08/09 se descargaron las velas que el mercado produjo desde entonces —</w:t>
-      </w:r>
-      <w:r>
-        <w:rPr>
-          <w:rFonts w:ascii="Times New Roman" w:cs="Times New Roman" w:eastAsia="Times New Roman" w:hAnsi="Times New Roman"/>
-          <w:b/>
-          <w:bCs/>
-          <w:color w:val="000000"/>
-          <w:sz w:val="24"/>
-          <w:szCs w:val="24"/>
-        </w:rPr>
-        <w:t xml:space="preserve">200 velas, 192 evaluables</w:t>
-      </w:r>
-      <w:r>
-        <w:rPr>
-          <w:rFonts w:ascii="Times New Roman" w:cs="Times New Roman" w:eastAsia="Times New Roman" w:hAnsi="Times New Roman"/>
-          <w:color w:val="000000"/>
-          <w:sz w:val="24"/>
-          <w:szCs w:val="24"/>
-        </w:rPr>
-        <w:t xml:space="preserve">— y se le pidieron al modelo </w:t>
-      </w:r>
-      <w:r>
-        <w:rPr>
-          <w:rFonts w:ascii="Times New Roman" w:cs="Times New Roman" w:eastAsia="Times New Roman" w:hAnsi="Times New Roman"/>
-          <w:b/>
-          <w:bCs/>
-          <w:color w:val="000000"/>
-          <w:sz w:val="24"/>
-          <w:szCs w:val="24"/>
-        </w:rPr>
-        <w:t xml:space="preserve">sin reentrenarlo</w:t>
-      </w:r>
-      <w:r>
-        <w:rPr>
-          <w:rFonts w:ascii="Times New Roman" w:cs="Times New Roman" w:eastAsia="Times New Roman" w:hAnsi="Times New Roman"/>
-          <w:color w:val="000000"/>
-          <w:sz w:val="24"/>
-          <w:szCs w:val="24"/>
-        </w:rPr>
-        <w:t xml:space="preserve">.</w:t>
-      </w:r>
-    </w:p>
-    <w:p>
-      <w:pPr>
-        <w:spacing w:after="0" w:line="480" w:lineRule="auto"/>
-        <w:ind w:firstLine="720"/>
-      </w:pPr>
-      <w:r>
-        <w:rPr>
-          <w:rFonts w:ascii="Times New Roman" w:cs="Times New Roman" w:eastAsia="Times New Roman" w:hAnsi="Times New Roman"/>
-          <w:b/>
-          <w:bCs/>
-          <w:color w:val="000000"/>
-          <w:sz w:val="24"/>
-          <w:szCs w:val="24"/>
-        </w:rPr>
-        <w:t xml:space="preserve">La diferencia es +0,066181</w:t>
-      </w:r>
-      <w:r>
-        <w:rPr>
-          <w:rFonts w:ascii="Times New Roman" w:cs="Times New Roman" w:eastAsia="Times New Roman" w:hAnsi="Times New Roman"/>
-          <w:color w:val="000000"/>
-          <w:sz w:val="24"/>
-          <w:szCs w:val="24"/>
-        </w:rPr>
-        <w:t xml:space="preserve">, la mayor de todas las que este informe reporta: mayor que la del bloque de prueba (+0,035021) y que la del agregado de nueve tramos (+0,051285). Le gana al azar en </w:t>
-      </w:r>
-      <w:r>
-        <w:rPr>
-          <w:rFonts w:ascii="Times New Roman" w:cs="Times New Roman" w:eastAsia="Times New Roman" w:hAnsi="Times New Roman"/>
-          <w:b/>
-          <w:bCs/>
-          <w:color w:val="000000"/>
-          <w:sz w:val="24"/>
-          <w:szCs w:val="24"/>
-        </w:rPr>
-        <w:t xml:space="preserve">las dos clases</w:t>
-      </w:r>
-      <w:r>
-        <w:rPr>
-          <w:rFonts w:ascii="Times New Roman" w:cs="Times New Roman" w:eastAsia="Times New Roman" w:hAnsi="Times New Roman"/>
-          <w:color w:val="000000"/>
-          <w:sz w:val="24"/>
-          <w:szCs w:val="24"/>
-        </w:rPr>
-        <w:t xml:space="preserve">, y </w:t>
-      </w:r>
-      <w:r>
-        <w:rPr>
-          <w:rFonts w:ascii="Times New Roman" w:cs="Times New Roman" w:eastAsia="Times New Roman" w:hAnsi="Times New Roman"/>
-          <w:b/>
-          <w:bCs/>
-          <w:color w:val="000000"/>
-          <w:sz w:val="24"/>
-          <w:szCs w:val="24"/>
-        </w:rPr>
-        <w:t xml:space="preserve">duplica</w:t>
-      </w:r>
-      <w:r>
-        <w:rPr>
-          <w:rFonts w:ascii="Times New Roman" w:cs="Times New Roman" w:eastAsia="Times New Roman" w:hAnsi="Times New Roman"/>
-          <w:color w:val="000000"/>
-          <w:sz w:val="24"/>
-          <w:szCs w:val="24"/>
-        </w:rPr>
-        <w:t xml:space="preserve"> la precisión direccional.</w:t>
-      </w:r>
-    </w:p>
-    <w:p>
-      <w:pPr>
-        <w:spacing w:after="0" w:line="480" w:lineRule="auto"/>
-        <w:ind w:firstLine="720"/>
-      </w:pPr>
-      <w:r>
-        <w:rPr>
-          <w:rFonts w:ascii="Times New Roman" w:cs="Times New Roman" w:eastAsia="Times New Roman" w:hAnsi="Times New Roman"/>
-          <w:b/>
-          <w:bCs/>
-          <w:color w:val="000000"/>
-          <w:sz w:val="24"/>
-          <w:szCs w:val="24"/>
-        </w:rPr>
-        <w:t xml:space="preserve">Y su intervalo incluye el cero:</w:t>
-      </w:r>
-      <w:r>
-        <w:rPr>
-          <w:rFonts w:ascii="Times New Roman" w:cs="Times New Roman" w:eastAsia="Times New Roman" w:hAnsi="Times New Roman"/>
-          <w:color w:val="000000"/>
-          <w:sz w:val="24"/>
-          <w:szCs w:val="24"/>
-        </w:rPr>
-        <w:t xml:space="preserve"> [−0,043087 , +0,194589]. Con 192 velas y nueve ejemplos de cada clase extrema no podía ser de otra manera — la curva de potencia de la Figura 4 dice que ni siquiera con mil velas se llega al 50 % de probabilidad de detectarlo.</w:t>
-      </w:r>
-    </w:p>
-    <w:p>
-      <w:pPr>
-        <w:spacing w:after="0" w:line="480" w:lineRule="auto"/>
-        <w:ind w:left="720"/>
-      </w:pPr>
-      <w:r>
-        <w:rPr>
-          <w:rFonts w:ascii="Times New Roman" w:cs="Times New Roman" w:eastAsia="Times New Roman" w:hAnsi="Times New Roman"/>
-          <w:b/>
-          <w:bCs/>
-          <w:color w:val="000000"/>
-          <w:sz w:val="24"/>
-          <w:szCs w:val="24"/>
-        </w:rPr>
-        <w:t xml:space="preserve">Lo que esta prueba podía hacer y lo que no.</w:t>
-      </w:r>
-      <w:r>
-        <w:rPr>
-          <w:rFonts w:ascii="Times New Roman" w:cs="Times New Roman" w:eastAsia="Times New Roman" w:hAnsi="Times New Roman"/>
-          <w:color w:val="000000"/>
-          <w:sz w:val="24"/>
-          <w:szCs w:val="24"/>
-        </w:rPr>
-        <w:t xml:space="preserve"> No podía confirmar detección: no tiene tamaño para eso, y se dijo </w:t>
-      </w:r>
-      <w:r>
-        <w:rPr>
-          <w:rFonts w:ascii="Times New Roman" w:cs="Times New Roman" w:eastAsia="Times New Roman" w:hAnsi="Times New Roman"/>
-          <w:b/>
-          <w:bCs/>
-          <w:color w:val="000000"/>
-          <w:sz w:val="24"/>
-          <w:szCs w:val="24"/>
-        </w:rPr>
-        <w:t xml:space="preserve">antes</w:t>
-      </w:r>
-      <w:r>
-        <w:rPr>
-          <w:rFonts w:ascii="Times New Roman" w:cs="Times New Roman" w:eastAsia="Times New Roman" w:hAnsi="Times New Roman"/>
-          <w:color w:val="000000"/>
-          <w:sz w:val="24"/>
-          <w:szCs w:val="24"/>
-        </w:rPr>
-        <w:t xml:space="preserve"> de mirar el resultado. Lo que sí podía era </w:t>
-      </w:r>
-      <w:r>
-        <w:rPr>
-          <w:rFonts w:ascii="Times New Roman" w:cs="Times New Roman" w:eastAsia="Times New Roman" w:hAnsi="Times New Roman"/>
-          <w:b/>
-          <w:bCs/>
-          <w:color w:val="000000"/>
-          <w:sz w:val="24"/>
-          <w:szCs w:val="24"/>
-        </w:rPr>
-        <w:t xml:space="preserve">desmentirla</w:t>
-      </w:r>
-      <w:r>
-        <w:rPr>
-          <w:rFonts w:ascii="Times New Roman" w:cs="Times New Roman" w:eastAsia="Times New Roman" w:hAnsi="Times New Roman"/>
-          <w:color w:val="000000"/>
-          <w:sz w:val="24"/>
-          <w:szCs w:val="24"/>
-        </w:rPr>
-        <w:t xml:space="preserve"> — si el modelo hubiera salido claramente por debajo del azar sobre datos frescos, habría sido informativo y habría que reportarlo.  No la desmintió. Sobre datos que nadie pudo haber usado para ajustar nada, el modelo se comporta </w:t>
-      </w:r>
-      <w:r>
-        <w:rPr>
-          <w:rFonts w:ascii="Times New Roman" w:cs="Times New Roman" w:eastAsia="Times New Roman" w:hAnsi="Times New Roman"/>
-          <w:b/>
-          <w:bCs/>
-          <w:color w:val="000000"/>
-          <w:sz w:val="24"/>
-          <w:szCs w:val="24"/>
-        </w:rPr>
-        <w:t xml:space="preserve">al menos tan bien como en todo lo demás</w:t>
-      </w:r>
-      <w:r>
-        <w:rPr>
-          <w:rFonts w:ascii="Times New Roman" w:cs="Times New Roman" w:eastAsia="Times New Roman" w:hAnsi="Times New Roman"/>
-          <w:color w:val="000000"/>
-          <w:sz w:val="24"/>
-          <w:szCs w:val="24"/>
-        </w:rPr>
-        <w:t xml:space="preserve">.</w:t>
+        <w:t xml:space="preserve">Una métrica que promedie </w:t>
+      </w:r>
+      <w:r>
+        <w:rPr>
+          <w:rFonts w:ascii="Times New Roman" w:cs="Times New Roman" w:eastAsia="Times New Roman" w:hAnsi="Times New Roman"/>
+          <w:b/>
+          <w:bCs/>
+          <w:color w:val="000000"/>
+          <w:sz w:val="24"/>
+          <w:szCs w:val="24"/>
+        </w:rPr>
+        <w:t xml:space="preserve">solo las dos clases extremas</w:t>
+      </w:r>
+      <w:r>
+        <w:rPr>
+          <w:rFonts w:ascii="Times New Roman" w:cs="Times New Roman" w:eastAsia="Times New Roman" w:hAnsi="Times New Roman"/>
+          <w:color w:val="000000"/>
+          <w:sz w:val="24"/>
+          <w:szCs w:val="24"/>
+        </w:rPr>
+        <w:t xml:space="preserve"> habría ordenado los modelos de otro modo. No se cambia —está fijada desde la Semana 1 y cambiarla ahora sería elegir la métrica después de ver los resultados, que es exactamente lo que este informe no hace— pero </w:t>
+      </w:r>
+      <w:r>
+        <w:rPr>
+          <w:rFonts w:ascii="Times New Roman" w:cs="Times New Roman" w:eastAsia="Times New Roman" w:hAnsi="Times New Roman"/>
+          <w:b/>
+          <w:bCs/>
+          <w:color w:val="000000"/>
+          <w:sz w:val="24"/>
+          <w:szCs w:val="24"/>
+        </w:rPr>
+        <w:t xml:space="preserve">queda anotado que la elección de métrica no fue neutral</w:t>
+      </w:r>
+      <w:r>
+        <w:rPr>
+          <w:rFonts w:ascii="Times New Roman" w:cs="Times New Roman" w:eastAsia="Times New Roman" w:hAnsi="Times New Roman"/>
+          <w:color w:val="000000"/>
+          <w:sz w:val="24"/>
+          <w:szCs w:val="24"/>
+        </w:rPr>
+        <w:t xml:space="preserve">, y esa es una decisión que conviene tomar mirándola de frente.</w:t>
       </w:r>
     </w:p>
     <w:p>

--- a/docs/entregas/semana-5/Caso 1 - Semana 5 - Informe final.docx
+++ b/docs/entregas/semana-5/Caso 1 - Semana 5 - Informe final.docx
@@ -854,7 +854,7 @@
           <w:sz w:val="24"/>
           <w:szCs w:val="24"/>
         </w:rPr>
-        <w:t xml:space="preserve">. Nos tocó el 20 % restante. Con 3 000 velas habría salido siempre (sección 6 y conclusiones, Figura 4).</w:t>
+        <w:t xml:space="preserve">. Nos tocó el 20 % restante. Con 3 000 velas habría salido siempre (sección 6 y conclusiones, Figura C.1).</w:t>
       </w:r>
     </w:p>
     <w:p>
@@ -3495,7 +3495,7 @@
           <w:sz w:val="24"/>
           <w:szCs w:val="24"/>
         </w:rPr>
-        <w:t xml:space="preserve">1.3 Los datos</w:t>
+        <w:t xml:space="preserve">1.3 Los datos: qué se descarga</w:t>
       </w:r>
     </w:p>
     <w:p>
@@ -4361,7 +4361,7 @@
           <w:sz w:val="24"/>
           <w:szCs w:val="24"/>
         </w:rPr>
-        <w:t xml:space="preserve">1.3 bis De dónde salen los datos, y qué hubo que limpiar</w:t>
+        <w:t xml:space="preserve">1.4 De dónde salen, y qué hubo que limpiar</w:t>
       </w:r>
     </w:p>
     <w:p>
@@ -5030,7 +5030,7 @@
           <w:sz w:val="24"/>
           <w:szCs w:val="24"/>
         </w:rPr>
-        <w:t xml:space="preserve">1.4 La partición, y el embargo</w:t>
+        <w:t xml:space="preserve">1.5 La partición, y el embargo</w:t>
       </w:r>
     </w:p>
     <w:p>
@@ -6671,7 +6671,7 @@
           <w:sz w:val="24"/>
           <w:szCs w:val="24"/>
         </w:rPr>
-        <w:t xml:space="preserve">1.5 El bloque de prueba se toca una vez, y eso es comprobable</w:t>
+        <w:t xml:space="preserve">1.6 El bloque de prueba se toca una vez, y eso es comprobable</w:t>
       </w:r>
     </w:p>
     <w:p>
@@ -18997,7 +18997,7 @@
           <w:sz w:val="24"/>
           <w:szCs w:val="24"/>
         </w:rPr>
-        <w:t xml:space="preserve">5.1 a 5.3 · Validación.</w:t>
+        <w:t xml:space="preserve">5.1 a 5.4 · Validación.</w:t>
       </w:r>
       <w:r>
         <w:rPr>
@@ -19052,7 +19052,7 @@
           <w:sz w:val="24"/>
           <w:szCs w:val="24"/>
         </w:rPr>
-        <w:t xml:space="preserve">5.4 · El bloque de prueba.</w:t>
+        <w:t xml:space="preserve">5.5 · El bloque de prueba.</w:t>
       </w:r>
       <w:r>
         <w:rPr>
@@ -19142,7 +19142,7 @@
           <w:sz w:val="24"/>
           <w:szCs w:val="24"/>
         </w:rPr>
-        <w:t xml:space="preserve"> Ni el fundacional ni el avanzado le ganan. Lo dice la tabla y lo confirman los intervalos de 5.2.</w:t>
+        <w:t xml:space="preserve"> Ni el fundacional ni el avanzado le ganan. Lo dice la tabla y lo confirman los intervalos de 5.3.</w:t>
       </w:r>
     </w:p>
     <w:p>
@@ -19252,7 +19252,7 @@
           <w:sz w:val="24"/>
           <w:szCs w:val="24"/>
         </w:rPr>
-        <w:t xml:space="preserve">5.1 bis Qué es la Precisión Direccional aquí, y por qué hubo que decidirlo</w:t>
+        <w:t xml:space="preserve">5.2 Qué es la Precisión Direccional aquí, y por qué hubo que decidirlo</w:t>
       </w:r>
     </w:p>
     <w:p>
@@ -19540,7 +19540,7 @@
           <w:sz w:val="24"/>
           <w:szCs w:val="24"/>
         </w:rPr>
-        <w:t xml:space="preserve">5.2 Comparar medias no alcanza: los intervalos</w:t>
+        <w:t xml:space="preserve">5.3 Comparar medias no alcanza: los intervalos</w:t>
       </w:r>
     </w:p>
     <w:p>
@@ -21142,7 +21142,7 @@
           <w:sz w:val="24"/>
           <w:szCs w:val="24"/>
         </w:rPr>
-        <w:t xml:space="preserve">5.3 Un intervalo de esta tabla no se reproduce, y se declara</w:t>
+        <w:t xml:space="preserve">5.4 Un intervalo de esta tabla no se reproduce, y se declara</w:t>
       </w:r>
     </w:p>
     <w:p>
@@ -21553,7 +21553,7 @@
           <w:sz w:val="24"/>
           <w:szCs w:val="24"/>
         </w:rPr>
-        <w:t xml:space="preserve">5.4 El bloque de prueba</w:t>
+        <w:t xml:space="preserve">5.5 El bloque de prueba</w:t>
       </w:r>
     </w:p>
     <w:p>
@@ -28912,6 +28912,32 @@
           <w:sz w:val="24"/>
           <w:szCs w:val="24"/>
         </w:rPr>
+        <w:t xml:space="preserve">Tabla C.1.</w:t>
+      </w:r>
+      <w:r>
+        <w:rPr>
+          <w:rFonts w:ascii="Times New Roman" w:cs="Times New Roman" w:eastAsia="Times New Roman" w:hAnsi="Times New Roman"/>
+          <w:color w:val="000000"/>
+          <w:sz w:val="24"/>
+          <w:szCs w:val="24"/>
+        </w:rPr>
+        <w:t xml:space="preserve"> Margen del extremo sobre su vecino más cercano.</w:t>
+      </w:r>
+    </w:p>
+    <w:p>
+      <w:pPr>
+        <w:spacing w:after="0" w:line="480" w:lineRule="auto"/>
+        <w:ind w:firstLine="720"/>
+      </w:pPr>
+      <w:r>
+        <w:rPr>
+          <w:rFonts w:ascii="Times New Roman" w:cs="Times New Roman" w:eastAsia="Times New Roman" w:hAnsi="Times New Roman"/>
+          <w:b/>
+          <w:bCs/>
+          <w:color w:val="000000"/>
+          <w:sz w:val="24"/>
+          <w:szCs w:val="24"/>
+        </w:rPr>
         <w:t xml:space="preserve">Los mínimos ganan por más margen que los máximos en los tres bloques.</w:t>
       </w:r>
       <w:r>
@@ -29183,6 +29209,32 @@
       <w:r>
         <w:rPr>
           <w:rFonts w:ascii="Times New Roman" w:cs="Times New Roman" w:eastAsia="Times New Roman" w:hAnsi="Times New Roman"/>
+          <w:b/>
+          <w:bCs/>
+          <w:color w:val="000000"/>
+          <w:sz w:val="24"/>
+          <w:szCs w:val="24"/>
+        </w:rPr>
+        <w:t xml:space="preserve">Tabla C.2.</w:t>
+      </w:r>
+      <w:r>
+        <w:rPr>
+          <w:rFonts w:ascii="Times New Roman" w:cs="Times New Roman" w:eastAsia="Times New Roman" w:hAnsi="Times New Roman"/>
+          <w:color w:val="000000"/>
+          <w:sz w:val="24"/>
+          <w:szCs w:val="24"/>
+        </w:rPr>
+        <w:t xml:space="preserve"> Nueve tramos consecutivos, sobre entrenamiento y validación.</w:t>
+      </w:r>
+    </w:p>
+    <w:p>
+      <w:pPr>
+        <w:spacing w:after="0" w:line="480" w:lineRule="auto"/>
+        <w:ind w:firstLine="720"/>
+      </w:pPr>
+      <w:r>
+        <w:rPr>
+          <w:rFonts w:ascii="Times New Roman" w:cs="Times New Roman" w:eastAsia="Times New Roman" w:hAnsi="Times New Roman"/>
           <w:color w:val="000000"/>
           <w:sz w:val="24"/>
           <w:szCs w:val="24"/>
@@ -29265,6 +29317,32 @@
           <w:szCs w:val="24"/>
         </w:rPr>
         <w:t xml:space="preserve">, que había quedado debilitada porque su intervalo no se reproducía:</w:t>
+      </w:r>
+    </w:p>
+    <w:p>
+      <w:pPr>
+        <w:spacing w:after="0" w:line="480" w:lineRule="auto"/>
+        <w:ind w:firstLine="720"/>
+      </w:pPr>
+      <w:r>
+        <w:rPr>
+          <w:rFonts w:ascii="Times New Roman" w:cs="Times New Roman" w:eastAsia="Times New Roman" w:hAnsi="Times New Roman"/>
+          <w:b/>
+          <w:bCs/>
+          <w:color w:val="000000"/>
+          <w:sz w:val="24"/>
+          <w:szCs w:val="24"/>
+        </w:rPr>
+        <w:t xml:space="preserve">Tabla C.3.</w:t>
+      </w:r>
+      <w:r>
+        <w:rPr>
+          <w:rFonts w:ascii="Times New Roman" w:cs="Times New Roman" w:eastAsia="Times New Roman" w:hAnsi="Times New Roman"/>
+          <w:color w:val="000000"/>
+          <w:sz w:val="24"/>
+          <w:szCs w:val="24"/>
+        </w:rPr>
+        <w:t xml:space="preserve"> El iTransformer contra el bosque, en los mismos nueve tramos.</w:t>
       </w:r>
     </w:p>
     <w:p>
@@ -29558,6 +29636,52 @@
           <w:sz w:val="24"/>
           <w:szCs w:val="24"/>
         </w:rPr>
+        <w:t xml:space="preserve">Tabla C.4.</w:t>
+      </w:r>
+      <w:r>
+        <w:rPr>
+          <w:rFonts w:ascii="Times New Roman" w:cs="Times New Roman" w:eastAsia="Times New Roman" w:hAnsi="Times New Roman"/>
+          <w:color w:val="000000"/>
+          <w:sz w:val="24"/>
+          <w:szCs w:val="24"/>
+        </w:rPr>
+        <w:t xml:space="preserve"> Las predicciones de los nueve tramos, juntas: </w:t>
+      </w:r>
+      <w:r>
+        <w:rPr>
+          <w:rFonts w:ascii="Times New Roman" w:cs="Times New Roman" w:eastAsia="Times New Roman" w:hAnsi="Times New Roman"/>
+          <w:b/>
+          <w:bCs/>
+          <w:color w:val="000000"/>
+          <w:sz w:val="24"/>
+          <w:szCs w:val="24"/>
+        </w:rPr>
+        <w:t xml:space="preserve">7 311 filas</w:t>
+      </w:r>
+      <w:r>
+        <w:rPr>
+          <w:rFonts w:ascii="Times New Roman" w:cs="Times New Roman" w:eastAsia="Times New Roman" w:hAnsi="Times New Roman"/>
+          <w:color w:val="000000"/>
+          <w:sz w:val="24"/>
+          <w:szCs w:val="24"/>
+        </w:rPr>
+        <w:t xml:space="preserve">, con 347 máximos y 345 mínimos reales. Cuatro veces el bloque de prueba.</w:t>
+      </w:r>
+    </w:p>
+    <w:p>
+      <w:pPr>
+        <w:spacing w:after="0" w:line="480" w:lineRule="auto"/>
+        <w:ind w:firstLine="720"/>
+      </w:pPr>
+      <w:r>
+        <w:rPr>
+          <w:rFonts w:ascii="Times New Roman" w:cs="Times New Roman" w:eastAsia="Times New Roman" w:hAnsi="Times New Roman"/>
+          <w:b/>
+          <w:bCs/>
+          <w:color w:val="000000"/>
+          <w:sz w:val="24"/>
+          <w:szCs w:val="24"/>
+        </w:rPr>
         <w:t xml:space="preserve">La primera fila es el resultado más importante de esta investigación.</w:t>
       </w:r>
     </w:p>
@@ -29987,6 +30111,32 @@
           <w:sz w:val="24"/>
           <w:szCs w:val="24"/>
         </w:rPr>
+        <w:t xml:space="preserve">Tabla C.5.</w:t>
+      </w:r>
+      <w:r>
+        <w:rPr>
+          <w:rFonts w:ascii="Times New Roman" w:cs="Times New Roman" w:eastAsia="Times New Roman" w:hAnsi="Times New Roman"/>
+          <w:color w:val="000000"/>
+          <w:sz w:val="24"/>
+          <w:szCs w:val="24"/>
+        </w:rPr>
+        <w:t xml:space="preserve"> Cada modelo contra el azar, por clase, sobre las 7 311 filas agregadas.</w:t>
+      </w:r>
+    </w:p>
+    <w:p>
+      <w:pPr>
+        <w:spacing w:after="0" w:line="480" w:lineRule="auto"/>
+        <w:ind w:firstLine="720"/>
+      </w:pPr>
+      <w:r>
+        <w:rPr>
+          <w:rFonts w:ascii="Times New Roman" w:cs="Times New Roman" w:eastAsia="Times New Roman" w:hAnsi="Times New Roman"/>
+          <w:b/>
+          <w:bCs/>
+          <w:color w:val="000000"/>
+          <w:sz w:val="24"/>
+          <w:szCs w:val="24"/>
+        </w:rPr>
         <w:t xml:space="preserve">El bosque supera al azar de forma distinguible en las dos clases.</w:t>
       </w:r>
       <w:r>
@@ -30204,7 +30354,33 @@
           <w:sz w:val="24"/>
           <w:szCs w:val="24"/>
         </w:rPr>
-        <w:t xml:space="preserve"> — y eso se midió sobre 1 960 filas, con la potencia que la tabla 6 acaba de mostrar.</w:t>
+        <w:t xml:space="preserve"> — y eso se midió sobre 1 960 filas, con la potencia que la tabla C.12 acaba de mostrar.</w:t>
+      </w:r>
+    </w:p>
+    <w:p>
+      <w:pPr>
+        <w:spacing w:after="0" w:line="480" w:lineRule="auto"/>
+        <w:ind w:firstLine="720"/>
+      </w:pPr>
+      <w:r>
+        <w:rPr>
+          <w:rFonts w:ascii="Times New Roman" w:cs="Times New Roman" w:eastAsia="Times New Roman" w:hAnsi="Times New Roman"/>
+          <w:b/>
+          <w:bCs/>
+          <w:color w:val="000000"/>
+          <w:sz w:val="24"/>
+          <w:szCs w:val="24"/>
+        </w:rPr>
+        <w:t xml:space="preserve">Tabla C.6.</w:t>
+      </w:r>
+      <w:r>
+        <w:rPr>
+          <w:rFonts w:ascii="Times New Roman" w:cs="Times New Roman" w:eastAsia="Times New Roman" w:hAnsi="Times New Roman"/>
+          <w:color w:val="000000"/>
+          <w:sz w:val="24"/>
+          <w:szCs w:val="24"/>
+        </w:rPr>
+        <w:t xml:space="preserve"> Los tres modelos contra el azar, sobre las 7 311 filas agregadas.</w:t>
       </w:r>
     </w:p>
     <w:p>
@@ -30550,6 +30726,32 @@
           <w:sz w:val="24"/>
           <w:szCs w:val="24"/>
         </w:rPr>
+        <w:t xml:space="preserve">Tabla C.7.</w:t>
+      </w:r>
+      <w:r>
+        <w:rPr>
+          <w:rFonts w:ascii="Times New Roman" w:cs="Times New Roman" w:eastAsia="Times New Roman" w:hAnsi="Times New Roman"/>
+          <w:color w:val="000000"/>
+          <w:sz w:val="24"/>
+          <w:szCs w:val="24"/>
+        </w:rPr>
+        <w:t xml:space="preserve"> El bloque fresco: velas posteriores a la construcción del modelo.</w:t>
+      </w:r>
+    </w:p>
+    <w:p>
+      <w:pPr>
+        <w:spacing w:after="0" w:line="480" w:lineRule="auto"/>
+        <w:ind w:firstLine="720"/>
+      </w:pPr>
+      <w:r>
+        <w:rPr>
+          <w:rFonts w:ascii="Times New Roman" w:cs="Times New Roman" w:eastAsia="Times New Roman" w:hAnsi="Times New Roman"/>
+          <w:b/>
+          <w:bCs/>
+          <w:color w:val="000000"/>
+          <w:sz w:val="24"/>
+          <w:szCs w:val="24"/>
+        </w:rPr>
         <w:t xml:space="preserve">La diferencia es +0,066181</w:t>
       </w:r>
       <w:r>
@@ -30625,7 +30827,7 @@
           <w:sz w:val="24"/>
           <w:szCs w:val="24"/>
         </w:rPr>
-        <w:t xml:space="preserve"> [−0,043087 , +0,194589]. Con 192 velas y nueve ejemplos de cada clase extrema no podía ser de otra manera — la curva de potencia de la Figura 4 dice que ni siquiera con mil velas se llega al 50 % de probabilidad de detectarlo.</w:t>
+        <w:t xml:space="preserve"> [−0,043087 , +0,194589]. Con 192 velas y nueve ejemplos de cada clase extrema no podía ser de otra manera — la curva de potencia de la Figura C.1 dice que ni siquiera con mil velas se llega al 50 % de probabilidad de detectarlo.</w:t>
       </w:r>
     </w:p>
     <w:p>
@@ -31172,6 +31374,32 @@
           <w:sz w:val="24"/>
           <w:szCs w:val="24"/>
         </w:rPr>
+        <w:t xml:space="preserve">Tabla C.8.</w:t>
+      </w:r>
+      <w:r>
+        <w:rPr>
+          <w:rFonts w:ascii="Times New Roman" w:cs="Times New Roman" w:eastAsia="Times New Roman" w:hAnsi="Times New Roman"/>
+          <w:color w:val="000000"/>
+          <w:sz w:val="24"/>
+          <w:szCs w:val="24"/>
+        </w:rPr>
+        <w:t xml:space="preserve"> Entrenar solo con LTC contra entrenar con los seis, sobre validación.</w:t>
+      </w:r>
+    </w:p>
+    <w:p>
+      <w:pPr>
+        <w:spacing w:after="0" w:line="480" w:lineRule="auto"/>
+        <w:ind w:firstLine="720"/>
+      </w:pPr>
+      <w:r>
+        <w:rPr>
+          <w:rFonts w:ascii="Times New Roman" w:cs="Times New Roman" w:eastAsia="Times New Roman" w:hAnsi="Times New Roman"/>
+          <w:b/>
+          <w:bCs/>
+          <w:color w:val="000000"/>
+          <w:sz w:val="24"/>
+          <w:szCs w:val="24"/>
+        </w:rPr>
         <w:t xml:space="preserve">Mejora las dos clases extremas</w:t>
       </w:r>
       <w:r>
@@ -31536,6 +31764,32 @@
           <w:sz w:val="24"/>
           <w:szCs w:val="24"/>
         </w:rPr>
+        <w:t xml:space="preserve">Tabla C.9.</w:t>
+      </w:r>
+      <w:r>
+        <w:rPr>
+          <w:rFonts w:ascii="Times New Roman" w:cs="Times New Roman" w:eastAsia="Times New Roman" w:hAnsi="Times New Roman"/>
+          <w:color w:val="000000"/>
+          <w:sz w:val="24"/>
+          <w:szCs w:val="24"/>
+        </w:rPr>
+        <w:t xml:space="preserve"> Las combinaciones, sobre las 7 311 filas agregadas.</w:t>
+      </w:r>
+    </w:p>
+    <w:p>
+      <w:pPr>
+        <w:spacing w:after="0" w:line="480" w:lineRule="auto"/>
+        <w:ind w:firstLine="720"/>
+      </w:pPr>
+      <w:r>
+        <w:rPr>
+          <w:rFonts w:ascii="Times New Roman" w:cs="Times New Roman" w:eastAsia="Times New Roman" w:hAnsi="Times New Roman"/>
+          <w:b/>
+          <w:bCs/>
+          <w:color w:val="000000"/>
+          <w:sz w:val="24"/>
+          <w:szCs w:val="24"/>
+        </w:rPr>
         <w:t xml:space="preserve">Ninguna se establece.</w:t>
       </w:r>
       <w:r>
@@ -31775,6 +32029,32 @@
           <w:sz w:val="24"/>
           <w:szCs w:val="24"/>
         </w:rPr>
+        <w:t xml:space="preserve">Tabla C.10.</w:t>
+      </w:r>
+      <w:r>
+        <w:rPr>
+          <w:rFonts w:ascii="Times New Roman" w:cs="Times New Roman" w:eastAsia="Times New Roman" w:hAnsi="Times New Roman"/>
+          <w:color w:val="000000"/>
+          <w:sz w:val="24"/>
+          <w:szCs w:val="24"/>
+        </w:rPr>
+        <w:t xml:space="preserve"> Los dos últimos, sobre las 7 311 filas agregadas.</w:t>
+      </w:r>
+    </w:p>
+    <w:p>
+      <w:pPr>
+        <w:spacing w:after="0" w:line="480" w:lineRule="auto"/>
+        <w:ind w:firstLine="720"/>
+      </w:pPr>
+      <w:r>
+        <w:rPr>
+          <w:rFonts w:ascii="Times New Roman" w:cs="Times New Roman" w:eastAsia="Times New Roman" w:hAnsi="Times New Roman"/>
+          <w:b/>
+          <w:bCs/>
+          <w:color w:val="000000"/>
+          <w:sz w:val="24"/>
+          <w:szCs w:val="24"/>
+        </w:rPr>
         <w:t xml:space="preserve">Ninguno se establece.</w:t>
       </w:r>
       <w:r>
@@ -31821,6 +32101,32 @@
           <w:sz w:val="24"/>
           <w:szCs w:val="24"/>
         </w:rPr>
+        <w:t xml:space="preserve">Tabla C.11.</w:t>
+      </w:r>
+      <w:r>
+        <w:rPr>
+          <w:rFonts w:ascii="Times New Roman" w:cs="Times New Roman" w:eastAsia="Times New Roman" w:hAnsi="Times New Roman"/>
+          <w:color w:val="000000"/>
+          <w:sz w:val="24"/>
+          <w:szCs w:val="24"/>
+        </w:rPr>
+        <w:t xml:space="preserve"> Todo lo que se probó, y en qué eje.</w:t>
+      </w:r>
+    </w:p>
+    <w:p>
+      <w:pPr>
+        <w:spacing w:after="0" w:line="480" w:lineRule="auto"/>
+        <w:ind w:firstLine="720"/>
+      </w:pPr>
+      <w:r>
+        <w:rPr>
+          <w:rFonts w:ascii="Times New Roman" w:cs="Times New Roman" w:eastAsia="Times New Roman" w:hAnsi="Times New Roman"/>
+          <w:b/>
+          <w:bCs/>
+          <w:color w:val="000000"/>
+          <w:sz w:val="24"/>
+          <w:szCs w:val="24"/>
+        </w:rPr>
         <w:t xml:space="preserve">Siete intervenciones, en siete ejes distintos, y ninguna produce una mejora que se sostenga.</w:t>
       </w:r>
     </w:p>
@@ -32164,7 +32470,7 @@
           <w:sz w:val="24"/>
           <w:szCs w:val="24"/>
         </w:rPr>
-        <w:t xml:space="preserve">Figura 4</w:t>
+        <w:t xml:space="preserve">Figura C.1</w:t>
       </w:r>
       <w:r>
         <w:rPr>
@@ -32174,6 +32480,76 @@
           <w:szCs w:val="24"/>
         </w:rPr>
         <w:t xml:space="preserve">):</w:t>
+      </w:r>
+    </w:p>
+    <w:p>
+      <w:pPr>
+        <w:spacing w:after="0" w:line="480" w:lineRule="auto"/>
+        <w:ind w:firstLine="720"/>
+      </w:pPr>
+      <w:r>
+        <w:rPr>
+          <w:rFonts w:ascii="Times New Roman" w:cs="Times New Roman" w:eastAsia="Times New Roman" w:hAnsi="Times New Roman"/>
+          <w:b/>
+          <w:bCs/>
+          <w:color w:val="000000"/>
+          <w:sz w:val="24"/>
+          <w:szCs w:val="24"/>
+        </w:rPr>
+        <w:t xml:space="preserve">Figura C.1.</w:t>
+      </w:r>
+      <w:r>
+        <w:rPr>
+          <w:rFonts w:ascii="Times New Roman" w:cs="Times New Roman" w:eastAsia="Times New Roman" w:hAnsi="Times New Roman"/>
+          <w:color w:val="000000"/>
+          <w:sz w:val="24"/>
+          <w:szCs w:val="24"/>
+        </w:rPr>
+        <w:t xml:space="preserve"> Cuánta muestra hacía falta para ver el efecto que hay. El bloque que se usó cae exactamente sobre el 80 %. Fuente: </w:t>
+      </w:r>
+      <w:r>
+        <w:rPr>
+          <w:rFonts w:ascii="Courier New" w:cs="Courier New" w:eastAsia="Courier New" w:hAnsi="Courier New"/>
+          <w:color w:val="000000"/>
+          <w:sz w:val="22"/>
+          <w:szCs w:val="22"/>
+        </w:rPr>
+        <w:t xml:space="preserve">docs/evidencias/informe-f4-curva-potencia.png</w:t>
+      </w:r>
+      <w:r>
+        <w:rPr>
+          <w:rFonts w:ascii="Times New Roman" w:cs="Times New Roman" w:eastAsia="Times New Roman" w:hAnsi="Times New Roman"/>
+          <w:color w:val="000000"/>
+          <w:sz w:val="24"/>
+          <w:szCs w:val="24"/>
+        </w:rPr>
+        <w:t xml:space="preserve">.</w:t>
+      </w:r>
+    </w:p>
+    <w:p>
+      <w:pPr>
+        <w:spacing w:after="0" w:line="480" w:lineRule="auto"/>
+        <w:ind w:firstLine="720"/>
+      </w:pPr>
+      <w:r>
+        <w:rPr>
+          <w:rFonts w:ascii="Times New Roman" w:cs="Times New Roman" w:eastAsia="Times New Roman" w:hAnsi="Times New Roman"/>
+          <w:b/>
+          <w:bCs/>
+          <w:color w:val="000000"/>
+          <w:sz w:val="24"/>
+          <w:szCs w:val="24"/>
+        </w:rPr>
+        <w:t xml:space="preserve">Tabla C.12.</w:t>
+      </w:r>
+      <w:r>
+        <w:rPr>
+          <w:rFonts w:ascii="Times New Roman" w:cs="Times New Roman" w:eastAsia="Times New Roman" w:hAnsi="Times New Roman"/>
+          <w:color w:val="000000"/>
+          <w:sz w:val="24"/>
+          <w:szCs w:val="24"/>
+        </w:rPr>
+        <w:t xml:space="preserve"> Curva de potencia: probabilidad de detectar el efecto, según el tamaño del bloque.</w:t>
       </w:r>
     </w:p>
     <w:p>

--- a/docs/entregas/semana-5/Caso 1 - Semana 5 - Informe final.docx
+++ b/docs/entregas/semana-5/Caso 1 - Semana 5 - Informe final.docx
@@ -26200,6 +26200,195 @@
           <w:sz w:val="24"/>
           <w:szCs w:val="24"/>
         </w:rPr>
+        <w:t xml:space="preserve">Y hay una segunda mitad de esta limitación, que es de tamaño y no de instrumento.</w:t>
+      </w:r>
+      <w:r>
+        <w:rPr>
+          <w:rFonts w:ascii="Times New Roman" w:cs="Times New Roman" w:eastAsia="Times New Roman" w:hAnsi="Times New Roman"/>
+          <w:color w:val="000000"/>
+          <w:sz w:val="24"/>
+          <w:szCs w:val="24"/>
+        </w:rPr>
+        <w:t xml:space="preserve"> Aun cuando la condición se puede aplicar, hace falta muestra suficiente para que signifique algo. La Figura 4 lo cuantifica: con las </w:t>
+      </w:r>
+      <w:r>
+        <w:rPr>
+          <w:rFonts w:ascii="Times New Roman" w:cs="Times New Roman" w:eastAsia="Times New Roman" w:hAnsi="Times New Roman"/>
+          <w:b/>
+          <w:bCs/>
+          <w:color w:val="000000"/>
+          <w:sz w:val="24"/>
+          <w:szCs w:val="24"/>
+        </w:rPr>
+        <w:t xml:space="preserve">1 960 velas</w:t>
+      </w:r>
+      <w:r>
+        <w:rPr>
+          <w:rFonts w:ascii="Times New Roman" w:cs="Times New Roman" w:eastAsia="Times New Roman" w:hAnsi="Times New Roman"/>
+          <w:color w:val="000000"/>
+          <w:sz w:val="24"/>
+          <w:szCs w:val="24"/>
+        </w:rPr>
+        <w:t xml:space="preserve"> del bloque de prueba, un efecto como el que este sistema tiene se detecta </w:t>
+      </w:r>
+      <w:r>
+        <w:rPr>
+          <w:rFonts w:ascii="Times New Roman" w:cs="Times New Roman" w:eastAsia="Times New Roman" w:hAnsi="Times New Roman"/>
+          <w:b/>
+          <w:bCs/>
+          <w:color w:val="000000"/>
+          <w:sz w:val="24"/>
+          <w:szCs w:val="24"/>
+        </w:rPr>
+        <w:t xml:space="preserve">el 80 % de las veces</w:t>
+      </w:r>
+      <w:r>
+        <w:rPr>
+          <w:rFonts w:ascii="Times New Roman" w:cs="Times New Roman" w:eastAsia="Times New Roman" w:hAnsi="Times New Roman"/>
+          <w:color w:val="000000"/>
+          <w:sz w:val="24"/>
+          <w:szCs w:val="24"/>
+        </w:rPr>
+        <w:t xml:space="preserve">. Es el umbral convencional — defendible, pero sin margen.</w:t>
+      </w:r>
+    </w:p>
+    <w:p>
+      <w:pPr>
+        <w:keepNext/>
+        <w:spacing w:after="0" w:before="240" w:line="480" w:lineRule="auto"/>
+      </w:pPr>
+      <w:r>
+        <w:rPr>
+          <w:rFonts w:ascii="Times New Roman" w:cs="Times New Roman" w:eastAsia="Times New Roman" w:hAnsi="Times New Roman"/>
+          <w:b/>
+          <w:bCs/>
+          <w:color w:val="000000"/>
+          <w:sz w:val="24"/>
+          <w:szCs w:val="24"/>
+        </w:rPr>
+        <w:t xml:space="preserve">Figura 4</w:t>
+      </w:r>
+    </w:p>
+    <w:p>
+      <w:pPr>
+        <w:keepNext/>
+        <w:spacing w:after="120" w:line="480" w:lineRule="auto"/>
+      </w:pPr>
+      <w:r>
+        <w:rPr>
+          <w:rFonts w:ascii="Times New Roman" w:cs="Times New Roman" w:eastAsia="Times New Roman" w:hAnsi="Times New Roman"/>
+          <w:i/>
+          <w:iCs/>
+          <w:color w:val="000000"/>
+          <w:sz w:val="24"/>
+          <w:szCs w:val="24"/>
+        </w:rPr>
+        <w:t xml:space="preserve">Cuánta muestra hacía falta para ver el efecto que hay. El bloque que se usó cae exactamente sobre el 80 %</w:t>
+      </w:r>
+    </w:p>
+    <w:p>
+      <w:pPr>
+        <w:spacing w:after="120"/>
+        <w:jc w:val="center"/>
+      </w:pPr>
+      <w:r>
+        <w:drawing>
+          <wp:inline distT="0" distB="0" distL="0" distR="0">
+            <wp:extent cx="5715000" cy="2562225"/>
+            <wp:effectExtent t="0" r="0" b="0" l="0"/>
+            <wp:docPr id="1" name="" descr="" title=""/>
+            <wp:cNvGraphicFramePr>
+              <a:graphicFrameLocks xmlns:a="http://schemas.openxmlformats.org/drawingml/2006/main" noChangeAspect="1"/>
+            </wp:cNvGraphicFramePr>
+            <a:graphic xmlns:a="http://schemas.openxmlformats.org/drawingml/2006/main">
+              <a:graphicData uri="http://schemas.openxmlformats.org/drawingml/2006/picture">
+                <pic:pic xmlns:pic="http://schemas.openxmlformats.org/drawingml/2006/picture">
+                  <pic:nvPicPr>
+                    <pic:cNvPr id="0" name="" descr=""/>
+                    <pic:cNvPicPr>
+                      <a:picLocks noChangeAspect="1" noChangeArrowheads="1"/>
+                    </pic:cNvPicPr>
+                  </pic:nvPicPr>
+                  <pic:blipFill>
+                    <a:blip r:embed="rId11" cstate="none"/>
+                    <a:srcRect/>
+                    <a:stretch>
+                      <a:fillRect/>
+                    </a:stretch>
+                  </pic:blipFill>
+                  <pic:spPr bwMode="auto">
+                    <a:xfrm>
+                      <a:off x="0" y="0"/>
+                      <a:ext cx="5715000" cy="2562225"/>
+                    </a:xfrm>
+                    <a:prstGeom prst="rect">
+                      <a:avLst/>
+                    </a:prstGeom>
+                  </pic:spPr>
+                </pic:pic>
+              </a:graphicData>
+            </a:graphic>
+          </wp:inline>
+        </w:drawing>
+      </w:r>
+    </w:p>
+    <w:p>
+      <w:pPr>
+        <w:spacing w:after="240" w:line="480" w:lineRule="auto"/>
+      </w:pPr>
+      <w:r>
+        <w:rPr>
+          <w:rFonts w:ascii="Times New Roman" w:cs="Times New Roman" w:eastAsia="Times New Roman" w:hAnsi="Times New Roman"/>
+          <w:i/>
+          <w:iCs/>
+          <w:color w:val="000000"/>
+          <w:sz w:val="24"/>
+          <w:szCs w:val="24"/>
+        </w:rPr>
+        <w:t xml:space="preserve">Nota.</w:t>
+      </w:r>
+      <w:r>
+        <w:rPr>
+          <w:rFonts w:ascii="Times New Roman" w:cs="Times New Roman" w:eastAsia="Times New Roman" w:hAnsi="Times New Roman"/>
+          <w:color w:val="000000"/>
+          <w:sz w:val="24"/>
+          <w:szCs w:val="24"/>
+        </w:rPr>
+        <w:t xml:space="preserve"> Fuente: </w:t>
+      </w:r>
+      <w:r>
+        <w:rPr>
+          <w:rFonts w:ascii="Courier New" w:cs="Courier New" w:eastAsia="Courier New" w:hAnsi="Courier New"/>
+          <w:color w:val="000000"/>
+          <w:sz w:val="22"/>
+          <w:szCs w:val="22"/>
+        </w:rPr>
+        <w:t xml:space="preserve">docs/evidencias/informe-f4-curva-potencia.png</w:t>
+      </w:r>
+      <w:r>
+        <w:rPr>
+          <w:rFonts w:ascii="Times New Roman" w:cs="Times New Roman" w:eastAsia="Times New Roman" w:hAnsi="Times New Roman"/>
+          <w:color w:val="000000"/>
+          <w:sz w:val="24"/>
+          <w:szCs w:val="24"/>
+        </w:rPr>
+        <w:t xml:space="preserve">.</w:t>
+      </w:r>
+    </w:p>
+    <w:p>
+      <w:pPr>
+        <w:spacing w:after="0" w:line="480" w:lineRule="auto"/>
+        <w:ind w:firstLine="720"/>
+      </w:pPr>
+      <w:r>
+        <w:rPr>
+          <w:rFonts w:ascii="Times New Roman" w:cs="Times New Roman" w:eastAsia="Times New Roman" w:hAnsi="Times New Roman"/>
+          <w:b/>
+          <w:bCs/>
+          <w:color w:val="000000"/>
+          <w:sz w:val="24"/>
+          <w:szCs w:val="24"/>
+        </w:rPr>
         <w:t xml:space="preserve">Y el alcance está acotado, también medido:</w:t>
       </w:r>
       <w:r>
@@ -32459,71 +32648,27 @@
           <w:sz w:val="24"/>
           <w:szCs w:val="24"/>
         </w:rPr>
-        <w:t xml:space="preserve"> de las predicciones agregadas y contando en cuántas el intervalo excluye el cero (</w:t>
-      </w:r>
-      <w:r>
-        <w:rPr>
-          <w:rFonts w:ascii="Times New Roman" w:cs="Times New Roman" w:eastAsia="Times New Roman" w:hAnsi="Times New Roman"/>
-          <w:b/>
-          <w:bCs/>
-          <w:color w:val="000000"/>
-          <w:sz w:val="24"/>
-          <w:szCs w:val="24"/>
-        </w:rPr>
-        <w:t xml:space="preserve">Figura C.1</w:t>
-      </w:r>
-      <w:r>
-        <w:rPr>
-          <w:rFonts w:ascii="Times New Roman" w:cs="Times New Roman" w:eastAsia="Times New Roman" w:hAnsi="Times New Roman"/>
-          <w:color w:val="000000"/>
-          <w:sz w:val="24"/>
-          <w:szCs w:val="24"/>
-        </w:rPr>
-        <w:t xml:space="preserve">):</w:t>
-      </w:r>
-    </w:p>
-    <w:p>
-      <w:pPr>
-        <w:spacing w:after="0" w:line="480" w:lineRule="auto"/>
-        <w:ind w:firstLine="720"/>
-      </w:pPr>
-      <w:r>
-        <w:rPr>
-          <w:rFonts w:ascii="Times New Roman" w:cs="Times New Roman" w:eastAsia="Times New Roman" w:hAnsi="Times New Roman"/>
-          <w:b/>
-          <w:bCs/>
-          <w:color w:val="000000"/>
-          <w:sz w:val="24"/>
-          <w:szCs w:val="24"/>
-        </w:rPr>
-        <w:t xml:space="preserve">Figura C.1.</w:t>
-      </w:r>
-      <w:r>
-        <w:rPr>
-          <w:rFonts w:ascii="Times New Roman" w:cs="Times New Roman" w:eastAsia="Times New Roman" w:hAnsi="Times New Roman"/>
-          <w:color w:val="000000"/>
-          <w:sz w:val="24"/>
-          <w:szCs w:val="24"/>
-        </w:rPr>
-        <w:t xml:space="preserve"> Cuánta muestra hacía falta para ver el efecto que hay. El bloque que se usó cae exactamente sobre el 80 %. Fuente: </w:t>
-      </w:r>
-      <w:r>
-        <w:rPr>
-          <w:rFonts w:ascii="Courier New" w:cs="Courier New" w:eastAsia="Courier New" w:hAnsi="Courier New"/>
-          <w:color w:val="000000"/>
-          <w:sz w:val="22"/>
-          <w:szCs w:val="22"/>
-        </w:rPr>
-        <w:t xml:space="preserve">docs/evidencias/informe-f4-curva-potencia.png</w:t>
-      </w:r>
-      <w:r>
-        <w:rPr>
-          <w:rFonts w:ascii="Times New Roman" w:cs="Times New Roman" w:eastAsia="Times New Roman" w:hAnsi="Times New Roman"/>
-          <w:color w:val="000000"/>
-          <w:sz w:val="24"/>
-          <w:szCs w:val="24"/>
-        </w:rPr>
-        <w:t xml:space="preserve">.</w:t>
+        <w:t xml:space="preserve"> de las predicciones agregadas y contando en cuántas el intervalo excluye el cero (ver la </w:t>
+      </w:r>
+      <w:r>
+        <w:rPr>
+          <w:rFonts w:ascii="Times New Roman" w:cs="Times New Roman" w:eastAsia="Times New Roman" w:hAnsi="Times New Roman"/>
+          <w:b/>
+          <w:bCs/>
+          <w:color w:val="000000"/>
+          <w:sz w:val="24"/>
+          <w:szCs w:val="24"/>
+        </w:rPr>
+        <w:t xml:space="preserve">Figura 6.1</w:t>
+      </w:r>
+      <w:r>
+        <w:rPr>
+          <w:rFonts w:ascii="Times New Roman" w:cs="Times New Roman" w:eastAsia="Times New Roman" w:hAnsi="Times New Roman"/>
+          <w:color w:val="000000"/>
+          <w:sz w:val="24"/>
+          <w:szCs w:val="24"/>
+        </w:rPr>
+        <w:t xml:space="preserve"> de la sección 6):</w:t>
       </w:r>
     </w:p>
     <w:p>

--- a/docs/entregas/semana-5/Caso 1 - Semana 5 - Informe final.docx
+++ b/docs/entregas/semana-5/Caso 1 - Semana 5 - Informe final.docx
@@ -13782,7 +13782,27 @@
           <w:sz w:val="24"/>
           <w:szCs w:val="24"/>
         </w:rPr>
-        <w:t xml:space="preserve">• Ninguno de los dos modelos profundos supera al </w:t>
+        <w:t xml:space="preserve">• Sobre </w:t>
+      </w:r>
+      <w:r>
+        <w:rPr>
+          <w:rFonts w:ascii="Times New Roman" w:cs="Times New Roman" w:eastAsia="Times New Roman" w:hAnsi="Times New Roman"/>
+          <w:b/>
+          <w:bCs/>
+          <w:color w:val="000000"/>
+          <w:sz w:val="24"/>
+          <w:szCs w:val="24"/>
+        </w:rPr>
+        <w:t xml:space="preserve">este bloque</w:t>
+      </w:r>
+      <w:r>
+        <w:rPr>
+          <w:rFonts w:ascii="Times New Roman" w:cs="Times New Roman" w:eastAsia="Times New Roman" w:hAnsi="Times New Roman"/>
+          <w:color w:val="000000"/>
+          <w:sz w:val="24"/>
+          <w:szCs w:val="24"/>
+        </w:rPr>
+        <w:t xml:space="preserve">, ninguno de los dos modelos profundos supera al </w:t>
       </w:r>
       <w:r>
         <w:rPr>
@@ -13800,7 +13820,87 @@
           <w:sz w:val="24"/>
           <w:szCs w:val="24"/>
         </w:rPr>
-        <w:t xml:space="preserve"> de forma distinguible. Le ganan en la media y el intervalo incluye el cero.</w:t>
+        <w:t xml:space="preserve"> de forma distinguible: le ganan en la media y el intervalo incluye el cero. </w:t>
+      </w:r>
+      <w:r>
+        <w:rPr>
+          <w:rFonts w:ascii="Times New Roman" w:cs="Times New Roman" w:eastAsia="Times New Roman" w:hAnsi="Times New Roman"/>
+          <w:b/>
+          <w:bCs/>
+          <w:color w:val="000000"/>
+          <w:sz w:val="24"/>
+          <w:szCs w:val="24"/>
+        </w:rPr>
+        <w:t xml:space="preserve">Esa lectura cambió al medir con más potencia</w:t>
+      </w:r>
+      <w:r>
+        <w:rPr>
+          <w:rFonts w:ascii="Times New Roman" w:cs="Times New Roman" w:eastAsia="Times New Roman" w:hAnsi="Times New Roman"/>
+          <w:color w:val="000000"/>
+          <w:sz w:val="24"/>
+          <w:szCs w:val="24"/>
+        </w:rPr>
+        <w:t xml:space="preserve">, y hay que decirlo aquí para que la tabla no se lea sola: sobre las 7 311 filas agregadas de los nueve tramos, </w:t>
+      </w:r>
+      <w:r>
+        <w:rPr>
+          <w:rFonts w:ascii="Times New Roman" w:cs="Times New Roman" w:eastAsia="Times New Roman" w:hAnsi="Times New Roman"/>
+          <w:b/>
+          <w:bCs/>
+          <w:color w:val="000000"/>
+          <w:sz w:val="24"/>
+          <w:szCs w:val="24"/>
+        </w:rPr>
+        <w:t xml:space="preserve">Chronos-Bolt sí supera al azar</w:t>
+      </w:r>
+      <w:r>
+        <w:rPr>
+          <w:rFonts w:ascii="Times New Roman" w:cs="Times New Roman" w:eastAsia="Times New Roman" w:hAnsi="Times New Roman"/>
+          <w:color w:val="000000"/>
+          <w:sz w:val="24"/>
+          <w:szCs w:val="24"/>
+        </w:rPr>
+        <w:t xml:space="preserve"> —+0,027769, intervalo [0,011976 , 0,045189], que excluye el cero— mientras que el </w:t>
+      </w:r>
+      <w:r>
+        <w:rPr>
+          <w:rFonts w:ascii="Times New Roman" w:cs="Times New Roman" w:eastAsia="Times New Roman" w:hAnsi="Times New Roman"/>
+          <w:b/>
+          <w:bCs/>
+          <w:color w:val="000000"/>
+          <w:sz w:val="24"/>
+          <w:szCs w:val="24"/>
+        </w:rPr>
+        <w:t xml:space="preserve">iTransformer sigue sin superarlo</w:t>
+      </w:r>
+      <w:r>
+        <w:rPr>
+          <w:rFonts w:ascii="Times New Roman" w:cs="Times New Roman" w:eastAsia="Times New Roman" w:hAnsi="Times New Roman"/>
+          <w:color w:val="000000"/>
+          <w:sz w:val="24"/>
+          <w:szCs w:val="24"/>
+        </w:rPr>
+        <w:t xml:space="preserve"> —+0,006386, intervalo [−0,008267 , 0,019878]— </w:t>
+      </w:r>
+      <w:r>
+        <w:rPr>
+          <w:rFonts w:ascii="Times New Roman" w:cs="Times New Roman" w:eastAsia="Times New Roman" w:hAnsi="Times New Roman"/>
+          <w:b/>
+          <w:bCs/>
+          <w:color w:val="000000"/>
+          <w:sz w:val="24"/>
+          <w:szCs w:val="24"/>
+        </w:rPr>
+        <w:t xml:space="preserve">ni con cuatro veces más observaciones</w:t>
+      </w:r>
+      <w:r>
+        <w:rPr>
+          <w:rFonts w:ascii="Times New Roman" w:cs="Times New Roman" w:eastAsia="Times New Roman" w:hAnsi="Times New Roman"/>
+          <w:color w:val="000000"/>
+          <w:sz w:val="24"/>
+          <w:szCs w:val="24"/>
+        </w:rPr>
+        <w:t xml:space="preserve">. Lo que era «ninguno de los dos» resultó ser uno de cada.</w:t>
       </w:r>
     </w:p>
     <w:p>
@@ -14945,7 +15045,7 @@
           <w:sz w:val="24"/>
           <w:szCs w:val="24"/>
         </w:rPr>
-        <w:t xml:space="preserve">7. Sobre el bloque de prueba: los dos modelos fallan en clases opuestas</w:t>
+        <w:t xml:space="preserve">7. Por clase: lo que el bloque de prueba sugirió y lo que la potencia confirmó</w:t>
       </w:r>
     </w:p>
     <w:p>
@@ -14960,7 +15060,47 @@
           <w:sz w:val="24"/>
           <w:szCs w:val="24"/>
         </w:rPr>
-        <w:t xml:space="preserve">Esto no aparece al mirar el F1 macro, y es lo más preciso que se puede decir del resultado final.</w:t>
+        <w:t xml:space="preserve">Aquí hay dos mediciones y </w:t>
+      </w:r>
+      <w:r>
+        <w:rPr>
+          <w:rFonts w:ascii="Times New Roman" w:cs="Times New Roman" w:eastAsia="Times New Roman" w:hAnsi="Times New Roman"/>
+          <w:b/>
+          <w:bCs/>
+          <w:color w:val="000000"/>
+          <w:sz w:val="24"/>
+          <w:szCs w:val="24"/>
+        </w:rPr>
+        <w:t xml:space="preserve">la segunda corrige a la primera</w:t>
+      </w:r>
+      <w:r>
+        <w:rPr>
+          <w:rFonts w:ascii="Times New Roman" w:cs="Times New Roman" w:eastAsia="Times New Roman" w:hAnsi="Times New Roman"/>
+          <w:color w:val="000000"/>
+          <w:sz w:val="24"/>
+          <w:szCs w:val="24"/>
+        </w:rPr>
+        <w:t xml:space="preserve">. Van juntas porque la diferencia entre ellas es el hallazgo, no un detalle de método.</w:t>
+      </w:r>
+    </w:p>
+    <w:p>
+      <w:pPr>
+        <w:pStyle w:val="Heading3"/>
+        <w:keepNext/>
+        <w:spacing w:after="0" w:before="0" w:line="480" w:lineRule="auto"/>
+      </w:pPr>
+      <w:r>
+        <w:rPr>
+          <w:rFonts w:ascii="Times New Roman" w:cs="Times New Roman" w:eastAsia="Times New Roman" w:hAnsi="Times New Roman"/>
+          <w:b/>
+          <w:bCs/>
+          <w:i/>
+          <w:iCs/>
+          <w:color w:val="000000"/>
+          <w:sz w:val="24"/>
+          <w:szCs w:val="24"/>
+        </w:rPr>
+        <w:t xml:space="preserve">Lo que se vio en el bloque de prueba</w:t>
       </w:r>
     </w:p>
     <w:p>
@@ -14977,7 +15117,7 @@
           <w:sz w:val="24"/>
           <w:szCs w:val="24"/>
         </w:rPr>
-        <w:t xml:space="preserve">Tabla.</w:t>
+        <w:t xml:space="preserve">Tabla 7.1.</w:t>
       </w:r>
       <w:r>
         <w:rPr>
@@ -15001,7 +15141,47 @@
           <w:sz w:val="24"/>
           <w:szCs w:val="24"/>
         </w:rPr>
-        <w:t xml:space="preserve">Dos lecturas que conviene no separar:</w:t>
+        <w:t xml:space="preserve">Leído solo, dice que </w:t>
+      </w:r>
+      <w:r>
+        <w:rPr>
+          <w:rFonts w:ascii="Times New Roman" w:cs="Times New Roman" w:eastAsia="Times New Roman" w:hAnsi="Times New Roman"/>
+          <w:b/>
+          <w:bCs/>
+          <w:color w:val="000000"/>
+          <w:sz w:val="24"/>
+          <w:szCs w:val="24"/>
+        </w:rPr>
+        <w:t xml:space="preserve">ningún modelo supera al azar en las dos clases</w:t>
+      </w:r>
+      <w:r>
+        <w:rPr>
+          <w:rFonts w:ascii="Times New Roman" w:cs="Times New Roman" w:eastAsia="Times New Roman" w:hAnsi="Times New Roman"/>
+          <w:color w:val="000000"/>
+          <w:sz w:val="24"/>
+          <w:szCs w:val="24"/>
+        </w:rPr>
+        <w:t xml:space="preserve"> y que el bosque queda por debajo del azar en Máximo. Con 86 ejemplos por clase, esa lectura era la más severa posible del resultado.</w:t>
+      </w:r>
+    </w:p>
+    <w:p>
+      <w:pPr>
+        <w:pStyle w:val="Heading3"/>
+        <w:keepNext/>
+        <w:spacing w:after="0" w:before="0" w:line="480" w:lineRule="auto"/>
+      </w:pPr>
+      <w:r>
+        <w:rPr>
+          <w:rFonts w:ascii="Times New Roman" w:cs="Times New Roman" w:eastAsia="Times New Roman" w:hAnsi="Times New Roman"/>
+          <w:b/>
+          <w:bCs/>
+          <w:i/>
+          <w:iCs/>
+          <w:color w:val="000000"/>
+          <w:sz w:val="24"/>
+          <w:szCs w:val="24"/>
+        </w:rPr>
+        <w:t xml:space="preserve">Lo que dice la agregación de los nueve tramos</w:t>
       </w:r>
     </w:p>
     <w:p>
@@ -15012,62 +15192,31 @@
       <w:r>
         <w:rPr>
           <w:rFonts w:ascii="Times New Roman" w:cs="Times New Roman" w:eastAsia="Times New Roman" w:hAnsi="Times New Roman"/>
-          <w:b/>
-          <w:bCs/>
-          <w:color w:val="000000"/>
-          <w:sz w:val="24"/>
-          <w:szCs w:val="24"/>
-        </w:rPr>
-        <w:t xml:space="preserve">Ningún modelo supera al azar en las dos clases extremas.</w:t>
-      </w:r>
-      <w:r>
-        <w:rPr>
-          <w:rFonts w:ascii="Times New Roman" w:cs="Times New Roman" w:eastAsia="Times New Roman" w:hAnsi="Times New Roman"/>
-          <w:color w:val="000000"/>
-          <w:sz w:val="24"/>
-          <w:szCs w:val="24"/>
-        </w:rPr>
-        <w:t xml:space="preserve"> El bosque le gana holgadamente en Mínimo y queda </w:t>
-      </w:r>
-      <w:r>
-        <w:rPr>
-          <w:rFonts w:ascii="Times New Roman" w:cs="Times New Roman" w:eastAsia="Times New Roman" w:hAnsi="Times New Roman"/>
-          <w:b/>
-          <w:bCs/>
-          <w:color w:val="000000"/>
-          <w:sz w:val="24"/>
-          <w:szCs w:val="24"/>
-        </w:rPr>
-        <w:t xml:space="preserve">por debajo del azar</w:t>
-      </w:r>
-      <w:r>
-        <w:rPr>
-          <w:rFonts w:ascii="Times New Roman" w:cs="Times New Roman" w:eastAsia="Times New Roman" w:hAnsi="Times New Roman"/>
-          <w:color w:val="000000"/>
-          <w:sz w:val="24"/>
-          <w:szCs w:val="24"/>
-        </w:rPr>
-        <w:t xml:space="preserve"> en Máximo; el fundacional queda por debajo en Máximo; y el avanzado queda por debajo en Mínimo. Es la forma más exacta del resultado negativo, y más severa que mirar solo el F1 macro: no es que el sistema detecte poco, es que </w:t>
-      </w:r>
-      <w:r>
-        <w:rPr>
-          <w:rFonts w:ascii="Times New Roman" w:cs="Times New Roman" w:eastAsia="Times New Roman" w:hAnsi="Times New Roman"/>
-          <w:b/>
-          <w:bCs/>
-          <w:color w:val="000000"/>
-          <w:sz w:val="24"/>
-          <w:szCs w:val="24"/>
-        </w:rPr>
-        <w:t xml:space="preserve">ningún modelo detecta las dos cosas que hay que detectar</w:t>
-      </w:r>
-      <w:r>
-        <w:rPr>
-          <w:rFonts w:ascii="Times New Roman" w:cs="Times New Roman" w:eastAsia="Times New Roman" w:hAnsi="Times New Roman"/>
-          <w:color w:val="000000"/>
-          <w:sz w:val="24"/>
-          <w:szCs w:val="24"/>
-        </w:rPr>
-        <w:t xml:space="preserve">.</w:t>
+          <w:color w:val="000000"/>
+          <w:sz w:val="24"/>
+          <w:szCs w:val="24"/>
+        </w:rPr>
+        <w:t xml:space="preserve">Sobre </w:t>
+      </w:r>
+      <w:r>
+        <w:rPr>
+          <w:rFonts w:ascii="Times New Roman" w:cs="Times New Roman" w:eastAsia="Times New Roman" w:hAnsi="Times New Roman"/>
+          <w:b/>
+          <w:bCs/>
+          <w:color w:val="000000"/>
+          <w:sz w:val="24"/>
+          <w:szCs w:val="24"/>
+        </w:rPr>
+        <w:t xml:space="preserve">7 311 filas</w:t>
+      </w:r>
+      <w:r>
+        <w:rPr>
+          <w:rFonts w:ascii="Times New Roman" w:cs="Times New Roman" w:eastAsia="Times New Roman" w:hAnsi="Times New Roman"/>
+          <w:color w:val="000000"/>
+          <w:sz w:val="24"/>
+          <w:szCs w:val="24"/>
+        </w:rPr>
+        <w:t xml:space="preserve">, con intervalo pareado en cada celda:</w:t>
       </w:r>
     </w:p>
     <w:p>
@@ -15084,16 +15233,16 @@
           <w:sz w:val="24"/>
           <w:szCs w:val="24"/>
         </w:rPr>
-        <w:t xml:space="preserve">Y el único que supera al azar en Máximo es el avanzado</w:t>
-      </w:r>
-      <w:r>
-        <w:rPr>
-          <w:rFonts w:ascii="Times New Roman" w:cs="Times New Roman" w:eastAsia="Times New Roman" w:hAnsi="Times New Roman"/>
-          <w:color w:val="000000"/>
-          <w:sz w:val="24"/>
-          <w:szCs w:val="24"/>
-        </w:rPr>
-        <w:t xml:space="preserve">, que es el que pierde en F1 macro. La clase donde el mejor modelo falla es justamente donde el modelo que el enunciado pedía no falla. Decirlo importa en las dos direcciones: es un punto a favor del profundo que el F1 macro esconde, y es la razón por la que promediar las dos clases en una sola métrica puede hacer parecer que un modelo detecta cuando lo que hace es compensar.</w:t>
+        <w:t xml:space="preserve">Tabla 7.2.</w:t>
+      </w:r>
+      <w:r>
+        <w:rPr>
+          <w:rFonts w:ascii="Times New Roman" w:cs="Times New Roman" w:eastAsia="Times New Roman" w:hAnsi="Times New Roman"/>
+          <w:color w:val="000000"/>
+          <w:sz w:val="24"/>
+          <w:szCs w:val="24"/>
+        </w:rPr>
+        <w:t xml:space="preserve"> Diferencia contra el azar por clase, y si el intervalo excluye el cero.</w:t>
       </w:r>
     </w:p>
     <w:p>
@@ -15104,11 +15253,42 @@
       <w:r>
         <w:rPr>
           <w:rFonts w:ascii="Times New Roman" w:cs="Times New Roman" w:eastAsia="Times New Roman" w:hAnsi="Times New Roman"/>
-          <w:color w:val="000000"/>
-          <w:sz w:val="24"/>
-          <w:szCs w:val="24"/>
-        </w:rPr>
-        <w:t xml:space="preserve">No se saca de aquí ninguna configuración nueva ni se propone combinarlos: la sección 7 del protocolo lo prohíbe y esto se reporta como lo que es, una lectura de la única corrida.</w:t>
+          <w:b/>
+          <w:bCs/>
+          <w:color w:val="000000"/>
+          <w:sz w:val="24"/>
+          <w:szCs w:val="24"/>
+        </w:rPr>
+        <w:t xml:space="preserve">El bosque sí supera al azar en las dos clases.</w:t>
+      </w:r>
+      <w:r>
+        <w:rPr>
+          <w:rFonts w:ascii="Times New Roman" w:cs="Times New Roman" w:eastAsia="Times New Roman" w:hAnsi="Times New Roman"/>
+          <w:color w:val="000000"/>
+          <w:sz w:val="24"/>
+          <w:szCs w:val="24"/>
+        </w:rPr>
+        <w:t xml:space="preserve"> Lo que parecía el resultado más severo del informe —que ninguno detectara las dos— era un </w:t>
+      </w:r>
+      <w:r>
+        <w:rPr>
+          <w:rFonts w:ascii="Times New Roman" w:cs="Times New Roman" w:eastAsia="Times New Roman" w:hAnsi="Times New Roman"/>
+          <w:b/>
+          <w:bCs/>
+          <w:color w:val="000000"/>
+          <w:sz w:val="24"/>
+          <w:szCs w:val="24"/>
+        </w:rPr>
+        <w:t xml:space="preserve">artefacto de tener 86 ejemplos por clase</w:t>
+      </w:r>
+      <w:r>
+        <w:rPr>
+          <w:rFonts w:ascii="Times New Roman" w:cs="Times New Roman" w:eastAsia="Times New Roman" w:hAnsi="Times New Roman"/>
+          <w:color w:val="000000"/>
+          <w:sz w:val="24"/>
+          <w:szCs w:val="24"/>
+        </w:rPr>
+        <w:t xml:space="preserve">, no un hecho sobre los modelos. Con cuatro veces más observaciones, la clase Máximo del bosque pasa de estar por debajo del azar a superarlo con intervalo que excluye el cero.</w:t>
       </w:r>
     </w:p>
     <w:p>
@@ -15125,36 +15305,71 @@
           <w:sz w:val="24"/>
           <w:szCs w:val="24"/>
         </w:rPr>
-        <w:t xml:space="preserve">Y hay que decir cuánto pesa esa advertencia, porque está medida.</w:t>
-      </w:r>
-      <w:r>
-        <w:rPr>
-          <w:rFonts w:ascii="Times New Roman" w:cs="Times New Roman" w:eastAsia="Times New Roman" w:hAnsi="Times New Roman"/>
-          <w:color w:val="000000"/>
-          <w:sz w:val="24"/>
-          <w:szCs w:val="24"/>
-        </w:rPr>
-        <w:t xml:space="preserve"> El walk-forward de los nueve tramos comprobó, sobre el bosque, que la asimetría entre las dos clases extremas </w:t>
-      </w:r>
-      <w:r>
-        <w:rPr>
-          <w:rFonts w:ascii="Times New Roman" w:cs="Times New Roman" w:eastAsia="Times New Roman" w:hAnsi="Times New Roman"/>
-          <w:b/>
-          <w:bCs/>
-          <w:color w:val="000000"/>
-          <w:sz w:val="24"/>
-          <w:szCs w:val="24"/>
-        </w:rPr>
-        <w:t xml:space="preserve">no es estable</w:t>
-      </w:r>
-      <w:r>
-        <w:rPr>
-          <w:rFonts w:ascii="Times New Roman" w:cs="Times New Roman" w:eastAsia="Times New Roman" w:hAnsi="Times New Roman"/>
-          <w:color w:val="000000"/>
-          <w:sz w:val="24"/>
-          <w:szCs w:val="24"/>
-        </w:rPr>
-        <w:t xml:space="preserve">: el F1 de mínimos supera al de máximos en </w:t>
+        <w:t xml:space="preserve">Lo que sí sobrevive, y ahora con intervalo:</w:t>
+      </w:r>
+      <w:r>
+        <w:rPr>
+          <w:rFonts w:ascii="Times New Roman" w:cs="Times New Roman" w:eastAsia="Times New Roman" w:hAnsi="Times New Roman"/>
+          <w:color w:val="000000"/>
+          <w:sz w:val="24"/>
+          <w:szCs w:val="24"/>
+        </w:rPr>
+        <w:t xml:space="preserve"> los dos modelos profundos detectan </w:t>
+      </w:r>
+      <w:r>
+        <w:rPr>
+          <w:rFonts w:ascii="Times New Roman" w:cs="Times New Roman" w:eastAsia="Times New Roman" w:hAnsi="Times New Roman"/>
+          <w:b/>
+          <w:bCs/>
+          <w:color w:val="000000"/>
+          <w:sz w:val="24"/>
+          <w:szCs w:val="24"/>
+        </w:rPr>
+        <w:t xml:space="preserve">clases opuestas</w:t>
+      </w:r>
+      <w:r>
+        <w:rPr>
+          <w:rFonts w:ascii="Times New Roman" w:cs="Times New Roman" w:eastAsia="Times New Roman" w:hAnsi="Times New Roman"/>
+          <w:color w:val="000000"/>
+          <w:sz w:val="24"/>
+          <w:szCs w:val="24"/>
+        </w:rPr>
+        <w:t xml:space="preserve">. El iTransformer supera al azar en Máximo y no en Mínimo; Chronos-Bolt, al revés. No es la lectura de un bloque: se sostiene con potencia.</w:t>
+      </w:r>
+    </w:p>
+    <w:p>
+      <w:pPr>
+        <w:pStyle w:val="Heading3"/>
+        <w:keepNext/>
+        <w:spacing w:after="0" w:before="0" w:line="480" w:lineRule="auto"/>
+      </w:pPr>
+      <w:r>
+        <w:rPr>
+          <w:rFonts w:ascii="Times New Roman" w:cs="Times New Roman" w:eastAsia="Times New Roman" w:hAnsi="Times New Roman"/>
+          <w:b/>
+          <w:bCs/>
+          <w:i/>
+          <w:iCs/>
+          <w:color w:val="000000"/>
+          <w:sz w:val="24"/>
+          <w:szCs w:val="24"/>
+        </w:rPr>
+        <w:t xml:space="preserve">Por qué esto importa más allá de la tabla</w:t>
+      </w:r>
+    </w:p>
+    <w:p>
+      <w:pPr>
+        <w:spacing w:after="0" w:line="480" w:lineRule="auto"/>
+        <w:ind w:firstLine="720"/>
+      </w:pPr>
+      <w:r>
+        <w:rPr>
+          <w:rFonts w:ascii="Times New Roman" w:cs="Times New Roman" w:eastAsia="Times New Roman" w:hAnsi="Times New Roman"/>
+          <w:color w:val="000000"/>
+          <w:sz w:val="24"/>
+          <w:szCs w:val="24"/>
+        </w:rPr>
+        <w:t xml:space="preserve">Es la segunda vez en este informe que una lectura por clase sobre un solo bloque no aguanta al volver a medirla —la primera fue la asimetría picos/valles, </w:t>
       </w:r>
       <w:r>
         <w:rPr>
@@ -15174,7 +15389,7 @@
           <w:sz w:val="24"/>
           <w:szCs w:val="24"/>
         </w:rPr>
-        <w:t xml:space="preserve"> tramos, que es lo que daría una moneda. En </w:t>
+        <w:t xml:space="preserve"> tramos— y las dos veces el tamaño de la clase rara fue la causa. En </w:t>
       </w:r>
       <w:r>
         <w:rPr>
@@ -15194,7 +15409,7 @@
           <w:sz w:val="24"/>
           <w:szCs w:val="24"/>
         </w:rPr>
-        <w:t xml:space="preserve"> de los nueve, una de las dos clases dio </w:t>
+        <w:t xml:space="preserve"> de los nueve tramos una de las dos clases dio </w:t>
       </w:r>
       <w:r>
         <w:rPr>
@@ -15214,7 +15429,7 @@
           <w:sz w:val="24"/>
           <w:szCs w:val="24"/>
         </w:rPr>
-        <w:t xml:space="preserve"> exacto — con menos de cien ejemplos por clase, la métrica por clase puede colapsar entera.</w:t>
+        <w:t xml:space="preserve"> exacto: con menos de cien ejemplos, la métrica por clase puede colapsar entera.</w:t>
       </w:r>
     </w:p>
     <w:p>
@@ -15225,51 +15440,37 @@
       <w:r>
         <w:rPr>
           <w:rFonts w:ascii="Times New Roman" w:cs="Times New Roman" w:eastAsia="Times New Roman" w:hAnsi="Times New Roman"/>
-          <w:color w:val="000000"/>
-          <w:sz w:val="24"/>
-          <w:szCs w:val="24"/>
-        </w:rPr>
-        <w:t xml:space="preserve">Los modelos profundos </w:t>
-      </w:r>
-      <w:r>
-        <w:rPr>
-          <w:rFonts w:ascii="Times New Roman" w:cs="Times New Roman" w:eastAsia="Times New Roman" w:hAnsi="Times New Roman"/>
-          <w:b/>
-          <w:bCs/>
-          <w:color w:val="000000"/>
-          <w:sz w:val="24"/>
-          <w:szCs w:val="24"/>
-        </w:rPr>
-        <w:t xml:space="preserve">no se midieron por clase en los nueve tramos</w:t>
-      </w:r>
-      <w:r>
-        <w:rPr>
-          <w:rFonts w:ascii="Times New Roman" w:cs="Times New Roman" w:eastAsia="Times New Roman" w:hAnsi="Times New Roman"/>
-          <w:color w:val="000000"/>
-          <w:sz w:val="24"/>
-          <w:szCs w:val="24"/>
-        </w:rPr>
-        <w:t xml:space="preserve">, así que no hay forma de saber si el patrón de esta tabla se repetiría. Lo que dice esta sección es qué pasó </w:t>
-      </w:r>
-      <w:r>
-        <w:rPr>
-          <w:rFonts w:ascii="Times New Roman" w:cs="Times New Roman" w:eastAsia="Times New Roman" w:hAnsi="Times New Roman"/>
-          <w:b/>
-          <w:bCs/>
-          <w:color w:val="000000"/>
-          <w:sz w:val="24"/>
-          <w:szCs w:val="24"/>
-        </w:rPr>
-        <w:t xml:space="preserve">en el bloque de prueba</w:t>
-      </w:r>
-      <w:r>
-        <w:rPr>
-          <w:rFonts w:ascii="Times New Roman" w:cs="Times New Roman" w:eastAsia="Times New Roman" w:hAnsi="Times New Roman"/>
-          <w:color w:val="000000"/>
-          <w:sz w:val="24"/>
-          <w:szCs w:val="24"/>
-        </w:rPr>
-        <w:t xml:space="preserve">, que es la única estimación limpia que tenemos y también un solo bloque. Leerlo como una propiedad de los modelos —«el avanzado detecta máximos y el bosque mínimos»— sería exactamente el salto que la corrección de la sección de conclusiones tuvo que deshacer: de una diferencia medida a una explicación que suena bien.</w:t>
+          <w:b/>
+          <w:bCs/>
+          <w:color w:val="000000"/>
+          <w:sz w:val="24"/>
+          <w:szCs w:val="24"/>
+        </w:rPr>
+        <w:t xml:space="preserve">La lección es del método y es reutilizable:</w:t>
+      </w:r>
+      <w:r>
+        <w:rPr>
+          <w:rFonts w:ascii="Times New Roman" w:cs="Times New Roman" w:eastAsia="Times New Roman" w:hAnsi="Times New Roman"/>
+          <w:color w:val="000000"/>
+          <w:sz w:val="24"/>
+          <w:szCs w:val="24"/>
+        </w:rPr>
+        <w:t xml:space="preserve"> una métrica por clase sobre 86 ejemplos no distingue un modelo que no detecta de uno que no tuvo con qué demostrarlo. Y como la regla de decisión del proyecto miraba el F1 macro, no habría atrapado ninguna de las dos cosas — ni el falso negativo por clase, ni que un modelo compense una clase con la otra.</w:t>
+      </w:r>
+    </w:p>
+    <w:p>
+      <w:pPr>
+        <w:spacing w:after="0" w:line="480" w:lineRule="auto"/>
+        <w:ind w:firstLine="720"/>
+      </w:pPr>
+      <w:r>
+        <w:rPr>
+          <w:rFonts w:ascii="Times New Roman" w:cs="Times New Roman" w:eastAsia="Times New Roman" w:hAnsi="Times New Roman"/>
+          <w:color w:val="000000"/>
+          <w:sz w:val="24"/>
+          <w:szCs w:val="24"/>
+        </w:rPr>
+        <w:t xml:space="preserve">No se saca de aquí ninguna configuración nueva ni se propone combinar modelos: la sección 7 del protocolo lo prohíbe, y la cifra oficial sigue siendo la del bloque de prueba.</w:t>
       </w:r>
     </w:p>
     <w:p>
@@ -15410,27 +15611,47 @@
           <w:sz w:val="24"/>
           <w:szCs w:val="24"/>
         </w:rPr>
-        <w:t xml:space="preserve">Dicho sin adornos: sobre validación </w:t>
-      </w:r>
-      <w:r>
-        <w:rPr>
-          <w:rFonts w:ascii="Times New Roman" w:cs="Times New Roman" w:eastAsia="Times New Roman" w:hAnsi="Times New Roman"/>
-          <w:b/>
-          <w:bCs/>
-          <w:color w:val="000000"/>
-          <w:sz w:val="24"/>
-          <w:szCs w:val="24"/>
-        </w:rPr>
-        <w:t xml:space="preserve">ninguno de los dos modelos de M3 supera al azar de forma distinguible</w:t>
-      </w:r>
-      <w:r>
-        <w:rPr>
-          <w:rFonts w:ascii="Times New Roman" w:cs="Times New Roman" w:eastAsia="Times New Roman" w:hAnsi="Times New Roman"/>
-          <w:color w:val="000000"/>
-          <w:sz w:val="24"/>
-          <w:szCs w:val="24"/>
-        </w:rPr>
-        <w:t xml:space="preserve">, y el avanzado queda por debajo del bosque clásico en las cinco semillas.</w:t>
+        <w:t xml:space="preserve">Dicho sin adornos: </w:t>
+      </w:r>
+      <w:r>
+        <w:rPr>
+          <w:rFonts w:ascii="Times New Roman" w:cs="Times New Roman" w:eastAsia="Times New Roman" w:hAnsi="Times New Roman"/>
+          <w:b/>
+          <w:bCs/>
+          <w:color w:val="000000"/>
+          <w:sz w:val="24"/>
+          <w:szCs w:val="24"/>
+        </w:rPr>
+        <w:t xml:space="preserve">sobre validación</w:t>
+      </w:r>
+      <w:r>
+        <w:rPr>
+          <w:rFonts w:ascii="Times New Roman" w:cs="Times New Roman" w:eastAsia="Times New Roman" w:hAnsi="Times New Roman"/>
+          <w:color w:val="000000"/>
+          <w:sz w:val="24"/>
+          <w:szCs w:val="24"/>
+        </w:rPr>
+        <w:t xml:space="preserve"> ninguno de los dos modelos de M3 supera al azar de forma distinguible, y el avanzado queda por debajo del bosque clásico en las cinco semillas. Con la potencia de los nueve tramos esa primera mitad se parte —Chronos-Bolt sí lo supera, el iTransformer no— y la segunda se refuerza: por debajo del bosque en </w:t>
+      </w:r>
+      <w:r>
+        <w:rPr>
+          <w:rFonts w:ascii="Times New Roman" w:cs="Times New Roman" w:eastAsia="Times New Roman" w:hAnsi="Times New Roman"/>
+          <w:b/>
+          <w:bCs/>
+          <w:color w:val="000000"/>
+          <w:sz w:val="24"/>
+          <w:szCs w:val="24"/>
+        </w:rPr>
+        <w:t xml:space="preserve">9 de 9</w:t>
+      </w:r>
+      <w:r>
+        <w:rPr>
+          <w:rFonts w:ascii="Times New Roman" w:cs="Times New Roman" w:eastAsia="Times New Roman" w:hAnsi="Times New Roman"/>
+          <w:color w:val="000000"/>
+          <w:sz w:val="24"/>
+          <w:szCs w:val="24"/>
+        </w:rPr>
+        <w:t xml:space="preserve"> tramos.</w:t>
       </w:r>
     </w:p>
     <w:p>
@@ -21073,16 +21294,82 @@
           <w:sz w:val="24"/>
           <w:szCs w:val="24"/>
         </w:rPr>
-        <w:t xml:space="preserve">Ninguno de los dos modelos profundos supera al azar de forma distinguible.</w:t>
-      </w:r>
-      <w:r>
-        <w:rPr>
-          <w:rFonts w:ascii="Times New Roman" w:cs="Times New Roman" w:eastAsia="Times New Roman" w:hAnsi="Times New Roman"/>
-          <w:color w:val="000000"/>
-          <w:sz w:val="24"/>
-          <w:szCs w:val="24"/>
-        </w:rPr>
-        <w:t xml:space="preserve"> Le ganan en la media, y el intervalo incluye el cero en los dos casos. Es el resultado central del informe y va sin adornos. 2. </w:t>
+        <w:t xml:space="preserve">Sobre este bloque, ninguno de los dos modelos profundos supera al azar de forma distinguible.</w:t>
+      </w:r>
+      <w:r>
+        <w:rPr>
+          <w:rFonts w:ascii="Times New Roman" w:cs="Times New Roman" w:eastAsia="Times New Roman" w:hAnsi="Times New Roman"/>
+          <w:color w:val="000000"/>
+          <w:sz w:val="24"/>
+          <w:szCs w:val="24"/>
+        </w:rPr>
+        <w:t xml:space="preserve"> Le ganan en la media, y el intervalo incluye el cero en los dos casos.</w:t>
+      </w:r>
+    </w:p>
+    <w:p>
+      <w:pPr>
+        <w:spacing w:after="0" w:line="480" w:lineRule="auto"/>
+        <w:ind w:firstLine="720"/>
+      </w:pPr>
+      <w:r>
+        <w:rPr>
+          <w:rFonts w:ascii="Times New Roman" w:cs="Times New Roman" w:eastAsia="Times New Roman" w:hAnsi="Times New Roman"/>
+          <w:b/>
+          <w:bCs/>
+          <w:color w:val="000000"/>
+          <w:sz w:val="24"/>
+          <w:szCs w:val="24"/>
+        </w:rPr>
+        <w:t xml:space="preserve">Con la potencia de los nueve tramos esta lectura se parte en dos:</w:t>
+      </w:r>
+      <w:r>
+        <w:rPr>
+          <w:rFonts w:ascii="Times New Roman" w:cs="Times New Roman" w:eastAsia="Times New Roman" w:hAnsi="Times New Roman"/>
+          <w:color w:val="000000"/>
+          <w:sz w:val="24"/>
+          <w:szCs w:val="24"/>
+        </w:rPr>
+        <w:t xml:space="preserve"> Chronos-Bolt </w:t>
+      </w:r>
+      <w:r>
+        <w:rPr>
+          <w:rFonts w:ascii="Times New Roman" w:cs="Times New Roman" w:eastAsia="Times New Roman" w:hAnsi="Times New Roman"/>
+          <w:b/>
+          <w:bCs/>
+          <w:color w:val="000000"/>
+          <w:sz w:val="24"/>
+          <w:szCs w:val="24"/>
+        </w:rPr>
+        <w:t xml:space="preserve">sí</w:t>
+      </w:r>
+      <w:r>
+        <w:rPr>
+          <w:rFonts w:ascii="Times New Roman" w:cs="Times New Roman" w:eastAsia="Times New Roman" w:hAnsi="Times New Roman"/>
+          <w:color w:val="000000"/>
+          <w:sz w:val="24"/>
+          <w:szCs w:val="24"/>
+        </w:rPr>
+        <w:t xml:space="preserve"> lo supera —+0,027769, con intervalo que excluye el cero— y el iTransformer </w:t>
+      </w:r>
+      <w:r>
+        <w:rPr>
+          <w:rFonts w:ascii="Times New Roman" w:cs="Times New Roman" w:eastAsia="Times New Roman" w:hAnsi="Times New Roman"/>
+          <w:b/>
+          <w:bCs/>
+          <w:color w:val="000000"/>
+          <w:sz w:val="24"/>
+          <w:szCs w:val="24"/>
+        </w:rPr>
+        <w:t xml:space="preserve">sigue sin superarlo</w:t>
+      </w:r>
+      <w:r>
+        <w:rPr>
+          <w:rFonts w:ascii="Times New Roman" w:cs="Times New Roman" w:eastAsia="Times New Roman" w:hAnsi="Times New Roman"/>
+          <w:color w:val="000000"/>
+          <w:sz w:val="24"/>
+          <w:szCs w:val="24"/>
+        </w:rPr>
+        <w:t xml:space="preserve"> ni con cuatro veces más observaciones. Ver la 5.4 y las conclusiones. 2. </w:t>
       </w:r>
       <w:r>
         <w:rPr>

--- a/docs/entregas/semana-5/Caso 1 - Semana 5 - Informe final.docx
+++ b/docs/entregas/semana-5/Caso 1 - Semana 5 - Informe final.docx
@@ -147,7 +147,7 @@
     <w:sdt>
       <w:sdtPr>
         <w:alias w:val="Contenido"/>
-        <w:id w:val="923919284"/>
+        <w:id w:val="965090213"/>
       </w:sdtPr>
       <w:sdtEndPr/>
       <w:sdtContent>
@@ -174,7 +174,7 @@
           <w:r>
             <w:fldChar w:fldCharType="separate"/>
           </w:r>
-          <w:hyperlink w:anchor="_Toc239765445" w:history="1">
+          <w:hyperlink w:anchor="_Toc239766296" w:history="1">
             <w:r>
               <w:rPr>
                 <w:rStyle w:val="Hipervnculo"/>
@@ -198,7 +198,7 @@
               <w:rPr>
                 <w:noProof/>
               </w:rPr>
-              <w:instrText xml:space="preserve"> PAGEREF _Toc239765445 \h </w:instrText>
+              <w:instrText xml:space="preserve"> PAGEREF _Toc239766296 \h </w:instrText>
             </w:r>
             <w:r>
               <w:rPr>
@@ -239,7 +239,7 @@
               <w14:ligatures w14:val="standardContextual"/>
             </w:rPr>
           </w:pPr>
-          <w:hyperlink w:anchor="_Toc239765446" w:history="1">
+          <w:hyperlink w:anchor="_Toc239766297" w:history="1">
             <w:r>
               <w:rPr>
                 <w:rStyle w:val="Hipervnculo"/>
@@ -263,7 +263,7 @@
               <w:rPr>
                 <w:noProof/>
               </w:rPr>
-              <w:instrText xml:space="preserve"> PAGEREF _Toc239765446 \h </w:instrText>
+              <w:instrText xml:space="preserve"> PAGEREF _Toc239766297 \h </w:instrText>
             </w:r>
             <w:r>
               <w:rPr>
@@ -304,7 +304,7 @@
               <w14:ligatures w14:val="standardContextual"/>
             </w:rPr>
           </w:pPr>
-          <w:hyperlink w:anchor="_Toc239765447" w:history="1">
+          <w:hyperlink w:anchor="_Toc239766298" w:history="1">
             <w:r>
               <w:rPr>
                 <w:rStyle w:val="Hipervnculo"/>
@@ -328,7 +328,7 @@
               <w:rPr>
                 <w:noProof/>
               </w:rPr>
-              <w:instrText xml:space="preserve"> PAGEREF _Toc239765447 \h </w:instrText>
+              <w:instrText xml:space="preserve"> PAGEREF _Toc239766298 \h </w:instrText>
             </w:r>
             <w:r>
               <w:rPr>
@@ -369,7 +369,7 @@
               <w14:ligatures w14:val="standardContextual"/>
             </w:rPr>
           </w:pPr>
-          <w:hyperlink w:anchor="_Toc239765448" w:history="1">
+          <w:hyperlink w:anchor="_Toc239766299" w:history="1">
             <w:r>
               <w:rPr>
                 <w:rStyle w:val="Hipervnculo"/>
@@ -393,7 +393,7 @@
               <w:rPr>
                 <w:noProof/>
               </w:rPr>
-              <w:instrText xml:space="preserve"> PAGEREF _Toc239765448 \h </w:instrText>
+              <w:instrText xml:space="preserve"> PAGEREF _Toc239766299 \h </w:instrText>
             </w:r>
             <w:r>
               <w:rPr>
@@ -434,7 +434,7 @@
               <w14:ligatures w14:val="standardContextual"/>
             </w:rPr>
           </w:pPr>
-          <w:hyperlink w:anchor="_Toc239765449" w:history="1">
+          <w:hyperlink w:anchor="_Toc239766300" w:history="1">
             <w:r>
               <w:rPr>
                 <w:rStyle w:val="Hipervnculo"/>
@@ -458,7 +458,7 @@
               <w:rPr>
                 <w:noProof/>
               </w:rPr>
-              <w:instrText xml:space="preserve"> PAGEREF _Toc239765449 \h </w:instrText>
+              <w:instrText xml:space="preserve"> PAGEREF _Toc239766300 \h </w:instrText>
             </w:r>
             <w:r>
               <w:rPr>
@@ -499,7 +499,7 @@
               <w14:ligatures w14:val="standardContextual"/>
             </w:rPr>
           </w:pPr>
-          <w:hyperlink w:anchor="_Toc239765450" w:history="1">
+          <w:hyperlink w:anchor="_Toc239766301" w:history="1">
             <w:r>
               <w:rPr>
                 <w:rStyle w:val="Hipervnculo"/>
@@ -523,7 +523,7 @@
               <w:rPr>
                 <w:noProof/>
               </w:rPr>
-              <w:instrText xml:space="preserve"> PAGEREF _Toc239765450 \h </w:instrText>
+              <w:instrText xml:space="preserve"> PAGEREF _Toc239766301 \h </w:instrText>
             </w:r>
             <w:r>
               <w:rPr>
@@ -564,7 +564,7 @@
               <w14:ligatures w14:val="standardContextual"/>
             </w:rPr>
           </w:pPr>
-          <w:hyperlink w:anchor="_Toc239765451" w:history="1">
+          <w:hyperlink w:anchor="_Toc239766302" w:history="1">
             <w:r>
               <w:rPr>
                 <w:rStyle w:val="Hipervnculo"/>
@@ -588,7 +588,7 @@
               <w:rPr>
                 <w:noProof/>
               </w:rPr>
-              <w:instrText xml:space="preserve"> PAGEREF _Toc239765451 \h </w:instrText>
+              <w:instrText xml:space="preserve"> PAGEREF _Toc239766302 \h </w:instrText>
             </w:r>
             <w:r>
               <w:rPr>
@@ -629,7 +629,7 @@
               <w14:ligatures w14:val="standardContextual"/>
             </w:rPr>
           </w:pPr>
-          <w:hyperlink w:anchor="_Toc239765452" w:history="1">
+          <w:hyperlink w:anchor="_Toc239766303" w:history="1">
             <w:r>
               <w:rPr>
                 <w:rStyle w:val="Hipervnculo"/>
@@ -653,7 +653,7 @@
               <w:rPr>
                 <w:noProof/>
               </w:rPr>
-              <w:instrText xml:space="preserve"> PAGEREF _Toc239765452 \h </w:instrText>
+              <w:instrText xml:space="preserve"> PAGEREF _Toc239766303 \h </w:instrText>
             </w:r>
             <w:r>
               <w:rPr>
@@ -694,7 +694,7 @@
               <w14:ligatures w14:val="standardContextual"/>
             </w:rPr>
           </w:pPr>
-          <w:hyperlink w:anchor="_Toc239765453" w:history="1">
+          <w:hyperlink w:anchor="_Toc239766304" w:history="1">
             <w:r>
               <w:rPr>
                 <w:rStyle w:val="Hipervnculo"/>
@@ -718,7 +718,7 @@
               <w:rPr>
                 <w:noProof/>
               </w:rPr>
-              <w:instrText xml:space="preserve"> PAGEREF _Toc239765453 \h </w:instrText>
+              <w:instrText xml:space="preserve"> PAGEREF _Toc239766304 \h </w:instrText>
             </w:r>
             <w:r>
               <w:rPr>
@@ -759,7 +759,7 @@
               <w14:ligatures w14:val="standardContextual"/>
             </w:rPr>
           </w:pPr>
-          <w:hyperlink w:anchor="_Toc239765454" w:history="1">
+          <w:hyperlink w:anchor="_Toc239766305" w:history="1">
             <w:r>
               <w:rPr>
                 <w:rStyle w:val="Hipervnculo"/>
@@ -783,7 +783,7 @@
               <w:rPr>
                 <w:noProof/>
               </w:rPr>
-              <w:instrText xml:space="preserve"> PAGEREF _Toc239765454 \h </w:instrText>
+              <w:instrText xml:space="preserve"> PAGEREF _Toc239766305 \h </w:instrText>
             </w:r>
             <w:r>
               <w:rPr>
@@ -824,7 +824,7 @@
               <w14:ligatures w14:val="standardContextual"/>
             </w:rPr>
           </w:pPr>
-          <w:hyperlink w:anchor="_Toc239765455" w:history="1">
+          <w:hyperlink w:anchor="_Toc239766306" w:history="1">
             <w:r>
               <w:rPr>
                 <w:rStyle w:val="Hipervnculo"/>
@@ -848,7 +848,7 @@
               <w:rPr>
                 <w:noProof/>
               </w:rPr>
-              <w:instrText xml:space="preserve"> PAGEREF _Toc239765455 \h </w:instrText>
+              <w:instrText xml:space="preserve"> PAGEREF _Toc239766306 \h </w:instrText>
             </w:r>
             <w:r>
               <w:rPr>
@@ -889,7 +889,7 @@
               <w14:ligatures w14:val="standardContextual"/>
             </w:rPr>
           </w:pPr>
-          <w:hyperlink w:anchor="_Toc239765456" w:history="1">
+          <w:hyperlink w:anchor="_Toc239766307" w:history="1">
             <w:r>
               <w:rPr>
                 <w:rStyle w:val="Hipervnculo"/>
@@ -913,7 +913,7 @@
               <w:rPr>
                 <w:noProof/>
               </w:rPr>
-              <w:instrText xml:space="preserve"> PAGEREF _Toc239765456 \h </w:instrText>
+              <w:instrText xml:space="preserve"> PAGEREF _Toc239766307 \h </w:instrText>
             </w:r>
             <w:r>
               <w:rPr>
@@ -954,7 +954,7 @@
               <w14:ligatures w14:val="standardContextual"/>
             </w:rPr>
           </w:pPr>
-          <w:hyperlink w:anchor="_Toc239765457" w:history="1">
+          <w:hyperlink w:anchor="_Toc239766308" w:history="1">
             <w:r>
               <w:rPr>
                 <w:rStyle w:val="Hipervnculo"/>
@@ -978,7 +978,7 @@
               <w:rPr>
                 <w:noProof/>
               </w:rPr>
-              <w:instrText xml:space="preserve"> PAGEREF _Toc239765457 \h </w:instrText>
+              <w:instrText xml:space="preserve"> PAGEREF _Toc239766308 \h </w:instrText>
             </w:r>
             <w:r>
               <w:rPr>
@@ -1019,7 +1019,7 @@
               <w14:ligatures w14:val="standardContextual"/>
             </w:rPr>
           </w:pPr>
-          <w:hyperlink w:anchor="_Toc239765458" w:history="1">
+          <w:hyperlink w:anchor="_Toc239766309" w:history="1">
             <w:r>
               <w:rPr>
                 <w:rStyle w:val="Hipervnculo"/>
@@ -1043,7 +1043,7 @@
               <w:rPr>
                 <w:noProof/>
               </w:rPr>
-              <w:instrText xml:space="preserve"> PAGEREF _Toc239765458 \h </w:instrText>
+              <w:instrText xml:space="preserve"> PAGEREF _Toc239766309 \h </w:instrText>
             </w:r>
             <w:r>
               <w:rPr>
@@ -1084,7 +1084,7 @@
               <w14:ligatures w14:val="standardContextual"/>
             </w:rPr>
           </w:pPr>
-          <w:hyperlink w:anchor="_Toc239765459" w:history="1">
+          <w:hyperlink w:anchor="_Toc239766310" w:history="1">
             <w:r>
               <w:rPr>
                 <w:rStyle w:val="Hipervnculo"/>
@@ -1108,7 +1108,7 @@
               <w:rPr>
                 <w:noProof/>
               </w:rPr>
-              <w:instrText xml:space="preserve"> PAGEREF _Toc239765459 \h </w:instrText>
+              <w:instrText xml:space="preserve"> PAGEREF _Toc239766310 \h </w:instrText>
             </w:r>
             <w:r>
               <w:rPr>
@@ -1149,7 +1149,7 @@
               <w14:ligatures w14:val="standardContextual"/>
             </w:rPr>
           </w:pPr>
-          <w:hyperlink w:anchor="_Toc239765460" w:history="1">
+          <w:hyperlink w:anchor="_Toc239766311" w:history="1">
             <w:r>
               <w:rPr>
                 <w:rStyle w:val="Hipervnculo"/>
@@ -1173,7 +1173,7 @@
               <w:rPr>
                 <w:noProof/>
               </w:rPr>
-              <w:instrText xml:space="preserve"> PAGEREF _Toc239765460 \h </w:instrText>
+              <w:instrText xml:space="preserve"> PAGEREF _Toc239766311 \h </w:instrText>
             </w:r>
             <w:r>
               <w:rPr>
@@ -1214,7 +1214,7 @@
               <w14:ligatures w14:val="standardContextual"/>
             </w:rPr>
           </w:pPr>
-          <w:hyperlink w:anchor="_Toc239765461" w:history="1">
+          <w:hyperlink w:anchor="_Toc239766312" w:history="1">
             <w:r>
               <w:rPr>
                 <w:rStyle w:val="Hipervnculo"/>
@@ -1238,7 +1238,7 @@
               <w:rPr>
                 <w:noProof/>
               </w:rPr>
-              <w:instrText xml:space="preserve"> PAGEREF _Toc239765461 \h </w:instrText>
+              <w:instrText xml:space="preserve"> PAGEREF _Toc239766312 \h </w:instrText>
             </w:r>
             <w:r>
               <w:rPr>
@@ -1279,7 +1279,7 @@
               <w14:ligatures w14:val="standardContextual"/>
             </w:rPr>
           </w:pPr>
-          <w:hyperlink w:anchor="_Toc239765462" w:history="1">
+          <w:hyperlink w:anchor="_Toc239766313" w:history="1">
             <w:r>
               <w:rPr>
                 <w:rStyle w:val="Hipervnculo"/>
@@ -1303,7 +1303,7 @@
               <w:rPr>
                 <w:noProof/>
               </w:rPr>
-              <w:instrText xml:space="preserve"> PAGEREF _Toc239765462 \h </w:instrText>
+              <w:instrText xml:space="preserve"> PAGEREF _Toc239766313 \h </w:instrText>
             </w:r>
             <w:r>
               <w:rPr>
@@ -1344,7 +1344,7 @@
               <w14:ligatures w14:val="standardContextual"/>
             </w:rPr>
           </w:pPr>
-          <w:hyperlink w:anchor="_Toc239765463" w:history="1">
+          <w:hyperlink w:anchor="_Toc239766314" w:history="1">
             <w:r>
               <w:rPr>
                 <w:rStyle w:val="Hipervnculo"/>
@@ -1368,7 +1368,7 @@
               <w:rPr>
                 <w:noProof/>
               </w:rPr>
-              <w:instrText xml:space="preserve"> PAGEREF _Toc239765463 \h </w:instrText>
+              <w:instrText xml:space="preserve"> PAGEREF _Toc239766314 \h </w:instrText>
             </w:r>
             <w:r>
               <w:rPr>
@@ -1409,7 +1409,7 @@
               <w14:ligatures w14:val="standardContextual"/>
             </w:rPr>
           </w:pPr>
-          <w:hyperlink w:anchor="_Toc239765464" w:history="1">
+          <w:hyperlink w:anchor="_Toc239766315" w:history="1">
             <w:r>
               <w:rPr>
                 <w:rStyle w:val="Hipervnculo"/>
@@ -1433,7 +1433,7 @@
               <w:rPr>
                 <w:noProof/>
               </w:rPr>
-              <w:instrText xml:space="preserve"> PAGEREF _Toc239765464 \h </w:instrText>
+              <w:instrText xml:space="preserve"> PAGEREF _Toc239766315 \h </w:instrText>
             </w:r>
             <w:r>
               <w:rPr>
@@ -1474,7 +1474,7 @@
               <w14:ligatures w14:val="standardContextual"/>
             </w:rPr>
           </w:pPr>
-          <w:hyperlink w:anchor="_Toc239765465" w:history="1">
+          <w:hyperlink w:anchor="_Toc239766316" w:history="1">
             <w:r>
               <w:rPr>
                 <w:rStyle w:val="Hipervnculo"/>
@@ -1498,7 +1498,7 @@
               <w:rPr>
                 <w:noProof/>
               </w:rPr>
-              <w:instrText xml:space="preserve"> PAGEREF _Toc239765465 \h </w:instrText>
+              <w:instrText xml:space="preserve"> PAGEREF _Toc239766316 \h </w:instrText>
             </w:r>
             <w:r>
               <w:rPr>
@@ -1539,7 +1539,7 @@
               <w14:ligatures w14:val="standardContextual"/>
             </w:rPr>
           </w:pPr>
-          <w:hyperlink w:anchor="_Toc239765466" w:history="1">
+          <w:hyperlink w:anchor="_Toc239766317" w:history="1">
             <w:r>
               <w:rPr>
                 <w:rStyle w:val="Hipervnculo"/>
@@ -1563,7 +1563,7 @@
               <w:rPr>
                 <w:noProof/>
               </w:rPr>
-              <w:instrText xml:space="preserve"> PAGEREF _Toc239765466 \h </w:instrText>
+              <w:instrText xml:space="preserve"> PAGEREF _Toc239766317 \h </w:instrText>
             </w:r>
             <w:r>
               <w:rPr>
@@ -1604,7 +1604,7 @@
               <w14:ligatures w14:val="standardContextual"/>
             </w:rPr>
           </w:pPr>
-          <w:hyperlink w:anchor="_Toc239765467" w:history="1">
+          <w:hyperlink w:anchor="_Toc239766318" w:history="1">
             <w:r>
               <w:rPr>
                 <w:rStyle w:val="Hipervnculo"/>
@@ -1628,7 +1628,7 @@
               <w:rPr>
                 <w:noProof/>
               </w:rPr>
-              <w:instrText xml:space="preserve"> PAGEREF _Toc239765467 \h </w:instrText>
+              <w:instrText xml:space="preserve"> PAGEREF _Toc239766318 \h </w:instrText>
             </w:r>
             <w:r>
               <w:rPr>
@@ -1669,7 +1669,7 @@
               <w14:ligatures w14:val="standardContextual"/>
             </w:rPr>
           </w:pPr>
-          <w:hyperlink w:anchor="_Toc239765468" w:history="1">
+          <w:hyperlink w:anchor="_Toc239766319" w:history="1">
             <w:r>
               <w:rPr>
                 <w:rStyle w:val="Hipervnculo"/>
@@ -1693,7 +1693,7 @@
               <w:rPr>
                 <w:noProof/>
               </w:rPr>
-              <w:instrText xml:space="preserve"> PAGEREF _Toc239765468 \h </w:instrText>
+              <w:instrText xml:space="preserve"> PAGEREF _Toc239766319 \h </w:instrText>
             </w:r>
             <w:r>
               <w:rPr>
@@ -1734,7 +1734,7 @@
               <w14:ligatures w14:val="standardContextual"/>
             </w:rPr>
           </w:pPr>
-          <w:hyperlink w:anchor="_Toc239765469" w:history="1">
+          <w:hyperlink w:anchor="_Toc239766320" w:history="1">
             <w:r>
               <w:rPr>
                 <w:rStyle w:val="Hipervnculo"/>
@@ -1758,7 +1758,7 @@
               <w:rPr>
                 <w:noProof/>
               </w:rPr>
-              <w:instrText xml:space="preserve"> PAGEREF _Toc239765469 \h </w:instrText>
+              <w:instrText xml:space="preserve"> PAGEREF _Toc239766320 \h </w:instrText>
             </w:r>
             <w:r>
               <w:rPr>
@@ -1799,7 +1799,7 @@
               <w14:ligatures w14:val="standardContextual"/>
             </w:rPr>
           </w:pPr>
-          <w:hyperlink w:anchor="_Toc239765470" w:history="1">
+          <w:hyperlink w:anchor="_Toc239766321" w:history="1">
             <w:r>
               <w:rPr>
                 <w:rStyle w:val="Hipervnculo"/>
@@ -1823,7 +1823,7 @@
               <w:rPr>
                 <w:noProof/>
               </w:rPr>
-              <w:instrText xml:space="preserve"> PAGEREF _Toc239765470 \h </w:instrText>
+              <w:instrText xml:space="preserve"> PAGEREF _Toc239766321 \h </w:instrText>
             </w:r>
             <w:r>
               <w:rPr>
@@ -1864,7 +1864,7 @@
               <w14:ligatures w14:val="standardContextual"/>
             </w:rPr>
           </w:pPr>
-          <w:hyperlink w:anchor="_Toc239765471" w:history="1">
+          <w:hyperlink w:anchor="_Toc239766322" w:history="1">
             <w:r>
               <w:rPr>
                 <w:rStyle w:val="Hipervnculo"/>
@@ -1888,7 +1888,7 @@
               <w:rPr>
                 <w:noProof/>
               </w:rPr>
-              <w:instrText xml:space="preserve"> PAGEREF _Toc239765471 \h </w:instrText>
+              <w:instrText xml:space="preserve"> PAGEREF _Toc239766322 \h </w:instrText>
             </w:r>
             <w:r>
               <w:rPr>
@@ -1929,7 +1929,7 @@
               <w14:ligatures w14:val="standardContextual"/>
             </w:rPr>
           </w:pPr>
-          <w:hyperlink w:anchor="_Toc239765472" w:history="1">
+          <w:hyperlink w:anchor="_Toc239766323" w:history="1">
             <w:r>
               <w:rPr>
                 <w:rStyle w:val="Hipervnculo"/>
@@ -1953,7 +1953,7 @@
               <w:rPr>
                 <w:noProof/>
               </w:rPr>
-              <w:instrText xml:space="preserve"> PAGEREF _Toc239765472 \h </w:instrText>
+              <w:instrText xml:space="preserve"> PAGEREF _Toc239766323 \h </w:instrText>
             </w:r>
             <w:r>
               <w:rPr>
@@ -1994,7 +1994,7 @@
               <w14:ligatures w14:val="standardContextual"/>
             </w:rPr>
           </w:pPr>
-          <w:hyperlink w:anchor="_Toc239765473" w:history="1">
+          <w:hyperlink w:anchor="_Toc239766324" w:history="1">
             <w:r>
               <w:rPr>
                 <w:rStyle w:val="Hipervnculo"/>
@@ -2018,7 +2018,7 @@
               <w:rPr>
                 <w:noProof/>
               </w:rPr>
-              <w:instrText xml:space="preserve"> PAGEREF _Toc239765473 \h </w:instrText>
+              <w:instrText xml:space="preserve"> PAGEREF _Toc239766324 \h </w:instrText>
             </w:r>
             <w:r>
               <w:rPr>
@@ -2059,7 +2059,7 @@
               <w14:ligatures w14:val="standardContextual"/>
             </w:rPr>
           </w:pPr>
-          <w:hyperlink w:anchor="_Toc239765474" w:history="1">
+          <w:hyperlink w:anchor="_Toc239766325" w:history="1">
             <w:r>
               <w:rPr>
                 <w:rStyle w:val="Hipervnculo"/>
@@ -2083,7 +2083,7 @@
               <w:rPr>
                 <w:noProof/>
               </w:rPr>
-              <w:instrText xml:space="preserve"> PAGEREF _Toc239765474 \h </w:instrText>
+              <w:instrText xml:space="preserve"> PAGEREF _Toc239766325 \h </w:instrText>
             </w:r>
             <w:r>
               <w:rPr>
@@ -2124,7 +2124,7 @@
               <w14:ligatures w14:val="standardContextual"/>
             </w:rPr>
           </w:pPr>
-          <w:hyperlink w:anchor="_Toc239765475" w:history="1">
+          <w:hyperlink w:anchor="_Toc239766326" w:history="1">
             <w:r>
               <w:rPr>
                 <w:rStyle w:val="Hipervnculo"/>
@@ -2148,7 +2148,7 @@
               <w:rPr>
                 <w:noProof/>
               </w:rPr>
-              <w:instrText xml:space="preserve"> PAGEREF _Toc239765475 \h </w:instrText>
+              <w:instrText xml:space="preserve"> PAGEREF _Toc239766326 \h </w:instrText>
             </w:r>
             <w:r>
               <w:rPr>
@@ -2189,7 +2189,7 @@
               <w14:ligatures w14:val="standardContextual"/>
             </w:rPr>
           </w:pPr>
-          <w:hyperlink w:anchor="_Toc239765476" w:history="1">
+          <w:hyperlink w:anchor="_Toc239766327" w:history="1">
             <w:r>
               <w:rPr>
                 <w:rStyle w:val="Hipervnculo"/>
@@ -2213,7 +2213,7 @@
               <w:rPr>
                 <w:noProof/>
               </w:rPr>
-              <w:instrText xml:space="preserve"> PAGEREF _Toc239765476 \h </w:instrText>
+              <w:instrText xml:space="preserve"> PAGEREF _Toc239766327 \h </w:instrText>
             </w:r>
             <w:r>
               <w:rPr>
@@ -2254,7 +2254,7 @@
               <w14:ligatures w14:val="standardContextual"/>
             </w:rPr>
           </w:pPr>
-          <w:hyperlink w:anchor="_Toc239765477" w:history="1">
+          <w:hyperlink w:anchor="_Toc239766328" w:history="1">
             <w:r>
               <w:rPr>
                 <w:rStyle w:val="Hipervnculo"/>
@@ -2278,7 +2278,7 @@
               <w:rPr>
                 <w:noProof/>
               </w:rPr>
-              <w:instrText xml:space="preserve"> PAGEREF _Toc239765477 \h </w:instrText>
+              <w:instrText xml:space="preserve"> PAGEREF _Toc239766328 \h </w:instrText>
             </w:r>
             <w:r>
               <w:rPr>
@@ -2319,7 +2319,7 @@
               <w14:ligatures w14:val="standardContextual"/>
             </w:rPr>
           </w:pPr>
-          <w:hyperlink w:anchor="_Toc239765478" w:history="1">
+          <w:hyperlink w:anchor="_Toc239766329" w:history="1">
             <w:r>
               <w:rPr>
                 <w:rStyle w:val="Hipervnculo"/>
@@ -2343,7 +2343,7 @@
               <w:rPr>
                 <w:noProof/>
               </w:rPr>
-              <w:instrText xml:space="preserve"> PAGEREF _Toc239765478 \h </w:instrText>
+              <w:instrText xml:space="preserve"> PAGEREF _Toc239766329 \h </w:instrText>
             </w:r>
             <w:r>
               <w:rPr>
@@ -2384,7 +2384,7 @@
               <w14:ligatures w14:val="standardContextual"/>
             </w:rPr>
           </w:pPr>
-          <w:hyperlink w:anchor="_Toc239765479" w:history="1">
+          <w:hyperlink w:anchor="_Toc239766330" w:history="1">
             <w:r>
               <w:rPr>
                 <w:rStyle w:val="Hipervnculo"/>
@@ -2408,7 +2408,7 @@
               <w:rPr>
                 <w:noProof/>
               </w:rPr>
-              <w:instrText xml:space="preserve"> PAGEREF _Toc239765479 \h </w:instrText>
+              <w:instrText xml:space="preserve"> PAGEREF _Toc239766330 \h </w:instrText>
             </w:r>
             <w:r>
               <w:rPr>
@@ -2449,7 +2449,7 @@
               <w14:ligatures w14:val="standardContextual"/>
             </w:rPr>
           </w:pPr>
-          <w:hyperlink w:anchor="_Toc239765480" w:history="1">
+          <w:hyperlink w:anchor="_Toc239766331" w:history="1">
             <w:r>
               <w:rPr>
                 <w:rStyle w:val="Hipervnculo"/>
@@ -2473,7 +2473,7 @@
               <w:rPr>
                 <w:noProof/>
               </w:rPr>
-              <w:instrText xml:space="preserve"> PAGEREF _Toc239765480 \h </w:instrText>
+              <w:instrText xml:space="preserve"> PAGEREF _Toc239766331 \h </w:instrText>
             </w:r>
             <w:r>
               <w:rPr>
@@ -2514,7 +2514,7 @@
               <w14:ligatures w14:val="standardContextual"/>
             </w:rPr>
           </w:pPr>
-          <w:hyperlink w:anchor="_Toc239765481" w:history="1">
+          <w:hyperlink w:anchor="_Toc239766332" w:history="1">
             <w:r>
               <w:rPr>
                 <w:rStyle w:val="Hipervnculo"/>
@@ -2538,7 +2538,7 @@
               <w:rPr>
                 <w:noProof/>
               </w:rPr>
-              <w:instrText xml:space="preserve"> PAGEREF _Toc239765481 \h </w:instrText>
+              <w:instrText xml:space="preserve"> PAGEREF _Toc239766332 \h </w:instrText>
             </w:r>
             <w:r>
               <w:rPr>
@@ -2579,7 +2579,7 @@
               <w14:ligatures w14:val="standardContextual"/>
             </w:rPr>
           </w:pPr>
-          <w:hyperlink w:anchor="_Toc239765482" w:history="1">
+          <w:hyperlink w:anchor="_Toc239766333" w:history="1">
             <w:r>
               <w:rPr>
                 <w:rStyle w:val="Hipervnculo"/>
@@ -2603,7 +2603,7 @@
               <w:rPr>
                 <w:noProof/>
               </w:rPr>
-              <w:instrText xml:space="preserve"> PAGEREF _Toc239765482 \h </w:instrText>
+              <w:instrText xml:space="preserve"> PAGEREF _Toc239766333 \h </w:instrText>
             </w:r>
             <w:r>
               <w:rPr>
@@ -2644,7 +2644,7 @@
               <w14:ligatures w14:val="standardContextual"/>
             </w:rPr>
           </w:pPr>
-          <w:hyperlink w:anchor="_Toc239765483" w:history="1">
+          <w:hyperlink w:anchor="_Toc239766334" w:history="1">
             <w:r>
               <w:rPr>
                 <w:rStyle w:val="Hipervnculo"/>
@@ -2668,7 +2668,7 @@
               <w:rPr>
                 <w:noProof/>
               </w:rPr>
-              <w:instrText xml:space="preserve"> PAGEREF _Toc239765483 \h </w:instrText>
+              <w:instrText xml:space="preserve"> PAGEREF _Toc239766334 \h </w:instrText>
             </w:r>
             <w:r>
               <w:rPr>
@@ -2709,7 +2709,7 @@
               <w14:ligatures w14:val="standardContextual"/>
             </w:rPr>
           </w:pPr>
-          <w:hyperlink w:anchor="_Toc239765484" w:history="1">
+          <w:hyperlink w:anchor="_Toc239766335" w:history="1">
             <w:r>
               <w:rPr>
                 <w:rStyle w:val="Hipervnculo"/>
@@ -2733,7 +2733,7 @@
               <w:rPr>
                 <w:noProof/>
               </w:rPr>
-              <w:instrText xml:space="preserve"> PAGEREF _Toc239765484 \h </w:instrText>
+              <w:instrText xml:space="preserve"> PAGEREF _Toc239766335 \h </w:instrText>
             </w:r>
             <w:r>
               <w:rPr>
@@ -2774,7 +2774,7 @@
               <w14:ligatures w14:val="standardContextual"/>
             </w:rPr>
           </w:pPr>
-          <w:hyperlink w:anchor="_Toc239765485" w:history="1">
+          <w:hyperlink w:anchor="_Toc239766336" w:history="1">
             <w:r>
               <w:rPr>
                 <w:rStyle w:val="Hipervnculo"/>
@@ -2798,7 +2798,7 @@
               <w:rPr>
                 <w:noProof/>
               </w:rPr>
-              <w:instrText xml:space="preserve"> PAGEREF _Toc239765485 \h </w:instrText>
+              <w:instrText xml:space="preserve"> PAGEREF _Toc239766336 \h </w:instrText>
             </w:r>
             <w:r>
               <w:rPr>
@@ -2839,7 +2839,7 @@
               <w14:ligatures w14:val="standardContextual"/>
             </w:rPr>
           </w:pPr>
-          <w:hyperlink w:anchor="_Toc239765486" w:history="1">
+          <w:hyperlink w:anchor="_Toc239766337" w:history="1">
             <w:r>
               <w:rPr>
                 <w:rStyle w:val="Hipervnculo"/>
@@ -2863,7 +2863,7 @@
               <w:rPr>
                 <w:noProof/>
               </w:rPr>
-              <w:instrText xml:space="preserve"> PAGEREF _Toc239765486 \h </w:instrText>
+              <w:instrText xml:space="preserve"> PAGEREF _Toc239766337 \h </w:instrText>
             </w:r>
             <w:r>
               <w:rPr>
@@ -2904,7 +2904,7 @@
               <w14:ligatures w14:val="standardContextual"/>
             </w:rPr>
           </w:pPr>
-          <w:hyperlink w:anchor="_Toc239765487" w:history="1">
+          <w:hyperlink w:anchor="_Toc239766338" w:history="1">
             <w:r>
               <w:rPr>
                 <w:rStyle w:val="Hipervnculo"/>
@@ -2928,7 +2928,7 @@
               <w:rPr>
                 <w:noProof/>
               </w:rPr>
-              <w:instrText xml:space="preserve"> PAGEREF _Toc239765487 \h </w:instrText>
+              <w:instrText xml:space="preserve"> PAGEREF _Toc239766338 \h </w:instrText>
             </w:r>
             <w:r>
               <w:rPr>
@@ -2969,7 +2969,7 @@
               <w14:ligatures w14:val="standardContextual"/>
             </w:rPr>
           </w:pPr>
-          <w:hyperlink w:anchor="_Toc239765488" w:history="1">
+          <w:hyperlink w:anchor="_Toc239766339" w:history="1">
             <w:r>
               <w:rPr>
                 <w:rStyle w:val="Hipervnculo"/>
@@ -2993,7 +2993,7 @@
               <w:rPr>
                 <w:noProof/>
               </w:rPr>
-              <w:instrText xml:space="preserve"> PAGEREF _Toc239765488 \h </w:instrText>
+              <w:instrText xml:space="preserve"> PAGEREF _Toc239766339 \h </w:instrText>
             </w:r>
             <w:r>
               <w:rPr>
@@ -3034,7 +3034,7 @@
               <w14:ligatures w14:val="standardContextual"/>
             </w:rPr>
           </w:pPr>
-          <w:hyperlink w:anchor="_Toc239765489" w:history="1">
+          <w:hyperlink w:anchor="_Toc239766340" w:history="1">
             <w:r>
               <w:rPr>
                 <w:rStyle w:val="Hipervnculo"/>
@@ -3058,7 +3058,7 @@
               <w:rPr>
                 <w:noProof/>
               </w:rPr>
-              <w:instrText xml:space="preserve"> PAGEREF _Toc239765489 \h </w:instrText>
+              <w:instrText xml:space="preserve"> PAGEREF _Toc239766340 \h </w:instrText>
             </w:r>
             <w:r>
               <w:rPr>
@@ -3099,7 +3099,7 @@
               <w14:ligatures w14:val="standardContextual"/>
             </w:rPr>
           </w:pPr>
-          <w:hyperlink w:anchor="_Toc239765490" w:history="1">
+          <w:hyperlink w:anchor="_Toc239766341" w:history="1">
             <w:r>
               <w:rPr>
                 <w:rStyle w:val="Hipervnculo"/>
@@ -3123,7 +3123,7 @@
               <w:rPr>
                 <w:noProof/>
               </w:rPr>
-              <w:instrText xml:space="preserve"> PAGEREF _Toc239765490 \h </w:instrText>
+              <w:instrText xml:space="preserve"> PAGEREF _Toc239766341 \h </w:instrText>
             </w:r>
             <w:r>
               <w:rPr>
@@ -3164,7 +3164,7 @@
               <w14:ligatures w14:val="standardContextual"/>
             </w:rPr>
           </w:pPr>
-          <w:hyperlink w:anchor="_Toc239765491" w:history="1">
+          <w:hyperlink w:anchor="_Toc239766342" w:history="1">
             <w:r>
               <w:rPr>
                 <w:rStyle w:val="Hipervnculo"/>
@@ -3188,7 +3188,7 @@
               <w:rPr>
                 <w:noProof/>
               </w:rPr>
-              <w:instrText xml:space="preserve"> PAGEREF _Toc239765491 \h </w:instrText>
+              <w:instrText xml:space="preserve"> PAGEREF _Toc239766342 \h </w:instrText>
             </w:r>
             <w:r>
               <w:rPr>
@@ -3229,7 +3229,7 @@
               <w14:ligatures w14:val="standardContextual"/>
             </w:rPr>
           </w:pPr>
-          <w:hyperlink w:anchor="_Toc239765492" w:history="1">
+          <w:hyperlink w:anchor="_Toc239766343" w:history="1">
             <w:r>
               <w:rPr>
                 <w:rStyle w:val="Hipervnculo"/>
@@ -3253,7 +3253,7 @@
               <w:rPr>
                 <w:noProof/>
               </w:rPr>
-              <w:instrText xml:space="preserve"> PAGEREF _Toc239765492 \h </w:instrText>
+              <w:instrText xml:space="preserve"> PAGEREF _Toc239766343 \h </w:instrText>
             </w:r>
             <w:r>
               <w:rPr>
@@ -3294,7 +3294,7 @@
               <w14:ligatures w14:val="standardContextual"/>
             </w:rPr>
           </w:pPr>
-          <w:hyperlink w:anchor="_Toc239765493" w:history="1">
+          <w:hyperlink w:anchor="_Toc239766344" w:history="1">
             <w:r>
               <w:rPr>
                 <w:rStyle w:val="Hipervnculo"/>
@@ -3318,7 +3318,7 @@
               <w:rPr>
                 <w:noProof/>
               </w:rPr>
-              <w:instrText xml:space="preserve"> PAGEREF _Toc239765493 \h </w:instrText>
+              <w:instrText xml:space="preserve"> PAGEREF _Toc239766344 \h </w:instrText>
             </w:r>
             <w:r>
               <w:rPr>
@@ -3359,7 +3359,7 @@
               <w14:ligatures w14:val="standardContextual"/>
             </w:rPr>
           </w:pPr>
-          <w:hyperlink w:anchor="_Toc239765494" w:history="1">
+          <w:hyperlink w:anchor="_Toc239766345" w:history="1">
             <w:r>
               <w:rPr>
                 <w:rStyle w:val="Hipervnculo"/>
@@ -3383,7 +3383,7 @@
               <w:rPr>
                 <w:noProof/>
               </w:rPr>
-              <w:instrText xml:space="preserve"> PAGEREF _Toc239765494 \h </w:instrText>
+              <w:instrText xml:space="preserve"> PAGEREF _Toc239766345 \h </w:instrText>
             </w:r>
             <w:r>
               <w:rPr>
@@ -3424,7 +3424,7 @@
               <w14:ligatures w14:val="standardContextual"/>
             </w:rPr>
           </w:pPr>
-          <w:hyperlink w:anchor="_Toc239765495" w:history="1">
+          <w:hyperlink w:anchor="_Toc239766346" w:history="1">
             <w:r>
               <w:rPr>
                 <w:rStyle w:val="Hipervnculo"/>
@@ -3448,7 +3448,7 @@
               <w:rPr>
                 <w:noProof/>
               </w:rPr>
-              <w:instrText xml:space="preserve"> PAGEREF _Toc239765495 \h </w:instrText>
+              <w:instrText xml:space="preserve"> PAGEREF _Toc239766346 \h </w:instrText>
             </w:r>
             <w:r>
               <w:rPr>
@@ -3489,7 +3489,7 @@
               <w14:ligatures w14:val="standardContextual"/>
             </w:rPr>
           </w:pPr>
-          <w:hyperlink w:anchor="_Toc239765496" w:history="1">
+          <w:hyperlink w:anchor="_Toc239766347" w:history="1">
             <w:r>
               <w:rPr>
                 <w:rStyle w:val="Hipervnculo"/>
@@ -3513,7 +3513,7 @@
               <w:rPr>
                 <w:noProof/>
               </w:rPr>
-              <w:instrText xml:space="preserve"> PAGEREF _Toc239765496 \h </w:instrText>
+              <w:instrText xml:space="preserve"> PAGEREF _Toc239766347 \h </w:instrText>
             </w:r>
             <w:r>
               <w:rPr>
@@ -3554,7 +3554,7 @@
               <w14:ligatures w14:val="standardContextual"/>
             </w:rPr>
           </w:pPr>
-          <w:hyperlink w:anchor="_Toc239765497" w:history="1">
+          <w:hyperlink w:anchor="_Toc239766348" w:history="1">
             <w:r>
               <w:rPr>
                 <w:rStyle w:val="Hipervnculo"/>
@@ -3578,7 +3578,7 @@
               <w:rPr>
                 <w:noProof/>
               </w:rPr>
-              <w:instrText xml:space="preserve"> PAGEREF _Toc239765497 \h </w:instrText>
+              <w:instrText xml:space="preserve"> PAGEREF _Toc239766348 \h </w:instrText>
             </w:r>
             <w:r>
               <w:rPr>
@@ -3619,7 +3619,7 @@
               <w14:ligatures w14:val="standardContextual"/>
             </w:rPr>
           </w:pPr>
-          <w:hyperlink w:anchor="_Toc239765498" w:history="1">
+          <w:hyperlink w:anchor="_Toc239766349" w:history="1">
             <w:r>
               <w:rPr>
                 <w:rStyle w:val="Hipervnculo"/>
@@ -3643,7 +3643,7 @@
               <w:rPr>
                 <w:noProof/>
               </w:rPr>
-              <w:instrText xml:space="preserve"> PAGEREF _Toc239765498 \h </w:instrText>
+              <w:instrText xml:space="preserve"> PAGEREF _Toc239766349 \h </w:instrText>
             </w:r>
             <w:r>
               <w:rPr>
@@ -3684,7 +3684,7 @@
               <w14:ligatures w14:val="standardContextual"/>
             </w:rPr>
           </w:pPr>
-          <w:hyperlink w:anchor="_Toc239765499" w:history="1">
+          <w:hyperlink w:anchor="_Toc239766350" w:history="1">
             <w:r>
               <w:rPr>
                 <w:rStyle w:val="Hipervnculo"/>
@@ -3708,7 +3708,7 @@
               <w:rPr>
                 <w:noProof/>
               </w:rPr>
-              <w:instrText xml:space="preserve"> PAGEREF _Toc239765499 \h </w:instrText>
+              <w:instrText xml:space="preserve"> PAGEREF _Toc239766350 \h </w:instrText>
             </w:r>
             <w:r>
               <w:rPr>
@@ -3749,7 +3749,7 @@
               <w14:ligatures w14:val="standardContextual"/>
             </w:rPr>
           </w:pPr>
-          <w:hyperlink w:anchor="_Toc239765500" w:history="1">
+          <w:hyperlink w:anchor="_Toc239766351" w:history="1">
             <w:r>
               <w:rPr>
                 <w:rStyle w:val="Hipervnculo"/>
@@ -3773,7 +3773,7 @@
               <w:rPr>
                 <w:noProof/>
               </w:rPr>
-              <w:instrText xml:space="preserve"> PAGEREF _Toc239765500 \h </w:instrText>
+              <w:instrText xml:space="preserve"> PAGEREF _Toc239766351 \h </w:instrText>
             </w:r>
             <w:r>
               <w:rPr>
@@ -3814,7 +3814,7 @@
               <w14:ligatures w14:val="standardContextual"/>
             </w:rPr>
           </w:pPr>
-          <w:hyperlink w:anchor="_Toc239765501" w:history="1">
+          <w:hyperlink w:anchor="_Toc239766352" w:history="1">
             <w:r>
               <w:rPr>
                 <w:rStyle w:val="Hipervnculo"/>
@@ -3838,7 +3838,7 @@
               <w:rPr>
                 <w:noProof/>
               </w:rPr>
-              <w:instrText xml:space="preserve"> PAGEREF _Toc239765501 \h </w:instrText>
+              <w:instrText xml:space="preserve"> PAGEREF _Toc239766352 \h </w:instrText>
             </w:r>
             <w:r>
               <w:rPr>
@@ -3879,7 +3879,7 @@
               <w14:ligatures w14:val="standardContextual"/>
             </w:rPr>
           </w:pPr>
-          <w:hyperlink w:anchor="_Toc239765502" w:history="1">
+          <w:hyperlink w:anchor="_Toc239766353" w:history="1">
             <w:r>
               <w:rPr>
                 <w:rStyle w:val="Hipervnculo"/>
@@ -3903,7 +3903,7 @@
               <w:rPr>
                 <w:noProof/>
               </w:rPr>
-              <w:instrText xml:space="preserve"> PAGEREF _Toc239765502 \h </w:instrText>
+              <w:instrText xml:space="preserve"> PAGEREF _Toc239766353 \h </w:instrText>
             </w:r>
             <w:r>
               <w:rPr>
@@ -3944,7 +3944,7 @@
               <w14:ligatures w14:val="standardContextual"/>
             </w:rPr>
           </w:pPr>
-          <w:hyperlink w:anchor="_Toc239765503" w:history="1">
+          <w:hyperlink w:anchor="_Toc239766354" w:history="1">
             <w:r>
               <w:rPr>
                 <w:rStyle w:val="Hipervnculo"/>
@@ -3968,7 +3968,7 @@
               <w:rPr>
                 <w:noProof/>
               </w:rPr>
-              <w:instrText xml:space="preserve"> PAGEREF _Toc239765503 \h </w:instrText>
+              <w:instrText xml:space="preserve"> PAGEREF _Toc239766354 \h </w:instrText>
             </w:r>
             <w:r>
               <w:rPr>
@@ -4009,7 +4009,7 @@
               <w14:ligatures w14:val="standardContextual"/>
             </w:rPr>
           </w:pPr>
-          <w:hyperlink w:anchor="_Toc239765504" w:history="1">
+          <w:hyperlink w:anchor="_Toc239766355" w:history="1">
             <w:r>
               <w:rPr>
                 <w:rStyle w:val="Hipervnculo"/>
@@ -4033,7 +4033,7 @@
               <w:rPr>
                 <w:noProof/>
               </w:rPr>
-              <w:instrText xml:space="preserve"> PAGEREF _Toc239765504 \h </w:instrText>
+              <w:instrText xml:space="preserve"> PAGEREF _Toc239766355 \h </w:instrText>
             </w:r>
             <w:r>
               <w:rPr>
@@ -4074,7 +4074,7 @@
               <w14:ligatures w14:val="standardContextual"/>
             </w:rPr>
           </w:pPr>
-          <w:hyperlink w:anchor="_Toc239765505" w:history="1">
+          <w:hyperlink w:anchor="_Toc239766356" w:history="1">
             <w:r>
               <w:rPr>
                 <w:rStyle w:val="Hipervnculo"/>
@@ -4098,7 +4098,7 @@
               <w:rPr>
                 <w:noProof/>
               </w:rPr>
-              <w:instrText xml:space="preserve"> PAGEREF _Toc239765505 \h </w:instrText>
+              <w:instrText xml:space="preserve"> PAGEREF _Toc239766356 \h </w:instrText>
             </w:r>
             <w:r>
               <w:rPr>
@@ -4139,7 +4139,7 @@
               <w14:ligatures w14:val="standardContextual"/>
             </w:rPr>
           </w:pPr>
-          <w:hyperlink w:anchor="_Toc239765506" w:history="1">
+          <w:hyperlink w:anchor="_Toc239766357" w:history="1">
             <w:r>
               <w:rPr>
                 <w:rStyle w:val="Hipervnculo"/>
@@ -4163,7 +4163,7 @@
               <w:rPr>
                 <w:noProof/>
               </w:rPr>
-              <w:instrText xml:space="preserve"> PAGEREF _Toc239765506 \h </w:instrText>
+              <w:instrText xml:space="preserve"> PAGEREF _Toc239766357 \h </w:instrText>
             </w:r>
             <w:r>
               <w:rPr>
@@ -4204,7 +4204,7 @@
               <w14:ligatures w14:val="standardContextual"/>
             </w:rPr>
           </w:pPr>
-          <w:hyperlink w:anchor="_Toc239765507" w:history="1">
+          <w:hyperlink w:anchor="_Toc239766358" w:history="1">
             <w:r>
               <w:rPr>
                 <w:rStyle w:val="Hipervnculo"/>
@@ -4228,7 +4228,7 @@
               <w:rPr>
                 <w:noProof/>
               </w:rPr>
-              <w:instrText xml:space="preserve"> PAGEREF _Toc239765507 \h </w:instrText>
+              <w:instrText xml:space="preserve"> PAGEREF _Toc239766358 \h </w:instrText>
             </w:r>
             <w:r>
               <w:rPr>
@@ -4269,7 +4269,7 @@
               <w14:ligatures w14:val="standardContextual"/>
             </w:rPr>
           </w:pPr>
-          <w:hyperlink w:anchor="_Toc239765508" w:history="1">
+          <w:hyperlink w:anchor="_Toc239766359" w:history="1">
             <w:r>
               <w:rPr>
                 <w:rStyle w:val="Hipervnculo"/>
@@ -4293,7 +4293,7 @@
               <w:rPr>
                 <w:noProof/>
               </w:rPr>
-              <w:instrText xml:space="preserve"> PAGEREF _Toc239765508 \h </w:instrText>
+              <w:instrText xml:space="preserve"> PAGEREF _Toc239766359 \h </w:instrText>
             </w:r>
             <w:r>
               <w:rPr>
@@ -4334,7 +4334,7 @@
               <w14:ligatures w14:val="standardContextual"/>
             </w:rPr>
           </w:pPr>
-          <w:hyperlink w:anchor="_Toc239765509" w:history="1">
+          <w:hyperlink w:anchor="_Toc239766360" w:history="1">
             <w:r>
               <w:rPr>
                 <w:rStyle w:val="Hipervnculo"/>
@@ -4358,7 +4358,7 @@
               <w:rPr>
                 <w:noProof/>
               </w:rPr>
-              <w:instrText xml:space="preserve"> PAGEREF _Toc239765509 \h </w:instrText>
+              <w:instrText xml:space="preserve"> PAGEREF _Toc239766360 \h </w:instrText>
             </w:r>
             <w:r>
               <w:rPr>
@@ -4399,7 +4399,7 @@
               <w14:ligatures w14:val="standardContextual"/>
             </w:rPr>
           </w:pPr>
-          <w:hyperlink w:anchor="_Toc239765510" w:history="1">
+          <w:hyperlink w:anchor="_Toc239766361" w:history="1">
             <w:r>
               <w:rPr>
                 <w:rStyle w:val="Hipervnculo"/>
@@ -4423,7 +4423,7 @@
               <w:rPr>
                 <w:noProof/>
               </w:rPr>
-              <w:instrText xml:space="preserve"> PAGEREF _Toc239765510 \h </w:instrText>
+              <w:instrText xml:space="preserve"> PAGEREF _Toc239766361 \h </w:instrText>
             </w:r>
             <w:r>
               <w:rPr>
@@ -4464,7 +4464,7 @@
               <w14:ligatures w14:val="standardContextual"/>
             </w:rPr>
           </w:pPr>
-          <w:hyperlink w:anchor="_Toc239765511" w:history="1">
+          <w:hyperlink w:anchor="_Toc239766362" w:history="1">
             <w:r>
               <w:rPr>
                 <w:rStyle w:val="Hipervnculo"/>
@@ -4488,7 +4488,7 @@
               <w:rPr>
                 <w:noProof/>
               </w:rPr>
-              <w:instrText xml:space="preserve"> PAGEREF _Toc239765511 \h </w:instrText>
+              <w:instrText xml:space="preserve"> PAGEREF _Toc239766362 \h </w:instrText>
             </w:r>
             <w:r>
               <w:rPr>
@@ -4529,7 +4529,7 @@
               <w14:ligatures w14:val="standardContextual"/>
             </w:rPr>
           </w:pPr>
-          <w:hyperlink w:anchor="_Toc239765512" w:history="1">
+          <w:hyperlink w:anchor="_Toc239766363" w:history="1">
             <w:r>
               <w:rPr>
                 <w:rStyle w:val="Hipervnculo"/>
@@ -4553,7 +4553,7 @@
               <w:rPr>
                 <w:noProof/>
               </w:rPr>
-              <w:instrText xml:space="preserve"> PAGEREF _Toc239765512 \h </w:instrText>
+              <w:instrText xml:space="preserve"> PAGEREF _Toc239766363 \h </w:instrText>
             </w:r>
             <w:r>
               <w:rPr>
@@ -4594,7 +4594,7 @@
               <w14:ligatures w14:val="standardContextual"/>
             </w:rPr>
           </w:pPr>
-          <w:hyperlink w:anchor="_Toc239765513" w:history="1">
+          <w:hyperlink w:anchor="_Toc239766364" w:history="1">
             <w:r>
               <w:rPr>
                 <w:rStyle w:val="Hipervnculo"/>
@@ -4618,7 +4618,7 @@
               <w:rPr>
                 <w:noProof/>
               </w:rPr>
-              <w:instrText xml:space="preserve"> PAGEREF _Toc239765513 \h </w:instrText>
+              <w:instrText xml:space="preserve"> PAGEREF _Toc239766364 \h </w:instrText>
             </w:r>
             <w:r>
               <w:rPr>
@@ -4659,7 +4659,7 @@
               <w14:ligatures w14:val="standardContextual"/>
             </w:rPr>
           </w:pPr>
-          <w:hyperlink w:anchor="_Toc239765514" w:history="1">
+          <w:hyperlink w:anchor="_Toc239766365" w:history="1">
             <w:r>
               <w:rPr>
                 <w:rStyle w:val="Hipervnculo"/>
@@ -4683,7 +4683,7 @@
               <w:rPr>
                 <w:noProof/>
               </w:rPr>
-              <w:instrText xml:space="preserve"> PAGEREF _Toc239765514 \h </w:instrText>
+              <w:instrText xml:space="preserve"> PAGEREF _Toc239766365 \h </w:instrText>
             </w:r>
             <w:r>
               <w:rPr>
@@ -4724,7 +4724,7 @@
               <w14:ligatures w14:val="standardContextual"/>
             </w:rPr>
           </w:pPr>
-          <w:hyperlink w:anchor="_Toc239765515" w:history="1">
+          <w:hyperlink w:anchor="_Toc239766366" w:history="1">
             <w:r>
               <w:rPr>
                 <w:rStyle w:val="Hipervnculo"/>
@@ -4748,7 +4748,7 @@
               <w:rPr>
                 <w:noProof/>
               </w:rPr>
-              <w:instrText xml:space="preserve"> PAGEREF _Toc239765515 \h </w:instrText>
+              <w:instrText xml:space="preserve"> PAGEREF _Toc239766366 \h </w:instrText>
             </w:r>
             <w:r>
               <w:rPr>
@@ -4765,7 +4765,7 @@
               <w:rPr>
                 <w:noProof/>
               </w:rPr>
-              <w:t>59</w:t>
+              <w:t>60</w:t>
             </w:r>
             <w:r>
               <w:rPr>
@@ -4789,7 +4789,7 @@
               <w14:ligatures w14:val="standardContextual"/>
             </w:rPr>
           </w:pPr>
-          <w:hyperlink w:anchor="_Toc239765516" w:history="1">
+          <w:hyperlink w:anchor="_Toc239766367" w:history="1">
             <w:r>
               <w:rPr>
                 <w:rStyle w:val="Hipervnculo"/>
@@ -4813,7 +4813,7 @@
               <w:rPr>
                 <w:noProof/>
               </w:rPr>
-              <w:instrText xml:space="preserve"> PAGEREF _Toc239765516 \h </w:instrText>
+              <w:instrText xml:space="preserve"> PAGEREF _Toc239766367 \h </w:instrText>
             </w:r>
             <w:r>
               <w:rPr>
@@ -4854,7 +4854,7 @@
               <w14:ligatures w14:val="standardContextual"/>
             </w:rPr>
           </w:pPr>
-          <w:hyperlink w:anchor="_Toc239765517" w:history="1">
+          <w:hyperlink w:anchor="_Toc239766368" w:history="1">
             <w:r>
               <w:rPr>
                 <w:rStyle w:val="Hipervnculo"/>
@@ -4878,7 +4878,7 @@
               <w:rPr>
                 <w:noProof/>
               </w:rPr>
-              <w:instrText xml:space="preserve"> PAGEREF _Toc239765517 \h </w:instrText>
+              <w:instrText xml:space="preserve"> PAGEREF _Toc239766368 \h </w:instrText>
             </w:r>
             <w:r>
               <w:rPr>
@@ -4919,7 +4919,7 @@
               <w14:ligatures w14:val="standardContextual"/>
             </w:rPr>
           </w:pPr>
-          <w:hyperlink w:anchor="_Toc239765518" w:history="1">
+          <w:hyperlink w:anchor="_Toc239766369" w:history="1">
             <w:r>
               <w:rPr>
                 <w:rStyle w:val="Hipervnculo"/>
@@ -4943,7 +4943,7 @@
               <w:rPr>
                 <w:noProof/>
               </w:rPr>
-              <w:instrText xml:space="preserve"> PAGEREF _Toc239765518 \h </w:instrText>
+              <w:instrText xml:space="preserve"> PAGEREF _Toc239766369 \h </w:instrText>
             </w:r>
             <w:r>
               <w:rPr>
@@ -4960,7 +4960,7 @@
               <w:rPr>
                 <w:noProof/>
               </w:rPr>
-              <w:t>62</w:t>
+              <w:t>63</w:t>
             </w:r>
             <w:r>
               <w:rPr>
@@ -4984,7 +4984,7 @@
               <w14:ligatures w14:val="standardContextual"/>
             </w:rPr>
           </w:pPr>
-          <w:hyperlink w:anchor="_Toc239765519" w:history="1">
+          <w:hyperlink w:anchor="_Toc239766370" w:history="1">
             <w:r>
               <w:rPr>
                 <w:rStyle w:val="Hipervnculo"/>
@@ -5008,7 +5008,7 @@
               <w:rPr>
                 <w:noProof/>
               </w:rPr>
-              <w:instrText xml:space="preserve"> PAGEREF _Toc239765519 \h </w:instrText>
+              <w:instrText xml:space="preserve"> PAGEREF _Toc239766370 \h </w:instrText>
             </w:r>
             <w:r>
               <w:rPr>
@@ -5049,7 +5049,7 @@
               <w14:ligatures w14:val="standardContextual"/>
             </w:rPr>
           </w:pPr>
-          <w:hyperlink w:anchor="_Toc239765520" w:history="1">
+          <w:hyperlink w:anchor="_Toc239766371" w:history="1">
             <w:r>
               <w:rPr>
                 <w:rStyle w:val="Hipervnculo"/>
@@ -5073,7 +5073,7 @@
               <w:rPr>
                 <w:noProof/>
               </w:rPr>
-              <w:instrText xml:space="preserve"> PAGEREF _Toc239765520 \h </w:instrText>
+              <w:instrText xml:space="preserve"> PAGEREF _Toc239766371 \h </w:instrText>
             </w:r>
             <w:r>
               <w:rPr>
@@ -5114,7 +5114,7 @@
               <w14:ligatures w14:val="standardContextual"/>
             </w:rPr>
           </w:pPr>
-          <w:hyperlink w:anchor="_Toc239765521" w:history="1">
+          <w:hyperlink w:anchor="_Toc239766372" w:history="1">
             <w:r>
               <w:rPr>
                 <w:rStyle w:val="Hipervnculo"/>
@@ -5138,7 +5138,7 @@
               <w:rPr>
                 <w:noProof/>
               </w:rPr>
-              <w:instrText xml:space="preserve"> PAGEREF _Toc239765521 \h </w:instrText>
+              <w:instrText xml:space="preserve"> PAGEREF _Toc239766372 \h </w:instrText>
             </w:r>
             <w:r>
               <w:rPr>
@@ -5179,7 +5179,7 @@
               <w14:ligatures w14:val="standardContextual"/>
             </w:rPr>
           </w:pPr>
-          <w:hyperlink w:anchor="_Toc239765522" w:history="1">
+          <w:hyperlink w:anchor="_Toc239766373" w:history="1">
             <w:r>
               <w:rPr>
                 <w:rStyle w:val="Hipervnculo"/>
@@ -5203,7 +5203,7 @@
               <w:rPr>
                 <w:noProof/>
               </w:rPr>
-              <w:instrText xml:space="preserve"> PAGEREF _Toc239765522 \h </w:instrText>
+              <w:instrText xml:space="preserve"> PAGEREF _Toc239766373 \h </w:instrText>
             </w:r>
             <w:r>
               <w:rPr>
@@ -5244,7 +5244,7 @@
               <w14:ligatures w14:val="standardContextual"/>
             </w:rPr>
           </w:pPr>
-          <w:hyperlink w:anchor="_Toc239765523" w:history="1">
+          <w:hyperlink w:anchor="_Toc239766374" w:history="1">
             <w:r>
               <w:rPr>
                 <w:rStyle w:val="Hipervnculo"/>
@@ -5268,7 +5268,7 @@
               <w:rPr>
                 <w:noProof/>
               </w:rPr>
-              <w:instrText xml:space="preserve"> PAGEREF _Toc239765523 \h </w:instrText>
+              <w:instrText xml:space="preserve"> PAGEREF _Toc239766374 \h </w:instrText>
             </w:r>
             <w:r>
               <w:rPr>
@@ -5309,7 +5309,7 @@
               <w14:ligatures w14:val="standardContextual"/>
             </w:rPr>
           </w:pPr>
-          <w:hyperlink w:anchor="_Toc239765524" w:history="1">
+          <w:hyperlink w:anchor="_Toc239766375" w:history="1">
             <w:r>
               <w:rPr>
                 <w:rStyle w:val="Hipervnculo"/>
@@ -5333,7 +5333,7 @@
               <w:rPr>
                 <w:noProof/>
               </w:rPr>
-              <w:instrText xml:space="preserve"> PAGEREF _Toc239765524 \h </w:instrText>
+              <w:instrText xml:space="preserve"> PAGEREF _Toc239766375 \h </w:instrText>
             </w:r>
             <w:r>
               <w:rPr>
@@ -5374,7 +5374,7 @@
               <w14:ligatures w14:val="standardContextual"/>
             </w:rPr>
           </w:pPr>
-          <w:hyperlink w:anchor="_Toc239765525" w:history="1">
+          <w:hyperlink w:anchor="_Toc239766376" w:history="1">
             <w:r>
               <w:rPr>
                 <w:rStyle w:val="Hipervnculo"/>
@@ -5398,7 +5398,7 @@
               <w:rPr>
                 <w:noProof/>
               </w:rPr>
-              <w:instrText xml:space="preserve"> PAGEREF _Toc239765525 \h </w:instrText>
+              <w:instrText xml:space="preserve"> PAGEREF _Toc239766376 \h </w:instrText>
             </w:r>
             <w:r>
               <w:rPr>
@@ -5439,7 +5439,7 @@
               <w14:ligatures w14:val="standardContextual"/>
             </w:rPr>
           </w:pPr>
-          <w:hyperlink w:anchor="_Toc239765526" w:history="1">
+          <w:hyperlink w:anchor="_Toc239766377" w:history="1">
             <w:r>
               <w:rPr>
                 <w:rStyle w:val="Hipervnculo"/>
@@ -5463,7 +5463,7 @@
               <w:rPr>
                 <w:noProof/>
               </w:rPr>
-              <w:instrText xml:space="preserve"> PAGEREF _Toc239765526 \h </w:instrText>
+              <w:instrText xml:space="preserve"> PAGEREF _Toc239766377 \h </w:instrText>
             </w:r>
             <w:r>
               <w:rPr>
@@ -5504,7 +5504,7 @@
               <w14:ligatures w14:val="standardContextual"/>
             </w:rPr>
           </w:pPr>
-          <w:hyperlink w:anchor="_Toc239765527" w:history="1">
+          <w:hyperlink w:anchor="_Toc239766378" w:history="1">
             <w:r>
               <w:rPr>
                 <w:rStyle w:val="Hipervnculo"/>
@@ -5528,7 +5528,7 @@
               <w:rPr>
                 <w:noProof/>
               </w:rPr>
-              <w:instrText xml:space="preserve"> PAGEREF _Toc239765527 \h </w:instrText>
+              <w:instrText xml:space="preserve"> PAGEREF _Toc239766378 \h </w:instrText>
             </w:r>
             <w:r>
               <w:rPr>
@@ -5569,7 +5569,7 @@
               <w14:ligatures w14:val="standardContextual"/>
             </w:rPr>
           </w:pPr>
-          <w:hyperlink w:anchor="_Toc239765528" w:history="1">
+          <w:hyperlink w:anchor="_Toc239766379" w:history="1">
             <w:r>
               <w:rPr>
                 <w:rStyle w:val="Hipervnculo"/>
@@ -5593,7 +5593,7 @@
               <w:rPr>
                 <w:noProof/>
               </w:rPr>
-              <w:instrText xml:space="preserve"> PAGEREF _Toc239765528 \h </w:instrText>
+              <w:instrText xml:space="preserve"> PAGEREF _Toc239766379 \h </w:instrText>
             </w:r>
             <w:r>
               <w:rPr>
@@ -5634,7 +5634,7 @@
               <w14:ligatures w14:val="standardContextual"/>
             </w:rPr>
           </w:pPr>
-          <w:hyperlink w:anchor="_Toc239765529" w:history="1">
+          <w:hyperlink w:anchor="_Toc239766380" w:history="1">
             <w:r>
               <w:rPr>
                 <w:rStyle w:val="Hipervnculo"/>
@@ -5658,7 +5658,7 @@
               <w:rPr>
                 <w:noProof/>
               </w:rPr>
-              <w:instrText xml:space="preserve"> PAGEREF _Toc239765529 \h </w:instrText>
+              <w:instrText xml:space="preserve"> PAGEREF _Toc239766380 \h </w:instrText>
             </w:r>
             <w:r>
               <w:rPr>
@@ -5699,7 +5699,7 @@
               <w14:ligatures w14:val="standardContextual"/>
             </w:rPr>
           </w:pPr>
-          <w:hyperlink w:anchor="_Toc239765530" w:history="1">
+          <w:hyperlink w:anchor="_Toc239766381" w:history="1">
             <w:r>
               <w:rPr>
                 <w:rStyle w:val="Hipervnculo"/>
@@ -5723,7 +5723,7 @@
               <w:rPr>
                 <w:noProof/>
               </w:rPr>
-              <w:instrText xml:space="preserve"> PAGEREF _Toc239765530 \h </w:instrText>
+              <w:instrText xml:space="preserve"> PAGEREF _Toc239766381 \h </w:instrText>
             </w:r>
             <w:r>
               <w:rPr>
@@ -5764,7 +5764,7 @@
               <w14:ligatures w14:val="standardContextual"/>
             </w:rPr>
           </w:pPr>
-          <w:hyperlink w:anchor="_Toc239765531" w:history="1">
+          <w:hyperlink w:anchor="_Toc239766382" w:history="1">
             <w:r>
               <w:rPr>
                 <w:rStyle w:val="Hipervnculo"/>
@@ -5788,7 +5788,7 @@
               <w:rPr>
                 <w:noProof/>
               </w:rPr>
-              <w:instrText xml:space="preserve"> PAGEREF _Toc239765531 \h </w:instrText>
+              <w:instrText xml:space="preserve"> PAGEREF _Toc239766382 \h </w:instrText>
             </w:r>
             <w:r>
               <w:rPr>
@@ -5832,7 +5832,7 @@
         <w:pStyle w:val="Ttulo1"/>
         <w:keepNext/>
       </w:pPr>
-      <w:bookmarkStart w:id="0" w:name="_Toc239765445"/>
+      <w:bookmarkStart w:id="0" w:name="_Toc239766296"/>
       <w:r>
         <w:lastRenderedPageBreak/>
         <w:t>Sistema de Pronóstico de Puntos de Inflexión en el Precio de Litecoin</w:t>
@@ -5893,7 +5893,7 @@
         <w:pStyle w:val="Ttulo2"/>
         <w:keepNext/>
       </w:pPr>
-      <w:bookmarkStart w:id="1" w:name="_Toc239765446"/>
+      <w:bookmarkStart w:id="1" w:name="_Toc239766297"/>
       <w:r>
         <w:t>Resumen ejecutivo</w:t>
       </w:r>
@@ -6610,7 +6610,7 @@
         <w:pStyle w:val="Ttulo2"/>
         <w:keepNext/>
       </w:pPr>
-      <w:bookmarkStart w:id="2" w:name="_Toc239765447"/>
+      <w:bookmarkStart w:id="2" w:name="_Toc239766298"/>
       <w:r>
         <w:t>Los dos entregables, y dónde está cada uno</w:t>
       </w:r>
@@ -6947,7 +6947,7 @@
         <w:pStyle w:val="Ttulo2"/>
         <w:keepNext/>
       </w:pPr>
-      <w:bookmarkStart w:id="3" w:name="_Toc239765448"/>
+      <w:bookmarkStart w:id="3" w:name="_Toc239766299"/>
       <w:r>
         <w:lastRenderedPageBreak/>
         <w:t>Qué se construyó</w:t>
@@ -7396,7 +7396,7 @@
         <w:pStyle w:val="Ttulo2"/>
         <w:keepNext/>
       </w:pPr>
-      <w:bookmarkStart w:id="4" w:name="_Toc239765449"/>
+      <w:bookmarkStart w:id="4" w:name="_Toc239766300"/>
       <w:r>
         <w:t>Qué se puede afirmar hoy, y qué no</w:t>
       </w:r>
@@ -7659,7 +7659,7 @@
         <w:pStyle w:val="Ttulo2"/>
         <w:keepNext/>
       </w:pPr>
-      <w:bookmarkStart w:id="5" w:name="_Toc239765450"/>
+      <w:bookmarkStart w:id="5" w:name="_Toc239766301"/>
       <w:r>
         <w:t>Lo que este proyecto trató de hacer bien, y por qué se cuenta</w:t>
       </w:r>
@@ -7765,7 +7765,7 @@
         <w:pStyle w:val="Ttulo2"/>
         <w:keepNext/>
       </w:pPr>
-      <w:bookmarkStart w:id="6" w:name="_Toc239765451"/>
+      <w:bookmarkStart w:id="6" w:name="_Toc239766302"/>
       <w:r>
         <w:t>Cómo leer este informe</w:t>
       </w:r>
@@ -8274,7 +8274,7 @@
         <w:pStyle w:val="Ttulo1"/>
         <w:keepNext/>
       </w:pPr>
-      <w:bookmarkStart w:id="7" w:name="_Toc239765452"/>
+      <w:bookmarkStart w:id="7" w:name="_Toc239766303"/>
       <w:r>
         <w:lastRenderedPageBreak/>
         <w:t>Diseño</w:t>
@@ -8395,7 +8395,7 @@
         <w:pStyle w:val="Ttulo2"/>
         <w:keepNext/>
       </w:pPr>
-      <w:bookmarkStart w:id="8" w:name="_Toc239765453"/>
+      <w:bookmarkStart w:id="8" w:name="_Toc239766304"/>
       <w:r>
         <w:t>1.1 Qué es un punto de inflexión, exactamente</w:t>
       </w:r>
@@ -9130,7 +9130,7 @@
         <w:pStyle w:val="Ttulo2"/>
         <w:keepNext/>
       </w:pPr>
-      <w:bookmarkStart w:id="9" w:name="_Toc239765454"/>
+      <w:bookmarkStart w:id="9" w:name="_Toc239766305"/>
       <w:r>
         <w:t>1.2 Los tres parámetros, y por qué esos</w:t>
       </w:r>
@@ -10064,7 +10064,7 @@
         <w:pStyle w:val="Ttulo2"/>
         <w:keepNext/>
       </w:pPr>
-      <w:bookmarkStart w:id="10" w:name="_Toc239765455"/>
+      <w:bookmarkStart w:id="10" w:name="_Toc239766306"/>
       <w:r>
         <w:lastRenderedPageBreak/>
         <w:t>1.3 Los datos: qué se descarga</w:t>
@@ -10479,7 +10479,7 @@
         <w:pStyle w:val="Ttulo2"/>
         <w:keepNext/>
       </w:pPr>
-      <w:bookmarkStart w:id="11" w:name="_Toc239765456"/>
+      <w:bookmarkStart w:id="11" w:name="_Toc239766307"/>
       <w:r>
         <w:t>1.4 De dónde salen, y qué hubo que limpiar</w:t>
       </w:r>
@@ -11596,7 +11596,7 @@
         <w:pStyle w:val="Ttulo2"/>
         <w:keepNext/>
       </w:pPr>
-      <w:bookmarkStart w:id="12" w:name="_Toc239765457"/>
+      <w:bookmarkStart w:id="12" w:name="_Toc239766308"/>
       <w:r>
         <w:t>1.5 La partición, y el embargo</w:t>
       </w:r>
@@ -11779,7 +11779,7 @@
           <w:noProof/>
         </w:rPr>
         <w:drawing>
-          <wp:inline distT="0" distB="0" distL="0" distR="0" wp14:anchorId="2FADACC0" wp14:editId="34C90FE7">
+          <wp:inline distT="0" distB="0" distL="0" distR="0" wp14:anchorId="0553808A" wp14:editId="6F76D659">
             <wp:extent cx="5715000" cy="1524000"/>
             <wp:effectExtent l="0" t="0" r="0" b="0"/>
             <wp:docPr id="1" name="Imagen 1"/>
@@ -12356,7 +12356,7 @@
         <w:pStyle w:val="Ttulo2"/>
         <w:keepNext/>
       </w:pPr>
-      <w:bookmarkStart w:id="13" w:name="_Toc239765458"/>
+      <w:bookmarkStart w:id="13" w:name="_Toc239766309"/>
       <w:r>
         <w:t>1.6 El bloque de prueba se toca una vez, y eso es comprobable</w:t>
       </w:r>
@@ -12510,7 +12510,7 @@
         <w:pStyle w:val="Ttulo1"/>
         <w:keepNext/>
       </w:pPr>
-      <w:bookmarkStart w:id="14" w:name="_Toc239765459"/>
+      <w:bookmarkStart w:id="14" w:name="_Toc239766310"/>
       <w:r>
         <w:t>Ingeniería de Características</w:t>
       </w:r>
@@ -12621,7 +12621,7 @@
         <w:pStyle w:val="Ttulo2"/>
         <w:keepNext/>
       </w:pPr>
-      <w:bookmarkStart w:id="15" w:name="_Toc239765460"/>
+      <w:bookmarkStart w:id="15" w:name="_Toc239766311"/>
       <w:r>
         <w:t>2.1 Las seis familias</w:t>
       </w:r>
@@ -13300,7 +13300,7 @@
         <w:pStyle w:val="Ttulo2"/>
         <w:keepNext/>
       </w:pPr>
-      <w:bookmarkStart w:id="16" w:name="_Toc239765461"/>
+      <w:bookmarkStart w:id="16" w:name="_Toc239766312"/>
       <w:r>
         <w:t>2.2 Cero columnas en nivel de precio, y lo que costó llegar ahí</w:t>
       </w:r>
@@ -13542,7 +13542,7 @@
         <w:pStyle w:val="Ttulo2"/>
         <w:keepNext/>
       </w:pPr>
-      <w:bookmarkStart w:id="17" w:name="_Toc239765462"/>
+      <w:bookmarkStart w:id="17" w:name="_Toc239766313"/>
       <w:r>
         <w:t>2.3 Qué usa el modelo, medido por permutación</w:t>
       </w:r>
@@ -14979,7 +14979,7 @@
         <w:pStyle w:val="Ttulo2"/>
         <w:keepNext/>
       </w:pPr>
-      <w:bookmarkStart w:id="18" w:name="_Toc239765463"/>
+      <w:bookmarkStart w:id="18" w:name="_Toc239766314"/>
       <w:r>
         <w:t>2.4 El piso de ruido: qué hace que la tabla signifique algo</w:t>
       </w:r>
@@ -15101,7 +15101,7 @@
         <w:pStyle w:val="Ttulo2"/>
         <w:keepNext/>
       </w:pPr>
-      <w:bookmarkStart w:id="19" w:name="_Toc239765464"/>
+      <w:bookmarkStart w:id="19" w:name="_Toc239766315"/>
       <w:r>
         <w:t>2.5 Recortar las 17: medido, no opinado</w:t>
       </w:r>
@@ -15981,7 +15981,7 @@
         <w:pStyle w:val="Ttulo2"/>
         <w:keepNext/>
       </w:pPr>
-      <w:bookmarkStart w:id="20" w:name="_Toc239765465"/>
+      <w:bookmarkStart w:id="20" w:name="_Toc239766316"/>
       <w:r>
         <w:t>2.6 La tensión con el resultado multivariante, y por qué no es una contradicción</w:t>
       </w:r>
@@ -16160,7 +16160,7 @@
         <w:pStyle w:val="Ttulo2"/>
         <w:keepNext/>
       </w:pPr>
-      <w:bookmarkStart w:id="21" w:name="_Toc239765466"/>
+      <w:bookmarkStart w:id="21" w:name="_Toc239766317"/>
       <w:r>
         <w:t>2.7 Lo que esta sección no puede afirmar</w:t>
       </w:r>
@@ -16292,7 +16292,7 @@
         <w:pStyle w:val="Ttulo1"/>
         <w:keepNext/>
       </w:pPr>
-      <w:bookmarkStart w:id="22" w:name="_Toc239765467"/>
+      <w:bookmarkStart w:id="22" w:name="_Toc239766318"/>
       <w:r>
         <w:t>Los Dos Modelos: Fundacional y Avanzado</w:t>
       </w:r>
@@ -16347,7 +16347,7 @@
         <w:pStyle w:val="Ttulo2"/>
         <w:keepNext/>
       </w:pPr>
-      <w:bookmarkStart w:id="23" w:name="_Toc239765468"/>
+      <w:bookmarkStart w:id="23" w:name="_Toc239766319"/>
       <w:r>
         <w:t>1. El puente, que es lo que hace comparables a los dos</w:t>
       </w:r>
@@ -16504,7 +16504,7 @@
         <w:pStyle w:val="Ttulo2"/>
         <w:keepNext/>
       </w:pPr>
-      <w:bookmarkStart w:id="24" w:name="_Toc239765469"/>
+      <w:bookmarkStart w:id="24" w:name="_Toc239766320"/>
       <w:r>
         <w:t>2. Modelo fundacional — Chronos-Bolt</w:t>
       </w:r>
@@ -16829,7 +16829,7 @@
         <w:pStyle w:val="Ttulo2"/>
         <w:keepNext/>
       </w:pPr>
-      <w:bookmarkStart w:id="25" w:name="_Toc239765470"/>
+      <w:bookmarkStart w:id="25" w:name="_Toc239766321"/>
       <w:r>
         <w:t>3. Modelo avanzado — iTransformer</w:t>
       </w:r>
@@ -16870,7 +16870,7 @@
         <w:pStyle w:val="Ttulo3"/>
         <w:keepNext/>
       </w:pPr>
-      <w:bookmarkStart w:id="26" w:name="_Toc239765471"/>
+      <w:bookmarkStart w:id="26" w:name="_Toc239766322"/>
       <w:r>
         <w:t>Por qué no es Informer</w:t>
       </w:r>
@@ -16975,7 +16975,7 @@
         <w:pStyle w:val="Ttulo3"/>
         <w:keepNext/>
       </w:pPr>
-      <w:bookmarkStart w:id="27" w:name="_Toc239765472"/>
+      <w:bookmarkStart w:id="27" w:name="_Toc239766323"/>
       <w:r>
         <w:t>Lo que cuesta</w:t>
       </w:r>
@@ -17497,7 +17497,7 @@
         <w:pStyle w:val="Ttulo2"/>
         <w:keepNext/>
       </w:pPr>
-      <w:bookmarkStart w:id="28" w:name="_Toc239765473"/>
+      <w:bookmarkStart w:id="28" w:name="_Toc239766324"/>
       <w:r>
         <w:t>4. Rendimiento sobre validación</w:t>
       </w:r>
@@ -18304,7 +18304,7 @@
         <w:pStyle w:val="Ttulo3"/>
         <w:keepNext/>
       </w:pPr>
-      <w:bookmarkStart w:id="29" w:name="_Toc239765474"/>
+      <w:bookmarkStart w:id="29" w:name="_Toc239766325"/>
       <w:r>
         <w:t>Las comparaciones que deciden</w:t>
       </w:r>
@@ -19386,7 +19386,7 @@
         <w:pStyle w:val="Ttulo2"/>
         <w:keepNext/>
       </w:pPr>
-      <w:bookmarkStart w:id="30" w:name="_Toc239765475"/>
+      <w:bookmarkStart w:id="30" w:name="_Toc239766326"/>
       <w:r>
         <w:t>5. Por qué no se ajustaron hiperparámetros</w:t>
       </w:r>
@@ -19513,7 +19513,7 @@
         <w:pStyle w:val="Ttulo2"/>
         <w:keepNext/>
       </w:pPr>
-      <w:bookmarkStart w:id="31" w:name="_Toc239765476"/>
+      <w:bookmarkStart w:id="31" w:name="_Toc239766327"/>
       <w:r>
         <w:t>6. Lo que no se puede afirmar, y por qué</w:t>
       </w:r>
@@ -19524,7 +19524,7 @@
         <w:pStyle w:val="Ttulo3"/>
         <w:keepNext/>
       </w:pPr>
-      <w:bookmarkStart w:id="32" w:name="_Toc239765477"/>
+      <w:bookmarkStart w:id="32" w:name="_Toc239766328"/>
       <w:r>
         <w:t>Los activos de apoyo: signo estable en las cinco, sin distinguibilidad afirmable</w:t>
       </w:r>
@@ -20437,7 +20437,7 @@
         <w:pStyle w:val="Ttulo3"/>
         <w:keepNext/>
       </w:pPr>
-      <w:bookmarkStart w:id="33" w:name="_Toc239765478"/>
+      <w:bookmarkStart w:id="33" w:name="_Toc239766329"/>
       <w:r>
         <w:t>La dispersión no es pareja, y es peor donde más importa</w:t>
       </w:r>
@@ -21405,7 +21405,7 @@
         <w:pStyle w:val="Ttulo3"/>
         <w:keepNext/>
       </w:pPr>
-      <w:bookmarkStart w:id="34" w:name="_Toc239765479"/>
+      <w:bookmarkStart w:id="34" w:name="_Toc239766330"/>
       <w:r>
         <w:t>El puente amplifica diferencias que no deberían importar</w:t>
       </w:r>
@@ -21460,7 +21460,7 @@
         <w:pStyle w:val="Ttulo2"/>
         <w:keepNext/>
       </w:pPr>
-      <w:bookmarkStart w:id="35" w:name="_Toc239765480"/>
+      <w:bookmarkStart w:id="35" w:name="_Toc239766331"/>
       <w:r>
         <w:t>7. Por clase: lo que el bloque de prueba sugirió y lo que la potencia confirmó</w:t>
       </w:r>
@@ -21489,7 +21489,7 @@
         <w:pStyle w:val="Ttulo3"/>
         <w:keepNext/>
       </w:pPr>
-      <w:bookmarkStart w:id="36" w:name="_Toc239765481"/>
+      <w:bookmarkStart w:id="36" w:name="_Toc239766332"/>
       <w:r>
         <w:t>Lo que se vio en el bloque de prueba</w:t>
       </w:r>
@@ -21988,7 +21988,7 @@
         <w:pStyle w:val="Ttulo3"/>
         <w:keepNext/>
       </w:pPr>
-      <w:bookmarkStart w:id="37" w:name="_Toc239765482"/>
+      <w:bookmarkStart w:id="37" w:name="_Toc239766333"/>
       <w:r>
         <w:t>Lo que dice la agregación de los nueve tramos</w:t>
       </w:r>
@@ -22658,7 +22658,7 @@
         <w:pStyle w:val="Ttulo3"/>
         <w:keepNext/>
       </w:pPr>
-      <w:bookmarkStart w:id="38" w:name="_Toc239765483"/>
+      <w:bookmarkStart w:id="38" w:name="_Toc239766334"/>
       <w:r>
         <w:t>Por qué esto importa más allá de la tabla</w:t>
       </w:r>
@@ -22731,7 +22731,7 @@
         <w:pStyle w:val="Ttulo2"/>
         <w:keepNext/>
       </w:pPr>
-      <w:bookmarkStart w:id="39" w:name="_Toc239765484"/>
+      <w:bookmarkStart w:id="39" w:name="_Toc239766335"/>
       <w:r>
         <w:t>8. La celda que faltaba, y las tres lecturas escritas de antemano</w:t>
       </w:r>
@@ -22843,7 +22843,7 @@
         <w:pStyle w:val="Ttulo2"/>
         <w:keepNext/>
       </w:pPr>
-      <w:bookmarkStart w:id="40" w:name="_Toc239765485"/>
+      <w:bookmarkStart w:id="40" w:name="_Toc239766336"/>
       <w:r>
         <w:lastRenderedPageBreak/>
         <w:t>9. Cómo se regenera cada cifra</w:t>
@@ -23273,7 +23273,7 @@
         <w:pStyle w:val="Ttulo1"/>
         <w:keepNext/>
       </w:pPr>
-      <w:bookmarkStart w:id="41" w:name="_Toc239765486"/>
+      <w:bookmarkStart w:id="41" w:name="_Toc239766337"/>
       <w:r>
         <w:t>Pruebas de Detección</w:t>
       </w:r>
@@ -23488,7 +23488,7 @@
         <w:pStyle w:val="Ttulo2"/>
         <w:keepNext/>
       </w:pPr>
-      <w:bookmarkStart w:id="42" w:name="_Toc239765487"/>
+      <w:bookmarkStart w:id="42" w:name="_Toc239766338"/>
       <w:r>
         <w:t>4.1 Qué demuestra cada una</w:t>
       </w:r>
@@ -24126,7 +24126,7 @@
         <w:pStyle w:val="Ttulo2"/>
         <w:keepNext/>
       </w:pPr>
-      <w:bookmarkStart w:id="43" w:name="_Toc239765488"/>
+      <w:bookmarkStart w:id="43" w:name="_Toc239766339"/>
       <w:r>
         <w:lastRenderedPageBreak/>
         <w:t>4.2 Prueba 1 · El etiquetador, sobre una serie construida</w:t>
@@ -24459,7 +24459,7 @@
         <w:pStyle w:val="Ttulo2"/>
         <w:keepNext/>
       </w:pPr>
-      <w:bookmarkStart w:id="44" w:name="_Toc239765489"/>
+      <w:bookmarkStart w:id="44" w:name="_Toc239766340"/>
       <w:r>
         <w:t>4.3 Prueba 2 · El circuito completo, sobre datos sintéticos</w:t>
       </w:r>
@@ -24963,7 +24963,7 @@
         <w:pStyle w:val="Ttulo2"/>
         <w:keepNext/>
       </w:pPr>
-      <w:bookmarkStart w:id="45" w:name="_Toc239765490"/>
+      <w:bookmarkStart w:id="45" w:name="_Toc239766341"/>
       <w:r>
         <w:t>4.4 Prueba 3 · Sobre el bloque de entrenamiento</w:t>
       </w:r>
@@ -25454,7 +25454,7 @@
         <w:pStyle w:val="Ttulo2"/>
         <w:keepNext/>
       </w:pPr>
-      <w:bookmarkStart w:id="46" w:name="_Toc239765491"/>
+      <w:bookmarkStart w:id="46" w:name="_Toc239766342"/>
       <w:r>
         <w:t>4.5 Prueba 4 · Tiempo real, y por qué es la única que busca fuga</w:t>
       </w:r>
@@ -25769,7 +25769,7 @@
         <w:pStyle w:val="Ttulo3"/>
         <w:keepNext/>
       </w:pPr>
-      <w:bookmarkStart w:id="47" w:name="_Toc239765492"/>
+      <w:bookmarkStart w:id="47" w:name="_Toc239766343"/>
       <w:r>
         <w:t>La cola sin confirmar, y por qué se muestra</w:t>
       </w:r>
@@ -25913,7 +25913,7 @@
         <w:pStyle w:val="Ttulo2"/>
         <w:keepNext/>
       </w:pPr>
-      <w:bookmarkStart w:id="48" w:name="_Toc239765493"/>
+      <w:bookmarkStart w:id="48" w:name="_Toc239766344"/>
       <w:r>
         <w:t>4.6 Lo que las cuatro juntas permiten decir</w:t>
       </w:r>
@@ -25972,7 +25972,7 @@
         <w:pStyle w:val="Ttulo1"/>
         <w:keepNext/>
       </w:pPr>
-      <w:bookmarkStart w:id="49" w:name="_Toc239765494"/>
+      <w:bookmarkStart w:id="49" w:name="_Toc239766345"/>
       <w:r>
         <w:t>Rendimiento</w:t>
       </w:r>
@@ -26129,7 +26129,7 @@
         <w:pStyle w:val="Ttulo2"/>
         <w:keepNext/>
       </w:pPr>
-      <w:bookmarkStart w:id="50" w:name="_Toc239765495"/>
+      <w:bookmarkStart w:id="50" w:name="_Toc239766346"/>
       <w:r>
         <w:t>5.1 La comparación sobre validación</w:t>
       </w:r>
@@ -27341,7 +27341,7 @@
         <w:pStyle w:val="Ttulo2"/>
         <w:keepNext/>
       </w:pPr>
-      <w:bookmarkStart w:id="51" w:name="_Toc239765496"/>
+      <w:bookmarkStart w:id="51" w:name="_Toc239766347"/>
       <w:r>
         <w:t>5.2 Qué es la Precisión Direccional aquí, y por qué hubo que decidirlo</w:t>
       </w:r>
@@ -27494,7 +27494,7 @@
         <w:pStyle w:val="Ttulo2"/>
         <w:keepNext/>
       </w:pPr>
-      <w:bookmarkStart w:id="52" w:name="_Toc239765497"/>
+      <w:bookmarkStart w:id="52" w:name="_Toc239766348"/>
       <w:r>
         <w:t>5.3 Comparar medias no alcanza: los intervalos</w:t>
       </w:r>
@@ -28262,7 +28262,7 @@
         <w:pStyle w:val="Ttulo2"/>
         <w:keepNext/>
       </w:pPr>
-      <w:bookmarkStart w:id="53" w:name="_Toc239765498"/>
+      <w:bookmarkStart w:id="53" w:name="_Toc239766349"/>
       <w:r>
         <w:t>5.4 Un intervalo de esta tabla no se reproduce, y se declara</w:t>
       </w:r>
@@ -28885,7 +28885,7 @@
         <w:pStyle w:val="Ttulo2"/>
         <w:keepNext/>
       </w:pPr>
-      <w:bookmarkStart w:id="54" w:name="_Toc239765499"/>
+      <w:bookmarkStart w:id="54" w:name="_Toc239766350"/>
       <w:r>
         <w:t>5.5 El bloque de prueba</w:t>
       </w:r>
@@ -28983,10 +28983,10 @@
           <w:noProof/>
         </w:rPr>
         <w:drawing>
-          <wp:inline distT="0" distB="0" distL="0" distR="0" wp14:anchorId="2073D5B4" wp14:editId="16DA2A7E">
+          <wp:inline distT="0" distB="0" distL="0" distR="0" wp14:anchorId="3D0A1646" wp14:editId="4705447C">
             <wp:extent cx="5715000" cy="2828925"/>
             <wp:effectExtent l="0" t="0" r="0" b="0"/>
-            <wp:docPr id="87612424" name="Imagen 87612424"/>
+            <wp:docPr id="16206964" name="Imagen 16206964"/>
             <wp:cNvGraphicFramePr>
               <a:graphicFrameLocks xmlns:a="http://schemas.openxmlformats.org/drawingml/2006/main" noChangeAspect="1"/>
             </wp:cNvGraphicFramePr>
@@ -30102,10 +30102,10 @@
           <w:noProof/>
         </w:rPr>
         <w:drawing>
-          <wp:inline distT="0" distB="0" distL="0" distR="0" wp14:anchorId="4A9CDDEB" wp14:editId="7EFA5869">
+          <wp:inline distT="0" distB="0" distL="0" distR="0" wp14:anchorId="302126B5" wp14:editId="02D6C98C">
             <wp:extent cx="5715000" cy="2543175"/>
             <wp:effectExtent l="0" t="0" r="0" b="0"/>
-            <wp:docPr id="1582949355" name="Imagen 1582949355"/>
+            <wp:docPr id="441566208" name="Imagen 441566208"/>
             <wp:cNvGraphicFramePr>
               <a:graphicFrameLocks xmlns:a="http://schemas.openxmlformats.org/drawingml/2006/main" noChangeAspect="1"/>
             </wp:cNvGraphicFramePr>
@@ -30172,7 +30172,7 @@
         <w:pStyle w:val="Ttulo3"/>
         <w:keepNext/>
       </w:pPr>
-      <w:bookmarkStart w:id="55" w:name="_Toc239765500"/>
+      <w:bookmarkStart w:id="55" w:name="_Toc239766351"/>
       <w:r>
         <w:t>La regla de decisión, aplicada</w:t>
       </w:r>
@@ -30661,7 +30661,7 @@
         <w:pStyle w:val="Ttulo3"/>
         <w:keepNext/>
       </w:pPr>
-      <w:bookmarkStart w:id="56" w:name="_Toc239765501"/>
+      <w:bookmarkStart w:id="56" w:name="_Toc239766352"/>
       <w:r>
         <w:t>Lo que el informe dice, escrito antes de saber cuál tocaba</w:t>
       </w:r>
@@ -30822,7 +30822,7 @@
         <w:pStyle w:val="Ttulo3"/>
         <w:keepNext/>
       </w:pPr>
-      <w:bookmarkStart w:id="57" w:name="_Toc239765502"/>
+      <w:bookmarkStart w:id="57" w:name="_Toc239766353"/>
       <w:r>
         <w:t>El criterio de aceptación falla, y por una razón que no es la del intervalo</w:t>
       </w:r>
@@ -30955,7 +30955,7 @@
         <w:pStyle w:val="Ttulo3"/>
         <w:keepNext/>
       </w:pPr>
-      <w:bookmarkStart w:id="58" w:name="_Toc239765503"/>
+      <w:bookmarkStart w:id="58" w:name="_Toc239766354"/>
       <w:r>
         <w:t>Un hueco de la herramienta, declarado</w:t>
       </w:r>
@@ -31041,7 +31041,7 @@
         <w:pStyle w:val="Ttulo1"/>
         <w:keepNext/>
       </w:pPr>
-      <w:bookmarkStart w:id="59" w:name="_Toc239765504"/>
+      <w:bookmarkStart w:id="59" w:name="_Toc239766355"/>
       <w:r>
         <w:t>Limitaciones</w:t>
       </w:r>
@@ -31148,7 +31148,7 @@
         <w:pStyle w:val="Ttulo2"/>
         <w:keepNext/>
       </w:pPr>
-      <w:bookmarkStart w:id="60" w:name="_Toc239765505"/>
+      <w:bookmarkStart w:id="60" w:name="_Toc239766356"/>
       <w:r>
         <w:t>6.1 Los activos de apoyo aportan poco, y no lo mismo en las dos familias</w:t>
       </w:r>
@@ -31586,7 +31586,7 @@
         <w:pStyle w:val="Ttulo2"/>
         <w:keepNext/>
       </w:pPr>
-      <w:bookmarkStart w:id="61" w:name="_Toc239765506"/>
+      <w:bookmarkStart w:id="61" w:name="_Toc239766357"/>
       <w:r>
         <w:t>6.2 Ningún modelo profundo mejora al bosque clásico</w:t>
       </w:r>
@@ -31785,7 +31785,7 @@
         <w:pStyle w:val="Ttulo2"/>
         <w:keepNext/>
       </w:pPr>
-      <w:bookmarkStart w:id="62" w:name="_Toc239765507"/>
+      <w:bookmarkStart w:id="62" w:name="_Toc239766358"/>
       <w:r>
         <w:t>6.3 Un criterio del proyecto no se puede aplicar a uno de los modelos</w:t>
       </w:r>
@@ -31995,10 +31995,10 @@
           <w:noProof/>
         </w:rPr>
         <w:drawing>
-          <wp:inline distT="0" distB="0" distL="0" distR="0" wp14:anchorId="651E9E64" wp14:editId="62AF520B">
+          <wp:inline distT="0" distB="0" distL="0" distR="0" wp14:anchorId="04FEA088" wp14:editId="37613C61">
             <wp:extent cx="5715000" cy="2562225"/>
             <wp:effectExtent l="0" t="0" r="0" b="0"/>
-            <wp:docPr id="503997805" name="Imagen 503997805"/>
+            <wp:docPr id="1551651123" name="Imagen 1551651123"/>
             <wp:cNvGraphicFramePr>
               <a:graphicFrameLocks xmlns:a="http://schemas.openxmlformats.org/drawingml/2006/main" noChangeAspect="1"/>
             </wp:cNvGraphicFramePr>
@@ -32154,7 +32154,7 @@
         <w:pStyle w:val="Ttulo2"/>
         <w:keepNext/>
       </w:pPr>
-      <w:bookmarkStart w:id="63" w:name="_Toc239765508"/>
+      <w:bookmarkStart w:id="63" w:name="_Toc239766359"/>
       <w:r>
         <w:lastRenderedPageBreak/>
         <w:t>6.4 El puente de trayectoria a etiqueta amplifica diferencias mínimas</w:t>
@@ -32312,7 +32312,7 @@
         <w:pStyle w:val="Ttulo2"/>
         <w:keepNext/>
       </w:pPr>
-      <w:bookmarkStart w:id="64" w:name="_Toc239765509"/>
+      <w:bookmarkStart w:id="64" w:name="_Toc239766360"/>
       <w:r>
         <w:t>6.5 El análisis con datos estáticos, que es lo que el enunciado pide</w:t>
       </w:r>
@@ -32495,7 +32495,7 @@
         <w:pStyle w:val="Ttulo2"/>
         <w:keepNext/>
       </w:pPr>
-      <w:bookmarkStart w:id="65" w:name="_Toc239765510"/>
+      <w:bookmarkStart w:id="65" w:name="_Toc239766361"/>
       <w:r>
         <w:t>6.6 Resumen</w:t>
       </w:r>
@@ -33120,7 +33120,7 @@
         <w:t>contradiciendo lo que el equipo esperaba o había afirmado antes</w:t>
       </w:r>
       <w:r>
-        <w:t>. Ese es el argumento de que la lista está completa hasta donde se pudo mirar: no es una lista de precauciones escritas al final, es lo que quedó después de que cada afirmación cómoda se cayera al comprobarla.</w:t>
+        <w:t>. Eso no prueba que la lista esté completa —nada lo probaría—, pero sí que el método encuentra cosas que a nadie le convenía encontrar: no es una lista de precauciones escritas al final, es lo que quedó después de que cada afirmación cómoda se cayera al comprobarla.</w:t>
       </w:r>
     </w:p>
     <w:p>
@@ -33128,7 +33128,7 @@
         <w:pStyle w:val="Ttulo1"/>
         <w:keepNext/>
       </w:pPr>
-      <w:bookmarkStart w:id="66" w:name="_Toc239765511"/>
+      <w:bookmarkStart w:id="66" w:name="_Toc239766362"/>
       <w:r>
         <w:t>Conclusiones</w:t>
       </w:r>
@@ -33188,7 +33188,7 @@
         <w:pStyle w:val="Ttulo2"/>
         <w:keepNext/>
       </w:pPr>
-      <w:bookmarkStart w:id="67" w:name="_Toc239765512"/>
+      <w:bookmarkStart w:id="67" w:name="_Toc239766363"/>
       <w:r>
         <w:t>Lo que se sostiene</w:t>
       </w:r>
@@ -33238,6 +33238,7 @@
           <w:b/>
           <w:bCs/>
         </w:rPr>
+        <w:lastRenderedPageBreak/>
         <w:t>2. El bosque clásico detecta las dos clases extremas mejor que el azar sobre validación</w:t>
       </w:r>
       <w:r>
@@ -33253,7 +33254,6 @@
           <w:b/>
           <w:bCs/>
         </w:rPr>
-        <w:lastRenderedPageBreak/>
         <w:t>3. Ningún modelo profundo mejora al bosque.</w:t>
       </w:r>
       <w:r>
@@ -33317,7 +33317,7 @@
         <w:pStyle w:val="Ttulo2"/>
         <w:keepNext/>
       </w:pPr>
-      <w:bookmarkStart w:id="68" w:name="_Toc239765513"/>
+      <w:bookmarkStart w:id="68" w:name="_Toc239766364"/>
       <w:r>
         <w:t>Lo que no se sostiene</w:t>
       </w:r>
@@ -33393,7 +33393,7 @@
         <w:pStyle w:val="Ttulo2"/>
         <w:keepNext/>
       </w:pPr>
-      <w:bookmarkStart w:id="69" w:name="_Toc239765514"/>
+      <w:bookmarkStart w:id="69" w:name="_Toc239766365"/>
       <w:r>
         <w:t>Lo que el proyecto aprendió sobre cómo trabajar, que es lo que se lleva</w:t>
       </w:r>
@@ -33416,6 +33416,7 @@
           <w:b/>
           <w:bCs/>
         </w:rPr>
+        <w:lastRenderedPageBreak/>
         <w:t>1. Un control que nunca se vio fallar no es un control.</w:t>
       </w:r>
       <w:r>
@@ -33441,7 +33442,6 @@
           <w:b/>
           <w:bCs/>
         </w:rPr>
-        <w:lastRenderedPageBreak/>
         <w:t>2. El camino que se recorre una sola vez se ensaya entero antes.</w:t>
       </w:r>
       <w:r>
@@ -33528,8 +33528,9 @@
         <w:pStyle w:val="Ttulo2"/>
         <w:keepNext/>
       </w:pPr>
-      <w:bookmarkStart w:id="70" w:name="_Toc239765515"/>
-      <w:r>
+      <w:bookmarkStart w:id="70" w:name="_Toc239766366"/>
+      <w:r>
+        <w:lastRenderedPageBreak/>
         <w:t>Lo que hicimos después de medir, y qué salió</w:t>
       </w:r>
       <w:bookmarkEnd w:id="70"/>
@@ -33861,7 +33862,7 @@
         <w:pStyle w:val="Ttulo3"/>
         <w:keepNext/>
       </w:pPr>
-      <w:bookmarkStart w:id="71" w:name="_Toc239765516"/>
+      <w:bookmarkStart w:id="71" w:name="_Toc239766367"/>
       <w:r>
         <w:t>El diagnóstico</w:t>
       </w:r>
@@ -34303,6 +34304,7 @@
         <w:ind w:left="720"/>
       </w:pPr>
       <w:r>
+        <w:lastRenderedPageBreak/>
         <w:t xml:space="preserve">⚠️ </w:t>
       </w:r>
       <w:r>
@@ -34343,11 +34345,7 @@
         <w:t>Que se traduzca en mejor detección, no.</w:t>
       </w:r>
       <w:r>
-        <w:t xml:space="preserve"> Lo que se observó en el bloque de prueba —valles bien, picos por </w:t>
-      </w:r>
-      <w:r>
-        <w:lastRenderedPageBreak/>
-        <w:t xml:space="preserve">debajo del azar— es un resultado de ese bloque, no una propiedad estable del activo.  Y hay una señal de cuán ruidoso es esto: en </w:t>
+        <w:t xml:space="preserve"> Lo que se observó en el bloque de prueba —valles bien, picos por debajo del azar— es un resultado de ese bloque, no una propiedad estable del activo.  Y hay una señal de cuán ruidoso es esto: en </w:t>
       </w:r>
       <w:r>
         <w:rPr>
@@ -34375,7 +34373,7 @@
         <w:pStyle w:val="Ttulo3"/>
         <w:keepNext/>
       </w:pPr>
-      <w:bookmarkStart w:id="72" w:name="_Toc239765517"/>
+      <w:bookmarkStart w:id="72" w:name="_Toc239766368"/>
       <w:r>
         <w:t>Lo que sí resolvió la pregunta: medir muchas veces en vez de una</w:t>
       </w:r>
@@ -34699,6 +34697,7 @@
         <w:ind w:firstLine="720"/>
       </w:pPr>
       <w:r>
+        <w:lastRenderedPageBreak/>
         <w:t xml:space="preserve">Los nueve tramos cubren regímenes opuestos, desde uno que cayó un </w:t>
       </w:r>
       <w:r>
@@ -34942,7 +34941,6 @@
                 <w:sz w:val="22"/>
                 <w:szCs w:val="22"/>
               </w:rPr>
-              <w:lastRenderedPageBreak/>
               <w:t>Diferencia mínima / máxima</w:t>
             </w:r>
           </w:p>
@@ -35094,8 +35092,9 @@
         <w:pStyle w:val="Ttulo3"/>
         <w:keepNext/>
       </w:pPr>
-      <w:bookmarkStart w:id="73" w:name="_Toc239765518"/>
-      <w:r>
+      <w:bookmarkStart w:id="73" w:name="_Toc239766369"/>
+      <w:r>
+        <w:lastRenderedPageBreak/>
         <w:t>La medición que cierra la pregunta: era potencia, y ahora está demostrado</w:t>
       </w:r>
       <w:bookmarkEnd w:id="73"/>
@@ -35113,7 +35112,6 @@
         <w:ind w:firstLine="720"/>
       </w:pPr>
       <w:r>
-        <w:lastRenderedPageBreak/>
         <w:t xml:space="preserve">Lo correcto es </w:t>
       </w:r>
       <w:r>
@@ -35748,6 +35746,7 @@
           <w:b/>
           <w:bCs/>
         </w:rPr>
+        <w:lastRenderedPageBreak/>
         <w:t>Lo que esto NO cambia.</w:t>
       </w:r>
       <w:r>
@@ -35778,15 +35777,7 @@
           <w:b/>
           <w:bCs/>
         </w:rPr>
-        <w:t xml:space="preserve">que la ausencia de </w:t>
-      </w:r>
-      <w:r>
-        <w:rPr>
-          <w:b/>
-          <w:bCs/>
-        </w:rPr>
-        <w:lastRenderedPageBreak/>
-        <w:t>detección que reportó la corrida única se explica por el tamaño de la muestra y no por la ausencia del efecto</w:t>
+        <w:t>que la ausencia de detección que reportó la corrida única se explica por el tamaño de la muestra y no por la ausencia del efecto</w:t>
       </w:r>
       <w:r>
         <w:t>.</w:t>
@@ -35797,7 +35788,7 @@
         <w:pStyle w:val="Ttulo3"/>
         <w:keepNext/>
       </w:pPr>
-      <w:bookmarkStart w:id="74" w:name="_Toc239765519"/>
+      <w:bookmarkStart w:id="74" w:name="_Toc239766370"/>
       <w:r>
         <w:t>La corrección más grande: el bosque sí detecta las dos clases</w:t>
       </w:r>
@@ -36848,6 +36839,7 @@
           <w:b/>
           <w:bCs/>
         </w:rPr>
+        <w:lastRenderedPageBreak/>
         <w:t>El bosque supera al azar de forma distinguible en las dos clases.</w:t>
       </w:r>
       <w:r>
@@ -36881,7 +36873,6 @@
         <w:ind w:firstLine="720"/>
       </w:pPr>
       <w:r>
-        <w:lastRenderedPageBreak/>
         <w:t xml:space="preserve">Y los otros dos siguen repartidos, cada uno con una sola clase: el fundacional detecta mínimos, el avanzado detecta máximos. Esa asimetría entre ellos </w:t>
       </w:r>
       <w:r>
@@ -36943,7 +36934,7 @@
         <w:pStyle w:val="Ttulo3"/>
         <w:keepNext/>
       </w:pPr>
-      <w:bookmarkStart w:id="75" w:name="_Toc239765520"/>
+      <w:bookmarkStart w:id="75" w:name="_Toc239766371"/>
       <w:r>
         <w:t>Y lo que la potencia corrige de un resultado central del informe</w:t>
       </w:r>
@@ -37474,6 +37465,7 @@
           <w:b/>
           <w:bCs/>
         </w:rPr>
+        <w:lastRenderedPageBreak/>
         <w:t>Con potencia suficiente los dos modelos profundos dejan de comportarse igual, y esa frase del informe resulta medio falsa: el fundacional sí supera al azar de forma distinguible.</w:t>
       </w:r>
     </w:p>
@@ -37482,7 +37474,6 @@
         <w:ind w:firstLine="720"/>
       </w:pPr>
       <w:r>
-        <w:lastRenderedPageBreak/>
         <w:t>Sobre el bloque de prueba los dos parecían lo mismo —ninguno se distinguía— y no lo eran. Chronos- Bolt tenía una ventaja real que 1 960 filas no alcanzaban a mostrar.</w:t>
       </w:r>
     </w:p>
@@ -37569,7 +37560,7 @@
         <w:pStyle w:val="Ttulo3"/>
         <w:keepNext/>
       </w:pPr>
-      <w:bookmarkStart w:id="76" w:name="_Toc239765521"/>
+      <w:bookmarkStart w:id="76" w:name="_Toc239766372"/>
       <w:r>
         <w:t>La prueba que no dependía de nuestra disciplina</w:t>
       </w:r>
@@ -37608,6 +37599,7 @@
         <w:ind w:firstLine="720"/>
       </w:pPr>
       <w:r>
+        <w:lastRenderedPageBreak/>
         <w:t xml:space="preserve">El panel del proyecto termina el </w:t>
       </w:r>
       <w:r>
@@ -38200,7 +38192,7 @@
         <w:pStyle w:val="Ttulo3"/>
         <w:keepNext/>
       </w:pPr>
-      <w:bookmarkStart w:id="77" w:name="_Toc239765522"/>
+      <w:bookmarkStart w:id="77" w:name="_Toc239766373"/>
       <w:r>
         <w:t>Los arreglos que probamos</w:t>
       </w:r>
@@ -38267,6 +38259,7 @@
                 <w:sz w:val="22"/>
                 <w:szCs w:val="22"/>
               </w:rPr>
+              <w:lastRenderedPageBreak/>
               <w:t>Umbral</w:t>
             </w:r>
           </w:p>
@@ -38702,7 +38695,11 @@
         <w:t>no es estable</w:t>
       </w:r>
       <w:r>
-        <w:t xml:space="preserve"> —aparece en 5 de 9 tramos, que es una moneda—. Se diseñaron a partir de una lectura del bloque de prueba que las nueve mediciones no confirman.</w:t>
+        <w:t xml:space="preserve"> —aparece en 5 de 9 tramos, que es una </w:t>
+      </w:r>
+      <w:r>
+        <w:lastRenderedPageBreak/>
+        <w:t>moneda—. Se diseñaron a partir de una lectura del bloque de prueba que las nueve mediciones no confirman.</w:t>
       </w:r>
     </w:p>
     <w:p>
@@ -38710,9 +38707,8 @@
         <w:pStyle w:val="Ttulo3"/>
         <w:keepNext/>
       </w:pPr>
-      <w:bookmarkStart w:id="78" w:name="_Toc239765523"/>
-      <w:r>
-        <w:lastRenderedPageBreak/>
+      <w:bookmarkStart w:id="78" w:name="_Toc239766374"/>
+      <w:r>
         <w:t>El cuarto arreglo: la única vía que sí mejora, y por qué aun así no se afirma</w:t>
       </w:r>
       <w:bookmarkEnd w:id="78"/>
@@ -39367,7 +39363,7 @@
         <w:pStyle w:val="Ttulo3"/>
         <w:keepNext/>
       </w:pPr>
-      <w:bookmarkStart w:id="79" w:name="_Toc239765524"/>
+      <w:bookmarkStart w:id="79" w:name="_Toc239766375"/>
       <w:r>
         <w:t>El quinto arreglo, que la propia evidencia sugirió</w:t>
       </w:r>
@@ -40013,7 +40009,7 @@
         <w:pStyle w:val="Ttulo3"/>
         <w:keepNext/>
       </w:pPr>
-      <w:bookmarkStart w:id="80" w:name="_Toc239765525"/>
+      <w:bookmarkStart w:id="80" w:name="_Toc239766376"/>
       <w:r>
         <w:t>Los dos últimos: otra familia de modelo, y pesar en vez de filtrar</w:t>
       </w:r>
@@ -40563,7 +40559,7 @@
         <w:pStyle w:val="Ttulo3"/>
         <w:keepNext/>
       </w:pPr>
-      <w:bookmarkStart w:id="81" w:name="_Toc239765526"/>
+      <w:bookmarkStart w:id="81" w:name="_Toc239766377"/>
       <w:r>
         <w:t>El balance de los siete intentos</w:t>
       </w:r>
@@ -41543,7 +41539,7 @@
         <w:pStyle w:val="Ttulo3"/>
         <w:keepNext/>
       </w:pPr>
-      <w:bookmarkStart w:id="82" w:name="_Toc239765527"/>
+      <w:bookmarkStart w:id="82" w:name="_Toc239766378"/>
       <w:r>
         <w:t>Y una observación sobre la métrica, que sí queda</w:t>
       </w:r>
@@ -41621,7 +41617,7 @@
         <w:pStyle w:val="Ttulo3"/>
         <w:keepNext/>
       </w:pPr>
-      <w:bookmarkStart w:id="83" w:name="_Toc239765528"/>
+      <w:bookmarkStart w:id="83" w:name="_Toc239766379"/>
       <w:r>
         <w:t>Lo que se aprende de esto</w:t>
       </w:r>
@@ -42160,7 +42156,7 @@
         <w:pStyle w:val="Ttulo2"/>
         <w:keepNext/>
       </w:pPr>
-      <w:bookmarkStart w:id="84" w:name="_Toc239765529"/>
+      <w:bookmarkStart w:id="84" w:name="_Toc239766380"/>
       <w:r>
         <w:t>Lo que haríamos distinto</w:t>
       </w:r>
@@ -42235,7 +42231,7 @@
         <w:pStyle w:val="Ttulo2"/>
         <w:keepNext/>
       </w:pPr>
-      <w:bookmarkStart w:id="85" w:name="_Toc239765530"/>
+      <w:bookmarkStart w:id="85" w:name="_Toc239766381"/>
       <w:r>
         <w:t>Una última cosa, sobre el resultado que el enunciado esperaba</w:t>
       </w:r>
@@ -42289,7 +42285,7 @@
         <w:pStyle w:val="Ttulo1"/>
         <w:keepNext/>
       </w:pPr>
-      <w:bookmarkStart w:id="86" w:name="_Toc239765531"/>
+      <w:bookmarkStart w:id="86" w:name="_Toc239766382"/>
       <w:r>
         <w:lastRenderedPageBreak/>
         <w:t>Referencias</w:t>
@@ -42496,10 +42492,10 @@
 <file path=word/numbering.xml><?xml version="1.0" encoding="utf-8"?>
 <w:numbering xmlns:wpc="http://schemas.microsoft.com/office/word/2010/wordprocessingCanvas" xmlns:cx="http://schemas.microsoft.com/office/drawing/2014/chartex" xmlns:cx1="http://schemas.microsoft.com/office/drawing/2015/9/8/chartex" xmlns:cx2="http://schemas.microsoft.com/office/drawing/2015/10/21/chartex" xmlns:cx3="http://schemas.microsoft.com/office/drawing/2016/5/9/chartex" xmlns:cx4="http://schemas.microsoft.com/office/drawing/2016/5/10/chartex" xmlns:cx5="http://schemas.microsoft.com/office/drawing/2016/5/11/chartex" xmlns:cx6="http://schemas.microsoft.com/office/drawing/2016/5/12/chartex" xmlns:cx7="http://schemas.microsoft.com/office/drawing/2016/5/13/chartex" xmlns:cx8="http://schemas.microsoft.com/office/drawing/2016/5/14/chartex" xmlns:mc="http://schemas.openxmlformats.org/markup-compatibility/2006" xmlns:aink="http://schemas.microsoft.com/office/drawing/2016/ink" xmlns:am3d="http://schemas.microsoft.com/office/drawing/2017/model3d" xmlns:o="urn:schemas-microsoft-com:office:office" xmlns:oel="http://schemas.microsoft.com/office/2019/extlst" xmlns:r="http://schemas.openxmlformats.org/officeDocument/2006/relationships" xmlns:m="http://schemas.openxmlformats.org/officeDocument/2006/math" xmlns:v="urn:schemas-microsoft-com:vml" xmlns:wp14="http://schemas.microsoft.com/office/word/2010/wordprocessingDrawing" xmlns:wp="http://schemas.openxmlformats.org/drawingml/2006/wordprocessingDrawing" xmlns:w10="urn:schemas-microsoft-com:office:word" xmlns:w="http://schemas.openxmlformats.org/wordprocessingml/2006/main" xmlns:w14="http://schemas.microsoft.com/office/word/2010/wordml" xmlns:w15="http://schemas.microsoft.com/office/word/2012/wordml" xmlns:w16cex="http://schemas.microsoft.com/office/word/2018/wordml/cex" xmlns:w16cid="http://schemas.microsoft.com/office/word/2016/wordml/cid" xmlns:w16="http://schemas.microsoft.com/office/word/2018/wordml" xmlns:w16du="http://schemas.microsoft.com/office/word/2023/wordml/word16du" xmlns:w16sdtdh="http://schemas.microsoft.com/office/word/2020/wordml/sdtdatahash" xmlns:w16sdtfl="http://schemas.microsoft.com/office/word/2024/wordml/sdtformatlock" xmlns:w16se="http://schemas.microsoft.com/office/word/2015/wordml/symex" xmlns:wpg="http://schemas.microsoft.com/office/word/2010/wordprocessingGroup" xmlns:wpi="http://schemas.microsoft.com/office/word/2010/wordprocessingInk" xmlns:wne="http://schemas.microsoft.com/office/word/2006/wordml" xmlns:wps="http://schemas.microsoft.com/office/word/2010/wordprocessingShape" mc:Ignorable="w14 w15 w16se w16cid w16 w16cex w16sdtdh w16sdtfl w16du wp14">
   <w:abstractNum w:abstractNumId="0" w15:restartNumberingAfterBreak="0">
-    <w:nsid w:val="3B421A5B"/>
+    <w:nsid w:val="6D9423C6"/>
     <w:multiLevelType w:val="hybridMultilevel"/>
-    <w:tmpl w:val="92FC45BA"/>
-    <w:lvl w:ilvl="0" w:tplc="3FA8992A">
+    <w:tmpl w:val="2DE4E8EA"/>
+    <w:lvl w:ilvl="0" w:tplc="DCB0107C">
       <w:start w:val="1"/>
       <w:numFmt w:val="bullet"/>
       <w:lvlText w:val="●"/>
@@ -42508,7 +42504,7 @@
         <w:ind w:left="720" w:hanging="360"/>
       </w:pPr>
     </w:lvl>
-    <w:lvl w:ilvl="1" w:tplc="6D944B50">
+    <w:lvl w:ilvl="1" w:tplc="C3703FFA">
       <w:start w:val="1"/>
       <w:numFmt w:val="bullet"/>
       <w:lvlText w:val="○"/>
@@ -42517,7 +42513,7 @@
         <w:ind w:left="1440" w:hanging="360"/>
       </w:pPr>
     </w:lvl>
-    <w:lvl w:ilvl="2" w:tplc="A8BEEA38">
+    <w:lvl w:ilvl="2" w:tplc="B786086C">
       <w:start w:val="1"/>
       <w:numFmt w:val="bullet"/>
       <w:lvlText w:val="■"/>
@@ -42526,7 +42522,7 @@
         <w:ind w:left="2160" w:hanging="360"/>
       </w:pPr>
     </w:lvl>
-    <w:lvl w:ilvl="3" w:tplc="FF086322">
+    <w:lvl w:ilvl="3" w:tplc="50AC2D04">
       <w:start w:val="1"/>
       <w:numFmt w:val="bullet"/>
       <w:lvlText w:val="●"/>
@@ -42535,7 +42531,7 @@
         <w:ind w:left="2880" w:hanging="360"/>
       </w:pPr>
     </w:lvl>
-    <w:lvl w:ilvl="4" w:tplc="7A9E64DC">
+    <w:lvl w:ilvl="4" w:tplc="5922064C">
       <w:start w:val="1"/>
       <w:numFmt w:val="bullet"/>
       <w:lvlText w:val="○"/>
@@ -42544,7 +42540,7 @@
         <w:ind w:left="3600" w:hanging="360"/>
       </w:pPr>
     </w:lvl>
-    <w:lvl w:ilvl="5" w:tplc="DA30FB08">
+    <w:lvl w:ilvl="5" w:tplc="F99A2486">
       <w:start w:val="1"/>
       <w:numFmt w:val="bullet"/>
       <w:lvlText w:val="■"/>
@@ -42553,7 +42549,7 @@
         <w:ind w:left="4320" w:hanging="360"/>
       </w:pPr>
     </w:lvl>
-    <w:lvl w:ilvl="6" w:tplc="FCB2BD90">
+    <w:lvl w:ilvl="6" w:tplc="7B782BD6">
       <w:start w:val="1"/>
       <w:numFmt w:val="bullet"/>
       <w:lvlText w:val="●"/>
@@ -42562,7 +42558,7 @@
         <w:ind w:left="5040" w:hanging="360"/>
       </w:pPr>
     </w:lvl>
-    <w:lvl w:ilvl="7" w:tplc="F6D020FA">
+    <w:lvl w:ilvl="7" w:tplc="12661386">
       <w:start w:val="1"/>
       <w:numFmt w:val="bullet"/>
       <w:lvlText w:val="●"/>
@@ -42571,7 +42567,7 @@
         <w:ind w:left="5760" w:hanging="360"/>
       </w:pPr>
     </w:lvl>
-    <w:lvl w:ilvl="8" w:tplc="6C42A58A">
+    <w:lvl w:ilvl="8" w:tplc="41909FF4">
       <w:start w:val="1"/>
       <w:numFmt w:val="bullet"/>
       <w:lvlText w:val="●"/>
@@ -42581,7 +42577,7 @@
       </w:pPr>
     </w:lvl>
   </w:abstractNum>
-  <w:num w:numId="1" w16cid:durableId="400324672">
+  <w:num w:numId="1" w16cid:durableId="94251001">
     <w:abstractNumId w:val="0"/>
     <w:lvlOverride w:ilvl="0">
       <w:startOverride w:val="1"/>
@@ -43204,7 +43200,7 @@
     <w:autoRedefine/>
     <w:uiPriority w:val="39"/>
     <w:unhideWhenUsed/>
-    <w:rsid w:val="00413E4F"/>
+    <w:rsid w:val="00BF405F"/>
     <w:pPr>
       <w:spacing w:after="100"/>
     </w:pPr>
@@ -43216,7 +43212,7 @@
     <w:autoRedefine/>
     <w:uiPriority w:val="39"/>
     <w:unhideWhenUsed/>
-    <w:rsid w:val="00413E4F"/>
+    <w:rsid w:val="00BF405F"/>
     <w:pPr>
       <w:spacing w:after="100"/>
       <w:ind w:left="240"/>
@@ -43229,7 +43225,7 @@
     <w:autoRedefine/>
     <w:uiPriority w:val="39"/>
     <w:unhideWhenUsed/>
-    <w:rsid w:val="00413E4F"/>
+    <w:rsid w:val="00BF405F"/>
     <w:pPr>
       <w:spacing w:after="100"/>
       <w:ind w:left="480"/>
